--- a/outputs/report/tobit_analysis_report.docx
+++ b/outputs/report/tobit_analysis_report.docx
@@ -2,13 +2,13 @@
 <file path=word/document.xml><?xml version="1.0" encoding="utf-8"?>
 <w:document xmlns:w="http://schemas.openxmlformats.org/wordprocessingml/2006/main" xmlns:m="http://schemas.openxmlformats.org/officeDocument/2006/math" xmlns:r="http://schemas.openxmlformats.org/officeDocument/2006/relationships" xmlns:o="urn:schemas-microsoft-com:office:office" xmlns:v="urn:schemas-microsoft-com:vml" xmlns:w10="urn:schemas-microsoft-com:office:word" xmlns:a="http://schemas.openxmlformats.org/drawingml/2006/main" xmlns:pic="http://schemas.openxmlformats.org/drawingml/2006/picture" xmlns:wp="http://schemas.openxmlformats.org/drawingml/2006/wordprocessingDrawing">
   <w:body>
-    <w:bookmarkStart w:id="11" w:name="scientific-analysis-of-moral-judgments"/>
+    <w:bookmarkStart w:id="12" w:name="Xf2ec32a717f830534e79f38271b7aae45dab892"/>
     <w:p>
       <w:pPr>
         <w:pStyle w:val="Heading1"/>
       </w:pPr>
       <w:r>
-        <w:t xml:space="preserve">Scientific Analysis of Moral Judgments</w:t>
+        <w:t xml:space="preserve">Scientific Analysis of Moral Judgments with Tobit and CLAD Robustness Checks</w:t>
       </w:r>
     </w:p>
     <w:bookmarkStart w:id="9" w:name="dataset-description"/>
@@ -29,7 +29,49 @@
       </w:r>
     </w:p>
     <w:bookmarkEnd w:id="9"/>
-    <w:bookmarkStart w:id="10" w:name="pdf-comprehensive-report-generated"/>
+    <w:bookmarkStart w:id="10" w:name="hypothesis-conclusion-summary"/>
+    <w:p>
+      <w:pPr>
+        <w:pStyle w:val="Heading2"/>
+      </w:pPr>
+      <w:r>
+        <w:t xml:space="preserve">Hypothesis Conclusion Summary</w:t>
+      </w:r>
+    </w:p>
+    <w:p>
+      <w:pPr>
+        <w:pStyle w:val="FirstParagraph"/>
+      </w:pPr>
+      <w:r>
+        <w:t xml:space="preserve">Each conclusion below is generated from the current coefficient outputs, with CLAD statements restricted to models that completed with convergence.</w:t>
+      </w:r>
+      <w:r>
+        <w:t xml:space="preserve"> </w:t>
+      </w:r>
+      <w:r>
+        <w:t xml:space="preserve">- H1. Original hypothesis: Higher empathy predicts lower moral-judgment scores for harmful decisions. Tobit conclusion: the available models do not support the hypothesis. Model A does not support the hypothesis; Empathy composite (average) is negative but not statistically significant (p = 0.475). Model B does not support the hypothesis; none of the empathy subscale main effects are statistically significant, and the closest signal is Empathy: Perspective taking with a positive association (p = 0.159). Additional statistically significant signals include Personal distress x outgroup perpetrator with a positive association (p = 0.013) and Age with a positive association (p = 0.036). CLAD conclusion: the available models do not support the hypothesis. Only converged CLAD specifications are interpreted here. Model A is not interpreted because the CLAD optimization did not converge after 2000 iterations. Model B does not support the hypothesis; none of the empathy subscale main effects are statistically significant, and the closest signal is Empathy: Personal distress with a negative association (p = 0.680).</w:t>
+      </w:r>
+      <w:r>
+        <w:t xml:space="preserve"> </w:t>
+      </w:r>
+      <w:r>
+        <w:t xml:space="preserve">- H2a. Original hypothesis: Same-faculty harm receives lower moral-judgment scores than cross-faculty harm. Tobit conclusion: the available models do not support the hypothesis. Model A does not support the hypothesis; Negotiator and victim share faculty is positive but not statistically significant (p = 0.920). Model B does not support the hypothesis; Negotiator and victim share faculty is positive but not statistically significant (p = 0.879). Additional statistically significant signals include Age with a positive association (p = 0.015). CLAD conclusion: the available models do not support the hypothesis. Only converged CLAD specifications are interpreted here. Model A does not support the hypothesis; Negotiator and victim share faculty is positive but not statistically significant (p = 0.874). Model B is not interpreted because the CLAD optimization did not converge after 2000 iterations. Additional statistically significant signals include Man (ref = woman) with a negative association (p = 0.002) and Empathy composite (average) with a negative association (p = 0.003).</w:t>
+      </w:r>
+      <w:r>
+        <w:t xml:space="preserve"> </w:t>
+      </w:r>
+      <w:r>
+        <w:t xml:space="preserve">- H2b. Original hypothesis: Outgroup perpetrators receive lower moral-judgment scores than ingroup perpetrators. Tobit conclusion: the available models do not support the hypothesis. Model A does not support the hypothesis; Outgroup perpetrator (ref = ingroup) is negative but not statistically significant (p = 0.446). Model B does not support the hypothesis; Outgroup perpetrator (ref = ingroup) is negative but not statistically significant (p = 0.813). Additional statistically significant signals include Personal distress x outgroup perpetrator with a positive association (p = 0.013) and Age with a positive association (p = 0.036). CLAD conclusion: the available models do not support the hypothesis. Only converged CLAD specifications are interpreted here. Model A is not interpreted because the CLAD optimization did not converge after 2000 iterations. Model B does not support the hypothesis; Outgroup perpetrator (ref = ingroup) is negative but not statistically significant (p = 0.884).</w:t>
+      </w:r>
+      <w:r>
+        <w:t xml:space="preserve"> </w:t>
+      </w:r>
+      <w:r>
+        <w:t xml:space="preserve">- H3. Original hypothesis: The empathy effect is stronger in outgroup cases than in ingroup cases. Tobit conclusion: the available models do not support the hypothesis and at least one model points in the opposite direction. Model A does not support the hypothesis; Empathy x outgroup perpetrator is positive but not statistically significant (p = 0.477). Model B points in the opposite direction through Personal distress x outgroup perpetrator with a positive association (p = 0.013). Additional statistically significant signals include Age with a positive association (p = 0.036). CLAD conclusion: the available models do not support the hypothesis. Only converged CLAD specifications are interpreted here. Model A is not interpreted because the CLAD optimization did not converge after 2000 iterations. Model B does not support the hypothesis; none of the empathy-dimension x outgroup interactions are statistically significant, and the closest signal is Personal distress x outgroup perpetrator with a positive association (p = 0.494).</w:t>
+      </w:r>
+    </w:p>
+    <w:bookmarkEnd w:id="10"/>
+    <w:bookmarkStart w:id="11" w:name="pdf-comprehensive-report-generated"/>
     <w:p>
       <w:pPr>
         <w:pStyle w:val="Heading2"/>
@@ -73,11 +115,11 @@
         <w:t xml:space="preserve"> </w:t>
       </w:r>
       <w:r>
-        <w:t xml:space="preserve">folder for the fully documented mathematical formulations, dual model hypothesis testing, and the algorithmically interpreted natural language coefficients.</w:t>
+        <w:t xml:space="preserve">folder for the fully documented Tobit and CLAD mathematical formulations, dual-estimator hypothesis testing, and the algorithmically interpreted natural language coefficients.</w:t>
       </w:r>
     </w:p>
-    <w:bookmarkEnd w:id="10"/>
     <w:bookmarkEnd w:id="11"/>
+    <w:bookmarkEnd w:id="12"/>
     <w:sectPr>
       <w:footnotePr>
         <w:numRestart w:val="eachSect"/>

--- a/outputs/report/tobit_analysis_report.docx
+++ b/outputs/report/tobit_analysis_report.docx
@@ -2,13 +2,13 @@
 <file path=word/document.xml><?xml version="1.0" encoding="utf-8"?>
 <w:document xmlns:w="http://schemas.openxmlformats.org/wordprocessingml/2006/main" xmlns:m="http://schemas.openxmlformats.org/officeDocument/2006/math" xmlns:r="http://schemas.openxmlformats.org/officeDocument/2006/relationships" xmlns:o="urn:schemas-microsoft-com:office:office" xmlns:v="urn:schemas-microsoft-com:vml" xmlns:w10="urn:schemas-microsoft-com:office:word" xmlns:a="http://schemas.openxmlformats.org/drawingml/2006/main" xmlns:pic="http://schemas.openxmlformats.org/drawingml/2006/picture" xmlns:wp="http://schemas.openxmlformats.org/drawingml/2006/wordprocessingDrawing">
   <w:body>
-    <w:bookmarkStart w:id="12" w:name="Xf2ec32a717f830534e79f38271b7aae45dab892"/>
+    <w:bookmarkStart w:id="25" w:name="Xd4949d05ddf1f984e0b797806952ce6dfbf601b"/>
     <w:p>
       <w:pPr>
         <w:pStyle w:val="Heading1"/>
       </w:pPr>
       <w:r>
-        <w:t xml:space="preserve">Scientific Analysis of Moral Judgments with Tobit and CLAD Robustness Checks</w:t>
+        <w:t xml:space="preserve">Scientific Analysis of Moral Judgments with Tobit and Cluster-Aware Non-Parametric Robustness Checks</w:t>
       </w:r>
     </w:p>
     <w:bookmarkStart w:id="9" w:name="dataset-description"/>
@@ -29,12 +29,434 @@
       </w:r>
     </w:p>
     <w:bookmarkEnd w:id="9"/>
-    <w:bookmarkStart w:id="10" w:name="hypothesis-conclusion-summary"/>
+    <w:bookmarkStart w:id="10" w:name="hypothesis-significance-summary"/>
     <w:p>
       <w:pPr>
         <w:pStyle w:val="Heading2"/>
       </w:pPr>
       <w:r>
+        <w:t xml:space="preserve">Hypothesis Significance Summary</w:t>
+      </w:r>
+    </w:p>
+    <w:p>
+      <w:pPr>
+        <w:pStyle w:val="FirstParagraph"/>
+      </w:pPr>
+      <w:r>
+        <w:t xml:space="preserve">Only hypothesis-relevant predictors with p &lt; 0.10 are shown below. Symbols follow the rule</w:t>
+      </w:r>
+      <w:r>
+        <w:t xml:space="preserve"> </w:t>
+      </w:r>
+      <w:r>
+        <w:rPr>
+          <w:rStyle w:val="VerbatimChar"/>
+        </w:rPr>
+        <w:t xml:space="preserve">+</w:t>
+      </w:r>
+      <w:r>
+        <w:t xml:space="preserve"> </w:t>
+      </w:r>
+      <w:r>
+        <w:t xml:space="preserve">for p &lt; 0.10,</w:t>
+      </w:r>
+      <w:r>
+        <w:t xml:space="preserve"> </w:t>
+      </w:r>
+      <w:r>
+        <w:rPr>
+          <w:rStyle w:val="VerbatimChar"/>
+        </w:rPr>
+        <w:t xml:space="preserve">*</w:t>
+      </w:r>
+      <w:r>
+        <w:t xml:space="preserve"> </w:t>
+      </w:r>
+      <w:r>
+        <w:t xml:space="preserve">for p &lt; 0.05, and</w:t>
+      </w:r>
+      <w:r>
+        <w:t xml:space="preserve"> </w:t>
+      </w:r>
+      <w:r>
+        <w:rPr>
+          <w:rStyle w:val="VerbatimChar"/>
+        </w:rPr>
+        <w:t xml:space="preserve">**</w:t>
+      </w:r>
+      <w:r>
+        <w:t xml:space="preserve"> </w:t>
+      </w:r>
+      <w:r>
+        <w:t xml:space="preserve">for p &lt; 0.01. If bootstrap is disabled for a run, too few non-parametric bootstrap refits succeed, or the non-parametric fit does not converge, the non-parametric column reports that status explicitly. Dynamic figures are generated only for predictors that appear here with at least one significance symbol.</w:t>
+      </w:r>
+      <w:r>
+        <w:t xml:space="preserve"> </w:t>
+      </w:r>
+      <w:r>
+        <w:t xml:space="preserve">| Hypothesis | Tobit significant predictors | Non-parametric significant predictors |</w:t>
+      </w:r>
+      <w:r>
+        <w:t xml:space="preserve"> </w:t>
+      </w:r>
+      <w:r>
+        <w:t xml:space="preserve">| — | — | — |</w:t>
+      </w:r>
+      <w:r>
+        <w:t xml:space="preserve"> </w:t>
+      </w:r>
+      <w:r>
+        <w:t xml:space="preserve">| Higher empathy predicts lower moral-judgment scores for harmful decisions. | Empathy: Perspective taking+ | None |</w:t>
+      </w:r>
+      <w:r>
+        <w:t xml:space="preserve"> </w:t>
+      </w:r>
+      <w:r>
+        <w:t xml:space="preserve">| Same-faculty harm receives lower moral-judgment scores than cross-faculty harm. | None | None |</w:t>
+      </w:r>
+      <w:r>
+        <w:t xml:space="preserve"> </w:t>
+      </w:r>
+      <w:r>
+        <w:t xml:space="preserve">| Outgroup perpetrators receive lower moral-judgment scores than ingroup perpetrators. | None | None |</w:t>
+      </w:r>
+      <w:r>
+        <w:t xml:space="preserve"> </w:t>
+      </w:r>
+      <w:r>
+        <w:t xml:space="preserve">| The empathy effect is stronger in outgroup cases than in ingroup cases. | Personal distress x outgroup perpetrator</w:t>
+      </w:r>
+      <w:r>
+        <w:rPr>
+          <w:b/>
+          <w:bCs/>
+        </w:rPr>
+        <w:t xml:space="preserve">; Empathic concern x outgroup perpetrator</w:t>
+      </w:r>
+      <w:r>
+        <w:t xml:space="preserve"> </w:t>
+      </w:r>
+      <w:r>
+        <w:t xml:space="preserve">| Personal distress x outgroup perpetrator</w:t>
+      </w:r>
+      <w:r>
+        <w:rPr>
+          <w:b/>
+          <w:bCs/>
+        </w:rPr>
+        <w:t xml:space="preserve">; Empathic concern x outgroup perpetrator</w:t>
+      </w:r>
+      <w:r>
+        <w:t xml:space="preserve"> </w:t>
+      </w:r>
+      <w:r>
+        <w:t xml:space="preserve">|</w:t>
+      </w:r>
+    </w:p>
+    <w:bookmarkEnd w:id="10"/>
+    <w:bookmarkStart w:id="22" w:name="significance-driven-figures"/>
+    <w:p>
+      <w:pPr>
+        <w:pStyle w:val="Heading2"/>
+      </w:pPr>
+      <w:r>
+        <w:t xml:space="preserve">Significance-Driven Figures</w:t>
+      </w:r>
+    </w:p>
+    <w:p>
+      <w:pPr>
+        <w:pStyle w:val="FirstParagraph"/>
+      </w:pPr>
+      <w:r>
+        <w:t xml:space="preserve">Only hypothesis-relevant predictors that reach at least</w:t>
+      </w:r>
+      <w:r>
+        <w:t xml:space="preserve"> </w:t>
+      </w:r>
+      <w:r>
+        <w:rPr>
+          <w:rStyle w:val="VerbatimChar"/>
+        </w:rPr>
+        <w:t xml:space="preserve">p &lt; .10</w:t>
+      </w:r>
+      <w:r>
+        <w:t xml:space="preserve"> </w:t>
+      </w:r>
+      <w:r>
+        <w:t xml:space="preserve">are visualized automatically. These figures rely on the saved Tobit and clustered non-parametric fits, and</w:t>
+      </w:r>
+      <w:r>
+        <w:t xml:space="preserve"> </w:t>
+      </w:r>
+      <w:r>
+        <w:rPr>
+          <w:rStyle w:val="VerbatimChar"/>
+        </w:rPr>
+        <w:t xml:space="preserve">id</w:t>
+      </w:r>
+      <w:r>
+        <w:t xml:space="preserve"> </w:t>
+      </w:r>
+      <w:r>
+        <w:t xml:space="preserve">remains only an inference-level clustering unit.</w:t>
+      </w:r>
+    </w:p>
+    <w:bookmarkStart w:id="14" w:name="h1-empathy-effect"/>
+    <w:p>
+      <w:pPr>
+        <w:pStyle w:val="Heading3"/>
+      </w:pPr>
+      <w:r>
+        <w:t xml:space="preserve">H1: Empathy effect</w:t>
+      </w:r>
+    </w:p>
+    <w:p>
+      <w:pPr>
+        <w:pStyle w:val="FirstParagraph"/>
+      </w:pPr>
+      <w:r>
+        <w:t xml:space="preserve">Empathy: Perspective taking is statistically significant in the Tobit model (+, p = 0.064). The figure below shows that across the observed range, higher Empathy: Perspective taking corresponds to higher predicted latent judgment.</w:t>
+      </w:r>
+    </w:p>
+    <w:p>
+      <w:pPr>
+        <w:pStyle w:val="CaptionedFigure"/>
+      </w:pPr>
+      <w:r>
+        <w:drawing>
+          <wp:inline>
+            <wp:extent cx="5334000" cy="3692769"/>
+            <wp:effectExtent b="0" l="0" r="0" t="0"/>
+            <wp:docPr descr="Effect Plot for Empathy: Perspective taking in H1: Empathy effect. Support comes from the Tobit model (+, p = 0.064). The panels show predicted latent judgments with 95% confidence intervals." title="" id="12" name="Picture"/>
+            <a:graphic>
+              <a:graphicData uri="http://schemas.openxmlformats.org/drawingml/2006/picture">
+                <pic:pic>
+                  <pic:nvPicPr>
+                    <pic:cNvPr descr="../figures/figure_sig_H1_iri_pt.png" id="13" name="Picture"/>
+                    <pic:cNvPicPr>
+                      <a:picLocks noChangeArrowheads="1" noChangeAspect="1"/>
+                    </pic:cNvPicPr>
+                  </pic:nvPicPr>
+                  <pic:blipFill>
+                    <a:blip r:embed="rId11"/>
+                    <a:stretch>
+                      <a:fillRect/>
+                    </a:stretch>
+                  </pic:blipFill>
+                  <pic:spPr bwMode="auto">
+                    <a:xfrm>
+                      <a:off x="0" y="0"/>
+                      <a:ext cx="5334000" cy="3692769"/>
+                    </a:xfrm>
+                    <a:prstGeom prst="rect">
+                      <a:avLst/>
+                    </a:prstGeom>
+                    <a:noFill/>
+                    <a:ln w="9525">
+                      <a:noFill/>
+                      <a:headEnd/>
+                      <a:tailEnd/>
+                    </a:ln>
+                  </pic:spPr>
+                </pic:pic>
+              </a:graphicData>
+            </a:graphic>
+          </wp:inline>
+        </w:drawing>
+      </w:r>
+    </w:p>
+    <w:p>
+      <w:pPr>
+        <w:pStyle w:val="ImageCaption"/>
+      </w:pPr>
+      <w:r>
+        <w:t xml:space="preserve">Effect Plot for Empathy: Perspective taking in H1: Empathy effect. Support comes from the Tobit model (+, p = 0.064). The panels show predicted latent judgments with 95% confidence intervals.</w:t>
+      </w:r>
+    </w:p>
+    <w:bookmarkEnd w:id="14"/>
+    <w:bookmarkStart w:id="21" w:name="h3-moderation"/>
+    <w:p>
+      <w:pPr>
+        <w:pStyle w:val="Heading3"/>
+      </w:pPr>
+      <w:r>
+        <w:t xml:space="preserve">H3: Moderation</w:t>
+      </w:r>
+    </w:p>
+    <w:p>
+      <w:pPr>
+        <w:pStyle w:val="FirstParagraph"/>
+      </w:pPr>
+      <w:r>
+        <w:t xml:space="preserve">Personal distress x outgroup perpetrator is statistically significant in the clustered non-parametric model (</w:t>
+      </w:r>
+      <w:r>
+        <w:rPr>
+          <w:b/>
+          <w:bCs/>
+        </w:rPr>
+        <w:t xml:space="preserve">, p &lt; 0.001) and the Tobit model (</w:t>
+      </w:r>
+      <w:r>
+        <w:t xml:space="preserve">, p &lt; 0.001). The figure below shows that both estimator panels indicate that the predicted relationship rises most sharply for Empathy: Personal distress when the condition is Outgroup perpetrator.</w:t>
+      </w:r>
+    </w:p>
+    <w:p>
+      <w:pPr>
+        <w:pStyle w:val="CaptionedFigure"/>
+      </w:pPr>
+      <w:r>
+        <w:drawing>
+          <wp:inline>
+            <wp:extent cx="5334000" cy="2400300"/>
+            <wp:effectExtent b="0" l="0" r="0" t="0"/>
+            <wp:docPr descr="Interaction Plot for Personal distress x outgroup perpetrator in H3: Moderation. Support comes from the clustered non-parametric model (, p &lt; 0.001) and the Tobit model (, p &lt; 0.001). The panels show predicted latent judgments with 95% confidence intervals." title="" id="16" name="Picture"/>
+            <a:graphic>
+              <a:graphicData uri="http://schemas.openxmlformats.org/drawingml/2006/picture">
+                <pic:pic>
+                  <pic:nvPicPr>
+                    <pic:cNvPr descr="../figures/figure_sig_H3_iri_pd_perp_outgroup.png" id="17" name="Picture"/>
+                    <pic:cNvPicPr>
+                      <a:picLocks noChangeArrowheads="1" noChangeAspect="1"/>
+                    </pic:cNvPicPr>
+                  </pic:nvPicPr>
+                  <pic:blipFill>
+                    <a:blip r:embed="rId15"/>
+                    <a:stretch>
+                      <a:fillRect/>
+                    </a:stretch>
+                  </pic:blipFill>
+                  <pic:spPr bwMode="auto">
+                    <a:xfrm>
+                      <a:off x="0" y="0"/>
+                      <a:ext cx="5334000" cy="2400300"/>
+                    </a:xfrm>
+                    <a:prstGeom prst="rect">
+                      <a:avLst/>
+                    </a:prstGeom>
+                    <a:noFill/>
+                    <a:ln w="9525">
+                      <a:noFill/>
+                      <a:headEnd/>
+                      <a:tailEnd/>
+                    </a:ln>
+                  </pic:spPr>
+                </pic:pic>
+              </a:graphicData>
+            </a:graphic>
+          </wp:inline>
+        </w:drawing>
+      </w:r>
+    </w:p>
+    <w:p>
+      <w:pPr>
+        <w:pStyle w:val="ImageCaption"/>
+      </w:pPr>
+      <w:r>
+        <w:t xml:space="preserve">Interaction Plot for Personal distress x outgroup perpetrator in H3: Moderation. Support comes from the clustered non-parametric model (</w:t>
+      </w:r>
+      <w:r>
+        <w:rPr>
+          <w:b/>
+          <w:bCs/>
+        </w:rPr>
+        <w:t xml:space="preserve">, p &lt; 0.001) and the Tobit model (</w:t>
+      </w:r>
+      <w:r>
+        <w:t xml:space="preserve">, p &lt; 0.001). The panels show predicted latent judgments with 95% confidence intervals.</w:t>
+      </w:r>
+    </w:p>
+    <w:p>
+      <w:pPr>
+        <w:pStyle w:val="BodyText"/>
+      </w:pPr>
+      <w:r>
+        <w:t xml:space="preserve">Empathic concern x outgroup perpetrator is statistically significant in the clustered non-parametric model (</w:t>
+      </w:r>
+      <w:r>
+        <w:rPr>
+          <w:b/>
+          <w:bCs/>
+        </w:rPr>
+        <w:t xml:space="preserve">, p &lt; 0.001) and the Tobit model (</w:t>
+      </w:r>
+      <w:r>
+        <w:t xml:space="preserve">, p = 0.010). The figure below shows that both estimator panels indicate that the predicted relationship falls most sharply for Empathy: Empathic concern when the condition is Outgroup perpetrator.</w:t>
+      </w:r>
+    </w:p>
+    <w:p>
+      <w:pPr>
+        <w:pStyle w:val="CaptionedFigure"/>
+      </w:pPr>
+      <w:r>
+        <w:drawing>
+          <wp:inline>
+            <wp:extent cx="5334000" cy="2400300"/>
+            <wp:effectExtent b="0" l="0" r="0" t="0"/>
+            <wp:docPr descr="Interaction Plot for Empathic concern x outgroup perpetrator in H3: Moderation. Support comes from the clustered non-parametric model (, p &lt; 0.001) and the Tobit model (, p = 0.010). The panels show predicted latent judgments with 95% confidence intervals." title="" id="19" name="Picture"/>
+            <a:graphic>
+              <a:graphicData uri="http://schemas.openxmlformats.org/drawingml/2006/picture">
+                <pic:pic>
+                  <pic:nvPicPr>
+                    <pic:cNvPr descr="../figures/figure_sig_H3_iri_ec_perp_outgroup.png" id="20" name="Picture"/>
+                    <pic:cNvPicPr>
+                      <a:picLocks noChangeArrowheads="1" noChangeAspect="1"/>
+                    </pic:cNvPicPr>
+                  </pic:nvPicPr>
+                  <pic:blipFill>
+                    <a:blip r:embed="rId18"/>
+                    <a:stretch>
+                      <a:fillRect/>
+                    </a:stretch>
+                  </pic:blipFill>
+                  <pic:spPr bwMode="auto">
+                    <a:xfrm>
+                      <a:off x="0" y="0"/>
+                      <a:ext cx="5334000" cy="2400300"/>
+                    </a:xfrm>
+                    <a:prstGeom prst="rect">
+                      <a:avLst/>
+                    </a:prstGeom>
+                    <a:noFill/>
+                    <a:ln w="9525">
+                      <a:noFill/>
+                      <a:headEnd/>
+                      <a:tailEnd/>
+                    </a:ln>
+                  </pic:spPr>
+                </pic:pic>
+              </a:graphicData>
+            </a:graphic>
+          </wp:inline>
+        </w:drawing>
+      </w:r>
+    </w:p>
+    <w:p>
+      <w:pPr>
+        <w:pStyle w:val="ImageCaption"/>
+      </w:pPr>
+      <w:r>
+        <w:t xml:space="preserve">Interaction Plot for Empathic concern x outgroup perpetrator in H3: Moderation. Support comes from the clustered non-parametric model (</w:t>
+      </w:r>
+      <w:r>
+        <w:rPr>
+          <w:b/>
+          <w:bCs/>
+        </w:rPr>
+        <w:t xml:space="preserve">, p &lt; 0.001) and the Tobit model (</w:t>
+      </w:r>
+      <w:r>
+        <w:t xml:space="preserve">, p = 0.010). The panels show predicted latent judgments with 95% confidence intervals.</w:t>
+      </w:r>
+    </w:p>
+    <w:bookmarkEnd w:id="21"/>
+    <w:bookmarkEnd w:id="22"/>
+    <w:bookmarkStart w:id="23" w:name="hypothesis-conclusion-summary"/>
+    <w:p>
+      <w:pPr>
+        <w:pStyle w:val="Heading2"/>
+      </w:pPr>
+      <w:r>
         <w:t xml:space="preserve">Hypothesis Conclusion Summary</w:t>
       </w:r>
     </w:p>
@@ -43,35 +465,35 @@
         <w:pStyle w:val="FirstParagraph"/>
       </w:pPr>
       <w:r>
-        <w:t xml:space="preserve">Each conclusion below is generated from the current coefficient outputs, with CLAD statements restricted to models that completed with convergence.</w:t>
-      </w:r>
-      <w:r>
-        <w:t xml:space="preserve"> </w:t>
-      </w:r>
-      <w:r>
-        <w:t xml:space="preserve">- H1. Original hypothesis: Higher empathy predicts lower moral-judgment scores for harmful decisions. Tobit conclusion: the available models do not support the hypothesis. Model A does not support the hypothesis; Empathy composite (average) is negative but not statistically significant (p = 0.475). Model B does not support the hypothesis; none of the empathy subscale main effects are statistically significant, and the closest signal is Empathy: Perspective taking with a positive association (p = 0.159). Additional statistically significant signals include Personal distress x outgroup perpetrator with a positive association (p = 0.013) and Age with a positive association (p = 0.036). CLAD conclusion: the available models do not support the hypothesis. Only converged CLAD specifications are interpreted here. Model A is not interpreted because the CLAD optimization did not converge after 2000 iterations. Model B does not support the hypothesis; none of the empathy subscale main effects are statistically significant, and the closest signal is Empathy: Personal distress with a negative association (p = 0.680).</w:t>
-      </w:r>
-      <w:r>
-        <w:t xml:space="preserve"> </w:t>
-      </w:r>
-      <w:r>
-        <w:t xml:space="preserve">- H2a. Original hypothesis: Same-faculty harm receives lower moral-judgment scores than cross-faculty harm. Tobit conclusion: the available models do not support the hypothesis. Model A does not support the hypothesis; Negotiator and victim share faculty is positive but not statistically significant (p = 0.920). Model B does not support the hypothesis; Negotiator and victim share faculty is positive but not statistically significant (p = 0.879). Additional statistically significant signals include Age with a positive association (p = 0.015). CLAD conclusion: the available models do not support the hypothesis. Only converged CLAD specifications are interpreted here. Model A does not support the hypothesis; Negotiator and victim share faculty is positive but not statistically significant (p = 0.874). Model B is not interpreted because the CLAD optimization did not converge after 2000 iterations. Additional statistically significant signals include Man (ref = woman) with a negative association (p = 0.002) and Empathy composite (average) with a negative association (p = 0.003).</w:t>
-      </w:r>
-      <w:r>
-        <w:t xml:space="preserve"> </w:t>
-      </w:r>
-      <w:r>
-        <w:t xml:space="preserve">- H2b. Original hypothesis: Outgroup perpetrators receive lower moral-judgment scores than ingroup perpetrators. Tobit conclusion: the available models do not support the hypothesis. Model A does not support the hypothesis; Outgroup perpetrator (ref = ingroup) is negative but not statistically significant (p = 0.446). Model B does not support the hypothesis; Outgroup perpetrator (ref = ingroup) is negative but not statistically significant (p = 0.813). Additional statistically significant signals include Personal distress x outgroup perpetrator with a positive association (p = 0.013) and Age with a positive association (p = 0.036). CLAD conclusion: the available models do not support the hypothesis. Only converged CLAD specifications are interpreted here. Model A is not interpreted because the CLAD optimization did not converge after 2000 iterations. Model B does not support the hypothesis; Outgroup perpetrator (ref = ingroup) is negative but not statistically significant (p = 0.884).</w:t>
-      </w:r>
-      <w:r>
-        <w:t xml:space="preserve"> </w:t>
-      </w:r>
-      <w:r>
-        <w:t xml:space="preserve">- H3. Original hypothesis: The empathy effect is stronger in outgroup cases than in ingroup cases. Tobit conclusion: the available models do not support the hypothesis and at least one model points in the opposite direction. Model A does not support the hypothesis; Empathy x outgroup perpetrator is positive but not statistically significant (p = 0.477). Model B points in the opposite direction through Personal distress x outgroup perpetrator with a positive association (p = 0.013). Additional statistically significant signals include Age with a positive association (p = 0.036). CLAD conclusion: the available models do not support the hypothesis. Only converged CLAD specifications are interpreted here. Model A is not interpreted because the CLAD optimization did not converge after 2000 iterations. Model B does not support the hypothesis; none of the empathy-dimension x outgroup interactions are statistically significant, and the closest signal is Personal distress x outgroup perpetrator with a positive association (p = 0.494).</w:t>
-      </w:r>
-    </w:p>
-    <w:bookmarkEnd w:id="10"/>
-    <w:bookmarkStart w:id="11" w:name="pdf-comprehensive-report-generated"/>
+        <w:t xml:space="preserve">Each conclusion below is generated from the current coefficient outputs. Non-parametric statements are interpreted when participant-level cluster-bootstrap inference is available and are otherwise labeled explicitly.</w:t>
+      </w:r>
+      <w:r>
+        <w:t xml:space="preserve"> </w:t>
+      </w:r>
+      <w:r>
+        <w:t xml:space="preserve">- H1. Original hypothesis: Higher empathy predicts lower moral-judgment scores for harmful decisions. Tobit conclusion: the available models do not support the hypothesis. Model A does not support the hypothesis; Empathy composite (average) is negative but not statistically significant (p = 0.517). Model B does not support the hypothesis; none of the empathy subscale main effects are statistically significant, and the closest signal is Empathy: Perspective taking with a positive association (p = 0.064). Additional statistically significant signals include Personal distress x outgroup perpetrator with a positive association (p &lt; 0.001) and Empathic concern x outgroup perpetrator with a negative association (p = 0.010). Non-parametric conclusion: the available models do not support the hypothesis. Only non-parametric specifications with available cluster-bootstrap inference are interpreted here. Model A is not interpreted because the non-parametric optimization did not converge after 2000 iterations. Model B does not support the hypothesis; none of the empathy subscale main effects are statistically significant, and the closest signal is Empathy: Perspective taking with a positive association (p = 0.347). Additional statistically significant signals include Empathic concern x outgroup perpetrator with a negative association (p &lt; 0.001) and Personal distress x outgroup perpetrator with a positive association (p &lt; 0.001).</w:t>
+      </w:r>
+      <w:r>
+        <w:t xml:space="preserve"> </w:t>
+      </w:r>
+      <w:r>
+        <w:t xml:space="preserve">- H2a. Original hypothesis: Same-faculty harm receives lower moral-judgment scores than cross-faculty harm. Tobit conclusion: the available models do not support the hypothesis. Model A does not support the hypothesis; Negotiator and victim share faculty is negative but not statistically significant (p = 0.751). Model B does not support the hypothesis; Negotiator and victim share faculty is negative but not statistically significant (p = 0.670). Additional statistically significant signals include Observer role (ref = victim) with a positive association (p = 0.013) and Empathy: Empathic concern with a negative association (p = 0.014). Non-parametric conclusion: the available models do not support the hypothesis. Model A does not support the hypothesis; Negotiator and victim share faculty is positive but not statistically significant (p = 0.535). Model B does not support the hypothesis; Negotiator and victim share faculty is positive but not statistically significant (p = 0.477). Additional statistically significant signals include Age with a positive association (p = 0.008) and Observer role (ref = victim) with a positive association (p = 0.025).</w:t>
+      </w:r>
+      <w:r>
+        <w:t xml:space="preserve"> </w:t>
+      </w:r>
+      <w:r>
+        <w:t xml:space="preserve">- H2b. Original hypothesis: Outgroup perpetrators receive lower moral-judgment scores than ingroup perpetrators. Tobit conclusion: the available models do not support the hypothesis. Model A does not support the hypothesis; Outgroup perpetrator (ref = ingroup) is negative but not statistically significant (p = 0.930). Model B does not support the hypothesis; Outgroup perpetrator (ref = ingroup) is positive but not statistically significant (p = 0.740). Additional statistically significant signals include Personal distress x outgroup perpetrator with a positive association (p &lt; 0.001) and Empathic concern x outgroup perpetrator with a negative association (p = 0.010). Non-parametric conclusion: the available models do not support the hypothesis. Only non-parametric specifications with available cluster-bootstrap inference are interpreted here. Model A is not interpreted because the non-parametric optimization did not converge after 2000 iterations. Model B does not support the hypothesis; Outgroup perpetrator (ref = ingroup) is negative but not statistically significant (p = 0.949). Additional statistically significant signals include Empathic concern x outgroup perpetrator with a negative association (p &lt; 0.001) and Personal distress x outgroup perpetrator with a positive association (p &lt; 0.001).</w:t>
+      </w:r>
+      <w:r>
+        <w:t xml:space="preserve"> </w:t>
+      </w:r>
+      <w:r>
+        <w:t xml:space="preserve">- H3. Original hypothesis: The empathy effect is stronger in outgroup cases than in ingroup cases. Tobit conclusion: the evidence is mixed but offers partial support for the hypothesis. Model A does not support the hypothesis; Empathy x outgroup perpetrator is negative but not statistically significant (p = 0.928). Model B supports the hypothesis through Empathic concern x outgroup perpetrator with a negative association (p = 0.010). Additional statistically significant signals include Observer role (ref = victim) with a positive association (p = 0.016) and Age with a positive association (p = 0.034). Non-parametric conclusion: the available models support the hypothesis. Only non-parametric specifications with available cluster-bootstrap inference are interpreted here. Model A is not interpreted because the non-parametric optimization did not converge after 2000 iterations. Model B supports the hypothesis through Empathic concern x outgroup perpetrator with a negative association (p &lt; 0.001). Additional statistically significant signals include Observer role (ref = victim) with a positive association (p = 0.002) and Age with a positive association (p = 0.015).</w:t>
+      </w:r>
+    </w:p>
+    <w:bookmarkEnd w:id="23"/>
+    <w:bookmarkStart w:id="24" w:name="pdf-comprehensive-report-generated"/>
     <w:p>
       <w:pPr>
         <w:pStyle w:val="Heading2"/>
@@ -115,11 +537,11 @@
         <w:t xml:space="preserve"> </w:t>
       </w:r>
       <w:r>
-        <w:t xml:space="preserve">folder for the fully documented Tobit and CLAD mathematical formulations, dual-estimator hypothesis testing, and the algorithmically interpreted natural language coefficients.</w:t>
-      </w:r>
-    </w:p>
-    <w:bookmarkEnd w:id="11"/>
-    <w:bookmarkEnd w:id="12"/>
+        <w:t xml:space="preserve">folder for the fully documented Tobit and cluster-aware non-parametric mathematical formulations, dual-estimator hypothesis testing, and the algorithmically interpreted natural language coefficients.</w:t>
+      </w:r>
+    </w:p>
+    <w:bookmarkEnd w:id="24"/>
+    <w:bookmarkEnd w:id="25"/>
     <w:sectPr>
       <w:footnotePr>
         <w:numRestart w:val="eachSect"/>

--- a/outputs/report/tobit_analysis_report.docx
+++ b/outputs/report/tobit_analysis_report.docx
@@ -2,7 +2,7 @@
 <file path=word/document.xml><?xml version="1.0" encoding="utf-8"?>
 <w:document xmlns:w="http://schemas.openxmlformats.org/wordprocessingml/2006/main" xmlns:m="http://schemas.openxmlformats.org/officeDocument/2006/math" xmlns:r="http://schemas.openxmlformats.org/officeDocument/2006/relationships" xmlns:o="urn:schemas-microsoft-com:office:office" xmlns:v="urn:schemas-microsoft-com:vml" xmlns:w10="urn:schemas-microsoft-com:office:word" xmlns:a="http://schemas.openxmlformats.org/drawingml/2006/main" xmlns:pic="http://schemas.openxmlformats.org/drawingml/2006/picture" xmlns:wp="http://schemas.openxmlformats.org/drawingml/2006/wordprocessingDrawing">
   <w:body>
-    <w:bookmarkStart w:id="87" w:name="Xd4949d05ddf1f984e0b797806952ce6dfbf601b"/>
+    <w:bookmarkStart w:id="115" w:name="Xd4949d05ddf1f984e0b797806952ce6dfbf601b"/>
     <w:p>
       <w:pPr>
         <w:pStyle w:val="Heading1"/>
@@ -25,7 +25,7 @@
         <w:pStyle w:val="FirstParagraph"/>
       </w:pPr>
       <w:r>
-        <w:t xml:space="preserve">The empirical foundation of this project rests on two primary experimental datasets: FLORIDA and BUC. The sample consists of students from the Bucaramanga Campus. These datasets capture incentivized moral judgments from distinct socio-economic contexts. Participants were presented with standardized negotiation scenarios where a negotiator’s decision resulted in varying degrees of payoff for themselves, their own group, and a victim group. Under Option 2: judgment-level relational modeling , each judgment is treated as relational and linked both to a descriptive victim x negotiator scenario shorthand and to hypothesis-specific predictors for judged negotiator status, decision outcome, and additional relational controls.</w:t>
+        <w:t xml:space="preserve">The empirical foundation of this project rests on two primary experimental datasets: FLORIDA and BUC. The sample consists of students from both the Floridablanca and Bucaramanga Campuses. These datasets capture incentivized moral judgments from distinct socio-economic contexts. Participants were presented with standardized negotiation scenarios where a negotiator’s decision resulted in varying degrees of payoff for themselves, their own group, and a victim group. Under Option 2: judgment-level relational modeling , each judgment is treated as relational and linked both to a descriptive victim x negotiator scenario shorthand and to hypothesis-specific predictors for judged negotiator status, decision outcome, and additional relational controls.</w:t>
       </w:r>
     </w:p>
     <w:bookmarkEnd w:id="9"/>
@@ -43,16 +43,124 @@
         <w:pStyle w:val="FirstParagraph"/>
       </w:pPr>
       <w:r>
-        <w:t xml:space="preserve">Option 2 replaces isolated ingroup/outgroup indicators with explicit judgment-level relational variables built from the paired-group structure of each judgment. The analytic hypothesis models decompose that structure into the judged negotiator’s relational status, decision outcome (Accept/Reject), their interaction, and additional relational controls for the counterpart negotiator and, in observer rows, victim alignment. All hypothesis sections are now interpreted through negotiator-level relational predictors rather than descriptive case labels.</w:t>
+        <w:t xml:space="preserve">All hypothesis sections are now interpreted through negotiator-level relational predictors rather than descriptive case labels.</w:t>
       </w:r>
     </w:p>
     <w:bookmarkEnd w:id="10"/>
-    <w:bookmarkStart w:id="11" w:name="hypothesis-significance-summary"/>
+    <w:bookmarkStart w:id="11" w:name="interpretation-of-interaction-terms"/>
     <w:p>
       <w:pPr>
         <w:pStyle w:val="Heading2"/>
       </w:pPr>
       <w:r>
+        <w:t xml:space="preserve">Interpretation of Interaction Terms</w:t>
+      </w:r>
+    </w:p>
+    <w:p>
+      <w:pPr>
+        <w:pStyle w:val="FirstParagraph"/>
+      </w:pPr>
+      <w:r>
+        <w:t xml:space="preserve">The models herein employ several predefined predictors. It is important to note how interaction terms are interpreted in the context of this behavioral experiment:</w:t>
+      </w:r>
+    </w:p>
+    <w:p>
+      <w:pPr>
+        <w:pStyle w:val="Compact"/>
+        <w:numPr>
+          <w:ilvl w:val="0"/>
+          <w:numId w:val="1001"/>
+        </w:numPr>
+      </w:pPr>
+      <w:r>
+        <w:rPr>
+          <w:b/>
+          <w:bCs/>
+        </w:rPr>
+        <w:t xml:space="preserve">Interaction Subsumption:</w:t>
+      </w:r>
+      <w:r>
+        <w:t xml:space="preserve"> </w:t>
+      </w:r>
+      <w:r>
+        <w:t xml:space="preserve">When an interaction term is statistically significant, it indicates that the effect of one variable depends on the level of the other. Crucially, if the interaction is significant but the constituent main effects are not explicitly significant, their effects are fully subsumed and contextualized by the interaction.</w:t>
+      </w:r>
+    </w:p>
+    <w:p>
+      <w:pPr>
+        <w:pStyle w:val="Compact"/>
+        <w:numPr>
+          <w:ilvl w:val="0"/>
+          <w:numId w:val="1001"/>
+        </w:numPr>
+      </w:pPr>
+      <w:r>
+        <w:rPr>
+          <w:b/>
+          <w:bCs/>
+        </w:rPr>
+        <w:t xml:space="preserve">Continuous by Discrete Interactions:</w:t>
+      </w:r>
+      <w:r>
+        <w:t xml:space="preserve"> </w:t>
+      </w:r>
+      <w:r>
+        <w:t xml:space="preserve">For terms like</w:t>
+      </w:r>
+      <w:r>
+        <w:t xml:space="preserve"> </w:t>
+      </w:r>
+      <w:r>
+        <w:rPr>
+          <w:rStyle w:val="VerbatimChar"/>
+        </w:rPr>
+        <w:t xml:space="preserve">iri_total:judged_outgroup</w:t>
+      </w:r>
+      <w:r>
+        <w:t xml:space="preserve">, a negative coefficient implies that the severity of moral judgment (lower score) induced by higher empathy is steeper (magnified) when evaluating an outgroup negotiator compared to an ingroup negotiator. A positive coefficient would mean empathy makes judgments less severe for the outgroup.</w:t>
+      </w:r>
+    </w:p>
+    <w:p>
+      <w:pPr>
+        <w:pStyle w:val="Compact"/>
+        <w:numPr>
+          <w:ilvl w:val="0"/>
+          <w:numId w:val="1001"/>
+        </w:numPr>
+      </w:pPr>
+      <w:r>
+        <w:rPr>
+          <w:b/>
+          <w:bCs/>
+        </w:rPr>
+        <w:t xml:space="preserve">Discrete by Discrete Interactions:</w:t>
+      </w:r>
+      <w:r>
+        <w:t xml:space="preserve"> </w:t>
+      </w:r>
+      <w:r>
+        <w:t xml:space="preserve">For terms like</w:t>
+      </w:r>
+      <w:r>
+        <w:t xml:space="preserve"> </w:t>
+      </w:r>
+      <w:r>
+        <w:rPr>
+          <w:rStyle w:val="VerbatimChar"/>
+        </w:rPr>
+        <w:t xml:space="preserve">judged_outgroup:decision_accept</w:t>
+      </w:r>
+      <w:r>
+        <w:t xml:space="preserve">, a positive coefficient implies that the change in moral judgment when moving from rejecting a deal to accepting a deal is more positive (less morally condemned) for an outgroup negotiator than for an ingroup negotiator.</w:t>
+      </w:r>
+    </w:p>
+    <w:bookmarkEnd w:id="11"/>
+    <w:bookmarkStart w:id="13" w:name="hypothesis-significance-summary"/>
+    <w:p>
+      <w:pPr>
+        <w:pStyle w:val="Heading2"/>
+      </w:pPr>
+      <w:r>
         <w:t xml:space="preserve">Hypothesis Significance Summary</w:t>
       </w:r>
     </w:p>
@@ -61,7 +169,7 @@
         <w:pStyle w:val="FirstParagraph"/>
       </w:pPr>
       <w:r>
-        <w:t xml:space="preserve">Only hypothesis-relevant predictors with p &lt; 0.10 are shown below. Symbols follow the rule</w:t>
+        <w:t xml:space="preserve">Only hypothesis-relevant predictors with p &lt; 0.10 in the available Tobit models are shown below, split into victim and bystander subset tables. Symbols follow the rule</w:t>
       </w:r>
       <w:r>
         <w:t xml:space="preserve"> </w:t>
@@ -121,54 +229,195 @@
         <w:t xml:space="preserve"> </w:t>
       </w:r>
       <w:r>
-        <w:t xml:space="preserve">for p &lt; 0.001. If bootstrap is disabled for a run, too few non-parametric bootstrap refits succeed, or the non-parametric fit does not converge, the non-parametric column reports that status explicitly. Dynamic figures are generated only for predictors that appear here with at least one significance symbol.</w:t>
-      </w:r>
-      <w:r>
-        <w:t xml:space="preserve"> </w:t>
-      </w:r>
-      <w:r>
-        <w:t xml:space="preserve">| Hypothesis | Tobit support | Non-parametric support |</w:t>
-      </w:r>
-      <w:r>
-        <w:t xml:space="preserve"> </w:t>
-      </w:r>
-      <w:r>
-        <w:t xml:space="preserve">| — | — | — |</w:t>
-      </w:r>
-      <w:r>
-        <w:t xml:space="preserve"> </w:t>
-      </w:r>
-      <w:r>
-        <w:t xml:space="preserve">| H1 | Empathy: Empathic concern</w:t>
+        <w:t xml:space="preserve">for p &lt; 0.001. Dynamic figures are generated only for predictors that appear here with at least one significance symbol.</w:t>
+      </w:r>
+      <w:r>
+        <w:t xml:space="preserve"> </w:t>
+      </w:r>
+      <w:r>
+        <w:t xml:space="preserve">### Victim subset</w:t>
+      </w:r>
+      <w:r>
+        <w:t xml:space="preserve"> </w:t>
+      </w:r>
+      <w:r>
+        <w:t xml:space="preserve">| Hypothesis | Tobit support |</w:t>
+      </w:r>
+      <w:r>
+        <w:t xml:space="preserve"> </w:t>
+      </w:r>
+      <w:r>
+        <w:t xml:space="preserve">| — | — |</w:t>
+      </w:r>
+      <w:r>
+        <w:t xml:space="preserve"> </w:t>
+      </w:r>
+      <w:r>
+        <w:t xml:space="preserve">| H1 | Empathy: Perspective taking</w:t>
+      </w:r>
+      <w:r>
+        <w:rPr>
+          <w:b/>
+          <w:bCs/>
+        </w:rPr>
+        <w:t xml:space="preserve">; Empathy: Empathic concern</w:t>
+      </w:r>
+      <w:r>
+        <w:t xml:space="preserve">; Empathy: Personal distress+ |</w:t>
+      </w:r>
+      <w:r>
+        <w:t xml:space="preserve"> </w:t>
+      </w:r>
+      <w:r>
+        <w:t xml:space="preserve">| H2 | None |</w:t>
+      </w:r>
+      <w:r>
+        <w:t xml:space="preserve"> </w:t>
+      </w:r>
+      <w:r>
+        <w:t xml:space="preserve">| H3 | Personal distress x judged negotiator outgroup</w:t>
       </w:r>
       <w:r>
         <w:rPr>
           <w:i/>
           <w:iCs/>
         </w:rPr>
-        <w:t xml:space="preserve">; Empathy: Perspective taking</w:t>
-      </w:r>
-      <w:r>
-        <w:t xml:space="preserve"> </w:t>
-      </w:r>
-      <w:r>
-        <w:t xml:space="preserve">| None |</w:t>
-      </w:r>
-      <w:r>
-        <w:t xml:space="preserve"> </w:t>
-      </w:r>
-      <w:r>
-        <w:t xml:space="preserve">| H2 | None | None |</w:t>
-      </w:r>
-      <w:r>
-        <w:t xml:space="preserve"> </w:t>
-      </w:r>
-      <w:r>
-        <w:t xml:space="preserve">| H3 | Personal distress x judged negotiator outgroup**; Empathic concern x judged negotiator outgroup* | None |</w:t>
-      </w:r>
-    </w:p>
-    <w:bookmarkEnd w:id="11"/>
-    <w:bookmarkStart w:id="26" w:name="significance-driven-figures"/>
+        <w:t xml:space="preserve">; Empathic concern x judged negotiator outgroup</w:t>
+      </w:r>
+      <w:r>
+        <w:t xml:space="preserve">; Empathy x judged negotiator outgroup*; Empathy x judged negotiator control label hidden+ |</w:t>
+      </w:r>
+    </w:p>
+    <w:bookmarkStart w:id="12" w:name="bystander-subset"/>
+    <w:p>
+      <w:pPr>
+        <w:pStyle w:val="Heading3"/>
+      </w:pPr>
+      <w:r>
+        <w:t xml:space="preserve">Bystander subset</w:t>
+      </w:r>
+    </w:p>
+    <w:tbl>
+      <w:tblPr>
+        <w:tblStyle w:val="Table"/>
+        <w:tblW w:type="pct" w:w="5000"/>
+        <w:tblLayout w:type="fixed"/>
+        <w:tblLook w:firstRow="1" w:lastRow="0" w:firstColumn="0" w:lastColumn="0" w:noHBand="0" w:noVBand="0" w:val="0020"/>
+      </w:tblPr>
+      <w:tblGrid>
+        <w:gridCol w:w="3960"/>
+        <w:gridCol w:w="3960"/>
+      </w:tblGrid>
+      <w:tr>
+        <w:trPr>
+          <w:tblHeader w:val="on"/>
+        </w:trPr>
+        <w:tc>
+          <w:tcPr/>
+          <w:p>
+            <w:pPr>
+              <w:pStyle w:val="Compact"/>
+            </w:pPr>
+            <w:r>
+              <w:t xml:space="preserve">Hypothesis</w:t>
+            </w:r>
+          </w:p>
+        </w:tc>
+        <w:tc>
+          <w:tcPr/>
+          <w:p>
+            <w:pPr>
+              <w:pStyle w:val="Compact"/>
+            </w:pPr>
+            <w:r>
+              <w:t xml:space="preserve">Tobit support</w:t>
+            </w:r>
+          </w:p>
+        </w:tc>
+      </w:tr>
+      <w:tr>
+        <w:tc>
+          <w:tcPr/>
+          <w:p>
+            <w:pPr>
+              <w:pStyle w:val="Compact"/>
+            </w:pPr>
+            <w:r>
+              <w:t xml:space="preserve">H1</w:t>
+            </w:r>
+          </w:p>
+        </w:tc>
+        <w:tc>
+          <w:tcPr/>
+          <w:p>
+            <w:pPr>
+              <w:pStyle w:val="Compact"/>
+            </w:pPr>
+            <w:r>
+              <w:t xml:space="preserve">Empathy: Perspective taking</w:t>
+            </w:r>
+            <w:r>
+              <w:rPr>
+                <w:i/>
+                <w:iCs/>
+              </w:rPr>
+              <w:t xml:space="preserve">; Empathy: Fantasy scale</w:t>
+            </w:r>
+          </w:p>
+        </w:tc>
+      </w:tr>
+      <w:tr>
+        <w:tc>
+          <w:tcPr/>
+          <w:p>
+            <w:pPr>
+              <w:pStyle w:val="Compact"/>
+            </w:pPr>
+            <w:r>
+              <w:t xml:space="preserve">H2</w:t>
+            </w:r>
+          </w:p>
+        </w:tc>
+        <w:tc>
+          <w:tcPr/>
+          <w:p>
+            <w:pPr>
+              <w:pStyle w:val="Compact"/>
+            </w:pPr>
+            <w:r>
+              <w:t xml:space="preserve">None</w:t>
+            </w:r>
+          </w:p>
+        </w:tc>
+      </w:tr>
+      <w:tr>
+        <w:tc>
+          <w:tcPr/>
+          <w:p>
+            <w:pPr>
+              <w:pStyle w:val="Compact"/>
+            </w:pPr>
+            <w:r>
+              <w:t xml:space="preserve">H3</w:t>
+            </w:r>
+          </w:p>
+        </w:tc>
+        <w:tc>
+          <w:tcPr/>
+          <w:p>
+            <w:pPr>
+              <w:pStyle w:val="Compact"/>
+            </w:pPr>
+            <w:r>
+              <w:t xml:space="preserve">Empathy x judged negotiator control label hidden**; Personal distress x judged negotiator outgroup*</w:t>
+            </w:r>
+          </w:p>
+        </w:tc>
+      </w:tr>
+    </w:tbl>
+    <w:bookmarkEnd w:id="12"/>
+    <w:bookmarkEnd w:id="13"/>
+    <w:bookmarkStart w:id="40" w:name="significance-driven-figures"/>
     <w:p>
       <w:pPr>
         <w:pStyle w:val="Heading2"/>
@@ -197,7 +446,7 @@
         <w:t xml:space="preserve"> </w:t>
       </w:r>
       <w:r>
-        <w:t xml:space="preserve">are visualized automatically. These figures rely on the saved Tobit and clustered non-parametric fits, and</w:t>
+        <w:t xml:space="preserve">are visualized automatically. These figures rely on the saved Tobit fits, and</w:t>
       </w:r>
       <w:r>
         <w:t xml:space="preserve"> </w:t>
@@ -215,7 +464,7 @@
         <w:t xml:space="preserve">remains only an inference-level clustering unit.</w:t>
       </w:r>
     </w:p>
-    <w:bookmarkStart w:id="18" w:name="h1-empathy-under-relational-controls"/>
+    <w:bookmarkStart w:id="26" w:name="h1-empathy-under-relational-controls"/>
     <w:p>
       <w:pPr>
         <w:pStyle w:val="Heading3"/>
@@ -229,7 +478,7 @@
         <w:pStyle w:val="FirstParagraph"/>
       </w:pPr>
       <w:r>
-        <w:t xml:space="preserve">Empathy: Empathic concern is statistically significant in the Tobit model (*, p = 0.023). The figure below shows that across the observed range, higher Empathy: Empathic concern corresponds to lower predicted latent judgment.</w:t>
+        <w:t xml:space="preserve">Empathy: Perspective taking is statistically significant in the Tobit model (**, p = 0.003). The figure below shows that across the observed range, higher Empathy: Perspective taking corresponds to higher predicted judgment.</w:t>
       </w:r>
     </w:p>
     <w:p>
@@ -241,18 +490,18 @@
           <wp:inline>
             <wp:extent cx="5334000" cy="4000500"/>
             <wp:effectExtent b="0" l="0" r="0" t="0"/>
-            <wp:docPr descr="Effect Plot for Empathy: Empathic concern in H1: Empathy under relational controls. Support comes from the Tobit model (*, p = 0.023). The panels show predicted latent judgments with 95% confidence intervals." title="" id="13" name="Picture"/>
+            <wp:docPr descr="Effect Plot for Empathy: Perspective taking in H1: Empathy under relational controls. The panels show predicted judgments on the observed -9 to 9 scale with 95% confidence intervals." title="" id="15" name="Picture"/>
             <a:graphic>
               <a:graphicData uri="http://schemas.openxmlformats.org/drawingml/2006/picture">
                 <pic:pic>
                   <pic:nvPicPr>
-                    <pic:cNvPr descr="../figures/figure_sig_H1_iri_ec.png" id="14" name="Picture"/>
+                    <pic:cNvPr descr="../figures/figure_sig_H1_iri_pt_h1_empathy_perspective_taking.png" id="16" name="Picture"/>
                     <pic:cNvPicPr>
                       <a:picLocks noChangeArrowheads="1" noChangeAspect="1"/>
                     </pic:cNvPicPr>
                   </pic:nvPicPr>
                   <pic:blipFill>
-                    <a:blip r:embed="rId12"/>
+                    <a:blip r:embed="rId14"/>
                     <a:stretch>
                       <a:fillRect/>
                     </a:stretch>
@@ -284,7 +533,7 @@
         <w:pStyle w:val="ImageCaption"/>
       </w:pPr>
       <w:r>
-        <w:t xml:space="preserve">Effect Plot for Empathy: Empathic concern in H1: Empathy under relational controls. Support comes from the Tobit model (*, p = 0.023). The panels show predicted latent judgments with 95% confidence intervals.</w:t>
+        <w:t xml:space="preserve">Effect Plot for Empathy: Perspective taking in H1: Empathy under relational controls. The panels show predicted judgments on the observed -9 to 9 scale with 95% confidence intervals.</w:t>
       </w:r>
     </w:p>
     <w:p>
@@ -292,7 +541,7 @@
         <w:pStyle w:val="BodyText"/>
       </w:pPr>
       <w:r>
-        <w:t xml:space="preserve">Empathy: Perspective taking is statistically significant in the Tobit model (*, p = 0.045). The figure below shows that across the observed range, higher Empathy: Perspective taking corresponds to higher predicted latent judgment.</w:t>
+        <w:t xml:space="preserve">Empathy: Empathic concern is statistically significant in the Tobit model (**, p = 0.004). The figure below shows that across the observed range, higher Empathy: Empathic concern corresponds to lower predicted judgment.</w:t>
       </w:r>
     </w:p>
     <w:p>
@@ -304,18 +553,18 @@
           <wp:inline>
             <wp:extent cx="5334000" cy="4000500"/>
             <wp:effectExtent b="0" l="0" r="0" t="0"/>
-            <wp:docPr descr="Effect Plot for Empathy: Perspective taking in H1: Empathy under relational controls. Support comes from the Tobit model (*, p = 0.045). The panels show predicted latent judgments with 95% confidence intervals." title="" id="16" name="Picture"/>
+            <wp:docPr descr="Effect Plot for Empathy: Empathic concern in H1: Empathy under relational controls. The panels show predicted judgments on the observed -9 to 9 scale with 95% confidence intervals." title="" id="18" name="Picture"/>
             <a:graphic>
               <a:graphicData uri="http://schemas.openxmlformats.org/drawingml/2006/picture">
                 <pic:pic>
                   <pic:nvPicPr>
-                    <pic:cNvPr descr="../figures/figure_sig_H1_iri_pt.png" id="17" name="Picture"/>
+                    <pic:cNvPr descr="../figures/figure_sig_H1_iri_ec_h1_empathy_empathic_concern.png" id="19" name="Picture"/>
                     <pic:cNvPicPr>
                       <a:picLocks noChangeArrowheads="1" noChangeAspect="1"/>
                     </pic:cNvPicPr>
                   </pic:nvPicPr>
                   <pic:blipFill>
-                    <a:blip r:embed="rId15"/>
+                    <a:blip r:embed="rId17"/>
                     <a:stretch>
                       <a:fillRect/>
                     </a:stretch>
@@ -347,25 +596,15 @@
         <w:pStyle w:val="ImageCaption"/>
       </w:pPr>
       <w:r>
-        <w:t xml:space="preserve">Effect Plot for Empathy: Perspective taking in H1: Empathy under relational controls. Support comes from the Tobit model (*, p = 0.045). The panels show predicted latent judgments with 95% confidence intervals.</w:t>
-      </w:r>
-    </w:p>
-    <w:bookmarkEnd w:id="18"/>
-    <w:bookmarkStart w:id="25" w:name="h3-empathy-x-judged-status-moderation"/>
-    <w:p>
-      <w:pPr>
-        <w:pStyle w:val="Heading3"/>
-      </w:pPr>
-      <w:r>
-        <w:t xml:space="preserve">H3: Empathy x judged-status moderation</w:t>
-      </w:r>
-    </w:p>
-    <w:p>
-      <w:pPr>
-        <w:pStyle w:val="FirstParagraph"/>
-      </w:pPr>
-      <w:r>
-        <w:t xml:space="preserve">Personal distress x judged negotiator outgroup is statistically significant in the Tobit model (**, p = 0.002). The figure below shows that the predicted relationship rises most sharply for Empathy: Personal distress when the condition is Judged negotiator outgroup.</w:t>
+        <w:t xml:space="preserve">Effect Plot for Empathy: Empathic concern in H1: Empathy under relational controls. The panels show predicted judgments on the observed -9 to 9 scale with 95% confidence intervals.</w:t>
+      </w:r>
+    </w:p>
+    <w:p>
+      <w:pPr>
+        <w:pStyle w:val="BodyText"/>
+      </w:pPr>
+      <w:r>
+        <w:t xml:space="preserve">Empathy: Fantasy scale is statistically significant in the Tobit model (*, p = 0.042). The figure below shows that across the observed range, higher Empathy: Fantasy scale corresponds to lower predicted judgment.</w:t>
       </w:r>
     </w:p>
     <w:p>
@@ -377,18 +616,18 @@
           <wp:inline>
             <wp:extent cx="5334000" cy="4000500"/>
             <wp:effectExtent b="0" l="0" r="0" t="0"/>
-            <wp:docPr descr="Interaction Plot for Personal distress x judged negotiator outgroup in H3: Empathy x judged-status moderation. Support comes from the Tobit model (**, p = 0.002). The panels show predicted latent judgments with 95% confidence intervals." title="" id="20" name="Picture"/>
+            <wp:docPr descr="Effect Plot for Empathy: Fantasy scale in H1: Empathy under relational controls. The panels show predicted judgments on the observed -9 to 9 scale with 95% confidence intervals." title="" id="21" name="Picture"/>
             <a:graphic>
               <a:graphicData uri="http://schemas.openxmlformats.org/drawingml/2006/picture">
                 <pic:pic>
                   <pic:nvPicPr>
-                    <pic:cNvPr descr="../figures/figure_sig_H3_iri_pd_judged_outgroup.png" id="21" name="Picture"/>
+                    <pic:cNvPr descr="../figures/figure_sig_H1_iri_fs_h1_empathy_fantasy_scale.png" id="22" name="Picture"/>
                     <pic:cNvPicPr>
                       <a:picLocks noChangeArrowheads="1" noChangeAspect="1"/>
                     </pic:cNvPicPr>
                   </pic:nvPicPr>
                   <pic:blipFill>
-                    <a:blip r:embed="rId19"/>
+                    <a:blip r:embed="rId20"/>
                     <a:stretch>
                       <a:fillRect/>
                     </a:stretch>
@@ -420,7 +659,7 @@
         <w:pStyle w:val="ImageCaption"/>
       </w:pPr>
       <w:r>
-        <w:t xml:space="preserve">Interaction Plot for Personal distress x judged negotiator outgroup in H3: Empathy x judged-status moderation. Support comes from the Tobit model (**, p = 0.002). The panels show predicted latent judgments with 95% confidence intervals.</w:t>
+        <w:t xml:space="preserve">Effect Plot for Empathy: Fantasy scale in H1: Empathy under relational controls. The panels show predicted judgments on the observed -9 to 9 scale with 95% confidence intervals.</w:t>
       </w:r>
     </w:p>
     <w:p>
@@ -428,7 +667,7 @@
         <w:pStyle w:val="BodyText"/>
       </w:pPr>
       <w:r>
-        <w:t xml:space="preserve">Empathic concern x judged negotiator outgroup is statistically significant in the Tobit model (*, p = 0.025). The figure below shows that the predicted relationship falls most sharply for Empathy: Empathic concern when the condition is Judged negotiator outgroup.</w:t>
+        <w:t xml:space="preserve">Empathy: Personal distress is statistically significant in the Tobit model (+, p = 0.053). The figure below shows that across the observed range, higher Empathy: Personal distress corresponds to higher predicted judgment.</w:t>
       </w:r>
     </w:p>
     <w:p>
@@ -440,18 +679,18 @@
           <wp:inline>
             <wp:extent cx="5334000" cy="4000500"/>
             <wp:effectExtent b="0" l="0" r="0" t="0"/>
-            <wp:docPr descr="Interaction Plot for Empathic concern x judged negotiator outgroup in H3: Empathy x judged-status moderation. Support comes from the Tobit model (*, p = 0.025). The panels show predicted latent judgments with 95% confidence intervals." title="" id="23" name="Picture"/>
+            <wp:docPr descr="Effect Plot for Empathy: Personal distress in H1: Empathy under relational controls. The panels show predicted judgments on the observed -9 to 9 scale with 95% confidence intervals." title="" id="24" name="Picture"/>
             <a:graphic>
               <a:graphicData uri="http://schemas.openxmlformats.org/drawingml/2006/picture">
                 <pic:pic>
                   <pic:nvPicPr>
-                    <pic:cNvPr descr="../figures/figure_sig_H3_iri_ec_judged_outgroup.png" id="24" name="Picture"/>
+                    <pic:cNvPr descr="../figures/figure_sig_H1_iri_pd_h1_empathy_personal_distress.png" id="25" name="Picture"/>
                     <pic:cNvPicPr>
                       <a:picLocks noChangeArrowheads="1" noChangeAspect="1"/>
                     </pic:cNvPicPr>
                   </pic:nvPicPr>
                   <pic:blipFill>
-                    <a:blip r:embed="rId22"/>
+                    <a:blip r:embed="rId23"/>
                     <a:stretch>
                       <a:fillRect/>
                     </a:stretch>
@@ -483,18 +722,17 @@
         <w:pStyle w:val="ImageCaption"/>
       </w:pPr>
       <w:r>
-        <w:t xml:space="preserve">Interaction Plot for Empathic concern x judged negotiator outgroup in H3: Empathy x judged-status moderation. Support comes from the Tobit model (*, p = 0.025). The panels show predicted latent judgments with 95% confidence intervals.</w:t>
-      </w:r>
-    </w:p>
-    <w:bookmarkEnd w:id="25"/>
+        <w:t xml:space="preserve">Effect Plot for Empathy: Personal distress in H1: Empathy under relational controls. The panels show predicted judgments on the observed -9 to 9 scale with 95% confidence intervals.</w:t>
+      </w:r>
+    </w:p>
     <w:bookmarkEnd w:id="26"/>
-    <w:bookmarkStart w:id="84" w:name="all-significant-predictors-p-.10"/>
-    <w:p>
-      <w:pPr>
-        <w:pStyle w:val="Heading2"/>
-      </w:pPr>
-      <w:r>
-        <w:t xml:space="preserve">All Significant Predictors (p &lt; .10)</w:t>
+    <w:bookmarkStart w:id="39" w:name="h3-empathy-x-judged-status-moderation"/>
+    <w:p>
+      <w:pPr>
+        <w:pStyle w:val="Heading3"/>
+      </w:pPr>
+      <w:r>
+        <w:t xml:space="preserve">H3: Empathy x judged-status moderation</w:t>
       </w:r>
     </w:p>
     <w:p>
@@ -502,57 +740,7 @@
         <w:pStyle w:val="FirstParagraph"/>
       </w:pPr>
       <w:r>
-        <w:t xml:space="preserve">The following figures extend beyond the hypothesis-target terms and visualize every predictor that reaches</w:t>
-      </w:r>
-      <w:r>
-        <w:t xml:space="preserve"> </w:t>
-      </w:r>
-      <w:r>
-        <w:rPr>
-          <w:rStyle w:val="VerbatimChar"/>
-        </w:rPr>
-        <w:t xml:space="preserve">p &lt; .10</w:t>
-      </w:r>
-      <w:r>
-        <w:t xml:space="preserve"> </w:t>
-      </w:r>
-      <w:r>
-        <w:t xml:space="preserve">in the available H1-H3 Tobit or clustered non-parametric models. This includes significant controls such as age when they clear the threshold.</w:t>
-      </w:r>
-    </w:p>
-    <w:bookmarkStart w:id="42" w:name="accepted-decision-sample"/>
-    <w:p>
-      <w:pPr>
-        <w:pStyle w:val="Heading3"/>
-      </w:pPr>
-      <w:r>
-        <w:t xml:space="preserve">Accepted-decision sample</w:t>
-      </w:r>
-    </w:p>
-    <w:p>
-      <w:pPr>
-        <w:pStyle w:val="FirstParagraph"/>
-      </w:pPr>
-      <w:r>
-        <w:t xml:space="preserve">Observer role (ref = victim) is statistically significant in:</w:t>
-      </w:r>
-      <w:r>
-        <w:t xml:space="preserve"> </w:t>
-      </w:r>
-      <w:r>
-        <w:t xml:space="preserve">- H1: Empathy under relational controls Model B (Tobit)</w:t>
-      </w:r>
-      <w:r>
-        <w:t xml:space="preserve"> </w:t>
-      </w:r>
-      <w:r>
-        <w:t xml:space="preserve">- H1: Empathy under relational controls Model A (Tobit)</w:t>
-      </w:r>
-      <w:r>
-        <w:t xml:space="preserve"> </w:t>
-      </w:r>
-      <w:r>
-        <w:t xml:space="preserve">The figure below shows that predicted latent judgment is higher for Observer role than for Victim role.</w:t>
+        <w:t xml:space="preserve">Empathy x judged negotiator control label hidden is statistically significant in the Tobit model (**, p = 0.007). The figure below shows that the predicted relationship rises most sharply for Empathy composite (average) when the condition is Judged negotiator control label hidden.</w:t>
       </w:r>
     </w:p>
     <w:p>
@@ -564,12 +752,12 @@
           <wp:inline>
             <wp:extent cx="5334000" cy="4000500"/>
             <wp:effectExtent b="0" l="0" r="0" t="0"/>
-            <wp:docPr descr="Grouped Prediction Plot for Observer role (ref = victim) in the Accepted-decision sample. Statistically significant support appears in H1: Empathy under relational controls Model B (Tobit) and H1: Empathy under relational controls Model A (Tobit). The panels show predicted latent judgments with 95% confidence intervals." title="" id="28" name="Picture"/>
+            <wp:docPr descr="Interaction Plot for Empathy x judged negotiator control label hidden in H3: Empathy x judged-status moderation. The panels show predicted judgments on the observed -9 to 9 scale with 95% confidence intervals." title="" id="28" name="Picture"/>
             <a:graphic>
               <a:graphicData uri="http://schemas.openxmlformats.org/drawingml/2006/picture">
                 <pic:pic>
                   <pic:nvPicPr>
-                    <pic:cNvPr descr="../figures/figure_sig_all_accepted_decision_sample_role_observer.png" id="29" name="Picture"/>
+                    <pic:cNvPr descr="../figures/figure_sig_H3_iri_total_judged_control_h3_empathy_x_judged_negotiator_control_label_hidden.png" id="29" name="Picture"/>
                     <pic:cNvPicPr>
                       <a:picLocks noChangeArrowheads="1" noChangeAspect="1"/>
                     </pic:cNvPicPr>
@@ -607,7 +795,7 @@
         <w:pStyle w:val="ImageCaption"/>
       </w:pPr>
       <w:r>
-        <w:t xml:space="preserve">Grouped Prediction Plot for Observer role (ref = victim) in the Accepted-decision sample. Statistically significant support appears in H1: Empathy under relational controls Model B (Tobit) and H1: Empathy under relational controls Model A (Tobit). The panels show predicted latent judgments with 95% confidence intervals.</w:t>
+        <w:t xml:space="preserve">Interaction Plot for Empathy x judged negotiator control label hidden in H3: Empathy x judged-status moderation. The panels show predicted judgments on the observed -9 to 9 scale with 95% confidence intervals.</w:t>
       </w:r>
     </w:p>
     <w:p>
@@ -615,19 +803,7 @@
         <w:pStyle w:val="BodyText"/>
       </w:pPr>
       <w:r>
-        <w:t xml:space="preserve">Empathy: Empathic concern is statistically significant in:</w:t>
-      </w:r>
-      <w:r>
-        <w:t xml:space="preserve"> </w:t>
-      </w:r>
-      <w:r>
-        <w:t xml:space="preserve">- H1: Empathy under relational controls Model B (Tobit)</w:t>
-      </w:r>
-      <w:r>
-        <w:t xml:space="preserve"> </w:t>
-      </w:r>
-      <w:r>
-        <w:t xml:space="preserve">The figure below shows that across the observed range, higher Empathy: Empathic concern corresponds to lower predicted latent judgment.</w:t>
+        <w:t xml:space="preserve">Personal distress x judged negotiator outgroup is statistically significant in the Tobit model (*, p = 0.016). The figure below shows that the predicted relationship rises most sharply for Empathy: Personal distress when the condition is Judged negotiator outgroup.</w:t>
       </w:r>
     </w:p>
     <w:p>
@@ -639,12 +815,12 @@
           <wp:inline>
             <wp:extent cx="5334000" cy="4000500"/>
             <wp:effectExtent b="0" l="0" r="0" t="0"/>
-            <wp:docPr descr="Effect Plot for Empathy: Empathic concern in the Accepted-decision sample. Statistically significant support appears in H1: Empathy under relational controls Model B (Tobit). The panels show predicted latent judgments with 95% confidence intervals." title="" id="31" name="Picture"/>
+            <wp:docPr descr="Interaction Plot for Personal distress x judged negotiator outgroup in H3: Empathy x judged-status moderation. The panels show predicted judgments on the observed -9 to 9 scale with 95% confidence intervals." title="" id="31" name="Picture"/>
             <a:graphic>
               <a:graphicData uri="http://schemas.openxmlformats.org/drawingml/2006/picture">
                 <pic:pic>
                   <pic:nvPicPr>
-                    <pic:cNvPr descr="../figures/figure_sig_all_accepted_decision_sample_iri_ec.png" id="32" name="Picture"/>
+                    <pic:cNvPr descr="../figures/figure_sig_H3_iri_pd_judged_outgroup_h3_personal_distress_x_judged_negotiator_outgroup.png" id="32" name="Picture"/>
                     <pic:cNvPicPr>
                       <a:picLocks noChangeArrowheads="1" noChangeAspect="1"/>
                     </pic:cNvPicPr>
@@ -682,7 +858,7 @@
         <w:pStyle w:val="ImageCaption"/>
       </w:pPr>
       <w:r>
-        <w:t xml:space="preserve">Effect Plot for Empathy: Empathic concern in the Accepted-decision sample. Statistically significant support appears in H1: Empathy under relational controls Model B (Tobit). The panels show predicted latent judgments with 95% confidence intervals.</w:t>
+        <w:t xml:space="preserve">Interaction Plot for Personal distress x judged negotiator outgroup in H3: Empathy x judged-status moderation. The panels show predicted judgments on the observed -9 to 9 scale with 95% confidence intervals.</w:t>
       </w:r>
     </w:p>
     <w:p>
@@ -690,25 +866,7 @@
         <w:pStyle w:val="BodyText"/>
       </w:pPr>
       <w:r>
-        <w:t xml:space="preserve">Age is statistically significant in:</w:t>
-      </w:r>
-      <w:r>
-        <w:t xml:space="preserve"> </w:t>
-      </w:r>
-      <w:r>
-        <w:t xml:space="preserve">- H1: Empathy under relational controls Model A (Tobit)</w:t>
-      </w:r>
-      <w:r>
-        <w:t xml:space="preserve"> </w:t>
-      </w:r>
-      <w:r>
-        <w:t xml:space="preserve">- H1: Empathy under relational controls Model B (Tobit)</w:t>
-      </w:r>
-      <w:r>
-        <w:t xml:space="preserve"> </w:t>
-      </w:r>
-      <w:r>
-        <w:t xml:space="preserve">The figure below shows that across the observed range, higher Age corresponds to higher predicted latent judgment.</w:t>
+        <w:t xml:space="preserve">Empathic concern x judged negotiator outgroup is statistically significant in the Tobit model (*, p = 0.026). The figure below shows that the predicted relationship falls most sharply for Empathy: Empathic concern when the condition is Judged negotiator outgroup.</w:t>
       </w:r>
     </w:p>
     <w:p>
@@ -720,12 +878,12 @@
           <wp:inline>
             <wp:extent cx="5334000" cy="4000500"/>
             <wp:effectExtent b="0" l="0" r="0" t="0"/>
-            <wp:docPr descr="Effect Plot for Age in the Accepted-decision sample. Statistically significant support appears in H1: Empathy under relational controls Model A (Tobit) and H1: Empathy under relational controls Model B (Tobit). The panels show predicted latent judgments with 95% confidence intervals." title="" id="34" name="Picture"/>
+            <wp:docPr descr="Interaction Plot for Empathic concern x judged negotiator outgroup in H3: Empathy x judged-status moderation. The panels show predicted judgments on the observed -9 to 9 scale with 95% confidence intervals." title="" id="34" name="Picture"/>
             <a:graphic>
               <a:graphicData uri="http://schemas.openxmlformats.org/drawingml/2006/picture">
                 <pic:pic>
                   <pic:nvPicPr>
-                    <pic:cNvPr descr="../figures/figure_sig_all_accepted_decision_sample_age.png" id="35" name="Picture"/>
+                    <pic:cNvPr descr="../figures/figure_sig_H3_iri_ec_judged_outgroup_h3_empathic_concern_x_judged_negotiator_outgroup.png" id="35" name="Picture"/>
                     <pic:cNvPicPr>
                       <a:picLocks noChangeArrowheads="1" noChangeAspect="1"/>
                     </pic:cNvPicPr>
@@ -763,7 +921,7 @@
         <w:pStyle w:val="ImageCaption"/>
       </w:pPr>
       <w:r>
-        <w:t xml:space="preserve">Effect Plot for Age in the Accepted-decision sample. Statistically significant support appears in H1: Empathy under relational controls Model A (Tobit) and H1: Empathy under relational controls Model B (Tobit). The panels show predicted latent judgments with 95% confidence intervals.</w:t>
+        <w:t xml:space="preserve">Interaction Plot for Empathic concern x judged negotiator outgroup in H3: Empathy x judged-status moderation. The panels show predicted judgments on the observed -9 to 9 scale with 95% confidence intervals.</w:t>
       </w:r>
     </w:p>
     <w:p>
@@ -771,19 +929,7 @@
         <w:pStyle w:val="BodyText"/>
       </w:pPr>
       <w:r>
-        <w:t xml:space="preserve">Empathy: Perspective taking is statistically significant in:</w:t>
-      </w:r>
-      <w:r>
-        <w:t xml:space="preserve"> </w:t>
-      </w:r>
-      <w:r>
-        <w:t xml:space="preserve">- H1: Empathy under relational controls Model B (Tobit)</w:t>
-      </w:r>
-      <w:r>
-        <w:t xml:space="preserve"> </w:t>
-      </w:r>
-      <w:r>
-        <w:t xml:space="preserve">The figure below shows that across the observed range, higher Empathy: Perspective taking corresponds to higher predicted latent judgment.</w:t>
+        <w:t xml:space="preserve">Empathy x judged negotiator outgroup is statistically significant in the Tobit model (*, p = 0.050). The figure below shows that the predicted relationship rises most sharply for Empathy composite (average) when the condition is Judged negotiator ingroup.</w:t>
       </w:r>
     </w:p>
     <w:p>
@@ -795,12 +941,12 @@
           <wp:inline>
             <wp:extent cx="5334000" cy="4000500"/>
             <wp:effectExtent b="0" l="0" r="0" t="0"/>
-            <wp:docPr descr="Effect Plot for Empathy: Perspective taking in the Accepted-decision sample. Statistically significant support appears in H1: Empathy under relational controls Model B (Tobit). The panels show predicted latent judgments with 95% confidence intervals." title="" id="37" name="Picture"/>
+            <wp:docPr descr="Interaction Plot for Empathy x judged negotiator outgroup in H3: Empathy x judged-status moderation. The panels show predicted judgments on the observed -9 to 9 scale with 95% confidence intervals." title="" id="37" name="Picture"/>
             <a:graphic>
               <a:graphicData uri="http://schemas.openxmlformats.org/drawingml/2006/picture">
                 <pic:pic>
                   <pic:nvPicPr>
-                    <pic:cNvPr descr="../figures/figure_sig_all_accepted_decision_sample_iri_pt.png" id="38" name="Picture"/>
+                    <pic:cNvPr descr="../figures/figure_sig_H3_iri_total_judged_outgroup_h3_empathy_x_judged_negotiator_outgroup.png" id="38" name="Picture"/>
                     <pic:cNvPicPr>
                       <a:picLocks noChangeArrowheads="1" noChangeAspect="1"/>
                     </pic:cNvPicPr>
@@ -838,15 +984,58 @@
         <w:pStyle w:val="ImageCaption"/>
       </w:pPr>
       <w:r>
-        <w:t xml:space="preserve">Effect Plot for Empathy: Perspective taking in the Accepted-decision sample. Statistically significant support appears in H1: Empathy under relational controls Model B (Tobit). The panels show predicted latent judgments with 95% confidence intervals.</w:t>
-      </w:r>
-    </w:p>
-    <w:p>
-      <w:pPr>
-        <w:pStyle w:val="BodyText"/>
-      </w:pPr>
-      <w:r>
-        <w:t xml:space="preserve">Engineering participant (ref = humanities) is statistically significant in:</w:t>
+        <w:t xml:space="preserve">Interaction Plot for Empathy x judged negotiator outgroup in H3: Empathy x judged-status moderation. The panels show predicted judgments on the observed -9 to 9 scale with 95% confidence intervals.</w:t>
+      </w:r>
+    </w:p>
+    <w:bookmarkEnd w:id="39"/>
+    <w:bookmarkEnd w:id="40"/>
+    <w:bookmarkStart w:id="112" w:name="all-significant-predictors-p-.10"/>
+    <w:p>
+      <w:pPr>
+        <w:pStyle w:val="Heading2"/>
+      </w:pPr>
+      <w:r>
+        <w:t xml:space="preserve">All Significant Predictors (p &lt; .10)</w:t>
+      </w:r>
+    </w:p>
+    <w:p>
+      <w:pPr>
+        <w:pStyle w:val="FirstParagraph"/>
+      </w:pPr>
+      <w:r>
+        <w:t xml:space="preserve">The following figures extend beyond the hypothesis-target terms and visualize every predictor that reaches</w:t>
+      </w:r>
+      <w:r>
+        <w:t xml:space="preserve"> </w:t>
+      </w:r>
+      <w:r>
+        <w:rPr>
+          <w:rStyle w:val="VerbatimChar"/>
+        </w:rPr>
+        <w:t xml:space="preserve">p &lt; .10</w:t>
+      </w:r>
+      <w:r>
+        <w:t xml:space="preserve"> </w:t>
+      </w:r>
+      <w:r>
+        <w:t xml:space="preserve">in the available H1-H3 Tobit models. This includes significant controls such as age when they clear the threshold.</w:t>
+      </w:r>
+    </w:p>
+    <w:bookmarkStart w:id="71" w:name="judgments_bystander"/>
+    <w:p>
+      <w:pPr>
+        <w:pStyle w:val="Heading3"/>
+      </w:pPr>
+      <w:r>
+        <w:t xml:space="preserve">judgments_bystander</w:t>
+      </w:r>
+    </w:p>
+    <w:p>
+      <w:pPr>
+        <w:pStyle w:val="FirstParagraph"/>
+      </w:pPr>
+      <w:r>
+        <w:t xml:space="preserve">Negotiator accepted harmful deal is statistically significant in:</w:t>
       </w:r>
       <w:r>
         <w:t xml:space="preserve"> </w:t>
@@ -864,7 +1053,31 @@
         <w:t xml:space="preserve"> </w:t>
       </w:r>
       <w:r>
-        <w:t xml:space="preserve">The figure below shows that predicted latent judgment is higher for Engineering participant than for Humanities participant.</w:t>
+        <w:t xml:space="preserve">- H2: Judged-status x decision contrasts Model A (Tobit)</w:t>
+      </w:r>
+      <w:r>
+        <w:t xml:space="preserve"> </w:t>
+      </w:r>
+      <w:r>
+        <w:t xml:space="preserve">- H2: Judged-status x decision contrasts Model B (Tobit)</w:t>
+      </w:r>
+      <w:r>
+        <w:t xml:space="preserve"> </w:t>
+      </w:r>
+      <w:r>
+        <w:t xml:space="preserve">- H3: Empathy x judged-status moderation Model B (Tobit)</w:t>
+      </w:r>
+      <w:r>
+        <w:t xml:space="preserve"> </w:t>
+      </w:r>
+      <w:r>
+        <w:t xml:space="preserve">- H3: Empathy x judged-status moderation Model A (Tobit)</w:t>
+      </w:r>
+      <w:r>
+        <w:t xml:space="preserve"> </w:t>
+      </w:r>
+      <w:r>
+        <w:t xml:space="preserve">The figure below shows that predicted judgment is lower for Accept harmful deal than for Reject harmful deal.</w:t>
       </w:r>
     </w:p>
     <w:p>
@@ -876,18 +1089,18 @@
           <wp:inline>
             <wp:extent cx="5334000" cy="4000500"/>
             <wp:effectExtent b="0" l="0" r="0" t="0"/>
-            <wp:docPr descr="Grouped Prediction Plot for Engineering participant (ref = humanities) in the Accepted-decision sample. Statistically significant support appears in H1: Empathy under relational controls Model A (Tobit) and H1: Empathy under relational controls Model B (Tobit). The panels show predicted latent judgments with 95% confidence intervals." title="" id="40" name="Picture"/>
+            <wp:docPr descr="Grouped Prediction Plot for Negotiator accepted harmful deal in the judgments_bystander. The panels show predicted judgments on the observed -9 to 9 scale with 95% confidence intervals." title="" id="42" name="Picture"/>
             <a:graphic>
               <a:graphicData uri="http://schemas.openxmlformats.org/drawingml/2006/picture">
                 <pic:pic>
                   <pic:nvPicPr>
-                    <pic:cNvPr descr="../figures/figure_sig_all_accepted_decision_sample_participant_engineering.png" id="41" name="Picture"/>
+                    <pic:cNvPr descr="../figures/figure_sig_all_judgments_bystander_decision_accept_judgments_bystander_negotiator_accepted_harmful_deal.png" id="43" name="Picture"/>
                     <pic:cNvPicPr>
                       <a:picLocks noChangeArrowheads="1" noChangeAspect="1"/>
                     </pic:cNvPicPr>
                   </pic:nvPicPr>
                   <pic:blipFill>
-                    <a:blip r:embed="rId39"/>
+                    <a:blip r:embed="rId41"/>
                     <a:stretch>
                       <a:fillRect/>
                     </a:stretch>
@@ -919,43 +1132,27 @@
         <w:pStyle w:val="ImageCaption"/>
       </w:pPr>
       <w:r>
-        <w:t xml:space="preserve">Grouped Prediction Plot for Engineering participant (ref = humanities) in the Accepted-decision sample. Statistically significant support appears in H1: Empathy under relational controls Model A (Tobit) and H1: Empathy under relational controls Model B (Tobit). The panels show predicted latent judgments with 95% confidence intervals.</w:t>
-      </w:r>
-    </w:p>
-    <w:bookmarkEnd w:id="42"/>
-    <w:bookmarkStart w:id="55" w:name="betrayal-sample"/>
-    <w:p>
-      <w:pPr>
-        <w:pStyle w:val="Heading3"/>
-      </w:pPr>
-      <w:r>
-        <w:t xml:space="preserve">Betrayal sample</w:t>
-      </w:r>
-    </w:p>
-    <w:p>
-      <w:pPr>
-        <w:pStyle w:val="FirstParagraph"/>
-      </w:pPr>
-      <w:r>
-        <w:t xml:space="preserve">Negotiator accepted harmful deal is statistically significant in:</w:t>
-      </w:r>
-      <w:r>
-        <w:t xml:space="preserve"> </w:t>
-      </w:r>
-      <w:r>
-        <w:t xml:space="preserve">- H2: Judged-status x decision contrasts Model A (Tobit)</w:t>
-      </w:r>
-      <w:r>
-        <w:t xml:space="preserve"> </w:t>
-      </w:r>
-      <w:r>
-        <w:t xml:space="preserve">- H2: Judged-status x decision contrasts Model B (Tobit)</w:t>
-      </w:r>
-      <w:r>
-        <w:t xml:space="preserve"> </w:t>
-      </w:r>
-      <w:r>
-        <w:t xml:space="preserve">The figure below shows that predicted latent judgment is lower for Accept harmful deal than for Reject harmful deal.</w:t>
+        <w:t xml:space="preserve">Grouped Prediction Plot for Negotiator accepted harmful deal in the judgments_bystander. The panels show predicted judgments on the observed -9 to 9 scale with 95% confidence intervals.</w:t>
+      </w:r>
+    </w:p>
+    <w:p>
+      <w:pPr>
+        <w:pStyle w:val="BodyText"/>
+      </w:pPr>
+      <w:r>
+        <w:t xml:space="preserve">Empathy x judged negotiator control label hidden is statistically significant in:</w:t>
+      </w:r>
+      <w:r>
+        <w:t xml:space="preserve"> </w:t>
+      </w:r>
+      <w:r>
+        <w:t xml:space="preserve">- H3: Empathy x judged-status moderation Model A (Tobit)</w:t>
+      </w:r>
+      <w:r>
+        <w:t xml:space="preserve"> </w:t>
+      </w:r>
+      <w:r>
+        <w:t xml:space="preserve">The figure below shows that the predicted relationship rises most sharply for Empathy composite (average) when the condition is Judged negotiator control label hidden.</w:t>
       </w:r>
     </w:p>
     <w:p>
@@ -967,18 +1164,18 @@
           <wp:inline>
             <wp:extent cx="5334000" cy="4000500"/>
             <wp:effectExtent b="0" l="0" r="0" t="0"/>
-            <wp:docPr descr="Grouped Prediction Plot for Negotiator accepted harmful deal in the Betrayal sample. Statistically significant support appears in H2: Judged-status x decision contrasts Model A (Tobit) and H2: Judged-status x decision contrasts Model B (Tobit). The panels show predicted latent judgments with 95% confidence intervals." title="" id="44" name="Picture"/>
+            <wp:docPr descr="Interaction Plot for Empathy x judged negotiator control label hidden in the judgments_bystander. The panels show predicted judgments on the observed -9 to 9 scale with 95% confidence intervals." title="" id="45" name="Picture"/>
             <a:graphic>
               <a:graphicData uri="http://schemas.openxmlformats.org/drawingml/2006/picture">
                 <pic:pic>
                   <pic:nvPicPr>
-                    <pic:cNvPr descr="../figures/figure_sig_all_betrayal_sample_decision_accept.png" id="45" name="Picture"/>
+                    <pic:cNvPr descr="../figures/figure_sig_all_judgments_bystander_iri_total_judged_control_judgments_bystander_empathy_x_judged_negotiator_control_label_hidden.png" id="46" name="Picture"/>
                     <pic:cNvPicPr>
                       <a:picLocks noChangeArrowheads="1" noChangeAspect="1"/>
                     </pic:cNvPicPr>
                   </pic:nvPicPr>
                   <pic:blipFill>
-                    <a:blip r:embed="rId43"/>
+                    <a:blip r:embed="rId44"/>
                     <a:stretch>
                       <a:fillRect/>
                     </a:stretch>
@@ -1010,7 +1207,7 @@
         <w:pStyle w:val="ImageCaption"/>
       </w:pPr>
       <w:r>
-        <w:t xml:space="preserve">Grouped Prediction Plot for Negotiator accepted harmful deal in the Betrayal sample. Statistically significant support appears in H2: Judged-status x decision contrasts Model A (Tobit) and H2: Judged-status x decision contrasts Model B (Tobit). The panels show predicted latent judgments with 95% confidence intervals.</w:t>
+        <w:t xml:space="preserve">Interaction Plot for Empathy x judged negotiator control label hidden in the judgments_bystander. The panels show predicted judgments on the observed -9 to 9 scale with 95% confidence intervals.</w:t>
       </w:r>
     </w:p>
     <w:p>
@@ -1018,7 +1215,13 @@
         <w:pStyle w:val="BodyText"/>
       </w:pPr>
       <w:r>
-        <w:t xml:space="preserve">Empathy: Perspective taking is statistically significant in:</w:t>
+        <w:t xml:space="preserve">Socioeconomic status is statistically significant in:</w:t>
+      </w:r>
+      <w:r>
+        <w:t xml:space="preserve"> </w:t>
+      </w:r>
+      <w:r>
+        <w:t xml:space="preserve">- H2: Judged-status x decision contrasts Model A (Tobit)</w:t>
       </w:r>
       <w:r>
         <w:t xml:space="preserve"> </w:t>
@@ -1030,7 +1233,25 @@
         <w:t xml:space="preserve"> </w:t>
       </w:r>
       <w:r>
-        <w:t xml:space="preserve">The figure below shows that across the observed range, higher Empathy: Perspective taking corresponds to higher predicted latent judgment.</w:t>
+        <w:t xml:space="preserve">- H1: Empathy under relational controls Model A (Tobit)</w:t>
+      </w:r>
+      <w:r>
+        <w:t xml:space="preserve"> </w:t>
+      </w:r>
+      <w:r>
+        <w:t xml:space="preserve">- H3: Empathy x judged-status moderation Model A (Tobit)</w:t>
+      </w:r>
+      <w:r>
+        <w:t xml:space="preserve"> </w:t>
+      </w:r>
+      <w:r>
+        <w:t xml:space="preserve">- H1: Empathy under relational controls Model B (Tobit)</w:t>
+      </w:r>
+      <w:r>
+        <w:t xml:space="preserve"> </w:t>
+      </w:r>
+      <w:r>
+        <w:t xml:space="preserve">The figure below shows that predicted judgment is higher for Socioeconomic status 5 than for Socioeconomic status 0.</w:t>
       </w:r>
     </w:p>
     <w:p>
@@ -1042,18 +1263,18 @@
           <wp:inline>
             <wp:extent cx="5334000" cy="4000500"/>
             <wp:effectExtent b="0" l="0" r="0" t="0"/>
-            <wp:docPr descr="Effect Plot for Empathy: Perspective taking in the Betrayal sample. Statistically significant support appears in H2: Judged-status x decision contrasts Model B (Tobit). The panels show predicted latent judgments with 95% confidence intervals." title="" id="47" name="Picture"/>
+            <wp:docPr descr="Grouped Prediction Plot for Socioeconomic status in the judgments_bystander. The panels show predicted judgments on the observed -9 to 9 scale with 95% confidence intervals." title="" id="48" name="Picture"/>
             <a:graphic>
               <a:graphicData uri="http://schemas.openxmlformats.org/drawingml/2006/picture">
                 <pic:pic>
                   <pic:nvPicPr>
-                    <pic:cNvPr descr="../figures/figure_sig_all_betrayal_sample_iri_pt.png" id="48" name="Picture"/>
+                    <pic:cNvPr descr="../figures/figure_sig_all_judgments_bystander_economic_status_judgments_bystander_socioeconomic_status.png" id="49" name="Picture"/>
                     <pic:cNvPicPr>
                       <a:picLocks noChangeArrowheads="1" noChangeAspect="1"/>
                     </pic:cNvPicPr>
                   </pic:nvPicPr>
                   <pic:blipFill>
-                    <a:blip r:embed="rId46"/>
+                    <a:blip r:embed="rId47"/>
                     <a:stretch>
                       <a:fillRect/>
                     </a:stretch>
@@ -1085,7 +1306,7 @@
         <w:pStyle w:val="ImageCaption"/>
       </w:pPr>
       <w:r>
-        <w:t xml:space="preserve">Effect Plot for Empathy: Perspective taking in the Betrayal sample. Statistically significant support appears in H2: Judged-status x decision contrasts Model B (Tobit). The panels show predicted latent judgments with 95% confidence intervals.</w:t>
+        <w:t xml:space="preserve">Grouped Prediction Plot for Socioeconomic status in the judgments_bystander. The panels show predicted judgments on the observed -9 to 9 scale with 95% confidence intervals.</w:t>
       </w:r>
     </w:p>
     <w:p>
@@ -1093,25 +1314,25 @@
         <w:pStyle w:val="BodyText"/>
       </w:pPr>
       <w:r>
-        <w:t xml:space="preserve">Socioeconomic status is statistically significant in:</w:t>
-      </w:r>
-      <w:r>
-        <w:t xml:space="preserve"> </w:t>
-      </w:r>
-      <w:r>
-        <w:t xml:space="preserve">- H2: Judged-status x decision contrasts Model A (Tobit)</w:t>
-      </w:r>
-      <w:r>
-        <w:t xml:space="preserve"> </w:t>
-      </w:r>
-      <w:r>
-        <w:t xml:space="preserve">- H2: Judged-status x decision contrasts Model B (Tobit)</w:t>
-      </w:r>
-      <w:r>
-        <w:t xml:space="preserve"> </w:t>
-      </w:r>
-      <w:r>
-        <w:t xml:space="preserve">The figure below shows that predicted latent judgment is higher for Socioeconomic status 5 than for Socioeconomic status 0.</w:t>
+        <w:t xml:space="preserve">Judged negotiator control label hidden (ref = ingroup) is statistically significant in:</w:t>
+      </w:r>
+      <w:r>
+        <w:t xml:space="preserve"> </w:t>
+      </w:r>
+      <w:r>
+        <w:t xml:space="preserve">- H3: Empathy x judged-status moderation Model A (Tobit)</w:t>
+      </w:r>
+      <w:r>
+        <w:t xml:space="preserve"> </w:t>
+      </w:r>
+      <w:r>
+        <w:t xml:space="preserve">- H3: Empathy x judged-status moderation Model B (Tobit)</w:t>
+      </w:r>
+      <w:r>
+        <w:t xml:space="preserve"> </w:t>
+      </w:r>
+      <w:r>
+        <w:t xml:space="preserve">The figure below shows that predicted judgment is higher for Judged negotiator control label hidden than for Judged negotiator ingroup.</w:t>
       </w:r>
     </w:p>
     <w:p>
@@ -1123,18 +1344,18 @@
           <wp:inline>
             <wp:extent cx="5334000" cy="4000500"/>
             <wp:effectExtent b="0" l="0" r="0" t="0"/>
-            <wp:docPr descr="Grouped Prediction Plot for Socioeconomic status in the Betrayal sample. Statistically significant support appears in H2: Judged-status x decision contrasts Model A (Tobit) and H2: Judged-status x decision contrasts Model B (Tobit). The panels show predicted latent judgments with 95% confidence intervals." title="" id="50" name="Picture"/>
+            <wp:docPr descr="Grouped Prediction Plot for Judged negotiator control label hidden (ref = ingroup) in the judgments_bystander. The panels show predicted judgments on the observed -9 to 9 scale with 95% confidence intervals." title="" id="51" name="Picture"/>
             <a:graphic>
               <a:graphicData uri="http://schemas.openxmlformats.org/drawingml/2006/picture">
                 <pic:pic>
                   <pic:nvPicPr>
-                    <pic:cNvPr descr="../figures/figure_sig_all_betrayal_sample_economic_status.png" id="51" name="Picture"/>
+                    <pic:cNvPr descr="../figures/figure_sig_all_judgments_bystander_judged_control_judgments_bystander_judged_negotiator_control_label_hidden_ref_ingroup.png" id="52" name="Picture"/>
                     <pic:cNvPicPr>
                       <a:picLocks noChangeArrowheads="1" noChangeAspect="1"/>
                     </pic:cNvPicPr>
                   </pic:nvPicPr>
                   <pic:blipFill>
-                    <a:blip r:embed="rId49"/>
+                    <a:blip r:embed="rId50"/>
                     <a:stretch>
                       <a:fillRect/>
                     </a:stretch>
@@ -1166,7 +1387,7 @@
         <w:pStyle w:val="ImageCaption"/>
       </w:pPr>
       <w:r>
-        <w:t xml:space="preserve">Grouped Prediction Plot for Socioeconomic status in the Betrayal sample. Statistically significant support appears in H2: Judged-status x decision contrasts Model A (Tobit) and H2: Judged-status x decision contrasts Model B (Tobit). The panels show predicted latent judgments with 95% confidence intervals.</w:t>
+        <w:t xml:space="preserve">Grouped Prediction Plot for Judged negotiator control label hidden (ref = ingroup) in the judgments_bystander. The panels show predicted judgments on the observed -9 to 9 scale with 95% confidence intervals.</w:t>
       </w:r>
     </w:p>
     <w:p>
@@ -1174,19 +1395,19 @@
         <w:pStyle w:val="BodyText"/>
       </w:pPr>
       <w:r>
-        <w:t xml:space="preserve">Empathy: Empathic concern is statistically significant in:</w:t>
-      </w:r>
-      <w:r>
-        <w:t xml:space="preserve"> </w:t>
-      </w:r>
-      <w:r>
-        <w:t xml:space="preserve">- H2: Judged-status x decision contrasts Model B (Tobit)</w:t>
-      </w:r>
-      <w:r>
-        <w:t xml:space="preserve"> </w:t>
-      </w:r>
-      <w:r>
-        <w:t xml:space="preserve">The figure below shows that across the observed range, higher Empathy: Empathic concern corresponds to lower predicted latent judgment.</w:t>
+        <w:t xml:space="preserve">Personal distress x judged negotiator outgroup is statistically significant in:</w:t>
+      </w:r>
+      <w:r>
+        <w:t xml:space="preserve"> </w:t>
+      </w:r>
+      <w:r>
+        <w:t xml:space="preserve">- H3: Empathy x judged-status moderation Model B (Tobit)</w:t>
+      </w:r>
+      <w:r>
+        <w:t xml:space="preserve"> </w:t>
+      </w:r>
+      <w:r>
+        <w:t xml:space="preserve">The figure below shows that the predicted relationship rises most sharply for Empathy: Personal distress when the condition is Judged negotiator outgroup.</w:t>
       </w:r>
     </w:p>
     <w:p>
@@ -1198,18 +1419,18 @@
           <wp:inline>
             <wp:extent cx="5334000" cy="4000500"/>
             <wp:effectExtent b="0" l="0" r="0" t="0"/>
-            <wp:docPr descr="Effect Plot for Empathy: Empathic concern in the Betrayal sample. Statistically significant support appears in H2: Judged-status x decision contrasts Model B (Tobit). The panels show predicted latent judgments with 95% confidence intervals." title="" id="53" name="Picture"/>
+            <wp:docPr descr="Interaction Plot for Personal distress x judged negotiator outgroup in the judgments_bystander. The panels show predicted judgments on the observed -9 to 9 scale with 95% confidence intervals." title="" id="54" name="Picture"/>
             <a:graphic>
               <a:graphicData uri="http://schemas.openxmlformats.org/drawingml/2006/picture">
                 <pic:pic>
                   <pic:nvPicPr>
-                    <pic:cNvPr descr="../figures/figure_sig_all_betrayal_sample_iri_ec.png" id="54" name="Picture"/>
+                    <pic:cNvPr descr="../figures/figure_sig_all_judgments_bystander_iri_pd_judged_outgroup_judgments_bystander_personal_distress_x_judged_negotiator_outgroup.png" id="55" name="Picture"/>
                     <pic:cNvPicPr>
                       <a:picLocks noChangeArrowheads="1" noChangeAspect="1"/>
                     </pic:cNvPicPr>
                   </pic:nvPicPr>
                   <pic:blipFill>
-                    <a:blip r:embed="rId52"/>
+                    <a:blip r:embed="rId53"/>
                     <a:stretch>
                       <a:fillRect/>
                     </a:stretch>
@@ -1241,25 +1462,33 @@
         <w:pStyle w:val="ImageCaption"/>
       </w:pPr>
       <w:r>
-        <w:t xml:space="preserve">Effect Plot for Empathy: Empathic concern in the Betrayal sample. Statistically significant support appears in H2: Judged-status x decision contrasts Model B (Tobit). The panels show predicted latent judgments with 95% confidence intervals.</w:t>
-      </w:r>
-    </w:p>
-    <w:bookmarkEnd w:id="55"/>
-    <w:bookmarkStart w:id="83" w:name="full-judgment-sample"/>
-    <w:p>
-      <w:pPr>
-        <w:pStyle w:val="Heading3"/>
-      </w:pPr>
-      <w:r>
-        <w:t xml:space="preserve">Full judgment sample</w:t>
-      </w:r>
-    </w:p>
-    <w:p>
-      <w:pPr>
-        <w:pStyle w:val="FirstParagraph"/>
-      </w:pPr>
-      <w:r>
-        <w:t xml:space="preserve">Negotiator accepted harmful deal is statistically significant in:</w:t>
+        <w:t xml:space="preserve">Interaction Plot for Personal distress x judged negotiator outgroup in the judgments_bystander. The panels show predicted judgments on the observed -9 to 9 scale with 95% confidence intervals.</w:t>
+      </w:r>
+    </w:p>
+    <w:p>
+      <w:pPr>
+        <w:pStyle w:val="BodyText"/>
+      </w:pPr>
+      <w:r>
+        <w:t xml:space="preserve">Engineering participant (ref = humanities) is statistically significant in:</w:t>
+      </w:r>
+      <w:r>
+        <w:t xml:space="preserve"> </w:t>
+      </w:r>
+      <w:r>
+        <w:t xml:space="preserve">- H2: Judged-status x decision contrasts Model A (Tobit)</w:t>
+      </w:r>
+      <w:r>
+        <w:t xml:space="preserve"> </w:t>
+      </w:r>
+      <w:r>
+        <w:t xml:space="preserve">- H1: Empathy under relational controls Model A (Tobit)</w:t>
+      </w:r>
+      <w:r>
+        <w:t xml:space="preserve"> </w:t>
+      </w:r>
+      <w:r>
+        <w:t xml:space="preserve">- H3: Empathy x judged-status moderation Model A (Tobit)</w:t>
       </w:r>
       <w:r>
         <w:t xml:space="preserve"> </w:t>
@@ -1271,25 +1500,19 @@
         <w:t xml:space="preserve"> </w:t>
       </w:r>
       <w:r>
+        <w:t xml:space="preserve">- H1: Empathy under relational controls Model B (Tobit)</w:t>
+      </w:r>
+      <w:r>
+        <w:t xml:space="preserve"> </w:t>
+      </w:r>
+      <w:r>
         <w:t xml:space="preserve">- H3: Empathy x judged-status moderation Model B (Tobit)</w:t>
       </w:r>
       <w:r>
         <w:t xml:space="preserve"> </w:t>
       </w:r>
       <w:r>
-        <w:t xml:space="preserve">- H2: Judged-status x decision contrasts Model A (Tobit)</w:t>
-      </w:r>
-      <w:r>
-        <w:t xml:space="preserve"> </w:t>
-      </w:r>
-      <w:r>
-        <w:t xml:space="preserve">- H3: Empathy x judged-status moderation Model A (Tobit)</w:t>
-      </w:r>
-      <w:r>
-        <w:t xml:space="preserve"> </w:t>
-      </w:r>
-      <w:r>
-        <w:t xml:space="preserve">The figure below shows that predicted latent judgment is lower for Accept harmful deal than for Reject harmful deal.</w:t>
+        <w:t xml:space="preserve">The figure below shows that predicted judgment is higher for Engineering participant than for Humanities participant.</w:t>
       </w:r>
     </w:p>
     <w:p>
@@ -1301,12 +1524,12 @@
           <wp:inline>
             <wp:extent cx="5334000" cy="4000500"/>
             <wp:effectExtent b="0" l="0" r="0" t="0"/>
-            <wp:docPr descr="Grouped Prediction Plot for Negotiator accepted harmful deal in the Full judgment sample. Statistically significant support appears in H2: Judged-status x decision contrasts Model B (Tobit), H3: Empathy x judged-status moderation Model B (Tobit), H2: Judged-status x decision contrasts Model A (Tobit), and H3: Empathy x judged-status moderation Model A (Tobit). The panels show predicted latent judgments with 95% confidence intervals." title="" id="57" name="Picture"/>
+            <wp:docPr descr="Grouped Prediction Plot for Engineering participant (ref = humanities) in the judgments_bystander. The panels show predicted judgments on the observed -9 to 9 scale with 95% confidence intervals." title="" id="57" name="Picture"/>
             <a:graphic>
               <a:graphicData uri="http://schemas.openxmlformats.org/drawingml/2006/picture">
                 <pic:pic>
                   <pic:nvPicPr>
-                    <pic:cNvPr descr="../figures/figure_sig_all_full_judgment_sample_decision_accept.png" id="58" name="Picture"/>
+                    <pic:cNvPr descr="../figures/figure_sig_all_judgments_bystander_participant_engineering_judgments_bystander_engineering_participant_ref_humanities.png" id="58" name="Picture"/>
                     <pic:cNvPicPr>
                       <a:picLocks noChangeArrowheads="1" noChangeAspect="1"/>
                     </pic:cNvPicPr>
@@ -1344,7 +1567,7 @@
         <w:pStyle w:val="ImageCaption"/>
       </w:pPr>
       <w:r>
-        <w:t xml:space="preserve">Grouped Prediction Plot for Negotiator accepted harmful deal in the Full judgment sample. Statistically significant support appears in H2: Judged-status x decision contrasts Model B (Tobit), H3: Empathy x judged-status moderation Model B (Tobit), H2: Judged-status x decision contrasts Model A (Tobit), and H3: Empathy x judged-status moderation Model A (Tobit). The panels show predicted latent judgments with 95% confidence intervals.</w:t>
+        <w:t xml:space="preserve">Grouped Prediction Plot for Engineering participant (ref = humanities) in the judgments_bystander. The panels show predicted judgments on the observed -9 to 9 scale with 95% confidence intervals.</w:t>
       </w:r>
     </w:p>
     <w:p>
@@ -1352,7 +1575,31 @@
         <w:pStyle w:val="BodyText"/>
       </w:pPr>
       <w:r>
-        <w:t xml:space="preserve">Personal distress x judged negotiator outgroup is statistically significant in:</w:t>
+        <w:t xml:space="preserve">Counterpart negotiator control label hidden (ref = ingroup) is statistically significant in:</w:t>
+      </w:r>
+      <w:r>
+        <w:t xml:space="preserve"> </w:t>
+      </w:r>
+      <w:r>
+        <w:t xml:space="preserve">- H1: Empathy under relational controls Model B (Tobit)</w:t>
+      </w:r>
+      <w:r>
+        <w:t xml:space="preserve"> </w:t>
+      </w:r>
+      <w:r>
+        <w:t xml:space="preserve">- H2: Judged-status x decision contrasts Model B (Tobit)</w:t>
+      </w:r>
+      <w:r>
+        <w:t xml:space="preserve"> </w:t>
+      </w:r>
+      <w:r>
+        <w:t xml:space="preserve">- H1: Empathy under relational controls Model A (Tobit)</w:t>
+      </w:r>
+      <w:r>
+        <w:t xml:space="preserve"> </w:t>
+      </w:r>
+      <w:r>
+        <w:t xml:space="preserve">- H2: Judged-status x decision contrasts Model A (Tobit)</w:t>
       </w:r>
       <w:r>
         <w:t xml:space="preserve"> </w:t>
@@ -1364,7 +1611,13 @@
         <w:t xml:space="preserve"> </w:t>
       </w:r>
       <w:r>
-        <w:t xml:space="preserve">The figure below shows that the predicted relationship rises most sharply for Empathy: Personal distress when the condition is Judged negotiator outgroup.</w:t>
+        <w:t xml:space="preserve">- H3: Empathy x judged-status moderation Model A (Tobit)</w:t>
+      </w:r>
+      <w:r>
+        <w:t xml:space="preserve"> </w:t>
+      </w:r>
+      <w:r>
+        <w:t xml:space="preserve">The figure below shows that predicted judgment is higher for Counterpart negotiator control label hidden than for Counterpart negotiator ingroup.</w:t>
       </w:r>
     </w:p>
     <w:p>
@@ -1376,12 +1629,12 @@
           <wp:inline>
             <wp:extent cx="5334000" cy="4000500"/>
             <wp:effectExtent b="0" l="0" r="0" t="0"/>
-            <wp:docPr descr="Interaction Plot for Personal distress x judged negotiator outgroup in the Full judgment sample. Statistically significant support appears in H3: Empathy x judged-status moderation Model B (Tobit). The panels show predicted latent judgments with 95% confidence intervals." title="" id="60" name="Picture"/>
+            <wp:docPr descr="Grouped Prediction Plot for Counterpart negotiator control label hidden (ref = ingroup) in the judgments_bystander. The panels show predicted judgments on the observed -9 to 9 scale with 95% confidence intervals." title="" id="60" name="Picture"/>
             <a:graphic>
               <a:graphicData uri="http://schemas.openxmlformats.org/drawingml/2006/picture">
                 <pic:pic>
                   <pic:nvPicPr>
-                    <pic:cNvPr descr="../figures/figure_sig_all_full_judgment_sample_iri_pd_judged_outgroup.png" id="61" name="Picture"/>
+                    <pic:cNvPr descr="../figures/figure_sig_all_judgments_bystander_counterpart_control_judgments_bystander_counterpart_negotiator_control_label_hidden_ref_ingroup.png" id="61" name="Picture"/>
                     <pic:cNvPicPr>
                       <a:picLocks noChangeArrowheads="1" noChangeAspect="1"/>
                     </pic:cNvPicPr>
@@ -1419,7 +1672,7 @@
         <w:pStyle w:val="ImageCaption"/>
       </w:pPr>
       <w:r>
-        <w:t xml:space="preserve">Interaction Plot for Personal distress x judged negotiator outgroup in the Full judgment sample. Statistically significant support appears in H3: Empathy x judged-status moderation Model B (Tobit). The panels show predicted latent judgments with 95% confidence intervals.</w:t>
+        <w:t xml:space="preserve">Grouped Prediction Plot for Counterpart negotiator control label hidden (ref = ingroup) in the judgments_bystander. The panels show predicted judgments on the observed -9 to 9 scale with 95% confidence intervals.</w:t>
       </w:r>
     </w:p>
     <w:p>
@@ -1433,6 +1686,12 @@
         <w:t xml:space="preserve"> </w:t>
       </w:r>
       <w:r>
+        <w:t xml:space="preserve">- H1: Empathy under relational controls Model B (Tobit)</w:t>
+      </w:r>
+      <w:r>
+        <w:t xml:space="preserve"> </w:t>
+      </w:r>
+      <w:r>
         <w:t xml:space="preserve">- H2: Judged-status x decision contrasts Model B (Tobit)</w:t>
       </w:r>
       <w:r>
@@ -1445,7 +1704,7 @@
         <w:t xml:space="preserve"> </w:t>
       </w:r>
       <w:r>
-        <w:t xml:space="preserve">The figure below shows that across the observed range, higher Empathy: Perspective taking corresponds to higher predicted latent judgment.</w:t>
+        <w:t xml:space="preserve">The figure below shows that across the observed range, higher Empathy: Perspective taking corresponds to higher predicted judgment.</w:t>
       </w:r>
     </w:p>
     <w:p>
@@ -1457,12 +1716,12 @@
           <wp:inline>
             <wp:extent cx="5334000" cy="4000500"/>
             <wp:effectExtent b="0" l="0" r="0" t="0"/>
-            <wp:docPr descr="Effect Plot for Empathy: Perspective taking in the Full judgment sample. Statistically significant support appears in H2: Judged-status x decision contrasts Model B (Tobit) and H3: Empathy x judged-status moderation Model B (Tobit). The panels show predicted latent judgments with 95% confidence intervals." title="" id="63" name="Picture"/>
+            <wp:docPr descr="Effect Plot for Empathy: Perspective taking in the judgments_bystander. The panels show predicted judgments on the observed -9 to 9 scale with 95% confidence intervals." title="" id="63" name="Picture"/>
             <a:graphic>
               <a:graphicData uri="http://schemas.openxmlformats.org/drawingml/2006/picture">
                 <pic:pic>
                   <pic:nvPicPr>
-                    <pic:cNvPr descr="../figures/figure_sig_all_full_judgment_sample_iri_pt.png" id="64" name="Picture"/>
+                    <pic:cNvPr descr="../figures/figure_sig_all_judgments_bystander_iri_pt_judgments_bystander_empathy_perspective_taking.png" id="64" name="Picture"/>
                     <pic:cNvPicPr>
                       <a:picLocks noChangeArrowheads="1" noChangeAspect="1"/>
                     </pic:cNvPicPr>
@@ -1500,7 +1759,7 @@
         <w:pStyle w:val="ImageCaption"/>
       </w:pPr>
       <w:r>
-        <w:t xml:space="preserve">Effect Plot for Empathy: Perspective taking in the Full judgment sample. Statistically significant support appears in H2: Judged-status x decision contrasts Model B (Tobit) and H3: Empathy x judged-status moderation Model B (Tobit). The panels show predicted latent judgments with 95% confidence intervals.</w:t>
+        <w:t xml:space="preserve">Effect Plot for Empathy: Perspective taking in the judgments_bystander. The panels show predicted judgments on the observed -9 to 9 scale with 95% confidence intervals.</w:t>
       </w:r>
     </w:p>
     <w:p>
@@ -1508,19 +1767,19 @@
         <w:pStyle w:val="BodyText"/>
       </w:pPr>
       <w:r>
-        <w:t xml:space="preserve">Engineering participant (ref = humanities) is statistically significant in:</w:t>
-      </w:r>
-      <w:r>
-        <w:t xml:space="preserve"> </w:t>
-      </w:r>
-      <w:r>
-        <w:t xml:space="preserve">- H2: Judged-status x decision contrasts Model A (Tobit)</w:t>
-      </w:r>
-      <w:r>
-        <w:t xml:space="preserve"> </w:t>
-      </w:r>
-      <w:r>
-        <w:t xml:space="preserve">- H3: Empathy x judged-status moderation Model A (Tobit)</w:t>
+        <w:t xml:space="preserve">Empathy: Fantasy scale is statistically significant in:</w:t>
+      </w:r>
+      <w:r>
+        <w:t xml:space="preserve"> </w:t>
+      </w:r>
+      <w:r>
+        <w:t xml:space="preserve">- H1: Empathy under relational controls Model B (Tobit)</w:t>
+      </w:r>
+      <w:r>
+        <w:t xml:space="preserve"> </w:t>
+      </w:r>
+      <w:r>
+        <w:t xml:space="preserve">- H2: Judged-status x decision contrasts Model B (Tobit)</w:t>
       </w:r>
       <w:r>
         <w:t xml:space="preserve"> </w:t>
@@ -1532,13 +1791,7 @@
         <w:t xml:space="preserve"> </w:t>
       </w:r>
       <w:r>
-        <w:t xml:space="preserve">- H2: Judged-status x decision contrasts Model B (Tobit)</w:t>
-      </w:r>
-      <w:r>
-        <w:t xml:space="preserve"> </w:t>
-      </w:r>
-      <w:r>
-        <w:t xml:space="preserve">The figure below shows that predicted latent judgment is higher for Engineering participant than for Humanities participant.</w:t>
+        <w:t xml:space="preserve">The figure below shows that across the observed range, higher Empathy: Fantasy scale corresponds to lower predicted judgment.</w:t>
       </w:r>
     </w:p>
     <w:p>
@@ -1550,12 +1803,12 @@
           <wp:inline>
             <wp:extent cx="5334000" cy="4000500"/>
             <wp:effectExtent b="0" l="0" r="0" t="0"/>
-            <wp:docPr descr="Grouped Prediction Plot for Engineering participant (ref = humanities) in the Full judgment sample. Statistically significant support appears in H2: Judged-status x decision contrasts Model A (Tobit), H3: Empathy x judged-status moderation Model A (Tobit), H3: Empathy x judged-status moderation Model B (Tobit), and H2: Judged-status x decision contrasts Model B (Tobit). The panels show predicted latent judgments with 95% confidence intervals." title="" id="66" name="Picture"/>
+            <wp:docPr descr="Effect Plot for Empathy: Fantasy scale in the judgments_bystander. The panels show predicted judgments on the observed -9 to 9 scale with 95% confidence intervals." title="" id="66" name="Picture"/>
             <a:graphic>
               <a:graphicData uri="http://schemas.openxmlformats.org/drawingml/2006/picture">
                 <pic:pic>
                   <pic:nvPicPr>
-                    <pic:cNvPr descr="../figures/figure_sig_all_full_judgment_sample_participant_engineering.png" id="67" name="Picture"/>
+                    <pic:cNvPr descr="../figures/figure_sig_all_judgments_bystander_iri_fs_judgments_bystander_empathy_fantasy_scale.png" id="67" name="Picture"/>
                     <pic:cNvPicPr>
                       <a:picLocks noChangeArrowheads="1" noChangeAspect="1"/>
                     </pic:cNvPicPr>
@@ -1593,7 +1846,7 @@
         <w:pStyle w:val="ImageCaption"/>
       </w:pPr>
       <w:r>
-        <w:t xml:space="preserve">Grouped Prediction Plot for Engineering participant (ref = humanities) in the Full judgment sample. Statistically significant support appears in H2: Judged-status x decision contrasts Model A (Tobit), H3: Empathy x judged-status moderation Model A (Tobit), H3: Empathy x judged-status moderation Model B (Tobit), and H2: Judged-status x decision contrasts Model B (Tobit). The panels show predicted latent judgments with 95% confidence intervals.</w:t>
+        <w:t xml:space="preserve">Effect Plot for Empathy: Fantasy scale in the judgments_bystander. The panels show predicted judgments on the observed -9 to 9 scale with 95% confidence intervals.</w:t>
       </w:r>
     </w:p>
     <w:p>
@@ -1601,19 +1854,19 @@
         <w:pStyle w:val="BodyText"/>
       </w:pPr>
       <w:r>
-        <w:t xml:space="preserve">Empathic concern x judged negotiator outgroup is statistically significant in:</w:t>
-      </w:r>
-      <w:r>
-        <w:t xml:space="preserve"> </w:t>
-      </w:r>
-      <w:r>
-        <w:t xml:space="preserve">- H3: Empathy x judged-status moderation Model B (Tobit)</w:t>
-      </w:r>
-      <w:r>
-        <w:t xml:space="preserve"> </w:t>
-      </w:r>
-      <w:r>
-        <w:t xml:space="preserve">The figure below shows that the predicted relationship falls most sharply for Empathy: Empathic concern when the condition is Judged negotiator outgroup.</w:t>
+        <w:t xml:space="preserve">Empathy composite (average) is statistically significant in:</w:t>
+      </w:r>
+      <w:r>
+        <w:t xml:space="preserve"> </w:t>
+      </w:r>
+      <w:r>
+        <w:t xml:space="preserve">- H2: Judged-status x decision contrasts Model A (Tobit)</w:t>
+      </w:r>
+      <w:r>
+        <w:t xml:space="preserve"> </w:t>
+      </w:r>
+      <w:r>
+        <w:t xml:space="preserve">The figure below shows that across the observed range, higher Empathy composite (average) corresponds to lower predicted judgment.</w:t>
       </w:r>
     </w:p>
     <w:p>
@@ -1625,12 +1878,12 @@
           <wp:inline>
             <wp:extent cx="5334000" cy="4000500"/>
             <wp:effectExtent b="0" l="0" r="0" t="0"/>
-            <wp:docPr descr="Interaction Plot for Empathic concern x judged negotiator outgroup in the Full judgment sample. Statistically significant support appears in H3: Empathy x judged-status moderation Model B (Tobit). The panels show predicted latent judgments with 95% confidence intervals." title="" id="69" name="Picture"/>
+            <wp:docPr descr="Effect Plot for Empathy composite (average) in the judgments_bystander. The panels show predicted judgments on the observed -9 to 9 scale with 95% confidence intervals." title="" id="69" name="Picture"/>
             <a:graphic>
               <a:graphicData uri="http://schemas.openxmlformats.org/drawingml/2006/picture">
                 <pic:pic>
                   <pic:nvPicPr>
-                    <pic:cNvPr descr="../figures/figure_sig_all_full_judgment_sample_iri_ec_judged_outgroup.png" id="70" name="Picture"/>
+                    <pic:cNvPr descr="../figures/figure_sig_all_judgments_bystander_iri_total_judgments_bystander_empathy_composite_average.png" id="70" name="Picture"/>
                     <pic:cNvPicPr>
                       <a:picLocks noChangeArrowheads="1" noChangeAspect="1"/>
                     </pic:cNvPicPr>
@@ -1668,15 +1921,37 @@
         <w:pStyle w:val="ImageCaption"/>
       </w:pPr>
       <w:r>
-        <w:t xml:space="preserve">Interaction Plot for Empathic concern x judged negotiator outgroup in the Full judgment sample. Statistically significant support appears in H3: Empathy x judged-status moderation Model B (Tobit). The panels show predicted latent judgments with 95% confidence intervals.</w:t>
-      </w:r>
-    </w:p>
-    <w:p>
-      <w:pPr>
-        <w:pStyle w:val="BodyText"/>
-      </w:pPr>
-      <w:r>
-        <w:t xml:space="preserve">Empathy: Empathic concern is statistically significant in:</w:t>
+        <w:t xml:space="preserve">Effect Plot for Empathy composite (average) in the judgments_bystander. The panels show predicted judgments on the observed -9 to 9 scale with 95% confidence intervals.</w:t>
+      </w:r>
+    </w:p>
+    <w:bookmarkEnd w:id="71"/>
+    <w:bookmarkStart w:id="111" w:name="judgments_victim"/>
+    <w:p>
+      <w:pPr>
+        <w:pStyle w:val="Heading3"/>
+      </w:pPr>
+      <w:r>
+        <w:t xml:space="preserve">judgments_victim</w:t>
+      </w:r>
+    </w:p>
+    <w:p>
+      <w:pPr>
+        <w:pStyle w:val="FirstParagraph"/>
+      </w:pPr>
+      <w:r>
+        <w:t xml:space="preserve">Negotiator accepted harmful deal is statistically significant in:</w:t>
+      </w:r>
+      <w:r>
+        <w:t xml:space="preserve"> </w:t>
+      </w:r>
+      <w:r>
+        <w:t xml:space="preserve">- H1: Empathy under relational controls Model B (Tobit)</w:t>
+      </w:r>
+      <w:r>
+        <w:t xml:space="preserve"> </w:t>
+      </w:r>
+      <w:r>
+        <w:t xml:space="preserve">- H1: Empathy under relational controls Model A (Tobit)</w:t>
       </w:r>
       <w:r>
         <w:t xml:space="preserve"> </w:t>
@@ -1688,7 +1963,25 @@
         <w:t xml:space="preserve"> </w:t>
       </w:r>
       <w:r>
-        <w:t xml:space="preserve">The figure below shows that across the observed range, higher Empathy: Empathic concern corresponds to lower predicted latent judgment.</w:t>
+        <w:t xml:space="preserve">- H3: Empathy x judged-status moderation Model B (Tobit)</w:t>
+      </w:r>
+      <w:r>
+        <w:t xml:space="preserve"> </w:t>
+      </w:r>
+      <w:r>
+        <w:t xml:space="preserve">- H2: Judged-status x decision contrasts Model A (Tobit)</w:t>
+      </w:r>
+      <w:r>
+        <w:t xml:space="preserve"> </w:t>
+      </w:r>
+      <w:r>
+        <w:t xml:space="preserve">- H3: Empathy x judged-status moderation Model A (Tobit)</w:t>
+      </w:r>
+      <w:r>
+        <w:t xml:space="preserve"> </w:t>
+      </w:r>
+      <w:r>
+        <w:t xml:space="preserve">The figure below shows that predicted judgment is lower for Accept harmful deal than for Reject harmful deal.</w:t>
       </w:r>
     </w:p>
     <w:p>
@@ -1700,18 +1993,18 @@
           <wp:inline>
             <wp:extent cx="5334000" cy="4000500"/>
             <wp:effectExtent b="0" l="0" r="0" t="0"/>
-            <wp:docPr descr="Effect Plot for Empathy: Empathic concern in the Full judgment sample. Statistically significant support appears in H2: Judged-status x decision contrasts Model B (Tobit). The panels show predicted latent judgments with 95% confidence intervals." title="" id="72" name="Picture"/>
+            <wp:docPr descr="Grouped Prediction Plot for Negotiator accepted harmful deal in the judgments_victim. The panels show predicted judgments on the observed -9 to 9 scale with 95% confidence intervals." title="" id="73" name="Picture"/>
             <a:graphic>
               <a:graphicData uri="http://schemas.openxmlformats.org/drawingml/2006/picture">
                 <pic:pic>
                   <pic:nvPicPr>
-                    <pic:cNvPr descr="../figures/figure_sig_all_full_judgment_sample_iri_ec.png" id="73" name="Picture"/>
+                    <pic:cNvPr descr="../figures/figure_sig_all_judgments_victim_decision_accept_judgments_victim_negotiator_accepted_harmful_deal.png" id="74" name="Picture"/>
                     <pic:cNvPicPr>
                       <a:picLocks noChangeArrowheads="1" noChangeAspect="1"/>
                     </pic:cNvPicPr>
                   </pic:nvPicPr>
                   <pic:blipFill>
-                    <a:blip r:embed="rId71"/>
+                    <a:blip r:embed="rId72"/>
                     <a:stretch>
                       <a:fillRect/>
                     </a:stretch>
@@ -1743,7 +2036,7 @@
         <w:pStyle w:val="ImageCaption"/>
       </w:pPr>
       <w:r>
-        <w:t xml:space="preserve">Effect Plot for Empathy: Empathic concern in the Full judgment sample. Statistically significant support appears in H2: Judged-status x decision contrasts Model B (Tobit). The panels show predicted latent judgments with 95% confidence intervals.</w:t>
+        <w:t xml:space="preserve">Grouped Prediction Plot for Negotiator accepted harmful deal in the judgments_victim. The panels show predicted judgments on the observed -9 to 9 scale with 95% confidence intervals.</w:t>
       </w:r>
     </w:p>
     <w:p>
@@ -1751,25 +2044,31 @@
         <w:pStyle w:val="BodyText"/>
       </w:pPr>
       <w:r>
-        <w:t xml:space="preserve">Socioeconomic status is statistically significant in:</w:t>
-      </w:r>
-      <w:r>
-        <w:t xml:space="preserve"> </w:t>
-      </w:r>
-      <w:r>
-        <w:t xml:space="preserve">- H3: Empathy x judged-status moderation Model A (Tobit)</w:t>
-      </w:r>
-      <w:r>
-        <w:t xml:space="preserve"> </w:t>
-      </w:r>
-      <w:r>
-        <w:t xml:space="preserve">- H2: Judged-status x decision contrasts Model A (Tobit)</w:t>
-      </w:r>
-      <w:r>
-        <w:t xml:space="preserve"> </w:t>
-      </w:r>
-      <w:r>
-        <w:t xml:space="preserve">The figure below shows that predicted latent judgment is higher for Socioeconomic status 5 than for Socioeconomic status 0.</w:t>
+        <w:t xml:space="preserve">Empathy: Perspective taking is statistically significant in:</w:t>
+      </w:r>
+      <w:r>
+        <w:t xml:space="preserve"> </w:t>
+      </w:r>
+      <w:r>
+        <w:t xml:space="preserve">- H1: Empathy under relational controls Model B (Tobit)</w:t>
+      </w:r>
+      <w:r>
+        <w:t xml:space="preserve"> </w:t>
+      </w:r>
+      <w:r>
+        <w:t xml:space="preserve">- H2: Judged-status x decision contrasts Model B (Tobit)</w:t>
+      </w:r>
+      <w:r>
+        <w:t xml:space="preserve"> </w:t>
+      </w:r>
+      <w:r>
+        <w:t xml:space="preserve">- H3: Empathy x judged-status moderation Model B (Tobit)</w:t>
+      </w:r>
+      <w:r>
+        <w:t xml:space="preserve"> </w:t>
+      </w:r>
+      <w:r>
+        <w:t xml:space="preserve">The figure below shows that across the observed range, higher Empathy: Perspective taking corresponds to higher predicted judgment.</w:t>
       </w:r>
     </w:p>
     <w:p>
@@ -1781,18 +2080,18 @@
           <wp:inline>
             <wp:extent cx="5334000" cy="4000500"/>
             <wp:effectExtent b="0" l="0" r="0" t="0"/>
-            <wp:docPr descr="Grouped Prediction Plot for Socioeconomic status in the Full judgment sample. Statistically significant support appears in H3: Empathy x judged-status moderation Model A (Tobit) and H2: Judged-status x decision contrasts Model A (Tobit). The panels show predicted latent judgments with 95% confidence intervals." title="" id="75" name="Picture"/>
+            <wp:docPr descr="Effect Plot for Empathy: Perspective taking in the judgments_victim. The panels show predicted judgments on the observed -9 to 9 scale with 95% confidence intervals." title="" id="76" name="Picture"/>
             <a:graphic>
               <a:graphicData uri="http://schemas.openxmlformats.org/drawingml/2006/picture">
                 <pic:pic>
                   <pic:nvPicPr>
-                    <pic:cNvPr descr="../figures/figure_sig_all_full_judgment_sample_economic_status.png" id="76" name="Picture"/>
+                    <pic:cNvPr descr="../figures/figure_sig_all_judgments_victim_iri_pt_judgments_victim_empathy_perspective_taking.png" id="77" name="Picture"/>
                     <pic:cNvPicPr>
                       <a:picLocks noChangeArrowheads="1" noChangeAspect="1"/>
                     </pic:cNvPicPr>
                   </pic:nvPicPr>
                   <pic:blipFill>
-                    <a:blip r:embed="rId74"/>
+                    <a:blip r:embed="rId75"/>
                     <a:stretch>
                       <a:fillRect/>
                     </a:stretch>
@@ -1824,7 +2123,7 @@
         <w:pStyle w:val="ImageCaption"/>
       </w:pPr>
       <w:r>
-        <w:t xml:space="preserve">Grouped Prediction Plot for Socioeconomic status in the Full judgment sample. Statistically significant support appears in H3: Empathy x judged-status moderation Model A (Tobit) and H2: Judged-status x decision contrasts Model A (Tobit). The panels show predicted latent judgments with 95% confidence intervals.</w:t>
+        <w:t xml:space="preserve">Effect Plot for Empathy: Perspective taking in the judgments_victim. The panels show predicted judgments on the observed -9 to 9 scale with 95% confidence intervals.</w:t>
       </w:r>
     </w:p>
     <w:p>
@@ -1832,19 +2131,25 @@
         <w:pStyle w:val="BodyText"/>
       </w:pPr>
       <w:r>
-        <w:t xml:space="preserve">Judged negotiator outgroup (ref = ingroup) is statistically significant in:</w:t>
-      </w:r>
-      <w:r>
-        <w:t xml:space="preserve"> </w:t>
-      </w:r>
-      <w:r>
-        <w:t xml:space="preserve">- H3: Empathy x judged-status moderation Model B (Tobit)</w:t>
-      </w:r>
-      <w:r>
-        <w:t xml:space="preserve"> </w:t>
-      </w:r>
-      <w:r>
-        <w:t xml:space="preserve">The figure below shows that predicted latent judgment is higher for Judged negotiator outgroup than for Judged negotiator ingroup.</w:t>
+        <w:t xml:space="preserve">Empathy: Empathic concern is statistically significant in:</w:t>
+      </w:r>
+      <w:r>
+        <w:t xml:space="preserve"> </w:t>
+      </w:r>
+      <w:r>
+        <w:t xml:space="preserve">- H2: Judged-status x decision contrasts Model B (Tobit)</w:t>
+      </w:r>
+      <w:r>
+        <w:t xml:space="preserve"> </w:t>
+      </w:r>
+      <w:r>
+        <w:t xml:space="preserve">- H1: Empathy under relational controls Model B (Tobit)</w:t>
+      </w:r>
+      <w:r>
+        <w:t xml:space="preserve"> </w:t>
+      </w:r>
+      <w:r>
+        <w:t xml:space="preserve">The figure below shows that across the observed range, higher Empathy: Empathic concern corresponds to lower predicted judgment.</w:t>
       </w:r>
     </w:p>
     <w:p>
@@ -1856,18 +2161,18 @@
           <wp:inline>
             <wp:extent cx="5334000" cy="4000500"/>
             <wp:effectExtent b="0" l="0" r="0" t="0"/>
-            <wp:docPr descr="Grouped Prediction Plot for Judged negotiator outgroup (ref = ingroup) in the Full judgment sample. Statistically significant support appears in H3: Empathy x judged-status moderation Model B (Tobit). The panels show predicted latent judgments with 95% confidence intervals." title="" id="78" name="Picture"/>
+            <wp:docPr descr="Effect Plot for Empathy: Empathic concern in the judgments_victim. The panels show predicted judgments on the observed -9 to 9 scale with 95% confidence intervals." title="" id="79" name="Picture"/>
             <a:graphic>
               <a:graphicData uri="http://schemas.openxmlformats.org/drawingml/2006/picture">
                 <pic:pic>
                   <pic:nvPicPr>
-                    <pic:cNvPr descr="../figures/figure_sig_all_full_judgment_sample_judged_outgroup.png" id="79" name="Picture"/>
+                    <pic:cNvPr descr="../figures/figure_sig_all_judgments_victim_iri_ec_judgments_victim_empathy_empathic_concern.png" id="80" name="Picture"/>
                     <pic:cNvPicPr>
                       <a:picLocks noChangeArrowheads="1" noChangeAspect="1"/>
                     </pic:cNvPicPr>
                   </pic:nvPicPr>
                   <pic:blipFill>
-                    <a:blip r:embed="rId77"/>
+                    <a:blip r:embed="rId78"/>
                     <a:stretch>
                       <a:fillRect/>
                     </a:stretch>
@@ -1899,7 +2204,7 @@
         <w:pStyle w:val="ImageCaption"/>
       </w:pPr>
       <w:r>
-        <w:t xml:space="preserve">Grouped Prediction Plot for Judged negotiator outgroup (ref = ingroup) in the Full judgment sample. Statistically significant support appears in H3: Empathy x judged-status moderation Model B (Tobit). The panels show predicted latent judgments with 95% confidence intervals.</w:t>
+        <w:t xml:space="preserve">Effect Plot for Empathy: Empathic concern in the judgments_victim. The panels show predicted judgments on the observed -9 to 9 scale with 95% confidence intervals.</w:t>
       </w:r>
     </w:p>
     <w:p>
@@ -1907,19 +2212,25 @@
         <w:pStyle w:val="BodyText"/>
       </w:pPr>
       <w:r>
-        <w:t xml:space="preserve">Empathy: Personal distress is statistically significant in:</w:t>
-      </w:r>
-      <w:r>
-        <w:t xml:space="preserve"> </w:t>
-      </w:r>
-      <w:r>
-        <w:t xml:space="preserve">- H2: Judged-status x decision contrasts Model B (Tobit)</w:t>
-      </w:r>
-      <w:r>
-        <w:t xml:space="preserve"> </w:t>
-      </w:r>
-      <w:r>
-        <w:t xml:space="preserve">The figure below shows that across the observed range, higher Empathy: Personal distress corresponds to higher predicted latent judgment.</w:t>
+        <w:t xml:space="preserve">Judged negotiator outgroup (ref = ingroup) is statistically significant in:</w:t>
+      </w:r>
+      <w:r>
+        <w:t xml:space="preserve"> </w:t>
+      </w:r>
+      <w:r>
+        <w:t xml:space="preserve">- H3: Empathy x judged-status moderation Model B (Tobit)</w:t>
+      </w:r>
+      <w:r>
+        <w:t xml:space="preserve"> </w:t>
+      </w:r>
+      <w:r>
+        <w:t xml:space="preserve">- H3: Empathy x judged-status moderation Model A (Tobit)</w:t>
+      </w:r>
+      <w:r>
+        <w:t xml:space="preserve"> </w:t>
+      </w:r>
+      <w:r>
+        <w:t xml:space="preserve">The figure below shows that predicted judgment is higher for Judged negotiator outgroup than for Judged negotiator ingroup.</w:t>
       </w:r>
     </w:p>
     <w:p>
@@ -1931,18 +2242,18 @@
           <wp:inline>
             <wp:extent cx="5334000" cy="4000500"/>
             <wp:effectExtent b="0" l="0" r="0" t="0"/>
-            <wp:docPr descr="Effect Plot for Empathy: Personal distress in the Full judgment sample. Statistically significant support appears in H2: Judged-status x decision contrasts Model B (Tobit). The panels show predicted latent judgments with 95% confidence intervals." title="" id="81" name="Picture"/>
+            <wp:docPr descr="Grouped Prediction Plot for Judged negotiator outgroup (ref = ingroup) in the judgments_victim. The panels show predicted judgments on the observed -9 to 9 scale with 95% confidence intervals." title="" id="82" name="Picture"/>
             <a:graphic>
               <a:graphicData uri="http://schemas.openxmlformats.org/drawingml/2006/picture">
                 <pic:pic>
                   <pic:nvPicPr>
-                    <pic:cNvPr descr="../figures/figure_sig_all_full_judgment_sample_iri_pd.png" id="82" name="Picture"/>
+                    <pic:cNvPr descr="../figures/figure_sig_all_judgments_victim_judged_outgroup_judgments_victim_judged_negotiator_outgroup_ref_ingroup.png" id="83" name="Picture"/>
                     <pic:cNvPicPr>
                       <a:picLocks noChangeArrowheads="1" noChangeAspect="1"/>
                     </pic:cNvPicPr>
                   </pic:nvPicPr>
                   <pic:blipFill>
-                    <a:blip r:embed="rId80"/>
+                    <a:blip r:embed="rId81"/>
                     <a:stretch>
                       <a:fillRect/>
                     </a:stretch>
@@ -1974,12 +2285,741 @@
         <w:pStyle w:val="ImageCaption"/>
       </w:pPr>
       <w:r>
-        <w:t xml:space="preserve">Effect Plot for Empathy: Personal distress in the Full judgment sample. Statistically significant support appears in H2: Judged-status x decision contrasts Model B (Tobit). The panels show predicted latent judgments with 95% confidence intervals.</w:t>
-      </w:r>
-    </w:p>
-    <w:bookmarkEnd w:id="83"/>
-    <w:bookmarkEnd w:id="84"/>
-    <w:bookmarkStart w:id="85" w:name="hypothesis-conclusion-summary"/>
+        <w:t xml:space="preserve">Grouped Prediction Plot for Judged negotiator outgroup (ref = ingroup) in the judgments_victim. The panels show predicted judgments on the observed -9 to 9 scale with 95% confidence intervals.</w:t>
+      </w:r>
+    </w:p>
+    <w:p>
+      <w:pPr>
+        <w:pStyle w:val="BodyText"/>
+      </w:pPr>
+      <w:r>
+        <w:t xml:space="preserve">Personal distress x judged negotiator outgroup is statistically significant in:</w:t>
+      </w:r>
+      <w:r>
+        <w:t xml:space="preserve"> </w:t>
+      </w:r>
+      <w:r>
+        <w:t xml:space="preserve">- H3: Empathy x judged-status moderation Model B (Tobit)</w:t>
+      </w:r>
+      <w:r>
+        <w:t xml:space="preserve"> </w:t>
+      </w:r>
+      <w:r>
+        <w:t xml:space="preserve">The figure below shows that the predicted relationship rises most sharply for Empathy: Personal distress when the condition is Judged negotiator outgroup.</w:t>
+      </w:r>
+    </w:p>
+    <w:p>
+      <w:pPr>
+        <w:pStyle w:val="CaptionedFigure"/>
+      </w:pPr>
+      <w:r>
+        <w:drawing>
+          <wp:inline>
+            <wp:extent cx="5334000" cy="4000500"/>
+            <wp:effectExtent b="0" l="0" r="0" t="0"/>
+            <wp:docPr descr="Interaction Plot for Personal distress x judged negotiator outgroup in the judgments_victim. The panels show predicted judgments on the observed -9 to 9 scale with 95% confidence intervals." title="" id="85" name="Picture"/>
+            <a:graphic>
+              <a:graphicData uri="http://schemas.openxmlformats.org/drawingml/2006/picture">
+                <pic:pic>
+                  <pic:nvPicPr>
+                    <pic:cNvPr descr="../figures/figure_sig_all_judgments_victim_iri_pd_judged_outgroup_judgments_victim_personal_distress_x_judged_negotiator_outgroup.png" id="86" name="Picture"/>
+                    <pic:cNvPicPr>
+                      <a:picLocks noChangeArrowheads="1" noChangeAspect="1"/>
+                    </pic:cNvPicPr>
+                  </pic:nvPicPr>
+                  <pic:blipFill>
+                    <a:blip r:embed="rId84"/>
+                    <a:stretch>
+                      <a:fillRect/>
+                    </a:stretch>
+                  </pic:blipFill>
+                  <pic:spPr bwMode="auto">
+                    <a:xfrm>
+                      <a:off x="0" y="0"/>
+                      <a:ext cx="5334000" cy="4000500"/>
+                    </a:xfrm>
+                    <a:prstGeom prst="rect">
+                      <a:avLst/>
+                    </a:prstGeom>
+                    <a:noFill/>
+                    <a:ln w="9525">
+                      <a:noFill/>
+                      <a:headEnd/>
+                      <a:tailEnd/>
+                    </a:ln>
+                  </pic:spPr>
+                </pic:pic>
+              </a:graphicData>
+            </a:graphic>
+          </wp:inline>
+        </w:drawing>
+      </w:r>
+    </w:p>
+    <w:p>
+      <w:pPr>
+        <w:pStyle w:val="ImageCaption"/>
+      </w:pPr>
+      <w:r>
+        <w:t xml:space="preserve">Interaction Plot for Personal distress x judged negotiator outgroup in the judgments_victim. The panels show predicted judgments on the observed -9 to 9 scale with 95% confidence intervals.</w:t>
+      </w:r>
+    </w:p>
+    <w:p>
+      <w:pPr>
+        <w:pStyle w:val="BodyText"/>
+      </w:pPr>
+      <w:r>
+        <w:t xml:space="preserve">Empathic concern x judged negotiator outgroup is statistically significant in:</w:t>
+      </w:r>
+      <w:r>
+        <w:t xml:space="preserve"> </w:t>
+      </w:r>
+      <w:r>
+        <w:t xml:space="preserve">- H3: Empathy x judged-status moderation Model B (Tobit)</w:t>
+      </w:r>
+      <w:r>
+        <w:t xml:space="preserve"> </w:t>
+      </w:r>
+      <w:r>
+        <w:t xml:space="preserve">The figure below shows that the predicted relationship falls most sharply for Empathy: Empathic concern when the condition is Judged negotiator outgroup.</w:t>
+      </w:r>
+    </w:p>
+    <w:p>
+      <w:pPr>
+        <w:pStyle w:val="CaptionedFigure"/>
+      </w:pPr>
+      <w:r>
+        <w:drawing>
+          <wp:inline>
+            <wp:extent cx="5334000" cy="4000500"/>
+            <wp:effectExtent b="0" l="0" r="0" t="0"/>
+            <wp:docPr descr="Interaction Plot for Empathic concern x judged negotiator outgroup in the judgments_victim. The panels show predicted judgments on the observed -9 to 9 scale with 95% confidence intervals." title="" id="88" name="Picture"/>
+            <a:graphic>
+              <a:graphicData uri="http://schemas.openxmlformats.org/drawingml/2006/picture">
+                <pic:pic>
+                  <pic:nvPicPr>
+                    <pic:cNvPr descr="../figures/figure_sig_all_judgments_victim_iri_ec_judged_outgroup_judgments_victim_empathic_concern_x_judged_negotiator_outgroup.png" id="89" name="Picture"/>
+                    <pic:cNvPicPr>
+                      <a:picLocks noChangeArrowheads="1" noChangeAspect="1"/>
+                    </pic:cNvPicPr>
+                  </pic:nvPicPr>
+                  <pic:blipFill>
+                    <a:blip r:embed="rId87"/>
+                    <a:stretch>
+                      <a:fillRect/>
+                    </a:stretch>
+                  </pic:blipFill>
+                  <pic:spPr bwMode="auto">
+                    <a:xfrm>
+                      <a:off x="0" y="0"/>
+                      <a:ext cx="5334000" cy="4000500"/>
+                    </a:xfrm>
+                    <a:prstGeom prst="rect">
+                      <a:avLst/>
+                    </a:prstGeom>
+                    <a:noFill/>
+                    <a:ln w="9525">
+                      <a:noFill/>
+                      <a:headEnd/>
+                      <a:tailEnd/>
+                    </a:ln>
+                  </pic:spPr>
+                </pic:pic>
+              </a:graphicData>
+            </a:graphic>
+          </wp:inline>
+        </w:drawing>
+      </w:r>
+    </w:p>
+    <w:p>
+      <w:pPr>
+        <w:pStyle w:val="ImageCaption"/>
+      </w:pPr>
+      <w:r>
+        <w:t xml:space="preserve">Interaction Plot for Empathic concern x judged negotiator outgroup in the judgments_victim. The panels show predicted judgments on the observed -9 to 9 scale with 95% confidence intervals.</w:t>
+      </w:r>
+    </w:p>
+    <w:p>
+      <w:pPr>
+        <w:pStyle w:val="BodyText"/>
+      </w:pPr>
+      <w:r>
+        <w:t xml:space="preserve">Engineering participant (ref = humanities) is statistically significant in:</w:t>
+      </w:r>
+      <w:r>
+        <w:t xml:space="preserve"> </w:t>
+      </w:r>
+      <w:r>
+        <w:t xml:space="preserve">- H3: Empathy x judged-status moderation Model A (Tobit)</w:t>
+      </w:r>
+      <w:r>
+        <w:t xml:space="preserve"> </w:t>
+      </w:r>
+      <w:r>
+        <w:t xml:space="preserve">- H1: Empathy under relational controls Model A (Tobit)</w:t>
+      </w:r>
+      <w:r>
+        <w:t xml:space="preserve"> </w:t>
+      </w:r>
+      <w:r>
+        <w:t xml:space="preserve">- H3: Empathy x judged-status moderation Model B (Tobit)</w:t>
+      </w:r>
+      <w:r>
+        <w:t xml:space="preserve"> </w:t>
+      </w:r>
+      <w:r>
+        <w:t xml:space="preserve">- H1: Empathy under relational controls Model B (Tobit)</w:t>
+      </w:r>
+      <w:r>
+        <w:t xml:space="preserve"> </w:t>
+      </w:r>
+      <w:r>
+        <w:t xml:space="preserve">- H2: Judged-status x decision contrasts Model A (Tobit)</w:t>
+      </w:r>
+      <w:r>
+        <w:t xml:space="preserve"> </w:t>
+      </w:r>
+      <w:r>
+        <w:t xml:space="preserve">- H2: Judged-status x decision contrasts Model B (Tobit)</w:t>
+      </w:r>
+      <w:r>
+        <w:t xml:space="preserve"> </w:t>
+      </w:r>
+      <w:r>
+        <w:t xml:space="preserve">The figure below shows that predicted judgment is higher for Engineering participant than for Humanities participant.</w:t>
+      </w:r>
+    </w:p>
+    <w:p>
+      <w:pPr>
+        <w:pStyle w:val="CaptionedFigure"/>
+      </w:pPr>
+      <w:r>
+        <w:drawing>
+          <wp:inline>
+            <wp:extent cx="5334000" cy="4000500"/>
+            <wp:effectExtent b="0" l="0" r="0" t="0"/>
+            <wp:docPr descr="Grouped Prediction Plot for Engineering participant (ref = humanities) in the judgments_victim. The panels show predicted judgments on the observed -9 to 9 scale with 95% confidence intervals." title="" id="91" name="Picture"/>
+            <a:graphic>
+              <a:graphicData uri="http://schemas.openxmlformats.org/drawingml/2006/picture">
+                <pic:pic>
+                  <pic:nvPicPr>
+                    <pic:cNvPr descr="../figures/figure_sig_all_judgments_victim_participant_engineering_judgments_victim_engineering_participant_ref_humanities.png" id="92" name="Picture"/>
+                    <pic:cNvPicPr>
+                      <a:picLocks noChangeArrowheads="1" noChangeAspect="1"/>
+                    </pic:cNvPicPr>
+                  </pic:nvPicPr>
+                  <pic:blipFill>
+                    <a:blip r:embed="rId90"/>
+                    <a:stretch>
+                      <a:fillRect/>
+                    </a:stretch>
+                  </pic:blipFill>
+                  <pic:spPr bwMode="auto">
+                    <a:xfrm>
+                      <a:off x="0" y="0"/>
+                      <a:ext cx="5334000" cy="4000500"/>
+                    </a:xfrm>
+                    <a:prstGeom prst="rect">
+                      <a:avLst/>
+                    </a:prstGeom>
+                    <a:noFill/>
+                    <a:ln w="9525">
+                      <a:noFill/>
+                      <a:headEnd/>
+                      <a:tailEnd/>
+                    </a:ln>
+                  </pic:spPr>
+                </pic:pic>
+              </a:graphicData>
+            </a:graphic>
+          </wp:inline>
+        </w:drawing>
+      </w:r>
+    </w:p>
+    <w:p>
+      <w:pPr>
+        <w:pStyle w:val="ImageCaption"/>
+      </w:pPr>
+      <w:r>
+        <w:t xml:space="preserve">Grouped Prediction Plot for Engineering participant (ref = humanities) in the judgments_victim. The panels show predicted judgments on the observed -9 to 9 scale with 95% confidence intervals.</w:t>
+      </w:r>
+    </w:p>
+    <w:p>
+      <w:pPr>
+        <w:pStyle w:val="BodyText"/>
+      </w:pPr>
+      <w:r>
+        <w:t xml:space="preserve">Empathy composite (average) is statistically significant in:</w:t>
+      </w:r>
+      <w:r>
+        <w:t xml:space="preserve"> </w:t>
+      </w:r>
+      <w:r>
+        <w:t xml:space="preserve">- H3: Empathy x judged-status moderation Model A (Tobit)</w:t>
+      </w:r>
+      <w:r>
+        <w:t xml:space="preserve"> </w:t>
+      </w:r>
+      <w:r>
+        <w:t xml:space="preserve">- H2: Judged-status x decision contrasts Model A (Tobit)</w:t>
+      </w:r>
+      <w:r>
+        <w:t xml:space="preserve"> </w:t>
+      </w:r>
+      <w:r>
+        <w:t xml:space="preserve">The figure below shows that across the observed range, higher Empathy composite (average) corresponds to higher predicted judgment.</w:t>
+      </w:r>
+    </w:p>
+    <w:p>
+      <w:pPr>
+        <w:pStyle w:val="CaptionedFigure"/>
+      </w:pPr>
+      <w:r>
+        <w:drawing>
+          <wp:inline>
+            <wp:extent cx="5334000" cy="4000500"/>
+            <wp:effectExtent b="0" l="0" r="0" t="0"/>
+            <wp:docPr descr="Effect Plot for Empathy composite (average) in the judgments_victim. The panels show predicted judgments on the observed -9 to 9 scale with 95% confidence intervals." title="" id="94" name="Picture"/>
+            <a:graphic>
+              <a:graphicData uri="http://schemas.openxmlformats.org/drawingml/2006/picture">
+                <pic:pic>
+                  <pic:nvPicPr>
+                    <pic:cNvPr descr="../figures/figure_sig_all_judgments_victim_iri_total_judgments_victim_empathy_composite_average.png" id="95" name="Picture"/>
+                    <pic:cNvPicPr>
+                      <a:picLocks noChangeArrowheads="1" noChangeAspect="1"/>
+                    </pic:cNvPicPr>
+                  </pic:nvPicPr>
+                  <pic:blipFill>
+                    <a:blip r:embed="rId93"/>
+                    <a:stretch>
+                      <a:fillRect/>
+                    </a:stretch>
+                  </pic:blipFill>
+                  <pic:spPr bwMode="auto">
+                    <a:xfrm>
+                      <a:off x="0" y="0"/>
+                      <a:ext cx="5334000" cy="4000500"/>
+                    </a:xfrm>
+                    <a:prstGeom prst="rect">
+                      <a:avLst/>
+                    </a:prstGeom>
+                    <a:noFill/>
+                    <a:ln w="9525">
+                      <a:noFill/>
+                      <a:headEnd/>
+                      <a:tailEnd/>
+                    </a:ln>
+                  </pic:spPr>
+                </pic:pic>
+              </a:graphicData>
+            </a:graphic>
+          </wp:inline>
+        </w:drawing>
+      </w:r>
+    </w:p>
+    <w:p>
+      <w:pPr>
+        <w:pStyle w:val="ImageCaption"/>
+      </w:pPr>
+      <w:r>
+        <w:t xml:space="preserve">Effect Plot for Empathy composite (average) in the judgments_victim. The panels show predicted judgments on the observed -9 to 9 scale with 95% confidence intervals.</w:t>
+      </w:r>
+    </w:p>
+    <w:p>
+      <w:pPr>
+        <w:pStyle w:val="BodyText"/>
+      </w:pPr>
+      <w:r>
+        <w:t xml:space="preserve">Empathy x judged negotiator outgroup is statistically significant in:</w:t>
+      </w:r>
+      <w:r>
+        <w:t xml:space="preserve"> </w:t>
+      </w:r>
+      <w:r>
+        <w:t xml:space="preserve">- H3: Empathy x judged-status moderation Model A (Tobit)</w:t>
+      </w:r>
+      <w:r>
+        <w:t xml:space="preserve"> </w:t>
+      </w:r>
+      <w:r>
+        <w:t xml:space="preserve">The figure below shows that the predicted relationship rises most sharply for Empathy composite (average) when the condition is Judged negotiator ingroup.</w:t>
+      </w:r>
+    </w:p>
+    <w:p>
+      <w:pPr>
+        <w:pStyle w:val="CaptionedFigure"/>
+      </w:pPr>
+      <w:r>
+        <w:drawing>
+          <wp:inline>
+            <wp:extent cx="5334000" cy="4000500"/>
+            <wp:effectExtent b="0" l="0" r="0" t="0"/>
+            <wp:docPr descr="Interaction Plot for Empathy x judged negotiator outgroup in the judgments_victim. The panels show predicted judgments on the observed -9 to 9 scale with 95% confidence intervals." title="" id="97" name="Picture"/>
+            <a:graphic>
+              <a:graphicData uri="http://schemas.openxmlformats.org/drawingml/2006/picture">
+                <pic:pic>
+                  <pic:nvPicPr>
+                    <pic:cNvPr descr="../figures/figure_sig_all_judgments_victim_iri_total_judged_outgroup_judgments_victim_empathy_x_judged_negotiator_outgroup.png" id="98" name="Picture"/>
+                    <pic:cNvPicPr>
+                      <a:picLocks noChangeArrowheads="1" noChangeAspect="1"/>
+                    </pic:cNvPicPr>
+                  </pic:nvPicPr>
+                  <pic:blipFill>
+                    <a:blip r:embed="rId96"/>
+                    <a:stretch>
+                      <a:fillRect/>
+                    </a:stretch>
+                  </pic:blipFill>
+                  <pic:spPr bwMode="auto">
+                    <a:xfrm>
+                      <a:off x="0" y="0"/>
+                      <a:ext cx="5334000" cy="4000500"/>
+                    </a:xfrm>
+                    <a:prstGeom prst="rect">
+                      <a:avLst/>
+                    </a:prstGeom>
+                    <a:noFill/>
+                    <a:ln w="9525">
+                      <a:noFill/>
+                      <a:headEnd/>
+                      <a:tailEnd/>
+                    </a:ln>
+                  </pic:spPr>
+                </pic:pic>
+              </a:graphicData>
+            </a:graphic>
+          </wp:inline>
+        </w:drawing>
+      </w:r>
+    </w:p>
+    <w:p>
+      <w:pPr>
+        <w:pStyle w:val="ImageCaption"/>
+      </w:pPr>
+      <w:r>
+        <w:t xml:space="preserve">Interaction Plot for Empathy x judged negotiator outgroup in the judgments_victim. The panels show predicted judgments on the observed -9 to 9 scale with 95% confidence intervals.</w:t>
+      </w:r>
+    </w:p>
+    <w:p>
+      <w:pPr>
+        <w:pStyle w:val="BodyText"/>
+      </w:pPr>
+      <w:r>
+        <w:t xml:space="preserve">Empathy: Personal distress is statistically significant in:</w:t>
+      </w:r>
+      <w:r>
+        <w:t xml:space="preserve"> </w:t>
+      </w:r>
+      <w:r>
+        <w:t xml:space="preserve">- H2: Judged-status x decision contrasts Model B (Tobit)</w:t>
+      </w:r>
+      <w:r>
+        <w:t xml:space="preserve"> </w:t>
+      </w:r>
+      <w:r>
+        <w:t xml:space="preserve">- H1: Empathy under relational controls Model B (Tobit)</w:t>
+      </w:r>
+      <w:r>
+        <w:t xml:space="preserve"> </w:t>
+      </w:r>
+      <w:r>
+        <w:t xml:space="preserve">The figure below shows that across the observed range, higher Empathy: Personal distress corresponds to higher predicted judgment.</w:t>
+      </w:r>
+    </w:p>
+    <w:p>
+      <w:pPr>
+        <w:pStyle w:val="CaptionedFigure"/>
+      </w:pPr>
+      <w:r>
+        <w:drawing>
+          <wp:inline>
+            <wp:extent cx="5334000" cy="4000500"/>
+            <wp:effectExtent b="0" l="0" r="0" t="0"/>
+            <wp:docPr descr="Effect Plot for Empathy: Personal distress in the judgments_victim. The panels show predicted judgments on the observed -9 to 9 scale with 95% confidence intervals." title="" id="100" name="Picture"/>
+            <a:graphic>
+              <a:graphicData uri="http://schemas.openxmlformats.org/drawingml/2006/picture">
+                <pic:pic>
+                  <pic:nvPicPr>
+                    <pic:cNvPr descr="../figures/figure_sig_all_judgments_victim_iri_pd_judgments_victim_empathy_personal_distress.png" id="101" name="Picture"/>
+                    <pic:cNvPicPr>
+                      <a:picLocks noChangeArrowheads="1" noChangeAspect="1"/>
+                    </pic:cNvPicPr>
+                  </pic:nvPicPr>
+                  <pic:blipFill>
+                    <a:blip r:embed="rId99"/>
+                    <a:stretch>
+                      <a:fillRect/>
+                    </a:stretch>
+                  </pic:blipFill>
+                  <pic:spPr bwMode="auto">
+                    <a:xfrm>
+                      <a:off x="0" y="0"/>
+                      <a:ext cx="5334000" cy="4000500"/>
+                    </a:xfrm>
+                    <a:prstGeom prst="rect">
+                      <a:avLst/>
+                    </a:prstGeom>
+                    <a:noFill/>
+                    <a:ln w="9525">
+                      <a:noFill/>
+                      <a:headEnd/>
+                      <a:tailEnd/>
+                    </a:ln>
+                  </pic:spPr>
+                </pic:pic>
+              </a:graphicData>
+            </a:graphic>
+          </wp:inline>
+        </w:drawing>
+      </w:r>
+    </w:p>
+    <w:p>
+      <w:pPr>
+        <w:pStyle w:val="ImageCaption"/>
+      </w:pPr>
+      <w:r>
+        <w:t xml:space="preserve">Effect Plot for Empathy: Personal distress in the judgments_victim. The panels show predicted judgments on the observed -9 to 9 scale with 95% confidence intervals.</w:t>
+      </w:r>
+    </w:p>
+    <w:p>
+      <w:pPr>
+        <w:pStyle w:val="BodyText"/>
+      </w:pPr>
+      <w:r>
+        <w:t xml:space="preserve">Age is statistically significant in:</w:t>
+      </w:r>
+      <w:r>
+        <w:t xml:space="preserve"> </w:t>
+      </w:r>
+      <w:r>
+        <w:t xml:space="preserve">- H3: Empathy x judged-status moderation Model A (Tobit)</w:t>
+      </w:r>
+      <w:r>
+        <w:t xml:space="preserve"> </w:t>
+      </w:r>
+      <w:r>
+        <w:t xml:space="preserve">- H2: Judged-status x decision contrasts Model A (Tobit)</w:t>
+      </w:r>
+      <w:r>
+        <w:t xml:space="preserve"> </w:t>
+      </w:r>
+      <w:r>
+        <w:t xml:space="preserve">- H1: Empathy under relational controls Model A (Tobit)</w:t>
+      </w:r>
+      <w:r>
+        <w:t xml:space="preserve"> </w:t>
+      </w:r>
+      <w:r>
+        <w:t xml:space="preserve">The figure below shows that across the observed range, higher Age corresponds to higher predicted judgment.</w:t>
+      </w:r>
+    </w:p>
+    <w:p>
+      <w:pPr>
+        <w:pStyle w:val="CaptionedFigure"/>
+      </w:pPr>
+      <w:r>
+        <w:drawing>
+          <wp:inline>
+            <wp:extent cx="5334000" cy="4000500"/>
+            <wp:effectExtent b="0" l="0" r="0" t="0"/>
+            <wp:docPr descr="Effect Plot for Age in the judgments_victim. The panels show predicted judgments on the observed -9 to 9 scale with 95% confidence intervals." title="" id="103" name="Picture"/>
+            <a:graphic>
+              <a:graphicData uri="http://schemas.openxmlformats.org/drawingml/2006/picture">
+                <pic:pic>
+                  <pic:nvPicPr>
+                    <pic:cNvPr descr="../figures/figure_sig_all_judgments_victim_age_judgments_victim_age.png" id="104" name="Picture"/>
+                    <pic:cNvPicPr>
+                      <a:picLocks noChangeArrowheads="1" noChangeAspect="1"/>
+                    </pic:cNvPicPr>
+                  </pic:nvPicPr>
+                  <pic:blipFill>
+                    <a:blip r:embed="rId102"/>
+                    <a:stretch>
+                      <a:fillRect/>
+                    </a:stretch>
+                  </pic:blipFill>
+                  <pic:spPr bwMode="auto">
+                    <a:xfrm>
+                      <a:off x="0" y="0"/>
+                      <a:ext cx="5334000" cy="4000500"/>
+                    </a:xfrm>
+                    <a:prstGeom prst="rect">
+                      <a:avLst/>
+                    </a:prstGeom>
+                    <a:noFill/>
+                    <a:ln w="9525">
+                      <a:noFill/>
+                      <a:headEnd/>
+                      <a:tailEnd/>
+                    </a:ln>
+                  </pic:spPr>
+                </pic:pic>
+              </a:graphicData>
+            </a:graphic>
+          </wp:inline>
+        </w:drawing>
+      </w:r>
+    </w:p>
+    <w:p>
+      <w:pPr>
+        <w:pStyle w:val="ImageCaption"/>
+      </w:pPr>
+      <w:r>
+        <w:t xml:space="preserve">Effect Plot for Age in the judgments_victim. The panels show predicted judgments on the observed -9 to 9 scale with 95% confidence intervals.</w:t>
+      </w:r>
+    </w:p>
+    <w:p>
+      <w:pPr>
+        <w:pStyle w:val="BodyText"/>
+      </w:pPr>
+      <w:r>
+        <w:t xml:space="preserve">Empathy x judged negotiator control label hidden is statistically significant in:</w:t>
+      </w:r>
+      <w:r>
+        <w:t xml:space="preserve"> </w:t>
+      </w:r>
+      <w:r>
+        <w:t xml:space="preserve">- H3: Empathy x judged-status moderation Model A (Tobit)</w:t>
+      </w:r>
+      <w:r>
+        <w:t xml:space="preserve"> </w:t>
+      </w:r>
+      <w:r>
+        <w:t xml:space="preserve">The figure below shows that the predicted relationship rises most sharply for Empathy composite (average) when the condition is Judged negotiator ingroup.</w:t>
+      </w:r>
+    </w:p>
+    <w:p>
+      <w:pPr>
+        <w:pStyle w:val="CaptionedFigure"/>
+      </w:pPr>
+      <w:r>
+        <w:drawing>
+          <wp:inline>
+            <wp:extent cx="5334000" cy="4000500"/>
+            <wp:effectExtent b="0" l="0" r="0" t="0"/>
+            <wp:docPr descr="Interaction Plot for Empathy x judged negotiator control label hidden in the judgments_victim. The panels show predicted judgments on the observed -9 to 9 scale with 95% confidence intervals." title="" id="106" name="Picture"/>
+            <a:graphic>
+              <a:graphicData uri="http://schemas.openxmlformats.org/drawingml/2006/picture">
+                <pic:pic>
+                  <pic:nvPicPr>
+                    <pic:cNvPr descr="../figures/figure_sig_all_judgments_victim_iri_total_judged_control_judgments_victim_empathy_x_judged_negotiator_control_label_hidden.png" id="107" name="Picture"/>
+                    <pic:cNvPicPr>
+                      <a:picLocks noChangeArrowheads="1" noChangeAspect="1"/>
+                    </pic:cNvPicPr>
+                  </pic:nvPicPr>
+                  <pic:blipFill>
+                    <a:blip r:embed="rId105"/>
+                    <a:stretch>
+                      <a:fillRect/>
+                    </a:stretch>
+                  </pic:blipFill>
+                  <pic:spPr bwMode="auto">
+                    <a:xfrm>
+                      <a:off x="0" y="0"/>
+                      <a:ext cx="5334000" cy="4000500"/>
+                    </a:xfrm>
+                    <a:prstGeom prst="rect">
+                      <a:avLst/>
+                    </a:prstGeom>
+                    <a:noFill/>
+                    <a:ln w="9525">
+                      <a:noFill/>
+                      <a:headEnd/>
+                      <a:tailEnd/>
+                    </a:ln>
+                  </pic:spPr>
+                </pic:pic>
+              </a:graphicData>
+            </a:graphic>
+          </wp:inline>
+        </w:drawing>
+      </w:r>
+    </w:p>
+    <w:p>
+      <w:pPr>
+        <w:pStyle w:val="ImageCaption"/>
+      </w:pPr>
+      <w:r>
+        <w:t xml:space="preserve">Interaction Plot for Empathy x judged negotiator control label hidden in the judgments_victim. The panels show predicted judgments on the observed -9 to 9 scale with 95% confidence intervals.</w:t>
+      </w:r>
+    </w:p>
+    <w:p>
+      <w:pPr>
+        <w:pStyle w:val="BodyText"/>
+      </w:pPr>
+      <w:r>
+        <w:t xml:space="preserve">Judged negotiator control label hidden (ref = ingroup) is statistically significant in:</w:t>
+      </w:r>
+      <w:r>
+        <w:t xml:space="preserve"> </w:t>
+      </w:r>
+      <w:r>
+        <w:t xml:space="preserve">- H3: Empathy x judged-status moderation Model B (Tobit)</w:t>
+      </w:r>
+      <w:r>
+        <w:t xml:space="preserve"> </w:t>
+      </w:r>
+      <w:r>
+        <w:t xml:space="preserve">The figure below shows that predicted judgment is higher for Judged negotiator control label hidden than for Judged negotiator ingroup.</w:t>
+      </w:r>
+    </w:p>
+    <w:p>
+      <w:pPr>
+        <w:pStyle w:val="CaptionedFigure"/>
+      </w:pPr>
+      <w:r>
+        <w:drawing>
+          <wp:inline>
+            <wp:extent cx="5334000" cy="4000500"/>
+            <wp:effectExtent b="0" l="0" r="0" t="0"/>
+            <wp:docPr descr="Grouped Prediction Plot for Judged negotiator control label hidden (ref = ingroup) in the judgments_victim. The panels show predicted judgments on the observed -9 to 9 scale with 95% confidence intervals." title="" id="109" name="Picture"/>
+            <a:graphic>
+              <a:graphicData uri="http://schemas.openxmlformats.org/drawingml/2006/picture">
+                <pic:pic>
+                  <pic:nvPicPr>
+                    <pic:cNvPr descr="../figures/figure_sig_all_judgments_victim_judged_control_judgments_victim_judged_negotiator_control_label_hidden_ref_ingroup.png" id="110" name="Picture"/>
+                    <pic:cNvPicPr>
+                      <a:picLocks noChangeArrowheads="1" noChangeAspect="1"/>
+                    </pic:cNvPicPr>
+                  </pic:nvPicPr>
+                  <pic:blipFill>
+                    <a:blip r:embed="rId108"/>
+                    <a:stretch>
+                      <a:fillRect/>
+                    </a:stretch>
+                  </pic:blipFill>
+                  <pic:spPr bwMode="auto">
+                    <a:xfrm>
+                      <a:off x="0" y="0"/>
+                      <a:ext cx="5334000" cy="4000500"/>
+                    </a:xfrm>
+                    <a:prstGeom prst="rect">
+                      <a:avLst/>
+                    </a:prstGeom>
+                    <a:noFill/>
+                    <a:ln w="9525">
+                      <a:noFill/>
+                      <a:headEnd/>
+                      <a:tailEnd/>
+                    </a:ln>
+                  </pic:spPr>
+                </pic:pic>
+              </a:graphicData>
+            </a:graphic>
+          </wp:inline>
+        </w:drawing>
+      </w:r>
+    </w:p>
+    <w:p>
+      <w:pPr>
+        <w:pStyle w:val="ImageCaption"/>
+      </w:pPr>
+      <w:r>
+        <w:t xml:space="preserve">Grouped Prediction Plot for Judged negotiator control label hidden (ref = ingroup) in the judgments_victim. The panels show predicted judgments on the observed -9 to 9 scale with 95% confidence intervals.</w:t>
+      </w:r>
+    </w:p>
+    <w:bookmarkEnd w:id="111"/>
+    <w:bookmarkEnd w:id="112"/>
+    <w:bookmarkStart w:id="113" w:name="hypothesis-conclusion-summary"/>
     <w:p>
       <w:pPr>
         <w:pStyle w:val="Heading2"/>
@@ -1993,35 +3033,35 @@
         <w:pStyle w:val="FirstParagraph"/>
       </w:pPr>
       <w:r>
-        <w:t xml:space="preserve">Each conclusion below is generated from the current coefficient outputs. Non-parametric statements are interpreted when participant-level cluster-bootstrap inference is available and are otherwise labeled explicitly.</w:t>
-      </w:r>
-      <w:r>
-        <w:t xml:space="preserve"> </w:t>
-      </w:r>
-      <w:r>
-        <w:t xml:space="preserve">- H1. Original hypothesis: Higher empathy predicts lower moral-judgment scores for harmful decisions after conditioning on judged-negotiator, counterpart, and observer-side victim relational controls. Tobit conclusion: the evidence is mixed but offers partial support for the hypothesis. Model A does not support the hypothesis; Empathy composite (average) is negative but not statistically significant (p = 0.492). Model B supports the hypothesis through Empathy: Empathic concern with a negative association (p = 0.023). Additional statistically significant signals include Observer role (ref = victim) with a positive association (p = 0.023) and Age with a positive association (p = 0.034). Non-parametric conclusion: no converged second-phase non-parametric model is available, so the robustness check is inconclusive for this hypothesis.</w:t>
-      </w:r>
-      <w:r>
-        <w:t xml:space="preserve"> </w:t>
-      </w:r>
-      <w:r>
-        <w:t xml:space="preserve">- H2a. Original hypothesis: Moral-judgment severity should vary with the judged negotiator’s ingroup-versus-outgroup status, and that relational effect should depend on whether the harmful deal was accepted or rejected. Tobit conclusion: the available models do not support the hypothesis. Model A does not support the hypothesis; none of the judged-negotiator relational-status terms and their decision interaction in the non-control sample are statistically significant, and the closest signal is Judged negotiator outgroup (ref = ingroup) with a negative association (p = 0.706). Model B does not support the hypothesis; none of the judged-negotiator relational-status terms and their decision interaction in the non-control sample are statistically significant, and the closest signal is Accepted harmful deal x judged negotiator outgroup with a negative association (p = 0.896). Additional statistically significant signals include Negotiator accepted harmful deal with a negative association (p &lt; 0.001) and Empathy: Perspective taking with a positive association (p = 0.012). Non-parametric conclusion: no converged second-phase non-parametric model is available, so the robustness check is inconclusive for this hypothesis.</w:t>
-      </w:r>
-      <w:r>
-        <w:t xml:space="preserve"> </w:t>
-      </w:r>
-      <w:r>
-        <w:t xml:space="preserve">- H2b. Original hypothesis: Moral-judgment severity should vary with the judged negotiator’s ingroup-versus-outgroup-versus-control status, and that relational effect should depend on whether the harmful deal was accepted or rejected. Tobit conclusion: the available models do not support the hypothesis. Model A does not support the hypothesis; none of the judged-negotiator relational-status terms and their decision interaction in the full sample are statistically significant, and the closest signal is Accepted harmful deal x judged negotiator outgroup with a negative association (p = 0.396). Model B does not support the hypothesis; none of the judged-negotiator relational-status terms and their decision interaction in the full sample are statistically significant, and the closest signal is Accepted harmful deal x judged negotiator outgroup with a negative association (p = 0.291). Additional statistically significant signals include Negotiator accepted harmful deal with a negative association (p &lt; 0.001) and Empathy: Perspective taking with a positive association (p = 0.005). Non-parametric conclusion: no converged second-phase non-parametric model is available, so the robustness check is inconclusive for this hypothesis.</w:t>
-      </w:r>
-      <w:r>
-        <w:t xml:space="preserve"> </w:t>
-      </w:r>
-      <w:r>
-        <w:t xml:space="preserve">- H3. Original hypothesis: The empathy effect may vary according to whether the judged negotiator is ingroup, outgroup, or control, while decision outcome and the additional relational controls remain explicitly modeled. Tobit conclusion: the evidence is mixed but offers partial support for the hypothesis. Model A does not support the hypothesis; none of the composite empathy x judged-negotiator relational-status interactions are statistically significant, and the closest signal is Empathy x judged negotiator outgroup with a negative association (p = 0.262). Model B supports the hypothesis through Personal distress x judged negotiator outgroup with a positive association (p = 0.002) and Empathic concern x judged negotiator outgroup with a negative association (p = 0.025). Additional statistically significant signals include Negotiator accepted harmful deal with a negative association (p &lt; 0.001) and Empathy: Perspective taking with a positive association (p = 0.007). Non-parametric conclusion: no converged second-phase non-parametric model is available, so the robustness check is inconclusive for this hypothesis.</w:t>
-      </w:r>
-    </w:p>
-    <w:bookmarkEnd w:id="85"/>
-    <w:bookmarkStart w:id="86" w:name="pdf-comprehensive-report-generated"/>
+        <w:t xml:space="preserve">Each conclusion below is generated from the current Tobit coefficient outputs.</w:t>
+      </w:r>
+      <w:r>
+        <w:t xml:space="preserve"> </w:t>
+      </w:r>
+      <w:r>
+        <w:t xml:space="preserve">- H1. Original hypothesis: Within the victim and bystander subsets, higher empathy predicts lower moral-judgment scores for harmful decisions after conditioning on judged-negotiator status, counterpart status, decision outcome, observer-side victim alignment when applicable, and participant controls. Victim subset: Tobit conclusion: the evidence is mixed but offers partial support for the hypothesis. Model A does not support the hypothesis; Empathy composite (average) is positive but not statistically significant (p = 0.417). Model B supports the hypothesis through Empathy: Empathic concern with a negative association (p = 0.004). Additional statistically significant signals include Negotiator accepted harmful deal with a negative association (p &lt; 0.001) and Engineering participant (ref = humanities) with a positive association (p = 0.035). Bystander subset: Tobit conclusion: the evidence is mixed but offers partial support for the hypothesis. Model A does not support the hypothesis; Empathy composite (average) is negative but not statistically significant (p = 0.800). Model B supports the hypothesis through Empathy: Fantasy scale with a negative association (p = 0.042). Additional statistically significant signals include Negotiator accepted harmful deal with a negative association (p &lt; 0.001) and Engineering participant (ref = humanities) with a positive association (p = 0.017).</w:t>
+      </w:r>
+      <w:r>
+        <w:t xml:space="preserve"> </w:t>
+      </w:r>
+      <w:r>
+        <w:t xml:space="preserve">- H2a. Original hypothesis: Moral-judgment severity should vary with the judged negotiator’s ingroup-versus-outgroup status, and that relational effect should depend on whether the harmful deal was accepted or rejected. Victim subset: Tobit conclusion: the available models do not support the hypothesis. Model A does not support the hypothesis; none of the judged-negotiator relational-status terms and their decision interaction in the non-control sample are statistically significant, and the closest signal is Accepted harmful deal x judged negotiator outgroup with a positive association (p = 0.457). Model B does not support the hypothesis; none of the judged-negotiator relational-status terms and their decision interaction in the non-control sample are statistically significant, and the closest signal is Accepted harmful deal x judged negotiator outgroup with a positive association (p = 0.631). Additional statistically significant signals include Negotiator accepted harmful deal with a negative association (p &lt; 0.001) and Empathy: Perspective taking with a positive association (p = 0.018). Bystander subset: Tobit conclusion: the available models do not support the hypothesis. Model A does not support the hypothesis; none of the judged-negotiator relational-status terms and their decision interaction in the non-control sample are statistically significant, and the closest signal is Accepted harmful deal x judged negotiator outgroup with a negative association (p = 0.804). Model B does not support the hypothesis; none of the judged-negotiator relational-status terms and their decision interaction in the non-control sample are statistically significant, and the closest signal is Accepted harmful deal x judged negotiator outgroup with a negative association (p = 0.769). Additional statistically significant signals include Negotiator accepted harmful deal with a negative association (p &lt; 0.001) and Socioeconomic status with a positive association (p = 0.011).</w:t>
+      </w:r>
+      <w:r>
+        <w:t xml:space="preserve"> </w:t>
+      </w:r>
+      <w:r>
+        <w:t xml:space="preserve">- H2b. Original hypothesis: Moral-judgment severity should vary with the judged negotiator’s ingroup-versus-outgroup-versus-control status, and that relational effect should depend on whether the harmful deal was accepted or rejected. Victim subset: Tobit conclusion: the available models do not support the hypothesis. Model A does not support the hypothesis; none of the judged-negotiator relational-status terms and their decision interaction in the full sample are statistically significant, and the closest signal is Accepted harmful deal x judged negotiator control label hidden with a positive association (p = 0.407). Model B does not support the hypothesis; none of the judged-negotiator relational-status terms and their decision interaction in the full sample are statistically significant, and the closest signal is Accepted harmful deal x judged negotiator control label hidden with a positive association (p = 0.447). Additional statistically significant signals include Negotiator accepted harmful deal with a negative association (p &lt; 0.001) and Empathy: Perspective taking with a positive association (p = 0.003). Bystander subset: Tobit conclusion: the available models do not support the hypothesis. Model A does not support the hypothesis; none of the judged-negotiator relational-status terms and their decision interaction in the full sample are statistically significant, and the closest signal is Accepted harmful deal x judged negotiator outgroup with a negative association (p = 0.489). Model B does not support the hypothesis; none of the judged-negotiator relational-status terms and their decision interaction in the full sample are statistically significant, and the closest signal is Accepted harmful deal x judged negotiator outgroup with a negative association (p = 0.433). Additional statistically significant signals include Negotiator accepted harmful deal with a negative association (p &lt; 0.001) and Engineering participant (ref = humanities) with a positive association (p = 0.016).</w:t>
+      </w:r>
+      <w:r>
+        <w:t xml:space="preserve"> </w:t>
+      </w:r>
+      <w:r>
+        <w:t xml:space="preserve">- H3. Original hypothesis: The empathy effect may vary according to whether the judged negotiator is ingroup, outgroup, or control, while decision outcome and the additional relational controls remain explicitly modeled. Victim subset: Tobit conclusion: the available models support the hypothesis. Model A supports the hypothesis through Empathy x judged negotiator outgroup with a negative association (p = 0.050). Model B supports the hypothesis through Personal distress x judged negotiator outgroup with a positive association (p = 0.026) and Empathic concern x judged negotiator outgroup with a negative association (p = 0.026). Additional statistically significant signals include Negotiator accepted harmful deal with a negative association (p &lt; 0.001) and Empathy: Perspective taking with a positive association (p = 0.008). Bystander subset: Tobit conclusion: the available models support the hypothesis. Model A supports the hypothesis through Empathy x judged negotiator control label hidden with a positive association (p = 0.007). Model B supports the hypothesis through Personal distress x judged negotiator outgroup with a positive association (p = 0.016). Additional statistically significant signals include Negotiator accepted harmful deal with a negative association (p &lt; 0.001) and Judged negotiator control label hidden (ref = ingroup) with a negative association (p = 0.013).</w:t>
+      </w:r>
+    </w:p>
+    <w:bookmarkEnd w:id="113"/>
+    <w:bookmarkStart w:id="114" w:name="pdf-comprehensive-report-generated"/>
     <w:p>
       <w:pPr>
         <w:pStyle w:val="Heading2"/>
@@ -2083,8 +3123,8 @@
         <w:t xml:space="preserve">is also refreshed.</w:t>
       </w:r>
     </w:p>
-    <w:bookmarkEnd w:id="86"/>
-    <w:bookmarkEnd w:id="87"/>
+    <w:bookmarkEnd w:id="114"/>
+    <w:bookmarkEnd w:id="115"/>
     <w:sectPr>
       <w:footnotePr>
         <w:numRestart w:val="eachSect"/>
@@ -2195,8 +3235,123 @@
       </w:pPr>
     </w:lvl>
   </w:abstractNum>
+  <w:abstractNum w:abstractNumId="99411">
+    <w:nsid w:val="00A99411"/>
+    <w:multiLevelType w:val="multilevel"/>
+    <w:lvl w:ilvl="0">
+      <w:start w:val="1"/>
+      <w:numFmt w:val="decimal"/>
+      <w:lvlText w:val="%1."/>
+      <w:lvlJc w:val="left"/>
+      <w:pPr>
+        <w:ind w:left="720" w:hanging="360"/>
+      </w:pPr>
+    </w:lvl>
+    <w:lvl w:ilvl="1">
+      <w:start w:val="1"/>
+      <w:numFmt w:val="decimal"/>
+      <w:lvlText w:val="%2."/>
+      <w:lvlJc w:val="left"/>
+      <w:pPr>
+        <w:ind w:left="1440" w:hanging="360"/>
+      </w:pPr>
+    </w:lvl>
+    <w:lvl w:ilvl="2">
+      <w:start w:val="1"/>
+      <w:numFmt w:val="decimal"/>
+      <w:lvlText w:val="%3."/>
+      <w:lvlJc w:val="left"/>
+      <w:pPr>
+        <w:ind w:left="2160" w:hanging="360"/>
+      </w:pPr>
+    </w:lvl>
+    <w:lvl w:ilvl="3">
+      <w:start w:val="1"/>
+      <w:numFmt w:val="decimal"/>
+      <w:lvlText w:val="%4."/>
+      <w:lvlJc w:val="left"/>
+      <w:pPr>
+        <w:ind w:left="2880" w:hanging="360"/>
+      </w:pPr>
+    </w:lvl>
+    <w:lvl w:ilvl="4">
+      <w:start w:val="1"/>
+      <w:numFmt w:val="decimal"/>
+      <w:lvlText w:val="%5."/>
+      <w:lvlJc w:val="left"/>
+      <w:pPr>
+        <w:ind w:left="3600" w:hanging="360"/>
+      </w:pPr>
+    </w:lvl>
+    <w:lvl w:ilvl="5">
+      <w:start w:val="1"/>
+      <w:numFmt w:val="decimal"/>
+      <w:lvlText w:val="%6."/>
+      <w:lvlJc w:val="left"/>
+      <w:pPr>
+        <w:ind w:left="4320" w:hanging="360"/>
+      </w:pPr>
+    </w:lvl>
+    <w:lvl w:ilvl="6">
+      <w:start w:val="1"/>
+      <w:numFmt w:val="decimal"/>
+      <w:lvlText w:val="%7."/>
+      <w:lvlJc w:val="left"/>
+      <w:pPr>
+        <w:ind w:left="5040" w:hanging="360"/>
+      </w:pPr>
+    </w:lvl>
+    <w:lvl w:ilvl="7">
+      <w:start w:val="1"/>
+      <w:numFmt w:val="decimal"/>
+      <w:lvlText w:val="%8."/>
+      <w:lvlJc w:val="left"/>
+      <w:pPr>
+        <w:ind w:left="5760" w:hanging="360"/>
+      </w:pPr>
+    </w:lvl>
+    <w:lvl w:ilvl="8">
+      <w:start w:val="1"/>
+      <w:numFmt w:val="decimal"/>
+      <w:lvlText w:val="%9."/>
+      <w:lvlJc w:val="left"/>
+      <w:pPr>
+        <w:ind w:left="6480" w:hanging="360"/>
+      </w:pPr>
+    </w:lvl>
+  </w:abstractNum>
   <w:num w:numId="1000">
     <w:abstractNumId w:val="990"/>
+  </w:num>
+  <w:num w:numId="1001">
+    <w:abstractNumId w:val="99411"/>
+    <w:lvlOverride w:ilvl="0">
+      <w:startOverride w:val="1"/>
+    </w:lvlOverride>
+    <w:lvlOverride w:ilvl="1">
+      <w:startOverride w:val="1"/>
+    </w:lvlOverride>
+    <w:lvlOverride w:ilvl="2">
+      <w:startOverride w:val="1"/>
+    </w:lvlOverride>
+    <w:lvlOverride w:ilvl="3">
+      <w:startOverride w:val="1"/>
+    </w:lvlOverride>
+    <w:lvlOverride w:ilvl="4">
+      <w:startOverride w:val="1"/>
+    </w:lvlOverride>
+    <w:lvlOverride w:ilvl="5">
+      <w:startOverride w:val="1"/>
+    </w:lvlOverride>
+    <w:lvlOverride w:ilvl="6">
+      <w:startOverride w:val="1"/>
+    </w:lvlOverride>
+    <w:lvlOverride w:ilvl="7">
+      <w:startOverride w:val="1"/>
+    </w:lvlOverride>
+    <w:lvlOverride w:ilvl="8">
+      <w:startOverride w:val="1"/>
+    </w:lvlOverride>
   </w:num>
 </w:numbering>
 </file>

--- a/outputs/report/tobit_analysis_report.docx
+++ b/outputs/report/tobit_analysis_report.docx
@@ -2,7 +2,7 @@
 <file path=word/document.xml><?xml version="1.0" encoding="utf-8"?>
 <w:document xmlns:w="http://schemas.openxmlformats.org/wordprocessingml/2006/main" xmlns:m="http://schemas.openxmlformats.org/officeDocument/2006/math" xmlns:r="http://schemas.openxmlformats.org/officeDocument/2006/relationships" xmlns:o="urn:schemas-microsoft-com:office:office" xmlns:v="urn:schemas-microsoft-com:vml" xmlns:w10="urn:schemas-microsoft-com:office:word" xmlns:a="http://schemas.openxmlformats.org/drawingml/2006/main" xmlns:pic="http://schemas.openxmlformats.org/drawingml/2006/picture" xmlns:wp="http://schemas.openxmlformats.org/drawingml/2006/wordprocessingDrawing">
   <w:body>
-    <w:bookmarkStart w:id="115" w:name="Xd4949d05ddf1f984e0b797806952ce6dfbf601b"/>
+    <w:bookmarkStart w:id="143" w:name="Xd4949d05ddf1f984e0b797806952ce6dfbf601b"/>
     <w:p>
       <w:pPr>
         <w:pStyle w:val="Heading1"/>
@@ -25,7 +25,7 @@
         <w:pStyle w:val="FirstParagraph"/>
       </w:pPr>
       <w:r>
-        <w:t xml:space="preserve">The empirical foundation of this project rests on two primary experimental datasets: FLORIDA and BUC. The sample consists of students from both the Floridablanca and Bucaramanga Campuses. These datasets capture incentivized moral judgments from distinct socio-economic contexts. Participants were presented with standardized negotiation scenarios where a negotiator’s decision resulted in varying degrees of payoff for themselves, their own group, and a victim group. Under Option 2: judgment-level relational modeling , each judgment is treated as relational and linked both to a descriptive victim x negotiator scenario shorthand and to hypothesis-specific predictors for judged negotiator status, decision outcome, and additional relational controls.</w:t>
+        <w:t xml:space="preserve">The empirical foundation of this project rests on two primary experimental datasets: FLORIDA and BUC. The sample consists of students from the Bucaramanga Campus. These datasets capture incentivized moral judgments from distinct socio-economic contexts. Participants were presented with standardized negotiation scenarios where a negotiator’s decision resulted in varying degrees of payoff for themselves, their own group, and a victim group. Under Option 2: judgment-level relational modeling , each judgment is treated as relational and linked both to a descriptive victim x negotiator scenario shorthand and to hypothesis-specific predictors for negotiator-side structure, observer-side victim alignment when applicable, and additional relational controls.</w:t>
       </w:r>
     </w:p>
     <w:bookmarkEnd w:id="9"/>
@@ -385,7 +385,7 @@
               <w:pStyle w:val="Compact"/>
             </w:pPr>
             <w:r>
-              <w:t xml:space="preserve">None</w:t>
+              <w:t xml:space="preserve">Negotiator-side structure: judged negotiator ingroup, counterpart negotiator outgroup (ref = judged negotiator ingroup, counterpart negotiator ingroup) x Player-victim outgroup (ref = ingroup victim)*; Negotiator-side structure: judged negotiator outgroup, counterpart negotiator ingroup (ref = judged negotiator ingroup, counterpart negotiator ingroup)+</w:t>
             </w:r>
           </w:p>
         </w:tc>
@@ -417,7 +417,7 @@
     </w:tbl>
     <w:bookmarkEnd w:id="12"/>
     <w:bookmarkEnd w:id="13"/>
-    <w:bookmarkStart w:id="40" w:name="significance-driven-figures"/>
+    <w:bookmarkStart w:id="47" w:name="significance-driven-figures"/>
     <w:p>
       <w:pPr>
         <w:pStyle w:val="Heading2"/>
@@ -726,13 +726,13 @@
       </w:r>
     </w:p>
     <w:bookmarkEnd w:id="26"/>
-    <w:bookmarkStart w:id="39" w:name="h3-empathy-x-judged-status-moderation"/>
+    <w:bookmarkStart w:id="33" w:name="h2-negotiator-side-relational-structure"/>
     <w:p>
       <w:pPr>
         <w:pStyle w:val="Heading3"/>
       </w:pPr>
       <w:r>
-        <w:t xml:space="preserve">H3: Empathy x judged-status moderation</w:t>
+        <w:t xml:space="preserve">H2: Negotiator-side relational structure</w:t>
       </w:r>
     </w:p>
     <w:p>
@@ -740,7 +740,7 @@
         <w:pStyle w:val="FirstParagraph"/>
       </w:pPr>
       <w:r>
-        <w:t xml:space="preserve">Empathy x judged negotiator control label hidden is statistically significant in the Tobit model (**, p = 0.007). The figure below shows that the predicted relationship rises most sharply for Empathy composite (average) when the condition is Judged negotiator control label hidden.</w:t>
+        <w:t xml:space="preserve">Negotiator-side structure: judged negotiator ingroup, counterpart negotiator outgroup (ref = judged negotiator ingroup, counterpart negotiator ingroup) x Player-victim outgroup (ref = ingroup victim) is statistically significant in the Tobit model (*, p = 0.030). The figure below shows that the predicted relationship rises most sharply for Negotiator-side structure: judged negotiator ingroup, counterpart negotiator outgroup (ref = judged negotiator ingroup, counterpart negotiator ingroup) when the condition is Player and victim outgroup-aligned.</w:t>
       </w:r>
     </w:p>
     <w:p>
@@ -752,12 +752,12 @@
           <wp:inline>
             <wp:extent cx="5334000" cy="4000500"/>
             <wp:effectExtent b="0" l="0" r="0" t="0"/>
-            <wp:docPr descr="Interaction Plot for Empathy x judged negotiator control label hidden in H3: Empathy x judged-status moderation. The panels show predicted judgments on the observed -9 to 9 scale with 95% confidence intervals." title="" id="28" name="Picture"/>
+            <wp:docPr descr="Interaction Plot for Negotiator-side structure: judged negotiator ingroup, counterpart negotiator outgroup (ref = judged negotiator ingroup, counterpart negotiator ingroup) x Player-victim outgroup (ref = ingroup victim) in H2: Negotiator-side relational structure. The panels show predicted judgments on the observed -9 to 9 scale with 95% confidence intervals." title="" id="28" name="Picture"/>
             <a:graphic>
               <a:graphicData uri="http://schemas.openxmlformats.org/drawingml/2006/picture">
                 <pic:pic>
                   <pic:nvPicPr>
-                    <pic:cNvPr descr="../figures/figure_sig_H3_iri_total_judged_control_h3_empathy_x_judged_negotiator_control_label_hidden.png" id="29" name="Picture"/>
+                    <pic:cNvPr descr="../figures/figure_sig_H2_h2_negstruct_j_in_c_out_player_victim_outgroup_h2_negotiator_side_structure_judged_negotiator_ingroup_counterpart_negotiator_outgroup_ref.png" id="29" name="Picture"/>
                     <pic:cNvPicPr>
                       <a:picLocks noChangeArrowheads="1" noChangeAspect="1"/>
                     </pic:cNvPicPr>
@@ -795,7 +795,7 @@
         <w:pStyle w:val="ImageCaption"/>
       </w:pPr>
       <w:r>
-        <w:t xml:space="preserve">Interaction Plot for Empathy x judged negotiator control label hidden in H3: Empathy x judged-status moderation. The panels show predicted judgments on the observed -9 to 9 scale with 95% confidence intervals.</w:t>
+        <w:t xml:space="preserve">Interaction Plot for Negotiator-side structure: judged negotiator ingroup, counterpart negotiator outgroup (ref = judged negotiator ingroup, counterpart negotiator ingroup) x Player-victim outgroup (ref = ingroup victim) in H2: Negotiator-side relational structure. The panels show predicted judgments on the observed -9 to 9 scale with 95% confidence intervals.</w:t>
       </w:r>
     </w:p>
     <w:p>
@@ -803,7 +803,7 @@
         <w:pStyle w:val="BodyText"/>
       </w:pPr>
       <w:r>
-        <w:t xml:space="preserve">Personal distress x judged negotiator outgroup is statistically significant in the Tobit model (*, p = 0.016). The figure below shows that the predicted relationship rises most sharply for Empathy: Personal distress when the condition is Judged negotiator outgroup.</w:t>
+        <w:t xml:space="preserve">Negotiator-side structure: judged negotiator outgroup, counterpart negotiator ingroup (ref = judged negotiator ingroup, counterpart negotiator ingroup) is statistically significant in the Tobit model (+, p = 0.057). The figure below shows that predicted judgment is lower for judged negotiator outgroup, counterpart negotiator ingroup (ref = judged negotiator ingroup, counterpart negotiator ingroup) than for Reference structure: judged ingroup, counterpart ingroup.</w:t>
       </w:r>
     </w:p>
     <w:p>
@@ -815,12 +815,12 @@
           <wp:inline>
             <wp:extent cx="5334000" cy="4000500"/>
             <wp:effectExtent b="0" l="0" r="0" t="0"/>
-            <wp:docPr descr="Interaction Plot for Personal distress x judged negotiator outgroup in H3: Empathy x judged-status moderation. The panels show predicted judgments on the observed -9 to 9 scale with 95% confidence intervals." title="" id="31" name="Picture"/>
+            <wp:docPr descr="Grouped Prediction Plot for Negotiator-side structure: judged negotiator outgroup, counterpart negotiator ingroup (ref = judged negotiator ingroup, counterpart negotiator ingroup) in H2: Negotiator-side relational structure. The panels show predicted judgments on the observed -9 to 9 scale with 95% confidence intervals." title="" id="31" name="Picture"/>
             <a:graphic>
               <a:graphicData uri="http://schemas.openxmlformats.org/drawingml/2006/picture">
                 <pic:pic>
                   <pic:nvPicPr>
-                    <pic:cNvPr descr="../figures/figure_sig_H3_iri_pd_judged_outgroup_h3_personal_distress_x_judged_negotiator_outgroup.png" id="32" name="Picture"/>
+                    <pic:cNvPr descr="../figures/figure_sig_H2_h2_negstruct_j_out_c_in_h2_negotiator_side_structure_judged_negotiator_outgroup_counterpart_negotiator_ingroup_ref.png" id="32" name="Picture"/>
                     <pic:cNvPicPr>
                       <a:picLocks noChangeArrowheads="1" noChangeAspect="1"/>
                     </pic:cNvPicPr>
@@ -858,15 +858,25 @@
         <w:pStyle w:val="ImageCaption"/>
       </w:pPr>
       <w:r>
-        <w:t xml:space="preserve">Interaction Plot for Personal distress x judged negotiator outgroup in H3: Empathy x judged-status moderation. The panels show predicted judgments on the observed -9 to 9 scale with 95% confidence intervals.</w:t>
-      </w:r>
-    </w:p>
-    <w:p>
-      <w:pPr>
-        <w:pStyle w:val="BodyText"/>
-      </w:pPr>
-      <w:r>
-        <w:t xml:space="preserve">Empathic concern x judged negotiator outgroup is statistically significant in the Tobit model (*, p = 0.026). The figure below shows that the predicted relationship falls most sharply for Empathy: Empathic concern when the condition is Judged negotiator outgroup.</w:t>
+        <w:t xml:space="preserve">Grouped Prediction Plot for Negotiator-side structure: judged negotiator outgroup, counterpart negotiator ingroup (ref = judged negotiator ingroup, counterpart negotiator ingroup) in H2: Negotiator-side relational structure. The panels show predicted judgments on the observed -9 to 9 scale with 95% confidence intervals.</w:t>
+      </w:r>
+    </w:p>
+    <w:bookmarkEnd w:id="33"/>
+    <w:bookmarkStart w:id="46" w:name="h3-empathy-x-judged-status-moderation"/>
+    <w:p>
+      <w:pPr>
+        <w:pStyle w:val="Heading3"/>
+      </w:pPr>
+      <w:r>
+        <w:t xml:space="preserve">H3: Empathy x judged-status moderation</w:t>
+      </w:r>
+    </w:p>
+    <w:p>
+      <w:pPr>
+        <w:pStyle w:val="FirstParagraph"/>
+      </w:pPr>
+      <w:r>
+        <w:t xml:space="preserve">Empathy x judged negotiator control label hidden is statistically significant in the Tobit model (**, p = 0.007). The figure below shows that the predicted relationship rises most sharply for Empathy composite (average) when the condition is Judged negotiator control label hidden.</w:t>
       </w:r>
     </w:p>
     <w:p>
@@ -878,18 +888,18 @@
           <wp:inline>
             <wp:extent cx="5334000" cy="4000500"/>
             <wp:effectExtent b="0" l="0" r="0" t="0"/>
-            <wp:docPr descr="Interaction Plot for Empathic concern x judged negotiator outgroup in H3: Empathy x judged-status moderation. The panels show predicted judgments on the observed -9 to 9 scale with 95% confidence intervals." title="" id="34" name="Picture"/>
+            <wp:docPr descr="Interaction Plot for Empathy x judged negotiator control label hidden in H3: Empathy x judged-status moderation. The panels show predicted judgments on the observed -9 to 9 scale with 95% confidence intervals." title="" id="35" name="Picture"/>
             <a:graphic>
               <a:graphicData uri="http://schemas.openxmlformats.org/drawingml/2006/picture">
                 <pic:pic>
                   <pic:nvPicPr>
-                    <pic:cNvPr descr="../figures/figure_sig_H3_iri_ec_judged_outgroup_h3_empathic_concern_x_judged_negotiator_outgroup.png" id="35" name="Picture"/>
+                    <pic:cNvPr descr="../figures/figure_sig_H3_iri_total_judged_control_h3_empathy_x_judged_negotiator_control_label_hidden.png" id="36" name="Picture"/>
                     <pic:cNvPicPr>
                       <a:picLocks noChangeArrowheads="1" noChangeAspect="1"/>
                     </pic:cNvPicPr>
                   </pic:nvPicPr>
                   <pic:blipFill>
-                    <a:blip r:embed="rId33"/>
+                    <a:blip r:embed="rId34"/>
                     <a:stretch>
                       <a:fillRect/>
                     </a:stretch>
@@ -921,7 +931,7 @@
         <w:pStyle w:val="ImageCaption"/>
       </w:pPr>
       <w:r>
-        <w:t xml:space="preserve">Interaction Plot for Empathic concern x judged negotiator outgroup in H3: Empathy x judged-status moderation. The panels show predicted judgments on the observed -9 to 9 scale with 95% confidence intervals.</w:t>
+        <w:t xml:space="preserve">Interaction Plot for Empathy x judged negotiator control label hidden in H3: Empathy x judged-status moderation. The panels show predicted judgments on the observed -9 to 9 scale with 95% confidence intervals.</w:t>
       </w:r>
     </w:p>
     <w:p>
@@ -929,7 +939,7 @@
         <w:pStyle w:val="BodyText"/>
       </w:pPr>
       <w:r>
-        <w:t xml:space="preserve">Empathy x judged negotiator outgroup is statistically significant in the Tobit model (*, p = 0.050). The figure below shows that the predicted relationship rises most sharply for Empathy composite (average) when the condition is Judged negotiator ingroup.</w:t>
+        <w:t xml:space="preserve">Personal distress x judged negotiator outgroup is statistically significant in the Tobit model (*, p = 0.016). The figure below shows that the predicted relationship rises most sharply for Empathy: Personal distress when the condition is Judged negotiator outgroup.</w:t>
       </w:r>
     </w:p>
     <w:p>
@@ -941,18 +951,18 @@
           <wp:inline>
             <wp:extent cx="5334000" cy="4000500"/>
             <wp:effectExtent b="0" l="0" r="0" t="0"/>
-            <wp:docPr descr="Interaction Plot for Empathy x judged negotiator outgroup in H3: Empathy x judged-status moderation. The panels show predicted judgments on the observed -9 to 9 scale with 95% confidence intervals." title="" id="37" name="Picture"/>
+            <wp:docPr descr="Interaction Plot for Personal distress x judged negotiator outgroup in H3: Empathy x judged-status moderation. The panels show predicted judgments on the observed -9 to 9 scale with 95% confidence intervals." title="" id="38" name="Picture"/>
             <a:graphic>
               <a:graphicData uri="http://schemas.openxmlformats.org/drawingml/2006/picture">
                 <pic:pic>
                   <pic:nvPicPr>
-                    <pic:cNvPr descr="../figures/figure_sig_H3_iri_total_judged_outgroup_h3_empathy_x_judged_negotiator_outgroup.png" id="38" name="Picture"/>
+                    <pic:cNvPr descr="../figures/figure_sig_H3_iri_pd_judged_outgroup_h3_personal_distress_x_judged_negotiator_outgroup.png" id="39" name="Picture"/>
                     <pic:cNvPicPr>
                       <a:picLocks noChangeArrowheads="1" noChangeAspect="1"/>
                     </pic:cNvPicPr>
                   </pic:nvPicPr>
                   <pic:blipFill>
-                    <a:blip r:embed="rId36"/>
+                    <a:blip r:embed="rId37"/>
                     <a:stretch>
                       <a:fillRect/>
                     </a:stretch>
@@ -984,100 +994,15 @@
         <w:pStyle w:val="ImageCaption"/>
       </w:pPr>
       <w:r>
-        <w:t xml:space="preserve">Interaction Plot for Empathy x judged negotiator outgroup in H3: Empathy x judged-status moderation. The panels show predicted judgments on the observed -9 to 9 scale with 95% confidence intervals.</w:t>
-      </w:r>
-    </w:p>
-    <w:bookmarkEnd w:id="39"/>
-    <w:bookmarkEnd w:id="40"/>
-    <w:bookmarkStart w:id="112" w:name="all-significant-predictors-p-.10"/>
-    <w:p>
-      <w:pPr>
-        <w:pStyle w:val="Heading2"/>
-      </w:pPr>
-      <w:r>
-        <w:t xml:space="preserve">All Significant Predictors (p &lt; .10)</w:t>
-      </w:r>
-    </w:p>
-    <w:p>
-      <w:pPr>
-        <w:pStyle w:val="FirstParagraph"/>
-      </w:pPr>
-      <w:r>
-        <w:t xml:space="preserve">The following figures extend beyond the hypothesis-target terms and visualize every predictor that reaches</w:t>
-      </w:r>
-      <w:r>
-        <w:t xml:space="preserve"> </w:t>
-      </w:r>
-      <w:r>
-        <w:rPr>
-          <w:rStyle w:val="VerbatimChar"/>
-        </w:rPr>
-        <w:t xml:space="preserve">p &lt; .10</w:t>
-      </w:r>
-      <w:r>
-        <w:t xml:space="preserve"> </w:t>
-      </w:r>
-      <w:r>
-        <w:t xml:space="preserve">in the available H1-H3 Tobit models. This includes significant controls such as age when they clear the threshold.</w:t>
-      </w:r>
-    </w:p>
-    <w:bookmarkStart w:id="71" w:name="judgments_bystander"/>
-    <w:p>
-      <w:pPr>
-        <w:pStyle w:val="Heading3"/>
-      </w:pPr>
-      <w:r>
-        <w:t xml:space="preserve">judgments_bystander</w:t>
-      </w:r>
-    </w:p>
-    <w:p>
-      <w:pPr>
-        <w:pStyle w:val="FirstParagraph"/>
-      </w:pPr>
-      <w:r>
-        <w:t xml:space="preserve">Negotiator accepted harmful deal is statistically significant in:</w:t>
-      </w:r>
-      <w:r>
-        <w:t xml:space="preserve"> </w:t>
-      </w:r>
-      <w:r>
-        <w:t xml:space="preserve">- H1: Empathy under relational controls Model A (Tobit)</w:t>
-      </w:r>
-      <w:r>
-        <w:t xml:space="preserve"> </w:t>
-      </w:r>
-      <w:r>
-        <w:t xml:space="preserve">- H1: Empathy under relational controls Model B (Tobit)</w:t>
-      </w:r>
-      <w:r>
-        <w:t xml:space="preserve"> </w:t>
-      </w:r>
-      <w:r>
-        <w:t xml:space="preserve">- H2: Judged-status x decision contrasts Model A (Tobit)</w:t>
-      </w:r>
-      <w:r>
-        <w:t xml:space="preserve"> </w:t>
-      </w:r>
-      <w:r>
-        <w:t xml:space="preserve">- H2: Judged-status x decision contrasts Model B (Tobit)</w:t>
-      </w:r>
-      <w:r>
-        <w:t xml:space="preserve"> </w:t>
-      </w:r>
-      <w:r>
-        <w:t xml:space="preserve">- H3: Empathy x judged-status moderation Model B (Tobit)</w:t>
-      </w:r>
-      <w:r>
-        <w:t xml:space="preserve"> </w:t>
-      </w:r>
-      <w:r>
-        <w:t xml:space="preserve">- H3: Empathy x judged-status moderation Model A (Tobit)</w:t>
-      </w:r>
-      <w:r>
-        <w:t xml:space="preserve"> </w:t>
-      </w:r>
-      <w:r>
-        <w:t xml:space="preserve">The figure below shows that predicted judgment is lower for Accept harmful deal than for Reject harmful deal.</w:t>
+        <w:t xml:space="preserve">Interaction Plot for Personal distress x judged negotiator outgroup in H3: Empathy x judged-status moderation. The panels show predicted judgments on the observed -9 to 9 scale with 95% confidence intervals.</w:t>
+      </w:r>
+    </w:p>
+    <w:p>
+      <w:pPr>
+        <w:pStyle w:val="BodyText"/>
+      </w:pPr>
+      <w:r>
+        <w:t xml:space="preserve">Empathic concern x judged negotiator outgroup is statistically significant in the Tobit model (*, p = 0.026). The figure below shows that the predicted relationship falls most sharply for Empathy: Empathic concern when the condition is Judged negotiator outgroup.</w:t>
       </w:r>
     </w:p>
     <w:p>
@@ -1089,18 +1014,18 @@
           <wp:inline>
             <wp:extent cx="5334000" cy="4000500"/>
             <wp:effectExtent b="0" l="0" r="0" t="0"/>
-            <wp:docPr descr="Grouped Prediction Plot for Negotiator accepted harmful deal in the judgments_bystander. The panels show predicted judgments on the observed -9 to 9 scale with 95% confidence intervals." title="" id="42" name="Picture"/>
+            <wp:docPr descr="Interaction Plot for Empathic concern x judged negotiator outgroup in H3: Empathy x judged-status moderation. The panels show predicted judgments on the observed -9 to 9 scale with 95% confidence intervals." title="" id="41" name="Picture"/>
             <a:graphic>
               <a:graphicData uri="http://schemas.openxmlformats.org/drawingml/2006/picture">
                 <pic:pic>
                   <pic:nvPicPr>
-                    <pic:cNvPr descr="../figures/figure_sig_all_judgments_bystander_decision_accept_judgments_bystander_negotiator_accepted_harmful_deal.png" id="43" name="Picture"/>
+                    <pic:cNvPr descr="../figures/figure_sig_H3_iri_ec_judged_outgroup_h3_empathic_concern_x_judged_negotiator_outgroup.png" id="42" name="Picture"/>
                     <pic:cNvPicPr>
                       <a:picLocks noChangeArrowheads="1" noChangeAspect="1"/>
                     </pic:cNvPicPr>
                   </pic:nvPicPr>
                   <pic:blipFill>
-                    <a:blip r:embed="rId41"/>
+                    <a:blip r:embed="rId40"/>
                     <a:stretch>
                       <a:fillRect/>
                     </a:stretch>
@@ -1132,7 +1057,7 @@
         <w:pStyle w:val="ImageCaption"/>
       </w:pPr>
       <w:r>
-        <w:t xml:space="preserve">Grouped Prediction Plot for Negotiator accepted harmful deal in the judgments_bystander. The panels show predicted judgments on the observed -9 to 9 scale with 95% confidence intervals.</w:t>
+        <w:t xml:space="preserve">Interaction Plot for Empathic concern x judged negotiator outgroup in H3: Empathy x judged-status moderation. The panels show predicted judgments on the observed -9 to 9 scale with 95% confidence intervals.</w:t>
       </w:r>
     </w:p>
     <w:p>
@@ -1140,19 +1065,7 @@
         <w:pStyle w:val="BodyText"/>
       </w:pPr>
       <w:r>
-        <w:t xml:space="preserve">Empathy x judged negotiator control label hidden is statistically significant in:</w:t>
-      </w:r>
-      <w:r>
-        <w:t xml:space="preserve"> </w:t>
-      </w:r>
-      <w:r>
-        <w:t xml:space="preserve">- H3: Empathy x judged-status moderation Model A (Tobit)</w:t>
-      </w:r>
-      <w:r>
-        <w:t xml:space="preserve"> </w:t>
-      </w:r>
-      <w:r>
-        <w:t xml:space="preserve">The figure below shows that the predicted relationship rises most sharply for Empathy composite (average) when the condition is Judged negotiator control label hidden.</w:t>
+        <w:t xml:space="preserve">Empathy x judged negotiator outgroup is statistically significant in the Tobit model (*, p = 0.050). The figure below shows that the predicted relationship rises most sharply for Empathy composite (average) when the condition is Judged negotiator ingroup.</w:t>
       </w:r>
     </w:p>
     <w:p>
@@ -1164,18 +1077,18 @@
           <wp:inline>
             <wp:extent cx="5334000" cy="4000500"/>
             <wp:effectExtent b="0" l="0" r="0" t="0"/>
-            <wp:docPr descr="Interaction Plot for Empathy x judged negotiator control label hidden in the judgments_bystander. The panels show predicted judgments on the observed -9 to 9 scale with 95% confidence intervals." title="" id="45" name="Picture"/>
+            <wp:docPr descr="Interaction Plot for Empathy x judged negotiator outgroup in H3: Empathy x judged-status moderation. The panels show predicted judgments on the observed -9 to 9 scale with 95% confidence intervals." title="" id="44" name="Picture"/>
             <a:graphic>
               <a:graphicData uri="http://schemas.openxmlformats.org/drawingml/2006/picture">
                 <pic:pic>
                   <pic:nvPicPr>
-                    <pic:cNvPr descr="../figures/figure_sig_all_judgments_bystander_iri_total_judged_control_judgments_bystander_empathy_x_judged_negotiator_control_label_hidden.png" id="46" name="Picture"/>
+                    <pic:cNvPr descr="../figures/figure_sig_H3_iri_total_judged_outgroup_h3_empathy_x_judged_negotiator_outgroup.png" id="45" name="Picture"/>
                     <pic:cNvPicPr>
                       <a:picLocks noChangeArrowheads="1" noChangeAspect="1"/>
                     </pic:cNvPicPr>
                   </pic:nvPicPr>
                   <pic:blipFill>
-                    <a:blip r:embed="rId44"/>
+                    <a:blip r:embed="rId43"/>
                     <a:stretch>
                       <a:fillRect/>
                     </a:stretch>
@@ -1207,27 +1120,58 @@
         <w:pStyle w:val="ImageCaption"/>
       </w:pPr>
       <w:r>
-        <w:t xml:space="preserve">Interaction Plot for Empathy x judged negotiator control label hidden in the judgments_bystander. The panels show predicted judgments on the observed -9 to 9 scale with 95% confidence intervals.</w:t>
-      </w:r>
-    </w:p>
-    <w:p>
-      <w:pPr>
-        <w:pStyle w:val="BodyText"/>
-      </w:pPr>
-      <w:r>
-        <w:t xml:space="preserve">Socioeconomic status is statistically significant in:</w:t>
-      </w:r>
-      <w:r>
-        <w:t xml:space="preserve"> </w:t>
-      </w:r>
-      <w:r>
-        <w:t xml:space="preserve">- H2: Judged-status x decision contrasts Model A (Tobit)</w:t>
-      </w:r>
-      <w:r>
-        <w:t xml:space="preserve"> </w:t>
-      </w:r>
-      <w:r>
-        <w:t xml:space="preserve">- H2: Judged-status x decision contrasts Model B (Tobit)</w:t>
+        <w:t xml:space="preserve">Interaction Plot for Empathy x judged negotiator outgroup in H3: Empathy x judged-status moderation. The panels show predicted judgments on the observed -9 to 9 scale with 95% confidence intervals.</w:t>
+      </w:r>
+    </w:p>
+    <w:bookmarkEnd w:id="46"/>
+    <w:bookmarkEnd w:id="47"/>
+    <w:bookmarkStart w:id="140" w:name="all-significant-predictors-p-.10"/>
+    <w:p>
+      <w:pPr>
+        <w:pStyle w:val="Heading2"/>
+      </w:pPr>
+      <w:r>
+        <w:t xml:space="preserve">All Significant Predictors (p &lt; .10)</w:t>
+      </w:r>
+    </w:p>
+    <w:p>
+      <w:pPr>
+        <w:pStyle w:val="FirstParagraph"/>
+      </w:pPr>
+      <w:r>
+        <w:t xml:space="preserve">The following figures extend beyond the hypothesis-target terms and visualize every predictor that reaches</w:t>
+      </w:r>
+      <w:r>
+        <w:t xml:space="preserve"> </w:t>
+      </w:r>
+      <w:r>
+        <w:rPr>
+          <w:rStyle w:val="VerbatimChar"/>
+        </w:rPr>
+        <w:t xml:space="preserve">p &lt; .10</w:t>
+      </w:r>
+      <w:r>
+        <w:t xml:space="preserve"> </w:t>
+      </w:r>
+      <w:r>
+        <w:t xml:space="preserve">in the available H1-H3 Tobit models. This includes significant controls such as age when they clear the threshold.</w:t>
+      </w:r>
+    </w:p>
+    <w:bookmarkStart w:id="96" w:name="judgments_bystander"/>
+    <w:p>
+      <w:pPr>
+        <w:pStyle w:val="Heading3"/>
+      </w:pPr>
+      <w:r>
+        <w:t xml:space="preserve">judgments_bystander</w:t>
+      </w:r>
+    </w:p>
+    <w:p>
+      <w:pPr>
+        <w:pStyle w:val="FirstParagraph"/>
+      </w:pPr>
+      <w:r>
+        <w:t xml:space="preserve">Negotiator accepted harmful deal is statistically significant in:</w:t>
       </w:r>
       <w:r>
         <w:t xml:space="preserve"> </w:t>
@@ -1239,19 +1183,25 @@
         <w:t xml:space="preserve"> </w:t>
       </w:r>
       <w:r>
+        <w:t xml:space="preserve">- H1: Empathy under relational controls Model B (Tobit)</w:t>
+      </w:r>
+      <w:r>
+        <w:t xml:space="preserve"> </w:t>
+      </w:r>
+      <w:r>
+        <w:t xml:space="preserve">- H3: Empathy x judged-status moderation Model B (Tobit)</w:t>
+      </w:r>
+      <w:r>
+        <w:t xml:space="preserve"> </w:t>
+      </w:r>
+      <w:r>
         <w:t xml:space="preserve">- H3: Empathy x judged-status moderation Model A (Tobit)</w:t>
       </w:r>
       <w:r>
         <w:t xml:space="preserve"> </w:t>
       </w:r>
       <w:r>
-        <w:t xml:space="preserve">- H1: Empathy under relational controls Model B (Tobit)</w:t>
-      </w:r>
-      <w:r>
-        <w:t xml:space="preserve"> </w:t>
-      </w:r>
-      <w:r>
-        <w:t xml:space="preserve">The figure below shows that predicted judgment is higher for Socioeconomic status 5 than for Socioeconomic status 0.</w:t>
+        <w:t xml:space="preserve">The figure below shows that predicted judgment is lower for Accept harmful deal than for Reject harmful deal.</w:t>
       </w:r>
     </w:p>
     <w:p>
@@ -1263,18 +1213,18 @@
           <wp:inline>
             <wp:extent cx="5334000" cy="4000500"/>
             <wp:effectExtent b="0" l="0" r="0" t="0"/>
-            <wp:docPr descr="Grouped Prediction Plot for Socioeconomic status in the judgments_bystander. The panels show predicted judgments on the observed -9 to 9 scale with 95% confidence intervals." title="" id="48" name="Picture"/>
+            <wp:docPr descr="Grouped Prediction Plot for Negotiator accepted harmful deal in the judgments_bystander. The panels show predicted judgments on the observed -9 to 9 scale with 95% confidence intervals." title="" id="49" name="Picture"/>
             <a:graphic>
               <a:graphicData uri="http://schemas.openxmlformats.org/drawingml/2006/picture">
                 <pic:pic>
                   <pic:nvPicPr>
-                    <pic:cNvPr descr="../figures/figure_sig_all_judgments_bystander_economic_status_judgments_bystander_socioeconomic_status.png" id="49" name="Picture"/>
+                    <pic:cNvPr descr="../figures/figure_sig_all_judgments_bystander_decision_accept_judgments_bystander_negotiator_accepted_harmful_deal.png" id="50" name="Picture"/>
                     <pic:cNvPicPr>
                       <a:picLocks noChangeArrowheads="1" noChangeAspect="1"/>
                     </pic:cNvPicPr>
                   </pic:nvPicPr>
                   <pic:blipFill>
-                    <a:blip r:embed="rId47"/>
+                    <a:blip r:embed="rId48"/>
                     <a:stretch>
                       <a:fillRect/>
                     </a:stretch>
@@ -1306,7 +1256,7 @@
         <w:pStyle w:val="ImageCaption"/>
       </w:pPr>
       <w:r>
-        <w:t xml:space="preserve">Grouped Prediction Plot for Socioeconomic status in the judgments_bystander. The panels show predicted judgments on the observed -9 to 9 scale with 95% confidence intervals.</w:t>
+        <w:t xml:space="preserve">Grouped Prediction Plot for Negotiator accepted harmful deal in the judgments_bystander. The panels show predicted judgments on the observed -9 to 9 scale with 95% confidence intervals.</w:t>
       </w:r>
     </w:p>
     <w:p>
@@ -1314,7 +1264,7 @@
         <w:pStyle w:val="BodyText"/>
       </w:pPr>
       <w:r>
-        <w:t xml:space="preserve">Judged negotiator control label hidden (ref = ingroup) is statistically significant in:</w:t>
+        <w:t xml:space="preserve">Empathy x judged negotiator control label hidden is statistically significant in:</w:t>
       </w:r>
       <w:r>
         <w:t xml:space="preserve"> </w:t>
@@ -1326,13 +1276,7 @@
         <w:t xml:space="preserve"> </w:t>
       </w:r>
       <w:r>
-        <w:t xml:space="preserve">- H3: Empathy x judged-status moderation Model B (Tobit)</w:t>
-      </w:r>
-      <w:r>
-        <w:t xml:space="preserve"> </w:t>
-      </w:r>
-      <w:r>
-        <w:t xml:space="preserve">The figure below shows that predicted judgment is higher for Judged negotiator control label hidden than for Judged negotiator ingroup.</w:t>
+        <w:t xml:space="preserve">The figure below shows that the predicted relationship rises most sharply for Empathy composite (average) when the condition is Judged negotiator control label hidden.</w:t>
       </w:r>
     </w:p>
     <w:p>
@@ -1344,18 +1288,18 @@
           <wp:inline>
             <wp:extent cx="5334000" cy="4000500"/>
             <wp:effectExtent b="0" l="0" r="0" t="0"/>
-            <wp:docPr descr="Grouped Prediction Plot for Judged negotiator control label hidden (ref = ingroup) in the judgments_bystander. The panels show predicted judgments on the observed -9 to 9 scale with 95% confidence intervals." title="" id="51" name="Picture"/>
+            <wp:docPr descr="Interaction Plot for Empathy x judged negotiator control label hidden in the judgments_bystander. The panels show predicted judgments on the observed -9 to 9 scale with 95% confidence intervals." title="" id="52" name="Picture"/>
             <a:graphic>
               <a:graphicData uri="http://schemas.openxmlformats.org/drawingml/2006/picture">
                 <pic:pic>
                   <pic:nvPicPr>
-                    <pic:cNvPr descr="../figures/figure_sig_all_judgments_bystander_judged_control_judgments_bystander_judged_negotiator_control_label_hidden_ref_ingroup.png" id="52" name="Picture"/>
+                    <pic:cNvPr descr="../figures/figure_sig_all_judgments_bystander_iri_total_judged_control_judgments_bystander_empathy_x_judged_negotiator_control_label_hidden.png" id="53" name="Picture"/>
                     <pic:cNvPicPr>
                       <a:picLocks noChangeArrowheads="1" noChangeAspect="1"/>
                     </pic:cNvPicPr>
                   </pic:nvPicPr>
                   <pic:blipFill>
-                    <a:blip r:embed="rId50"/>
+                    <a:blip r:embed="rId51"/>
                     <a:stretch>
                       <a:fillRect/>
                     </a:stretch>
@@ -1387,7 +1331,7 @@
         <w:pStyle w:val="ImageCaption"/>
       </w:pPr>
       <w:r>
-        <w:t xml:space="preserve">Grouped Prediction Plot for Judged negotiator control label hidden (ref = ingroup) in the judgments_bystander. The panels show predicted judgments on the observed -9 to 9 scale with 95% confidence intervals.</w:t>
+        <w:t xml:space="preserve">Interaction Plot for Empathy x judged negotiator control label hidden in the judgments_bystander. The panels show predicted judgments on the observed -9 to 9 scale with 95% confidence intervals.</w:t>
       </w:r>
     </w:p>
     <w:p>
@@ -1395,19 +1339,43 @@
         <w:pStyle w:val="BodyText"/>
       </w:pPr>
       <w:r>
-        <w:t xml:space="preserve">Personal distress x judged negotiator outgroup is statistically significant in:</w:t>
-      </w:r>
-      <w:r>
-        <w:t xml:space="preserve"> </w:t>
-      </w:r>
-      <w:r>
-        <w:t xml:space="preserve">- H3: Empathy x judged-status moderation Model B (Tobit)</w:t>
-      </w:r>
-      <w:r>
-        <w:t xml:space="preserve"> </w:t>
-      </w:r>
-      <w:r>
-        <w:t xml:space="preserve">The figure below shows that the predicted relationship rises most sharply for Empathy: Personal distress when the condition is Judged negotiator outgroup.</w:t>
+        <w:t xml:space="preserve">Socioeconomic status is statistically significant in:</w:t>
+      </w:r>
+      <w:r>
+        <w:t xml:space="preserve"> </w:t>
+      </w:r>
+      <w:r>
+        <w:t xml:space="preserve">- H2: Negotiator-side relational structure Model A (Tobit)</w:t>
+      </w:r>
+      <w:r>
+        <w:t xml:space="preserve"> </w:t>
+      </w:r>
+      <w:r>
+        <w:t xml:space="preserve">- H2: Negotiator-side relational structure Model B (Tobit)</w:t>
+      </w:r>
+      <w:r>
+        <w:t xml:space="preserve"> </w:t>
+      </w:r>
+      <w:r>
+        <w:t xml:space="preserve">- H1: Empathy under relational controls Model A (Tobit)</w:t>
+      </w:r>
+      <w:r>
+        <w:t xml:space="preserve"> </w:t>
+      </w:r>
+      <w:r>
+        <w:t xml:space="preserve">- H3: Empathy x judged-status moderation Model A (Tobit)</w:t>
+      </w:r>
+      <w:r>
+        <w:t xml:space="preserve"> </w:t>
+      </w:r>
+      <w:r>
+        <w:t xml:space="preserve">- H1: Empathy under relational controls Model B (Tobit)</w:t>
+      </w:r>
+      <w:r>
+        <w:t xml:space="preserve"> </w:t>
+      </w:r>
+      <w:r>
+        <w:t xml:space="preserve">The figure below shows that predicted judgment is higher for Socioeconomic status 5 than for Socioeconomic status 0.</w:t>
       </w:r>
     </w:p>
     <w:p>
@@ -1419,18 +1387,18 @@
           <wp:inline>
             <wp:extent cx="5334000" cy="4000500"/>
             <wp:effectExtent b="0" l="0" r="0" t="0"/>
-            <wp:docPr descr="Interaction Plot for Personal distress x judged negotiator outgroup in the judgments_bystander. The panels show predicted judgments on the observed -9 to 9 scale with 95% confidence intervals." title="" id="54" name="Picture"/>
+            <wp:docPr descr="Grouped Prediction Plot for Socioeconomic status in the judgments_bystander. The panels show predicted judgments on the observed -9 to 9 scale with 95% confidence intervals." title="" id="55" name="Picture"/>
             <a:graphic>
               <a:graphicData uri="http://schemas.openxmlformats.org/drawingml/2006/picture">
                 <pic:pic>
                   <pic:nvPicPr>
-                    <pic:cNvPr descr="../figures/figure_sig_all_judgments_bystander_iri_pd_judged_outgroup_judgments_bystander_personal_distress_x_judged_negotiator_outgroup.png" id="55" name="Picture"/>
+                    <pic:cNvPr descr="../figures/figure_sig_all_judgments_bystander_economic_status_judgments_bystander_socioeconomic_status.png" id="56" name="Picture"/>
                     <pic:cNvPicPr>
                       <a:picLocks noChangeArrowheads="1" noChangeAspect="1"/>
                     </pic:cNvPicPr>
                   </pic:nvPicPr>
                   <pic:blipFill>
-                    <a:blip r:embed="rId53"/>
+                    <a:blip r:embed="rId54"/>
                     <a:stretch>
                       <a:fillRect/>
                     </a:stretch>
@@ -1462,7 +1430,7 @@
         <w:pStyle w:val="ImageCaption"/>
       </w:pPr>
       <w:r>
-        <w:t xml:space="preserve">Interaction Plot for Personal distress x judged negotiator outgroup in the judgments_bystander. The panels show predicted judgments on the observed -9 to 9 scale with 95% confidence intervals.</w:t>
+        <w:t xml:space="preserve">Grouped Prediction Plot for Socioeconomic status in the judgments_bystander. The panels show predicted judgments on the observed -9 to 9 scale with 95% confidence intervals.</w:t>
       </w:r>
     </w:p>
     <w:p>
@@ -1470,19 +1438,7 @@
         <w:pStyle w:val="BodyText"/>
       </w:pPr>
       <w:r>
-        <w:t xml:space="preserve">Engineering participant (ref = humanities) is statistically significant in:</w:t>
-      </w:r>
-      <w:r>
-        <w:t xml:space="preserve"> </w:t>
-      </w:r>
-      <w:r>
-        <w:t xml:space="preserve">- H2: Judged-status x decision contrasts Model A (Tobit)</w:t>
-      </w:r>
-      <w:r>
-        <w:t xml:space="preserve"> </w:t>
-      </w:r>
-      <w:r>
-        <w:t xml:space="preserve">- H1: Empathy under relational controls Model A (Tobit)</w:t>
+        <w:t xml:space="preserve">Judged negotiator control label hidden (ref = ingroup) is statistically significant in:</w:t>
       </w:r>
       <w:r>
         <w:t xml:space="preserve"> </w:t>
@@ -1494,25 +1450,13 @@
         <w:t xml:space="preserve"> </w:t>
       </w:r>
       <w:r>
-        <w:t xml:space="preserve">- H2: Judged-status x decision contrasts Model B (Tobit)</w:t>
-      </w:r>
-      <w:r>
-        <w:t xml:space="preserve"> </w:t>
-      </w:r>
-      <w:r>
-        <w:t xml:space="preserve">- H1: Empathy under relational controls Model B (Tobit)</w:t>
-      </w:r>
-      <w:r>
-        <w:t xml:space="preserve"> </w:t>
-      </w:r>
-      <w:r>
         <w:t xml:space="preserve">- H3: Empathy x judged-status moderation Model B (Tobit)</w:t>
       </w:r>
       <w:r>
         <w:t xml:space="preserve"> </w:t>
       </w:r>
       <w:r>
-        <w:t xml:space="preserve">The figure below shows that predicted judgment is higher for Engineering participant than for Humanities participant.</w:t>
+        <w:t xml:space="preserve">The figure below shows that predicted judgment is higher for Judged negotiator control label hidden than for Judged negotiator ingroup.</w:t>
       </w:r>
     </w:p>
     <w:p>
@@ -1524,18 +1468,18 @@
           <wp:inline>
             <wp:extent cx="5334000" cy="4000500"/>
             <wp:effectExtent b="0" l="0" r="0" t="0"/>
-            <wp:docPr descr="Grouped Prediction Plot for Engineering participant (ref = humanities) in the judgments_bystander. The panels show predicted judgments on the observed -9 to 9 scale with 95% confidence intervals." title="" id="57" name="Picture"/>
+            <wp:docPr descr="Grouped Prediction Plot for Judged negotiator control label hidden (ref = ingroup) in the judgments_bystander. The panels show predicted judgments on the observed -9 to 9 scale with 95% confidence intervals." title="" id="58" name="Picture"/>
             <a:graphic>
               <a:graphicData uri="http://schemas.openxmlformats.org/drawingml/2006/picture">
                 <pic:pic>
                   <pic:nvPicPr>
-                    <pic:cNvPr descr="../figures/figure_sig_all_judgments_bystander_participant_engineering_judgments_bystander_engineering_participant_ref_humanities.png" id="58" name="Picture"/>
+                    <pic:cNvPr descr="../figures/figure_sig_all_judgments_bystander_judged_control_judgments_bystander_judged_negotiator_control_label_hidden_ref_ingroup.png" id="59" name="Picture"/>
                     <pic:cNvPicPr>
                       <a:picLocks noChangeArrowheads="1" noChangeAspect="1"/>
                     </pic:cNvPicPr>
                   </pic:nvPicPr>
                   <pic:blipFill>
-                    <a:blip r:embed="rId56"/>
+                    <a:blip r:embed="rId57"/>
                     <a:stretch>
                       <a:fillRect/>
                     </a:stretch>
@@ -1567,7 +1511,7 @@
         <w:pStyle w:val="ImageCaption"/>
       </w:pPr>
       <w:r>
-        <w:t xml:space="preserve">Grouped Prediction Plot for Engineering participant (ref = humanities) in the judgments_bystander. The panels show predicted judgments on the observed -9 to 9 scale with 95% confidence intervals.</w:t>
+        <w:t xml:space="preserve">Grouped Prediction Plot for Judged negotiator control label hidden (ref = ingroup) in the judgments_bystander. The panels show predicted judgments on the observed -9 to 9 scale with 95% confidence intervals.</w:t>
       </w:r>
     </w:p>
     <w:p>
@@ -1575,31 +1519,7 @@
         <w:pStyle w:val="BodyText"/>
       </w:pPr>
       <w:r>
-        <w:t xml:space="preserve">Counterpart negotiator control label hidden (ref = ingroup) is statistically significant in:</w:t>
-      </w:r>
-      <w:r>
-        <w:t xml:space="preserve"> </w:t>
-      </w:r>
-      <w:r>
-        <w:t xml:space="preserve">- H1: Empathy under relational controls Model B (Tobit)</w:t>
-      </w:r>
-      <w:r>
-        <w:t xml:space="preserve"> </w:t>
-      </w:r>
-      <w:r>
-        <w:t xml:space="preserve">- H2: Judged-status x decision contrasts Model B (Tobit)</w:t>
-      </w:r>
-      <w:r>
-        <w:t xml:space="preserve"> </w:t>
-      </w:r>
-      <w:r>
-        <w:t xml:space="preserve">- H1: Empathy under relational controls Model A (Tobit)</w:t>
-      </w:r>
-      <w:r>
-        <w:t xml:space="preserve"> </w:t>
-      </w:r>
-      <w:r>
-        <w:t xml:space="preserve">- H2: Judged-status x decision contrasts Model A (Tobit)</w:t>
+        <w:t xml:space="preserve">Personal distress x judged negotiator outgroup is statistically significant in:</w:t>
       </w:r>
       <w:r>
         <w:t xml:space="preserve"> </w:t>
@@ -1611,13 +1531,7 @@
         <w:t xml:space="preserve"> </w:t>
       </w:r>
       <w:r>
-        <w:t xml:space="preserve">- H3: Empathy x judged-status moderation Model A (Tobit)</w:t>
-      </w:r>
-      <w:r>
-        <w:t xml:space="preserve"> </w:t>
-      </w:r>
-      <w:r>
-        <w:t xml:space="preserve">The figure below shows that predicted judgment is higher for Counterpart negotiator control label hidden than for Counterpart negotiator ingroup.</w:t>
+        <w:t xml:space="preserve">The figure below shows that the predicted relationship rises most sharply for Empathy: Personal distress when the condition is Judged negotiator outgroup.</w:t>
       </w:r>
     </w:p>
     <w:p>
@@ -1629,18 +1543,18 @@
           <wp:inline>
             <wp:extent cx="5334000" cy="4000500"/>
             <wp:effectExtent b="0" l="0" r="0" t="0"/>
-            <wp:docPr descr="Grouped Prediction Plot for Counterpart negotiator control label hidden (ref = ingroup) in the judgments_bystander. The panels show predicted judgments on the observed -9 to 9 scale with 95% confidence intervals." title="" id="60" name="Picture"/>
+            <wp:docPr descr="Interaction Plot for Personal distress x judged negotiator outgroup in the judgments_bystander. The panels show predicted judgments on the observed -9 to 9 scale with 95% confidence intervals." title="" id="61" name="Picture"/>
             <a:graphic>
               <a:graphicData uri="http://schemas.openxmlformats.org/drawingml/2006/picture">
                 <pic:pic>
                   <pic:nvPicPr>
-                    <pic:cNvPr descr="../figures/figure_sig_all_judgments_bystander_counterpart_control_judgments_bystander_counterpart_negotiator_control_label_hidden_ref_ingroup.png" id="61" name="Picture"/>
+                    <pic:cNvPr descr="../figures/figure_sig_all_judgments_bystander_iri_pd_judged_outgroup_judgments_bystander_personal_distress_x_judged_negotiator_outgroup.png" id="62" name="Picture"/>
                     <pic:cNvPicPr>
                       <a:picLocks noChangeArrowheads="1" noChangeAspect="1"/>
                     </pic:cNvPicPr>
                   </pic:nvPicPr>
                   <pic:blipFill>
-                    <a:blip r:embed="rId59"/>
+                    <a:blip r:embed="rId60"/>
                     <a:stretch>
                       <a:fillRect/>
                     </a:stretch>
@@ -1672,7 +1586,7 @@
         <w:pStyle w:val="ImageCaption"/>
       </w:pPr>
       <w:r>
-        <w:t xml:space="preserve">Grouped Prediction Plot for Counterpart negotiator control label hidden (ref = ingroup) in the judgments_bystander. The panels show predicted judgments on the observed -9 to 9 scale with 95% confidence intervals.</w:t>
+        <w:t xml:space="preserve">Interaction Plot for Personal distress x judged negotiator outgroup in the judgments_bystander. The panels show predicted judgments on the observed -9 to 9 scale with 95% confidence intervals.</w:t>
       </w:r>
     </w:p>
     <w:p>
@@ -1680,7 +1594,19 @@
         <w:pStyle w:val="BodyText"/>
       </w:pPr>
       <w:r>
-        <w:t xml:space="preserve">Empathy: Perspective taking is statistically significant in:</w:t>
+        <w:t xml:space="preserve">Engineering participant (ref = humanities) is statistically significant in:</w:t>
+      </w:r>
+      <w:r>
+        <w:t xml:space="preserve"> </w:t>
+      </w:r>
+      <w:r>
+        <w:t xml:space="preserve">- H1: Empathy under relational controls Model A (Tobit)</w:t>
+      </w:r>
+      <w:r>
+        <w:t xml:space="preserve"> </w:t>
+      </w:r>
+      <w:r>
+        <w:t xml:space="preserve">- H3: Empathy x judged-status moderation Model A (Tobit)</w:t>
       </w:r>
       <w:r>
         <w:t xml:space="preserve"> </w:t>
@@ -1692,19 +1618,19 @@
         <w:t xml:space="preserve"> </w:t>
       </w:r>
       <w:r>
-        <w:t xml:space="preserve">- H2: Judged-status x decision contrasts Model B (Tobit)</w:t>
-      </w:r>
-      <w:r>
-        <w:t xml:space="preserve"> </w:t>
-      </w:r>
-      <w:r>
         <w:t xml:space="preserve">- H3: Empathy x judged-status moderation Model B (Tobit)</w:t>
       </w:r>
       <w:r>
         <w:t xml:space="preserve"> </w:t>
       </w:r>
       <w:r>
-        <w:t xml:space="preserve">The figure below shows that across the observed range, higher Empathy: Perspective taking corresponds to higher predicted judgment.</w:t>
+        <w:t xml:space="preserve">- H2: Negotiator-side relational structure Model A (Tobit)</w:t>
+      </w:r>
+      <w:r>
+        <w:t xml:space="preserve"> </w:t>
+      </w:r>
+      <w:r>
+        <w:t xml:space="preserve">The figure below shows that predicted judgment is higher for Engineering participant than for Humanities participant.</w:t>
       </w:r>
     </w:p>
     <w:p>
@@ -1716,18 +1642,18 @@
           <wp:inline>
             <wp:extent cx="5334000" cy="4000500"/>
             <wp:effectExtent b="0" l="0" r="0" t="0"/>
-            <wp:docPr descr="Effect Plot for Empathy: Perspective taking in the judgments_bystander. The panels show predicted judgments on the observed -9 to 9 scale with 95% confidence intervals." title="" id="63" name="Picture"/>
+            <wp:docPr descr="Grouped Prediction Plot for Engineering participant (ref = humanities) in the judgments_bystander. The panels show predicted judgments on the observed -9 to 9 scale with 95% confidence intervals." title="" id="64" name="Picture"/>
             <a:graphic>
               <a:graphicData uri="http://schemas.openxmlformats.org/drawingml/2006/picture">
                 <pic:pic>
                   <pic:nvPicPr>
-                    <pic:cNvPr descr="../figures/figure_sig_all_judgments_bystander_iri_pt_judgments_bystander_empathy_perspective_taking.png" id="64" name="Picture"/>
+                    <pic:cNvPr descr="../figures/figure_sig_all_judgments_bystander_participant_engineering_judgments_bystander_engineering_participant_ref_humanities.png" id="65" name="Picture"/>
                     <pic:cNvPicPr>
                       <a:picLocks noChangeArrowheads="1" noChangeAspect="1"/>
                     </pic:cNvPicPr>
                   </pic:nvPicPr>
                   <pic:blipFill>
-                    <a:blip r:embed="rId62"/>
+                    <a:blip r:embed="rId63"/>
                     <a:stretch>
                       <a:fillRect/>
                     </a:stretch>
@@ -1759,7 +1685,7 @@
         <w:pStyle w:val="ImageCaption"/>
       </w:pPr>
       <w:r>
-        <w:t xml:space="preserve">Effect Plot for Empathy: Perspective taking in the judgments_bystander. The panels show predicted judgments on the observed -9 to 9 scale with 95% confidence intervals.</w:t>
+        <w:t xml:space="preserve">Grouped Prediction Plot for Engineering participant (ref = humanities) in the judgments_bystander. The panels show predicted judgments on the observed -9 to 9 scale with 95% confidence intervals.</w:t>
       </w:r>
     </w:p>
     <w:p>
@@ -1767,7 +1693,7 @@
         <w:pStyle w:val="BodyText"/>
       </w:pPr>
       <w:r>
-        <w:t xml:space="preserve">Empathy: Fantasy scale is statistically significant in:</w:t>
+        <w:t xml:space="preserve">Counterpart negotiator control label hidden (ref = ingroup) is statistically significant in:</w:t>
       </w:r>
       <w:r>
         <w:t xml:space="preserve"> </w:t>
@@ -1779,7 +1705,7 @@
         <w:t xml:space="preserve"> </w:t>
       </w:r>
       <w:r>
-        <w:t xml:space="preserve">- H2: Judged-status x decision contrasts Model B (Tobit)</w:t>
+        <w:t xml:space="preserve">- H1: Empathy under relational controls Model A (Tobit)</w:t>
       </w:r>
       <w:r>
         <w:t xml:space="preserve"> </w:t>
@@ -1791,7 +1717,13 @@
         <w:t xml:space="preserve"> </w:t>
       </w:r>
       <w:r>
-        <w:t xml:space="preserve">The figure below shows that across the observed range, higher Empathy: Fantasy scale corresponds to lower predicted judgment.</w:t>
+        <w:t xml:space="preserve">- H3: Empathy x judged-status moderation Model A (Tobit)</w:t>
+      </w:r>
+      <w:r>
+        <w:t xml:space="preserve"> </w:t>
+      </w:r>
+      <w:r>
+        <w:t xml:space="preserve">The figure below shows that predicted judgment is higher for Counterpart negotiator control label hidden than for Counterpart negotiator ingroup.</w:t>
       </w:r>
     </w:p>
     <w:p>
@@ -1803,18 +1735,18 @@
           <wp:inline>
             <wp:extent cx="5334000" cy="4000500"/>
             <wp:effectExtent b="0" l="0" r="0" t="0"/>
-            <wp:docPr descr="Effect Plot for Empathy: Fantasy scale in the judgments_bystander. The panels show predicted judgments on the observed -9 to 9 scale with 95% confidence intervals." title="" id="66" name="Picture"/>
+            <wp:docPr descr="Grouped Prediction Plot for Counterpart negotiator control label hidden (ref = ingroup) in the judgments_bystander. The panels show predicted judgments on the observed -9 to 9 scale with 95% confidence intervals." title="" id="67" name="Picture"/>
             <a:graphic>
               <a:graphicData uri="http://schemas.openxmlformats.org/drawingml/2006/picture">
                 <pic:pic>
                   <pic:nvPicPr>
-                    <pic:cNvPr descr="../figures/figure_sig_all_judgments_bystander_iri_fs_judgments_bystander_empathy_fantasy_scale.png" id="67" name="Picture"/>
+                    <pic:cNvPr descr="../figures/figure_sig_all_judgments_bystander_counterpart_control_judgments_bystander_counterpart_negotiator_control_label_hidden_ref_ingroup.png" id="68" name="Picture"/>
                     <pic:cNvPicPr>
                       <a:picLocks noChangeArrowheads="1" noChangeAspect="1"/>
                     </pic:cNvPicPr>
                   </pic:nvPicPr>
                   <pic:blipFill>
-                    <a:blip r:embed="rId65"/>
+                    <a:blip r:embed="rId66"/>
                     <a:stretch>
                       <a:fillRect/>
                     </a:stretch>
@@ -1846,7 +1778,7 @@
         <w:pStyle w:val="ImageCaption"/>
       </w:pPr>
       <w:r>
-        <w:t xml:space="preserve">Effect Plot for Empathy: Fantasy scale in the judgments_bystander. The panels show predicted judgments on the observed -9 to 9 scale with 95% confidence intervals.</w:t>
+        <w:t xml:space="preserve">Grouped Prediction Plot for Counterpart negotiator control label hidden (ref = ingroup) in the judgments_bystander. The panels show predicted judgments on the observed -9 to 9 scale with 95% confidence intervals.</w:t>
       </w:r>
     </w:p>
     <w:p>
@@ -1854,19 +1786,19 @@
         <w:pStyle w:val="BodyText"/>
       </w:pPr>
       <w:r>
-        <w:t xml:space="preserve">Empathy composite (average) is statistically significant in:</w:t>
-      </w:r>
-      <w:r>
-        <w:t xml:space="preserve"> </w:t>
-      </w:r>
-      <w:r>
-        <w:t xml:space="preserve">- H2: Judged-status x decision contrasts Model A (Tobit)</w:t>
-      </w:r>
-      <w:r>
-        <w:t xml:space="preserve"> </w:t>
-      </w:r>
-      <w:r>
-        <w:t xml:space="preserve">The figure below shows that across the observed range, higher Empathy composite (average) corresponds to lower predicted judgment.</w:t>
+        <w:t xml:space="preserve">Empathy: Empathic concern is statistically significant in:</w:t>
+      </w:r>
+      <w:r>
+        <w:t xml:space="preserve"> </w:t>
+      </w:r>
+      <w:r>
+        <w:t xml:space="preserve">- H2: Negotiator-side relational structure Model B (Tobit)</w:t>
+      </w:r>
+      <w:r>
+        <w:t xml:space="preserve"> </w:t>
+      </w:r>
+      <w:r>
+        <w:t xml:space="preserve">The figure below shows that across the observed range, higher Empathy: Empathic concern corresponds to lower predicted judgment.</w:t>
       </w:r>
     </w:p>
     <w:p>
@@ -1878,18 +1810,18 @@
           <wp:inline>
             <wp:extent cx="5334000" cy="4000500"/>
             <wp:effectExtent b="0" l="0" r="0" t="0"/>
-            <wp:docPr descr="Effect Plot for Empathy composite (average) in the judgments_bystander. The panels show predicted judgments on the observed -9 to 9 scale with 95% confidence intervals." title="" id="69" name="Picture"/>
+            <wp:docPr descr="Effect Plot for Empathy: Empathic concern in the judgments_bystander. The panels show predicted judgments on the observed -9 to 9 scale with 95% confidence intervals." title="" id="70" name="Picture"/>
             <a:graphic>
               <a:graphicData uri="http://schemas.openxmlformats.org/drawingml/2006/picture">
                 <pic:pic>
                   <pic:nvPicPr>
-                    <pic:cNvPr descr="../figures/figure_sig_all_judgments_bystander_iri_total_judgments_bystander_empathy_composite_average.png" id="70" name="Picture"/>
+                    <pic:cNvPr descr="../figures/figure_sig_all_judgments_bystander_iri_ec_judgments_bystander_empathy_empathic_concern.png" id="71" name="Picture"/>
                     <pic:cNvPicPr>
                       <a:picLocks noChangeArrowheads="1" noChangeAspect="1"/>
                     </pic:cNvPicPr>
                   </pic:nvPicPr>
                   <pic:blipFill>
-                    <a:blip r:embed="rId68"/>
+                    <a:blip r:embed="rId69"/>
                     <a:stretch>
                       <a:fillRect/>
                     </a:stretch>
@@ -1921,67 +1853,33 @@
         <w:pStyle w:val="ImageCaption"/>
       </w:pPr>
       <w:r>
-        <w:t xml:space="preserve">Effect Plot for Empathy composite (average) in the judgments_bystander. The panels show predicted judgments on the observed -9 to 9 scale with 95% confidence intervals.</w:t>
-      </w:r>
-    </w:p>
-    <w:bookmarkEnd w:id="71"/>
-    <w:bookmarkStart w:id="111" w:name="judgments_victim"/>
-    <w:p>
-      <w:pPr>
-        <w:pStyle w:val="Heading3"/>
-      </w:pPr>
-      <w:r>
-        <w:t xml:space="preserve">judgments_victim</w:t>
-      </w:r>
-    </w:p>
-    <w:p>
-      <w:pPr>
-        <w:pStyle w:val="FirstParagraph"/>
-      </w:pPr>
-      <w:r>
-        <w:t xml:space="preserve">Negotiator accepted harmful deal is statistically significant in:</w:t>
-      </w:r>
-      <w:r>
-        <w:t xml:space="preserve"> </w:t>
-      </w:r>
-      <w:r>
-        <w:t xml:space="preserve">- H1: Empathy under relational controls Model B (Tobit)</w:t>
-      </w:r>
-      <w:r>
-        <w:t xml:space="preserve"> </w:t>
-      </w:r>
-      <w:r>
-        <w:t xml:space="preserve">- H1: Empathy under relational controls Model A (Tobit)</w:t>
-      </w:r>
-      <w:r>
-        <w:t xml:space="preserve"> </w:t>
-      </w:r>
-      <w:r>
-        <w:t xml:space="preserve">- H2: Judged-status x decision contrasts Model B (Tobit)</w:t>
-      </w:r>
-      <w:r>
-        <w:t xml:space="preserve"> </w:t>
-      </w:r>
-      <w:r>
-        <w:t xml:space="preserve">- H3: Empathy x judged-status moderation Model B (Tobit)</w:t>
-      </w:r>
-      <w:r>
-        <w:t xml:space="preserve"> </w:t>
-      </w:r>
-      <w:r>
-        <w:t xml:space="preserve">- H2: Judged-status x decision contrasts Model A (Tobit)</w:t>
-      </w:r>
-      <w:r>
-        <w:t xml:space="preserve"> </w:t>
-      </w:r>
-      <w:r>
-        <w:t xml:space="preserve">- H3: Empathy x judged-status moderation Model A (Tobit)</w:t>
-      </w:r>
-      <w:r>
-        <w:t xml:space="preserve"> </w:t>
-      </w:r>
-      <w:r>
-        <w:t xml:space="preserve">The figure below shows that predicted judgment is lower for Accept harmful deal than for Reject harmful deal.</w:t>
+        <w:t xml:space="preserve">Effect Plot for Empathy: Empathic concern in the judgments_bystander. The panels show predicted judgments on the observed -9 to 9 scale with 95% confidence intervals.</w:t>
+      </w:r>
+    </w:p>
+    <w:p>
+      <w:pPr>
+        <w:pStyle w:val="BodyText"/>
+      </w:pPr>
+      <w:r>
+        <w:t xml:space="preserve">Age is statistically significant in:</w:t>
+      </w:r>
+      <w:r>
+        <w:t xml:space="preserve"> </w:t>
+      </w:r>
+      <w:r>
+        <w:t xml:space="preserve">- H2: Negotiator-side relational structure Model A (Tobit)</w:t>
+      </w:r>
+      <w:r>
+        <w:t xml:space="preserve"> </w:t>
+      </w:r>
+      <w:r>
+        <w:t xml:space="preserve">- H2: Negotiator-side relational structure Model B (Tobit)</w:t>
+      </w:r>
+      <w:r>
+        <w:t xml:space="preserve"> </w:t>
+      </w:r>
+      <w:r>
+        <w:t xml:space="preserve">The figure below shows that across the observed range, higher Age corresponds to higher predicted judgment.</w:t>
       </w:r>
     </w:p>
     <w:p>
@@ -1993,12 +1891,12 @@
           <wp:inline>
             <wp:extent cx="5334000" cy="4000500"/>
             <wp:effectExtent b="0" l="0" r="0" t="0"/>
-            <wp:docPr descr="Grouped Prediction Plot for Negotiator accepted harmful deal in the judgments_victim. The panels show predicted judgments on the observed -9 to 9 scale with 95% confidence intervals." title="" id="73" name="Picture"/>
+            <wp:docPr descr="Effect Plot for Age in the judgments_bystander. The panels show predicted judgments on the observed -9 to 9 scale with 95% confidence intervals." title="" id="73" name="Picture"/>
             <a:graphic>
               <a:graphicData uri="http://schemas.openxmlformats.org/drawingml/2006/picture">
                 <pic:pic>
                   <pic:nvPicPr>
-                    <pic:cNvPr descr="../figures/figure_sig_all_judgments_victim_decision_accept_judgments_victim_negotiator_accepted_harmful_deal.png" id="74" name="Picture"/>
+                    <pic:cNvPr descr="../figures/figure_sig_all_judgments_bystander_age_judgments_bystander_age.png" id="74" name="Picture"/>
                     <pic:cNvPicPr>
                       <a:picLocks noChangeArrowheads="1" noChangeAspect="1"/>
                     </pic:cNvPicPr>
@@ -2036,7 +1934,7 @@
         <w:pStyle w:val="ImageCaption"/>
       </w:pPr>
       <w:r>
-        <w:t xml:space="preserve">Grouped Prediction Plot for Negotiator accepted harmful deal in the judgments_victim. The panels show predicted judgments on the observed -9 to 9 scale with 95% confidence intervals.</w:t>
+        <w:t xml:space="preserve">Effect Plot for Age in the judgments_bystander. The panels show predicted judgments on the observed -9 to 9 scale with 95% confidence intervals.</w:t>
       </w:r>
     </w:p>
     <w:p>
@@ -2044,31 +1942,25 @@
         <w:pStyle w:val="BodyText"/>
       </w:pPr>
       <w:r>
-        <w:t xml:space="preserve">Empathy: Perspective taking is statistically significant in:</w:t>
-      </w:r>
-      <w:r>
-        <w:t xml:space="preserve"> </w:t>
-      </w:r>
-      <w:r>
-        <w:t xml:space="preserve">- H1: Empathy under relational controls Model B (Tobit)</w:t>
-      </w:r>
-      <w:r>
-        <w:t xml:space="preserve"> </w:t>
-      </w:r>
-      <w:r>
-        <w:t xml:space="preserve">- H2: Judged-status x decision contrasts Model B (Tobit)</w:t>
-      </w:r>
-      <w:r>
-        <w:t xml:space="preserve"> </w:t>
-      </w:r>
-      <w:r>
-        <w:t xml:space="preserve">- H3: Empathy x judged-status moderation Model B (Tobit)</w:t>
-      </w:r>
-      <w:r>
-        <w:t xml:space="preserve"> </w:t>
-      </w:r>
-      <w:r>
-        <w:t xml:space="preserve">The figure below shows that across the observed range, higher Empathy: Perspective taking corresponds to higher predicted judgment.</w:t>
+        <w:t xml:space="preserve">Negotiator-side structure: judged negotiator ingroup, counterpart negotiator outgroup (ref = judged negotiator ingroup, counterpart negotiator ingroup) x Player-victim outgroup (ref = ingroup victim) is statistically significant in:</w:t>
+      </w:r>
+      <w:r>
+        <w:t xml:space="preserve"> </w:t>
+      </w:r>
+      <w:r>
+        <w:t xml:space="preserve">- H2: Negotiator-side relational structure Model B (Tobit)</w:t>
+      </w:r>
+      <w:r>
+        <w:t xml:space="preserve"> </w:t>
+      </w:r>
+      <w:r>
+        <w:t xml:space="preserve">- H2: Negotiator-side relational structure Model A (Tobit)</w:t>
+      </w:r>
+      <w:r>
+        <w:t xml:space="preserve"> </w:t>
+      </w:r>
+      <w:r>
+        <w:t xml:space="preserve">The figure below shows that the predicted relationship rises most sharply for Negotiator-side structure: judged negotiator ingroup, counterpart negotiator outgroup (ref = judged negotiator ingroup, counterpart negotiator ingroup) when the condition is Player and victim outgroup-aligned.</w:t>
       </w:r>
     </w:p>
     <w:p>
@@ -2080,12 +1972,12 @@
           <wp:inline>
             <wp:extent cx="5334000" cy="4000500"/>
             <wp:effectExtent b="0" l="0" r="0" t="0"/>
-            <wp:docPr descr="Effect Plot for Empathy: Perspective taking in the judgments_victim. The panels show predicted judgments on the observed -9 to 9 scale with 95% confidence intervals." title="" id="76" name="Picture"/>
+            <wp:docPr descr="Interaction Plot for Negotiator-side structure: judged negotiator ingroup, counterpart negotiator outgroup (ref = judged negotiator ingroup, counterpart negotiator ingroup) x Player-victim outgroup (ref = ingroup victim) in the judgments_bystander. The panels show predicted judgments on the observed -9 to 9 scale with 95% confidence intervals." title="" id="76" name="Picture"/>
             <a:graphic>
               <a:graphicData uri="http://schemas.openxmlformats.org/drawingml/2006/picture">
                 <pic:pic>
                   <pic:nvPicPr>
-                    <pic:cNvPr descr="../figures/figure_sig_all_judgments_victim_iri_pt_judgments_victim_empathy_perspective_taking.png" id="77" name="Picture"/>
+                    <pic:cNvPr descr="../figures/figure_sig_all_judgments_bystander_h2_negstruct_j_in_c_out_player_victim_outgroup_judgments_bystander_negotiator_side_structure_judged_negotiator_ingroup_counterpart_negoti.png" id="77" name="Picture"/>
                     <pic:cNvPicPr>
                       <a:picLocks noChangeArrowheads="1" noChangeAspect="1"/>
                     </pic:cNvPicPr>
@@ -2123,7 +2015,7 @@
         <w:pStyle w:val="ImageCaption"/>
       </w:pPr>
       <w:r>
-        <w:t xml:space="preserve">Effect Plot for Empathy: Perspective taking in the judgments_victim. The panels show predicted judgments on the observed -9 to 9 scale with 95% confidence intervals.</w:t>
+        <w:t xml:space="preserve">Interaction Plot for Negotiator-side structure: judged negotiator ingroup, counterpart negotiator outgroup (ref = judged negotiator ingroup, counterpart negotiator ingroup) x Player-victim outgroup (ref = ingroup victim) in the judgments_bystander. The panels show predicted judgments on the observed -9 to 9 scale with 95% confidence intervals.</w:t>
       </w:r>
     </w:p>
     <w:p>
@@ -2131,13 +2023,7 @@
         <w:pStyle w:val="BodyText"/>
       </w:pPr>
       <w:r>
-        <w:t xml:space="preserve">Empathy: Empathic concern is statistically significant in:</w:t>
-      </w:r>
-      <w:r>
-        <w:t xml:space="preserve"> </w:t>
-      </w:r>
-      <w:r>
-        <w:t xml:space="preserve">- H2: Judged-status x decision contrasts Model B (Tobit)</w:t>
+        <w:t xml:space="preserve">Empathy: Perspective taking is statistically significant in:</w:t>
       </w:r>
       <w:r>
         <w:t xml:space="preserve"> </w:t>
@@ -2149,7 +2035,19 @@
         <w:t xml:space="preserve"> </w:t>
       </w:r>
       <w:r>
-        <w:t xml:space="preserve">The figure below shows that across the observed range, higher Empathy: Empathic concern corresponds to lower predicted judgment.</w:t>
+        <w:t xml:space="preserve">- H2: Negotiator-side relational structure Model B (Tobit)</w:t>
+      </w:r>
+      <w:r>
+        <w:t xml:space="preserve"> </w:t>
+      </w:r>
+      <w:r>
+        <w:t xml:space="preserve">- H3: Empathy x judged-status moderation Model B (Tobit)</w:t>
+      </w:r>
+      <w:r>
+        <w:t xml:space="preserve"> </w:t>
+      </w:r>
+      <w:r>
+        <w:t xml:space="preserve">The figure below shows that across the observed range, higher Empathy: Perspective taking corresponds to higher predicted judgment.</w:t>
       </w:r>
     </w:p>
     <w:p>
@@ -2161,12 +2059,12 @@
           <wp:inline>
             <wp:extent cx="5334000" cy="4000500"/>
             <wp:effectExtent b="0" l="0" r="0" t="0"/>
-            <wp:docPr descr="Effect Plot for Empathy: Empathic concern in the judgments_victim. The panels show predicted judgments on the observed -9 to 9 scale with 95% confidence intervals." title="" id="79" name="Picture"/>
+            <wp:docPr descr="Effect Plot for Empathy: Perspective taking in the judgments_bystander. The panels show predicted judgments on the observed -9 to 9 scale with 95% confidence intervals." title="" id="79" name="Picture"/>
             <a:graphic>
               <a:graphicData uri="http://schemas.openxmlformats.org/drawingml/2006/picture">
                 <pic:pic>
                   <pic:nvPicPr>
-                    <pic:cNvPr descr="../figures/figure_sig_all_judgments_victim_iri_ec_judgments_victim_empathy_empathic_concern.png" id="80" name="Picture"/>
+                    <pic:cNvPr descr="../figures/figure_sig_all_judgments_bystander_iri_pt_judgments_bystander_empathy_perspective_taking.png" id="80" name="Picture"/>
                     <pic:cNvPicPr>
                       <a:picLocks noChangeArrowheads="1" noChangeAspect="1"/>
                     </pic:cNvPicPr>
@@ -2204,7 +2102,7 @@
         <w:pStyle w:val="ImageCaption"/>
       </w:pPr>
       <w:r>
-        <w:t xml:space="preserve">Effect Plot for Empathy: Empathic concern in the judgments_victim. The panels show predicted judgments on the observed -9 to 9 scale with 95% confidence intervals.</w:t>
+        <w:t xml:space="preserve">Effect Plot for Empathy: Perspective taking in the judgments_bystander. The panels show predicted judgments on the observed -9 to 9 scale with 95% confidence intervals.</w:t>
       </w:r>
     </w:p>
     <w:p>
@@ -2212,7 +2110,19 @@
         <w:pStyle w:val="BodyText"/>
       </w:pPr>
       <w:r>
-        <w:t xml:space="preserve">Judged negotiator outgroup (ref = ingroup) is statistically significant in:</w:t>
+        <w:t xml:space="preserve">Empathy: Fantasy scale is statistically significant in:</w:t>
+      </w:r>
+      <w:r>
+        <w:t xml:space="preserve"> </w:t>
+      </w:r>
+      <w:r>
+        <w:t xml:space="preserve">- H2: Negotiator-side relational structure Model B (Tobit)</w:t>
+      </w:r>
+      <w:r>
+        <w:t xml:space="preserve"> </w:t>
+      </w:r>
+      <w:r>
+        <w:t xml:space="preserve">- H1: Empathy under relational controls Model B (Tobit)</w:t>
       </w:r>
       <w:r>
         <w:t xml:space="preserve"> </w:t>
@@ -2224,13 +2134,7 @@
         <w:t xml:space="preserve"> </w:t>
       </w:r>
       <w:r>
-        <w:t xml:space="preserve">- H3: Empathy x judged-status moderation Model A (Tobit)</w:t>
-      </w:r>
-      <w:r>
-        <w:t xml:space="preserve"> </w:t>
-      </w:r>
-      <w:r>
-        <w:t xml:space="preserve">The figure below shows that predicted judgment is higher for Judged negotiator outgroup than for Judged negotiator ingroup.</w:t>
+        <w:t xml:space="preserve">The figure below shows that across the observed range, higher Empathy: Fantasy scale corresponds to lower predicted judgment.</w:t>
       </w:r>
     </w:p>
     <w:p>
@@ -2242,12 +2146,12 @@
           <wp:inline>
             <wp:extent cx="5334000" cy="4000500"/>
             <wp:effectExtent b="0" l="0" r="0" t="0"/>
-            <wp:docPr descr="Grouped Prediction Plot for Judged negotiator outgroup (ref = ingroup) in the judgments_victim. The panels show predicted judgments on the observed -9 to 9 scale with 95% confidence intervals." title="" id="82" name="Picture"/>
+            <wp:docPr descr="Effect Plot for Empathy: Fantasy scale in the judgments_bystander. The panels show predicted judgments on the observed -9 to 9 scale with 95% confidence intervals." title="" id="82" name="Picture"/>
             <a:graphic>
               <a:graphicData uri="http://schemas.openxmlformats.org/drawingml/2006/picture">
                 <pic:pic>
                   <pic:nvPicPr>
-                    <pic:cNvPr descr="../figures/figure_sig_all_judgments_victim_judged_outgroup_judgments_victim_judged_negotiator_outgroup_ref_ingroup.png" id="83" name="Picture"/>
+                    <pic:cNvPr descr="../figures/figure_sig_all_judgments_bystander_iri_fs_judgments_bystander_empathy_fantasy_scale.png" id="83" name="Picture"/>
                     <pic:cNvPicPr>
                       <a:picLocks noChangeArrowheads="1" noChangeAspect="1"/>
                     </pic:cNvPicPr>
@@ -2285,7 +2189,7 @@
         <w:pStyle w:val="ImageCaption"/>
       </w:pPr>
       <w:r>
-        <w:t xml:space="preserve">Grouped Prediction Plot for Judged negotiator outgroup (ref = ingroup) in the judgments_victim. The panels show predicted judgments on the observed -9 to 9 scale with 95% confidence intervals.</w:t>
+        <w:t xml:space="preserve">Effect Plot for Empathy: Fantasy scale in the judgments_bystander. The panels show predicted judgments on the observed -9 to 9 scale with 95% confidence intervals.</w:t>
       </w:r>
     </w:p>
     <w:p>
@@ -2293,19 +2197,25 @@
         <w:pStyle w:val="BodyText"/>
       </w:pPr>
       <w:r>
-        <w:t xml:space="preserve">Personal distress x judged negotiator outgroup is statistically significant in:</w:t>
-      </w:r>
-      <w:r>
-        <w:t xml:space="preserve"> </w:t>
-      </w:r>
-      <w:r>
-        <w:t xml:space="preserve">- H3: Empathy x judged-status moderation Model B (Tobit)</w:t>
-      </w:r>
-      <w:r>
-        <w:t xml:space="preserve"> </w:t>
-      </w:r>
-      <w:r>
-        <w:t xml:space="preserve">The figure below shows that the predicted relationship rises most sharply for Empathy: Personal distress when the condition is Judged negotiator outgroup.</w:t>
+        <w:t xml:space="preserve">Negotiator-side structure: judged negotiator outgroup, counterpart negotiator ingroup (ref = judged negotiator ingroup, counterpart negotiator ingroup) is statistically significant in:</w:t>
+      </w:r>
+      <w:r>
+        <w:t xml:space="preserve"> </w:t>
+      </w:r>
+      <w:r>
+        <w:t xml:space="preserve">- H2: Negotiator-side relational structure Model A (Tobit)</w:t>
+      </w:r>
+      <w:r>
+        <w:t xml:space="preserve"> </w:t>
+      </w:r>
+      <w:r>
+        <w:t xml:space="preserve">- H2: Negotiator-side relational structure Model B (Tobit)</w:t>
+      </w:r>
+      <w:r>
+        <w:t xml:space="preserve"> </w:t>
+      </w:r>
+      <w:r>
+        <w:t xml:space="preserve">The figure below shows that predicted judgment is lower for judged negotiator outgroup, counterpart negotiator ingroup (ref = judged negotiator ingroup, counterpart negotiator ingroup) than for Reference structure: judged ingroup, counterpart ingroup.</w:t>
       </w:r>
     </w:p>
     <w:p>
@@ -2317,12 +2227,12 @@
           <wp:inline>
             <wp:extent cx="5334000" cy="4000500"/>
             <wp:effectExtent b="0" l="0" r="0" t="0"/>
-            <wp:docPr descr="Interaction Plot for Personal distress x judged negotiator outgroup in the judgments_victim. The panels show predicted judgments on the observed -9 to 9 scale with 95% confidence intervals." title="" id="85" name="Picture"/>
+            <wp:docPr descr="Grouped Prediction Plot for Negotiator-side structure: judged negotiator outgroup, counterpart negotiator ingroup (ref = judged negotiator ingroup, counterpart negotiator ingroup) in the judgments_bystander. The panels show predicted judgments on the observed -9 to 9 scale with 95% confidence intervals." title="" id="85" name="Picture"/>
             <a:graphic>
               <a:graphicData uri="http://schemas.openxmlformats.org/drawingml/2006/picture">
                 <pic:pic>
                   <pic:nvPicPr>
-                    <pic:cNvPr descr="../figures/figure_sig_all_judgments_victim_iri_pd_judged_outgroup_judgments_victim_personal_distress_x_judged_negotiator_outgroup.png" id="86" name="Picture"/>
+                    <pic:cNvPr descr="../figures/figure_sig_all_judgments_bystander_h2_negstruct_j_out_c_in_judgments_bystander_negotiator_side_structure_judged_negotiator_outgroup_counterpart_negot.png" id="86" name="Picture"/>
                     <pic:cNvPicPr>
                       <a:picLocks noChangeArrowheads="1" noChangeAspect="1"/>
                     </pic:cNvPicPr>
@@ -2360,7 +2270,7 @@
         <w:pStyle w:val="ImageCaption"/>
       </w:pPr>
       <w:r>
-        <w:t xml:space="preserve">Interaction Plot for Personal distress x judged negotiator outgroup in the judgments_victim. The panels show predicted judgments on the observed -9 to 9 scale with 95% confidence intervals.</w:t>
+        <w:t xml:space="preserve">Grouped Prediction Plot for Negotiator-side structure: judged negotiator outgroup, counterpart negotiator ingroup (ref = judged negotiator ingroup, counterpart negotiator ingroup) in the judgments_bystander. The panels show predicted judgments on the observed -9 to 9 scale with 95% confidence intervals.</w:t>
       </w:r>
     </w:p>
     <w:p>
@@ -2368,19 +2278,19 @@
         <w:pStyle w:val="BodyText"/>
       </w:pPr>
       <w:r>
-        <w:t xml:space="preserve">Empathic concern x judged negotiator outgroup is statistically significant in:</w:t>
-      </w:r>
-      <w:r>
-        <w:t xml:space="preserve"> </w:t>
-      </w:r>
-      <w:r>
-        <w:t xml:space="preserve">- H3: Empathy x judged-status moderation Model B (Tobit)</w:t>
-      </w:r>
-      <w:r>
-        <w:t xml:space="preserve"> </w:t>
-      </w:r>
-      <w:r>
-        <w:t xml:space="preserve">The figure below shows that the predicted relationship falls most sharply for Empathy: Empathic concern when the condition is Judged negotiator outgroup.</w:t>
+        <w:t xml:space="preserve">Empathy: Personal distress is statistically significant in:</w:t>
+      </w:r>
+      <w:r>
+        <w:t xml:space="preserve"> </w:t>
+      </w:r>
+      <w:r>
+        <w:t xml:space="preserve">- H2: Negotiator-side relational structure Model B (Tobit)</w:t>
+      </w:r>
+      <w:r>
+        <w:t xml:space="preserve"> </w:t>
+      </w:r>
+      <w:r>
+        <w:t xml:space="preserve">The figure below shows that across the observed range, higher Empathy: Personal distress corresponds to higher predicted judgment.</w:t>
       </w:r>
     </w:p>
     <w:p>
@@ -2392,12 +2302,12 @@
           <wp:inline>
             <wp:extent cx="5334000" cy="4000500"/>
             <wp:effectExtent b="0" l="0" r="0" t="0"/>
-            <wp:docPr descr="Interaction Plot for Empathic concern x judged negotiator outgroup in the judgments_victim. The panels show predicted judgments on the observed -9 to 9 scale with 95% confidence intervals." title="" id="88" name="Picture"/>
+            <wp:docPr descr="Effect Plot for Empathy: Personal distress in the judgments_bystander. The panels show predicted judgments on the observed -9 to 9 scale with 95% confidence intervals." title="" id="88" name="Picture"/>
             <a:graphic>
               <a:graphicData uri="http://schemas.openxmlformats.org/drawingml/2006/picture">
                 <pic:pic>
                   <pic:nvPicPr>
-                    <pic:cNvPr descr="../figures/figure_sig_all_judgments_victim_iri_ec_judged_outgroup_judgments_victim_empathic_concern_x_judged_negotiator_outgroup.png" id="89" name="Picture"/>
+                    <pic:cNvPr descr="../figures/figure_sig_all_judgments_bystander_iri_pd_judgments_bystander_empathy_personal_distress.png" id="89" name="Picture"/>
                     <pic:cNvPicPr>
                       <a:picLocks noChangeArrowheads="1" noChangeAspect="1"/>
                     </pic:cNvPicPr>
@@ -2435,7 +2345,7 @@
         <w:pStyle w:val="ImageCaption"/>
       </w:pPr>
       <w:r>
-        <w:t xml:space="preserve">Interaction Plot for Empathic concern x judged negotiator outgroup in the judgments_victim. The panels show predicted judgments on the observed -9 to 9 scale with 95% confidence intervals.</w:t>
+        <w:t xml:space="preserve">Effect Plot for Empathy: Personal distress in the judgments_bystander. The panels show predicted judgments on the observed -9 to 9 scale with 95% confidence intervals.</w:t>
       </w:r>
     </w:p>
     <w:p>
@@ -2443,49 +2353,19 @@
         <w:pStyle w:val="BodyText"/>
       </w:pPr>
       <w:r>
-        <w:t xml:space="preserve">Engineering participant (ref = humanities) is statistically significant in:</w:t>
-      </w:r>
-      <w:r>
-        <w:t xml:space="preserve"> </w:t>
-      </w:r>
-      <w:r>
-        <w:t xml:space="preserve">- H3: Empathy x judged-status moderation Model A (Tobit)</w:t>
-      </w:r>
-      <w:r>
-        <w:t xml:space="preserve"> </w:t>
-      </w:r>
-      <w:r>
-        <w:t xml:space="preserve">- H1: Empathy under relational controls Model A (Tobit)</w:t>
-      </w:r>
-      <w:r>
-        <w:t xml:space="preserve"> </w:t>
-      </w:r>
-      <w:r>
-        <w:t xml:space="preserve">- H3: Empathy x judged-status moderation Model B (Tobit)</w:t>
-      </w:r>
-      <w:r>
-        <w:t xml:space="preserve"> </w:t>
-      </w:r>
-      <w:r>
-        <w:t xml:space="preserve">- H1: Empathy under relational controls Model B (Tobit)</w:t>
-      </w:r>
-      <w:r>
-        <w:t xml:space="preserve"> </w:t>
-      </w:r>
-      <w:r>
-        <w:t xml:space="preserve">- H2: Judged-status x decision contrasts Model A (Tobit)</w:t>
-      </w:r>
-      <w:r>
-        <w:t xml:space="preserve"> </w:t>
-      </w:r>
-      <w:r>
-        <w:t xml:space="preserve">- H2: Judged-status x decision contrasts Model B (Tobit)</w:t>
-      </w:r>
-      <w:r>
-        <w:t xml:space="preserve"> </w:t>
-      </w:r>
-      <w:r>
-        <w:t xml:space="preserve">The figure below shows that predicted judgment is higher for Engineering participant than for Humanities participant.</w:t>
+        <w:t xml:space="preserve">Empathy composite (average) is statistically significant in:</w:t>
+      </w:r>
+      <w:r>
+        <w:t xml:space="preserve"> </w:t>
+      </w:r>
+      <w:r>
+        <w:t xml:space="preserve">- H2: Negotiator-side relational structure Model A (Tobit)</w:t>
+      </w:r>
+      <w:r>
+        <w:t xml:space="preserve"> </w:t>
+      </w:r>
+      <w:r>
+        <w:t xml:space="preserve">The figure below shows that across the observed range, higher Empathy composite (average) corresponds to lower predicted judgment.</w:t>
       </w:r>
     </w:p>
     <w:p>
@@ -2497,12 +2377,12 @@
           <wp:inline>
             <wp:extent cx="5334000" cy="4000500"/>
             <wp:effectExtent b="0" l="0" r="0" t="0"/>
-            <wp:docPr descr="Grouped Prediction Plot for Engineering participant (ref = humanities) in the judgments_victim. The panels show predicted judgments on the observed -9 to 9 scale with 95% confidence intervals." title="" id="91" name="Picture"/>
+            <wp:docPr descr="Effect Plot for Empathy composite (average) in the judgments_bystander. The panels show predicted judgments on the observed -9 to 9 scale with 95% confidence intervals." title="" id="91" name="Picture"/>
             <a:graphic>
               <a:graphicData uri="http://schemas.openxmlformats.org/drawingml/2006/picture">
                 <pic:pic>
                   <pic:nvPicPr>
-                    <pic:cNvPr descr="../figures/figure_sig_all_judgments_victim_participant_engineering_judgments_victim_engineering_participant_ref_humanities.png" id="92" name="Picture"/>
+                    <pic:cNvPr descr="../figures/figure_sig_all_judgments_bystander_iri_total_judgments_bystander_empathy_composite_average.png" id="92" name="Picture"/>
                     <pic:cNvPicPr>
                       <a:picLocks noChangeArrowheads="1" noChangeAspect="1"/>
                     </pic:cNvPicPr>
@@ -2540,7 +2420,7 @@
         <w:pStyle w:val="ImageCaption"/>
       </w:pPr>
       <w:r>
-        <w:t xml:space="preserve">Grouped Prediction Plot for Engineering participant (ref = humanities) in the judgments_victim. The panels show predicted judgments on the observed -9 to 9 scale with 95% confidence intervals.</w:t>
+        <w:t xml:space="preserve">Effect Plot for Empathy composite (average) in the judgments_bystander. The panels show predicted judgments on the observed -9 to 9 scale with 95% confidence intervals.</w:t>
       </w:r>
     </w:p>
     <w:p>
@@ -2548,25 +2428,19 @@
         <w:pStyle w:val="BodyText"/>
       </w:pPr>
       <w:r>
-        <w:t xml:space="preserve">Empathy composite (average) is statistically significant in:</w:t>
-      </w:r>
-      <w:r>
-        <w:t xml:space="preserve"> </w:t>
-      </w:r>
-      <w:r>
-        <w:t xml:space="preserve">- H3: Empathy x judged-status moderation Model A (Tobit)</w:t>
-      </w:r>
-      <w:r>
-        <w:t xml:space="preserve"> </w:t>
-      </w:r>
-      <w:r>
-        <w:t xml:space="preserve">- H2: Judged-status x decision contrasts Model A (Tobit)</w:t>
-      </w:r>
-      <w:r>
-        <w:t xml:space="preserve"> </w:t>
-      </w:r>
-      <w:r>
-        <w:t xml:space="preserve">The figure below shows that across the observed range, higher Empathy composite (average) corresponds to higher predicted judgment.</w:t>
+        <w:t xml:space="preserve">Man (ref = woman) is statistically significant in:</w:t>
+      </w:r>
+      <w:r>
+        <w:t xml:space="preserve"> </w:t>
+      </w:r>
+      <w:r>
+        <w:t xml:space="preserve">- H2: Negotiator-side relational structure Model B (Tobit)</w:t>
+      </w:r>
+      <w:r>
+        <w:t xml:space="preserve"> </w:t>
+      </w:r>
+      <w:r>
+        <w:t xml:space="preserve">The figure below shows that predicted judgment is higher for Man than for Woman.</w:t>
       </w:r>
     </w:p>
     <w:p>
@@ -2578,12 +2452,12 @@
           <wp:inline>
             <wp:extent cx="5334000" cy="4000500"/>
             <wp:effectExtent b="0" l="0" r="0" t="0"/>
-            <wp:docPr descr="Effect Plot for Empathy composite (average) in the judgments_victim. The panels show predicted judgments on the observed -9 to 9 scale with 95% confidence intervals." title="" id="94" name="Picture"/>
+            <wp:docPr descr="Grouped Prediction Plot for Man (ref = woman) in the judgments_bystander. The panels show predicted judgments on the observed -9 to 9 scale with 95% confidence intervals." title="" id="94" name="Picture"/>
             <a:graphic>
               <a:graphicData uri="http://schemas.openxmlformats.org/drawingml/2006/picture">
                 <pic:pic>
                   <pic:nvPicPr>
-                    <pic:cNvPr descr="../figures/figure_sig_all_judgments_victim_iri_total_judgments_victim_empathy_composite_average.png" id="95" name="Picture"/>
+                    <pic:cNvPr descr="../figures/figure_sig_all_judgments_bystander_sex_man_judgments_bystander_man_ref_woman.png" id="95" name="Picture"/>
                     <pic:cNvPicPr>
                       <a:picLocks noChangeArrowheads="1" noChangeAspect="1"/>
                     </pic:cNvPicPr>
@@ -2621,15 +2495,43 @@
         <w:pStyle w:val="ImageCaption"/>
       </w:pPr>
       <w:r>
-        <w:t xml:space="preserve">Effect Plot for Empathy composite (average) in the judgments_victim. The panels show predicted judgments on the observed -9 to 9 scale with 95% confidence intervals.</w:t>
-      </w:r>
-    </w:p>
-    <w:p>
-      <w:pPr>
-        <w:pStyle w:val="BodyText"/>
-      </w:pPr>
-      <w:r>
-        <w:t xml:space="preserve">Empathy x judged negotiator outgroup is statistically significant in:</w:t>
+        <w:t xml:space="preserve">Grouped Prediction Plot for Man (ref = woman) in the judgments_bystander. The panels show predicted judgments on the observed -9 to 9 scale with 95% confidence intervals.</w:t>
+      </w:r>
+    </w:p>
+    <w:bookmarkEnd w:id="96"/>
+    <w:bookmarkStart w:id="139" w:name="judgments_victim"/>
+    <w:p>
+      <w:pPr>
+        <w:pStyle w:val="Heading3"/>
+      </w:pPr>
+      <w:r>
+        <w:t xml:space="preserve">judgments_victim</w:t>
+      </w:r>
+    </w:p>
+    <w:p>
+      <w:pPr>
+        <w:pStyle w:val="FirstParagraph"/>
+      </w:pPr>
+      <w:r>
+        <w:t xml:space="preserve">Negotiator accepted harmful deal is statistically significant in:</w:t>
+      </w:r>
+      <w:r>
+        <w:t xml:space="preserve"> </w:t>
+      </w:r>
+      <w:r>
+        <w:t xml:space="preserve">- H1: Empathy under relational controls Model B (Tobit)</w:t>
+      </w:r>
+      <w:r>
+        <w:t xml:space="preserve"> </w:t>
+      </w:r>
+      <w:r>
+        <w:t xml:space="preserve">- H1: Empathy under relational controls Model A (Tobit)</w:t>
+      </w:r>
+      <w:r>
+        <w:t xml:space="preserve"> </w:t>
+      </w:r>
+      <w:r>
+        <w:t xml:space="preserve">- H3: Empathy x judged-status moderation Model B (Tobit)</w:t>
       </w:r>
       <w:r>
         <w:t xml:space="preserve"> </w:t>
@@ -2641,7 +2543,7 @@
         <w:t xml:space="preserve"> </w:t>
       </w:r>
       <w:r>
-        <w:t xml:space="preserve">The figure below shows that the predicted relationship rises most sharply for Empathy composite (average) when the condition is Judged negotiator ingroup.</w:t>
+        <w:t xml:space="preserve">The figure below shows that predicted judgment is lower for Accept harmful deal than for Reject harmful deal.</w:t>
       </w:r>
     </w:p>
     <w:p>
@@ -2653,18 +2555,18 @@
           <wp:inline>
             <wp:extent cx="5334000" cy="4000500"/>
             <wp:effectExtent b="0" l="0" r="0" t="0"/>
-            <wp:docPr descr="Interaction Plot for Empathy x judged negotiator outgroup in the judgments_victim. The panels show predicted judgments on the observed -9 to 9 scale with 95% confidence intervals." title="" id="97" name="Picture"/>
+            <wp:docPr descr="Grouped Prediction Plot for Negotiator accepted harmful deal in the judgments_victim. The panels show predicted judgments on the observed -9 to 9 scale with 95% confidence intervals." title="" id="98" name="Picture"/>
             <a:graphic>
               <a:graphicData uri="http://schemas.openxmlformats.org/drawingml/2006/picture">
                 <pic:pic>
                   <pic:nvPicPr>
-                    <pic:cNvPr descr="../figures/figure_sig_all_judgments_victim_iri_total_judged_outgroup_judgments_victim_empathy_x_judged_negotiator_outgroup.png" id="98" name="Picture"/>
+                    <pic:cNvPr descr="../figures/figure_sig_all_judgments_victim_decision_accept_judgments_victim_negotiator_accepted_harmful_deal.png" id="99" name="Picture"/>
                     <pic:cNvPicPr>
                       <a:picLocks noChangeArrowheads="1" noChangeAspect="1"/>
                     </pic:cNvPicPr>
                   </pic:nvPicPr>
                   <pic:blipFill>
-                    <a:blip r:embed="rId96"/>
+                    <a:blip r:embed="rId97"/>
                     <a:stretch>
                       <a:fillRect/>
                     </a:stretch>
@@ -2696,7 +2598,7 @@
         <w:pStyle w:val="ImageCaption"/>
       </w:pPr>
       <w:r>
-        <w:t xml:space="preserve">Interaction Plot for Empathy x judged negotiator outgroup in the judgments_victim. The panels show predicted judgments on the observed -9 to 9 scale with 95% confidence intervals.</w:t>
+        <w:t xml:space="preserve">Grouped Prediction Plot for Negotiator accepted harmful deal in the judgments_victim. The panels show predicted judgments on the observed -9 to 9 scale with 95% confidence intervals.</w:t>
       </w:r>
     </w:p>
     <w:p>
@@ -2704,13 +2606,13 @@
         <w:pStyle w:val="BodyText"/>
       </w:pPr>
       <w:r>
-        <w:t xml:space="preserve">Empathy: Personal distress is statistically significant in:</w:t>
-      </w:r>
-      <w:r>
-        <w:t xml:space="preserve"> </w:t>
-      </w:r>
-      <w:r>
-        <w:t xml:space="preserve">- H2: Judged-status x decision contrasts Model B (Tobit)</w:t>
+        <w:t xml:space="preserve">Empathy: Perspective taking is statistically significant in:</w:t>
+      </w:r>
+      <w:r>
+        <w:t xml:space="preserve"> </w:t>
+      </w:r>
+      <w:r>
+        <w:t xml:space="preserve">- H2: Negotiator-side relational structure Model B (Tobit)</w:t>
       </w:r>
       <w:r>
         <w:t xml:space="preserve"> </w:t>
@@ -2722,7 +2624,13 @@
         <w:t xml:space="preserve"> </w:t>
       </w:r>
       <w:r>
-        <w:t xml:space="preserve">The figure below shows that across the observed range, higher Empathy: Personal distress corresponds to higher predicted judgment.</w:t>
+        <w:t xml:space="preserve">- H3: Empathy x judged-status moderation Model B (Tobit)</w:t>
+      </w:r>
+      <w:r>
+        <w:t xml:space="preserve"> </w:t>
+      </w:r>
+      <w:r>
+        <w:t xml:space="preserve">The figure below shows that across the observed range, higher Empathy: Perspective taking corresponds to higher predicted judgment.</w:t>
       </w:r>
     </w:p>
     <w:p>
@@ -2734,18 +2642,18 @@
           <wp:inline>
             <wp:extent cx="5334000" cy="4000500"/>
             <wp:effectExtent b="0" l="0" r="0" t="0"/>
-            <wp:docPr descr="Effect Plot for Empathy: Personal distress in the judgments_victim. The panels show predicted judgments on the observed -9 to 9 scale with 95% confidence intervals." title="" id="100" name="Picture"/>
+            <wp:docPr descr="Effect Plot for Empathy: Perspective taking in the judgments_victim. The panels show predicted judgments on the observed -9 to 9 scale with 95% confidence intervals." title="" id="101" name="Picture"/>
             <a:graphic>
               <a:graphicData uri="http://schemas.openxmlformats.org/drawingml/2006/picture">
                 <pic:pic>
                   <pic:nvPicPr>
-                    <pic:cNvPr descr="../figures/figure_sig_all_judgments_victim_iri_pd_judgments_victim_empathy_personal_distress.png" id="101" name="Picture"/>
+                    <pic:cNvPr descr="../figures/figure_sig_all_judgments_victim_iri_pt_judgments_victim_empathy_perspective_taking.png" id="102" name="Picture"/>
                     <pic:cNvPicPr>
                       <a:picLocks noChangeArrowheads="1" noChangeAspect="1"/>
                     </pic:cNvPicPr>
                   </pic:nvPicPr>
                   <pic:blipFill>
-                    <a:blip r:embed="rId99"/>
+                    <a:blip r:embed="rId100"/>
                     <a:stretch>
                       <a:fillRect/>
                     </a:stretch>
@@ -2777,7 +2685,7 @@
         <w:pStyle w:val="ImageCaption"/>
       </w:pPr>
       <w:r>
-        <w:t xml:space="preserve">Effect Plot for Empathy: Personal distress in the judgments_victim. The panels show predicted judgments on the observed -9 to 9 scale with 95% confidence intervals.</w:t>
+        <w:t xml:space="preserve">Effect Plot for Empathy: Perspective taking in the judgments_victim. The panels show predicted judgments on the observed -9 to 9 scale with 95% confidence intervals.</w:t>
       </w:r>
     </w:p>
     <w:p>
@@ -2785,31 +2693,25 @@
         <w:pStyle w:val="BodyText"/>
       </w:pPr>
       <w:r>
-        <w:t xml:space="preserve">Age is statistically significant in:</w:t>
-      </w:r>
-      <w:r>
-        <w:t xml:space="preserve"> </w:t>
-      </w:r>
-      <w:r>
-        <w:t xml:space="preserve">- H3: Empathy x judged-status moderation Model A (Tobit)</w:t>
-      </w:r>
-      <w:r>
-        <w:t xml:space="preserve"> </w:t>
-      </w:r>
-      <w:r>
-        <w:t xml:space="preserve">- H2: Judged-status x decision contrasts Model A (Tobit)</w:t>
-      </w:r>
-      <w:r>
-        <w:t xml:space="preserve"> </w:t>
-      </w:r>
-      <w:r>
-        <w:t xml:space="preserve">- H1: Empathy under relational controls Model A (Tobit)</w:t>
-      </w:r>
-      <w:r>
-        <w:t xml:space="preserve"> </w:t>
-      </w:r>
-      <w:r>
-        <w:t xml:space="preserve">The figure below shows that across the observed range, higher Age corresponds to higher predicted judgment.</w:t>
+        <w:t xml:space="preserve">Empathy: Empathic concern is statistically significant in:</w:t>
+      </w:r>
+      <w:r>
+        <w:t xml:space="preserve"> </w:t>
+      </w:r>
+      <w:r>
+        <w:t xml:space="preserve">- H2: Negotiator-side relational structure Model B (Tobit)</w:t>
+      </w:r>
+      <w:r>
+        <w:t xml:space="preserve"> </w:t>
+      </w:r>
+      <w:r>
+        <w:t xml:space="preserve">- H1: Empathy under relational controls Model B (Tobit)</w:t>
+      </w:r>
+      <w:r>
+        <w:t xml:space="preserve"> </w:t>
+      </w:r>
+      <w:r>
+        <w:t xml:space="preserve">The figure below shows that across the observed range, higher Empathy: Empathic concern corresponds to lower predicted judgment.</w:t>
       </w:r>
     </w:p>
     <w:p>
@@ -2821,18 +2723,18 @@
           <wp:inline>
             <wp:extent cx="5334000" cy="4000500"/>
             <wp:effectExtent b="0" l="0" r="0" t="0"/>
-            <wp:docPr descr="Effect Plot for Age in the judgments_victim. The panels show predicted judgments on the observed -9 to 9 scale with 95% confidence intervals." title="" id="103" name="Picture"/>
+            <wp:docPr descr="Effect Plot for Empathy: Empathic concern in the judgments_victim. The panels show predicted judgments on the observed -9 to 9 scale with 95% confidence intervals." title="" id="104" name="Picture"/>
             <a:graphic>
               <a:graphicData uri="http://schemas.openxmlformats.org/drawingml/2006/picture">
                 <pic:pic>
                   <pic:nvPicPr>
-                    <pic:cNvPr descr="../figures/figure_sig_all_judgments_victim_age_judgments_victim_age.png" id="104" name="Picture"/>
+                    <pic:cNvPr descr="../figures/figure_sig_all_judgments_victim_iri_ec_judgments_victim_empathy_empathic_concern.png" id="105" name="Picture"/>
                     <pic:cNvPicPr>
                       <a:picLocks noChangeArrowheads="1" noChangeAspect="1"/>
                     </pic:cNvPicPr>
                   </pic:nvPicPr>
                   <pic:blipFill>
-                    <a:blip r:embed="rId102"/>
+                    <a:blip r:embed="rId103"/>
                     <a:stretch>
                       <a:fillRect/>
                     </a:stretch>
@@ -2864,7 +2766,7 @@
         <w:pStyle w:val="ImageCaption"/>
       </w:pPr>
       <w:r>
-        <w:t xml:space="preserve">Effect Plot for Age in the judgments_victim. The panels show predicted judgments on the observed -9 to 9 scale with 95% confidence intervals.</w:t>
+        <w:t xml:space="preserve">Effect Plot for Empathy: Empathic concern in the judgments_victim. The panels show predicted judgments on the observed -9 to 9 scale with 95% confidence intervals.</w:t>
       </w:r>
     </w:p>
     <w:p>
@@ -2872,19 +2774,25 @@
         <w:pStyle w:val="BodyText"/>
       </w:pPr>
       <w:r>
-        <w:t xml:space="preserve">Empathy x judged negotiator control label hidden is statistically significant in:</w:t>
-      </w:r>
-      <w:r>
-        <w:t xml:space="preserve"> </w:t>
-      </w:r>
-      <w:r>
-        <w:t xml:space="preserve">- H3: Empathy x judged-status moderation Model A (Tobit)</w:t>
-      </w:r>
-      <w:r>
-        <w:t xml:space="preserve"> </w:t>
-      </w:r>
-      <w:r>
-        <w:t xml:space="preserve">The figure below shows that the predicted relationship rises most sharply for Empathy composite (average) when the condition is Judged negotiator ingroup.</w:t>
+        <w:t xml:space="preserve">Socioeconomic status is statistically significant in:</w:t>
+      </w:r>
+      <w:r>
+        <w:t xml:space="preserve"> </w:t>
+      </w:r>
+      <w:r>
+        <w:t xml:space="preserve">- H2: Negotiator-side relational structure Model A (Tobit)</w:t>
+      </w:r>
+      <w:r>
+        <w:t xml:space="preserve"> </w:t>
+      </w:r>
+      <w:r>
+        <w:t xml:space="preserve">- H2: Negotiator-side relational structure Model B (Tobit)</w:t>
+      </w:r>
+      <w:r>
+        <w:t xml:space="preserve"> </w:t>
+      </w:r>
+      <w:r>
+        <w:t xml:space="preserve">The figure below shows that predicted judgment is higher for Socioeconomic status 5 than for Socioeconomic status 0.</w:t>
       </w:r>
     </w:p>
     <w:p>
@@ -2896,18 +2804,18 @@
           <wp:inline>
             <wp:extent cx="5334000" cy="4000500"/>
             <wp:effectExtent b="0" l="0" r="0" t="0"/>
-            <wp:docPr descr="Interaction Plot for Empathy x judged negotiator control label hidden in the judgments_victim. The panels show predicted judgments on the observed -9 to 9 scale with 95% confidence intervals." title="" id="106" name="Picture"/>
+            <wp:docPr descr="Grouped Prediction Plot for Socioeconomic status in the judgments_victim. The panels show predicted judgments on the observed -9 to 9 scale with 95% confidence intervals." title="" id="107" name="Picture"/>
             <a:graphic>
               <a:graphicData uri="http://schemas.openxmlformats.org/drawingml/2006/picture">
                 <pic:pic>
                   <pic:nvPicPr>
-                    <pic:cNvPr descr="../figures/figure_sig_all_judgments_victim_iri_total_judged_control_judgments_victim_empathy_x_judged_negotiator_control_label_hidden.png" id="107" name="Picture"/>
+                    <pic:cNvPr descr="../figures/figure_sig_all_judgments_victim_economic_status_judgments_victim_socioeconomic_status.png" id="108" name="Picture"/>
                     <pic:cNvPicPr>
                       <a:picLocks noChangeArrowheads="1" noChangeAspect="1"/>
                     </pic:cNvPicPr>
                   </pic:nvPicPr>
                   <pic:blipFill>
-                    <a:blip r:embed="rId105"/>
+                    <a:blip r:embed="rId106"/>
                     <a:stretch>
                       <a:fillRect/>
                     </a:stretch>
@@ -2939,7 +2847,7 @@
         <w:pStyle w:val="ImageCaption"/>
       </w:pPr>
       <w:r>
-        <w:t xml:space="preserve">Interaction Plot for Empathy x judged negotiator control label hidden in the judgments_victim. The panels show predicted judgments on the observed -9 to 9 scale with 95% confidence intervals.</w:t>
+        <w:t xml:space="preserve">Grouped Prediction Plot for Socioeconomic status in the judgments_victim. The panels show predicted judgments on the observed -9 to 9 scale with 95% confidence intervals.</w:t>
       </w:r>
     </w:p>
     <w:p>
@@ -2947,7 +2855,7 @@
         <w:pStyle w:val="BodyText"/>
       </w:pPr>
       <w:r>
-        <w:t xml:space="preserve">Judged negotiator control label hidden (ref = ingroup) is statistically significant in:</w:t>
+        <w:t xml:space="preserve">Judged negotiator outgroup (ref = ingroup) is statistically significant in:</w:t>
       </w:r>
       <w:r>
         <w:t xml:space="preserve"> </w:t>
@@ -2959,7 +2867,13 @@
         <w:t xml:space="preserve"> </w:t>
       </w:r>
       <w:r>
-        <w:t xml:space="preserve">The figure below shows that predicted judgment is higher for Judged negotiator control label hidden than for Judged negotiator ingroup.</w:t>
+        <w:t xml:space="preserve">- H3: Empathy x judged-status moderation Model A (Tobit)</w:t>
+      </w:r>
+      <w:r>
+        <w:t xml:space="preserve"> </w:t>
+      </w:r>
+      <w:r>
+        <w:t xml:space="preserve">The figure below shows that predicted judgment is higher for Judged negotiator outgroup than for Judged negotiator ingroup.</w:t>
       </w:r>
     </w:p>
     <w:p>
@@ -2971,18 +2885,18 @@
           <wp:inline>
             <wp:extent cx="5334000" cy="4000500"/>
             <wp:effectExtent b="0" l="0" r="0" t="0"/>
-            <wp:docPr descr="Grouped Prediction Plot for Judged negotiator control label hidden (ref = ingroup) in the judgments_victim. The panels show predicted judgments on the observed -9 to 9 scale with 95% confidence intervals." title="" id="109" name="Picture"/>
+            <wp:docPr descr="Grouped Prediction Plot for Judged negotiator outgroup (ref = ingroup) in the judgments_victim. The panels show predicted judgments on the observed -9 to 9 scale with 95% confidence intervals." title="" id="110" name="Picture"/>
             <a:graphic>
               <a:graphicData uri="http://schemas.openxmlformats.org/drawingml/2006/picture">
                 <pic:pic>
                   <pic:nvPicPr>
-                    <pic:cNvPr descr="../figures/figure_sig_all_judgments_victim_judged_control_judgments_victim_judged_negotiator_control_label_hidden_ref_ingroup.png" id="110" name="Picture"/>
+                    <pic:cNvPr descr="../figures/figure_sig_all_judgments_victim_judged_outgroup_judgments_victim_judged_negotiator_outgroup_ref_ingroup.png" id="111" name="Picture"/>
                     <pic:cNvPicPr>
                       <a:picLocks noChangeArrowheads="1" noChangeAspect="1"/>
                     </pic:cNvPicPr>
                   </pic:nvPicPr>
                   <pic:blipFill>
-                    <a:blip r:embed="rId108"/>
+                    <a:blip r:embed="rId109"/>
                     <a:stretch>
                       <a:fillRect/>
                     </a:stretch>
@@ -3014,12 +2928,729 @@
         <w:pStyle w:val="ImageCaption"/>
       </w:pPr>
       <w:r>
+        <w:t xml:space="preserve">Grouped Prediction Plot for Judged negotiator outgroup (ref = ingroup) in the judgments_victim. The panels show predicted judgments on the observed -9 to 9 scale with 95% confidence intervals.</w:t>
+      </w:r>
+    </w:p>
+    <w:p>
+      <w:pPr>
+        <w:pStyle w:val="BodyText"/>
+      </w:pPr>
+      <w:r>
+        <w:t xml:space="preserve">Personal distress x judged negotiator outgroup is statistically significant in:</w:t>
+      </w:r>
+      <w:r>
+        <w:t xml:space="preserve"> </w:t>
+      </w:r>
+      <w:r>
+        <w:t xml:space="preserve">- H3: Empathy x judged-status moderation Model B (Tobit)</w:t>
+      </w:r>
+      <w:r>
+        <w:t xml:space="preserve"> </w:t>
+      </w:r>
+      <w:r>
+        <w:t xml:space="preserve">The figure below shows that the predicted relationship rises most sharply for Empathy: Personal distress when the condition is Judged negotiator outgroup.</w:t>
+      </w:r>
+    </w:p>
+    <w:p>
+      <w:pPr>
+        <w:pStyle w:val="CaptionedFigure"/>
+      </w:pPr>
+      <w:r>
+        <w:drawing>
+          <wp:inline>
+            <wp:extent cx="5334000" cy="4000500"/>
+            <wp:effectExtent b="0" l="0" r="0" t="0"/>
+            <wp:docPr descr="Interaction Plot for Personal distress x judged negotiator outgroup in the judgments_victim. The panels show predicted judgments on the observed -9 to 9 scale with 95% confidence intervals." title="" id="113" name="Picture"/>
+            <a:graphic>
+              <a:graphicData uri="http://schemas.openxmlformats.org/drawingml/2006/picture">
+                <pic:pic>
+                  <pic:nvPicPr>
+                    <pic:cNvPr descr="../figures/figure_sig_all_judgments_victim_iri_pd_judged_outgroup_judgments_victim_personal_distress_x_judged_negotiator_outgroup.png" id="114" name="Picture"/>
+                    <pic:cNvPicPr>
+                      <a:picLocks noChangeArrowheads="1" noChangeAspect="1"/>
+                    </pic:cNvPicPr>
+                  </pic:nvPicPr>
+                  <pic:blipFill>
+                    <a:blip r:embed="rId112"/>
+                    <a:stretch>
+                      <a:fillRect/>
+                    </a:stretch>
+                  </pic:blipFill>
+                  <pic:spPr bwMode="auto">
+                    <a:xfrm>
+                      <a:off x="0" y="0"/>
+                      <a:ext cx="5334000" cy="4000500"/>
+                    </a:xfrm>
+                    <a:prstGeom prst="rect">
+                      <a:avLst/>
+                    </a:prstGeom>
+                    <a:noFill/>
+                    <a:ln w="9525">
+                      <a:noFill/>
+                      <a:headEnd/>
+                      <a:tailEnd/>
+                    </a:ln>
+                  </pic:spPr>
+                </pic:pic>
+              </a:graphicData>
+            </a:graphic>
+          </wp:inline>
+        </w:drawing>
+      </w:r>
+    </w:p>
+    <w:p>
+      <w:pPr>
+        <w:pStyle w:val="ImageCaption"/>
+      </w:pPr>
+      <w:r>
+        <w:t xml:space="preserve">Interaction Plot for Personal distress x judged negotiator outgroup in the judgments_victim. The panels show predicted judgments on the observed -9 to 9 scale with 95% confidence intervals.</w:t>
+      </w:r>
+    </w:p>
+    <w:p>
+      <w:pPr>
+        <w:pStyle w:val="BodyText"/>
+      </w:pPr>
+      <w:r>
+        <w:t xml:space="preserve">Empathic concern x judged negotiator outgroup is statistically significant in:</w:t>
+      </w:r>
+      <w:r>
+        <w:t xml:space="preserve"> </w:t>
+      </w:r>
+      <w:r>
+        <w:t xml:space="preserve">- H3: Empathy x judged-status moderation Model B (Tobit)</w:t>
+      </w:r>
+      <w:r>
+        <w:t xml:space="preserve"> </w:t>
+      </w:r>
+      <w:r>
+        <w:t xml:space="preserve">The figure below shows that the predicted relationship falls most sharply for Empathy: Empathic concern when the condition is Judged negotiator outgroup.</w:t>
+      </w:r>
+    </w:p>
+    <w:p>
+      <w:pPr>
+        <w:pStyle w:val="CaptionedFigure"/>
+      </w:pPr>
+      <w:r>
+        <w:drawing>
+          <wp:inline>
+            <wp:extent cx="5334000" cy="4000500"/>
+            <wp:effectExtent b="0" l="0" r="0" t="0"/>
+            <wp:docPr descr="Interaction Plot for Empathic concern x judged negotiator outgroup in the judgments_victim. The panels show predicted judgments on the observed -9 to 9 scale with 95% confidence intervals." title="" id="116" name="Picture"/>
+            <a:graphic>
+              <a:graphicData uri="http://schemas.openxmlformats.org/drawingml/2006/picture">
+                <pic:pic>
+                  <pic:nvPicPr>
+                    <pic:cNvPr descr="../figures/figure_sig_all_judgments_victim_iri_ec_judged_outgroup_judgments_victim_empathic_concern_x_judged_negotiator_outgroup.png" id="117" name="Picture"/>
+                    <pic:cNvPicPr>
+                      <a:picLocks noChangeArrowheads="1" noChangeAspect="1"/>
+                    </pic:cNvPicPr>
+                  </pic:nvPicPr>
+                  <pic:blipFill>
+                    <a:blip r:embed="rId115"/>
+                    <a:stretch>
+                      <a:fillRect/>
+                    </a:stretch>
+                  </pic:blipFill>
+                  <pic:spPr bwMode="auto">
+                    <a:xfrm>
+                      <a:off x="0" y="0"/>
+                      <a:ext cx="5334000" cy="4000500"/>
+                    </a:xfrm>
+                    <a:prstGeom prst="rect">
+                      <a:avLst/>
+                    </a:prstGeom>
+                    <a:noFill/>
+                    <a:ln w="9525">
+                      <a:noFill/>
+                      <a:headEnd/>
+                      <a:tailEnd/>
+                    </a:ln>
+                  </pic:spPr>
+                </pic:pic>
+              </a:graphicData>
+            </a:graphic>
+          </wp:inline>
+        </w:drawing>
+      </w:r>
+    </w:p>
+    <w:p>
+      <w:pPr>
+        <w:pStyle w:val="ImageCaption"/>
+      </w:pPr>
+      <w:r>
+        <w:t xml:space="preserve">Interaction Plot for Empathic concern x judged negotiator outgroup in the judgments_victim. The panels show predicted judgments on the observed -9 to 9 scale with 95% confidence intervals.</w:t>
+      </w:r>
+    </w:p>
+    <w:p>
+      <w:pPr>
+        <w:pStyle w:val="BodyText"/>
+      </w:pPr>
+      <w:r>
+        <w:t xml:space="preserve">Engineering participant (ref = humanities) is statistically significant in:</w:t>
+      </w:r>
+      <w:r>
+        <w:t xml:space="preserve"> </w:t>
+      </w:r>
+      <w:r>
+        <w:t xml:space="preserve">- H3: Empathy x judged-status moderation Model A (Tobit)</w:t>
+      </w:r>
+      <w:r>
+        <w:t xml:space="preserve"> </w:t>
+      </w:r>
+      <w:r>
+        <w:t xml:space="preserve">- H1: Empathy under relational controls Model A (Tobit)</w:t>
+      </w:r>
+      <w:r>
+        <w:t xml:space="preserve"> </w:t>
+      </w:r>
+      <w:r>
+        <w:t xml:space="preserve">- H3: Empathy x judged-status moderation Model B (Tobit)</w:t>
+      </w:r>
+      <w:r>
+        <w:t xml:space="preserve"> </w:t>
+      </w:r>
+      <w:r>
+        <w:t xml:space="preserve">- H1: Empathy under relational controls Model B (Tobit)</w:t>
+      </w:r>
+      <w:r>
+        <w:t xml:space="preserve"> </w:t>
+      </w:r>
+      <w:r>
+        <w:t xml:space="preserve">- H2: Negotiator-side relational structure Model B (Tobit)</w:t>
+      </w:r>
+      <w:r>
+        <w:t xml:space="preserve"> </w:t>
+      </w:r>
+      <w:r>
+        <w:t xml:space="preserve">- H2: Negotiator-side relational structure Model A (Tobit)</w:t>
+      </w:r>
+      <w:r>
+        <w:t xml:space="preserve"> </w:t>
+      </w:r>
+      <w:r>
+        <w:t xml:space="preserve">The figure below shows that predicted judgment is higher for Engineering participant than for Humanities participant.</w:t>
+      </w:r>
+    </w:p>
+    <w:p>
+      <w:pPr>
+        <w:pStyle w:val="CaptionedFigure"/>
+      </w:pPr>
+      <w:r>
+        <w:drawing>
+          <wp:inline>
+            <wp:extent cx="5334000" cy="4000500"/>
+            <wp:effectExtent b="0" l="0" r="0" t="0"/>
+            <wp:docPr descr="Grouped Prediction Plot for Engineering participant (ref = humanities) in the judgments_victim. The panels show predicted judgments on the observed -9 to 9 scale with 95% confidence intervals." title="" id="119" name="Picture"/>
+            <a:graphic>
+              <a:graphicData uri="http://schemas.openxmlformats.org/drawingml/2006/picture">
+                <pic:pic>
+                  <pic:nvPicPr>
+                    <pic:cNvPr descr="../figures/figure_sig_all_judgments_victim_participant_engineering_judgments_victim_engineering_participant_ref_humanities.png" id="120" name="Picture"/>
+                    <pic:cNvPicPr>
+                      <a:picLocks noChangeArrowheads="1" noChangeAspect="1"/>
+                    </pic:cNvPicPr>
+                  </pic:nvPicPr>
+                  <pic:blipFill>
+                    <a:blip r:embed="rId118"/>
+                    <a:stretch>
+                      <a:fillRect/>
+                    </a:stretch>
+                  </pic:blipFill>
+                  <pic:spPr bwMode="auto">
+                    <a:xfrm>
+                      <a:off x="0" y="0"/>
+                      <a:ext cx="5334000" cy="4000500"/>
+                    </a:xfrm>
+                    <a:prstGeom prst="rect">
+                      <a:avLst/>
+                    </a:prstGeom>
+                    <a:noFill/>
+                    <a:ln w="9525">
+                      <a:noFill/>
+                      <a:headEnd/>
+                      <a:tailEnd/>
+                    </a:ln>
+                  </pic:spPr>
+                </pic:pic>
+              </a:graphicData>
+            </a:graphic>
+          </wp:inline>
+        </w:drawing>
+      </w:r>
+    </w:p>
+    <w:p>
+      <w:pPr>
+        <w:pStyle w:val="ImageCaption"/>
+      </w:pPr>
+      <w:r>
+        <w:t xml:space="preserve">Grouped Prediction Plot for Engineering participant (ref = humanities) in the judgments_victim. The panels show predicted judgments on the observed -9 to 9 scale with 95% confidence intervals.</w:t>
+      </w:r>
+    </w:p>
+    <w:p>
+      <w:pPr>
+        <w:pStyle w:val="BodyText"/>
+      </w:pPr>
+      <w:r>
+        <w:t xml:space="preserve">Empathy composite (average) is statistically significant in:</w:t>
+      </w:r>
+      <w:r>
+        <w:t xml:space="preserve"> </w:t>
+      </w:r>
+      <w:r>
+        <w:t xml:space="preserve">- H3: Empathy x judged-status moderation Model A (Tobit)</w:t>
+      </w:r>
+      <w:r>
+        <w:t xml:space="preserve"> </w:t>
+      </w:r>
+      <w:r>
+        <w:t xml:space="preserve">The figure below shows that across the observed range, higher Empathy composite (average) corresponds to higher predicted judgment.</w:t>
+      </w:r>
+    </w:p>
+    <w:p>
+      <w:pPr>
+        <w:pStyle w:val="CaptionedFigure"/>
+      </w:pPr>
+      <w:r>
+        <w:drawing>
+          <wp:inline>
+            <wp:extent cx="5334000" cy="4000500"/>
+            <wp:effectExtent b="0" l="0" r="0" t="0"/>
+            <wp:docPr descr="Effect Plot for Empathy composite (average) in the judgments_victim. The panels show predicted judgments on the observed -9 to 9 scale with 95% confidence intervals." title="" id="122" name="Picture"/>
+            <a:graphic>
+              <a:graphicData uri="http://schemas.openxmlformats.org/drawingml/2006/picture">
+                <pic:pic>
+                  <pic:nvPicPr>
+                    <pic:cNvPr descr="../figures/figure_sig_all_judgments_victim_iri_total_judgments_victim_empathy_composite_average.png" id="123" name="Picture"/>
+                    <pic:cNvPicPr>
+                      <a:picLocks noChangeArrowheads="1" noChangeAspect="1"/>
+                    </pic:cNvPicPr>
+                  </pic:nvPicPr>
+                  <pic:blipFill>
+                    <a:blip r:embed="rId121"/>
+                    <a:stretch>
+                      <a:fillRect/>
+                    </a:stretch>
+                  </pic:blipFill>
+                  <pic:spPr bwMode="auto">
+                    <a:xfrm>
+                      <a:off x="0" y="0"/>
+                      <a:ext cx="5334000" cy="4000500"/>
+                    </a:xfrm>
+                    <a:prstGeom prst="rect">
+                      <a:avLst/>
+                    </a:prstGeom>
+                    <a:noFill/>
+                    <a:ln w="9525">
+                      <a:noFill/>
+                      <a:headEnd/>
+                      <a:tailEnd/>
+                    </a:ln>
+                  </pic:spPr>
+                </pic:pic>
+              </a:graphicData>
+            </a:graphic>
+          </wp:inline>
+        </w:drawing>
+      </w:r>
+    </w:p>
+    <w:p>
+      <w:pPr>
+        <w:pStyle w:val="ImageCaption"/>
+      </w:pPr>
+      <w:r>
+        <w:t xml:space="preserve">Effect Plot for Empathy composite (average) in the judgments_victim. The panels show predicted judgments on the observed -9 to 9 scale with 95% confidence intervals.</w:t>
+      </w:r>
+    </w:p>
+    <w:p>
+      <w:pPr>
+        <w:pStyle w:val="BodyText"/>
+      </w:pPr>
+      <w:r>
+        <w:t xml:space="preserve">Empathy: Personal distress is statistically significant in:</w:t>
+      </w:r>
+      <w:r>
+        <w:t xml:space="preserve"> </w:t>
+      </w:r>
+      <w:r>
+        <w:t xml:space="preserve">- H2: Negotiator-side relational structure Model B (Tobit)</w:t>
+      </w:r>
+      <w:r>
+        <w:t xml:space="preserve"> </w:t>
+      </w:r>
+      <w:r>
+        <w:t xml:space="preserve">- H1: Empathy under relational controls Model B (Tobit)</w:t>
+      </w:r>
+      <w:r>
+        <w:t xml:space="preserve"> </w:t>
+      </w:r>
+      <w:r>
+        <w:t xml:space="preserve">The figure below shows that across the observed range, higher Empathy: Personal distress corresponds to higher predicted judgment.</w:t>
+      </w:r>
+    </w:p>
+    <w:p>
+      <w:pPr>
+        <w:pStyle w:val="CaptionedFigure"/>
+      </w:pPr>
+      <w:r>
+        <w:drawing>
+          <wp:inline>
+            <wp:extent cx="5334000" cy="4000500"/>
+            <wp:effectExtent b="0" l="0" r="0" t="0"/>
+            <wp:docPr descr="Effect Plot for Empathy: Personal distress in the judgments_victim. The panels show predicted judgments on the observed -9 to 9 scale with 95% confidence intervals." title="" id="125" name="Picture"/>
+            <a:graphic>
+              <a:graphicData uri="http://schemas.openxmlformats.org/drawingml/2006/picture">
+                <pic:pic>
+                  <pic:nvPicPr>
+                    <pic:cNvPr descr="../figures/figure_sig_all_judgments_victim_iri_pd_judgments_victim_empathy_personal_distress.png" id="126" name="Picture"/>
+                    <pic:cNvPicPr>
+                      <a:picLocks noChangeArrowheads="1" noChangeAspect="1"/>
+                    </pic:cNvPicPr>
+                  </pic:nvPicPr>
+                  <pic:blipFill>
+                    <a:blip r:embed="rId124"/>
+                    <a:stretch>
+                      <a:fillRect/>
+                    </a:stretch>
+                  </pic:blipFill>
+                  <pic:spPr bwMode="auto">
+                    <a:xfrm>
+                      <a:off x="0" y="0"/>
+                      <a:ext cx="5334000" cy="4000500"/>
+                    </a:xfrm>
+                    <a:prstGeom prst="rect">
+                      <a:avLst/>
+                    </a:prstGeom>
+                    <a:noFill/>
+                    <a:ln w="9525">
+                      <a:noFill/>
+                      <a:headEnd/>
+                      <a:tailEnd/>
+                    </a:ln>
+                  </pic:spPr>
+                </pic:pic>
+              </a:graphicData>
+            </a:graphic>
+          </wp:inline>
+        </w:drawing>
+      </w:r>
+    </w:p>
+    <w:p>
+      <w:pPr>
+        <w:pStyle w:val="ImageCaption"/>
+      </w:pPr>
+      <w:r>
+        <w:t xml:space="preserve">Effect Plot for Empathy: Personal distress in the judgments_victim. The panels show predicted judgments on the observed -9 to 9 scale with 95% confidence intervals.</w:t>
+      </w:r>
+    </w:p>
+    <w:p>
+      <w:pPr>
+        <w:pStyle w:val="BodyText"/>
+      </w:pPr>
+      <w:r>
+        <w:t xml:space="preserve">Empathy x judged negotiator outgroup is statistically significant in:</w:t>
+      </w:r>
+      <w:r>
+        <w:t xml:space="preserve"> </w:t>
+      </w:r>
+      <w:r>
+        <w:t xml:space="preserve">- H3: Empathy x judged-status moderation Model A (Tobit)</w:t>
+      </w:r>
+      <w:r>
+        <w:t xml:space="preserve"> </w:t>
+      </w:r>
+      <w:r>
+        <w:t xml:space="preserve">The figure below shows that the predicted relationship rises most sharply for Empathy composite (average) when the condition is Judged negotiator ingroup.</w:t>
+      </w:r>
+    </w:p>
+    <w:p>
+      <w:pPr>
+        <w:pStyle w:val="CaptionedFigure"/>
+      </w:pPr>
+      <w:r>
+        <w:drawing>
+          <wp:inline>
+            <wp:extent cx="5334000" cy="4000500"/>
+            <wp:effectExtent b="0" l="0" r="0" t="0"/>
+            <wp:docPr descr="Interaction Plot for Empathy x judged negotiator outgroup in the judgments_victim. The panels show predicted judgments on the observed -9 to 9 scale with 95% confidence intervals." title="" id="128" name="Picture"/>
+            <a:graphic>
+              <a:graphicData uri="http://schemas.openxmlformats.org/drawingml/2006/picture">
+                <pic:pic>
+                  <pic:nvPicPr>
+                    <pic:cNvPr descr="../figures/figure_sig_all_judgments_victim_iri_total_judged_outgroup_judgments_victim_empathy_x_judged_negotiator_outgroup.png" id="129" name="Picture"/>
+                    <pic:cNvPicPr>
+                      <a:picLocks noChangeArrowheads="1" noChangeAspect="1"/>
+                    </pic:cNvPicPr>
+                  </pic:nvPicPr>
+                  <pic:blipFill>
+                    <a:blip r:embed="rId127"/>
+                    <a:stretch>
+                      <a:fillRect/>
+                    </a:stretch>
+                  </pic:blipFill>
+                  <pic:spPr bwMode="auto">
+                    <a:xfrm>
+                      <a:off x="0" y="0"/>
+                      <a:ext cx="5334000" cy="4000500"/>
+                    </a:xfrm>
+                    <a:prstGeom prst="rect">
+                      <a:avLst/>
+                    </a:prstGeom>
+                    <a:noFill/>
+                    <a:ln w="9525">
+                      <a:noFill/>
+                      <a:headEnd/>
+                      <a:tailEnd/>
+                    </a:ln>
+                  </pic:spPr>
+                </pic:pic>
+              </a:graphicData>
+            </a:graphic>
+          </wp:inline>
+        </w:drawing>
+      </w:r>
+    </w:p>
+    <w:p>
+      <w:pPr>
+        <w:pStyle w:val="ImageCaption"/>
+      </w:pPr>
+      <w:r>
+        <w:t xml:space="preserve">Interaction Plot for Empathy x judged negotiator outgroup in the judgments_victim. The panels show predicted judgments on the observed -9 to 9 scale with 95% confidence intervals.</w:t>
+      </w:r>
+    </w:p>
+    <w:p>
+      <w:pPr>
+        <w:pStyle w:val="BodyText"/>
+      </w:pPr>
+      <w:r>
+        <w:t xml:space="preserve">Age is statistically significant in:</w:t>
+      </w:r>
+      <w:r>
+        <w:t xml:space="preserve"> </w:t>
+      </w:r>
+      <w:r>
+        <w:t xml:space="preserve">- H3: Empathy x judged-status moderation Model A (Tobit)</w:t>
+      </w:r>
+      <w:r>
+        <w:t xml:space="preserve"> </w:t>
+      </w:r>
+      <w:r>
+        <w:t xml:space="preserve">- H1: Empathy under relational controls Model A (Tobit)</w:t>
+      </w:r>
+      <w:r>
+        <w:t xml:space="preserve"> </w:t>
+      </w:r>
+      <w:r>
+        <w:t xml:space="preserve">The figure below shows that across the observed range, higher Age corresponds to higher predicted judgment.</w:t>
+      </w:r>
+    </w:p>
+    <w:p>
+      <w:pPr>
+        <w:pStyle w:val="CaptionedFigure"/>
+      </w:pPr>
+      <w:r>
+        <w:drawing>
+          <wp:inline>
+            <wp:extent cx="5334000" cy="4000500"/>
+            <wp:effectExtent b="0" l="0" r="0" t="0"/>
+            <wp:docPr descr="Effect Plot for Age in the judgments_victim. The panels show predicted judgments on the observed -9 to 9 scale with 95% confidence intervals." title="" id="131" name="Picture"/>
+            <a:graphic>
+              <a:graphicData uri="http://schemas.openxmlformats.org/drawingml/2006/picture">
+                <pic:pic>
+                  <pic:nvPicPr>
+                    <pic:cNvPr descr="../figures/figure_sig_all_judgments_victim_age_judgments_victim_age.png" id="132" name="Picture"/>
+                    <pic:cNvPicPr>
+                      <a:picLocks noChangeArrowheads="1" noChangeAspect="1"/>
+                    </pic:cNvPicPr>
+                  </pic:nvPicPr>
+                  <pic:blipFill>
+                    <a:blip r:embed="rId130"/>
+                    <a:stretch>
+                      <a:fillRect/>
+                    </a:stretch>
+                  </pic:blipFill>
+                  <pic:spPr bwMode="auto">
+                    <a:xfrm>
+                      <a:off x="0" y="0"/>
+                      <a:ext cx="5334000" cy="4000500"/>
+                    </a:xfrm>
+                    <a:prstGeom prst="rect">
+                      <a:avLst/>
+                    </a:prstGeom>
+                    <a:noFill/>
+                    <a:ln w="9525">
+                      <a:noFill/>
+                      <a:headEnd/>
+                      <a:tailEnd/>
+                    </a:ln>
+                  </pic:spPr>
+                </pic:pic>
+              </a:graphicData>
+            </a:graphic>
+          </wp:inline>
+        </w:drawing>
+      </w:r>
+    </w:p>
+    <w:p>
+      <w:pPr>
+        <w:pStyle w:val="ImageCaption"/>
+      </w:pPr>
+      <w:r>
+        <w:t xml:space="preserve">Effect Plot for Age in the judgments_victim. The panels show predicted judgments on the observed -9 to 9 scale with 95% confidence intervals.</w:t>
+      </w:r>
+    </w:p>
+    <w:p>
+      <w:pPr>
+        <w:pStyle w:val="BodyText"/>
+      </w:pPr>
+      <w:r>
+        <w:t xml:space="preserve">Empathy x judged negotiator control label hidden is statistically significant in:</w:t>
+      </w:r>
+      <w:r>
+        <w:t xml:space="preserve"> </w:t>
+      </w:r>
+      <w:r>
+        <w:t xml:space="preserve">- H3: Empathy x judged-status moderation Model A (Tobit)</w:t>
+      </w:r>
+      <w:r>
+        <w:t xml:space="preserve"> </w:t>
+      </w:r>
+      <w:r>
+        <w:t xml:space="preserve">The figure below shows that the predicted relationship rises most sharply for Empathy composite (average) when the condition is Judged negotiator ingroup.</w:t>
+      </w:r>
+    </w:p>
+    <w:p>
+      <w:pPr>
+        <w:pStyle w:val="CaptionedFigure"/>
+      </w:pPr>
+      <w:r>
+        <w:drawing>
+          <wp:inline>
+            <wp:extent cx="5334000" cy="4000500"/>
+            <wp:effectExtent b="0" l="0" r="0" t="0"/>
+            <wp:docPr descr="Interaction Plot for Empathy x judged negotiator control label hidden in the judgments_victim. The panels show predicted judgments on the observed -9 to 9 scale with 95% confidence intervals." title="" id="134" name="Picture"/>
+            <a:graphic>
+              <a:graphicData uri="http://schemas.openxmlformats.org/drawingml/2006/picture">
+                <pic:pic>
+                  <pic:nvPicPr>
+                    <pic:cNvPr descr="../figures/figure_sig_all_judgments_victim_iri_total_judged_control_judgments_victim_empathy_x_judged_negotiator_control_label_hidden.png" id="135" name="Picture"/>
+                    <pic:cNvPicPr>
+                      <a:picLocks noChangeArrowheads="1" noChangeAspect="1"/>
+                    </pic:cNvPicPr>
+                  </pic:nvPicPr>
+                  <pic:blipFill>
+                    <a:blip r:embed="rId133"/>
+                    <a:stretch>
+                      <a:fillRect/>
+                    </a:stretch>
+                  </pic:blipFill>
+                  <pic:spPr bwMode="auto">
+                    <a:xfrm>
+                      <a:off x="0" y="0"/>
+                      <a:ext cx="5334000" cy="4000500"/>
+                    </a:xfrm>
+                    <a:prstGeom prst="rect">
+                      <a:avLst/>
+                    </a:prstGeom>
+                    <a:noFill/>
+                    <a:ln w="9525">
+                      <a:noFill/>
+                      <a:headEnd/>
+                      <a:tailEnd/>
+                    </a:ln>
+                  </pic:spPr>
+                </pic:pic>
+              </a:graphicData>
+            </a:graphic>
+          </wp:inline>
+        </w:drawing>
+      </w:r>
+    </w:p>
+    <w:p>
+      <w:pPr>
+        <w:pStyle w:val="ImageCaption"/>
+      </w:pPr>
+      <w:r>
+        <w:t xml:space="preserve">Interaction Plot for Empathy x judged negotiator control label hidden in the judgments_victim. The panels show predicted judgments on the observed -9 to 9 scale with 95% confidence intervals.</w:t>
+      </w:r>
+    </w:p>
+    <w:p>
+      <w:pPr>
+        <w:pStyle w:val="BodyText"/>
+      </w:pPr>
+      <w:r>
+        <w:t xml:space="preserve">Judged negotiator control label hidden (ref = ingroup) is statistically significant in:</w:t>
+      </w:r>
+      <w:r>
+        <w:t xml:space="preserve"> </w:t>
+      </w:r>
+      <w:r>
+        <w:t xml:space="preserve">- H3: Empathy x judged-status moderation Model B (Tobit)</w:t>
+      </w:r>
+      <w:r>
+        <w:t xml:space="preserve"> </w:t>
+      </w:r>
+      <w:r>
+        <w:t xml:space="preserve">The figure below shows that predicted judgment is higher for Judged negotiator control label hidden than for Judged negotiator ingroup.</w:t>
+      </w:r>
+    </w:p>
+    <w:p>
+      <w:pPr>
+        <w:pStyle w:val="CaptionedFigure"/>
+      </w:pPr>
+      <w:r>
+        <w:drawing>
+          <wp:inline>
+            <wp:extent cx="5334000" cy="4000500"/>
+            <wp:effectExtent b="0" l="0" r="0" t="0"/>
+            <wp:docPr descr="Grouped Prediction Plot for Judged negotiator control label hidden (ref = ingroup) in the judgments_victim. The panels show predicted judgments on the observed -9 to 9 scale with 95% confidence intervals." title="" id="137" name="Picture"/>
+            <a:graphic>
+              <a:graphicData uri="http://schemas.openxmlformats.org/drawingml/2006/picture">
+                <pic:pic>
+                  <pic:nvPicPr>
+                    <pic:cNvPr descr="../figures/figure_sig_all_judgments_victim_judged_control_judgments_victim_judged_negotiator_control_label_hidden_ref_ingroup.png" id="138" name="Picture"/>
+                    <pic:cNvPicPr>
+                      <a:picLocks noChangeArrowheads="1" noChangeAspect="1"/>
+                    </pic:cNvPicPr>
+                  </pic:nvPicPr>
+                  <pic:blipFill>
+                    <a:blip r:embed="rId136"/>
+                    <a:stretch>
+                      <a:fillRect/>
+                    </a:stretch>
+                  </pic:blipFill>
+                  <pic:spPr bwMode="auto">
+                    <a:xfrm>
+                      <a:off x="0" y="0"/>
+                      <a:ext cx="5334000" cy="4000500"/>
+                    </a:xfrm>
+                    <a:prstGeom prst="rect">
+                      <a:avLst/>
+                    </a:prstGeom>
+                    <a:noFill/>
+                    <a:ln w="9525">
+                      <a:noFill/>
+                      <a:headEnd/>
+                      <a:tailEnd/>
+                    </a:ln>
+                  </pic:spPr>
+                </pic:pic>
+              </a:graphicData>
+            </a:graphic>
+          </wp:inline>
+        </w:drawing>
+      </w:r>
+    </w:p>
+    <w:p>
+      <w:pPr>
+        <w:pStyle w:val="ImageCaption"/>
+      </w:pPr>
+      <w:r>
         <w:t xml:space="preserve">Grouped Prediction Plot for Judged negotiator control label hidden (ref = ingroup) in the judgments_victim. The panels show predicted judgments on the observed -9 to 9 scale with 95% confidence intervals.</w:t>
       </w:r>
     </w:p>
-    <w:bookmarkEnd w:id="111"/>
-    <w:bookmarkEnd w:id="112"/>
-    <w:bookmarkStart w:id="113" w:name="hypothesis-conclusion-summary"/>
+    <w:bookmarkEnd w:id="139"/>
+    <w:bookmarkEnd w:id="140"/>
+    <w:bookmarkStart w:id="141" w:name="hypothesis-conclusion-summary"/>
     <w:p>
       <w:pPr>
         <w:pStyle w:val="Heading2"/>
@@ -3045,13 +3676,7 @@
         <w:t xml:space="preserve"> </w:t>
       </w:r>
       <w:r>
-        <w:t xml:space="preserve">- H2a. Original hypothesis: Moral-judgment severity should vary with the judged negotiator’s ingroup-versus-outgroup status, and that relational effect should depend on whether the harmful deal was accepted or rejected. Victim subset: Tobit conclusion: the available models do not support the hypothesis. Model A does not support the hypothesis; none of the judged-negotiator relational-status terms and their decision interaction in the non-control sample are statistically significant, and the closest signal is Accepted harmful deal x judged negotiator outgroup with a positive association (p = 0.457). Model B does not support the hypothesis; none of the judged-negotiator relational-status terms and their decision interaction in the non-control sample are statistically significant, and the closest signal is Accepted harmful deal x judged negotiator outgroup with a positive association (p = 0.631). Additional statistically significant signals include Negotiator accepted harmful deal with a negative association (p &lt; 0.001) and Empathy: Perspective taking with a positive association (p = 0.018). Bystander subset: Tobit conclusion: the available models do not support the hypothesis. Model A does not support the hypothesis; none of the judged-negotiator relational-status terms and their decision interaction in the non-control sample are statistically significant, and the closest signal is Accepted harmful deal x judged negotiator outgroup with a negative association (p = 0.804). Model B does not support the hypothesis; none of the judged-negotiator relational-status terms and their decision interaction in the non-control sample are statistically significant, and the closest signal is Accepted harmful deal x judged negotiator outgroup with a negative association (p = 0.769). Additional statistically significant signals include Negotiator accepted harmful deal with a negative association (p &lt; 0.001) and Socioeconomic status with a positive association (p = 0.011).</w:t>
-      </w:r>
-      <w:r>
-        <w:t xml:space="preserve"> </w:t>
-      </w:r>
-      <w:r>
-        <w:t xml:space="preserve">- H2b. Original hypothesis: Moral-judgment severity should vary with the judged negotiator’s ingroup-versus-outgroup-versus-control status, and that relational effect should depend on whether the harmful deal was accepted or rejected. Victim subset: Tobit conclusion: the available models do not support the hypothesis. Model A does not support the hypothesis; none of the judged-negotiator relational-status terms and their decision interaction in the full sample are statistically significant, and the closest signal is Accepted harmful deal x judged negotiator control label hidden with a positive association (p = 0.407). Model B does not support the hypothesis; none of the judged-negotiator relational-status terms and their decision interaction in the full sample are statistically significant, and the closest signal is Accepted harmful deal x judged negotiator control label hidden with a positive association (p = 0.447). Additional statistically significant signals include Negotiator accepted harmful deal with a negative association (p &lt; 0.001) and Empathy: Perspective taking with a positive association (p = 0.003). Bystander subset: Tobit conclusion: the available models do not support the hypothesis. Model A does not support the hypothesis; none of the judged-negotiator relational-status terms and their decision interaction in the full sample are statistically significant, and the closest signal is Accepted harmful deal x judged negotiator outgroup with a negative association (p = 0.489). Model B does not support the hypothesis; none of the judged-negotiator relational-status terms and their decision interaction in the full sample are statistically significant, and the closest signal is Accepted harmful deal x judged negotiator outgroup with a negative association (p = 0.433). Additional statistically significant signals include Negotiator accepted harmful deal with a negative association (p &lt; 0.001) and Engineering participant (ref = humanities) with a positive association (p = 0.016).</w:t>
+        <w:t xml:space="preserve">- H2. Original hypothesis: Moral-judgment severity should vary with the judgment-level ingroup/outgroup/control structure of the judged and counterpart negotiators. In the bystander subset, that negotiator-side structure should further depend on whether the player and the victim share faculty or not. Victim subset: Tobit conclusion: the available models do not support the hypothesis. Model A does not support the hypothesis; none of the negotiator-side ingroup/outgroup/control structure dummies in the victim subset are statistically significant, and the closest signal is Negotiator-side structure: judged negotiator control label hidden, counterpart negotiator ingroup (ref = judged negotiator ingroup, counterpart negotiator ingroup) with a negative association (p = 0.319). Model B does not support the hypothesis; none of the negotiator-side ingroup/outgroup/control structure dummies in the victim subset are statistically significant, and the closest signal is Negotiator-side structure: judged negotiator control label hidden, counterpart negotiator ingroup (ref = judged negotiator ingroup, counterpart negotiator ingroup) with a negative association (p = 0.298). Additional statistically significant signals include Empathy: Perspective taking with a positive association (p &lt; 0.001) and Empathy: Empathic concern with a negative association (p = 0.003). Bystander subset: Tobit conclusion: the available models support the hypothesis. Model A supports the hypothesis through Negotiator-side structure: judged negotiator ingroup, counterpart negotiator outgroup (ref = judged negotiator ingroup, counterpart negotiator ingroup) x Player-victim outgroup (ref = ingroup victim) with a positive association (p = 0.035). Model B supports the hypothesis through Negotiator-side structure: judged negotiator ingroup, counterpart negotiator outgroup (ref = judged negotiator ingroup, counterpart negotiator ingroup) x Player-victim outgroup (ref = ingroup victim) with a positive association (p = 0.030). Additional statistically significant signals include Socioeconomic status with a positive association (p = 0.012) and Empathy: Empathic concern with a negative association (p = 0.028).</w:t>
       </w:r>
       <w:r>
         <w:t xml:space="preserve"> </w:t>
@@ -3060,8 +3685,8 @@
         <w:t xml:space="preserve">- H3. Original hypothesis: The empathy effect may vary according to whether the judged negotiator is ingroup, outgroup, or control, while decision outcome and the additional relational controls remain explicitly modeled. Victim subset: Tobit conclusion: the available models support the hypothesis. Model A supports the hypothesis through Empathy x judged negotiator outgroup with a negative association (p = 0.050). Model B supports the hypothesis through Personal distress x judged negotiator outgroup with a positive association (p = 0.026) and Empathic concern x judged negotiator outgroup with a negative association (p = 0.026). Additional statistically significant signals include Negotiator accepted harmful deal with a negative association (p &lt; 0.001) and Empathy: Perspective taking with a positive association (p = 0.008). Bystander subset: Tobit conclusion: the available models support the hypothesis. Model A supports the hypothesis through Empathy x judged negotiator control label hidden with a positive association (p = 0.007). Model B supports the hypothesis through Personal distress x judged negotiator outgroup with a positive association (p = 0.016). Additional statistically significant signals include Negotiator accepted harmful deal with a negative association (p &lt; 0.001) and Judged negotiator control label hidden (ref = ingroup) with a negative association (p = 0.013).</w:t>
       </w:r>
     </w:p>
-    <w:bookmarkEnd w:id="113"/>
-    <w:bookmarkStart w:id="114" w:name="pdf-comprehensive-report-generated"/>
+    <w:bookmarkEnd w:id="141"/>
+    <w:bookmarkStart w:id="142" w:name="pdf-comprehensive-report-generated"/>
     <w:p>
       <w:pPr>
         <w:pStyle w:val="Heading2"/>
@@ -3123,8 +3748,8 @@
         <w:t xml:space="preserve">is also refreshed.</w:t>
       </w:r>
     </w:p>
-    <w:bookmarkEnd w:id="114"/>
-    <w:bookmarkEnd w:id="115"/>
+    <w:bookmarkEnd w:id="142"/>
+    <w:bookmarkEnd w:id="143"/>
     <w:sectPr>
       <w:footnotePr>
         <w:numRestart w:val="eachSect"/>

--- a/outputs/report/tobit_analysis_report.docx
+++ b/outputs/report/tobit_analysis_report.docx
@@ -2,7 +2,7 @@
 <file path=word/document.xml><?xml version="1.0" encoding="utf-8"?>
 <w:document xmlns:w="http://schemas.openxmlformats.org/wordprocessingml/2006/main" xmlns:m="http://schemas.openxmlformats.org/officeDocument/2006/math" xmlns:r="http://schemas.openxmlformats.org/officeDocument/2006/relationships" xmlns:o="urn:schemas-microsoft-com:office:office" xmlns:v="urn:schemas-microsoft-com:vml" xmlns:w10="urn:schemas-microsoft-com:office:word" xmlns:a="http://schemas.openxmlformats.org/drawingml/2006/main" xmlns:pic="http://schemas.openxmlformats.org/drawingml/2006/picture" xmlns:wp="http://schemas.openxmlformats.org/drawingml/2006/wordprocessingDrawing">
   <w:body>
-    <w:bookmarkStart w:id="143" w:name="Xd4949d05ddf1f984e0b797806952ce6dfbf601b"/>
+    <w:bookmarkStart w:id="120" w:name="Xd4949d05ddf1f984e0b797806952ce6dfbf601b"/>
     <w:p>
       <w:pPr>
         <w:pStyle w:val="Heading1"/>
@@ -25,7 +25,7 @@
         <w:pStyle w:val="FirstParagraph"/>
       </w:pPr>
       <w:r>
-        <w:t xml:space="preserve">The empirical foundation of this project rests on two primary experimental datasets: FLORIDA and BUC. The sample consists of students from the Bucaramanga Campus. These datasets capture incentivized moral judgments from distinct socio-economic contexts. Participants were presented with standardized negotiation scenarios where a negotiator’s decision resulted in varying degrees of payoff for themselves, their own group, and a victim group. Under Option 2: judgment-level relational modeling , each judgment is treated as relational and linked both to a descriptive victim x negotiator scenario shorthand and to hypothesis-specific predictors for negotiator-side structure, observer-side victim alignment when applicable, and additional relational controls.</w:t>
+        <w:t xml:space="preserve">The empirical foundation of this project rests on two primary experimental datasets: FLORIDA and BUC. The sample consists of students from both the Floridablanca and Bucaramanga Campuses. These datasets capture incentivized moral judgments from distinct socio-economic contexts. Participants were presented with standardized negotiation scenarios where a negotiator’s decision resulted in varying degrees of payoff for themselves, their own group, and a victim group. Under Option 2: judgment-level relational modeling , each judgment is treated as relational and linked both to a descriptive victim x negotiator scenario shorthand and to hypothesis-specific predictors for negotiator-side structure, observer-side victim alignment when applicable, and additional relational controls.</w:t>
       </w:r>
     </w:p>
     <w:bookmarkEnd w:id="9"/>
@@ -47,7 +47,361 @@
       </w:r>
     </w:p>
     <w:bookmarkEnd w:id="10"/>
-    <w:bookmarkStart w:id="11" w:name="interpretation-of-interaction-terms"/>
+    <w:bookmarkStart w:id="11" w:name="predictor-glossary-and-abbreviations"/>
+    <w:p>
+      <w:pPr>
+        <w:pStyle w:val="Heading2"/>
+      </w:pPr>
+      <w:r>
+        <w:t xml:space="preserve">Predictor Glossary and Abbreviations</w:t>
+      </w:r>
+    </w:p>
+    <w:p>
+      <w:pPr>
+        <w:pStyle w:val="FirstParagraph"/>
+      </w:pPr>
+      <w:r>
+        <w:t xml:space="preserve">The regression tables and dynamic figures use compact predictor labels to keep long H2 and H3 rows readable. The bullet list below maps those compact labels back to the full meanings used in the manuscript.</w:t>
+      </w:r>
+      <w:r>
+        <w:t xml:space="preserve"> </w:t>
+      </w:r>
+      <w:r>
+        <w:t xml:space="preserve">-</w:t>
+      </w:r>
+      <w:r>
+        <w:t xml:space="preserve"> </w:t>
+      </w:r>
+      <w:r>
+        <w:rPr>
+          <w:rStyle w:val="VerbatimChar"/>
+        </w:rPr>
+        <w:t xml:space="preserve">iri_total</w:t>
+      </w:r>
+      <w:r>
+        <w:t xml:space="preserve"> </w:t>
+      </w:r>
+      <w:r>
+        <w:t xml:space="preserve">[Emp]: Composite empathy predictor used in Model A. Used in H1/H2/H3 Model A.</w:t>
+      </w:r>
+      <w:r>
+        <w:t xml:space="preserve"> </w:t>
+      </w:r>
+      <w:r>
+        <w:t xml:space="preserve">-</w:t>
+      </w:r>
+      <w:r>
+        <w:t xml:space="preserve"> </w:t>
+      </w:r>
+      <w:r>
+        <w:rPr>
+          <w:rStyle w:val="VerbatimChar"/>
+        </w:rPr>
+        <w:t xml:space="preserve">iri_fs, iri_ec, iri_pt, iri_pd</w:t>
+      </w:r>
+      <w:r>
+        <w:t xml:space="preserve"> </w:t>
+      </w:r>
+      <w:r>
+        <w:t xml:space="preserve">[FS, EC, PT, PD]: IRI subscales used in Model B: fantasy, empathic concern, perspective taking, and personal distress. Used in H1/H2/H3 Model B.</w:t>
+      </w:r>
+      <w:r>
+        <w:t xml:space="preserve"> </w:t>
+      </w:r>
+      <w:r>
+        <w:t xml:space="preserve">-</w:t>
+      </w:r>
+      <w:r>
+        <w:t xml:space="preserve"> </w:t>
+      </w:r>
+      <w:r>
+        <w:rPr>
+          <w:rStyle w:val="VerbatimChar"/>
+        </w:rPr>
+        <w:t xml:space="preserve">judged_outgroup, judged_control</w:t>
+      </w:r>
+      <w:r>
+        <w:t xml:space="preserve"> </w:t>
+      </w:r>
+      <w:r>
+        <w:t xml:space="preserve">[JN Out, JN Ctl]: Judged-negotiator contrasts relative to judged ingroup. Used in H1/H3.</w:t>
+      </w:r>
+      <w:r>
+        <w:t xml:space="preserve"> </w:t>
+      </w:r>
+      <w:r>
+        <w:t xml:space="preserve">-</w:t>
+      </w:r>
+      <w:r>
+        <w:t xml:space="preserve"> </w:t>
+      </w:r>
+      <w:r>
+        <w:rPr>
+          <w:rStyle w:val="VerbatimChar"/>
+        </w:rPr>
+        <w:t xml:space="preserve">counterpart_outgroup, counterpart_control</w:t>
+      </w:r>
+      <w:r>
+        <w:t xml:space="preserve"> </w:t>
+      </w:r>
+      <w:r>
+        <w:t xml:space="preserve">[CN Out, CN Ctl]: Counterpart-negotiator contrasts relative to counterpart ingroup. Used in H1/H3.</w:t>
+      </w:r>
+      <w:r>
+        <w:t xml:space="preserve"> </w:t>
+      </w:r>
+      <w:r>
+        <w:t xml:space="preserve">-</w:t>
+      </w:r>
+      <w:r>
+        <w:t xml:space="preserve"> </w:t>
+      </w:r>
+      <w:r>
+        <w:rPr>
+          <w:rStyle w:val="VerbatimChar"/>
+        </w:rPr>
+        <w:t xml:space="preserve">decision_accept</w:t>
+      </w:r>
+      <w:r>
+        <w:t xml:space="preserve"> </w:t>
+      </w:r>
+      <w:r>
+        <w:t xml:space="preserve">[Acc]: Accepted harmful deal relative to rejected harmful deal. Used in H1/H3.</w:t>
+      </w:r>
+      <w:r>
+        <w:t xml:space="preserve"> </w:t>
+      </w:r>
+      <w:r>
+        <w:t xml:space="preserve">-</w:t>
+      </w:r>
+      <w:r>
+        <w:t xml:space="preserve"> </w:t>
+      </w:r>
+      <w:r>
+        <w:rPr>
+          <w:rStyle w:val="VerbatimChar"/>
+        </w:rPr>
+        <w:t xml:space="preserve">observer_victim_outgroup</w:t>
+      </w:r>
+      <w:r>
+        <w:t xml:space="preserve"> </w:t>
+      </w:r>
+      <w:r>
+        <w:t xml:space="preserve">[V Out (Obs)]: Observer-only victim outgroup contrast; excluded from victim-only formulas. Used in H1/H3 Bystander only.</w:t>
+      </w:r>
+      <w:r>
+        <w:t xml:space="preserve"> </w:t>
+      </w:r>
+      <w:r>
+        <w:t xml:space="preserve">-</w:t>
+      </w:r>
+      <w:r>
+        <w:t xml:space="preserve"> </w:t>
+      </w:r>
+      <w:r>
+        <w:rPr>
+          <w:rStyle w:val="VerbatimChar"/>
+        </w:rPr>
+        <w:t xml:space="preserve">h2_negstruct_*</w:t>
+      </w:r>
+      <w:r>
+        <w:t xml:space="preserve"> </w:t>
+      </w:r>
+      <w:r>
+        <w:t xml:space="preserve">[JN …, CN …]: H2 joint judged/counterpart structure dummies with reference JN In, CN In. Used in H2 Victim and Bystander.</w:t>
+      </w:r>
+      <w:r>
+        <w:t xml:space="preserve"> </w:t>
+      </w:r>
+      <w:r>
+        <w:t xml:space="preserve">-</w:t>
+      </w:r>
+      <w:r>
+        <w:t xml:space="preserve"> </w:t>
+      </w:r>
+      <w:r>
+        <w:rPr>
+          <w:rStyle w:val="VerbatimChar"/>
+        </w:rPr>
+        <w:t xml:space="preserve">player_victim_outgroup</w:t>
+      </w:r>
+      <w:r>
+        <w:t xml:space="preserve"> </w:t>
+      </w:r>
+      <w:r>
+        <w:t xml:space="preserve">[V Out]: Observer-side player-victim outgroup contrast with player-victim ingroup as the reference. Used in H2 Bystander only.</w:t>
+      </w:r>
+      <w:r>
+        <w:t xml:space="preserve"> </w:t>
+      </w:r>
+      <w:r>
+        <w:t xml:space="preserve">-</w:t>
+      </w:r>
+      <w:r>
+        <w:t xml:space="preserve"> </w:t>
+      </w:r>
+      <w:r>
+        <w:rPr>
+          <w:rStyle w:val="VerbatimChar"/>
+        </w:rPr>
+        <w:t xml:space="preserve">player_victim_outgroup:h2_negstruct_*</w:t>
+      </w:r>
+      <w:r>
+        <w:t xml:space="preserve"> </w:t>
+      </w:r>
+      <w:r>
+        <w:t xml:space="preserve">[V Out x JN …, CN …]: Bystander-only H2 interaction: whether the negotiator-side structure changes when player and victim are outgroup-aligned. Used in H2 Bystander only.</w:t>
+      </w:r>
+      <w:r>
+        <w:t xml:space="preserve"> </w:t>
+      </w:r>
+      <w:r>
+        <w:t xml:space="preserve">-</w:t>
+      </w:r>
+      <w:r>
+        <w:t xml:space="preserve"> </w:t>
+      </w:r>
+      <w:r>
+        <w:rPr>
+          <w:rStyle w:val="VerbatimChar"/>
+        </w:rPr>
+        <w:t xml:space="preserve">decision_accept:judged_*</w:t>
+      </w:r>
+      <w:r>
+        <w:t xml:space="preserve"> </w:t>
+      </w:r>
+      <w:r>
+        <w:t xml:space="preserve">[Acc x JN …]: H3 decision-by-judged-status interaction block. Used in H3.</w:t>
+      </w:r>
+      <w:r>
+        <w:t xml:space="preserve"> </w:t>
+      </w:r>
+      <w:r>
+        <w:t xml:space="preserve">-</w:t>
+      </w:r>
+      <w:r>
+        <w:t xml:space="preserve"> </w:t>
+      </w:r>
+      <w:r>
+        <w:rPr>
+          <w:rStyle w:val="VerbatimChar"/>
+        </w:rPr>
+        <w:t xml:space="preserve">iri_*:judged_*</w:t>
+      </w:r>
+      <w:r>
+        <w:t xml:space="preserve"> </w:t>
+      </w:r>
+      <w:r>
+        <w:t xml:space="preserve">[Emp / FS / EC / PT / PD x JN …]: H3 empathy-by-judged-status interaction block. Used in H3.</w:t>
+      </w:r>
+      <w:r>
+        <w:t xml:space="preserve"> </w:t>
+      </w:r>
+      <w:r>
+        <w:t xml:space="preserve">-</w:t>
+      </w:r>
+      <w:r>
+        <w:t xml:space="preserve"> </w:t>
+      </w:r>
+      <w:r>
+        <w:rPr>
+          <w:rStyle w:val="VerbatimChar"/>
+        </w:rPr>
+        <w:t xml:space="preserve">participant_engineering</w:t>
+      </w:r>
+      <w:r>
+        <w:t xml:space="preserve"> </w:t>
+      </w:r>
+      <w:r>
+        <w:t xml:space="preserve">[Eng part.]: Participant faculty contrast. Used in H1/H2/H3.</w:t>
+      </w:r>
+      <w:r>
+        <w:t xml:space="preserve"> </w:t>
+      </w:r>
+      <w:r>
+        <w:t xml:space="preserve">-</w:t>
+      </w:r>
+      <w:r>
+        <w:t xml:space="preserve"> </w:t>
+      </w:r>
+      <w:r>
+        <w:rPr>
+          <w:rStyle w:val="VerbatimChar"/>
+        </w:rPr>
+        <w:t xml:space="preserve">sex_man</w:t>
+      </w:r>
+      <w:r>
+        <w:t xml:space="preserve"> </w:t>
+      </w:r>
+      <w:r>
+        <w:t xml:space="preserve">[Man]: Sex contrast with woman as the reference. Used in H1/H2/H3.</w:t>
+      </w:r>
+      <w:r>
+        <w:t xml:space="preserve"> </w:t>
+      </w:r>
+      <w:r>
+        <w:t xml:space="preserve">-</w:t>
+      </w:r>
+      <w:r>
+        <w:t xml:space="preserve"> </w:t>
+      </w:r>
+      <w:r>
+        <w:rPr>
+          <w:rStyle w:val="VerbatimChar"/>
+        </w:rPr>
+        <w:t xml:space="preserve">age</w:t>
+      </w:r>
+      <w:r>
+        <w:t xml:space="preserve"> </w:t>
+      </w:r>
+      <w:r>
+        <w:t xml:space="preserve">[Age]: Participant age in original units. Used in H1/H2/H3.</w:t>
+      </w:r>
+      <w:r>
+        <w:t xml:space="preserve"> </w:t>
+      </w:r>
+      <w:r>
+        <w:t xml:space="preserve">-</w:t>
+      </w:r>
+      <w:r>
+        <w:t xml:space="preserve"> </w:t>
+      </w:r>
+      <w:r>
+        <w:rPr>
+          <w:rStyle w:val="VerbatimChar"/>
+        </w:rPr>
+        <w:t xml:space="preserve">economic_status</w:t>
+      </w:r>
+      <w:r>
+        <w:t xml:space="preserve"> </w:t>
+      </w:r>
+      <w:r>
+        <w:t xml:space="preserve">[SES]: Economic status in original units. Used in H1/H2/H3.</w:t>
+      </w:r>
+      <w:r>
+        <w:t xml:space="preserve"> </w:t>
+      </w:r>
+      <w:r>
+        <w:t xml:space="preserve">-</w:t>
+      </w:r>
+      <w:r>
+        <w:t xml:space="preserve"> </w:t>
+      </w:r>
+      <w:r>
+        <w:rPr>
+          <w:rStyle w:val="VerbatimChar"/>
+        </w:rPr>
+        <w:t xml:space="preserve">factor(negotiator_slot)</w:t>
+      </w:r>
+      <w:r>
+        <w:t xml:space="preserve"> </w:t>
+      </w:r>
+      <w:r>
+        <w:t xml:space="preserve">[Slot 2]: Negotiator slot contrast with slot 1 as the reference. Used in H1/H2/H3.</w:t>
+      </w:r>
+    </w:p>
+    <w:bookmarkEnd w:id="11"/>
+    <w:bookmarkStart w:id="12" w:name="interpretation-of-interaction-terms"/>
     <w:p>
       <w:pPr>
         <w:pStyle w:val="Heading2"/>
@@ -154,8 +508,8 @@
         <w:t xml:space="preserve">, a positive coefficient implies that the change in moral judgment when moving from rejecting a deal to accepting a deal is more positive (less morally condemned) for an outgroup negotiator than for an ingroup negotiator.</w:t>
       </w:r>
     </w:p>
-    <w:bookmarkEnd w:id="11"/>
-    <w:bookmarkStart w:id="13" w:name="hypothesis-significance-summary"/>
+    <w:bookmarkEnd w:id="12"/>
+    <w:bookmarkStart w:id="14" w:name="hypothesis-significance-summary"/>
     <w:p>
       <w:pPr>
         <w:pStyle w:val="Heading2"/>
@@ -253,42 +607,60 @@
         <w:t xml:space="preserve"> </w:t>
       </w:r>
       <w:r>
-        <w:t xml:space="preserve">| H1 | Empathy: Perspective taking</w:t>
+        <w:t xml:space="preserve">| H1 | PT</w:t>
       </w:r>
       <w:r>
         <w:rPr>
           <w:b/>
           <w:bCs/>
+          <w:i/>
+          <w:iCs/>
         </w:rPr>
-        <w:t xml:space="preserve">; Empathy: Empathic concern</w:t>
-      </w:r>
-      <w:r>
-        <w:t xml:space="preserve">; Empathy: Personal distress+ |</w:t>
-      </w:r>
-      <w:r>
-        <w:t xml:space="preserve"> </w:t>
-      </w:r>
-      <w:r>
-        <w:t xml:space="preserve">| H2 | None |</w:t>
-      </w:r>
-      <w:r>
-        <w:t xml:space="preserve"> </w:t>
-      </w:r>
-      <w:r>
-        <w:t xml:space="preserve">| H3 | Personal distress x judged negotiator outgroup</w:t>
+        <w:t xml:space="preserve">; EC</w:t>
+      </w:r>
+      <w:r>
+        <w:t xml:space="preserve">; PD** |</w:t>
+      </w:r>
+      <w:r>
+        <w:t xml:space="preserve"> </w:t>
+      </w:r>
+      <w:r>
+        <w:t xml:space="preserve">| H2 | JN Ctl, CN In+ |</w:t>
+      </w:r>
+      <w:r>
+        <w:t xml:space="preserve"> </w:t>
+      </w:r>
+      <w:r>
+        <w:t xml:space="preserve">| H3 | Emp x JN Out</w:t>
       </w:r>
       <w:r>
         <w:rPr>
           <w:i/>
           <w:iCs/>
         </w:rPr>
-        <w:t xml:space="preserve">; Empathic concern x judged negotiator outgroup</w:t>
-      </w:r>
-      <w:r>
-        <w:t xml:space="preserve">; Empathy x judged negotiator outgroup*; Empathy x judged negotiator control label hidden+ |</w:t>
-      </w:r>
-    </w:p>
-    <w:bookmarkStart w:id="12" w:name="bystander-subset"/>
+        <w:t xml:space="preserve">; Emp x JN Ctl</w:t>
+      </w:r>
+      <w:r>
+        <w:t xml:space="preserve">; EC x JN Out+ |</w:t>
+      </w:r>
+      <w:r>
+        <w:t xml:space="preserve"> </w:t>
+      </w:r>
+      <w:r>
+        <w:rPr>
+          <w:i/>
+          <w:iCs/>
+        </w:rPr>
+        <w:t xml:space="preserve">Note.</w:t>
+      </w:r>
+      <w:r>
+        <w:t xml:space="preserve"> </w:t>
+      </w:r>
+      <w:r>
+        <w:t xml:space="preserve">Abbrev.: Emp = empathy composite; FS / EC / PT / PD = IRI subscales; JN = judged negotiator; CN = counterpart negotiator; V = victim-side player-victim relation in observer models; Vic / Obs = victim / observer subset; In / Out / Ctl = ingroup / outgroup / control label hidden; Acc / Rej = accepted / rejected harmful deal; SES = economic status.</w:t>
+      </w:r>
+    </w:p>
+    <w:bookmarkStart w:id="13" w:name="bystander-subset"/>
     <w:p>
       <w:pPr>
         <w:pStyle w:val="Heading3"/>
@@ -300,8 +672,7 @@
     <w:tbl>
       <w:tblPr>
         <w:tblStyle w:val="Table"/>
-        <w:tblW w:type="pct" w:w="5000"/>
-        <w:tblLayout w:type="fixed"/>
+        <w:tblW w:type="auto" w:w="0"/>
         <w:tblLook w:firstRow="1" w:lastRow="0" w:firstColumn="0" w:lastColumn="0" w:noHBand="0" w:noVBand="0" w:val="0020"/>
       </w:tblPr>
       <w:tblGrid>
@@ -354,14 +725,17 @@
               <w:pStyle w:val="Compact"/>
             </w:pPr>
             <w:r>
-              <w:t xml:space="preserve">Empathy: Perspective taking</w:t>
+              <w:t xml:space="preserve">EC</w:t>
             </w:r>
             <w:r>
               <w:rPr>
                 <w:i/>
                 <w:iCs/>
               </w:rPr>
-              <w:t xml:space="preserve">; Empathy: Fantasy scale</w:t>
+              <w:t xml:space="preserve">; PT</w:t>
+            </w:r>
+            <w:r>
+              <w:t xml:space="preserve">; PD*</w:t>
             </w:r>
           </w:p>
         </w:tc>
@@ -385,7 +759,7 @@
               <w:pStyle w:val="Compact"/>
             </w:pPr>
             <w:r>
-              <w:t xml:space="preserve">Negotiator-side structure: judged negotiator ingroup, counterpart negotiator outgroup (ref = judged negotiator ingroup, counterpart negotiator ingroup) x Player-victim outgroup (ref = ingroup victim)*; Negotiator-side structure: judged negotiator outgroup, counterpart negotiator ingroup (ref = judged negotiator ingroup, counterpart negotiator ingroup)+</w:t>
+              <w:t xml:space="preserve">JN Out, CN In+</w:t>
             </w:r>
           </w:p>
         </w:tc>
@@ -409,15 +783,40 @@
               <w:pStyle w:val="Compact"/>
             </w:pPr>
             <w:r>
-              <w:t xml:space="preserve">Empathy x judged negotiator control label hidden**; Personal distress x judged negotiator outgroup*</w:t>
+              <w:t xml:space="preserve">Emp x JN Ctl</w:t>
+            </w:r>
+            <w:r>
+              <w:rPr>
+                <w:i/>
+                <w:iCs/>
+              </w:rPr>
+              <w:t xml:space="preserve">; PD x JN Out</w:t>
             </w:r>
           </w:p>
         </w:tc>
       </w:tr>
     </w:tbl>
-    <w:bookmarkEnd w:id="12"/>
+    <w:p>
+      <w:pPr>
+        <w:pStyle w:val="BodyText"/>
+      </w:pPr>
+      <w:r>
+        <w:rPr>
+          <w:i/>
+          <w:iCs/>
+        </w:rPr>
+        <w:t xml:space="preserve">Note.</w:t>
+      </w:r>
+      <w:r>
+        <w:t xml:space="preserve"> </w:t>
+      </w:r>
+      <w:r>
+        <w:t xml:space="preserve">Abbrev.: Emp = empathy composite; FS / EC / PT / PD = IRI subscales; JN = judged negotiator; CN = counterpart negotiator; V = victim-side player-victim relation in observer models; Vic / Obs = victim / observer subset; In / Out / Ctl = ingroup / outgroup / control label hidden; Acc / Rej = accepted / rejected harmful deal; SES = economic status.</w:t>
+      </w:r>
+    </w:p>
     <w:bookmarkEnd w:id="13"/>
-    <w:bookmarkStart w:id="47" w:name="significance-driven-figures"/>
+    <w:bookmarkEnd w:id="14"/>
+    <w:bookmarkStart w:id="45" w:name="significance-driven-figures"/>
     <w:p>
       <w:pPr>
         <w:pStyle w:val="Heading2"/>
@@ -464,7 +863,7 @@
         <w:t xml:space="preserve">remains only an inference-level clustering unit.</w:t>
       </w:r>
     </w:p>
-    <w:bookmarkStart w:id="26" w:name="h1-empathy-under-relational-controls"/>
+    <w:bookmarkStart w:id="24" w:name="h1-empathy-under-relational-controls"/>
     <w:p>
       <w:pPr>
         <w:pStyle w:val="Heading3"/>
@@ -478,7 +877,7 @@
         <w:pStyle w:val="FirstParagraph"/>
       </w:pPr>
       <w:r>
-        <w:t xml:space="preserve">Empathy: Perspective taking is statistically significant in the Tobit model (**, p = 0.003). The figure below shows that across the observed range, higher Empathy: Perspective taking corresponds to higher predicted judgment.</w:t>
+        <w:t xml:space="preserve">Empathy: Perspective taking is statistically significant in the Tobit model (***, p &lt; 0.001). The figure below shows that across the observed range, higher Empathy: Perspective taking corresponds to higher predicted judgment.</w:t>
       </w:r>
     </w:p>
     <w:p>
@@ -488,20 +887,20 @@
       <w:r>
         <w:drawing>
           <wp:inline>
-            <wp:extent cx="5334000" cy="4000500"/>
+            <wp:extent cx="5334000" cy="3758045"/>
             <wp:effectExtent b="0" l="0" r="0" t="0"/>
-            <wp:docPr descr="Effect Plot for Empathy: Perspective taking in H1: Empathy under relational controls. The panels show predicted judgments on the observed -9 to 9 scale with 95% confidence intervals." title="" id="15" name="Picture"/>
+            <wp:docPr descr="Effect Plot for Empathy: Perspective taking in H1: Empathy under relational controls. The panels show predicted judgments on the observed -9 to 9 scale with 95% confidence intervals. Abbrev.: Emp = empathy composite; FS / EC / PT / PD = IRI subscales; JN = judged negotiator; CN = counterpart negotiator; V = victim-side player-victim relation in observer models; Vic / Obs = victim / observer subset; In / Out / Ctl = ingroup / outgroup / control label hidden; Acc / Rej = accepted / rejected harmful deal; SES = economic status." title="" id="16" name="Picture"/>
             <a:graphic>
               <a:graphicData uri="http://schemas.openxmlformats.org/drawingml/2006/picture">
                 <pic:pic>
                   <pic:nvPicPr>
-                    <pic:cNvPr descr="../figures/figure_sig_H1_iri_pt_h1_empathy_perspective_taking.png" id="16" name="Picture"/>
+                    <pic:cNvPr descr="../figures/figure_sig_H1_iri_pt_h1_empathy_perspective_taking.png" id="17" name="Picture"/>
                     <pic:cNvPicPr>
                       <a:picLocks noChangeArrowheads="1" noChangeAspect="1"/>
                     </pic:cNvPicPr>
                   </pic:nvPicPr>
                   <pic:blipFill>
-                    <a:blip r:embed="rId14"/>
+                    <a:blip r:embed="rId15"/>
                     <a:stretch>
                       <a:fillRect/>
                     </a:stretch>
@@ -509,7 +908,7 @@
                   <pic:spPr bwMode="auto">
                     <a:xfrm>
                       <a:off x="0" y="0"/>
-                      <a:ext cx="5334000" cy="4000500"/>
+                      <a:ext cx="5334000" cy="3758045"/>
                     </a:xfrm>
                     <a:prstGeom prst="rect">
                       <a:avLst/>
@@ -533,7 +932,7 @@
         <w:pStyle w:val="ImageCaption"/>
       </w:pPr>
       <w:r>
-        <w:t xml:space="preserve">Effect Plot for Empathy: Perspective taking in H1: Empathy under relational controls. The panels show predicted judgments on the observed -9 to 9 scale with 95% confidence intervals.</w:t>
+        <w:t xml:space="preserve">Effect Plot for Empathy: Perspective taking in H1: Empathy under relational controls. The panels show predicted judgments on the observed -9 to 9 scale with 95% confidence intervals. Abbrev.: Emp = empathy composite; FS / EC / PT / PD = IRI subscales; JN = judged negotiator; CN = counterpart negotiator; V = victim-side player-victim relation in observer models; Vic / Obs = victim / observer subset; In / Out / Ctl = ingroup / outgroup / control label hidden; Acc / Rej = accepted / rejected harmful deal; SES = economic status.</w:t>
       </w:r>
     </w:p>
     <w:p>
@@ -541,7 +940,7 @@
         <w:pStyle w:val="BodyText"/>
       </w:pPr>
       <w:r>
-        <w:t xml:space="preserve">Empathy: Empathic concern is statistically significant in the Tobit model (**, p = 0.004). The figure below shows that across the observed range, higher Empathy: Empathic concern corresponds to lower predicted judgment.</w:t>
+        <w:t xml:space="preserve">Empathy: Empathic concern is statistically significant in the Tobit model (***, p &lt; 0.001). The figure below shows that across the observed range, higher Empathy: Empathic concern corresponds to lower predicted judgment.</w:t>
       </w:r>
     </w:p>
     <w:p>
@@ -551,20 +950,20 @@
       <w:r>
         <w:drawing>
           <wp:inline>
-            <wp:extent cx="5334000" cy="4000500"/>
+            <wp:extent cx="5334000" cy="3758045"/>
             <wp:effectExtent b="0" l="0" r="0" t="0"/>
-            <wp:docPr descr="Effect Plot for Empathy: Empathic concern in H1: Empathy under relational controls. The panels show predicted judgments on the observed -9 to 9 scale with 95% confidence intervals." title="" id="18" name="Picture"/>
+            <wp:docPr descr="Effect Plot for Empathy: Empathic concern in H1: Empathy under relational controls. The panels show predicted judgments on the observed -9 to 9 scale with 95% confidence intervals. Abbrev.: Emp = empathy composite; FS / EC / PT / PD = IRI subscales; JN = judged negotiator; CN = counterpart negotiator; V = victim-side player-victim relation in observer models; Vic / Obs = victim / observer subset; In / Out / Ctl = ingroup / outgroup / control label hidden; Acc / Rej = accepted / rejected harmful deal; SES = economic status." title="" id="19" name="Picture"/>
             <a:graphic>
               <a:graphicData uri="http://schemas.openxmlformats.org/drawingml/2006/picture">
                 <pic:pic>
                   <pic:nvPicPr>
-                    <pic:cNvPr descr="../figures/figure_sig_H1_iri_ec_h1_empathy_empathic_concern.png" id="19" name="Picture"/>
+                    <pic:cNvPr descr="../figures/figure_sig_H1_iri_ec_h1_empathy_empathic_concern.png" id="20" name="Picture"/>
                     <pic:cNvPicPr>
                       <a:picLocks noChangeArrowheads="1" noChangeAspect="1"/>
                     </pic:cNvPicPr>
                   </pic:nvPicPr>
                   <pic:blipFill>
-                    <a:blip r:embed="rId17"/>
+                    <a:blip r:embed="rId18"/>
                     <a:stretch>
                       <a:fillRect/>
                     </a:stretch>
@@ -572,7 +971,7 @@
                   <pic:spPr bwMode="auto">
                     <a:xfrm>
                       <a:off x="0" y="0"/>
-                      <a:ext cx="5334000" cy="4000500"/>
+                      <a:ext cx="5334000" cy="3758045"/>
                     </a:xfrm>
                     <a:prstGeom prst="rect">
                       <a:avLst/>
@@ -596,7 +995,7 @@
         <w:pStyle w:val="ImageCaption"/>
       </w:pPr>
       <w:r>
-        <w:t xml:space="preserve">Effect Plot for Empathy: Empathic concern in H1: Empathy under relational controls. The panels show predicted judgments on the observed -9 to 9 scale with 95% confidence intervals.</w:t>
+        <w:t xml:space="preserve">Effect Plot for Empathy: Empathic concern in H1: Empathy under relational controls. The panels show predicted judgments on the observed -9 to 9 scale with 95% confidence intervals. Abbrev.: Emp = empathy composite; FS / EC / PT / PD = IRI subscales; JN = judged negotiator; CN = counterpart negotiator; V = victim-side player-victim relation in observer models; Vic / Obs = victim / observer subset; In / Out / Ctl = ingroup / outgroup / control label hidden; Acc / Rej = accepted / rejected harmful deal; SES = economic status.</w:t>
       </w:r>
     </w:p>
     <w:p>
@@ -604,7 +1003,7 @@
         <w:pStyle w:val="BodyText"/>
       </w:pPr>
       <w:r>
-        <w:t xml:space="preserve">Empathy: Fantasy scale is statistically significant in the Tobit model (*, p = 0.042). The figure below shows that across the observed range, higher Empathy: Fantasy scale corresponds to lower predicted judgment.</w:t>
+        <w:t xml:space="preserve">Empathy: Personal distress is statistically significant in the Tobit model (**, p = 0.004). The figure below shows that across the observed range, higher Empathy: Personal distress corresponds to higher predicted judgment.</w:t>
       </w:r>
     </w:p>
     <w:p>
@@ -614,20 +1013,20 @@
       <w:r>
         <w:drawing>
           <wp:inline>
-            <wp:extent cx="5334000" cy="4000500"/>
+            <wp:extent cx="5334000" cy="3758045"/>
             <wp:effectExtent b="0" l="0" r="0" t="0"/>
-            <wp:docPr descr="Effect Plot for Empathy: Fantasy scale in H1: Empathy under relational controls. The panels show predicted judgments on the observed -9 to 9 scale with 95% confidence intervals." title="" id="21" name="Picture"/>
+            <wp:docPr descr="Effect Plot for Empathy: Personal distress in H1: Empathy under relational controls. The panels show predicted judgments on the observed -9 to 9 scale with 95% confidence intervals. Abbrev.: Emp = empathy composite; FS / EC / PT / PD = IRI subscales; JN = judged negotiator; CN = counterpart negotiator; V = victim-side player-victim relation in observer models; Vic / Obs = victim / observer subset; In / Out / Ctl = ingroup / outgroup / control label hidden; Acc / Rej = accepted / rejected harmful deal; SES = economic status." title="" id="22" name="Picture"/>
             <a:graphic>
               <a:graphicData uri="http://schemas.openxmlformats.org/drawingml/2006/picture">
                 <pic:pic>
                   <pic:nvPicPr>
-                    <pic:cNvPr descr="../figures/figure_sig_H1_iri_fs_h1_empathy_fantasy_scale.png" id="22" name="Picture"/>
+                    <pic:cNvPr descr="../figures/figure_sig_H1_iri_pd_h1_empathy_personal_distress.png" id="23" name="Picture"/>
                     <pic:cNvPicPr>
                       <a:picLocks noChangeArrowheads="1" noChangeAspect="1"/>
                     </pic:cNvPicPr>
                   </pic:nvPicPr>
                   <pic:blipFill>
-                    <a:blip r:embed="rId20"/>
+                    <a:blip r:embed="rId21"/>
                     <a:stretch>
                       <a:fillRect/>
                     </a:stretch>
@@ -635,7 +1034,7 @@
                   <pic:spPr bwMode="auto">
                     <a:xfrm>
                       <a:off x="0" y="0"/>
-                      <a:ext cx="5334000" cy="4000500"/>
+                      <a:ext cx="5334000" cy="3758045"/>
                     </a:xfrm>
                     <a:prstGeom prst="rect">
                       <a:avLst/>
@@ -659,15 +1058,25 @@
         <w:pStyle w:val="ImageCaption"/>
       </w:pPr>
       <w:r>
-        <w:t xml:space="preserve">Effect Plot for Empathy: Fantasy scale in H1: Empathy under relational controls. The panels show predicted judgments on the observed -9 to 9 scale with 95% confidence intervals.</w:t>
-      </w:r>
-    </w:p>
-    <w:p>
-      <w:pPr>
-        <w:pStyle w:val="BodyText"/>
-      </w:pPr>
-      <w:r>
-        <w:t xml:space="preserve">Empathy: Personal distress is statistically significant in the Tobit model (+, p = 0.053). The figure below shows that across the observed range, higher Empathy: Personal distress corresponds to higher predicted judgment.</w:t>
+        <w:t xml:space="preserve">Effect Plot for Empathy: Personal distress in H1: Empathy under relational controls. The panels show predicted judgments on the observed -9 to 9 scale with 95% confidence intervals. Abbrev.: Emp = empathy composite; FS / EC / PT / PD = IRI subscales; JN = judged negotiator; CN = counterpart negotiator; V = victim-side player-victim relation in observer models; Vic / Obs = victim / observer subset; In / Out / Ctl = ingroup / outgroup / control label hidden; Acc / Rej = accepted / rejected harmful deal; SES = economic status.</w:t>
+      </w:r>
+    </w:p>
+    <w:bookmarkEnd w:id="24"/>
+    <w:bookmarkStart w:id="31" w:name="h2-negotiator-side-relational-structure"/>
+    <w:p>
+      <w:pPr>
+        <w:pStyle w:val="Heading3"/>
+      </w:pPr>
+      <w:r>
+        <w:t xml:space="preserve">H2: Negotiator-side relational structure</w:t>
+      </w:r>
+    </w:p>
+    <w:p>
+      <w:pPr>
+        <w:pStyle w:val="FirstParagraph"/>
+      </w:pPr>
+      <w:r>
+        <w:t xml:space="preserve">Negotiator-side structure: judged negotiator outgroup, counterpart negotiator ingroup (ref = judged negotiator ingroup, counterpart negotiator ingroup) is statistically significant in the Tobit model (+, p = 0.065). The figure below shows that predicted judgment is lower for JN Out, CN In than for Ref: JN In, CN In.</w:t>
       </w:r>
     </w:p>
     <w:p>
@@ -677,20 +1086,20 @@
       <w:r>
         <w:drawing>
           <wp:inline>
-            <wp:extent cx="5334000" cy="4000500"/>
+            <wp:extent cx="5334000" cy="3758045"/>
             <wp:effectExtent b="0" l="0" r="0" t="0"/>
-            <wp:docPr descr="Effect Plot for Empathy: Personal distress in H1: Empathy under relational controls. The panels show predicted judgments on the observed -9 to 9 scale with 95% confidence intervals." title="" id="24" name="Picture"/>
+            <wp:docPr descr="Grouped Prediction Plot for Negotiator-side structure: judged negotiator outgroup, counterpart negotiator ingroup (ref = judged negotiator ingroup, counterpart negotiator ingroup) in H2: Negotiator-side relational structure. The panels show predicted judgments on the observed -9 to 9 scale with 95% confidence intervals. Abbrev.: Emp = empathy composite; FS / EC / PT / PD = IRI subscales; JN = judged negotiator; CN = counterpart negotiator; V = victim-side player-victim relation in observer models; Vic / Obs = victim / observer subset; In / Out / Ctl = ingroup / outgroup / control label hidden; Acc / Rej = accepted / rejected harmful deal; SES = economic status." title="" id="26" name="Picture"/>
             <a:graphic>
               <a:graphicData uri="http://schemas.openxmlformats.org/drawingml/2006/picture">
                 <pic:pic>
                   <pic:nvPicPr>
-                    <pic:cNvPr descr="../figures/figure_sig_H1_iri_pd_h1_empathy_personal_distress.png" id="25" name="Picture"/>
+                    <pic:cNvPr descr="../figures/figure_sig_H2_h2_negstruct_j_out_c_in_h2_negotiator_side_structure_judged_negotiator_outgroup_counterpart_negotiator_ingroup_ref.png" id="27" name="Picture"/>
                     <pic:cNvPicPr>
                       <a:picLocks noChangeArrowheads="1" noChangeAspect="1"/>
                     </pic:cNvPicPr>
                   </pic:nvPicPr>
                   <pic:blipFill>
-                    <a:blip r:embed="rId23"/>
+                    <a:blip r:embed="rId25"/>
                     <a:stretch>
                       <a:fillRect/>
                     </a:stretch>
@@ -698,7 +1107,7 @@
                   <pic:spPr bwMode="auto">
                     <a:xfrm>
                       <a:off x="0" y="0"/>
-                      <a:ext cx="5334000" cy="4000500"/>
+                      <a:ext cx="5334000" cy="3758045"/>
                     </a:xfrm>
                     <a:prstGeom prst="rect">
                       <a:avLst/>
@@ -722,25 +1131,15 @@
         <w:pStyle w:val="ImageCaption"/>
       </w:pPr>
       <w:r>
-        <w:t xml:space="preserve">Effect Plot for Empathy: Personal distress in H1: Empathy under relational controls. The panels show predicted judgments on the observed -9 to 9 scale with 95% confidence intervals.</w:t>
-      </w:r>
-    </w:p>
-    <w:bookmarkEnd w:id="26"/>
-    <w:bookmarkStart w:id="33" w:name="h2-negotiator-side-relational-structure"/>
-    <w:p>
-      <w:pPr>
-        <w:pStyle w:val="Heading3"/>
-      </w:pPr>
-      <w:r>
-        <w:t xml:space="preserve">H2: Negotiator-side relational structure</w:t>
-      </w:r>
-    </w:p>
-    <w:p>
-      <w:pPr>
-        <w:pStyle w:val="FirstParagraph"/>
-      </w:pPr>
-      <w:r>
-        <w:t xml:space="preserve">Negotiator-side structure: judged negotiator ingroup, counterpart negotiator outgroup (ref = judged negotiator ingroup, counterpart negotiator ingroup) x Player-victim outgroup (ref = ingroup victim) is statistically significant in the Tobit model (*, p = 0.030). The figure below shows that the predicted relationship rises most sharply for Negotiator-side structure: judged negotiator ingroup, counterpart negotiator outgroup (ref = judged negotiator ingroup, counterpart negotiator ingroup) when the condition is Player and victim outgroup-aligned.</w:t>
+        <w:t xml:space="preserve">Grouped Prediction Plot for Negotiator-side structure: judged negotiator outgroup, counterpart negotiator ingroup (ref = judged negotiator ingroup, counterpart negotiator ingroup) in H2: Negotiator-side relational structure. The panels show predicted judgments on the observed -9 to 9 scale with 95% confidence intervals. Abbrev.: Emp = empathy composite; FS / EC / PT / PD = IRI subscales; JN = judged negotiator; CN = counterpart negotiator; V = victim-side player-victim relation in observer models; Vic / Obs = victim / observer subset; In / Out / Ctl = ingroup / outgroup / control label hidden; Acc / Rej = accepted / rejected harmful deal; SES = economic status.</w:t>
+      </w:r>
+    </w:p>
+    <w:p>
+      <w:pPr>
+        <w:pStyle w:val="BodyText"/>
+      </w:pPr>
+      <w:r>
+        <w:t xml:space="preserve">Negotiator-side structure: judged negotiator control label hidden, counterpart negotiator ingroup (ref = judged negotiator ingroup, counterpart negotiator ingroup) is statistically significant in the Tobit model (+, p = 0.087). The figure below shows that predicted judgment is lower for JN Ctl, CN In than for Ref: JN In, CN In.</w:t>
       </w:r>
     </w:p>
     <w:p>
@@ -750,20 +1149,20 @@
       <w:r>
         <w:drawing>
           <wp:inline>
-            <wp:extent cx="5334000" cy="4000500"/>
+            <wp:extent cx="5334000" cy="3758045"/>
             <wp:effectExtent b="0" l="0" r="0" t="0"/>
-            <wp:docPr descr="Interaction Plot for Negotiator-side structure: judged negotiator ingroup, counterpart negotiator outgroup (ref = judged negotiator ingroup, counterpart negotiator ingroup) x Player-victim outgroup (ref = ingroup victim) in H2: Negotiator-side relational structure. The panels show predicted judgments on the observed -9 to 9 scale with 95% confidence intervals." title="" id="28" name="Picture"/>
+            <wp:docPr descr="Grouped Prediction Plot for Negotiator-side structure: judged negotiator control label hidden, counterpart negotiator ingroup (ref = judged negotiator ingroup, counterpart negotiator ingroup) in H2: Negotiator-side relational structure. The panels show predicted judgments on the observed -9 to 9 scale with 95% confidence intervals. Abbrev.: Emp = empathy composite; FS / EC / PT / PD = IRI subscales; JN = judged negotiator; CN = counterpart negotiator; V = victim-side player-victim relation in observer models; Vic / Obs = victim / observer subset; In / Out / Ctl = ingroup / outgroup / control label hidden; Acc / Rej = accepted / rejected harmful deal; SES = economic status." title="" id="29" name="Picture"/>
             <a:graphic>
               <a:graphicData uri="http://schemas.openxmlformats.org/drawingml/2006/picture">
                 <pic:pic>
                   <pic:nvPicPr>
-                    <pic:cNvPr descr="../figures/figure_sig_H2_h2_negstruct_j_in_c_out_player_victim_outgroup_h2_negotiator_side_structure_judged_negotiator_ingroup_counterpart_negotiator_outgroup_ref.png" id="29" name="Picture"/>
+                    <pic:cNvPr descr="../figures/figure_sig_H2_h2_negstruct_j_cont_c_in_h2_negotiator_side_structure_judged_negotiator_control_label_hidden_counterpart_negotiator.png" id="30" name="Picture"/>
                     <pic:cNvPicPr>
                       <a:picLocks noChangeArrowheads="1" noChangeAspect="1"/>
                     </pic:cNvPicPr>
                   </pic:nvPicPr>
                   <pic:blipFill>
-                    <a:blip r:embed="rId27"/>
+                    <a:blip r:embed="rId28"/>
                     <a:stretch>
                       <a:fillRect/>
                     </a:stretch>
@@ -771,7 +1170,7 @@
                   <pic:spPr bwMode="auto">
                     <a:xfrm>
                       <a:off x="0" y="0"/>
-                      <a:ext cx="5334000" cy="4000500"/>
+                      <a:ext cx="5334000" cy="3758045"/>
                     </a:xfrm>
                     <a:prstGeom prst="rect">
                       <a:avLst/>
@@ -795,15 +1194,25 @@
         <w:pStyle w:val="ImageCaption"/>
       </w:pPr>
       <w:r>
-        <w:t xml:space="preserve">Interaction Plot for Negotiator-side structure: judged negotiator ingroup, counterpart negotiator outgroup (ref = judged negotiator ingroup, counterpart negotiator ingroup) x Player-victim outgroup (ref = ingroup victim) in H2: Negotiator-side relational structure. The panels show predicted judgments on the observed -9 to 9 scale with 95% confidence intervals.</w:t>
-      </w:r>
-    </w:p>
-    <w:p>
-      <w:pPr>
-        <w:pStyle w:val="BodyText"/>
-      </w:pPr>
-      <w:r>
-        <w:t xml:space="preserve">Negotiator-side structure: judged negotiator outgroup, counterpart negotiator ingroup (ref = judged negotiator ingroup, counterpart negotiator ingroup) is statistically significant in the Tobit model (+, p = 0.057). The figure below shows that predicted judgment is lower for judged negotiator outgroup, counterpart negotiator ingroup (ref = judged negotiator ingroup, counterpart negotiator ingroup) than for Reference structure: judged ingroup, counterpart ingroup.</w:t>
+        <w:t xml:space="preserve">Grouped Prediction Plot for Negotiator-side structure: judged negotiator control label hidden, counterpart negotiator ingroup (ref = judged negotiator ingroup, counterpart negotiator ingroup) in H2: Negotiator-side relational structure. The panels show predicted judgments on the observed -9 to 9 scale with 95% confidence intervals. Abbrev.: Emp = empathy composite; FS / EC / PT / PD = IRI subscales; JN = judged negotiator; CN = counterpart negotiator; V = victim-side player-victim relation in observer models; Vic / Obs = victim / observer subset; In / Out / Ctl = ingroup / outgroup / control label hidden; Acc / Rej = accepted / rejected harmful deal; SES = economic status.</w:t>
+      </w:r>
+    </w:p>
+    <w:bookmarkEnd w:id="31"/>
+    <w:bookmarkStart w:id="44" w:name="h3-empathy-x-judged-status-moderation"/>
+    <w:p>
+      <w:pPr>
+        <w:pStyle w:val="Heading3"/>
+      </w:pPr>
+      <w:r>
+        <w:t xml:space="preserve">H3: Empathy x judged-status moderation</w:t>
+      </w:r>
+    </w:p>
+    <w:p>
+      <w:pPr>
+        <w:pStyle w:val="FirstParagraph"/>
+      </w:pPr>
+      <w:r>
+        <w:t xml:space="preserve">Empathy x judged negotiator control label hidden is statistically significant in the Tobit model (*, p = 0.015). The figure below shows that the predicted relationship rises most sharply for Empathy composite (average) when the condition is JN Ctl.</w:t>
       </w:r>
     </w:p>
     <w:p>
@@ -813,20 +1222,20 @@
       <w:r>
         <w:drawing>
           <wp:inline>
-            <wp:extent cx="5334000" cy="4000500"/>
+            <wp:extent cx="5334000" cy="4485409"/>
             <wp:effectExtent b="0" l="0" r="0" t="0"/>
-            <wp:docPr descr="Grouped Prediction Plot for Negotiator-side structure: judged negotiator outgroup, counterpart negotiator ingroup (ref = judged negotiator ingroup, counterpart negotiator ingroup) in H2: Negotiator-side relational structure. The panels show predicted judgments on the observed -9 to 9 scale with 95% confidence intervals." title="" id="31" name="Picture"/>
+            <wp:docPr descr="Interaction Plot for Empathy x judged negotiator control label hidden in H3: Empathy x judged-status moderation. The panels show predicted judgments on the observed -9 to 9 scale with 95% confidence intervals. Abbrev.: Emp = empathy composite; FS / EC / PT / PD = IRI subscales; JN = judged negotiator; CN = counterpart negotiator; V = victim-side player-victim relation in observer models; Vic / Obs = victim / observer subset; In / Out / Ctl = ingroup / outgroup / control label hidden; Acc / Rej = accepted / rejected harmful deal; SES = economic status." title="" id="33" name="Picture"/>
             <a:graphic>
               <a:graphicData uri="http://schemas.openxmlformats.org/drawingml/2006/picture">
                 <pic:pic>
                   <pic:nvPicPr>
-                    <pic:cNvPr descr="../figures/figure_sig_H2_h2_negstruct_j_out_c_in_h2_negotiator_side_structure_judged_negotiator_outgroup_counterpart_negotiator_ingroup_ref.png" id="32" name="Picture"/>
+                    <pic:cNvPr descr="../figures/figure_sig_H3_iri_total_judged_control_h3_empathy_x_judged_negotiator_control_label_hidden.png" id="34" name="Picture"/>
                     <pic:cNvPicPr>
                       <a:picLocks noChangeArrowheads="1" noChangeAspect="1"/>
                     </pic:cNvPicPr>
                   </pic:nvPicPr>
                   <pic:blipFill>
-                    <a:blip r:embed="rId30"/>
+                    <a:blip r:embed="rId32"/>
                     <a:stretch>
                       <a:fillRect/>
                     </a:stretch>
@@ -834,7 +1243,7 @@
                   <pic:spPr bwMode="auto">
                     <a:xfrm>
                       <a:off x="0" y="0"/>
-                      <a:ext cx="5334000" cy="4000500"/>
+                      <a:ext cx="5334000" cy="4485409"/>
                     </a:xfrm>
                     <a:prstGeom prst="rect">
                       <a:avLst/>
@@ -858,25 +1267,15 @@
         <w:pStyle w:val="ImageCaption"/>
       </w:pPr>
       <w:r>
-        <w:t xml:space="preserve">Grouped Prediction Plot for Negotiator-side structure: judged negotiator outgroup, counterpart negotiator ingroup (ref = judged negotiator ingroup, counterpart negotiator ingroup) in H2: Negotiator-side relational structure. The panels show predicted judgments on the observed -9 to 9 scale with 95% confidence intervals.</w:t>
-      </w:r>
-    </w:p>
-    <w:bookmarkEnd w:id="33"/>
-    <w:bookmarkStart w:id="46" w:name="h3-empathy-x-judged-status-moderation"/>
-    <w:p>
-      <w:pPr>
-        <w:pStyle w:val="Heading3"/>
-      </w:pPr>
-      <w:r>
-        <w:t xml:space="preserve">H3: Empathy x judged-status moderation</w:t>
-      </w:r>
-    </w:p>
-    <w:p>
-      <w:pPr>
-        <w:pStyle w:val="FirstParagraph"/>
-      </w:pPr>
-      <w:r>
-        <w:t xml:space="preserve">Empathy x judged negotiator control label hidden is statistically significant in the Tobit model (**, p = 0.007). The figure below shows that the predicted relationship rises most sharply for Empathy composite (average) when the condition is Judged negotiator control label hidden.</w:t>
+        <w:t xml:space="preserve">Interaction Plot for Empathy x judged negotiator control label hidden in H3: Empathy x judged-status moderation. The panels show predicted judgments on the observed -9 to 9 scale with 95% confidence intervals. Abbrev.: Emp = empathy composite; FS / EC / PT / PD = IRI subscales; JN = judged negotiator; CN = counterpart negotiator; V = victim-side player-victim relation in observer models; Vic / Obs = victim / observer subset; In / Out / Ctl = ingroup / outgroup / control label hidden; Acc / Rej = accepted / rejected harmful deal; SES = economic status.</w:t>
+      </w:r>
+    </w:p>
+    <w:p>
+      <w:pPr>
+        <w:pStyle w:val="BodyText"/>
+      </w:pPr>
+      <w:r>
+        <w:t xml:space="preserve">Personal distress x judged negotiator outgroup is statistically significant in the Tobit model (*, p = 0.021). The figure below shows that the predicted relationship rises most sharply for Empathy: Personal distress when the condition is JN Out.</w:t>
       </w:r>
     </w:p>
     <w:p>
@@ -886,20 +1285,20 @@
       <w:r>
         <w:drawing>
           <wp:inline>
-            <wp:extent cx="5334000" cy="4000500"/>
+            <wp:extent cx="5334000" cy="4485409"/>
             <wp:effectExtent b="0" l="0" r="0" t="0"/>
-            <wp:docPr descr="Interaction Plot for Empathy x judged negotiator control label hidden in H3: Empathy x judged-status moderation. The panels show predicted judgments on the observed -9 to 9 scale with 95% confidence intervals." title="" id="35" name="Picture"/>
+            <wp:docPr descr="Interaction Plot for Personal distress x judged negotiator outgroup in H3: Empathy x judged-status moderation. The panels show predicted judgments on the observed -9 to 9 scale with 95% confidence intervals. Abbrev.: Emp = empathy composite; FS / EC / PT / PD = IRI subscales; JN = judged negotiator; CN = counterpart negotiator; V = victim-side player-victim relation in observer models; Vic / Obs = victim / observer subset; In / Out / Ctl = ingroup / outgroup / control label hidden; Acc / Rej = accepted / rejected harmful deal; SES = economic status." title="" id="36" name="Picture"/>
             <a:graphic>
               <a:graphicData uri="http://schemas.openxmlformats.org/drawingml/2006/picture">
                 <pic:pic>
                   <pic:nvPicPr>
-                    <pic:cNvPr descr="../figures/figure_sig_H3_iri_total_judged_control_h3_empathy_x_judged_negotiator_control_label_hidden.png" id="36" name="Picture"/>
+                    <pic:cNvPr descr="../figures/figure_sig_H3_iri_pd_judged_outgroup_h3_personal_distress_x_judged_negotiator_outgroup.png" id="37" name="Picture"/>
                     <pic:cNvPicPr>
                       <a:picLocks noChangeArrowheads="1" noChangeAspect="1"/>
                     </pic:cNvPicPr>
                   </pic:nvPicPr>
                   <pic:blipFill>
-                    <a:blip r:embed="rId34"/>
+                    <a:blip r:embed="rId35"/>
                     <a:stretch>
                       <a:fillRect/>
                     </a:stretch>
@@ -907,7 +1306,7 @@
                   <pic:spPr bwMode="auto">
                     <a:xfrm>
                       <a:off x="0" y="0"/>
-                      <a:ext cx="5334000" cy="4000500"/>
+                      <a:ext cx="5334000" cy="4485409"/>
                     </a:xfrm>
                     <a:prstGeom prst="rect">
                       <a:avLst/>
@@ -931,7 +1330,7 @@
         <w:pStyle w:val="ImageCaption"/>
       </w:pPr>
       <w:r>
-        <w:t xml:space="preserve">Interaction Plot for Empathy x judged negotiator control label hidden in H3: Empathy x judged-status moderation. The panels show predicted judgments on the observed -9 to 9 scale with 95% confidence intervals.</w:t>
+        <w:t xml:space="preserve">Interaction Plot for Personal distress x judged negotiator outgroup in H3: Empathy x judged-status moderation. The panels show predicted judgments on the observed -9 to 9 scale with 95% confidence intervals. Abbrev.: Emp = empathy composite; FS / EC / PT / PD = IRI subscales; JN = judged negotiator; CN = counterpart negotiator; V = victim-side player-victim relation in observer models; Vic / Obs = victim / observer subset; In / Out / Ctl = ingroup / outgroup / control label hidden; Acc / Rej = accepted / rejected harmful deal; SES = economic status.</w:t>
       </w:r>
     </w:p>
     <w:p>
@@ -939,7 +1338,7 @@
         <w:pStyle w:val="BodyText"/>
       </w:pPr>
       <w:r>
-        <w:t xml:space="preserve">Personal distress x judged negotiator outgroup is statistically significant in the Tobit model (*, p = 0.016). The figure below shows that the predicted relationship rises most sharply for Empathy: Personal distress when the condition is Judged negotiator outgroup.</w:t>
+        <w:t xml:space="preserve">Empathy x judged negotiator outgroup is statistically significant in the Tobit model (*, p = 0.028). The figure below shows that the predicted relationship rises most sharply for Empathy composite (average) when the condition is JN In.</w:t>
       </w:r>
     </w:p>
     <w:p>
@@ -949,20 +1348,20 @@
       <w:r>
         <w:drawing>
           <wp:inline>
-            <wp:extent cx="5334000" cy="4000500"/>
+            <wp:extent cx="5334000" cy="4485409"/>
             <wp:effectExtent b="0" l="0" r="0" t="0"/>
-            <wp:docPr descr="Interaction Plot for Personal distress x judged negotiator outgroup in H3: Empathy x judged-status moderation. The panels show predicted judgments on the observed -9 to 9 scale with 95% confidence intervals." title="" id="38" name="Picture"/>
+            <wp:docPr descr="Interaction Plot for Empathy x judged negotiator outgroup in H3: Empathy x judged-status moderation. The panels show predicted judgments on the observed -9 to 9 scale with 95% confidence intervals. Abbrev.: Emp = empathy composite; FS / EC / PT / PD = IRI subscales; JN = judged negotiator; CN = counterpart negotiator; V = victim-side player-victim relation in observer models; Vic / Obs = victim / observer subset; In / Out / Ctl = ingroup / outgroup / control label hidden; Acc / Rej = accepted / rejected harmful deal; SES = economic status." title="" id="39" name="Picture"/>
             <a:graphic>
               <a:graphicData uri="http://schemas.openxmlformats.org/drawingml/2006/picture">
                 <pic:pic>
                   <pic:nvPicPr>
-                    <pic:cNvPr descr="../figures/figure_sig_H3_iri_pd_judged_outgroup_h3_personal_distress_x_judged_negotiator_outgroup.png" id="39" name="Picture"/>
+                    <pic:cNvPr descr="../figures/figure_sig_H3_iri_total_judged_outgroup_h3_empathy_x_judged_negotiator_outgroup.png" id="40" name="Picture"/>
                     <pic:cNvPicPr>
                       <a:picLocks noChangeArrowheads="1" noChangeAspect="1"/>
                     </pic:cNvPicPr>
                   </pic:nvPicPr>
                   <pic:blipFill>
-                    <a:blip r:embed="rId37"/>
+                    <a:blip r:embed="rId38"/>
                     <a:stretch>
                       <a:fillRect/>
                     </a:stretch>
@@ -970,7 +1369,7 @@
                   <pic:spPr bwMode="auto">
                     <a:xfrm>
                       <a:off x="0" y="0"/>
-                      <a:ext cx="5334000" cy="4000500"/>
+                      <a:ext cx="5334000" cy="4485409"/>
                     </a:xfrm>
                     <a:prstGeom prst="rect">
                       <a:avLst/>
@@ -994,7 +1393,7 @@
         <w:pStyle w:val="ImageCaption"/>
       </w:pPr>
       <w:r>
-        <w:t xml:space="preserve">Interaction Plot for Personal distress x judged negotiator outgroup in H3: Empathy x judged-status moderation. The panels show predicted judgments on the observed -9 to 9 scale with 95% confidence intervals.</w:t>
+        <w:t xml:space="preserve">Interaction Plot for Empathy x judged negotiator outgroup in H3: Empathy x judged-status moderation. The panels show predicted judgments on the observed -9 to 9 scale with 95% confidence intervals. Abbrev.: Emp = empathy composite; FS / EC / PT / PD = IRI subscales; JN = judged negotiator; CN = counterpart negotiator; V = victim-side player-victim relation in observer models; Vic / Obs = victim / observer subset; In / Out / Ctl = ingroup / outgroup / control label hidden; Acc / Rej = accepted / rejected harmful deal; SES = economic status.</w:t>
       </w:r>
     </w:p>
     <w:p>
@@ -1002,7 +1401,7 @@
         <w:pStyle w:val="BodyText"/>
       </w:pPr>
       <w:r>
-        <w:t xml:space="preserve">Empathic concern x judged negotiator outgroup is statistically significant in the Tobit model (*, p = 0.026). The figure below shows that the predicted relationship falls most sharply for Empathy: Empathic concern when the condition is Judged negotiator outgroup.</w:t>
+        <w:t xml:space="preserve">Empathic concern x judged negotiator outgroup is statistically significant in the Tobit model (+, p = 0.053). The figure below shows that the predicted relationship falls most sharply for Empathy: Empathic concern when the condition is JN Out.</w:t>
       </w:r>
     </w:p>
     <w:p>
@@ -1012,20 +1411,20 @@
       <w:r>
         <w:drawing>
           <wp:inline>
-            <wp:extent cx="5334000" cy="4000500"/>
+            <wp:extent cx="5334000" cy="4485409"/>
             <wp:effectExtent b="0" l="0" r="0" t="0"/>
-            <wp:docPr descr="Interaction Plot for Empathic concern x judged negotiator outgroup in H3: Empathy x judged-status moderation. The panels show predicted judgments on the observed -9 to 9 scale with 95% confidence intervals." title="" id="41" name="Picture"/>
+            <wp:docPr descr="Interaction Plot for Empathic concern x judged negotiator outgroup in H3: Empathy x judged-status moderation. The panels show predicted judgments on the observed -9 to 9 scale with 95% confidence intervals. Abbrev.: Emp = empathy composite; FS / EC / PT / PD = IRI subscales; JN = judged negotiator; CN = counterpart negotiator; V = victim-side player-victim relation in observer models; Vic / Obs = victim / observer subset; In / Out / Ctl = ingroup / outgroup / control label hidden; Acc / Rej = accepted / rejected harmful deal; SES = economic status." title="" id="42" name="Picture"/>
             <a:graphic>
               <a:graphicData uri="http://schemas.openxmlformats.org/drawingml/2006/picture">
                 <pic:pic>
                   <pic:nvPicPr>
-                    <pic:cNvPr descr="../figures/figure_sig_H3_iri_ec_judged_outgroup_h3_empathic_concern_x_judged_negotiator_outgroup.png" id="42" name="Picture"/>
+                    <pic:cNvPr descr="../figures/figure_sig_H3_iri_ec_judged_outgroup_h3_empathic_concern_x_judged_negotiator_outgroup.png" id="43" name="Picture"/>
                     <pic:cNvPicPr>
                       <a:picLocks noChangeArrowheads="1" noChangeAspect="1"/>
                     </pic:cNvPicPr>
                   </pic:nvPicPr>
                   <pic:blipFill>
-                    <a:blip r:embed="rId40"/>
+                    <a:blip r:embed="rId41"/>
                     <a:stretch>
                       <a:fillRect/>
                     </a:stretch>
@@ -1033,7 +1432,7 @@
                   <pic:spPr bwMode="auto">
                     <a:xfrm>
                       <a:off x="0" y="0"/>
-                      <a:ext cx="5334000" cy="4000500"/>
+                      <a:ext cx="5334000" cy="4485409"/>
                     </a:xfrm>
                     <a:prstGeom prst="rect">
                       <a:avLst/>
@@ -1057,15 +1456,88 @@
         <w:pStyle w:val="ImageCaption"/>
       </w:pPr>
       <w:r>
-        <w:t xml:space="preserve">Interaction Plot for Empathic concern x judged negotiator outgroup in H3: Empathy x judged-status moderation. The panels show predicted judgments on the observed -9 to 9 scale with 95% confidence intervals.</w:t>
-      </w:r>
-    </w:p>
-    <w:p>
-      <w:pPr>
-        <w:pStyle w:val="BodyText"/>
-      </w:pPr>
-      <w:r>
-        <w:t xml:space="preserve">Empathy x judged negotiator outgroup is statistically significant in the Tobit model (*, p = 0.050). The figure below shows that the predicted relationship rises most sharply for Empathy composite (average) when the condition is Judged negotiator ingroup.</w:t>
+        <w:t xml:space="preserve">Interaction Plot for Empathic concern x judged negotiator outgroup in H3: Empathy x judged-status moderation. The panels show predicted judgments on the observed -9 to 9 scale with 95% confidence intervals. Abbrev.: Emp = empathy composite; FS / EC / PT / PD = IRI subscales; JN = judged negotiator; CN = counterpart negotiator; V = victim-side player-victim relation in observer models; Vic / Obs = victim / observer subset; In / Out / Ctl = ingroup / outgroup / control label hidden; Acc / Rej = accepted / rejected harmful deal; SES = economic status.</w:t>
+      </w:r>
+    </w:p>
+    <w:bookmarkEnd w:id="44"/>
+    <w:bookmarkEnd w:id="45"/>
+    <w:bookmarkStart w:id="117" w:name="all-significant-predictors-p-.10"/>
+    <w:p>
+      <w:pPr>
+        <w:pStyle w:val="Heading2"/>
+      </w:pPr>
+      <w:r>
+        <w:t xml:space="preserve">All Significant Predictors (p &lt; .10)</w:t>
+      </w:r>
+    </w:p>
+    <w:p>
+      <w:pPr>
+        <w:pStyle w:val="FirstParagraph"/>
+      </w:pPr>
+      <w:r>
+        <w:t xml:space="preserve">The following figures extend beyond the hypothesis-target terms and visualize every predictor that reaches</w:t>
+      </w:r>
+      <w:r>
+        <w:t xml:space="preserve"> </w:t>
+      </w:r>
+      <w:r>
+        <w:rPr>
+          <w:rStyle w:val="VerbatimChar"/>
+        </w:rPr>
+        <w:t xml:space="preserve">p &lt; .10</w:t>
+      </w:r>
+      <w:r>
+        <w:t xml:space="preserve"> </w:t>
+      </w:r>
+      <w:r>
+        <w:t xml:space="preserve">in the available H1-H3 Tobit models. This includes significant controls such as age when they clear the threshold.</w:t>
+      </w:r>
+    </w:p>
+    <w:bookmarkStart w:id="76" w:name="judgments_bystander"/>
+    <w:p>
+      <w:pPr>
+        <w:pStyle w:val="Heading3"/>
+      </w:pPr>
+      <w:r>
+        <w:t xml:space="preserve">judgments_bystander</w:t>
+      </w:r>
+    </w:p>
+    <w:p>
+      <w:pPr>
+        <w:pStyle w:val="FirstParagraph"/>
+      </w:pPr>
+      <w:r>
+        <w:t xml:space="preserve">Negotiator accepted harmful deal is statistically significant in:</w:t>
+      </w:r>
+      <w:r>
+        <w:t xml:space="preserve"> </w:t>
+      </w:r>
+      <w:r>
+        <w:t xml:space="preserve">- H1: Empathy under relational controls Model A (Tobit)</w:t>
+      </w:r>
+      <w:r>
+        <w:t xml:space="preserve"> </w:t>
+      </w:r>
+      <w:r>
+        <w:t xml:space="preserve">- H1: Empathy under relational controls Model B (Tobit)</w:t>
+      </w:r>
+      <w:r>
+        <w:t xml:space="preserve"> </w:t>
+      </w:r>
+      <w:r>
+        <w:t xml:space="preserve">- H3: Empathy x judged-status moderation Model A (Tobit)</w:t>
+      </w:r>
+      <w:r>
+        <w:t xml:space="preserve"> </w:t>
+      </w:r>
+      <w:r>
+        <w:t xml:space="preserve">- H3: Empathy x judged-status moderation Model B (Tobit)</w:t>
+      </w:r>
+      <w:r>
+        <w:t xml:space="preserve"> </w:t>
+      </w:r>
+      <w:r>
+        <w:t xml:space="preserve">The figure below shows that predicted judgment is lower for Acc than for Rej.</w:t>
       </w:r>
     </w:p>
     <w:p>
@@ -1075,20 +1547,20 @@
       <w:r>
         <w:drawing>
           <wp:inline>
-            <wp:extent cx="5334000" cy="4000500"/>
+            <wp:extent cx="5334000" cy="3758045"/>
             <wp:effectExtent b="0" l="0" r="0" t="0"/>
-            <wp:docPr descr="Interaction Plot for Empathy x judged negotiator outgroup in H3: Empathy x judged-status moderation. The panels show predicted judgments on the observed -9 to 9 scale with 95% confidence intervals." title="" id="44" name="Picture"/>
+            <wp:docPr descr="Grouped Prediction Plot for Negotiator accepted harmful deal in the judgments_bystander. The panels show predicted judgments on the observed -9 to 9 scale with 95% confidence intervals. Abbrev.: Emp = empathy composite; FS / EC / PT / PD = IRI subscales; JN = judged negotiator; CN = counterpart negotiator; V = victim-side player-victim relation in observer models; Vic / Obs = victim / observer subset; In / Out / Ctl = ingroup / outgroup / control label hidden; Acc / Rej = accepted / rejected harmful deal; SES = economic status." title="" id="47" name="Picture"/>
             <a:graphic>
               <a:graphicData uri="http://schemas.openxmlformats.org/drawingml/2006/picture">
                 <pic:pic>
                   <pic:nvPicPr>
-                    <pic:cNvPr descr="../figures/figure_sig_H3_iri_total_judged_outgroup_h3_empathy_x_judged_negotiator_outgroup.png" id="45" name="Picture"/>
+                    <pic:cNvPr descr="../figures/figure_sig_all_judgments_bystander_decision_accept_judgments_bystander_negotiator_accepted_harmful_deal.png" id="48" name="Picture"/>
                     <pic:cNvPicPr>
                       <a:picLocks noChangeArrowheads="1" noChangeAspect="1"/>
                     </pic:cNvPicPr>
                   </pic:nvPicPr>
                   <pic:blipFill>
-                    <a:blip r:embed="rId43"/>
+                    <a:blip r:embed="rId46"/>
                     <a:stretch>
                       <a:fillRect/>
                     </a:stretch>
@@ -1096,7 +1568,7 @@
                   <pic:spPr bwMode="auto">
                     <a:xfrm>
                       <a:off x="0" y="0"/>
-                      <a:ext cx="5334000" cy="4000500"/>
+                      <a:ext cx="5334000" cy="3758045"/>
                     </a:xfrm>
                     <a:prstGeom prst="rect">
                       <a:avLst/>
@@ -1120,70 +1592,27 @@
         <w:pStyle w:val="ImageCaption"/>
       </w:pPr>
       <w:r>
-        <w:t xml:space="preserve">Interaction Plot for Empathy x judged negotiator outgroup in H3: Empathy x judged-status moderation. The panels show predicted judgments on the observed -9 to 9 scale with 95% confidence intervals.</w:t>
-      </w:r>
-    </w:p>
-    <w:bookmarkEnd w:id="46"/>
-    <w:bookmarkEnd w:id="47"/>
-    <w:bookmarkStart w:id="140" w:name="all-significant-predictors-p-.10"/>
-    <w:p>
-      <w:pPr>
-        <w:pStyle w:val="Heading2"/>
-      </w:pPr>
-      <w:r>
-        <w:t xml:space="preserve">All Significant Predictors (p &lt; .10)</w:t>
-      </w:r>
-    </w:p>
-    <w:p>
-      <w:pPr>
-        <w:pStyle w:val="FirstParagraph"/>
-      </w:pPr>
-      <w:r>
-        <w:t xml:space="preserve">The following figures extend beyond the hypothesis-target terms and visualize every predictor that reaches</w:t>
-      </w:r>
-      <w:r>
-        <w:t xml:space="preserve"> </w:t>
-      </w:r>
-      <w:r>
-        <w:rPr>
-          <w:rStyle w:val="VerbatimChar"/>
-        </w:rPr>
-        <w:t xml:space="preserve">p &lt; .10</w:t>
-      </w:r>
-      <w:r>
-        <w:t xml:space="preserve"> </w:t>
-      </w:r>
-      <w:r>
-        <w:t xml:space="preserve">in the available H1-H3 Tobit models. This includes significant controls such as age when they clear the threshold.</w:t>
-      </w:r>
-    </w:p>
-    <w:bookmarkStart w:id="96" w:name="judgments_bystander"/>
-    <w:p>
-      <w:pPr>
-        <w:pStyle w:val="Heading3"/>
-      </w:pPr>
-      <w:r>
-        <w:t xml:space="preserve">judgments_bystander</w:t>
-      </w:r>
-    </w:p>
-    <w:p>
-      <w:pPr>
-        <w:pStyle w:val="FirstParagraph"/>
-      </w:pPr>
-      <w:r>
-        <w:t xml:space="preserve">Negotiator accepted harmful deal is statistically significant in:</w:t>
-      </w:r>
-      <w:r>
-        <w:t xml:space="preserve"> </w:t>
-      </w:r>
-      <w:r>
-        <w:t xml:space="preserve">- H1: Empathy under relational controls Model A (Tobit)</w:t>
-      </w:r>
-      <w:r>
-        <w:t xml:space="preserve"> </w:t>
-      </w:r>
-      <w:r>
-        <w:t xml:space="preserve">- H1: Empathy under relational controls Model B (Tobit)</w:t>
+        <w:t xml:space="preserve">Grouped Prediction Plot for Negotiator accepted harmful deal in the judgments_bystander. The panels show predicted judgments on the observed -9 to 9 scale with 95% confidence intervals. Abbrev.: Emp = empathy composite; FS / EC / PT / PD = IRI subscales; JN = judged negotiator; CN = counterpart negotiator; V = victim-side player-victim relation in observer models; Vic / Obs = victim / observer subset; In / Out / Ctl = ingroup / outgroup / control label hidden; Acc / Rej = accepted / rejected harmful deal; SES = economic status.</w:t>
+      </w:r>
+    </w:p>
+    <w:p>
+      <w:pPr>
+        <w:pStyle w:val="BodyText"/>
+      </w:pPr>
+      <w:r>
+        <w:t xml:space="preserve">Age is statistically significant in:</w:t>
+      </w:r>
+      <w:r>
+        <w:t xml:space="preserve"> </w:t>
+      </w:r>
+      <w:r>
+        <w:t xml:space="preserve">- H2: Negotiator-side relational structure Model B (Tobit)</w:t>
+      </w:r>
+      <w:r>
+        <w:t xml:space="preserve"> </w:t>
+      </w:r>
+      <w:r>
+        <w:t xml:space="preserve">- H2: Negotiator-side relational structure Model A (Tobit)</w:t>
       </w:r>
       <w:r>
         <w:t xml:space="preserve"> </w:t>
@@ -1195,13 +1624,7 @@
         <w:t xml:space="preserve"> </w:t>
       </w:r>
       <w:r>
-        <w:t xml:space="preserve">- H3: Empathy x judged-status moderation Model A (Tobit)</w:t>
-      </w:r>
-      <w:r>
-        <w:t xml:space="preserve"> </w:t>
-      </w:r>
-      <w:r>
-        <w:t xml:space="preserve">The figure below shows that predicted judgment is lower for Accept harmful deal than for Reject harmful deal.</w:t>
+        <w:t xml:space="preserve">The figure below shows that across the observed range, higher Age corresponds to higher predicted judgment.</w:t>
       </w:r>
     </w:p>
     <w:p>
@@ -1211,20 +1634,20 @@
       <w:r>
         <w:drawing>
           <wp:inline>
-            <wp:extent cx="5334000" cy="4000500"/>
+            <wp:extent cx="5334000" cy="3758045"/>
             <wp:effectExtent b="0" l="0" r="0" t="0"/>
-            <wp:docPr descr="Grouped Prediction Plot for Negotiator accepted harmful deal in the judgments_bystander. The panels show predicted judgments on the observed -9 to 9 scale with 95% confidence intervals." title="" id="49" name="Picture"/>
+            <wp:docPr descr="Effect Plot for Age in the judgments_bystander. The panels show predicted judgments on the observed -9 to 9 scale with 95% confidence intervals. Abbrev.: Emp = empathy composite; FS / EC / PT / PD = IRI subscales; JN = judged negotiator; CN = counterpart negotiator; V = victim-side player-victim relation in observer models; Vic / Obs = victim / observer subset; In / Out / Ctl = ingroup / outgroup / control label hidden; Acc / Rej = accepted / rejected harmful deal; SES = economic status." title="" id="50" name="Picture"/>
             <a:graphic>
               <a:graphicData uri="http://schemas.openxmlformats.org/drawingml/2006/picture">
                 <pic:pic>
                   <pic:nvPicPr>
-                    <pic:cNvPr descr="../figures/figure_sig_all_judgments_bystander_decision_accept_judgments_bystander_negotiator_accepted_harmful_deal.png" id="50" name="Picture"/>
+                    <pic:cNvPr descr="../figures/figure_sig_all_judgments_bystander_age_judgments_bystander_age.png" id="51" name="Picture"/>
                     <pic:cNvPicPr>
                       <a:picLocks noChangeArrowheads="1" noChangeAspect="1"/>
                     </pic:cNvPicPr>
                   </pic:nvPicPr>
                   <pic:blipFill>
-                    <a:blip r:embed="rId48"/>
+                    <a:blip r:embed="rId49"/>
                     <a:stretch>
                       <a:fillRect/>
                     </a:stretch>
@@ -1232,7 +1655,7 @@
                   <pic:spPr bwMode="auto">
                     <a:xfrm>
                       <a:off x="0" y="0"/>
-                      <a:ext cx="5334000" cy="4000500"/>
+                      <a:ext cx="5334000" cy="3758045"/>
                     </a:xfrm>
                     <a:prstGeom prst="rect">
                       <a:avLst/>
@@ -1256,7 +1679,7 @@
         <w:pStyle w:val="ImageCaption"/>
       </w:pPr>
       <w:r>
-        <w:t xml:space="preserve">Grouped Prediction Plot for Negotiator accepted harmful deal in the judgments_bystander. The panels show predicted judgments on the observed -9 to 9 scale with 95% confidence intervals.</w:t>
+        <w:t xml:space="preserve">Effect Plot for Age in the judgments_bystander. The panels show predicted judgments on the observed -9 to 9 scale with 95% confidence intervals. Abbrev.: Emp = empathy composite; FS / EC / PT / PD = IRI subscales; JN = judged negotiator; CN = counterpart negotiator; V = victim-side player-victim relation in observer models; Vic / Obs = victim / observer subset; In / Out / Ctl = ingroup / outgroup / control label hidden; Acc / Rej = accepted / rejected harmful deal; SES = economic status.</w:t>
       </w:r>
     </w:p>
     <w:p>
@@ -1264,19 +1687,25 @@
         <w:pStyle w:val="BodyText"/>
       </w:pPr>
       <w:r>
-        <w:t xml:space="preserve">Empathy x judged negotiator control label hidden is statistically significant in:</w:t>
-      </w:r>
-      <w:r>
-        <w:t xml:space="preserve"> </w:t>
-      </w:r>
-      <w:r>
-        <w:t xml:space="preserve">- H3: Empathy x judged-status moderation Model A (Tobit)</w:t>
-      </w:r>
-      <w:r>
-        <w:t xml:space="preserve"> </w:t>
-      </w:r>
-      <w:r>
-        <w:t xml:space="preserve">The figure below shows that the predicted relationship rises most sharply for Empathy composite (average) when the condition is Judged negotiator control label hidden.</w:t>
+        <w:t xml:space="preserve">Empathy: Empathic concern is statistically significant in:</w:t>
+      </w:r>
+      <w:r>
+        <w:t xml:space="preserve"> </w:t>
+      </w:r>
+      <w:r>
+        <w:t xml:space="preserve">- H2: Negotiator-side relational structure Model B (Tobit)</w:t>
+      </w:r>
+      <w:r>
+        <w:t xml:space="preserve"> </w:t>
+      </w:r>
+      <w:r>
+        <w:t xml:space="preserve">- H1: Empathy under relational controls Model B (Tobit)</w:t>
+      </w:r>
+      <w:r>
+        <w:t xml:space="preserve"> </w:t>
+      </w:r>
+      <w:r>
+        <w:t xml:space="preserve">The figure below shows that across the observed range, higher Empathy: Empathic concern corresponds to lower predicted judgment.</w:t>
       </w:r>
     </w:p>
     <w:p>
@@ -1286,20 +1715,20 @@
       <w:r>
         <w:drawing>
           <wp:inline>
-            <wp:extent cx="5334000" cy="4000500"/>
+            <wp:extent cx="5334000" cy="3758045"/>
             <wp:effectExtent b="0" l="0" r="0" t="0"/>
-            <wp:docPr descr="Interaction Plot for Empathy x judged negotiator control label hidden in the judgments_bystander. The panels show predicted judgments on the observed -9 to 9 scale with 95% confidence intervals." title="" id="52" name="Picture"/>
+            <wp:docPr descr="Effect Plot for Empathy: Empathic concern in the judgments_bystander. The panels show predicted judgments on the observed -9 to 9 scale with 95% confidence intervals. Abbrev.: Emp = empathy composite; FS / EC / PT / PD = IRI subscales; JN = judged negotiator; CN = counterpart negotiator; V = victim-side player-victim relation in observer models; Vic / Obs = victim / observer subset; In / Out / Ctl = ingroup / outgroup / control label hidden; Acc / Rej = accepted / rejected harmful deal; SES = economic status." title="" id="53" name="Picture"/>
             <a:graphic>
               <a:graphicData uri="http://schemas.openxmlformats.org/drawingml/2006/picture">
                 <pic:pic>
                   <pic:nvPicPr>
-                    <pic:cNvPr descr="../figures/figure_sig_all_judgments_bystander_iri_total_judged_control_judgments_bystander_empathy_x_judged_negotiator_control_label_hidden.png" id="53" name="Picture"/>
+                    <pic:cNvPr descr="../figures/figure_sig_all_judgments_bystander_iri_ec_judgments_bystander_empathy_empathic_concern.png" id="54" name="Picture"/>
                     <pic:cNvPicPr>
                       <a:picLocks noChangeArrowheads="1" noChangeAspect="1"/>
                     </pic:cNvPicPr>
                   </pic:nvPicPr>
                   <pic:blipFill>
-                    <a:blip r:embed="rId51"/>
+                    <a:blip r:embed="rId52"/>
                     <a:stretch>
                       <a:fillRect/>
                     </a:stretch>
@@ -1307,7 +1736,7 @@
                   <pic:spPr bwMode="auto">
                     <a:xfrm>
                       <a:off x="0" y="0"/>
-                      <a:ext cx="5334000" cy="4000500"/>
+                      <a:ext cx="5334000" cy="3758045"/>
                     </a:xfrm>
                     <a:prstGeom prst="rect">
                       <a:avLst/>
@@ -1331,7 +1760,7 @@
         <w:pStyle w:val="ImageCaption"/>
       </w:pPr>
       <w:r>
-        <w:t xml:space="preserve">Interaction Plot for Empathy x judged negotiator control label hidden in the judgments_bystander. The panels show predicted judgments on the observed -9 to 9 scale with 95% confidence intervals.</w:t>
+        <w:t xml:space="preserve">Effect Plot for Empathy: Empathic concern in the judgments_bystander. The panels show predicted judgments on the observed -9 to 9 scale with 95% confidence intervals. Abbrev.: Emp = empathy composite; FS / EC / PT / PD = IRI subscales; JN = judged negotiator; CN = counterpart negotiator; V = victim-side player-victim relation in observer models; Vic / Obs = victim / observer subset; In / Out / Ctl = ingroup / outgroup / control label hidden; Acc / Rej = accepted / rejected harmful deal; SES = economic status.</w:t>
       </w:r>
     </w:p>
     <w:p>
@@ -1339,25 +1768,7 @@
         <w:pStyle w:val="BodyText"/>
       </w:pPr>
       <w:r>
-        <w:t xml:space="preserve">Socioeconomic status is statistically significant in:</w:t>
-      </w:r>
-      <w:r>
-        <w:t xml:space="preserve"> </w:t>
-      </w:r>
-      <w:r>
-        <w:t xml:space="preserve">- H2: Negotiator-side relational structure Model A (Tobit)</w:t>
-      </w:r>
-      <w:r>
-        <w:t xml:space="preserve"> </w:t>
-      </w:r>
-      <w:r>
-        <w:t xml:space="preserve">- H2: Negotiator-side relational structure Model B (Tobit)</w:t>
-      </w:r>
-      <w:r>
-        <w:t xml:space="preserve"> </w:t>
-      </w:r>
-      <w:r>
-        <w:t xml:space="preserve">- H1: Empathy under relational controls Model A (Tobit)</w:t>
+        <w:t xml:space="preserve">Judged negotiator control label hidden (ref = ingroup) is statistically significant in:</w:t>
       </w:r>
       <w:r>
         <w:t xml:space="preserve"> </w:t>
@@ -1369,13 +1780,13 @@
         <w:t xml:space="preserve"> </w:t>
       </w:r>
       <w:r>
-        <w:t xml:space="preserve">- H1: Empathy under relational controls Model B (Tobit)</w:t>
-      </w:r>
-      <w:r>
-        <w:t xml:space="preserve"> </w:t>
-      </w:r>
-      <w:r>
-        <w:t xml:space="preserve">The figure below shows that predicted judgment is higher for Socioeconomic status 5 than for Socioeconomic status 0.</w:t>
+        <w:t xml:space="preserve">- H3: Empathy x judged-status moderation Model B (Tobit)</w:t>
+      </w:r>
+      <w:r>
+        <w:t xml:space="preserve"> </w:t>
+      </w:r>
+      <w:r>
+        <w:t xml:space="preserve">The figure below shows that predicted judgment is lower for JN Ctl than for JN In.</w:t>
       </w:r>
     </w:p>
     <w:p>
@@ -1385,20 +1796,20 @@
       <w:r>
         <w:drawing>
           <wp:inline>
-            <wp:extent cx="5334000" cy="4000500"/>
+            <wp:extent cx="5334000" cy="3758045"/>
             <wp:effectExtent b="0" l="0" r="0" t="0"/>
-            <wp:docPr descr="Grouped Prediction Plot for Socioeconomic status in the judgments_bystander. The panels show predicted judgments on the observed -9 to 9 scale with 95% confidence intervals." title="" id="55" name="Picture"/>
+            <wp:docPr descr="Grouped Prediction Plot for Judged negotiator control label hidden (ref = ingroup) in the judgments_bystander. The panels show predicted judgments on the observed -9 to 9 scale with 95% confidence intervals. Abbrev.: Emp = empathy composite; FS / EC / PT / PD = IRI subscales; JN = judged negotiator; CN = counterpart negotiator; V = victim-side player-victim relation in observer models; Vic / Obs = victim / observer subset; In / Out / Ctl = ingroup / outgroup / control label hidden; Acc / Rej = accepted / rejected harmful deal; SES = economic status." title="" id="56" name="Picture"/>
             <a:graphic>
               <a:graphicData uri="http://schemas.openxmlformats.org/drawingml/2006/picture">
                 <pic:pic>
                   <pic:nvPicPr>
-                    <pic:cNvPr descr="../figures/figure_sig_all_judgments_bystander_economic_status_judgments_bystander_socioeconomic_status.png" id="56" name="Picture"/>
+                    <pic:cNvPr descr="../figures/figure_sig_all_judgments_bystander_judged_control_judgments_bystander_judged_negotiator_control_label_hidden_ref_ingroup.png" id="57" name="Picture"/>
                     <pic:cNvPicPr>
                       <a:picLocks noChangeArrowheads="1" noChangeAspect="1"/>
                     </pic:cNvPicPr>
                   </pic:nvPicPr>
                   <pic:blipFill>
-                    <a:blip r:embed="rId54"/>
+                    <a:blip r:embed="rId55"/>
                     <a:stretch>
                       <a:fillRect/>
                     </a:stretch>
@@ -1406,7 +1817,7 @@
                   <pic:spPr bwMode="auto">
                     <a:xfrm>
                       <a:off x="0" y="0"/>
-                      <a:ext cx="5334000" cy="4000500"/>
+                      <a:ext cx="5334000" cy="3758045"/>
                     </a:xfrm>
                     <a:prstGeom prst="rect">
                       <a:avLst/>
@@ -1430,7 +1841,7 @@
         <w:pStyle w:val="ImageCaption"/>
       </w:pPr>
       <w:r>
-        <w:t xml:space="preserve">Grouped Prediction Plot for Socioeconomic status in the judgments_bystander. The panels show predicted judgments on the observed -9 to 9 scale with 95% confidence intervals.</w:t>
+        <w:t xml:space="preserve">Grouped Prediction Plot for Judged negotiator control label hidden (ref = ingroup) in the judgments_bystander. The panels show predicted judgments on the observed -9 to 9 scale with 95% confidence intervals. Abbrev.: Emp = empathy composite; FS / EC / PT / PD = IRI subscales; JN = judged negotiator; CN = counterpart negotiator; V = victim-side player-victim relation in observer models; Vic / Obs = victim / observer subset; In / Out / Ctl = ingroup / outgroup / control label hidden; Acc / Rej = accepted / rejected harmful deal; SES = economic status.</w:t>
       </w:r>
     </w:p>
     <w:p>
@@ -1438,25 +1849,25 @@
         <w:pStyle w:val="BodyText"/>
       </w:pPr>
       <w:r>
-        <w:t xml:space="preserve">Judged negotiator control label hidden (ref = ingroup) is statistically significant in:</w:t>
-      </w:r>
-      <w:r>
-        <w:t xml:space="preserve"> </w:t>
-      </w:r>
-      <w:r>
-        <w:t xml:space="preserve">- H3: Empathy x judged-status moderation Model A (Tobit)</w:t>
-      </w:r>
-      <w:r>
-        <w:t xml:space="preserve"> </w:t>
-      </w:r>
-      <w:r>
-        <w:t xml:space="preserve">- H3: Empathy x judged-status moderation Model B (Tobit)</w:t>
-      </w:r>
-      <w:r>
-        <w:t xml:space="preserve"> </w:t>
-      </w:r>
-      <w:r>
-        <w:t xml:space="preserve">The figure below shows that predicted judgment is higher for Judged negotiator control label hidden than for Judged negotiator ingroup.</w:t>
+        <w:t xml:space="preserve">Empathy: Personal distress is statistically significant in:</w:t>
+      </w:r>
+      <w:r>
+        <w:t xml:space="preserve"> </w:t>
+      </w:r>
+      <w:r>
+        <w:t xml:space="preserve">- H2: Negotiator-side relational structure Model B (Tobit)</w:t>
+      </w:r>
+      <w:r>
+        <w:t xml:space="preserve"> </w:t>
+      </w:r>
+      <w:r>
+        <w:t xml:space="preserve">- H1: Empathy under relational controls Model B (Tobit)</w:t>
+      </w:r>
+      <w:r>
+        <w:t xml:space="preserve"> </w:t>
+      </w:r>
+      <w:r>
+        <w:t xml:space="preserve">The figure below shows that across the observed range, higher Empathy: Personal distress corresponds to higher predicted judgment.</w:t>
       </w:r>
     </w:p>
     <w:p>
@@ -1466,20 +1877,20 @@
       <w:r>
         <w:drawing>
           <wp:inline>
-            <wp:extent cx="5334000" cy="4000500"/>
+            <wp:extent cx="5334000" cy="3758045"/>
             <wp:effectExtent b="0" l="0" r="0" t="0"/>
-            <wp:docPr descr="Grouped Prediction Plot for Judged negotiator control label hidden (ref = ingroup) in the judgments_bystander. The panels show predicted judgments on the observed -9 to 9 scale with 95% confidence intervals." title="" id="58" name="Picture"/>
+            <wp:docPr descr="Effect Plot for Empathy: Personal distress in the judgments_bystander. The panels show predicted judgments on the observed -9 to 9 scale with 95% confidence intervals. Abbrev.: Emp = empathy composite; FS / EC / PT / PD = IRI subscales; JN = judged negotiator; CN = counterpart negotiator; V = victim-side player-victim relation in observer models; Vic / Obs = victim / observer subset; In / Out / Ctl = ingroup / outgroup / control label hidden; Acc / Rej = accepted / rejected harmful deal; SES = economic status." title="" id="59" name="Picture"/>
             <a:graphic>
               <a:graphicData uri="http://schemas.openxmlformats.org/drawingml/2006/picture">
                 <pic:pic>
                   <pic:nvPicPr>
-                    <pic:cNvPr descr="../figures/figure_sig_all_judgments_bystander_judged_control_judgments_bystander_judged_negotiator_control_label_hidden_ref_ingroup.png" id="59" name="Picture"/>
+                    <pic:cNvPr descr="../figures/figure_sig_all_judgments_bystander_iri_pd_judgments_bystander_empathy_personal_distress.png" id="60" name="Picture"/>
                     <pic:cNvPicPr>
                       <a:picLocks noChangeArrowheads="1" noChangeAspect="1"/>
                     </pic:cNvPicPr>
                   </pic:nvPicPr>
                   <pic:blipFill>
-                    <a:blip r:embed="rId57"/>
+                    <a:blip r:embed="rId58"/>
                     <a:stretch>
                       <a:fillRect/>
                     </a:stretch>
@@ -1487,7 +1898,7 @@
                   <pic:spPr bwMode="auto">
                     <a:xfrm>
                       <a:off x="0" y="0"/>
-                      <a:ext cx="5334000" cy="4000500"/>
+                      <a:ext cx="5334000" cy="3758045"/>
                     </a:xfrm>
                     <a:prstGeom prst="rect">
                       <a:avLst/>
@@ -1511,7 +1922,7 @@
         <w:pStyle w:val="ImageCaption"/>
       </w:pPr>
       <w:r>
-        <w:t xml:space="preserve">Grouped Prediction Plot for Judged negotiator control label hidden (ref = ingroup) in the judgments_bystander. The panels show predicted judgments on the observed -9 to 9 scale with 95% confidence intervals.</w:t>
+        <w:t xml:space="preserve">Effect Plot for Empathy: Personal distress in the judgments_bystander. The panels show predicted judgments on the observed -9 to 9 scale with 95% confidence intervals. Abbrev.: Emp = empathy composite; FS / EC / PT / PD = IRI subscales; JN = judged negotiator; CN = counterpart negotiator; V = victim-side player-victim relation in observer models; Vic / Obs = victim / observer subset; In / Out / Ctl = ingroup / outgroup / control label hidden; Acc / Rej = accepted / rejected harmful deal; SES = economic status.</w:t>
       </w:r>
     </w:p>
     <w:p>
@@ -1519,19 +1930,19 @@
         <w:pStyle w:val="BodyText"/>
       </w:pPr>
       <w:r>
-        <w:t xml:space="preserve">Personal distress x judged negotiator outgroup is statistically significant in:</w:t>
-      </w:r>
-      <w:r>
-        <w:t xml:space="preserve"> </w:t>
-      </w:r>
-      <w:r>
-        <w:t xml:space="preserve">- H3: Empathy x judged-status moderation Model B (Tobit)</w:t>
-      </w:r>
-      <w:r>
-        <w:t xml:space="preserve"> </w:t>
-      </w:r>
-      <w:r>
-        <w:t xml:space="preserve">The figure below shows that the predicted relationship rises most sharply for Empathy: Personal distress when the condition is Judged negotiator outgroup.</w:t>
+        <w:t xml:space="preserve">Empathy x judged negotiator control label hidden is statistically significant in:</w:t>
+      </w:r>
+      <w:r>
+        <w:t xml:space="preserve"> </w:t>
+      </w:r>
+      <w:r>
+        <w:t xml:space="preserve">- H3: Empathy x judged-status moderation Model A (Tobit)</w:t>
+      </w:r>
+      <w:r>
+        <w:t xml:space="preserve"> </w:t>
+      </w:r>
+      <w:r>
+        <w:t xml:space="preserve">The figure below shows that the predicted relationship rises most sharply for Empathy composite (average) when the condition is JN Ctl.</w:t>
       </w:r>
     </w:p>
     <w:p>
@@ -1541,20 +1952,20 @@
       <w:r>
         <w:drawing>
           <wp:inline>
-            <wp:extent cx="5334000" cy="4000500"/>
+            <wp:extent cx="5334000" cy="4485409"/>
             <wp:effectExtent b="0" l="0" r="0" t="0"/>
-            <wp:docPr descr="Interaction Plot for Personal distress x judged negotiator outgroup in the judgments_bystander. The panels show predicted judgments on the observed -9 to 9 scale with 95% confidence intervals." title="" id="61" name="Picture"/>
+            <wp:docPr descr="Interaction Plot for Empathy x judged negotiator control label hidden in the judgments_bystander. The panels show predicted judgments on the observed -9 to 9 scale with 95% confidence intervals. Abbrev.: Emp = empathy composite; FS / EC / PT / PD = IRI subscales; JN = judged negotiator; CN = counterpart negotiator; V = victim-side player-victim relation in observer models; Vic / Obs = victim / observer subset; In / Out / Ctl = ingroup / outgroup / control label hidden; Acc / Rej = accepted / rejected harmful deal; SES = economic status." title="" id="62" name="Picture"/>
             <a:graphic>
               <a:graphicData uri="http://schemas.openxmlformats.org/drawingml/2006/picture">
                 <pic:pic>
                   <pic:nvPicPr>
-                    <pic:cNvPr descr="../figures/figure_sig_all_judgments_bystander_iri_pd_judged_outgroup_judgments_bystander_personal_distress_x_judged_negotiator_outgroup.png" id="62" name="Picture"/>
+                    <pic:cNvPr descr="../figures/figure_sig_all_judgments_bystander_iri_total_judged_control_judgments_bystander_empathy_x_judged_negotiator_control_label_hidden.png" id="63" name="Picture"/>
                     <pic:cNvPicPr>
                       <a:picLocks noChangeArrowheads="1" noChangeAspect="1"/>
                     </pic:cNvPicPr>
                   </pic:nvPicPr>
                   <pic:blipFill>
-                    <a:blip r:embed="rId60"/>
+                    <a:blip r:embed="rId61"/>
                     <a:stretch>
                       <a:fillRect/>
                     </a:stretch>
@@ -1562,7 +1973,7 @@
                   <pic:spPr bwMode="auto">
                     <a:xfrm>
                       <a:off x="0" y="0"/>
-                      <a:ext cx="5334000" cy="4000500"/>
+                      <a:ext cx="5334000" cy="4485409"/>
                     </a:xfrm>
                     <a:prstGeom prst="rect">
                       <a:avLst/>
@@ -1586,7 +1997,7 @@
         <w:pStyle w:val="ImageCaption"/>
       </w:pPr>
       <w:r>
-        <w:t xml:space="preserve">Interaction Plot for Personal distress x judged negotiator outgroup in the judgments_bystander. The panels show predicted judgments on the observed -9 to 9 scale with 95% confidence intervals.</w:t>
+        <w:t xml:space="preserve">Interaction Plot for Empathy x judged negotiator control label hidden in the judgments_bystander. The panels show predicted judgments on the observed -9 to 9 scale with 95% confidence intervals. Abbrev.: Emp = empathy composite; FS / EC / PT / PD = IRI subscales; JN = judged negotiator; CN = counterpart negotiator; V = victim-side player-victim relation in observer models; Vic / Obs = victim / observer subset; In / Out / Ctl = ingroup / outgroup / control label hidden; Acc / Rej = accepted / rejected harmful deal; SES = economic status.</w:t>
       </w:r>
     </w:p>
     <w:p>
@@ -1600,13 +2011,19 @@
         <w:t xml:space="preserve"> </w:t>
       </w:r>
       <w:r>
+        <w:t xml:space="preserve">- H3: Empathy x judged-status moderation Model A (Tobit)</w:t>
+      </w:r>
+      <w:r>
+        <w:t xml:space="preserve"> </w:t>
+      </w:r>
+      <w:r>
         <w:t xml:space="preserve">- H1: Empathy under relational controls Model A (Tobit)</w:t>
       </w:r>
       <w:r>
         <w:t xml:space="preserve"> </w:t>
       </w:r>
       <w:r>
-        <w:t xml:space="preserve">- H3: Empathy x judged-status moderation Model A (Tobit)</w:t>
+        <w:t xml:space="preserve">- H3: Empathy x judged-status moderation Model B (Tobit)</w:t>
       </w:r>
       <w:r>
         <w:t xml:space="preserve"> </w:t>
@@ -1618,19 +2035,19 @@
         <w:t xml:space="preserve"> </w:t>
       </w:r>
       <w:r>
-        <w:t xml:space="preserve">- H3: Empathy x judged-status moderation Model B (Tobit)</w:t>
-      </w:r>
-      <w:r>
-        <w:t xml:space="preserve"> </w:t>
-      </w:r>
-      <w:r>
         <w:t xml:space="preserve">- H2: Negotiator-side relational structure Model A (Tobit)</w:t>
       </w:r>
       <w:r>
         <w:t xml:space="preserve"> </w:t>
       </w:r>
       <w:r>
-        <w:t xml:space="preserve">The figure below shows that predicted judgment is higher for Engineering participant than for Humanities participant.</w:t>
+        <w:t xml:space="preserve">- H2: Negotiator-side relational structure Model B (Tobit)</w:t>
+      </w:r>
+      <w:r>
+        <w:t xml:space="preserve"> </w:t>
+      </w:r>
+      <w:r>
+        <w:t xml:space="preserve">The figure below shows that predicted judgment is higher for Eng part. than for Hum part..</w:t>
       </w:r>
     </w:p>
     <w:p>
@@ -1640,20 +2057,20 @@
       <w:r>
         <w:drawing>
           <wp:inline>
-            <wp:extent cx="5334000" cy="4000500"/>
+            <wp:extent cx="5334000" cy="3758045"/>
             <wp:effectExtent b="0" l="0" r="0" t="0"/>
-            <wp:docPr descr="Grouped Prediction Plot for Engineering participant (ref = humanities) in the judgments_bystander. The panels show predicted judgments on the observed -9 to 9 scale with 95% confidence intervals." title="" id="64" name="Picture"/>
+            <wp:docPr descr="Grouped Prediction Plot for Engineering participant (ref = humanities) in the judgments_bystander. The panels show predicted judgments on the observed -9 to 9 scale with 95% confidence intervals. Abbrev.: Emp = empathy composite; FS / EC / PT / PD = IRI subscales; JN = judged negotiator; CN = counterpart negotiator; V = victim-side player-victim relation in observer models; Vic / Obs = victim / observer subset; In / Out / Ctl = ingroup / outgroup / control label hidden; Acc / Rej = accepted / rejected harmful deal; SES = economic status." title="" id="65" name="Picture"/>
             <a:graphic>
               <a:graphicData uri="http://schemas.openxmlformats.org/drawingml/2006/picture">
                 <pic:pic>
                   <pic:nvPicPr>
-                    <pic:cNvPr descr="../figures/figure_sig_all_judgments_bystander_participant_engineering_judgments_bystander_engineering_participant_ref_humanities.png" id="65" name="Picture"/>
+                    <pic:cNvPr descr="../figures/figure_sig_all_judgments_bystander_participant_engineering_judgments_bystander_engineering_participant_ref_humanities.png" id="66" name="Picture"/>
                     <pic:cNvPicPr>
                       <a:picLocks noChangeArrowheads="1" noChangeAspect="1"/>
                     </pic:cNvPicPr>
                   </pic:nvPicPr>
                   <pic:blipFill>
-                    <a:blip r:embed="rId63"/>
+                    <a:blip r:embed="rId64"/>
                     <a:stretch>
                       <a:fillRect/>
                     </a:stretch>
@@ -1661,7 +2078,7 @@
                   <pic:spPr bwMode="auto">
                     <a:xfrm>
                       <a:off x="0" y="0"/>
-                      <a:ext cx="5334000" cy="4000500"/>
+                      <a:ext cx="5334000" cy="3758045"/>
                     </a:xfrm>
                     <a:prstGeom prst="rect">
                       <a:avLst/>
@@ -1685,7 +2102,7 @@
         <w:pStyle w:val="ImageCaption"/>
       </w:pPr>
       <w:r>
-        <w:t xml:space="preserve">Grouped Prediction Plot for Engineering participant (ref = humanities) in the judgments_bystander. The panels show predicted judgments on the observed -9 to 9 scale with 95% confidence intervals.</w:t>
+        <w:t xml:space="preserve">Grouped Prediction Plot for Engineering participant (ref = humanities) in the judgments_bystander. The panels show predicted judgments on the observed -9 to 9 scale with 95% confidence intervals. Abbrev.: Emp = empathy composite; FS / EC / PT / PD = IRI subscales; JN = judged negotiator; CN = counterpart negotiator; V = victim-side player-victim relation in observer models; Vic / Obs = victim / observer subset; In / Out / Ctl = ingroup / outgroup / control label hidden; Acc / Rej = accepted / rejected harmful deal; SES = economic status.</w:t>
       </w:r>
     </w:p>
     <w:p>
@@ -1693,19 +2110,7 @@
         <w:pStyle w:val="BodyText"/>
       </w:pPr>
       <w:r>
-        <w:t xml:space="preserve">Counterpart negotiator control label hidden (ref = ingroup) is statistically significant in:</w:t>
-      </w:r>
-      <w:r>
-        <w:t xml:space="preserve"> </w:t>
-      </w:r>
-      <w:r>
-        <w:t xml:space="preserve">- H1: Empathy under relational controls Model B (Tobit)</w:t>
-      </w:r>
-      <w:r>
-        <w:t xml:space="preserve"> </w:t>
-      </w:r>
-      <w:r>
-        <w:t xml:space="preserve">- H1: Empathy under relational controls Model A (Tobit)</w:t>
+        <w:t xml:space="preserve">Personal distress x judged negotiator outgroup is statistically significant in:</w:t>
       </w:r>
       <w:r>
         <w:t xml:space="preserve"> </w:t>
@@ -1717,13 +2122,7 @@
         <w:t xml:space="preserve"> </w:t>
       </w:r>
       <w:r>
-        <w:t xml:space="preserve">- H3: Empathy x judged-status moderation Model A (Tobit)</w:t>
-      </w:r>
-      <w:r>
-        <w:t xml:space="preserve"> </w:t>
-      </w:r>
-      <w:r>
-        <w:t xml:space="preserve">The figure below shows that predicted judgment is higher for Counterpart negotiator control label hidden than for Counterpart negotiator ingroup.</w:t>
+        <w:t xml:space="preserve">The figure below shows that the predicted relationship rises most sharply for Empathy: Personal distress when the condition is JN Out.</w:t>
       </w:r>
     </w:p>
     <w:p>
@@ -1733,20 +2132,20 @@
       <w:r>
         <w:drawing>
           <wp:inline>
-            <wp:extent cx="5334000" cy="4000500"/>
+            <wp:extent cx="5334000" cy="4485409"/>
             <wp:effectExtent b="0" l="0" r="0" t="0"/>
-            <wp:docPr descr="Grouped Prediction Plot for Counterpart negotiator control label hidden (ref = ingroup) in the judgments_bystander. The panels show predicted judgments on the observed -9 to 9 scale with 95% confidence intervals." title="" id="67" name="Picture"/>
+            <wp:docPr descr="Interaction Plot for Personal distress x judged negotiator outgroup in the judgments_bystander. The panels show predicted judgments on the observed -9 to 9 scale with 95% confidence intervals. Abbrev.: Emp = empathy composite; FS / EC / PT / PD = IRI subscales; JN = judged negotiator; CN = counterpart negotiator; V = victim-side player-victim relation in observer models; Vic / Obs = victim / observer subset; In / Out / Ctl = ingroup / outgroup / control label hidden; Acc / Rej = accepted / rejected harmful deal; SES = economic status." title="" id="68" name="Picture"/>
             <a:graphic>
               <a:graphicData uri="http://schemas.openxmlformats.org/drawingml/2006/picture">
                 <pic:pic>
                   <pic:nvPicPr>
-                    <pic:cNvPr descr="../figures/figure_sig_all_judgments_bystander_counterpart_control_judgments_bystander_counterpart_negotiator_control_label_hidden_ref_ingroup.png" id="68" name="Picture"/>
+                    <pic:cNvPr descr="../figures/figure_sig_all_judgments_bystander_iri_pd_judged_outgroup_judgments_bystander_personal_distress_x_judged_negotiator_outgroup.png" id="69" name="Picture"/>
                     <pic:cNvPicPr>
                       <a:picLocks noChangeArrowheads="1" noChangeAspect="1"/>
                     </pic:cNvPicPr>
                   </pic:nvPicPr>
                   <pic:blipFill>
-                    <a:blip r:embed="rId66"/>
+                    <a:blip r:embed="rId67"/>
                     <a:stretch>
                       <a:fillRect/>
                     </a:stretch>
@@ -1754,7 +2153,7 @@
                   <pic:spPr bwMode="auto">
                     <a:xfrm>
                       <a:off x="0" y="0"/>
-                      <a:ext cx="5334000" cy="4000500"/>
+                      <a:ext cx="5334000" cy="4485409"/>
                     </a:xfrm>
                     <a:prstGeom prst="rect">
                       <a:avLst/>
@@ -1778,7 +2177,7 @@
         <w:pStyle w:val="ImageCaption"/>
       </w:pPr>
       <w:r>
-        <w:t xml:space="preserve">Grouped Prediction Plot for Counterpart negotiator control label hidden (ref = ingroup) in the judgments_bystander. The panels show predicted judgments on the observed -9 to 9 scale with 95% confidence intervals.</w:t>
+        <w:t xml:space="preserve">Interaction Plot for Personal distress x judged negotiator outgroup in the judgments_bystander. The panels show predicted judgments on the observed -9 to 9 scale with 95% confidence intervals. Abbrev.: Emp = empathy composite; FS / EC / PT / PD = IRI subscales; JN = judged negotiator; CN = counterpart negotiator; V = victim-side player-victim relation in observer models; Vic / Obs = victim / observer subset; In / Out / Ctl = ingroup / outgroup / control label hidden; Acc / Rej = accepted / rejected harmful deal; SES = economic status.</w:t>
       </w:r>
     </w:p>
     <w:p>
@@ -1786,7 +2185,13 @@
         <w:pStyle w:val="BodyText"/>
       </w:pPr>
       <w:r>
-        <w:t xml:space="preserve">Empathy: Empathic concern is statistically significant in:</w:t>
+        <w:t xml:space="preserve">Empathy: Perspective taking is statistically significant in:</w:t>
+      </w:r>
+      <w:r>
+        <w:t xml:space="preserve"> </w:t>
+      </w:r>
+      <w:r>
+        <w:t xml:space="preserve">- H1: Empathy under relational controls Model B (Tobit)</w:t>
       </w:r>
       <w:r>
         <w:t xml:space="preserve"> </w:t>
@@ -1798,7 +2203,7 @@
         <w:t xml:space="preserve"> </w:t>
       </w:r>
       <w:r>
-        <w:t xml:space="preserve">The figure below shows that across the observed range, higher Empathy: Empathic concern corresponds to lower predicted judgment.</w:t>
+        <w:t xml:space="preserve">The figure below shows that across the observed range, higher Empathy: Perspective taking corresponds to higher predicted judgment.</w:t>
       </w:r>
     </w:p>
     <w:p>
@@ -1808,20 +2213,20 @@
       <w:r>
         <w:drawing>
           <wp:inline>
-            <wp:extent cx="5334000" cy="4000500"/>
+            <wp:extent cx="5334000" cy="3758045"/>
             <wp:effectExtent b="0" l="0" r="0" t="0"/>
-            <wp:docPr descr="Effect Plot for Empathy: Empathic concern in the judgments_bystander. The panels show predicted judgments on the observed -9 to 9 scale with 95% confidence intervals." title="" id="70" name="Picture"/>
+            <wp:docPr descr="Effect Plot for Empathy: Perspective taking in the judgments_bystander. The panels show predicted judgments on the observed -9 to 9 scale with 95% confidence intervals. Abbrev.: Emp = empathy composite; FS / EC / PT / PD = IRI subscales; JN = judged negotiator; CN = counterpart negotiator; V = victim-side player-victim relation in observer models; Vic / Obs = victim / observer subset; In / Out / Ctl = ingroup / outgroup / control label hidden; Acc / Rej = accepted / rejected harmful deal; SES = economic status." title="" id="71" name="Picture"/>
             <a:graphic>
               <a:graphicData uri="http://schemas.openxmlformats.org/drawingml/2006/picture">
                 <pic:pic>
                   <pic:nvPicPr>
-                    <pic:cNvPr descr="../figures/figure_sig_all_judgments_bystander_iri_ec_judgments_bystander_empathy_empathic_concern.png" id="71" name="Picture"/>
+                    <pic:cNvPr descr="../figures/figure_sig_all_judgments_bystander_iri_pt_judgments_bystander_empathy_perspective_taking.png" id="72" name="Picture"/>
                     <pic:cNvPicPr>
                       <a:picLocks noChangeArrowheads="1" noChangeAspect="1"/>
                     </pic:cNvPicPr>
                   </pic:nvPicPr>
                   <pic:blipFill>
-                    <a:blip r:embed="rId69"/>
+                    <a:blip r:embed="rId70"/>
                     <a:stretch>
                       <a:fillRect/>
                     </a:stretch>
@@ -1829,7 +2234,7 @@
                   <pic:spPr bwMode="auto">
                     <a:xfrm>
                       <a:off x="0" y="0"/>
-                      <a:ext cx="5334000" cy="4000500"/>
+                      <a:ext cx="5334000" cy="3758045"/>
                     </a:xfrm>
                     <a:prstGeom prst="rect">
                       <a:avLst/>
@@ -1853,7 +2258,7 @@
         <w:pStyle w:val="ImageCaption"/>
       </w:pPr>
       <w:r>
-        <w:t xml:space="preserve">Effect Plot for Empathy: Empathic concern in the judgments_bystander. The panels show predicted judgments on the observed -9 to 9 scale with 95% confidence intervals.</w:t>
+        <w:t xml:space="preserve">Effect Plot for Empathy: Perspective taking in the judgments_bystander. The panels show predicted judgments on the observed -9 to 9 scale with 95% confidence intervals. Abbrev.: Emp = empathy composite; FS / EC / PT / PD = IRI subscales; JN = judged negotiator; CN = counterpart negotiator; V = victim-side player-victim relation in observer models; Vic / Obs = victim / observer subset; In / Out / Ctl = ingroup / outgroup / control label hidden; Acc / Rej = accepted / rejected harmful deal; SES = economic status.</w:t>
       </w:r>
     </w:p>
     <w:p>
@@ -1861,7 +2266,7 @@
         <w:pStyle w:val="BodyText"/>
       </w:pPr>
       <w:r>
-        <w:t xml:space="preserve">Age is statistically significant in:</w:t>
+        <w:t xml:space="preserve">Negotiator-side structure: judged negotiator outgroup, counterpart negotiator ingroup (ref = judged negotiator ingroup, counterpart negotiator ingroup) is statistically significant in:</w:t>
       </w:r>
       <w:r>
         <w:t xml:space="preserve"> </w:t>
@@ -1879,7 +2284,7 @@
         <w:t xml:space="preserve"> </w:t>
       </w:r>
       <w:r>
-        <w:t xml:space="preserve">The figure below shows that across the observed range, higher Age corresponds to higher predicted judgment.</w:t>
+        <w:t xml:space="preserve">The figure below shows that predicted judgment is lower for JN Out, CN In than for Ref: JN In, CN In.</w:t>
       </w:r>
     </w:p>
     <w:p>
@@ -1889,20 +2294,20 @@
       <w:r>
         <w:drawing>
           <wp:inline>
-            <wp:extent cx="5334000" cy="4000500"/>
+            <wp:extent cx="5334000" cy="3758045"/>
             <wp:effectExtent b="0" l="0" r="0" t="0"/>
-            <wp:docPr descr="Effect Plot for Age in the judgments_bystander. The panels show predicted judgments on the observed -9 to 9 scale with 95% confidence intervals." title="" id="73" name="Picture"/>
+            <wp:docPr descr="Grouped Prediction Plot for Negotiator-side structure: judged negotiator outgroup, counterpart negotiator ingroup (ref = judged negotiator ingroup, counterpart negotiator ingroup) in the judgments_bystander. The panels show predicted judgments on the observed -9 to 9 scale with 95% confidence intervals. Abbrev.: Emp = empathy composite; FS / EC / PT / PD = IRI subscales; JN = judged negotiator; CN = counterpart negotiator; V = victim-side player-victim relation in observer models; Vic / Obs = victim / observer subset; In / Out / Ctl = ingroup / outgroup / control label hidden; Acc / Rej = accepted / rejected harmful deal; SES = economic status." title="" id="74" name="Picture"/>
             <a:graphic>
               <a:graphicData uri="http://schemas.openxmlformats.org/drawingml/2006/picture">
                 <pic:pic>
                   <pic:nvPicPr>
-                    <pic:cNvPr descr="../figures/figure_sig_all_judgments_bystander_age_judgments_bystander_age.png" id="74" name="Picture"/>
+                    <pic:cNvPr descr="../figures/figure_sig_all_judgments_bystander_h2_negstruct_j_out_c_in_judgments_bystander_negotiator_side_structure_judged_negotiator_outgroup_counterpart_negot.png" id="75" name="Picture"/>
                     <pic:cNvPicPr>
                       <a:picLocks noChangeArrowheads="1" noChangeAspect="1"/>
                     </pic:cNvPicPr>
                   </pic:nvPicPr>
                   <pic:blipFill>
-                    <a:blip r:embed="rId72"/>
+                    <a:blip r:embed="rId73"/>
                     <a:stretch>
                       <a:fillRect/>
                     </a:stretch>
@@ -1910,7 +2315,7 @@
                   <pic:spPr bwMode="auto">
                     <a:xfrm>
                       <a:off x="0" y="0"/>
-                      <a:ext cx="5334000" cy="4000500"/>
+                      <a:ext cx="5334000" cy="3758045"/>
                     </a:xfrm>
                     <a:prstGeom prst="rect">
                       <a:avLst/>
@@ -1934,33 +2339,55 @@
         <w:pStyle w:val="ImageCaption"/>
       </w:pPr>
       <w:r>
-        <w:t xml:space="preserve">Effect Plot for Age in the judgments_bystander. The panels show predicted judgments on the observed -9 to 9 scale with 95% confidence intervals.</w:t>
-      </w:r>
-    </w:p>
-    <w:p>
-      <w:pPr>
-        <w:pStyle w:val="BodyText"/>
-      </w:pPr>
-      <w:r>
-        <w:t xml:space="preserve">Negotiator-side structure: judged negotiator ingroup, counterpart negotiator outgroup (ref = judged negotiator ingroup, counterpart negotiator ingroup) x Player-victim outgroup (ref = ingroup victim) is statistically significant in:</w:t>
-      </w:r>
-      <w:r>
-        <w:t xml:space="preserve"> </w:t>
-      </w:r>
-      <w:r>
-        <w:t xml:space="preserve">- H2: Negotiator-side relational structure Model B (Tobit)</w:t>
-      </w:r>
-      <w:r>
-        <w:t xml:space="preserve"> </w:t>
-      </w:r>
-      <w:r>
-        <w:t xml:space="preserve">- H2: Negotiator-side relational structure Model A (Tobit)</w:t>
-      </w:r>
-      <w:r>
-        <w:t xml:space="preserve"> </w:t>
-      </w:r>
-      <w:r>
-        <w:t xml:space="preserve">The figure below shows that the predicted relationship rises most sharply for Negotiator-side structure: judged negotiator ingroup, counterpart negotiator outgroup (ref = judged negotiator ingroup, counterpart negotiator ingroup) when the condition is Player and victim outgroup-aligned.</w:t>
+        <w:t xml:space="preserve">Grouped Prediction Plot for Negotiator-side structure: judged negotiator outgroup, counterpart negotiator ingroup (ref = judged negotiator ingroup, counterpart negotiator ingroup) in the judgments_bystander. The panels show predicted judgments on the observed -9 to 9 scale with 95% confidence intervals. Abbrev.: Emp = empathy composite; FS / EC / PT / PD = IRI subscales; JN = judged negotiator; CN = counterpart negotiator; V = victim-side player-victim relation in observer models; Vic / Obs = victim / observer subset; In / Out / Ctl = ingroup / outgroup / control label hidden; Acc / Rej = accepted / rejected harmful deal; SES = economic status.</w:t>
+      </w:r>
+    </w:p>
+    <w:bookmarkEnd w:id="76"/>
+    <w:bookmarkStart w:id="116" w:name="judgments_victim"/>
+    <w:p>
+      <w:pPr>
+        <w:pStyle w:val="Heading3"/>
+      </w:pPr>
+      <w:r>
+        <w:t xml:space="preserve">judgments_victim</w:t>
+      </w:r>
+    </w:p>
+    <w:p>
+      <w:pPr>
+        <w:pStyle w:val="FirstParagraph"/>
+      </w:pPr>
+      <w:r>
+        <w:t xml:space="preserve">Negotiator accepted harmful deal is statistically significant in:</w:t>
+      </w:r>
+      <w:r>
+        <w:t xml:space="preserve"> </w:t>
+      </w:r>
+      <w:r>
+        <w:t xml:space="preserve">- H1: Empathy under relational controls Model B (Tobit)</w:t>
+      </w:r>
+      <w:r>
+        <w:t xml:space="preserve"> </w:t>
+      </w:r>
+      <w:r>
+        <w:t xml:space="preserve">- H1: Empathy under relational controls Model A (Tobit)</w:t>
+      </w:r>
+      <w:r>
+        <w:t xml:space="preserve"> </w:t>
+      </w:r>
+      <w:r>
+        <w:t xml:space="preserve">- H3: Empathy x judged-status moderation Model B (Tobit)</w:t>
+      </w:r>
+      <w:r>
+        <w:t xml:space="preserve"> </w:t>
+      </w:r>
+      <w:r>
+        <w:t xml:space="preserve">- H3: Empathy x judged-status moderation Model A (Tobit)</w:t>
+      </w:r>
+      <w:r>
+        <w:t xml:space="preserve"> </w:t>
+      </w:r>
+      <w:r>
+        <w:t xml:space="preserve">The figure below shows that predicted judgment is lower for Acc than for Rej.</w:t>
       </w:r>
     </w:p>
     <w:p>
@@ -1970,20 +2397,20 @@
       <w:r>
         <w:drawing>
           <wp:inline>
-            <wp:extent cx="5334000" cy="4000500"/>
+            <wp:extent cx="5334000" cy="3758045"/>
             <wp:effectExtent b="0" l="0" r="0" t="0"/>
-            <wp:docPr descr="Interaction Plot for Negotiator-side structure: judged negotiator ingroup, counterpart negotiator outgroup (ref = judged negotiator ingroup, counterpart negotiator ingroup) x Player-victim outgroup (ref = ingroup victim) in the judgments_bystander. The panels show predicted judgments on the observed -9 to 9 scale with 95% confidence intervals." title="" id="76" name="Picture"/>
+            <wp:docPr descr="Grouped Prediction Plot for Negotiator accepted harmful deal in the judgments_victim. The panels show predicted judgments on the observed -9 to 9 scale with 95% confidence intervals. Abbrev.: Emp = empathy composite; FS / EC / PT / PD = IRI subscales; JN = judged negotiator; CN = counterpart negotiator; V = victim-side player-victim relation in observer models; Vic / Obs = victim / observer subset; In / Out / Ctl = ingroup / outgroup / control label hidden; Acc / Rej = accepted / rejected harmful deal; SES = economic status." title="" id="78" name="Picture"/>
             <a:graphic>
               <a:graphicData uri="http://schemas.openxmlformats.org/drawingml/2006/picture">
                 <pic:pic>
                   <pic:nvPicPr>
-                    <pic:cNvPr descr="../figures/figure_sig_all_judgments_bystander_h2_negstruct_j_in_c_out_player_victim_outgroup_judgments_bystander_negotiator_side_structure_judged_negotiator_ingroup_counterpart_negoti.png" id="77" name="Picture"/>
+                    <pic:cNvPr descr="../figures/figure_sig_all_judgments_victim_decision_accept_judgments_victim_negotiator_accepted_harmful_deal.png" id="79" name="Picture"/>
                     <pic:cNvPicPr>
                       <a:picLocks noChangeArrowheads="1" noChangeAspect="1"/>
                     </pic:cNvPicPr>
                   </pic:nvPicPr>
                   <pic:blipFill>
-                    <a:blip r:embed="rId75"/>
+                    <a:blip r:embed="rId77"/>
                     <a:stretch>
                       <a:fillRect/>
                     </a:stretch>
@@ -1991,7 +2418,7 @@
                   <pic:spPr bwMode="auto">
                     <a:xfrm>
                       <a:off x="0" y="0"/>
-                      <a:ext cx="5334000" cy="4000500"/>
+                      <a:ext cx="5334000" cy="3758045"/>
                     </a:xfrm>
                     <a:prstGeom prst="rect">
                       <a:avLst/>
@@ -2015,7 +2442,7 @@
         <w:pStyle w:val="ImageCaption"/>
       </w:pPr>
       <w:r>
-        <w:t xml:space="preserve">Interaction Plot for Negotiator-side structure: judged negotiator ingroup, counterpart negotiator outgroup (ref = judged negotiator ingroup, counterpart negotiator ingroup) x Player-victim outgroup (ref = ingroup victim) in the judgments_bystander. The panels show predicted judgments on the observed -9 to 9 scale with 95% confidence intervals.</w:t>
+        <w:t xml:space="preserve">Grouped Prediction Plot for Negotiator accepted harmful deal in the judgments_victim. The panels show predicted judgments on the observed -9 to 9 scale with 95% confidence intervals. Abbrev.: Emp = empathy composite; FS / EC / PT / PD = IRI subscales; JN = judged negotiator; CN = counterpart negotiator; V = victim-side player-victim relation in observer models; Vic / Obs = victim / observer subset; In / Out / Ctl = ingroup / outgroup / control label hidden; Acc / Rej = accepted / rejected harmful deal; SES = economic status.</w:t>
       </w:r>
     </w:p>
     <w:p>
@@ -2029,13 +2456,13 @@
         <w:t xml:space="preserve"> </w:t>
       </w:r>
       <w:r>
+        <w:t xml:space="preserve">- H2: Negotiator-side relational structure Model B (Tobit)</w:t>
+      </w:r>
+      <w:r>
+        <w:t xml:space="preserve"> </w:t>
+      </w:r>
+      <w:r>
         <w:t xml:space="preserve">- H1: Empathy under relational controls Model B (Tobit)</w:t>
-      </w:r>
-      <w:r>
-        <w:t xml:space="preserve"> </w:t>
-      </w:r>
-      <w:r>
-        <w:t xml:space="preserve">- H2: Negotiator-side relational structure Model B (Tobit)</w:t>
       </w:r>
       <w:r>
         <w:t xml:space="preserve"> </w:t>
@@ -2057,20 +2484,20 @@
       <w:r>
         <w:drawing>
           <wp:inline>
-            <wp:extent cx="5334000" cy="4000500"/>
+            <wp:extent cx="5334000" cy="3758045"/>
             <wp:effectExtent b="0" l="0" r="0" t="0"/>
-            <wp:docPr descr="Effect Plot for Empathy: Perspective taking in the judgments_bystander. The panels show predicted judgments on the observed -9 to 9 scale with 95% confidence intervals." title="" id="79" name="Picture"/>
+            <wp:docPr descr="Effect Plot for Empathy: Perspective taking in the judgments_victim. The panels show predicted judgments on the observed -9 to 9 scale with 95% confidence intervals. Abbrev.: Emp = empathy composite; FS / EC / PT / PD = IRI subscales; JN = judged negotiator; CN = counterpart negotiator; V = victim-side player-victim relation in observer models; Vic / Obs = victim / observer subset; In / Out / Ctl = ingroup / outgroup / control label hidden; Acc / Rej = accepted / rejected harmful deal; SES = economic status." title="" id="81" name="Picture"/>
             <a:graphic>
               <a:graphicData uri="http://schemas.openxmlformats.org/drawingml/2006/picture">
                 <pic:pic>
                   <pic:nvPicPr>
-                    <pic:cNvPr descr="../figures/figure_sig_all_judgments_bystander_iri_pt_judgments_bystander_empathy_perspective_taking.png" id="80" name="Picture"/>
+                    <pic:cNvPr descr="../figures/figure_sig_all_judgments_victim_iri_pt_judgments_victim_empathy_perspective_taking.png" id="82" name="Picture"/>
                     <pic:cNvPicPr>
                       <a:picLocks noChangeArrowheads="1" noChangeAspect="1"/>
                     </pic:cNvPicPr>
                   </pic:nvPicPr>
                   <pic:blipFill>
-                    <a:blip r:embed="rId78"/>
+                    <a:blip r:embed="rId80"/>
                     <a:stretch>
                       <a:fillRect/>
                     </a:stretch>
@@ -2078,7 +2505,7 @@
                   <pic:spPr bwMode="auto">
                     <a:xfrm>
                       <a:off x="0" y="0"/>
-                      <a:ext cx="5334000" cy="4000500"/>
+                      <a:ext cx="5334000" cy="3758045"/>
                     </a:xfrm>
                     <a:prstGeom prst="rect">
                       <a:avLst/>
@@ -2102,7 +2529,7 @@
         <w:pStyle w:val="ImageCaption"/>
       </w:pPr>
       <w:r>
-        <w:t xml:space="preserve">Effect Plot for Empathy: Perspective taking in the judgments_bystander. The panels show predicted judgments on the observed -9 to 9 scale with 95% confidence intervals.</w:t>
+        <w:t xml:space="preserve">Effect Plot for Empathy: Perspective taking in the judgments_victim. The panels show predicted judgments on the observed -9 to 9 scale with 95% confidence intervals. Abbrev.: Emp = empathy composite; FS / EC / PT / PD = IRI subscales; JN = judged negotiator; CN = counterpart negotiator; V = victim-side player-victim relation in observer models; Vic / Obs = victim / observer subset; In / Out / Ctl = ingroup / outgroup / control label hidden; Acc / Rej = accepted / rejected harmful deal; SES = economic status.</w:t>
       </w:r>
     </w:p>
     <w:p>
@@ -2110,7 +2537,7 @@
         <w:pStyle w:val="BodyText"/>
       </w:pPr>
       <w:r>
-        <w:t xml:space="preserve">Empathy: Fantasy scale is statistically significant in:</w:t>
+        <w:t xml:space="preserve">Empathy: Empathic concern is statistically significant in:</w:t>
       </w:r>
       <w:r>
         <w:t xml:space="preserve"> </w:t>
@@ -2134,7 +2561,7 @@
         <w:t xml:space="preserve"> </w:t>
       </w:r>
       <w:r>
-        <w:t xml:space="preserve">The figure below shows that across the observed range, higher Empathy: Fantasy scale corresponds to lower predicted judgment.</w:t>
+        <w:t xml:space="preserve">The figure below shows that across the observed range, higher Empathy: Empathic concern corresponds to lower predicted judgment.</w:t>
       </w:r>
     </w:p>
     <w:p>
@@ -2144,20 +2571,20 @@
       <w:r>
         <w:drawing>
           <wp:inline>
-            <wp:extent cx="5334000" cy="4000500"/>
+            <wp:extent cx="5334000" cy="3758045"/>
             <wp:effectExtent b="0" l="0" r="0" t="0"/>
-            <wp:docPr descr="Effect Plot for Empathy: Fantasy scale in the judgments_bystander. The panels show predicted judgments on the observed -9 to 9 scale with 95% confidence intervals." title="" id="82" name="Picture"/>
+            <wp:docPr descr="Effect Plot for Empathy: Empathic concern in the judgments_victim. The panels show predicted judgments on the observed -9 to 9 scale with 95% confidence intervals. Abbrev.: Emp = empathy composite; FS / EC / PT / PD = IRI subscales; JN = judged negotiator; CN = counterpart negotiator; V = victim-side player-victim relation in observer models; Vic / Obs = victim / observer subset; In / Out / Ctl = ingroup / outgroup / control label hidden; Acc / Rej = accepted / rejected harmful deal; SES = economic status." title="" id="84" name="Picture"/>
             <a:graphic>
               <a:graphicData uri="http://schemas.openxmlformats.org/drawingml/2006/picture">
                 <pic:pic>
                   <pic:nvPicPr>
-                    <pic:cNvPr descr="../figures/figure_sig_all_judgments_bystander_iri_fs_judgments_bystander_empathy_fantasy_scale.png" id="83" name="Picture"/>
+                    <pic:cNvPr descr="../figures/figure_sig_all_judgments_victim_iri_ec_judgments_victim_empathy_empathic_concern.png" id="85" name="Picture"/>
                     <pic:cNvPicPr>
                       <a:picLocks noChangeArrowheads="1" noChangeAspect="1"/>
                     </pic:cNvPicPr>
                   </pic:nvPicPr>
                   <pic:blipFill>
-                    <a:blip r:embed="rId81"/>
+                    <a:blip r:embed="rId83"/>
                     <a:stretch>
                       <a:fillRect/>
                     </a:stretch>
@@ -2165,7 +2592,7 @@
                   <pic:spPr bwMode="auto">
                     <a:xfrm>
                       <a:off x="0" y="0"/>
-                      <a:ext cx="5334000" cy="4000500"/>
+                      <a:ext cx="5334000" cy="3758045"/>
                     </a:xfrm>
                     <a:prstGeom prst="rect">
                       <a:avLst/>
@@ -2189,7 +2616,7 @@
         <w:pStyle w:val="ImageCaption"/>
       </w:pPr>
       <w:r>
-        <w:t xml:space="preserve">Effect Plot for Empathy: Fantasy scale in the judgments_bystander. The panels show predicted judgments on the observed -9 to 9 scale with 95% confidence intervals.</w:t>
+        <w:t xml:space="preserve">Effect Plot for Empathy: Empathic concern in the judgments_victim. The panels show predicted judgments on the observed -9 to 9 scale with 95% confidence intervals. Abbrev.: Emp = empathy composite; FS / EC / PT / PD = IRI subscales; JN = judged negotiator; CN = counterpart negotiator; V = victim-side player-victim relation in observer models; Vic / Obs = victim / observer subset; In / Out / Ctl = ingroup / outgroup / control label hidden; Acc / Rej = accepted / rejected harmful deal; SES = economic status.</w:t>
       </w:r>
     </w:p>
     <w:p>
@@ -2197,13 +2624,7 @@
         <w:pStyle w:val="BodyText"/>
       </w:pPr>
       <w:r>
-        <w:t xml:space="preserve">Negotiator-side structure: judged negotiator outgroup, counterpart negotiator ingroup (ref = judged negotiator ingroup, counterpart negotiator ingroup) is statistically significant in:</w:t>
-      </w:r>
-      <w:r>
-        <w:t xml:space="preserve"> </w:t>
-      </w:r>
-      <w:r>
-        <w:t xml:space="preserve">- H2: Negotiator-side relational structure Model A (Tobit)</w:t>
+        <w:t xml:space="preserve">Empathy: Personal distress is statistically significant in:</w:t>
       </w:r>
       <w:r>
         <w:t xml:space="preserve"> </w:t>
@@ -2215,7 +2636,19 @@
         <w:t xml:space="preserve"> </w:t>
       </w:r>
       <w:r>
-        <w:t xml:space="preserve">The figure below shows that predicted judgment is lower for judged negotiator outgroup, counterpart negotiator ingroup (ref = judged negotiator ingroup, counterpart negotiator ingroup) than for Reference structure: judged ingroup, counterpart ingroup.</w:t>
+        <w:t xml:space="preserve">- H1: Empathy under relational controls Model B (Tobit)</w:t>
+      </w:r>
+      <w:r>
+        <w:t xml:space="preserve"> </w:t>
+      </w:r>
+      <w:r>
+        <w:t xml:space="preserve">- H3: Empathy x judged-status moderation Model B (Tobit)</w:t>
+      </w:r>
+      <w:r>
+        <w:t xml:space="preserve"> </w:t>
+      </w:r>
+      <w:r>
+        <w:t xml:space="preserve">The figure below shows that across the observed range, higher Empathy: Personal distress corresponds to higher predicted judgment.</w:t>
       </w:r>
     </w:p>
     <w:p>
@@ -2225,20 +2658,20 @@
       <w:r>
         <w:drawing>
           <wp:inline>
-            <wp:extent cx="5334000" cy="4000500"/>
+            <wp:extent cx="5334000" cy="3758045"/>
             <wp:effectExtent b="0" l="0" r="0" t="0"/>
-            <wp:docPr descr="Grouped Prediction Plot for Negotiator-side structure: judged negotiator outgroup, counterpart negotiator ingroup (ref = judged negotiator ingroup, counterpart negotiator ingroup) in the judgments_bystander. The panels show predicted judgments on the observed -9 to 9 scale with 95% confidence intervals." title="" id="85" name="Picture"/>
+            <wp:docPr descr="Effect Plot for Empathy: Personal distress in the judgments_victim. The panels show predicted judgments on the observed -9 to 9 scale with 95% confidence intervals. Abbrev.: Emp = empathy composite; FS / EC / PT / PD = IRI subscales; JN = judged negotiator; CN = counterpart negotiator; V = victim-side player-victim relation in observer models; Vic / Obs = victim / observer subset; In / Out / Ctl = ingroup / outgroup / control label hidden; Acc / Rej = accepted / rejected harmful deal; SES = economic status." title="" id="87" name="Picture"/>
             <a:graphic>
               <a:graphicData uri="http://schemas.openxmlformats.org/drawingml/2006/picture">
                 <pic:pic>
                   <pic:nvPicPr>
-                    <pic:cNvPr descr="../figures/figure_sig_all_judgments_bystander_h2_negstruct_j_out_c_in_judgments_bystander_negotiator_side_structure_judged_negotiator_outgroup_counterpart_negot.png" id="86" name="Picture"/>
+                    <pic:cNvPr descr="../figures/figure_sig_all_judgments_victim_iri_pd_judgments_victim_empathy_personal_distress.png" id="88" name="Picture"/>
                     <pic:cNvPicPr>
                       <a:picLocks noChangeArrowheads="1" noChangeAspect="1"/>
                     </pic:cNvPicPr>
                   </pic:nvPicPr>
                   <pic:blipFill>
-                    <a:blip r:embed="rId84"/>
+                    <a:blip r:embed="rId86"/>
                     <a:stretch>
                       <a:fillRect/>
                     </a:stretch>
@@ -2246,7 +2679,7 @@
                   <pic:spPr bwMode="auto">
                     <a:xfrm>
                       <a:off x="0" y="0"/>
-                      <a:ext cx="5334000" cy="4000500"/>
+                      <a:ext cx="5334000" cy="3758045"/>
                     </a:xfrm>
                     <a:prstGeom prst="rect">
                       <a:avLst/>
@@ -2270,7 +2703,7 @@
         <w:pStyle w:val="ImageCaption"/>
       </w:pPr>
       <w:r>
-        <w:t xml:space="preserve">Grouped Prediction Plot for Negotiator-side structure: judged negotiator outgroup, counterpart negotiator ingroup (ref = judged negotiator ingroup, counterpart negotiator ingroup) in the judgments_bystander. The panels show predicted judgments on the observed -9 to 9 scale with 95% confidence intervals.</w:t>
+        <w:t xml:space="preserve">Effect Plot for Empathy: Personal distress in the judgments_victim. The panels show predicted judgments on the observed -9 to 9 scale with 95% confidence intervals. Abbrev.: Emp = empathy composite; FS / EC / PT / PD = IRI subscales; JN = judged negotiator; CN = counterpart negotiator; V = victim-side player-victim relation in observer models; Vic / Obs = victim / observer subset; In / Out / Ctl = ingroup / outgroup / control label hidden; Acc / Rej = accepted / rejected harmful deal; SES = economic status.</w:t>
       </w:r>
     </w:p>
     <w:p>
@@ -2278,7 +2711,37 @@
         <w:pStyle w:val="BodyText"/>
       </w:pPr>
       <w:r>
-        <w:t xml:space="preserve">Empathy: Personal distress is statistically significant in:</w:t>
+        <w:t xml:space="preserve">Engineering participant (ref = humanities) is statistically significant in:</w:t>
+      </w:r>
+      <w:r>
+        <w:t xml:space="preserve"> </w:t>
+      </w:r>
+      <w:r>
+        <w:t xml:space="preserve">- H3: Empathy x judged-status moderation Model A (Tobit)</w:t>
+      </w:r>
+      <w:r>
+        <w:t xml:space="preserve"> </w:t>
+      </w:r>
+      <w:r>
+        <w:t xml:space="preserve">- H1: Empathy under relational controls Model A (Tobit)</w:t>
+      </w:r>
+      <w:r>
+        <w:t xml:space="preserve"> </w:t>
+      </w:r>
+      <w:r>
+        <w:t xml:space="preserve">- H3: Empathy x judged-status moderation Model B (Tobit)</w:t>
+      </w:r>
+      <w:r>
+        <w:t xml:space="preserve"> </w:t>
+      </w:r>
+      <w:r>
+        <w:t xml:space="preserve">- H1: Empathy under relational controls Model B (Tobit)</w:t>
+      </w:r>
+      <w:r>
+        <w:t xml:space="preserve"> </w:t>
+      </w:r>
+      <w:r>
+        <w:t xml:space="preserve">- H2: Negotiator-side relational structure Model A (Tobit)</w:t>
       </w:r>
       <w:r>
         <w:t xml:space="preserve"> </w:t>
@@ -2290,7 +2753,7 @@
         <w:t xml:space="preserve"> </w:t>
       </w:r>
       <w:r>
-        <w:t xml:space="preserve">The figure below shows that across the observed range, higher Empathy: Personal distress corresponds to higher predicted judgment.</w:t>
+        <w:t xml:space="preserve">The figure below shows that predicted judgment is higher for Eng part. than for Hum part..</w:t>
       </w:r>
     </w:p>
     <w:p>
@@ -2300,20 +2763,20 @@
       <w:r>
         <w:drawing>
           <wp:inline>
-            <wp:extent cx="5334000" cy="4000500"/>
+            <wp:extent cx="5334000" cy="3758045"/>
             <wp:effectExtent b="0" l="0" r="0" t="0"/>
-            <wp:docPr descr="Effect Plot for Empathy: Personal distress in the judgments_bystander. The panels show predicted judgments on the observed -9 to 9 scale with 95% confidence intervals." title="" id="88" name="Picture"/>
+            <wp:docPr descr="Grouped Prediction Plot for Engineering participant (ref = humanities) in the judgments_victim. The panels show predicted judgments on the observed -9 to 9 scale with 95% confidence intervals. Abbrev.: Emp = empathy composite; FS / EC / PT / PD = IRI subscales; JN = judged negotiator; CN = counterpart negotiator; V = victim-side player-victim relation in observer models; Vic / Obs = victim / observer subset; In / Out / Ctl = ingroup / outgroup / control label hidden; Acc / Rej = accepted / rejected harmful deal; SES = economic status." title="" id="90" name="Picture"/>
             <a:graphic>
               <a:graphicData uri="http://schemas.openxmlformats.org/drawingml/2006/picture">
                 <pic:pic>
                   <pic:nvPicPr>
-                    <pic:cNvPr descr="../figures/figure_sig_all_judgments_bystander_iri_pd_judgments_bystander_empathy_personal_distress.png" id="89" name="Picture"/>
+                    <pic:cNvPr descr="../figures/figure_sig_all_judgments_victim_participant_engineering_judgments_victim_engineering_participant_ref_humanities.png" id="91" name="Picture"/>
                     <pic:cNvPicPr>
                       <a:picLocks noChangeArrowheads="1" noChangeAspect="1"/>
                     </pic:cNvPicPr>
                   </pic:nvPicPr>
                   <pic:blipFill>
-                    <a:blip r:embed="rId87"/>
+                    <a:blip r:embed="rId89"/>
                     <a:stretch>
                       <a:fillRect/>
                     </a:stretch>
@@ -2321,7 +2784,7 @@
                   <pic:spPr bwMode="auto">
                     <a:xfrm>
                       <a:off x="0" y="0"/>
-                      <a:ext cx="5334000" cy="4000500"/>
+                      <a:ext cx="5334000" cy="3758045"/>
                     </a:xfrm>
                     <a:prstGeom prst="rect">
                       <a:avLst/>
@@ -2345,7 +2808,7 @@
         <w:pStyle w:val="ImageCaption"/>
       </w:pPr>
       <w:r>
-        <w:t xml:space="preserve">Effect Plot for Empathy: Personal distress in the judgments_bystander. The panels show predicted judgments on the observed -9 to 9 scale with 95% confidence intervals.</w:t>
+        <w:t xml:space="preserve">Grouped Prediction Plot for Engineering participant (ref = humanities) in the judgments_victim. The panels show predicted judgments on the observed -9 to 9 scale with 95% confidence intervals. Abbrev.: Emp = empathy composite; FS / EC / PT / PD = IRI subscales; JN = judged negotiator; CN = counterpart negotiator; V = victim-side player-victim relation in observer models; Vic / Obs = victim / observer subset; In / Out / Ctl = ingroup / outgroup / control label hidden; Acc / Rej = accepted / rejected harmful deal; SES = economic status.</w:t>
       </w:r>
     </w:p>
     <w:p>
@@ -2353,19 +2816,25 @@
         <w:pStyle w:val="BodyText"/>
       </w:pPr>
       <w:r>
-        <w:t xml:space="preserve">Empathy composite (average) is statistically significant in:</w:t>
-      </w:r>
-      <w:r>
-        <w:t xml:space="preserve"> </w:t>
-      </w:r>
-      <w:r>
-        <w:t xml:space="preserve">- H2: Negotiator-side relational structure Model A (Tobit)</w:t>
-      </w:r>
-      <w:r>
-        <w:t xml:space="preserve"> </w:t>
-      </w:r>
-      <w:r>
-        <w:t xml:space="preserve">The figure below shows that across the observed range, higher Empathy composite (average) corresponds to lower predicted judgment.</w:t>
+        <w:t xml:space="preserve">Judged negotiator outgroup (ref = ingroup) is statistically significant in:</w:t>
+      </w:r>
+      <w:r>
+        <w:t xml:space="preserve"> </w:t>
+      </w:r>
+      <w:r>
+        <w:t xml:space="preserve">- H3: Empathy x judged-status moderation Model B (Tobit)</w:t>
+      </w:r>
+      <w:r>
+        <w:t xml:space="preserve"> </w:t>
+      </w:r>
+      <w:r>
+        <w:t xml:space="preserve">- H3: Empathy x judged-status moderation Model A (Tobit)</w:t>
+      </w:r>
+      <w:r>
+        <w:t xml:space="preserve"> </w:t>
+      </w:r>
+      <w:r>
+        <w:t xml:space="preserve">The figure below shows that predicted judgment is lower for JN Out than for JN In.</w:t>
       </w:r>
     </w:p>
     <w:p>
@@ -2375,20 +2844,20 @@
       <w:r>
         <w:drawing>
           <wp:inline>
-            <wp:extent cx="5334000" cy="4000500"/>
+            <wp:extent cx="5334000" cy="3758045"/>
             <wp:effectExtent b="0" l="0" r="0" t="0"/>
-            <wp:docPr descr="Effect Plot for Empathy composite (average) in the judgments_bystander. The panels show predicted judgments on the observed -9 to 9 scale with 95% confidence intervals." title="" id="91" name="Picture"/>
+            <wp:docPr descr="Grouped Prediction Plot for Judged negotiator outgroup (ref = ingroup) in the judgments_victim. The panels show predicted judgments on the observed -9 to 9 scale with 95% confidence intervals. Abbrev.: Emp = empathy composite; FS / EC / PT / PD = IRI subscales; JN = judged negotiator; CN = counterpart negotiator; V = victim-side player-victim relation in observer models; Vic / Obs = victim / observer subset; In / Out / Ctl = ingroup / outgroup / control label hidden; Acc / Rej = accepted / rejected harmful deal; SES = economic status." title="" id="93" name="Picture"/>
             <a:graphic>
               <a:graphicData uri="http://schemas.openxmlformats.org/drawingml/2006/picture">
                 <pic:pic>
                   <pic:nvPicPr>
-                    <pic:cNvPr descr="../figures/figure_sig_all_judgments_bystander_iri_total_judgments_bystander_empathy_composite_average.png" id="92" name="Picture"/>
+                    <pic:cNvPr descr="../figures/figure_sig_all_judgments_victim_judged_outgroup_judgments_victim_judged_negotiator_outgroup_ref_ingroup.png" id="94" name="Picture"/>
                     <pic:cNvPicPr>
                       <a:picLocks noChangeArrowheads="1" noChangeAspect="1"/>
                     </pic:cNvPicPr>
                   </pic:nvPicPr>
                   <pic:blipFill>
-                    <a:blip r:embed="rId90"/>
+                    <a:blip r:embed="rId92"/>
                     <a:stretch>
                       <a:fillRect/>
                     </a:stretch>
@@ -2396,7 +2865,7 @@
                   <pic:spPr bwMode="auto">
                     <a:xfrm>
                       <a:off x="0" y="0"/>
-                      <a:ext cx="5334000" cy="4000500"/>
+                      <a:ext cx="5334000" cy="3758045"/>
                     </a:xfrm>
                     <a:prstGeom prst="rect">
                       <a:avLst/>
@@ -2420,7 +2889,7 @@
         <w:pStyle w:val="ImageCaption"/>
       </w:pPr>
       <w:r>
-        <w:t xml:space="preserve">Effect Plot for Empathy composite (average) in the judgments_bystander. The panels show predicted judgments on the observed -9 to 9 scale with 95% confidence intervals.</w:t>
+        <w:t xml:space="preserve">Grouped Prediction Plot for Judged negotiator outgroup (ref = ingroup) in the judgments_victim. The panels show predicted judgments on the observed -9 to 9 scale with 95% confidence intervals. Abbrev.: Emp = empathy composite; FS / EC / PT / PD = IRI subscales; JN = judged negotiator; CN = counterpart negotiator; V = victim-side player-victim relation in observer models; Vic / Obs = victim / observer subset; In / Out / Ctl = ingroup / outgroup / control label hidden; Acc / Rej = accepted / rejected harmful deal; SES = economic status.</w:t>
       </w:r>
     </w:p>
     <w:p>
@@ -2428,19 +2897,19 @@
         <w:pStyle w:val="BodyText"/>
       </w:pPr>
       <w:r>
-        <w:t xml:space="preserve">Man (ref = woman) is statistically significant in:</w:t>
-      </w:r>
-      <w:r>
-        <w:t xml:space="preserve"> </w:t>
-      </w:r>
-      <w:r>
-        <w:t xml:space="preserve">- H2: Negotiator-side relational structure Model B (Tobit)</w:t>
-      </w:r>
-      <w:r>
-        <w:t xml:space="preserve"> </w:t>
-      </w:r>
-      <w:r>
-        <w:t xml:space="preserve">The figure below shows that predicted judgment is higher for Man than for Woman.</w:t>
+        <w:t xml:space="preserve">Empathy composite (average) is statistically significant in:</w:t>
+      </w:r>
+      <w:r>
+        <w:t xml:space="preserve"> </w:t>
+      </w:r>
+      <w:r>
+        <w:t xml:space="preserve">- H3: Empathy x judged-status moderation Model A (Tobit)</w:t>
+      </w:r>
+      <w:r>
+        <w:t xml:space="preserve"> </w:t>
+      </w:r>
+      <w:r>
+        <w:t xml:space="preserve">The figure below shows that across the observed range, higher Empathy composite (average) corresponds to higher predicted judgment.</w:t>
       </w:r>
     </w:p>
     <w:p>
@@ -2450,20 +2919,20 @@
       <w:r>
         <w:drawing>
           <wp:inline>
-            <wp:extent cx="5334000" cy="4000500"/>
+            <wp:extent cx="5334000" cy="3758045"/>
             <wp:effectExtent b="0" l="0" r="0" t="0"/>
-            <wp:docPr descr="Grouped Prediction Plot for Man (ref = woman) in the judgments_bystander. The panels show predicted judgments on the observed -9 to 9 scale with 95% confidence intervals." title="" id="94" name="Picture"/>
+            <wp:docPr descr="Effect Plot for Empathy composite (average) in the judgments_victim. The panels show predicted judgments on the observed -9 to 9 scale with 95% confidence intervals. Abbrev.: Emp = empathy composite; FS / EC / PT / PD = IRI subscales; JN = judged negotiator; CN = counterpart negotiator; V = victim-side player-victim relation in observer models; Vic / Obs = victim / observer subset; In / Out / Ctl = ingroup / outgroup / control label hidden; Acc / Rej = accepted / rejected harmful deal; SES = economic status." title="" id="96" name="Picture"/>
             <a:graphic>
               <a:graphicData uri="http://schemas.openxmlformats.org/drawingml/2006/picture">
                 <pic:pic>
                   <pic:nvPicPr>
-                    <pic:cNvPr descr="../figures/figure_sig_all_judgments_bystander_sex_man_judgments_bystander_man_ref_woman.png" id="95" name="Picture"/>
+                    <pic:cNvPr descr="../figures/figure_sig_all_judgments_victim_iri_total_judgments_victim_empathy_composite_average.png" id="97" name="Picture"/>
                     <pic:cNvPicPr>
                       <a:picLocks noChangeArrowheads="1" noChangeAspect="1"/>
                     </pic:cNvPicPr>
                   </pic:nvPicPr>
                   <pic:blipFill>
-                    <a:blip r:embed="rId93"/>
+                    <a:blip r:embed="rId95"/>
                     <a:stretch>
                       <a:fillRect/>
                     </a:stretch>
@@ -2471,7 +2940,7 @@
                   <pic:spPr bwMode="auto">
                     <a:xfrm>
                       <a:off x="0" y="0"/>
-                      <a:ext cx="5334000" cy="4000500"/>
+                      <a:ext cx="5334000" cy="3758045"/>
                     </a:xfrm>
                     <a:prstGeom prst="rect">
                       <a:avLst/>
@@ -2495,43 +2964,15 @@
         <w:pStyle w:val="ImageCaption"/>
       </w:pPr>
       <w:r>
-        <w:t xml:space="preserve">Grouped Prediction Plot for Man (ref = woman) in the judgments_bystander. The panels show predicted judgments on the observed -9 to 9 scale with 95% confidence intervals.</w:t>
-      </w:r>
-    </w:p>
-    <w:bookmarkEnd w:id="96"/>
-    <w:bookmarkStart w:id="139" w:name="judgments_victim"/>
-    <w:p>
-      <w:pPr>
-        <w:pStyle w:val="Heading3"/>
-      </w:pPr>
-      <w:r>
-        <w:t xml:space="preserve">judgments_victim</w:t>
-      </w:r>
-    </w:p>
-    <w:p>
-      <w:pPr>
-        <w:pStyle w:val="FirstParagraph"/>
-      </w:pPr>
-      <w:r>
-        <w:t xml:space="preserve">Negotiator accepted harmful deal is statistically significant in:</w:t>
-      </w:r>
-      <w:r>
-        <w:t xml:space="preserve"> </w:t>
-      </w:r>
-      <w:r>
-        <w:t xml:space="preserve">- H1: Empathy under relational controls Model B (Tobit)</w:t>
-      </w:r>
-      <w:r>
-        <w:t xml:space="preserve"> </w:t>
-      </w:r>
-      <w:r>
-        <w:t xml:space="preserve">- H1: Empathy under relational controls Model A (Tobit)</w:t>
-      </w:r>
-      <w:r>
-        <w:t xml:space="preserve"> </w:t>
-      </w:r>
-      <w:r>
-        <w:t xml:space="preserve">- H3: Empathy x judged-status moderation Model B (Tobit)</w:t>
+        <w:t xml:space="preserve">Effect Plot for Empathy composite (average) in the judgments_victim. The panels show predicted judgments on the observed -9 to 9 scale with 95% confidence intervals. Abbrev.: Emp = empathy composite; FS / EC / PT / PD = IRI subscales; JN = judged negotiator; CN = counterpart negotiator; V = victim-side player-victim relation in observer models; Vic / Obs = victim / observer subset; In / Out / Ctl = ingroup / outgroup / control label hidden; Acc / Rej = accepted / rejected harmful deal; SES = economic status.</w:t>
+      </w:r>
+    </w:p>
+    <w:p>
+      <w:pPr>
+        <w:pStyle w:val="BodyText"/>
+      </w:pPr>
+      <w:r>
+        <w:t xml:space="preserve">Empathy x judged negotiator outgroup is statistically significant in:</w:t>
       </w:r>
       <w:r>
         <w:t xml:space="preserve"> </w:t>
@@ -2543,7 +2984,7 @@
         <w:t xml:space="preserve"> </w:t>
       </w:r>
       <w:r>
-        <w:t xml:space="preserve">The figure below shows that predicted judgment is lower for Accept harmful deal than for Reject harmful deal.</w:t>
+        <w:t xml:space="preserve">The figure below shows that the predicted relationship rises most sharply for Empathy composite (average) when the condition is JN In.</w:t>
       </w:r>
     </w:p>
     <w:p>
@@ -2553,20 +2994,20 @@
       <w:r>
         <w:drawing>
           <wp:inline>
-            <wp:extent cx="5334000" cy="4000500"/>
+            <wp:extent cx="5334000" cy="4485409"/>
             <wp:effectExtent b="0" l="0" r="0" t="0"/>
-            <wp:docPr descr="Grouped Prediction Plot for Negotiator accepted harmful deal in the judgments_victim. The panels show predicted judgments on the observed -9 to 9 scale with 95% confidence intervals." title="" id="98" name="Picture"/>
+            <wp:docPr descr="Interaction Plot for Empathy x judged negotiator outgroup in the judgments_victim. The panels show predicted judgments on the observed -9 to 9 scale with 95% confidence intervals. Abbrev.: Emp = empathy composite; FS / EC / PT / PD = IRI subscales; JN = judged negotiator; CN = counterpart negotiator; V = victim-side player-victim relation in observer models; Vic / Obs = victim / observer subset; In / Out / Ctl = ingroup / outgroup / control label hidden; Acc / Rej = accepted / rejected harmful deal; SES = economic status." title="" id="99" name="Picture"/>
             <a:graphic>
               <a:graphicData uri="http://schemas.openxmlformats.org/drawingml/2006/picture">
                 <pic:pic>
                   <pic:nvPicPr>
-                    <pic:cNvPr descr="../figures/figure_sig_all_judgments_victim_decision_accept_judgments_victim_negotiator_accepted_harmful_deal.png" id="99" name="Picture"/>
+                    <pic:cNvPr descr="../figures/figure_sig_all_judgments_victim_iri_total_judged_outgroup_judgments_victim_empathy_x_judged_negotiator_outgroup.png" id="100" name="Picture"/>
                     <pic:cNvPicPr>
                       <a:picLocks noChangeArrowheads="1" noChangeAspect="1"/>
                     </pic:cNvPicPr>
                   </pic:nvPicPr>
                   <pic:blipFill>
-                    <a:blip r:embed="rId97"/>
+                    <a:blip r:embed="rId98"/>
                     <a:stretch>
                       <a:fillRect/>
                     </a:stretch>
@@ -2574,7 +3015,7 @@
                   <pic:spPr bwMode="auto">
                     <a:xfrm>
                       <a:off x="0" y="0"/>
-                      <a:ext cx="5334000" cy="4000500"/>
+                      <a:ext cx="5334000" cy="4485409"/>
                     </a:xfrm>
                     <a:prstGeom prst="rect">
                       <a:avLst/>
@@ -2598,7 +3039,7 @@
         <w:pStyle w:val="ImageCaption"/>
       </w:pPr>
       <w:r>
-        <w:t xml:space="preserve">Grouped Prediction Plot for Negotiator accepted harmful deal in the judgments_victim. The panels show predicted judgments on the observed -9 to 9 scale with 95% confidence intervals.</w:t>
+        <w:t xml:space="preserve">Interaction Plot for Empathy x judged negotiator outgroup in the judgments_victim. The panels show predicted judgments on the observed -9 to 9 scale with 95% confidence intervals. Abbrev.: Emp = empathy composite; FS / EC / PT / PD = IRI subscales; JN = judged negotiator; CN = counterpart negotiator; V = victim-side player-victim relation in observer models; Vic / Obs = victim / observer subset; In / Out / Ctl = ingroup / outgroup / control label hidden; Acc / Rej = accepted / rejected harmful deal; SES = economic status.</w:t>
       </w:r>
     </w:p>
     <w:p>
@@ -2606,31 +3047,19 @@
         <w:pStyle w:val="BodyText"/>
       </w:pPr>
       <w:r>
-        <w:t xml:space="preserve">Empathy: Perspective taking is statistically significant in:</w:t>
-      </w:r>
-      <w:r>
-        <w:t xml:space="preserve"> </w:t>
-      </w:r>
-      <w:r>
-        <w:t xml:space="preserve">- H2: Negotiator-side relational structure Model B (Tobit)</w:t>
-      </w:r>
-      <w:r>
-        <w:t xml:space="preserve"> </w:t>
-      </w:r>
-      <w:r>
-        <w:t xml:space="preserve">- H1: Empathy under relational controls Model B (Tobit)</w:t>
-      </w:r>
-      <w:r>
-        <w:t xml:space="preserve"> </w:t>
-      </w:r>
-      <w:r>
-        <w:t xml:space="preserve">- H3: Empathy x judged-status moderation Model B (Tobit)</w:t>
-      </w:r>
-      <w:r>
-        <w:t xml:space="preserve"> </w:t>
-      </w:r>
-      <w:r>
-        <w:t xml:space="preserve">The figure below shows that across the observed range, higher Empathy: Perspective taking corresponds to higher predicted judgment.</w:t>
+        <w:t xml:space="preserve">Empathy x judged negotiator control label hidden is statistically significant in:</w:t>
+      </w:r>
+      <w:r>
+        <w:t xml:space="preserve"> </w:t>
+      </w:r>
+      <w:r>
+        <w:t xml:space="preserve">- H3: Empathy x judged-status moderation Model A (Tobit)</w:t>
+      </w:r>
+      <w:r>
+        <w:t xml:space="preserve"> </w:t>
+      </w:r>
+      <w:r>
+        <w:t xml:space="preserve">The figure below shows that the predicted relationship rises most sharply for Empathy composite (average) when the condition is JN In.</w:t>
       </w:r>
     </w:p>
     <w:p>
@@ -2640,20 +3069,20 @@
       <w:r>
         <w:drawing>
           <wp:inline>
-            <wp:extent cx="5334000" cy="4000500"/>
+            <wp:extent cx="5334000" cy="4485409"/>
             <wp:effectExtent b="0" l="0" r="0" t="0"/>
-            <wp:docPr descr="Effect Plot for Empathy: Perspective taking in the judgments_victim. The panels show predicted judgments on the observed -9 to 9 scale with 95% confidence intervals." title="" id="101" name="Picture"/>
+            <wp:docPr descr="Interaction Plot for Empathy x judged negotiator control label hidden in the judgments_victim. The panels show predicted judgments on the observed -9 to 9 scale with 95% confidence intervals. Abbrev.: Emp = empathy composite; FS / EC / PT / PD = IRI subscales; JN = judged negotiator; CN = counterpart negotiator; V = victim-side player-victim relation in observer models; Vic / Obs = victim / observer subset; In / Out / Ctl = ingroup / outgroup / control label hidden; Acc / Rej = accepted / rejected harmful deal; SES = economic status." title="" id="102" name="Picture"/>
             <a:graphic>
               <a:graphicData uri="http://schemas.openxmlformats.org/drawingml/2006/picture">
                 <pic:pic>
                   <pic:nvPicPr>
-                    <pic:cNvPr descr="../figures/figure_sig_all_judgments_victim_iri_pt_judgments_victim_empathy_perspective_taking.png" id="102" name="Picture"/>
+                    <pic:cNvPr descr="../figures/figure_sig_all_judgments_victim_iri_total_judged_control_judgments_victim_empathy_x_judged_negotiator_control_label_hidden.png" id="103" name="Picture"/>
                     <pic:cNvPicPr>
                       <a:picLocks noChangeArrowheads="1" noChangeAspect="1"/>
                     </pic:cNvPicPr>
                   </pic:nvPicPr>
                   <pic:blipFill>
-                    <a:blip r:embed="rId100"/>
+                    <a:blip r:embed="rId101"/>
                     <a:stretch>
                       <a:fillRect/>
                     </a:stretch>
@@ -2661,7 +3090,7 @@
                   <pic:spPr bwMode="auto">
                     <a:xfrm>
                       <a:off x="0" y="0"/>
-                      <a:ext cx="5334000" cy="4000500"/>
+                      <a:ext cx="5334000" cy="4485409"/>
                     </a:xfrm>
                     <a:prstGeom prst="rect">
                       <a:avLst/>
@@ -2685,7 +3114,7 @@
         <w:pStyle w:val="ImageCaption"/>
       </w:pPr>
       <w:r>
-        <w:t xml:space="preserve">Effect Plot for Empathy: Perspective taking in the judgments_victim. The panels show predicted judgments on the observed -9 to 9 scale with 95% confidence intervals.</w:t>
+        <w:t xml:space="preserve">Interaction Plot for Empathy x judged negotiator control label hidden in the judgments_victim. The panels show predicted judgments on the observed -9 to 9 scale with 95% confidence intervals. Abbrev.: Emp = empathy composite; FS / EC / PT / PD = IRI subscales; JN = judged negotiator; CN = counterpart negotiator; V = victim-side player-victim relation in observer models; Vic / Obs = victim / observer subset; In / Out / Ctl = ingroup / outgroup / control label hidden; Acc / Rej = accepted / rejected harmful deal; SES = economic status.</w:t>
       </w:r>
     </w:p>
     <w:p>
@@ -2693,25 +3122,19 @@
         <w:pStyle w:val="BodyText"/>
       </w:pPr>
       <w:r>
-        <w:t xml:space="preserve">Empathy: Empathic concern is statistically significant in:</w:t>
-      </w:r>
-      <w:r>
-        <w:t xml:space="preserve"> </w:t>
-      </w:r>
-      <w:r>
-        <w:t xml:space="preserve">- H2: Negotiator-side relational structure Model B (Tobit)</w:t>
-      </w:r>
-      <w:r>
-        <w:t xml:space="preserve"> </w:t>
-      </w:r>
-      <w:r>
-        <w:t xml:space="preserve">- H1: Empathy under relational controls Model B (Tobit)</w:t>
-      </w:r>
-      <w:r>
-        <w:t xml:space="preserve"> </w:t>
-      </w:r>
-      <w:r>
-        <w:t xml:space="preserve">The figure below shows that across the observed range, higher Empathy: Empathic concern corresponds to lower predicted judgment.</w:t>
+        <w:t xml:space="preserve">Empathic concern x judged negotiator outgroup is statistically significant in:</w:t>
+      </w:r>
+      <w:r>
+        <w:t xml:space="preserve"> </w:t>
+      </w:r>
+      <w:r>
+        <w:t xml:space="preserve">- H3: Empathy x judged-status moderation Model B (Tobit)</w:t>
+      </w:r>
+      <w:r>
+        <w:t xml:space="preserve"> </w:t>
+      </w:r>
+      <w:r>
+        <w:t xml:space="preserve">The figure below shows that the predicted relationship falls most sharply for Empathy: Empathic concern when the condition is JN Out.</w:t>
       </w:r>
     </w:p>
     <w:p>
@@ -2721,20 +3144,20 @@
       <w:r>
         <w:drawing>
           <wp:inline>
-            <wp:extent cx="5334000" cy="4000500"/>
+            <wp:extent cx="5334000" cy="4485409"/>
             <wp:effectExtent b="0" l="0" r="0" t="0"/>
-            <wp:docPr descr="Effect Plot for Empathy: Empathic concern in the judgments_victim. The panels show predicted judgments on the observed -9 to 9 scale with 95% confidence intervals." title="" id="104" name="Picture"/>
+            <wp:docPr descr="Interaction Plot for Empathic concern x judged negotiator outgroup in the judgments_victim. The panels show predicted judgments on the observed -9 to 9 scale with 95% confidence intervals. Abbrev.: Emp = empathy composite; FS / EC / PT / PD = IRI subscales; JN = judged negotiator; CN = counterpart negotiator; V = victim-side player-victim relation in observer models; Vic / Obs = victim / observer subset; In / Out / Ctl = ingroup / outgroup / control label hidden; Acc / Rej = accepted / rejected harmful deal; SES = economic status." title="" id="105" name="Picture"/>
             <a:graphic>
               <a:graphicData uri="http://schemas.openxmlformats.org/drawingml/2006/picture">
                 <pic:pic>
                   <pic:nvPicPr>
-                    <pic:cNvPr descr="../figures/figure_sig_all_judgments_victim_iri_ec_judgments_victim_empathy_empathic_concern.png" id="105" name="Picture"/>
+                    <pic:cNvPr descr="../figures/figure_sig_all_judgments_victim_iri_ec_judged_outgroup_judgments_victim_empathic_concern_x_judged_negotiator_outgroup.png" id="106" name="Picture"/>
                     <pic:cNvPicPr>
                       <a:picLocks noChangeArrowheads="1" noChangeAspect="1"/>
                     </pic:cNvPicPr>
                   </pic:nvPicPr>
                   <pic:blipFill>
-                    <a:blip r:embed="rId103"/>
+                    <a:blip r:embed="rId104"/>
                     <a:stretch>
                       <a:fillRect/>
                     </a:stretch>
@@ -2742,7 +3165,7 @@
                   <pic:spPr bwMode="auto">
                     <a:xfrm>
                       <a:off x="0" y="0"/>
-                      <a:ext cx="5334000" cy="4000500"/>
+                      <a:ext cx="5334000" cy="4485409"/>
                     </a:xfrm>
                     <a:prstGeom prst="rect">
                       <a:avLst/>
@@ -2766,7 +3189,7 @@
         <w:pStyle w:val="ImageCaption"/>
       </w:pPr>
       <w:r>
-        <w:t xml:space="preserve">Effect Plot for Empathy: Empathic concern in the judgments_victim. The panels show predicted judgments on the observed -9 to 9 scale with 95% confidence intervals.</w:t>
+        <w:t xml:space="preserve">Interaction Plot for Empathic concern x judged negotiator outgroup in the judgments_victim. The panels show predicted judgments on the observed -9 to 9 scale with 95% confidence intervals. Abbrev.: Emp = empathy composite; FS / EC / PT / PD = IRI subscales; JN = judged negotiator; CN = counterpart negotiator; V = victim-side player-victim relation in observer models; Vic / Obs = victim / observer subset; In / Out / Ctl = ingroup / outgroup / control label hidden; Acc / Rej = accepted / rejected harmful deal; SES = economic status.</w:t>
       </w:r>
     </w:p>
     <w:p>
@@ -2774,25 +3197,19 @@
         <w:pStyle w:val="BodyText"/>
       </w:pPr>
       <w:r>
-        <w:t xml:space="preserve">Socioeconomic status is statistically significant in:</w:t>
-      </w:r>
-      <w:r>
-        <w:t xml:space="preserve"> </w:t>
-      </w:r>
-      <w:r>
-        <w:t xml:space="preserve">- H2: Negotiator-side relational structure Model A (Tobit)</w:t>
-      </w:r>
-      <w:r>
-        <w:t xml:space="preserve"> </w:t>
-      </w:r>
-      <w:r>
-        <w:t xml:space="preserve">- H2: Negotiator-side relational structure Model B (Tobit)</w:t>
-      </w:r>
-      <w:r>
-        <w:t xml:space="preserve"> </w:t>
-      </w:r>
-      <w:r>
-        <w:t xml:space="preserve">The figure below shows that predicted judgment is higher for Socioeconomic status 5 than for Socioeconomic status 0.</w:t>
+        <w:t xml:space="preserve">Judged negotiator control label hidden (ref = ingroup) is statistically significant in:</w:t>
+      </w:r>
+      <w:r>
+        <w:t xml:space="preserve"> </w:t>
+      </w:r>
+      <w:r>
+        <w:t xml:space="preserve">- H3: Empathy x judged-status moderation Model A (Tobit)</w:t>
+      </w:r>
+      <w:r>
+        <w:t xml:space="preserve"> </w:t>
+      </w:r>
+      <w:r>
+        <w:t xml:space="preserve">The figure below shows that predicted judgment is lower for JN Ctl than for JN In.</w:t>
       </w:r>
     </w:p>
     <w:p>
@@ -2802,20 +3219,20 @@
       <w:r>
         <w:drawing>
           <wp:inline>
-            <wp:extent cx="5334000" cy="4000500"/>
+            <wp:extent cx="5334000" cy="3758045"/>
             <wp:effectExtent b="0" l="0" r="0" t="0"/>
-            <wp:docPr descr="Grouped Prediction Plot for Socioeconomic status in the judgments_victim. The panels show predicted judgments on the observed -9 to 9 scale with 95% confidence intervals." title="" id="107" name="Picture"/>
+            <wp:docPr descr="Grouped Prediction Plot for Judged negotiator control label hidden (ref = ingroup) in the judgments_victim. The panels show predicted judgments on the observed -9 to 9 scale with 95% confidence intervals. Abbrev.: Emp = empathy composite; FS / EC / PT / PD = IRI subscales; JN = judged negotiator; CN = counterpart negotiator; V = victim-side player-victim relation in observer models; Vic / Obs = victim / observer subset; In / Out / Ctl = ingroup / outgroup / control label hidden; Acc / Rej = accepted / rejected harmful deal; SES = economic status." title="" id="108" name="Picture"/>
             <a:graphic>
               <a:graphicData uri="http://schemas.openxmlformats.org/drawingml/2006/picture">
                 <pic:pic>
                   <pic:nvPicPr>
-                    <pic:cNvPr descr="../figures/figure_sig_all_judgments_victim_economic_status_judgments_victim_socioeconomic_status.png" id="108" name="Picture"/>
+                    <pic:cNvPr descr="../figures/figure_sig_all_judgments_victim_judged_control_judgments_victim_judged_negotiator_control_label_hidden_ref_ingroup.png" id="109" name="Picture"/>
                     <pic:cNvPicPr>
                       <a:picLocks noChangeArrowheads="1" noChangeAspect="1"/>
                     </pic:cNvPicPr>
                   </pic:nvPicPr>
                   <pic:blipFill>
-                    <a:blip r:embed="rId106"/>
+                    <a:blip r:embed="rId107"/>
                     <a:stretch>
                       <a:fillRect/>
                     </a:stretch>
@@ -2823,7 +3240,7 @@
                   <pic:spPr bwMode="auto">
                     <a:xfrm>
                       <a:off x="0" y="0"/>
-                      <a:ext cx="5334000" cy="4000500"/>
+                      <a:ext cx="5334000" cy="3758045"/>
                     </a:xfrm>
                     <a:prstGeom prst="rect">
                       <a:avLst/>
@@ -2847,7 +3264,7 @@
         <w:pStyle w:val="ImageCaption"/>
       </w:pPr>
       <w:r>
-        <w:t xml:space="preserve">Grouped Prediction Plot for Socioeconomic status in the judgments_victim. The panels show predicted judgments on the observed -9 to 9 scale with 95% confidence intervals.</w:t>
+        <w:t xml:space="preserve">Grouped Prediction Plot for Judged negotiator control label hidden (ref = ingroup) in the judgments_victim. The panels show predicted judgments on the observed -9 to 9 scale with 95% confidence intervals. Abbrev.: Emp = empathy composite; FS / EC / PT / PD = IRI subscales; JN = judged negotiator; CN = counterpart negotiator; V = victim-side player-victim relation in observer models; Vic / Obs = victim / observer subset; In / Out / Ctl = ingroup / outgroup / control label hidden; Acc / Rej = accepted / rejected harmful deal; SES = economic status.</w:t>
       </w:r>
     </w:p>
     <w:p>
@@ -2855,25 +3272,25 @@
         <w:pStyle w:val="BodyText"/>
       </w:pPr>
       <w:r>
-        <w:t xml:space="preserve">Judged negotiator outgroup (ref = ingroup) is statistically significant in:</w:t>
-      </w:r>
-      <w:r>
-        <w:t xml:space="preserve"> </w:t>
-      </w:r>
-      <w:r>
-        <w:t xml:space="preserve">- H3: Empathy x judged-status moderation Model B (Tobit)</w:t>
-      </w:r>
-      <w:r>
-        <w:t xml:space="preserve"> </w:t>
-      </w:r>
-      <w:r>
-        <w:t xml:space="preserve">- H3: Empathy x judged-status moderation Model A (Tobit)</w:t>
-      </w:r>
-      <w:r>
-        <w:t xml:space="preserve"> </w:t>
-      </w:r>
-      <w:r>
-        <w:t xml:space="preserve">The figure below shows that predicted judgment is higher for Judged negotiator outgroup than for Judged negotiator ingroup.</w:t>
+        <w:t xml:space="preserve">Socioeconomic status is statistically significant in:</w:t>
+      </w:r>
+      <w:r>
+        <w:t xml:space="preserve"> </w:t>
+      </w:r>
+      <w:r>
+        <w:t xml:space="preserve">- H2: Negotiator-side relational structure Model A (Tobit)</w:t>
+      </w:r>
+      <w:r>
+        <w:t xml:space="preserve"> </w:t>
+      </w:r>
+      <w:r>
+        <w:t xml:space="preserve">- H2: Negotiator-side relational structure Model B (Tobit)</w:t>
+      </w:r>
+      <w:r>
+        <w:t xml:space="preserve"> </w:t>
+      </w:r>
+      <w:r>
+        <w:t xml:space="preserve">The figure below shows that predicted judgment is higher for Socioeconomic status 5 than for Socioeconomic status 0.</w:t>
       </w:r>
     </w:p>
     <w:p>
@@ -2883,20 +3300,20 @@
       <w:r>
         <w:drawing>
           <wp:inline>
-            <wp:extent cx="5334000" cy="4000500"/>
+            <wp:extent cx="5334000" cy="3758045"/>
             <wp:effectExtent b="0" l="0" r="0" t="0"/>
-            <wp:docPr descr="Grouped Prediction Plot for Judged negotiator outgroup (ref = ingroup) in the judgments_victim. The panels show predicted judgments on the observed -9 to 9 scale with 95% confidence intervals." title="" id="110" name="Picture"/>
+            <wp:docPr descr="Grouped Prediction Plot for Socioeconomic status in the judgments_victim. The panels show predicted judgments on the observed -9 to 9 scale with 95% confidence intervals. Abbrev.: Emp = empathy composite; FS / EC / PT / PD = IRI subscales; JN = judged negotiator; CN = counterpart negotiator; V = victim-side player-victim relation in observer models; Vic / Obs = victim / observer subset; In / Out / Ctl = ingroup / outgroup / control label hidden; Acc / Rej = accepted / rejected harmful deal; SES = economic status." title="" id="111" name="Picture"/>
             <a:graphic>
               <a:graphicData uri="http://schemas.openxmlformats.org/drawingml/2006/picture">
                 <pic:pic>
                   <pic:nvPicPr>
-                    <pic:cNvPr descr="../figures/figure_sig_all_judgments_victim_judged_outgroup_judgments_victim_judged_negotiator_outgroup_ref_ingroup.png" id="111" name="Picture"/>
+                    <pic:cNvPr descr="../figures/figure_sig_all_judgments_victim_economic_status_judgments_victim_socioeconomic_status.png" id="112" name="Picture"/>
                     <pic:cNvPicPr>
                       <a:picLocks noChangeArrowheads="1" noChangeAspect="1"/>
                     </pic:cNvPicPr>
                   </pic:nvPicPr>
                   <pic:blipFill>
-                    <a:blip r:embed="rId109"/>
+                    <a:blip r:embed="rId110"/>
                     <a:stretch>
                       <a:fillRect/>
                     </a:stretch>
@@ -2904,7 +3321,7 @@
                   <pic:spPr bwMode="auto">
                     <a:xfrm>
                       <a:off x="0" y="0"/>
-                      <a:ext cx="5334000" cy="4000500"/>
+                      <a:ext cx="5334000" cy="3758045"/>
                     </a:xfrm>
                     <a:prstGeom prst="rect">
                       <a:avLst/>
@@ -2928,7 +3345,7 @@
         <w:pStyle w:val="ImageCaption"/>
       </w:pPr>
       <w:r>
-        <w:t xml:space="preserve">Grouped Prediction Plot for Judged negotiator outgroup (ref = ingroup) in the judgments_victim. The panels show predicted judgments on the observed -9 to 9 scale with 95% confidence intervals.</w:t>
+        <w:t xml:space="preserve">Grouped Prediction Plot for Socioeconomic status in the judgments_victim. The panels show predicted judgments on the observed -9 to 9 scale with 95% confidence intervals. Abbrev.: Emp = empathy composite; FS / EC / PT / PD = IRI subscales; JN = judged negotiator; CN = counterpart negotiator; V = victim-side player-victim relation in observer models; Vic / Obs = victim / observer subset; In / Out / Ctl = ingroup / outgroup / control label hidden; Acc / Rej = accepted / rejected harmful deal; SES = economic status.</w:t>
       </w:r>
     </w:p>
     <w:p>
@@ -2936,19 +3353,19 @@
         <w:pStyle w:val="BodyText"/>
       </w:pPr>
       <w:r>
-        <w:t xml:space="preserve">Personal distress x judged negotiator outgroup is statistically significant in:</w:t>
-      </w:r>
-      <w:r>
-        <w:t xml:space="preserve"> </w:t>
-      </w:r>
-      <w:r>
-        <w:t xml:space="preserve">- H3: Empathy x judged-status moderation Model B (Tobit)</w:t>
-      </w:r>
-      <w:r>
-        <w:t xml:space="preserve"> </w:t>
-      </w:r>
-      <w:r>
-        <w:t xml:space="preserve">The figure below shows that the predicted relationship rises most sharply for Empathy: Personal distress when the condition is Judged negotiator outgroup.</w:t>
+        <w:t xml:space="preserve">Negotiator-side structure: judged negotiator control label hidden, counterpart negotiator ingroup (ref = judged negotiator ingroup, counterpart negotiator ingroup) is statistically significant in:</w:t>
+      </w:r>
+      <w:r>
+        <w:t xml:space="preserve"> </w:t>
+      </w:r>
+      <w:r>
+        <w:t xml:space="preserve">- H2: Negotiator-side relational structure Model B (Tobit)</w:t>
+      </w:r>
+      <w:r>
+        <w:t xml:space="preserve"> </w:t>
+      </w:r>
+      <w:r>
+        <w:t xml:space="preserve">The figure below shows that predicted judgment is lower for JN Ctl, CN In than for Ref: JN In, CN In.</w:t>
       </w:r>
     </w:p>
     <w:p>
@@ -2958,20 +3375,20 @@
       <w:r>
         <w:drawing>
           <wp:inline>
-            <wp:extent cx="5334000" cy="4000500"/>
+            <wp:extent cx="5334000" cy="3758045"/>
             <wp:effectExtent b="0" l="0" r="0" t="0"/>
-            <wp:docPr descr="Interaction Plot for Personal distress x judged negotiator outgroup in the judgments_victim. The panels show predicted judgments on the observed -9 to 9 scale with 95% confidence intervals." title="" id="113" name="Picture"/>
+            <wp:docPr descr="Grouped Prediction Plot for Negotiator-side structure: judged negotiator control label hidden, counterpart negotiator ingroup (ref = judged negotiator ingroup, counterpart negotiator ingroup) in the judgments_victim. The panels show predicted judgments on the observed -9 to 9 scale with 95% confidence intervals. Abbrev.: Emp = empathy composite; FS / EC / PT / PD = IRI subscales; JN = judged negotiator; CN = counterpart negotiator; V = victim-side player-victim relation in observer models; Vic / Obs = victim / observer subset; In / Out / Ctl = ingroup / outgroup / control label hidden; Acc / Rej = accepted / rejected harmful deal; SES = economic status." title="" id="114" name="Picture"/>
             <a:graphic>
               <a:graphicData uri="http://schemas.openxmlformats.org/drawingml/2006/picture">
                 <pic:pic>
                   <pic:nvPicPr>
-                    <pic:cNvPr descr="../figures/figure_sig_all_judgments_victim_iri_pd_judged_outgroup_judgments_victim_personal_distress_x_judged_negotiator_outgroup.png" id="114" name="Picture"/>
+                    <pic:cNvPr descr="../figures/figure_sig_all_judgments_victim_h2_negstruct_j_cont_c_in_judgments_victim_negotiator_side_structure_judged_negotiator_control_label_hidden_counterp.png" id="115" name="Picture"/>
                     <pic:cNvPicPr>
                       <a:picLocks noChangeArrowheads="1" noChangeAspect="1"/>
                     </pic:cNvPicPr>
                   </pic:nvPicPr>
                   <pic:blipFill>
-                    <a:blip r:embed="rId112"/>
+                    <a:blip r:embed="rId113"/>
                     <a:stretch>
                       <a:fillRect/>
                     </a:stretch>
@@ -2979,7 +3396,7 @@
                   <pic:spPr bwMode="auto">
                     <a:xfrm>
                       <a:off x="0" y="0"/>
-                      <a:ext cx="5334000" cy="4000500"/>
+                      <a:ext cx="5334000" cy="3758045"/>
                     </a:xfrm>
                     <a:prstGeom prst="rect">
                       <a:avLst/>
@@ -3003,654 +3420,12 @@
         <w:pStyle w:val="ImageCaption"/>
       </w:pPr>
       <w:r>
-        <w:t xml:space="preserve">Interaction Plot for Personal distress x judged negotiator outgroup in the judgments_victim. The panels show predicted judgments on the observed -9 to 9 scale with 95% confidence intervals.</w:t>
-      </w:r>
-    </w:p>
-    <w:p>
-      <w:pPr>
-        <w:pStyle w:val="BodyText"/>
-      </w:pPr>
-      <w:r>
-        <w:t xml:space="preserve">Empathic concern x judged negotiator outgroup is statistically significant in:</w:t>
-      </w:r>
-      <w:r>
-        <w:t xml:space="preserve"> </w:t>
-      </w:r>
-      <w:r>
-        <w:t xml:space="preserve">- H3: Empathy x judged-status moderation Model B (Tobit)</w:t>
-      </w:r>
-      <w:r>
-        <w:t xml:space="preserve"> </w:t>
-      </w:r>
-      <w:r>
-        <w:t xml:space="preserve">The figure below shows that the predicted relationship falls most sharply for Empathy: Empathic concern when the condition is Judged negotiator outgroup.</w:t>
-      </w:r>
-    </w:p>
-    <w:p>
-      <w:pPr>
-        <w:pStyle w:val="CaptionedFigure"/>
-      </w:pPr>
-      <w:r>
-        <w:drawing>
-          <wp:inline>
-            <wp:extent cx="5334000" cy="4000500"/>
-            <wp:effectExtent b="0" l="0" r="0" t="0"/>
-            <wp:docPr descr="Interaction Plot for Empathic concern x judged negotiator outgroup in the judgments_victim. The panels show predicted judgments on the observed -9 to 9 scale with 95% confidence intervals." title="" id="116" name="Picture"/>
-            <a:graphic>
-              <a:graphicData uri="http://schemas.openxmlformats.org/drawingml/2006/picture">
-                <pic:pic>
-                  <pic:nvPicPr>
-                    <pic:cNvPr descr="../figures/figure_sig_all_judgments_victim_iri_ec_judged_outgroup_judgments_victim_empathic_concern_x_judged_negotiator_outgroup.png" id="117" name="Picture"/>
-                    <pic:cNvPicPr>
-                      <a:picLocks noChangeArrowheads="1" noChangeAspect="1"/>
-                    </pic:cNvPicPr>
-                  </pic:nvPicPr>
-                  <pic:blipFill>
-                    <a:blip r:embed="rId115"/>
-                    <a:stretch>
-                      <a:fillRect/>
-                    </a:stretch>
-                  </pic:blipFill>
-                  <pic:spPr bwMode="auto">
-                    <a:xfrm>
-                      <a:off x="0" y="0"/>
-                      <a:ext cx="5334000" cy="4000500"/>
-                    </a:xfrm>
-                    <a:prstGeom prst="rect">
-                      <a:avLst/>
-                    </a:prstGeom>
-                    <a:noFill/>
-                    <a:ln w="9525">
-                      <a:noFill/>
-                      <a:headEnd/>
-                      <a:tailEnd/>
-                    </a:ln>
-                  </pic:spPr>
-                </pic:pic>
-              </a:graphicData>
-            </a:graphic>
-          </wp:inline>
-        </w:drawing>
-      </w:r>
-    </w:p>
-    <w:p>
-      <w:pPr>
-        <w:pStyle w:val="ImageCaption"/>
-      </w:pPr>
-      <w:r>
-        <w:t xml:space="preserve">Interaction Plot for Empathic concern x judged negotiator outgroup in the judgments_victim. The panels show predicted judgments on the observed -9 to 9 scale with 95% confidence intervals.</w:t>
-      </w:r>
-    </w:p>
-    <w:p>
-      <w:pPr>
-        <w:pStyle w:val="BodyText"/>
-      </w:pPr>
-      <w:r>
-        <w:t xml:space="preserve">Engineering participant (ref = humanities) is statistically significant in:</w:t>
-      </w:r>
-      <w:r>
-        <w:t xml:space="preserve"> </w:t>
-      </w:r>
-      <w:r>
-        <w:t xml:space="preserve">- H3: Empathy x judged-status moderation Model A (Tobit)</w:t>
-      </w:r>
-      <w:r>
-        <w:t xml:space="preserve"> </w:t>
-      </w:r>
-      <w:r>
-        <w:t xml:space="preserve">- H1: Empathy under relational controls Model A (Tobit)</w:t>
-      </w:r>
-      <w:r>
-        <w:t xml:space="preserve"> </w:t>
-      </w:r>
-      <w:r>
-        <w:t xml:space="preserve">- H3: Empathy x judged-status moderation Model B (Tobit)</w:t>
-      </w:r>
-      <w:r>
-        <w:t xml:space="preserve"> </w:t>
-      </w:r>
-      <w:r>
-        <w:t xml:space="preserve">- H1: Empathy under relational controls Model B (Tobit)</w:t>
-      </w:r>
-      <w:r>
-        <w:t xml:space="preserve"> </w:t>
-      </w:r>
-      <w:r>
-        <w:t xml:space="preserve">- H2: Negotiator-side relational structure Model B (Tobit)</w:t>
-      </w:r>
-      <w:r>
-        <w:t xml:space="preserve"> </w:t>
-      </w:r>
-      <w:r>
-        <w:t xml:space="preserve">- H2: Negotiator-side relational structure Model A (Tobit)</w:t>
-      </w:r>
-      <w:r>
-        <w:t xml:space="preserve"> </w:t>
-      </w:r>
-      <w:r>
-        <w:t xml:space="preserve">The figure below shows that predicted judgment is higher for Engineering participant than for Humanities participant.</w:t>
-      </w:r>
-    </w:p>
-    <w:p>
-      <w:pPr>
-        <w:pStyle w:val="CaptionedFigure"/>
-      </w:pPr>
-      <w:r>
-        <w:drawing>
-          <wp:inline>
-            <wp:extent cx="5334000" cy="4000500"/>
-            <wp:effectExtent b="0" l="0" r="0" t="0"/>
-            <wp:docPr descr="Grouped Prediction Plot for Engineering participant (ref = humanities) in the judgments_victim. The panels show predicted judgments on the observed -9 to 9 scale with 95% confidence intervals." title="" id="119" name="Picture"/>
-            <a:graphic>
-              <a:graphicData uri="http://schemas.openxmlformats.org/drawingml/2006/picture">
-                <pic:pic>
-                  <pic:nvPicPr>
-                    <pic:cNvPr descr="../figures/figure_sig_all_judgments_victim_participant_engineering_judgments_victim_engineering_participant_ref_humanities.png" id="120" name="Picture"/>
-                    <pic:cNvPicPr>
-                      <a:picLocks noChangeArrowheads="1" noChangeAspect="1"/>
-                    </pic:cNvPicPr>
-                  </pic:nvPicPr>
-                  <pic:blipFill>
-                    <a:blip r:embed="rId118"/>
-                    <a:stretch>
-                      <a:fillRect/>
-                    </a:stretch>
-                  </pic:blipFill>
-                  <pic:spPr bwMode="auto">
-                    <a:xfrm>
-                      <a:off x="0" y="0"/>
-                      <a:ext cx="5334000" cy="4000500"/>
-                    </a:xfrm>
-                    <a:prstGeom prst="rect">
-                      <a:avLst/>
-                    </a:prstGeom>
-                    <a:noFill/>
-                    <a:ln w="9525">
-                      <a:noFill/>
-                      <a:headEnd/>
-                      <a:tailEnd/>
-                    </a:ln>
-                  </pic:spPr>
-                </pic:pic>
-              </a:graphicData>
-            </a:graphic>
-          </wp:inline>
-        </w:drawing>
-      </w:r>
-    </w:p>
-    <w:p>
-      <w:pPr>
-        <w:pStyle w:val="ImageCaption"/>
-      </w:pPr>
-      <w:r>
-        <w:t xml:space="preserve">Grouped Prediction Plot for Engineering participant (ref = humanities) in the judgments_victim. The panels show predicted judgments on the observed -9 to 9 scale with 95% confidence intervals.</w:t>
-      </w:r>
-    </w:p>
-    <w:p>
-      <w:pPr>
-        <w:pStyle w:val="BodyText"/>
-      </w:pPr>
-      <w:r>
-        <w:t xml:space="preserve">Empathy composite (average) is statistically significant in:</w:t>
-      </w:r>
-      <w:r>
-        <w:t xml:space="preserve"> </w:t>
-      </w:r>
-      <w:r>
-        <w:t xml:space="preserve">- H3: Empathy x judged-status moderation Model A (Tobit)</w:t>
-      </w:r>
-      <w:r>
-        <w:t xml:space="preserve"> </w:t>
-      </w:r>
-      <w:r>
-        <w:t xml:space="preserve">The figure below shows that across the observed range, higher Empathy composite (average) corresponds to higher predicted judgment.</w:t>
-      </w:r>
-    </w:p>
-    <w:p>
-      <w:pPr>
-        <w:pStyle w:val="CaptionedFigure"/>
-      </w:pPr>
-      <w:r>
-        <w:drawing>
-          <wp:inline>
-            <wp:extent cx="5334000" cy="4000500"/>
-            <wp:effectExtent b="0" l="0" r="0" t="0"/>
-            <wp:docPr descr="Effect Plot for Empathy composite (average) in the judgments_victim. The panels show predicted judgments on the observed -9 to 9 scale with 95% confidence intervals." title="" id="122" name="Picture"/>
-            <a:graphic>
-              <a:graphicData uri="http://schemas.openxmlformats.org/drawingml/2006/picture">
-                <pic:pic>
-                  <pic:nvPicPr>
-                    <pic:cNvPr descr="../figures/figure_sig_all_judgments_victim_iri_total_judgments_victim_empathy_composite_average.png" id="123" name="Picture"/>
-                    <pic:cNvPicPr>
-                      <a:picLocks noChangeArrowheads="1" noChangeAspect="1"/>
-                    </pic:cNvPicPr>
-                  </pic:nvPicPr>
-                  <pic:blipFill>
-                    <a:blip r:embed="rId121"/>
-                    <a:stretch>
-                      <a:fillRect/>
-                    </a:stretch>
-                  </pic:blipFill>
-                  <pic:spPr bwMode="auto">
-                    <a:xfrm>
-                      <a:off x="0" y="0"/>
-                      <a:ext cx="5334000" cy="4000500"/>
-                    </a:xfrm>
-                    <a:prstGeom prst="rect">
-                      <a:avLst/>
-                    </a:prstGeom>
-                    <a:noFill/>
-                    <a:ln w="9525">
-                      <a:noFill/>
-                      <a:headEnd/>
-                      <a:tailEnd/>
-                    </a:ln>
-                  </pic:spPr>
-                </pic:pic>
-              </a:graphicData>
-            </a:graphic>
-          </wp:inline>
-        </w:drawing>
-      </w:r>
-    </w:p>
-    <w:p>
-      <w:pPr>
-        <w:pStyle w:val="ImageCaption"/>
-      </w:pPr>
-      <w:r>
-        <w:t xml:space="preserve">Effect Plot for Empathy composite (average) in the judgments_victim. The panels show predicted judgments on the observed -9 to 9 scale with 95% confidence intervals.</w:t>
-      </w:r>
-    </w:p>
-    <w:p>
-      <w:pPr>
-        <w:pStyle w:val="BodyText"/>
-      </w:pPr>
-      <w:r>
-        <w:t xml:space="preserve">Empathy: Personal distress is statistically significant in:</w:t>
-      </w:r>
-      <w:r>
-        <w:t xml:space="preserve"> </w:t>
-      </w:r>
-      <w:r>
-        <w:t xml:space="preserve">- H2: Negotiator-side relational structure Model B (Tobit)</w:t>
-      </w:r>
-      <w:r>
-        <w:t xml:space="preserve"> </w:t>
-      </w:r>
-      <w:r>
-        <w:t xml:space="preserve">- H1: Empathy under relational controls Model B (Tobit)</w:t>
-      </w:r>
-      <w:r>
-        <w:t xml:space="preserve"> </w:t>
-      </w:r>
-      <w:r>
-        <w:t xml:space="preserve">The figure below shows that across the observed range, higher Empathy: Personal distress corresponds to higher predicted judgment.</w:t>
-      </w:r>
-    </w:p>
-    <w:p>
-      <w:pPr>
-        <w:pStyle w:val="CaptionedFigure"/>
-      </w:pPr>
-      <w:r>
-        <w:drawing>
-          <wp:inline>
-            <wp:extent cx="5334000" cy="4000500"/>
-            <wp:effectExtent b="0" l="0" r="0" t="0"/>
-            <wp:docPr descr="Effect Plot for Empathy: Personal distress in the judgments_victim. The panels show predicted judgments on the observed -9 to 9 scale with 95% confidence intervals." title="" id="125" name="Picture"/>
-            <a:graphic>
-              <a:graphicData uri="http://schemas.openxmlformats.org/drawingml/2006/picture">
-                <pic:pic>
-                  <pic:nvPicPr>
-                    <pic:cNvPr descr="../figures/figure_sig_all_judgments_victim_iri_pd_judgments_victim_empathy_personal_distress.png" id="126" name="Picture"/>
-                    <pic:cNvPicPr>
-                      <a:picLocks noChangeArrowheads="1" noChangeAspect="1"/>
-                    </pic:cNvPicPr>
-                  </pic:nvPicPr>
-                  <pic:blipFill>
-                    <a:blip r:embed="rId124"/>
-                    <a:stretch>
-                      <a:fillRect/>
-                    </a:stretch>
-                  </pic:blipFill>
-                  <pic:spPr bwMode="auto">
-                    <a:xfrm>
-                      <a:off x="0" y="0"/>
-                      <a:ext cx="5334000" cy="4000500"/>
-                    </a:xfrm>
-                    <a:prstGeom prst="rect">
-                      <a:avLst/>
-                    </a:prstGeom>
-                    <a:noFill/>
-                    <a:ln w="9525">
-                      <a:noFill/>
-                      <a:headEnd/>
-                      <a:tailEnd/>
-                    </a:ln>
-                  </pic:spPr>
-                </pic:pic>
-              </a:graphicData>
-            </a:graphic>
-          </wp:inline>
-        </w:drawing>
-      </w:r>
-    </w:p>
-    <w:p>
-      <w:pPr>
-        <w:pStyle w:val="ImageCaption"/>
-      </w:pPr>
-      <w:r>
-        <w:t xml:space="preserve">Effect Plot for Empathy: Personal distress in the judgments_victim. The panels show predicted judgments on the observed -9 to 9 scale with 95% confidence intervals.</w:t>
-      </w:r>
-    </w:p>
-    <w:p>
-      <w:pPr>
-        <w:pStyle w:val="BodyText"/>
-      </w:pPr>
-      <w:r>
-        <w:t xml:space="preserve">Empathy x judged negotiator outgroup is statistically significant in:</w:t>
-      </w:r>
-      <w:r>
-        <w:t xml:space="preserve"> </w:t>
-      </w:r>
-      <w:r>
-        <w:t xml:space="preserve">- H3: Empathy x judged-status moderation Model A (Tobit)</w:t>
-      </w:r>
-      <w:r>
-        <w:t xml:space="preserve"> </w:t>
-      </w:r>
-      <w:r>
-        <w:t xml:space="preserve">The figure below shows that the predicted relationship rises most sharply for Empathy composite (average) when the condition is Judged negotiator ingroup.</w:t>
-      </w:r>
-    </w:p>
-    <w:p>
-      <w:pPr>
-        <w:pStyle w:val="CaptionedFigure"/>
-      </w:pPr>
-      <w:r>
-        <w:drawing>
-          <wp:inline>
-            <wp:extent cx="5334000" cy="4000500"/>
-            <wp:effectExtent b="0" l="0" r="0" t="0"/>
-            <wp:docPr descr="Interaction Plot for Empathy x judged negotiator outgroup in the judgments_victim. The panels show predicted judgments on the observed -9 to 9 scale with 95% confidence intervals." title="" id="128" name="Picture"/>
-            <a:graphic>
-              <a:graphicData uri="http://schemas.openxmlformats.org/drawingml/2006/picture">
-                <pic:pic>
-                  <pic:nvPicPr>
-                    <pic:cNvPr descr="../figures/figure_sig_all_judgments_victim_iri_total_judged_outgroup_judgments_victim_empathy_x_judged_negotiator_outgroup.png" id="129" name="Picture"/>
-                    <pic:cNvPicPr>
-                      <a:picLocks noChangeArrowheads="1" noChangeAspect="1"/>
-                    </pic:cNvPicPr>
-                  </pic:nvPicPr>
-                  <pic:blipFill>
-                    <a:blip r:embed="rId127"/>
-                    <a:stretch>
-                      <a:fillRect/>
-                    </a:stretch>
-                  </pic:blipFill>
-                  <pic:spPr bwMode="auto">
-                    <a:xfrm>
-                      <a:off x="0" y="0"/>
-                      <a:ext cx="5334000" cy="4000500"/>
-                    </a:xfrm>
-                    <a:prstGeom prst="rect">
-                      <a:avLst/>
-                    </a:prstGeom>
-                    <a:noFill/>
-                    <a:ln w="9525">
-                      <a:noFill/>
-                      <a:headEnd/>
-                      <a:tailEnd/>
-                    </a:ln>
-                  </pic:spPr>
-                </pic:pic>
-              </a:graphicData>
-            </a:graphic>
-          </wp:inline>
-        </w:drawing>
-      </w:r>
-    </w:p>
-    <w:p>
-      <w:pPr>
-        <w:pStyle w:val="ImageCaption"/>
-      </w:pPr>
-      <w:r>
-        <w:t xml:space="preserve">Interaction Plot for Empathy x judged negotiator outgroup in the judgments_victim. The panels show predicted judgments on the observed -9 to 9 scale with 95% confidence intervals.</w:t>
-      </w:r>
-    </w:p>
-    <w:p>
-      <w:pPr>
-        <w:pStyle w:val="BodyText"/>
-      </w:pPr>
-      <w:r>
-        <w:t xml:space="preserve">Age is statistically significant in:</w:t>
-      </w:r>
-      <w:r>
-        <w:t xml:space="preserve"> </w:t>
-      </w:r>
-      <w:r>
-        <w:t xml:space="preserve">- H3: Empathy x judged-status moderation Model A (Tobit)</w:t>
-      </w:r>
-      <w:r>
-        <w:t xml:space="preserve"> </w:t>
-      </w:r>
-      <w:r>
-        <w:t xml:space="preserve">- H1: Empathy under relational controls Model A (Tobit)</w:t>
-      </w:r>
-      <w:r>
-        <w:t xml:space="preserve"> </w:t>
-      </w:r>
-      <w:r>
-        <w:t xml:space="preserve">The figure below shows that across the observed range, higher Age corresponds to higher predicted judgment.</w:t>
-      </w:r>
-    </w:p>
-    <w:p>
-      <w:pPr>
-        <w:pStyle w:val="CaptionedFigure"/>
-      </w:pPr>
-      <w:r>
-        <w:drawing>
-          <wp:inline>
-            <wp:extent cx="5334000" cy="4000500"/>
-            <wp:effectExtent b="0" l="0" r="0" t="0"/>
-            <wp:docPr descr="Effect Plot for Age in the judgments_victim. The panels show predicted judgments on the observed -9 to 9 scale with 95% confidence intervals." title="" id="131" name="Picture"/>
-            <a:graphic>
-              <a:graphicData uri="http://schemas.openxmlformats.org/drawingml/2006/picture">
-                <pic:pic>
-                  <pic:nvPicPr>
-                    <pic:cNvPr descr="../figures/figure_sig_all_judgments_victim_age_judgments_victim_age.png" id="132" name="Picture"/>
-                    <pic:cNvPicPr>
-                      <a:picLocks noChangeArrowheads="1" noChangeAspect="1"/>
-                    </pic:cNvPicPr>
-                  </pic:nvPicPr>
-                  <pic:blipFill>
-                    <a:blip r:embed="rId130"/>
-                    <a:stretch>
-                      <a:fillRect/>
-                    </a:stretch>
-                  </pic:blipFill>
-                  <pic:spPr bwMode="auto">
-                    <a:xfrm>
-                      <a:off x="0" y="0"/>
-                      <a:ext cx="5334000" cy="4000500"/>
-                    </a:xfrm>
-                    <a:prstGeom prst="rect">
-                      <a:avLst/>
-                    </a:prstGeom>
-                    <a:noFill/>
-                    <a:ln w="9525">
-                      <a:noFill/>
-                      <a:headEnd/>
-                      <a:tailEnd/>
-                    </a:ln>
-                  </pic:spPr>
-                </pic:pic>
-              </a:graphicData>
-            </a:graphic>
-          </wp:inline>
-        </w:drawing>
-      </w:r>
-    </w:p>
-    <w:p>
-      <w:pPr>
-        <w:pStyle w:val="ImageCaption"/>
-      </w:pPr>
-      <w:r>
-        <w:t xml:space="preserve">Effect Plot for Age in the judgments_victim. The panels show predicted judgments on the observed -9 to 9 scale with 95% confidence intervals.</w:t>
-      </w:r>
-    </w:p>
-    <w:p>
-      <w:pPr>
-        <w:pStyle w:val="BodyText"/>
-      </w:pPr>
-      <w:r>
-        <w:t xml:space="preserve">Empathy x judged negotiator control label hidden is statistically significant in:</w:t>
-      </w:r>
-      <w:r>
-        <w:t xml:space="preserve"> </w:t>
-      </w:r>
-      <w:r>
-        <w:t xml:space="preserve">- H3: Empathy x judged-status moderation Model A (Tobit)</w:t>
-      </w:r>
-      <w:r>
-        <w:t xml:space="preserve"> </w:t>
-      </w:r>
-      <w:r>
-        <w:t xml:space="preserve">The figure below shows that the predicted relationship rises most sharply for Empathy composite (average) when the condition is Judged negotiator ingroup.</w:t>
-      </w:r>
-    </w:p>
-    <w:p>
-      <w:pPr>
-        <w:pStyle w:val="CaptionedFigure"/>
-      </w:pPr>
-      <w:r>
-        <w:drawing>
-          <wp:inline>
-            <wp:extent cx="5334000" cy="4000500"/>
-            <wp:effectExtent b="0" l="0" r="0" t="0"/>
-            <wp:docPr descr="Interaction Plot for Empathy x judged negotiator control label hidden in the judgments_victim. The panels show predicted judgments on the observed -9 to 9 scale with 95% confidence intervals." title="" id="134" name="Picture"/>
-            <a:graphic>
-              <a:graphicData uri="http://schemas.openxmlformats.org/drawingml/2006/picture">
-                <pic:pic>
-                  <pic:nvPicPr>
-                    <pic:cNvPr descr="../figures/figure_sig_all_judgments_victim_iri_total_judged_control_judgments_victim_empathy_x_judged_negotiator_control_label_hidden.png" id="135" name="Picture"/>
-                    <pic:cNvPicPr>
-                      <a:picLocks noChangeArrowheads="1" noChangeAspect="1"/>
-                    </pic:cNvPicPr>
-                  </pic:nvPicPr>
-                  <pic:blipFill>
-                    <a:blip r:embed="rId133"/>
-                    <a:stretch>
-                      <a:fillRect/>
-                    </a:stretch>
-                  </pic:blipFill>
-                  <pic:spPr bwMode="auto">
-                    <a:xfrm>
-                      <a:off x="0" y="0"/>
-                      <a:ext cx="5334000" cy="4000500"/>
-                    </a:xfrm>
-                    <a:prstGeom prst="rect">
-                      <a:avLst/>
-                    </a:prstGeom>
-                    <a:noFill/>
-                    <a:ln w="9525">
-                      <a:noFill/>
-                      <a:headEnd/>
-                      <a:tailEnd/>
-                    </a:ln>
-                  </pic:spPr>
-                </pic:pic>
-              </a:graphicData>
-            </a:graphic>
-          </wp:inline>
-        </w:drawing>
-      </w:r>
-    </w:p>
-    <w:p>
-      <w:pPr>
-        <w:pStyle w:val="ImageCaption"/>
-      </w:pPr>
-      <w:r>
-        <w:t xml:space="preserve">Interaction Plot for Empathy x judged negotiator control label hidden in the judgments_victim. The panels show predicted judgments on the observed -9 to 9 scale with 95% confidence intervals.</w:t>
-      </w:r>
-    </w:p>
-    <w:p>
-      <w:pPr>
-        <w:pStyle w:val="BodyText"/>
-      </w:pPr>
-      <w:r>
-        <w:t xml:space="preserve">Judged negotiator control label hidden (ref = ingroup) is statistically significant in:</w:t>
-      </w:r>
-      <w:r>
-        <w:t xml:space="preserve"> </w:t>
-      </w:r>
-      <w:r>
-        <w:t xml:space="preserve">- H3: Empathy x judged-status moderation Model B (Tobit)</w:t>
-      </w:r>
-      <w:r>
-        <w:t xml:space="preserve"> </w:t>
-      </w:r>
-      <w:r>
-        <w:t xml:space="preserve">The figure below shows that predicted judgment is higher for Judged negotiator control label hidden than for Judged negotiator ingroup.</w:t>
-      </w:r>
-    </w:p>
-    <w:p>
-      <w:pPr>
-        <w:pStyle w:val="CaptionedFigure"/>
-      </w:pPr>
-      <w:r>
-        <w:drawing>
-          <wp:inline>
-            <wp:extent cx="5334000" cy="4000500"/>
-            <wp:effectExtent b="0" l="0" r="0" t="0"/>
-            <wp:docPr descr="Grouped Prediction Plot for Judged negotiator control label hidden (ref = ingroup) in the judgments_victim. The panels show predicted judgments on the observed -9 to 9 scale with 95% confidence intervals." title="" id="137" name="Picture"/>
-            <a:graphic>
-              <a:graphicData uri="http://schemas.openxmlformats.org/drawingml/2006/picture">
-                <pic:pic>
-                  <pic:nvPicPr>
-                    <pic:cNvPr descr="../figures/figure_sig_all_judgments_victim_judged_control_judgments_victim_judged_negotiator_control_label_hidden_ref_ingroup.png" id="138" name="Picture"/>
-                    <pic:cNvPicPr>
-                      <a:picLocks noChangeArrowheads="1" noChangeAspect="1"/>
-                    </pic:cNvPicPr>
-                  </pic:nvPicPr>
-                  <pic:blipFill>
-                    <a:blip r:embed="rId136"/>
-                    <a:stretch>
-                      <a:fillRect/>
-                    </a:stretch>
-                  </pic:blipFill>
-                  <pic:spPr bwMode="auto">
-                    <a:xfrm>
-                      <a:off x="0" y="0"/>
-                      <a:ext cx="5334000" cy="4000500"/>
-                    </a:xfrm>
-                    <a:prstGeom prst="rect">
-                      <a:avLst/>
-                    </a:prstGeom>
-                    <a:noFill/>
-                    <a:ln w="9525">
-                      <a:noFill/>
-                      <a:headEnd/>
-                      <a:tailEnd/>
-                    </a:ln>
-                  </pic:spPr>
-                </pic:pic>
-              </a:graphicData>
-            </a:graphic>
-          </wp:inline>
-        </w:drawing>
-      </w:r>
-    </w:p>
-    <w:p>
-      <w:pPr>
-        <w:pStyle w:val="ImageCaption"/>
-      </w:pPr>
-      <w:r>
-        <w:t xml:space="preserve">Grouped Prediction Plot for Judged negotiator control label hidden (ref = ingroup) in the judgments_victim. The panels show predicted judgments on the observed -9 to 9 scale with 95% confidence intervals.</w:t>
-      </w:r>
-    </w:p>
-    <w:bookmarkEnd w:id="139"/>
-    <w:bookmarkEnd w:id="140"/>
-    <w:bookmarkStart w:id="141" w:name="hypothesis-conclusion-summary"/>
+        <w:t xml:space="preserve">Grouped Prediction Plot for Negotiator-side structure: judged negotiator control label hidden, counterpart negotiator ingroup (ref = judged negotiator ingroup, counterpart negotiator ingroup) in the judgments_victim. The panels show predicted judgments on the observed -9 to 9 scale with 95% confidence intervals. Abbrev.: Emp = empathy composite; FS / EC / PT / PD = IRI subscales; JN = judged negotiator; CN = counterpart negotiator; V = victim-side player-victim relation in observer models; Vic / Obs = victim / observer subset; In / Out / Ctl = ingroup / outgroup / control label hidden; Acc / Rej = accepted / rejected harmful deal; SES = economic status.</w:t>
+      </w:r>
+    </w:p>
+    <w:bookmarkEnd w:id="116"/>
+    <w:bookmarkEnd w:id="117"/>
+    <w:bookmarkStart w:id="118" w:name="hypothesis-conclusion-summary"/>
     <w:p>
       <w:pPr>
         <w:pStyle w:val="Heading2"/>
@@ -3670,23 +3445,23 @@
         <w:t xml:space="preserve"> </w:t>
       </w:r>
       <w:r>
-        <w:t xml:space="preserve">- H1. Original hypothesis: Within the victim and bystander subsets, higher empathy predicts lower moral-judgment scores for harmful decisions after conditioning on judged-negotiator status, counterpart status, decision outcome, observer-side victim alignment when applicable, and participant controls. Victim subset: Tobit conclusion: the evidence is mixed but offers partial support for the hypothesis. Model A does not support the hypothesis; Empathy composite (average) is positive but not statistically significant (p = 0.417). Model B supports the hypothesis through Empathy: Empathic concern with a negative association (p = 0.004). Additional statistically significant signals include Negotiator accepted harmful deal with a negative association (p &lt; 0.001) and Engineering participant (ref = humanities) with a positive association (p = 0.035). Bystander subset: Tobit conclusion: the evidence is mixed but offers partial support for the hypothesis. Model A does not support the hypothesis; Empathy composite (average) is negative but not statistically significant (p = 0.800). Model B supports the hypothesis through Empathy: Fantasy scale with a negative association (p = 0.042). Additional statistically significant signals include Negotiator accepted harmful deal with a negative association (p &lt; 0.001) and Engineering participant (ref = humanities) with a positive association (p = 0.017).</w:t>
-      </w:r>
-      <w:r>
-        <w:t xml:space="preserve"> </w:t>
-      </w:r>
-      <w:r>
-        <w:t xml:space="preserve">- H2. Original hypothesis: Moral-judgment severity should vary with the judgment-level ingroup/outgroup/control structure of the judged and counterpart negotiators. In the bystander subset, that negotiator-side structure should further depend on whether the player and the victim share faculty or not. Victim subset: Tobit conclusion: the available models do not support the hypothesis. Model A does not support the hypothesis; none of the negotiator-side ingroup/outgroup/control structure dummies in the victim subset are statistically significant, and the closest signal is Negotiator-side structure: judged negotiator control label hidden, counterpart negotiator ingroup (ref = judged negotiator ingroup, counterpart negotiator ingroup) with a negative association (p = 0.319). Model B does not support the hypothesis; none of the negotiator-side ingroup/outgroup/control structure dummies in the victim subset are statistically significant, and the closest signal is Negotiator-side structure: judged negotiator control label hidden, counterpart negotiator ingroup (ref = judged negotiator ingroup, counterpart negotiator ingroup) with a negative association (p = 0.298). Additional statistically significant signals include Empathy: Perspective taking with a positive association (p &lt; 0.001) and Empathy: Empathic concern with a negative association (p = 0.003). Bystander subset: Tobit conclusion: the available models support the hypothesis. Model A supports the hypothesis through Negotiator-side structure: judged negotiator ingroup, counterpart negotiator outgroup (ref = judged negotiator ingroup, counterpart negotiator ingroup) x Player-victim outgroup (ref = ingroup victim) with a positive association (p = 0.035). Model B supports the hypothesis through Negotiator-side structure: judged negotiator ingroup, counterpart negotiator outgroup (ref = judged negotiator ingroup, counterpart negotiator ingroup) x Player-victim outgroup (ref = ingroup victim) with a positive association (p = 0.030). Additional statistically significant signals include Socioeconomic status with a positive association (p = 0.012) and Empathy: Empathic concern with a negative association (p = 0.028).</w:t>
-      </w:r>
-      <w:r>
-        <w:t xml:space="preserve"> </w:t>
-      </w:r>
-      <w:r>
-        <w:t xml:space="preserve">- H3. Original hypothesis: The empathy effect may vary according to whether the judged negotiator is ingroup, outgroup, or control, while decision outcome and the additional relational controls remain explicitly modeled. Victim subset: Tobit conclusion: the available models support the hypothesis. Model A supports the hypothesis through Empathy x judged negotiator outgroup with a negative association (p = 0.050). Model B supports the hypothesis through Personal distress x judged negotiator outgroup with a positive association (p = 0.026) and Empathic concern x judged negotiator outgroup with a negative association (p = 0.026). Additional statistically significant signals include Negotiator accepted harmful deal with a negative association (p &lt; 0.001) and Empathy: Perspective taking with a positive association (p = 0.008). Bystander subset: Tobit conclusion: the available models support the hypothesis. Model A supports the hypothesis through Empathy x judged negotiator control label hidden with a positive association (p = 0.007). Model B supports the hypothesis through Personal distress x judged negotiator outgroup with a positive association (p = 0.016). Additional statistically significant signals include Negotiator accepted harmful deal with a negative association (p &lt; 0.001) and Judged negotiator control label hidden (ref = ingroup) with a negative association (p = 0.013).</w:t>
-      </w:r>
-    </w:p>
-    <w:bookmarkEnd w:id="141"/>
-    <w:bookmarkStart w:id="142" w:name="pdf-comprehensive-report-generated"/>
+        <w:t xml:space="preserve">- H1. Original hypothesis: Within the victim and bystander subsets, higher empathy predicts lower moral-judgment scores for harmful decisions after conditioning on judged-negotiator status, counterpart status, decision outcome, observer-side victim alignment when applicable, and participant controls. Victim subset: Tobit conclusion: the evidence is mixed but offers partial support for the hypothesis. Model A does not support the hypothesis; Empathy composite (average) is positive but not statistically significant (p = 0.513). Model B supports the hypothesis through Empathy: Empathic concern with a negative association (p &lt; 0.001). Additional statistically significant signals include Negotiator accepted harmful deal with a negative association (p &lt; 0.001) and Engineering participant (ref = humanities) with a positive association (p = 0.005). Bystander subset: Tobit conclusion: the evidence is mixed but offers partial support for the hypothesis. Model A does not support the hypothesis; Empathy composite (average) is negative but not statistically significant (p = 0.952). Model B supports the hypothesis through Empathy: Empathic concern with a negative association (p = 0.045). Additional statistically significant signals include Negotiator accepted harmful deal with a negative association (p &lt; 0.001) and Engineering participant (ref = humanities) with a positive association (p = 0.015).</w:t>
+      </w:r>
+      <w:r>
+        <w:t xml:space="preserve"> </w:t>
+      </w:r>
+      <w:r>
+        <w:t xml:space="preserve">- H2. Original hypothesis: Moral-judgment severity should vary with the judgment-level ingroup/outgroup/control structure of the judged and counterpart negotiators. In the bystander subset, that negotiator-side structure should further depend on whether the player and the victim share faculty or not. Victim subset: Tobit conclusion: the available models do not support the hypothesis. Model A does not support the hypothesis; none of the negotiator-side ingroup/outgroup/control structure dummies in the victim subset are statistically significant, and the closest signal is Negotiator-side structure: judged negotiator control label hidden, counterpart negotiator ingroup (ref = judged negotiator ingroup, counterpart negotiator ingroup) with a negative association (p = 0.121). Model B does not support the hypothesis; none of the negotiator-side ingroup/outgroup/control structure dummies in the victim subset are statistically significant, and the closest signal is Negotiator-side structure: judged negotiator control label hidden, counterpart negotiator ingroup (ref = judged negotiator ingroup, counterpart negotiator ingroup) with a negative association (p = 0.087). Additional statistically significant signals include Empathy: Perspective taking with a positive association (p &lt; 0.001) and Empathy: Empathic concern with a negative association (p &lt; 0.001). Bystander subset: Tobit conclusion: the available models do not support the hypothesis. Model A does not support the hypothesis; none of the negotiator-side structure, player-victim outgroup term, and their interaction in the bystander subset are statistically significant, and the closest signal is Negotiator-side structure: judged negotiator outgroup, counterpart negotiator ingroup (ref = judged negotiator ingroup, counterpart negotiator ingroup) with a negative association (p = 0.065). Model B does not support the hypothesis; none of the negotiator-side structure, player-victim outgroup term, and their interaction in the bystander subset are statistically significant, and the closest signal is Negotiator-side structure: judged negotiator outgroup, counterpart negotiator ingroup (ref = judged negotiator ingroup, counterpart negotiator ingroup) with a negative association (p = 0.087). Additional statistically significant signals include Age with a positive association (p = 0.001) and Empathy: Empathic concern with a negative association (p = 0.001).</w:t>
+      </w:r>
+      <w:r>
+        <w:t xml:space="preserve"> </w:t>
+      </w:r>
+      <w:r>
+        <w:t xml:space="preserve">- H3. Original hypothesis: The empathy effect may vary according to whether the judged negotiator is ingroup, outgroup, or control, while decision outcome and the additional relational controls remain explicitly modeled. Victim subset: Tobit conclusion: the evidence is mixed but offers partial support for the hypothesis. Model A supports the hypothesis through Empathy x judged negotiator outgroup with a negative association (p = 0.028) and Empathy x judged negotiator control label hidden with a negative association (p = 0.043). Model B does not support the hypothesis; none of the empathy-dimension x judged-negotiator relational-status interactions are statistically significant, and the closest signal is Empathic concern x judged negotiator outgroup with a negative association (p = 0.053). Additional statistically significant signals include Negotiator accepted harmful deal with a negative association (p &lt; 0.001) and Empathy: Perspective taking with a positive association (p &lt; 0.001). Bystander subset: Tobit conclusion: the available models support the hypothesis. Model A supports the hypothesis through Empathy x judged negotiator control label hidden with a positive association (p = 0.015). Model B supports the hypothesis through Personal distress x judged negotiator outgroup with a positive association (p = 0.021). Additional statistically significant signals include Negotiator accepted harmful deal with a negative association (p &lt; 0.001) and Judged negotiator control label hidden (ref = ingroup) with a negative association (p = 0.010).</w:t>
+      </w:r>
+    </w:p>
+    <w:bookmarkEnd w:id="118"/>
+    <w:bookmarkStart w:id="119" w:name="pdf-comprehensive-report-generated"/>
     <w:p>
       <w:pPr>
         <w:pStyle w:val="Heading2"/>
@@ -3748,8 +3523,8 @@
         <w:t xml:space="preserve">is also refreshed.</w:t>
       </w:r>
     </w:p>
-    <w:bookmarkEnd w:id="142"/>
-    <w:bookmarkEnd w:id="143"/>
+    <w:bookmarkEnd w:id="119"/>
+    <w:bookmarkEnd w:id="120"/>
     <w:sectPr>
       <w:footnotePr>
         <w:numRestart w:val="eachSect"/>

--- a/outputs/report/tobit_analysis_report.docx
+++ b/outputs/report/tobit_analysis_report.docx
@@ -2,13 +2,13 @@
 <file path=word/document.xml><?xml version="1.0" encoding="utf-8"?>
 <w:document xmlns:w="http://schemas.openxmlformats.org/wordprocessingml/2006/main" xmlns:m="http://schemas.openxmlformats.org/officeDocument/2006/math" xmlns:r="http://schemas.openxmlformats.org/officeDocument/2006/relationships" xmlns:o="urn:schemas-microsoft-com:office:office" xmlns:v="urn:schemas-microsoft-com:vml" xmlns:w10="urn:schemas-microsoft-com:office:word" xmlns:a="http://schemas.openxmlformats.org/drawingml/2006/main" xmlns:pic="http://schemas.openxmlformats.org/drawingml/2006/picture" xmlns:wp="http://schemas.openxmlformats.org/drawingml/2006/wordprocessingDrawing">
   <w:body>
-    <w:bookmarkStart w:id="120" w:name="Xd4949d05ddf1f984e0b797806952ce6dfbf601b"/>
+    <w:bookmarkStart w:id="72" w:name="X44515b6d7c0f9de91f03bbd20b0c4e00df75055"/>
     <w:p>
       <w:pPr>
         <w:pStyle w:val="Heading1"/>
       </w:pPr>
       <w:r>
-        <w:t xml:space="preserve">Scientific Analysis of Moral Judgments with Tobit and Cluster-Aware Non-Parametric Robustness Checks</w:t>
+        <w:t xml:space="preserve">Scientific Analysis of Moral Judgments with Tobit Models and Four Empathy Constructs</w:t>
       </w:r>
     </w:p>
     <w:bookmarkStart w:id="9" w:name="dataset-description"/>
@@ -25,7 +25,7 @@
         <w:pStyle w:val="FirstParagraph"/>
       </w:pPr>
       <w:r>
-        <w:t xml:space="preserve">The empirical foundation of this project rests on two primary experimental datasets: FLORIDA and BUC. The sample consists of students from both the Floridablanca and Bucaramanga Campuses. These datasets capture incentivized moral judgments from distinct socio-economic contexts. Participants were presented with standardized negotiation scenarios where a negotiator’s decision resulted in varying degrees of payoff for themselves, their own group, and a victim group. Under Option 2: judgment-level relational modeling , each judgment is treated as relational and linked both to a descriptive victim x negotiator scenario shorthand and to hypothesis-specific predictors for negotiator-side structure, observer-side victim alignment when applicable, and additional relational controls.</w:t>
+        <w:t xml:space="preserve">The empirical foundation of this project rests on two primary experimental datasets: FLORIDA and BUC. The sample consists of students from both the Floridablanca and Bucaramanga Campuses. These datasets capture incentivized moral judgments from distinct socio-economic contexts. Participants were presented with standardized negotiation scenarios where a negotiator’s decision resulted in varying degrees of payoff for themselves, their own group, and a victim group. Under Option 2: judgment-level relational modeling , each judgment is treated as relational and linked both to a descriptive victim x negotiator scenario shorthand and to hypothesis-specific predictors for N1 (judged negotiator) and N2 (counterpart), observer-side victim alignment when applicable, and additional relational controls.</w:t>
       </w:r>
     </w:p>
     <w:bookmarkEnd w:id="9"/>
@@ -62,27 +62,6 @@
       </w:pPr>
       <w:r>
         <w:t xml:space="preserve">The regression tables and dynamic figures use compact predictor labels to keep long H2 and H3 rows readable. The bullet list below maps those compact labels back to the full meanings used in the manuscript.</w:t>
-      </w:r>
-      <w:r>
-        <w:t xml:space="preserve"> </w:t>
-      </w:r>
-      <w:r>
-        <w:t xml:space="preserve">-</w:t>
-      </w:r>
-      <w:r>
-        <w:t xml:space="preserve"> </w:t>
-      </w:r>
-      <w:r>
-        <w:rPr>
-          <w:rStyle w:val="VerbatimChar"/>
-        </w:rPr>
-        <w:t xml:space="preserve">iri_total</w:t>
-      </w:r>
-      <w:r>
-        <w:t xml:space="preserve"> </w:t>
-      </w:r>
-      <w:r>
-        <w:t xml:space="preserve">[Emp]: Composite empathy predictor used in Model A. Used in H1/H2/H3 Model A.</w:t>
       </w:r>
       <w:r>
         <w:t xml:space="preserve"> </w:t>
@@ -103,7 +82,7 @@
         <w:t xml:space="preserve"> </w:t>
       </w:r>
       <w:r>
-        <w:t xml:space="preserve">[FS, EC, PT, PD]: IRI subscales used in Model B: fantasy, empathic concern, perspective taking, and personal distress. Used in H1/H2/H3 Model B.</w:t>
+        <w:t xml:space="preserve">[FS, EC, PT, PD]: Active empathy predictors: fantasy, empathic concern, perspective taking, and personal distress. Used in H1/H2/H3 active model.</w:t>
       </w:r>
       <w:r>
         <w:t xml:space="preserve"> </w:t>
@@ -118,13 +97,13 @@
         <w:rPr>
           <w:rStyle w:val="VerbatimChar"/>
         </w:rPr>
-        <w:t xml:space="preserve">judged_outgroup, judged_control</w:t>
-      </w:r>
-      <w:r>
-        <w:t xml:space="preserve"> </w:t>
-      </w:r>
-      <w:r>
-        <w:t xml:space="preserve">[JN Out, JN Ctl]: Judged-negotiator contrasts relative to judged ingroup. Used in H1/H3.</w:t>
+        <w:t xml:space="preserve">judged_ingroup, judged_outgroup</w:t>
+      </w:r>
+      <w:r>
+        <w:t xml:space="preserve"> </w:t>
+      </w:r>
+      <w:r>
+        <w:t xml:space="preserve">[N1 In, N1 Out]: N1 contrasts relative to the N1 control-labeled baseline. Used in H1/H3.</w:t>
       </w:r>
       <w:r>
         <w:t xml:space="preserve"> </w:t>
@@ -139,13 +118,13 @@
         <w:rPr>
           <w:rStyle w:val="VerbatimChar"/>
         </w:rPr>
-        <w:t xml:space="preserve">counterpart_outgroup, counterpart_control</w:t>
-      </w:r>
-      <w:r>
-        <w:t xml:space="preserve"> </w:t>
-      </w:r>
-      <w:r>
-        <w:t xml:space="preserve">[CN Out, CN Ctl]: Counterpart-negotiator contrasts relative to counterpart ingroup. Used in H1/H3.</w:t>
+        <w:t xml:space="preserve">counterpart_ingroup, counterpart_outgroup</w:t>
+      </w:r>
+      <w:r>
+        <w:t xml:space="preserve"> </w:t>
+      </w:r>
+      <w:r>
+        <w:t xml:space="preserve">[N2 In, N2 Out]: N2 contrasts relative to the N2 control-labeled baseline. Used in H1/H3.</w:t>
       </w:r>
       <w:r>
         <w:t xml:space="preserve"> </w:t>
@@ -208,7 +187,7 @@
         <w:t xml:space="preserve"> </w:t>
       </w:r>
       <w:r>
-        <w:t xml:space="preserve">[JN …, CN …]: H2 joint judged/counterpart structure dummies with reference JN In, CN In. Used in H2 Victim and Bystander.</w:t>
+        <w:t xml:space="preserve">[N1 …, N2 …]: H2 joint N1/N2 structure dummies with reference N1 Ctl, N2 Ctl. Used in H2 Victim and Bystander.</w:t>
       </w:r>
       <w:r>
         <w:t xml:space="preserve"> </w:t>
@@ -250,7 +229,7 @@
         <w:t xml:space="preserve"> </w:t>
       </w:r>
       <w:r>
-        <w:t xml:space="preserve">[V Out x JN …, CN …]: Bystander-only H2 interaction: whether the negotiator-side structure changes when player and victim are outgroup-aligned. Used in H2 Bystander only.</w:t>
+        <w:t xml:space="preserve">[V Out x N1 …, N2 …]: Bystander-only H2 interaction: whether the negotiator-side structure changes when player and victim are outgroup-aligned. Used in H2 Bystander only.</w:t>
       </w:r>
       <w:r>
         <w:t xml:space="preserve"> </w:t>
@@ -271,7 +250,7 @@
         <w:t xml:space="preserve"> </w:t>
       </w:r>
       <w:r>
-        <w:t xml:space="preserve">[Acc x JN …]: H3 decision-by-judged-status interaction block. Used in H3.</w:t>
+        <w:t xml:space="preserve">[Acc x N1 …]: H3 decision-by-judged-status interaction block. Used in H3.</w:t>
       </w:r>
       <w:r>
         <w:t xml:space="preserve"> </w:t>
@@ -292,7 +271,7 @@
         <w:t xml:space="preserve"> </w:t>
       </w:r>
       <w:r>
-        <w:t xml:space="preserve">[Emp / FS / EC / PT / PD x JN …]: H3 empathy-by-judged-status interaction block. Used in H3.</w:t>
+        <w:t xml:space="preserve">[FS / EC / PT / PD x N1 …]: H3 empathy-by-judged-status interaction block. Used in H3.</w:t>
       </w:r>
       <w:r>
         <w:t xml:space="preserve"> </w:t>
@@ -468,10 +447,10 @@
         <w:rPr>
           <w:rStyle w:val="VerbatimChar"/>
         </w:rPr>
-        <w:t xml:space="preserve">iri_total:judged_outgroup</w:t>
-      </w:r>
-      <w:r>
-        <w:t xml:space="preserve">, a negative coefficient implies that the severity of moral judgment (lower score) induced by higher empathy is steeper (magnified) when evaluating an outgroup negotiator compared to an ingroup negotiator. A positive coefficient would mean empathy makes judgments less severe for the outgroup.</w:t>
+        <w:t xml:space="preserve">iri_pt:judged_outgroup</w:t>
+      </w:r>
+      <w:r>
+        <w:t xml:space="preserve">, a negative coefficient implies that the severity of moral judgment (lower score) induced by higher empathy is steeper (magnified) when evaluating an outgroup negotiator relative to the control-labeled baseline. A positive coefficient would mean empathy makes judgments less severe for that outgroup condition.</w:t>
       </w:r>
     </w:p>
     <w:p>
@@ -505,7 +484,7 @@
         <w:t xml:space="preserve">judged_outgroup:decision_accept</w:t>
       </w:r>
       <w:r>
-        <w:t xml:space="preserve">, a positive coefficient implies that the change in moral judgment when moving from rejecting a deal to accepting a deal is more positive (less morally condemned) for an outgroup negotiator than for an ingroup negotiator.</w:t>
+        <w:t xml:space="preserve">, a positive coefficient implies that the change in moral judgment when moving from rejecting a deal to accepting a deal is more positive (less morally condemned) for an outgroup negotiator than for the control-labeled baseline condition.</w:t>
       </w:r>
     </w:p>
     <w:bookmarkEnd w:id="12"/>
@@ -607,41 +586,19 @@
         <w:t xml:space="preserve"> </w:t>
       </w:r>
       <w:r>
-        <w:t xml:space="preserve">| H1 | PT</w:t>
-      </w:r>
-      <w:r>
-        <w:rPr>
-          <w:b/>
-          <w:bCs/>
-          <w:i/>
-          <w:iCs/>
-        </w:rPr>
-        <w:t xml:space="preserve">; EC</w:t>
-      </w:r>
-      <w:r>
-        <w:t xml:space="preserve">; PD** |</w:t>
-      </w:r>
-      <w:r>
-        <w:t xml:space="preserve"> </w:t>
-      </w:r>
-      <w:r>
-        <w:t xml:space="preserve">| H2 | JN Ctl, CN In+ |</w:t>
-      </w:r>
-      <w:r>
-        <w:t xml:space="preserve"> </w:t>
-      </w:r>
-      <w:r>
-        <w:t xml:space="preserve">| H3 | Emp x JN Out</w:t>
-      </w:r>
-      <w:r>
-        <w:rPr>
-          <w:i/>
-          <w:iCs/>
-        </w:rPr>
-        <w:t xml:space="preserve">; Emp x JN Ctl</w:t>
-      </w:r>
-      <w:r>
-        <w:t xml:space="preserve">; EC x JN Out+ |</w:t>
+        <w:t xml:space="preserve">| H1 | PT* |</w:t>
+      </w:r>
+      <w:r>
+        <w:t xml:space="preserve"> </w:t>
+      </w:r>
+      <w:r>
+        <w:t xml:space="preserve">| H2 | None |</w:t>
+      </w:r>
+      <w:r>
+        <w:t xml:space="preserve"> </w:t>
+      </w:r>
+      <w:r>
+        <w:t xml:space="preserve">| H3 | PT x N1-In*; PT x N1-Out+ |</w:t>
       </w:r>
       <w:r>
         <w:t xml:space="preserve"> </w:t>
@@ -657,7 +614,7 @@
         <w:t xml:space="preserve"> </w:t>
       </w:r>
       <w:r>
-        <w:t xml:space="preserve">Abbrev.: Emp = empathy composite; FS / EC / PT / PD = IRI subscales; JN = judged negotiator; CN = counterpart negotiator; V = victim-side player-victim relation in observer models; Vic / Obs = victim / observer subset; In / Out / Ctl = ingroup / outgroup / control label hidden; Acc / Rej = accepted / rejected harmful deal; SES = economic status.</w:t>
+        <w:t xml:space="preserve">Abbrev.: FS / EC / PT / PD = IRI subscales; N1 = judged negotiator; N2 = counterpart negotiator; V = victim-side player-victim relation in observer models; Vic / Obs = victim / observer subset; In / Out / Ctl = ingroup / outgroup / control label hidden; Acc / Rej = accepted / rejected harmful deal; SES = economic status.</w:t>
       </w:r>
     </w:p>
     <w:bookmarkStart w:id="13" w:name="bystander-subset"/>
@@ -725,17 +682,7 @@
               <w:pStyle w:val="Compact"/>
             </w:pPr>
             <w:r>
-              <w:t xml:space="preserve">EC</w:t>
-            </w:r>
-            <w:r>
-              <w:rPr>
-                <w:i/>
-                <w:iCs/>
-              </w:rPr>
-              <w:t xml:space="preserve">; PT</w:t>
-            </w:r>
-            <w:r>
-              <w:t xml:space="preserve">; PD*</w:t>
+              <w:t xml:space="preserve">None</w:t>
             </w:r>
           </w:p>
         </w:tc>
@@ -759,7 +706,7 @@
               <w:pStyle w:val="Compact"/>
             </w:pPr>
             <w:r>
-              <w:t xml:space="preserve">JN Out, CN In+</w:t>
+              <w:t xml:space="preserve">N1 Out, N2 In+</w:t>
             </w:r>
           </w:p>
         </w:tc>
@@ -783,14 +730,7 @@
               <w:pStyle w:val="Compact"/>
             </w:pPr>
             <w:r>
-              <w:t xml:space="preserve">Emp x JN Ctl</w:t>
-            </w:r>
-            <w:r>
-              <w:rPr>
-                <w:i/>
-                <w:iCs/>
-              </w:rPr>
-              <w:t xml:space="preserve">; PD x JN Out</w:t>
+              <w:t xml:space="preserve">None</w:t>
             </w:r>
           </w:p>
         </w:tc>
@@ -811,12 +751,12 @@
         <w:t xml:space="preserve"> </w:t>
       </w:r>
       <w:r>
-        <w:t xml:space="preserve">Abbrev.: Emp = empathy composite; FS / EC / PT / PD = IRI subscales; JN = judged negotiator; CN = counterpart negotiator; V = victim-side player-victim relation in observer models; Vic / Obs = victim / observer subset; In / Out / Ctl = ingroup / outgroup / control label hidden; Acc / Rej = accepted / rejected harmful deal; SES = economic status.</w:t>
+        <w:t xml:space="preserve">Abbrev.: FS / EC / PT / PD = IRI subscales; N1 = judged negotiator; N2 = counterpart negotiator; V = victim-side player-victim relation in observer models; Vic / Obs = victim / observer subset; In / Out / Ctl = ingroup / outgroup / control label hidden; Acc / Rej = accepted / rejected harmful deal; SES = economic status.</w:t>
       </w:r>
     </w:p>
     <w:bookmarkEnd w:id="13"/>
     <w:bookmarkEnd w:id="14"/>
-    <w:bookmarkStart w:id="45" w:name="significance-driven-figures"/>
+    <w:bookmarkStart w:id="30" w:name="significance-driven-figures"/>
     <w:p>
       <w:pPr>
         <w:pStyle w:val="Heading2"/>
@@ -863,13 +803,13 @@
         <w:t xml:space="preserve">remains only an inference-level clustering unit.</w:t>
       </w:r>
     </w:p>
-    <w:bookmarkStart w:id="24" w:name="h1-empathy-under-relational-controls"/>
+    <w:bookmarkStart w:id="18" w:name="empathy-effect"/>
     <w:p>
       <w:pPr>
         <w:pStyle w:val="Heading3"/>
       </w:pPr>
       <w:r>
-        <w:t xml:space="preserve">H1: Empathy under relational controls</w:t>
+        <w:t xml:space="preserve">Empathy Effect</w:t>
       </w:r>
     </w:p>
     <w:p>
@@ -877,7 +817,7 @@
         <w:pStyle w:val="FirstParagraph"/>
       </w:pPr>
       <w:r>
-        <w:t xml:space="preserve">Empathy: Perspective taking is statistically significant in the Tobit model (***, p &lt; 0.001). The figure below shows that across the observed range, higher Empathy: Perspective taking corresponds to higher predicted judgment.</w:t>
+        <w:t xml:space="preserve">Empathy: Perspective taking is statistically significant in the Tobit model (*, p = 0.010). The figure below shows that across the observed range, higher Empathy: Perspective taking corresponds to higher predicted judgment.</w:t>
       </w:r>
     </w:p>
     <w:p>
@@ -889,7 +829,7 @@
           <wp:inline>
             <wp:extent cx="5334000" cy="3758045"/>
             <wp:effectExtent b="0" l="0" r="0" t="0"/>
-            <wp:docPr descr="Effect Plot for Empathy: Perspective taking in H1: Empathy under relational controls. The panels show predicted judgments on the observed -9 to 9 scale with 95% confidence intervals. Abbrev.: Emp = empathy composite; FS / EC / PT / PD = IRI subscales; JN = judged negotiator; CN = counterpart negotiator; V = victim-side player-victim relation in observer models; Vic / Obs = victim / observer subset; In / Out / Ctl = ingroup / outgroup / control label hidden; Acc / Rej = accepted / rejected harmful deal; SES = economic status." title="" id="16" name="Picture"/>
+            <wp:docPr descr="Effect Plot for Empathy: Perspective taking in Empathy Effect. The panels show predicted judgments on the observed -9 to 9 scale with 95% confidence intervals. Abbrev.: FS / EC / PT / PD = IRI subscales; N1 = judged negotiator; N2 = counterpart negotiator; V = victim-side player-victim relation in observer models; Vic / Obs = victim / observer subset; In / Out / Ctl = ingroup / outgroup / control label hidden; Acc / Rej = accepted / rejected harmful deal; SES = economic status." title="" id="16" name="Picture"/>
             <a:graphic>
               <a:graphicData uri="http://schemas.openxmlformats.org/drawingml/2006/picture">
                 <pic:pic>
@@ -932,15 +872,25 @@
         <w:pStyle w:val="ImageCaption"/>
       </w:pPr>
       <w:r>
-        <w:t xml:space="preserve">Effect Plot for Empathy: Perspective taking in H1: Empathy under relational controls. The panels show predicted judgments on the observed -9 to 9 scale with 95% confidence intervals. Abbrev.: Emp = empathy composite; FS / EC / PT / PD = IRI subscales; JN = judged negotiator; CN = counterpart negotiator; V = victim-side player-victim relation in observer models; Vic / Obs = victim / observer subset; In / Out / Ctl = ingroup / outgroup / control label hidden; Acc / Rej = accepted / rejected harmful deal; SES = economic status.</w:t>
-      </w:r>
-    </w:p>
-    <w:p>
-      <w:pPr>
-        <w:pStyle w:val="BodyText"/>
-      </w:pPr>
-      <w:r>
-        <w:t xml:space="preserve">Empathy: Empathic concern is statistically significant in the Tobit model (***, p &lt; 0.001). The figure below shows that across the observed range, higher Empathy: Empathic concern corresponds to lower predicted judgment.</w:t>
+        <w:t xml:space="preserve">Effect Plot for Empathy: Perspective taking in Empathy Effect. The panels show predicted judgments on the observed -9 to 9 scale with 95% confidence intervals. Abbrev.: FS / EC / PT / PD = IRI subscales; N1 = judged negotiator; N2 = counterpart negotiator; V = victim-side player-victim relation in observer models; Vic / Obs = victim / observer subset; In / Out / Ctl = ingroup / outgroup / control label hidden; Acc / Rej = accepted / rejected harmful deal; SES = economic status.</w:t>
+      </w:r>
+    </w:p>
+    <w:bookmarkEnd w:id="18"/>
+    <w:bookmarkStart w:id="22" w:name="negotiator-side-structure"/>
+    <w:p>
+      <w:pPr>
+        <w:pStyle w:val="Heading3"/>
+      </w:pPr>
+      <w:r>
+        <w:t xml:space="preserve">Negotiator-Side Structure</w:t>
+      </w:r>
+    </w:p>
+    <w:p>
+      <w:pPr>
+        <w:pStyle w:val="FirstParagraph"/>
+      </w:pPr>
+      <w:r>
+        <w:t xml:space="preserve">Negotiator-side structure: N1 outgroup, N2 ingroup (ref = N1 control label hidden, N2 control label hidden) is statistically significant in the Tobit model (+, p = 0.054). The figure below shows that predicted judgment is lower for N1 Out, N2 In than for Ref: N1 Ctl, N2 Ctl.</w:t>
       </w:r>
     </w:p>
     <w:p>
@@ -952,18 +902,18 @@
           <wp:inline>
             <wp:extent cx="5334000" cy="3758045"/>
             <wp:effectExtent b="0" l="0" r="0" t="0"/>
-            <wp:docPr descr="Effect Plot for Empathy: Empathic concern in H1: Empathy under relational controls. The panels show predicted judgments on the observed -9 to 9 scale with 95% confidence intervals. Abbrev.: Emp = empathy composite; FS / EC / PT / PD = IRI subscales; JN = judged negotiator; CN = counterpart negotiator; V = victim-side player-victim relation in observer models; Vic / Obs = victim / observer subset; In / Out / Ctl = ingroup / outgroup / control label hidden; Acc / Rej = accepted / rejected harmful deal; SES = economic status." title="" id="19" name="Picture"/>
+            <wp:docPr descr="Grouped Prediction Plot for Negotiator-side structure: N1 outgroup, N2 ingroup (ref = N1 control label hidden, N2 control label hidden) in Negotiator-Side Structure. The panels show predicted judgments on the observed -9 to 9 scale with 95% confidence intervals. Abbrev.: FS / EC / PT / PD = IRI subscales; N1 = judged negotiator; N2 = counterpart negotiator; V = victim-side player-victim relation in observer models; Vic / Obs = victim / observer subset; In / Out / Ctl = ingroup / outgroup / control label hidden; Acc / Rej = accepted / rejected harmful deal; SES = economic status." title="" id="20" name="Picture"/>
             <a:graphic>
               <a:graphicData uri="http://schemas.openxmlformats.org/drawingml/2006/picture">
                 <pic:pic>
                   <pic:nvPicPr>
-                    <pic:cNvPr descr="../figures/figure_sig_H1_iri_ec_h1_empathy_empathic_concern.png" id="20" name="Picture"/>
+                    <pic:cNvPr descr="../figures/figure_sig_H2_h2_negstruct_j_out_c_in_h2_negotiator_side_structure_n1_outgroup_n2_ingroup_ref_n1_control_label_hidden_n2_control.png" id="21" name="Picture"/>
                     <pic:cNvPicPr>
                       <a:picLocks noChangeArrowheads="1" noChangeAspect="1"/>
                     </pic:cNvPicPr>
                   </pic:nvPicPr>
                   <pic:blipFill>
-                    <a:blip r:embed="rId18"/>
+                    <a:blip r:embed="rId19"/>
                     <a:stretch>
                       <a:fillRect/>
                     </a:stretch>
@@ -995,15 +945,25 @@
         <w:pStyle w:val="ImageCaption"/>
       </w:pPr>
       <w:r>
-        <w:t xml:space="preserve">Effect Plot for Empathy: Empathic concern in H1: Empathy under relational controls. The panels show predicted judgments on the observed -9 to 9 scale with 95% confidence intervals. Abbrev.: Emp = empathy composite; FS / EC / PT / PD = IRI subscales; JN = judged negotiator; CN = counterpart negotiator; V = victim-side player-victim relation in observer models; Vic / Obs = victim / observer subset; In / Out / Ctl = ingroup / outgroup / control label hidden; Acc / Rej = accepted / rejected harmful deal; SES = economic status.</w:t>
-      </w:r>
-    </w:p>
-    <w:p>
-      <w:pPr>
-        <w:pStyle w:val="BodyText"/>
-      </w:pPr>
-      <w:r>
-        <w:t xml:space="preserve">Empathy: Personal distress is statistically significant in the Tobit model (**, p = 0.004). The figure below shows that across the observed range, higher Empathy: Personal distress corresponds to higher predicted judgment.</w:t>
+        <w:t xml:space="preserve">Grouped Prediction Plot for Negotiator-side structure: N1 outgroup, N2 ingroup (ref = N1 control label hidden, N2 control label hidden) in Negotiator-Side Structure. The panels show predicted judgments on the observed -9 to 9 scale with 95% confidence intervals. Abbrev.: FS / EC / PT / PD = IRI subscales; N1 = judged negotiator; N2 = counterpart negotiator; V = victim-side player-victim relation in observer models; Vic / Obs = victim / observer subset; In / Out / Ctl = ingroup / outgroup / control label hidden; Acc / Rej = accepted / rejected harmful deal; SES = economic status.</w:t>
+      </w:r>
+    </w:p>
+    <w:bookmarkEnd w:id="22"/>
+    <w:bookmarkStart w:id="29" w:name="empathy-x-judged-status"/>
+    <w:p>
+      <w:pPr>
+        <w:pStyle w:val="Heading3"/>
+      </w:pPr>
+      <w:r>
+        <w:t xml:space="preserve">Empathy x Judged Status</w:t>
+      </w:r>
+    </w:p>
+    <w:p>
+      <w:pPr>
+        <w:pStyle w:val="FirstParagraph"/>
+      </w:pPr>
+      <w:r>
+        <w:t xml:space="preserve">Empathy: Perspective taking x N1 ingroup is statistically significant in the Tobit model (*, p = 0.040). The figure below shows that the predicted relationship rises most sharply for Empathy: Perspective taking when the condition is N1 In.</w:t>
       </w:r>
     </w:p>
     <w:p>
@@ -1013,20 +973,207 @@
       <w:r>
         <w:drawing>
           <wp:inline>
-            <wp:extent cx="5334000" cy="3758045"/>
+            <wp:extent cx="5334000" cy="4485409"/>
             <wp:effectExtent b="0" l="0" r="0" t="0"/>
-            <wp:docPr descr="Effect Plot for Empathy: Personal distress in H1: Empathy under relational controls. The panels show predicted judgments on the observed -9 to 9 scale with 95% confidence intervals. Abbrev.: Emp = empathy composite; FS / EC / PT / PD = IRI subscales; JN = judged negotiator; CN = counterpart negotiator; V = victim-side player-victim relation in observer models; Vic / Obs = victim / observer subset; In / Out / Ctl = ingroup / outgroup / control label hidden; Acc / Rej = accepted / rejected harmful deal; SES = economic status." title="" id="22" name="Picture"/>
+            <wp:docPr descr="Interaction Plot for Empathy: Perspective taking x N1 ingroup in Empathy x Judged Status. The panels show predicted judgments on the observed -9 to 9 scale with 95% confidence intervals. Abbrev.: FS / EC / PT / PD = IRI subscales; N1 = judged negotiator; N2 = counterpart negotiator; V = victim-side player-victim relation in observer models; Vic / Obs = victim / observer subset; In / Out / Ctl = ingroup / outgroup / control label hidden; Acc / Rej = accepted / rejected harmful deal; SES = economic status." title="" id="24" name="Picture"/>
             <a:graphic>
               <a:graphicData uri="http://schemas.openxmlformats.org/drawingml/2006/picture">
                 <pic:pic>
                   <pic:nvPicPr>
-                    <pic:cNvPr descr="../figures/figure_sig_H1_iri_pd_h1_empathy_personal_distress.png" id="23" name="Picture"/>
+                    <pic:cNvPr descr="../figures/figure_sig_H3_iri_pt_judged_ingroup_h3_empathy_perspective_taking_x_n1_ingroup.png" id="25" name="Picture"/>
                     <pic:cNvPicPr>
                       <a:picLocks noChangeArrowheads="1" noChangeAspect="1"/>
                     </pic:cNvPicPr>
                   </pic:nvPicPr>
                   <pic:blipFill>
-                    <a:blip r:embed="rId21"/>
+                    <a:blip r:embed="rId23"/>
+                    <a:stretch>
+                      <a:fillRect/>
+                    </a:stretch>
+                  </pic:blipFill>
+                  <pic:spPr bwMode="auto">
+                    <a:xfrm>
+                      <a:off x="0" y="0"/>
+                      <a:ext cx="5334000" cy="4485409"/>
+                    </a:xfrm>
+                    <a:prstGeom prst="rect">
+                      <a:avLst/>
+                    </a:prstGeom>
+                    <a:noFill/>
+                    <a:ln w="9525">
+                      <a:noFill/>
+                      <a:headEnd/>
+                      <a:tailEnd/>
+                    </a:ln>
+                  </pic:spPr>
+                </pic:pic>
+              </a:graphicData>
+            </a:graphic>
+          </wp:inline>
+        </w:drawing>
+      </w:r>
+    </w:p>
+    <w:p>
+      <w:pPr>
+        <w:pStyle w:val="ImageCaption"/>
+      </w:pPr>
+      <w:r>
+        <w:t xml:space="preserve">Interaction Plot for Empathy: Perspective taking x N1 ingroup in Empathy x Judged Status. The panels show predicted judgments on the observed -9 to 9 scale with 95% confidence intervals. Abbrev.: FS / EC / PT / PD = IRI subscales; N1 = judged negotiator; N2 = counterpart negotiator; V = victim-side player-victim relation in observer models; Vic / Obs = victim / observer subset; In / Out / Ctl = ingroup / outgroup / control label hidden; Acc / Rej = accepted / rejected harmful deal; SES = economic status.</w:t>
+      </w:r>
+    </w:p>
+    <w:p>
+      <w:pPr>
+        <w:pStyle w:val="BodyText"/>
+      </w:pPr>
+      <w:r>
+        <w:t xml:space="preserve">Empathy: Perspective taking x N1 outgroup is statistically significant in the Tobit model (+, p = 0.050). The figure below shows that the predicted relationship rises most sharply for Empathy: Perspective taking when the condition is N1 Out.</w:t>
+      </w:r>
+    </w:p>
+    <w:p>
+      <w:pPr>
+        <w:pStyle w:val="CaptionedFigure"/>
+      </w:pPr>
+      <w:r>
+        <w:drawing>
+          <wp:inline>
+            <wp:extent cx="5334000" cy="4485409"/>
+            <wp:effectExtent b="0" l="0" r="0" t="0"/>
+            <wp:docPr descr="Interaction Plot for Empathy: Perspective taking x N1 outgroup in Empathy x Judged Status. The panels show predicted judgments on the observed -9 to 9 scale with 95% confidence intervals. Abbrev.: FS / EC / PT / PD = IRI subscales; N1 = judged negotiator; N2 = counterpart negotiator; V = victim-side player-victim relation in observer models; Vic / Obs = victim / observer subset; In / Out / Ctl = ingroup / outgroup / control label hidden; Acc / Rej = accepted / rejected harmful deal; SES = economic status." title="" id="27" name="Picture"/>
+            <a:graphic>
+              <a:graphicData uri="http://schemas.openxmlformats.org/drawingml/2006/picture">
+                <pic:pic>
+                  <pic:nvPicPr>
+                    <pic:cNvPr descr="../figures/figure_sig_H3_iri_pt_judged_outgroup_h3_empathy_perspective_taking_x_n1_outgroup.png" id="28" name="Picture"/>
+                    <pic:cNvPicPr>
+                      <a:picLocks noChangeArrowheads="1" noChangeAspect="1"/>
+                    </pic:cNvPicPr>
+                  </pic:nvPicPr>
+                  <pic:blipFill>
+                    <a:blip r:embed="rId26"/>
+                    <a:stretch>
+                      <a:fillRect/>
+                    </a:stretch>
+                  </pic:blipFill>
+                  <pic:spPr bwMode="auto">
+                    <a:xfrm>
+                      <a:off x="0" y="0"/>
+                      <a:ext cx="5334000" cy="4485409"/>
+                    </a:xfrm>
+                    <a:prstGeom prst="rect">
+                      <a:avLst/>
+                    </a:prstGeom>
+                    <a:noFill/>
+                    <a:ln w="9525">
+                      <a:noFill/>
+                      <a:headEnd/>
+                      <a:tailEnd/>
+                    </a:ln>
+                  </pic:spPr>
+                </pic:pic>
+              </a:graphicData>
+            </a:graphic>
+          </wp:inline>
+        </w:drawing>
+      </w:r>
+    </w:p>
+    <w:p>
+      <w:pPr>
+        <w:pStyle w:val="ImageCaption"/>
+      </w:pPr>
+      <w:r>
+        <w:t xml:space="preserve">Interaction Plot for Empathy: Perspective taking x N1 outgroup in Empathy x Judged Status. The panels show predicted judgments on the observed -9 to 9 scale with 95% confidence intervals. Abbrev.: FS / EC / PT / PD = IRI subscales; N1 = judged negotiator; N2 = counterpart negotiator; V = victim-side player-victim relation in observer models; Vic / Obs = victim / observer subset; In / Out / Ctl = ingroup / outgroup / control label hidden; Acc / Rej = accepted / rejected harmful deal; SES = economic status.</w:t>
+      </w:r>
+    </w:p>
+    <w:bookmarkEnd w:id="29"/>
+    <w:bookmarkEnd w:id="30"/>
+    <w:bookmarkStart w:id="69" w:name="all-significant-predictors-p-.10"/>
+    <w:p>
+      <w:pPr>
+        <w:pStyle w:val="Heading2"/>
+      </w:pPr>
+      <w:r>
+        <w:t xml:space="preserve">All Significant Predictors (p &lt; .10)</w:t>
+      </w:r>
+    </w:p>
+    <w:p>
+      <w:pPr>
+        <w:pStyle w:val="FirstParagraph"/>
+      </w:pPr>
+      <w:r>
+        <w:t xml:space="preserve">The following figures extend beyond the hypothesis-target terms and visualize every predictor that reaches</w:t>
+      </w:r>
+      <w:r>
+        <w:t xml:space="preserve"> </w:t>
+      </w:r>
+      <w:r>
+        <w:rPr>
+          <w:rStyle w:val="VerbatimChar"/>
+        </w:rPr>
+        <w:t xml:space="preserve">p &lt; .10</w:t>
+      </w:r>
+      <w:r>
+        <w:t xml:space="preserve"> </w:t>
+      </w:r>
+      <w:r>
+        <w:t xml:space="preserve">in the available H1-H3 Tobit models. This includes significant controls such as age when they clear the threshold.</w:t>
+      </w:r>
+    </w:p>
+    <w:bookmarkStart w:id="52" w:name="judgments_bystander"/>
+    <w:p>
+      <w:pPr>
+        <w:pStyle w:val="Heading3"/>
+      </w:pPr>
+      <w:r>
+        <w:t xml:space="preserve">judgments_bystander</w:t>
+      </w:r>
+    </w:p>
+    <w:p>
+      <w:pPr>
+        <w:pStyle w:val="FirstParagraph"/>
+      </w:pPr>
+      <w:r>
+        <w:t xml:space="preserve">Harm Accepted is statistically significant in:</w:t>
+      </w:r>
+      <w:r>
+        <w:t xml:space="preserve"> </w:t>
+      </w:r>
+      <w:r>
+        <w:t xml:space="preserve">- Empathy Effect Model B (Tobit)</w:t>
+      </w:r>
+      <w:r>
+        <w:t xml:space="preserve"> </w:t>
+      </w:r>
+      <w:r>
+        <w:t xml:space="preserve">- Empathy x Judged Status Model B (Tobit)</w:t>
+      </w:r>
+      <w:r>
+        <w:t xml:space="preserve"> </w:t>
+      </w:r>
+      <w:r>
+        <w:t xml:space="preserve">The figure below shows that predicted judgment is lower for Acc than for Rej.</w:t>
+      </w:r>
+    </w:p>
+    <w:p>
+      <w:pPr>
+        <w:pStyle w:val="CaptionedFigure"/>
+      </w:pPr>
+      <w:r>
+        <w:drawing>
+          <wp:inline>
+            <wp:extent cx="5334000" cy="3758045"/>
+            <wp:effectExtent b="0" l="0" r="0" t="0"/>
+            <wp:docPr descr="Grouped Prediction Plot for Harm Accepted in the judgments_bystander. The panels show predicted judgments on the observed -9 to 9 scale with 95% confidence intervals. Abbrev.: FS / EC / PT / PD = IRI subscales; N1 = judged negotiator; N2 = counterpart negotiator; V = victim-side player-victim relation in observer models; Vic / Obs = victim / observer subset; In / Out / Ctl = ingroup / outgroup / control label hidden; Acc / Rej = accepted / rejected harmful deal; SES = economic status." title="" id="32" name="Picture"/>
+            <a:graphic>
+              <a:graphicData uri="http://schemas.openxmlformats.org/drawingml/2006/picture">
+                <pic:pic>
+                  <pic:nvPicPr>
+                    <pic:cNvPr descr="../figures/figure_sig_all_judgments_bystander_decision_accept_judgments_bystander_harm_accepted.png" id="33" name="Picture"/>
+                    <pic:cNvPicPr>
+                      <a:picLocks noChangeArrowheads="1" noChangeAspect="1"/>
+                    </pic:cNvPicPr>
+                  </pic:nvPicPr>
+                  <pic:blipFill>
+                    <a:blip r:embed="rId31"/>
                     <a:stretch>
                       <a:fillRect/>
                     </a:stretch>
@@ -1058,25 +1205,39 @@
         <w:pStyle w:val="ImageCaption"/>
       </w:pPr>
       <w:r>
-        <w:t xml:space="preserve">Effect Plot for Empathy: Personal distress in H1: Empathy under relational controls. The panels show predicted judgments on the observed -9 to 9 scale with 95% confidence intervals. Abbrev.: Emp = empathy composite; FS / EC / PT / PD = IRI subscales; JN = judged negotiator; CN = counterpart negotiator; V = victim-side player-victim relation in observer models; Vic / Obs = victim / observer subset; In / Out / Ctl = ingroup / outgroup / control label hidden; Acc / Rej = accepted / rejected harmful deal; SES = economic status.</w:t>
-      </w:r>
-    </w:p>
-    <w:bookmarkEnd w:id="24"/>
-    <w:bookmarkStart w:id="31" w:name="h2-negotiator-side-relational-structure"/>
-    <w:p>
-      <w:pPr>
-        <w:pStyle w:val="Heading3"/>
-      </w:pPr>
-      <w:r>
-        <w:t xml:space="preserve">H2: Negotiator-side relational structure</w:t>
-      </w:r>
-    </w:p>
-    <w:p>
-      <w:pPr>
-        <w:pStyle w:val="FirstParagraph"/>
-      </w:pPr>
-      <w:r>
-        <w:t xml:space="preserve">Negotiator-side structure: judged negotiator outgroup, counterpart negotiator ingroup (ref = judged negotiator ingroup, counterpart negotiator ingroup) is statistically significant in the Tobit model (+, p = 0.065). The figure below shows that predicted judgment is lower for JN Out, CN In than for Ref: JN In, CN In.</w:t>
+        <w:t xml:space="preserve">Grouped Prediction Plot for Harm Accepted in the judgments_bystander. The panels show predicted judgments on the observed -9 to 9 scale with 95% confidence intervals. Abbrev.: FS / EC / PT / PD = IRI subscales; N1 = judged negotiator; N2 = counterpart negotiator; V = victim-side player-victim relation in observer models; Vic / Obs = victim / observer subset; In / Out / Ctl = ingroup / outgroup / control label hidden; Acc / Rej = accepted / rejected harmful deal; SES = economic status.</w:t>
+      </w:r>
+    </w:p>
+    <w:p>
+      <w:pPr>
+        <w:pStyle w:val="BodyText"/>
+      </w:pPr>
+      <w:r>
+        <w:t xml:space="preserve">Age is statistically significant in:</w:t>
+      </w:r>
+      <w:r>
+        <w:t xml:space="preserve"> </w:t>
+      </w:r>
+      <w:r>
+        <w:t xml:space="preserve">- Negotiator-Side Structure Model B (Tobit)</w:t>
+      </w:r>
+      <w:r>
+        <w:t xml:space="preserve"> </w:t>
+      </w:r>
+      <w:r>
+        <w:t xml:space="preserve">- Empathy x Judged Status Model B (Tobit)</w:t>
+      </w:r>
+      <w:r>
+        <w:t xml:space="preserve"> </w:t>
+      </w:r>
+      <w:r>
+        <w:t xml:space="preserve">- Empathy Effect Model B (Tobit)</w:t>
+      </w:r>
+      <w:r>
+        <w:t xml:space="preserve"> </w:t>
+      </w:r>
+      <w:r>
+        <w:t xml:space="preserve">The figure below shows that across the observed range, higher Age corresponds to higher predicted judgment.</w:t>
       </w:r>
     </w:p>
     <w:p>
@@ -1088,18 +1249,18 @@
           <wp:inline>
             <wp:extent cx="5334000" cy="3758045"/>
             <wp:effectExtent b="0" l="0" r="0" t="0"/>
-            <wp:docPr descr="Grouped Prediction Plot for Negotiator-side structure: judged negotiator outgroup, counterpart negotiator ingroup (ref = judged negotiator ingroup, counterpart negotiator ingroup) in H2: Negotiator-side relational structure. The panels show predicted judgments on the observed -9 to 9 scale with 95% confidence intervals. Abbrev.: Emp = empathy composite; FS / EC / PT / PD = IRI subscales; JN = judged negotiator; CN = counterpart negotiator; V = victim-side player-victim relation in observer models; Vic / Obs = victim / observer subset; In / Out / Ctl = ingroup / outgroup / control label hidden; Acc / Rej = accepted / rejected harmful deal; SES = economic status." title="" id="26" name="Picture"/>
+            <wp:docPr descr="Effect Plot for Age in the judgments_bystander. The panels show predicted judgments on the observed -9 to 9 scale with 95% confidence intervals. Abbrev.: FS / EC / PT / PD = IRI subscales; N1 = judged negotiator; N2 = counterpart negotiator; V = victim-side player-victim relation in observer models; Vic / Obs = victim / observer subset; In / Out / Ctl = ingroup / outgroup / control label hidden; Acc / Rej = accepted / rejected harmful deal; SES = economic status." title="" id="35" name="Picture"/>
             <a:graphic>
               <a:graphicData uri="http://schemas.openxmlformats.org/drawingml/2006/picture">
                 <pic:pic>
                   <pic:nvPicPr>
-                    <pic:cNvPr descr="../figures/figure_sig_H2_h2_negstruct_j_out_c_in_h2_negotiator_side_structure_judged_negotiator_outgroup_counterpart_negotiator_ingroup_ref.png" id="27" name="Picture"/>
+                    <pic:cNvPr descr="../figures/figure_sig_all_judgments_bystander_age_judgments_bystander_age.png" id="36" name="Picture"/>
                     <pic:cNvPicPr>
                       <a:picLocks noChangeArrowheads="1" noChangeAspect="1"/>
                     </pic:cNvPicPr>
                   </pic:nvPicPr>
                   <pic:blipFill>
-                    <a:blip r:embed="rId25"/>
+                    <a:blip r:embed="rId34"/>
                     <a:stretch>
                       <a:fillRect/>
                     </a:stretch>
@@ -1131,7 +1292,7 @@
         <w:pStyle w:val="ImageCaption"/>
       </w:pPr>
       <w:r>
-        <w:t xml:space="preserve">Grouped Prediction Plot for Negotiator-side structure: judged negotiator outgroup, counterpart negotiator ingroup (ref = judged negotiator ingroup, counterpart negotiator ingroup) in H2: Negotiator-side relational structure. The panels show predicted judgments on the observed -9 to 9 scale with 95% confidence intervals. Abbrev.: Emp = empathy composite; FS / EC / PT / PD = IRI subscales; JN = judged negotiator; CN = counterpart negotiator; V = victim-side player-victim relation in observer models; Vic / Obs = victim / observer subset; In / Out / Ctl = ingroup / outgroup / control label hidden; Acc / Rej = accepted / rejected harmful deal; SES = economic status.</w:t>
+        <w:t xml:space="preserve">Effect Plot for Age in the judgments_bystander. The panels show predicted judgments on the observed -9 to 9 scale with 95% confidence intervals. Abbrev.: FS / EC / PT / PD = IRI subscales; N1 = judged negotiator; N2 = counterpart negotiator; V = victim-side player-victim relation in observer models; Vic / Obs = victim / observer subset; In / Out / Ctl = ingroup / outgroup / control label hidden; Acc / Rej = accepted / rejected harmful deal; SES = economic status.</w:t>
       </w:r>
     </w:p>
     <w:p>
@@ -1139,7 +1300,19 @@
         <w:pStyle w:val="BodyText"/>
       </w:pPr>
       <w:r>
-        <w:t xml:space="preserve">Negotiator-side structure: judged negotiator control label hidden, counterpart negotiator ingroup (ref = judged negotiator ingroup, counterpart negotiator ingroup) is statistically significant in the Tobit model (+, p = 0.087). The figure below shows that predicted judgment is lower for JN Ctl, CN In than for Ref: JN In, CN In.</w:t>
+        <w:t xml:space="preserve">N1 outgroup is statistically significant in:</w:t>
+      </w:r>
+      <w:r>
+        <w:t xml:space="preserve"> </w:t>
+      </w:r>
+      <w:r>
+        <w:t xml:space="preserve">- Empathy x Judged Status Model B (Tobit)</w:t>
+      </w:r>
+      <w:r>
+        <w:t xml:space="preserve"> </w:t>
+      </w:r>
+      <w:r>
+        <w:t xml:space="preserve">The figure below shows that predicted judgment is lower for N1 Out than for N1 Ctl.</w:t>
       </w:r>
     </w:p>
     <w:p>
@@ -1151,18 +1324,18 @@
           <wp:inline>
             <wp:extent cx="5334000" cy="3758045"/>
             <wp:effectExtent b="0" l="0" r="0" t="0"/>
-            <wp:docPr descr="Grouped Prediction Plot for Negotiator-side structure: judged negotiator control label hidden, counterpart negotiator ingroup (ref = judged negotiator ingroup, counterpart negotiator ingroup) in H2: Negotiator-side relational structure. The panels show predicted judgments on the observed -9 to 9 scale with 95% confidence intervals. Abbrev.: Emp = empathy composite; FS / EC / PT / PD = IRI subscales; JN = judged negotiator; CN = counterpart negotiator; V = victim-side player-victim relation in observer models; Vic / Obs = victim / observer subset; In / Out / Ctl = ingroup / outgroup / control label hidden; Acc / Rej = accepted / rejected harmful deal; SES = economic status." title="" id="29" name="Picture"/>
+            <wp:docPr descr="Grouped Prediction Plot for N1 outgroup in the judgments_bystander. The panels show predicted judgments on the observed -9 to 9 scale with 95% confidence intervals. Abbrev.: FS / EC / PT / PD = IRI subscales; N1 = judged negotiator; N2 = counterpart negotiator; V = victim-side player-victim relation in observer models; Vic / Obs = victim / observer subset; In / Out / Ctl = ingroup / outgroup / control label hidden; Acc / Rej = accepted / rejected harmful deal; SES = economic status." title="" id="38" name="Picture"/>
             <a:graphic>
               <a:graphicData uri="http://schemas.openxmlformats.org/drawingml/2006/picture">
                 <pic:pic>
                   <pic:nvPicPr>
-                    <pic:cNvPr descr="../figures/figure_sig_H2_h2_negstruct_j_cont_c_in_h2_negotiator_side_structure_judged_negotiator_control_label_hidden_counterpart_negotiator.png" id="30" name="Picture"/>
+                    <pic:cNvPr descr="../figures/figure_sig_all_judgments_bystander_judged_outgroup_judgments_bystander_n1_outgroup.png" id="39" name="Picture"/>
                     <pic:cNvPicPr>
                       <a:picLocks noChangeArrowheads="1" noChangeAspect="1"/>
                     </pic:cNvPicPr>
                   </pic:nvPicPr>
                   <pic:blipFill>
-                    <a:blip r:embed="rId28"/>
+                    <a:blip r:embed="rId37"/>
                     <a:stretch>
                       <a:fillRect/>
                     </a:stretch>
@@ -1194,25 +1367,27 @@
         <w:pStyle w:val="ImageCaption"/>
       </w:pPr>
       <w:r>
-        <w:t xml:space="preserve">Grouped Prediction Plot for Negotiator-side structure: judged negotiator control label hidden, counterpart negotiator ingroup (ref = judged negotiator ingroup, counterpart negotiator ingroup) in H2: Negotiator-side relational structure. The panels show predicted judgments on the observed -9 to 9 scale with 95% confidence intervals. Abbrev.: Emp = empathy composite; FS / EC / PT / PD = IRI subscales; JN = judged negotiator; CN = counterpart negotiator; V = victim-side player-victim relation in observer models; Vic / Obs = victim / observer subset; In / Out / Ctl = ingroup / outgroup / control label hidden; Acc / Rej = accepted / rejected harmful deal; SES = economic status.</w:t>
-      </w:r>
-    </w:p>
-    <w:bookmarkEnd w:id="31"/>
-    <w:bookmarkStart w:id="44" w:name="h3-empathy-x-judged-status-moderation"/>
-    <w:p>
-      <w:pPr>
-        <w:pStyle w:val="Heading3"/>
-      </w:pPr>
-      <w:r>
-        <w:t xml:space="preserve">H3: Empathy x judged-status moderation</w:t>
-      </w:r>
-    </w:p>
-    <w:p>
-      <w:pPr>
-        <w:pStyle w:val="FirstParagraph"/>
-      </w:pPr>
-      <w:r>
-        <w:t xml:space="preserve">Empathy x judged negotiator control label hidden is statistically significant in the Tobit model (*, p = 0.015). The figure below shows that the predicted relationship rises most sharply for Empathy composite (average) when the condition is JN Ctl.</w:t>
+        <w:t xml:space="preserve">Grouped Prediction Plot for N1 outgroup in the judgments_bystander. The panels show predicted judgments on the observed -9 to 9 scale with 95% confidence intervals. Abbrev.: FS / EC / PT / PD = IRI subscales; N1 = judged negotiator; N2 = counterpart negotiator; V = victim-side player-victim relation in observer models; Vic / Obs = victim / observer subset; In / Out / Ctl = ingroup / outgroup / control label hidden; Acc / Rej = accepted / rejected harmful deal; SES = economic status.</w:t>
+      </w:r>
+    </w:p>
+    <w:p>
+      <w:pPr>
+        <w:pStyle w:val="BodyText"/>
+      </w:pPr>
+      <w:r>
+        <w:t xml:space="preserve">N1 ingroup is statistically significant in:</w:t>
+      </w:r>
+      <w:r>
+        <w:t xml:space="preserve"> </w:t>
+      </w:r>
+      <w:r>
+        <w:t xml:space="preserve">- Empathy x Judged Status Model B (Tobit)</w:t>
+      </w:r>
+      <w:r>
+        <w:t xml:space="preserve"> </w:t>
+      </w:r>
+      <w:r>
+        <w:t xml:space="preserve">The figure below shows that predicted judgment is lower for N1 In than for N1 Ctl.</w:t>
       </w:r>
     </w:p>
     <w:p>
@@ -1222,20 +1397,20 @@
       <w:r>
         <w:drawing>
           <wp:inline>
-            <wp:extent cx="5334000" cy="4485409"/>
+            <wp:extent cx="5334000" cy="3758045"/>
             <wp:effectExtent b="0" l="0" r="0" t="0"/>
-            <wp:docPr descr="Interaction Plot for Empathy x judged negotiator control label hidden in H3: Empathy x judged-status moderation. The panels show predicted judgments on the observed -9 to 9 scale with 95% confidence intervals. Abbrev.: Emp = empathy composite; FS / EC / PT / PD = IRI subscales; JN = judged negotiator; CN = counterpart negotiator; V = victim-side player-victim relation in observer models; Vic / Obs = victim / observer subset; In / Out / Ctl = ingroup / outgroup / control label hidden; Acc / Rej = accepted / rejected harmful deal; SES = economic status." title="" id="33" name="Picture"/>
+            <wp:docPr descr="Grouped Prediction Plot for N1 ingroup in the judgments_bystander. The panels show predicted judgments on the observed -9 to 9 scale with 95% confidence intervals. Abbrev.: FS / EC / PT / PD = IRI subscales; N1 = judged negotiator; N2 = counterpart negotiator; V = victim-side player-victim relation in observer models; Vic / Obs = victim / observer subset; In / Out / Ctl = ingroup / outgroup / control label hidden; Acc / Rej = accepted / rejected harmful deal; SES = economic status." title="" id="41" name="Picture"/>
             <a:graphic>
               <a:graphicData uri="http://schemas.openxmlformats.org/drawingml/2006/picture">
                 <pic:pic>
                   <pic:nvPicPr>
-                    <pic:cNvPr descr="../figures/figure_sig_H3_iri_total_judged_control_h3_empathy_x_judged_negotiator_control_label_hidden.png" id="34" name="Picture"/>
+                    <pic:cNvPr descr="../figures/figure_sig_all_judgments_bystander_judged_ingroup_judgments_bystander_n1_ingroup.png" id="42" name="Picture"/>
                     <pic:cNvPicPr>
                       <a:picLocks noChangeArrowheads="1" noChangeAspect="1"/>
                     </pic:cNvPicPr>
                   </pic:nvPicPr>
                   <pic:blipFill>
-                    <a:blip r:embed="rId32"/>
+                    <a:blip r:embed="rId40"/>
                     <a:stretch>
                       <a:fillRect/>
                     </a:stretch>
@@ -1243,7 +1418,7 @@
                   <pic:spPr bwMode="auto">
                     <a:xfrm>
                       <a:off x="0" y="0"/>
-                      <a:ext cx="5334000" cy="4485409"/>
+                      <a:ext cx="5334000" cy="3758045"/>
                     </a:xfrm>
                     <a:prstGeom prst="rect">
                       <a:avLst/>
@@ -1267,7 +1442,7 @@
         <w:pStyle w:val="ImageCaption"/>
       </w:pPr>
       <w:r>
-        <w:t xml:space="preserve">Interaction Plot for Empathy x judged negotiator control label hidden in H3: Empathy x judged-status moderation. The panels show predicted judgments on the observed -9 to 9 scale with 95% confidence intervals. Abbrev.: Emp = empathy composite; FS / EC / PT / PD = IRI subscales; JN = judged negotiator; CN = counterpart negotiator; V = victim-side player-victim relation in observer models; Vic / Obs = victim / observer subset; In / Out / Ctl = ingroup / outgroup / control label hidden; Acc / Rej = accepted / rejected harmful deal; SES = economic status.</w:t>
+        <w:t xml:space="preserve">Grouped Prediction Plot for N1 ingroup in the judgments_bystander. The panels show predicted judgments on the observed -9 to 9 scale with 95% confidence intervals. Abbrev.: FS / EC / PT / PD = IRI subscales; N1 = judged negotiator; N2 = counterpart negotiator; V = victim-side player-victim relation in observer models; Vic / Obs = victim / observer subset; In / Out / Ctl = ingroup / outgroup / control label hidden; Acc / Rej = accepted / rejected harmful deal; SES = economic status.</w:t>
       </w:r>
     </w:p>
     <w:p>
@@ -1275,7 +1450,19 @@
         <w:pStyle w:val="BodyText"/>
       </w:pPr>
       <w:r>
-        <w:t xml:space="preserve">Personal distress x judged negotiator outgroup is statistically significant in the Tobit model (*, p = 0.021). The figure below shows that the predicted relationship rises most sharply for Empathy: Personal distress when the condition is JN Out.</w:t>
+        <w:t xml:space="preserve">Negotiator-side structure: N1 outgroup, N2 ingroup (ref = N1 control label hidden, N2 control label hidden) is statistically significant in:</w:t>
+      </w:r>
+      <w:r>
+        <w:t xml:space="preserve"> </w:t>
+      </w:r>
+      <w:r>
+        <w:t xml:space="preserve">- Negotiator-Side Structure Model B (Tobit)</w:t>
+      </w:r>
+      <w:r>
+        <w:t xml:space="preserve"> </w:t>
+      </w:r>
+      <w:r>
+        <w:t xml:space="preserve">The figure below shows that predicted judgment is lower for N1 Out, N2 In than for Ref: N1 Ctl, N2 Ctl.</w:t>
       </w:r>
     </w:p>
     <w:p>
@@ -1285,20 +1472,20 @@
       <w:r>
         <w:drawing>
           <wp:inline>
-            <wp:extent cx="5334000" cy="4485409"/>
+            <wp:extent cx="5334000" cy="3758045"/>
             <wp:effectExtent b="0" l="0" r="0" t="0"/>
-            <wp:docPr descr="Interaction Plot for Personal distress x judged negotiator outgroup in H3: Empathy x judged-status moderation. The panels show predicted judgments on the observed -9 to 9 scale with 95% confidence intervals. Abbrev.: Emp = empathy composite; FS / EC / PT / PD = IRI subscales; JN = judged negotiator; CN = counterpart negotiator; V = victim-side player-victim relation in observer models; Vic / Obs = victim / observer subset; In / Out / Ctl = ingroup / outgroup / control label hidden; Acc / Rej = accepted / rejected harmful deal; SES = economic status." title="" id="36" name="Picture"/>
+            <wp:docPr descr="Grouped Prediction Plot for Negotiator-side structure: N1 outgroup, N2 ingroup (ref = N1 control label hidden, N2 control label hidden) in the judgments_bystander. The panels show predicted judgments on the observed -9 to 9 scale with 95% confidence intervals. Abbrev.: FS / EC / PT / PD = IRI subscales; N1 = judged negotiator; N2 = counterpart negotiator; V = victim-side player-victim relation in observer models; Vic / Obs = victim / observer subset; In / Out / Ctl = ingroup / outgroup / control label hidden; Acc / Rej = accepted / rejected harmful deal; SES = economic status." title="" id="44" name="Picture"/>
             <a:graphic>
               <a:graphicData uri="http://schemas.openxmlformats.org/drawingml/2006/picture">
                 <pic:pic>
                   <pic:nvPicPr>
-                    <pic:cNvPr descr="../figures/figure_sig_H3_iri_pd_judged_outgroup_h3_personal_distress_x_judged_negotiator_outgroup.png" id="37" name="Picture"/>
+                    <pic:cNvPr descr="../figures/figure_sig_all_judgments_bystander_h2_negstruct_j_out_c_in_judgments_bystander_negotiator_side_structure_n1_outgroup_n2_ingroup_ref_n1_control_label.png" id="45" name="Picture"/>
                     <pic:cNvPicPr>
                       <a:picLocks noChangeArrowheads="1" noChangeAspect="1"/>
                     </pic:cNvPicPr>
                   </pic:nvPicPr>
                   <pic:blipFill>
-                    <a:blip r:embed="rId35"/>
+                    <a:blip r:embed="rId43"/>
                     <a:stretch>
                       <a:fillRect/>
                     </a:stretch>
@@ -1306,7 +1493,7 @@
                   <pic:spPr bwMode="auto">
                     <a:xfrm>
                       <a:off x="0" y="0"/>
-                      <a:ext cx="5334000" cy="4485409"/>
+                      <a:ext cx="5334000" cy="3758045"/>
                     </a:xfrm>
                     <a:prstGeom prst="rect">
                       <a:avLst/>
@@ -1330,7 +1517,7 @@
         <w:pStyle w:val="ImageCaption"/>
       </w:pPr>
       <w:r>
-        <w:t xml:space="preserve">Interaction Plot for Personal distress x judged negotiator outgroup in H3: Empathy x judged-status moderation. The panels show predicted judgments on the observed -9 to 9 scale with 95% confidence intervals. Abbrev.: Emp = empathy composite; FS / EC / PT / PD = IRI subscales; JN = judged negotiator; CN = counterpart negotiator; V = victim-side player-victim relation in observer models; Vic / Obs = victim / observer subset; In / Out / Ctl = ingroup / outgroup / control label hidden; Acc / Rej = accepted / rejected harmful deal; SES = economic status.</w:t>
+        <w:t xml:space="preserve">Grouped Prediction Plot for Negotiator-side structure: N1 outgroup, N2 ingroup (ref = N1 control label hidden, N2 control label hidden) in the judgments_bystander. The panels show predicted judgments on the observed -9 to 9 scale with 95% confidence intervals. Abbrev.: FS / EC / PT / PD = IRI subscales; N1 = judged negotiator; N2 = counterpart negotiator; V = victim-side player-victim relation in observer models; Vic / Obs = victim / observer subset; In / Out / Ctl = ingroup / outgroup / control label hidden; Acc / Rej = accepted / rejected harmful deal; SES = economic status.</w:t>
       </w:r>
     </w:p>
     <w:p>
@@ -1338,7 +1525,31 @@
         <w:pStyle w:val="BodyText"/>
       </w:pPr>
       <w:r>
-        <w:t xml:space="preserve">Empathy x judged negotiator outgroup is statistically significant in the Tobit model (*, p = 0.028). The figure below shows that the predicted relationship rises most sharply for Empathy composite (average) when the condition is JN In.</w:t>
+        <w:t xml:space="preserve">Engineering participant is statistically significant in:</w:t>
+      </w:r>
+      <w:r>
+        <w:t xml:space="preserve"> </w:t>
+      </w:r>
+      <w:r>
+        <w:t xml:space="preserve">- Empathy Effect Model B (Tobit)</w:t>
+      </w:r>
+      <w:r>
+        <w:t xml:space="preserve"> </w:t>
+      </w:r>
+      <w:r>
+        <w:t xml:space="preserve">- Empathy x Judged Status Model B (Tobit)</w:t>
+      </w:r>
+      <w:r>
+        <w:t xml:space="preserve"> </w:t>
+      </w:r>
+      <w:r>
+        <w:t xml:space="preserve">- Negotiator-Side Structure Model B (Tobit)</w:t>
+      </w:r>
+      <w:r>
+        <w:t xml:space="preserve"> </w:t>
+      </w:r>
+      <w:r>
+        <w:t xml:space="preserve">The figure below shows that predicted judgment is higher for Eng part. than for Hum part..</w:t>
       </w:r>
     </w:p>
     <w:p>
@@ -1348,213 +1559,14 @@
       <w:r>
         <w:drawing>
           <wp:inline>
-            <wp:extent cx="5334000" cy="4485409"/>
+            <wp:extent cx="5334000" cy="3758045"/>
             <wp:effectExtent b="0" l="0" r="0" t="0"/>
-            <wp:docPr descr="Interaction Plot for Empathy x judged negotiator outgroup in H3: Empathy x judged-status moderation. The panels show predicted judgments on the observed -9 to 9 scale with 95% confidence intervals. Abbrev.: Emp = empathy composite; FS / EC / PT / PD = IRI subscales; JN = judged negotiator; CN = counterpart negotiator; V = victim-side player-victim relation in observer models; Vic / Obs = victim / observer subset; In / Out / Ctl = ingroup / outgroup / control label hidden; Acc / Rej = accepted / rejected harmful deal; SES = economic status." title="" id="39" name="Picture"/>
+            <wp:docPr descr="Grouped Prediction Plot for Engineering participant in the judgments_bystander. The panels show predicted judgments on the observed -9 to 9 scale with 95% confidence intervals. Abbrev.: FS / EC / PT / PD = IRI subscales; N1 = judged negotiator; N2 = counterpart negotiator; V = victim-side player-victim relation in observer models; Vic / Obs = victim / observer subset; In / Out / Ctl = ingroup / outgroup / control label hidden; Acc / Rej = accepted / rejected harmful deal; SES = economic status." title="" id="47" name="Picture"/>
             <a:graphic>
               <a:graphicData uri="http://schemas.openxmlformats.org/drawingml/2006/picture">
                 <pic:pic>
                   <pic:nvPicPr>
-                    <pic:cNvPr descr="../figures/figure_sig_H3_iri_total_judged_outgroup_h3_empathy_x_judged_negotiator_outgroup.png" id="40" name="Picture"/>
-                    <pic:cNvPicPr>
-                      <a:picLocks noChangeArrowheads="1" noChangeAspect="1"/>
-                    </pic:cNvPicPr>
-                  </pic:nvPicPr>
-                  <pic:blipFill>
-                    <a:blip r:embed="rId38"/>
-                    <a:stretch>
-                      <a:fillRect/>
-                    </a:stretch>
-                  </pic:blipFill>
-                  <pic:spPr bwMode="auto">
-                    <a:xfrm>
-                      <a:off x="0" y="0"/>
-                      <a:ext cx="5334000" cy="4485409"/>
-                    </a:xfrm>
-                    <a:prstGeom prst="rect">
-                      <a:avLst/>
-                    </a:prstGeom>
-                    <a:noFill/>
-                    <a:ln w="9525">
-                      <a:noFill/>
-                      <a:headEnd/>
-                      <a:tailEnd/>
-                    </a:ln>
-                  </pic:spPr>
-                </pic:pic>
-              </a:graphicData>
-            </a:graphic>
-          </wp:inline>
-        </w:drawing>
-      </w:r>
-    </w:p>
-    <w:p>
-      <w:pPr>
-        <w:pStyle w:val="ImageCaption"/>
-      </w:pPr>
-      <w:r>
-        <w:t xml:space="preserve">Interaction Plot for Empathy x judged negotiator outgroup in H3: Empathy x judged-status moderation. The panels show predicted judgments on the observed -9 to 9 scale with 95% confidence intervals. Abbrev.: Emp = empathy composite; FS / EC / PT / PD = IRI subscales; JN = judged negotiator; CN = counterpart negotiator; V = victim-side player-victim relation in observer models; Vic / Obs = victim / observer subset; In / Out / Ctl = ingroup / outgroup / control label hidden; Acc / Rej = accepted / rejected harmful deal; SES = economic status.</w:t>
-      </w:r>
-    </w:p>
-    <w:p>
-      <w:pPr>
-        <w:pStyle w:val="BodyText"/>
-      </w:pPr>
-      <w:r>
-        <w:t xml:space="preserve">Empathic concern x judged negotiator outgroup is statistically significant in the Tobit model (+, p = 0.053). The figure below shows that the predicted relationship falls most sharply for Empathy: Empathic concern when the condition is JN Out.</w:t>
-      </w:r>
-    </w:p>
-    <w:p>
-      <w:pPr>
-        <w:pStyle w:val="CaptionedFigure"/>
-      </w:pPr>
-      <w:r>
-        <w:drawing>
-          <wp:inline>
-            <wp:extent cx="5334000" cy="4485409"/>
-            <wp:effectExtent b="0" l="0" r="0" t="0"/>
-            <wp:docPr descr="Interaction Plot for Empathic concern x judged negotiator outgroup in H3: Empathy x judged-status moderation. The panels show predicted judgments on the observed -9 to 9 scale with 95% confidence intervals. Abbrev.: Emp = empathy composite; FS / EC / PT / PD = IRI subscales; JN = judged negotiator; CN = counterpart negotiator; V = victim-side player-victim relation in observer models; Vic / Obs = victim / observer subset; In / Out / Ctl = ingroup / outgroup / control label hidden; Acc / Rej = accepted / rejected harmful deal; SES = economic status." title="" id="42" name="Picture"/>
-            <a:graphic>
-              <a:graphicData uri="http://schemas.openxmlformats.org/drawingml/2006/picture">
-                <pic:pic>
-                  <pic:nvPicPr>
-                    <pic:cNvPr descr="../figures/figure_sig_H3_iri_ec_judged_outgroup_h3_empathic_concern_x_judged_negotiator_outgroup.png" id="43" name="Picture"/>
-                    <pic:cNvPicPr>
-                      <a:picLocks noChangeArrowheads="1" noChangeAspect="1"/>
-                    </pic:cNvPicPr>
-                  </pic:nvPicPr>
-                  <pic:blipFill>
-                    <a:blip r:embed="rId41"/>
-                    <a:stretch>
-                      <a:fillRect/>
-                    </a:stretch>
-                  </pic:blipFill>
-                  <pic:spPr bwMode="auto">
-                    <a:xfrm>
-                      <a:off x="0" y="0"/>
-                      <a:ext cx="5334000" cy="4485409"/>
-                    </a:xfrm>
-                    <a:prstGeom prst="rect">
-                      <a:avLst/>
-                    </a:prstGeom>
-                    <a:noFill/>
-                    <a:ln w="9525">
-                      <a:noFill/>
-                      <a:headEnd/>
-                      <a:tailEnd/>
-                    </a:ln>
-                  </pic:spPr>
-                </pic:pic>
-              </a:graphicData>
-            </a:graphic>
-          </wp:inline>
-        </w:drawing>
-      </w:r>
-    </w:p>
-    <w:p>
-      <w:pPr>
-        <w:pStyle w:val="ImageCaption"/>
-      </w:pPr>
-      <w:r>
-        <w:t xml:space="preserve">Interaction Plot for Empathic concern x judged negotiator outgroup in H3: Empathy x judged-status moderation. The panels show predicted judgments on the observed -9 to 9 scale with 95% confidence intervals. Abbrev.: Emp = empathy composite; FS / EC / PT / PD = IRI subscales; JN = judged negotiator; CN = counterpart negotiator; V = victim-side player-victim relation in observer models; Vic / Obs = victim / observer subset; In / Out / Ctl = ingroup / outgroup / control label hidden; Acc / Rej = accepted / rejected harmful deal; SES = economic status.</w:t>
-      </w:r>
-    </w:p>
-    <w:bookmarkEnd w:id="44"/>
-    <w:bookmarkEnd w:id="45"/>
-    <w:bookmarkStart w:id="117" w:name="all-significant-predictors-p-.10"/>
-    <w:p>
-      <w:pPr>
-        <w:pStyle w:val="Heading2"/>
-      </w:pPr>
-      <w:r>
-        <w:t xml:space="preserve">All Significant Predictors (p &lt; .10)</w:t>
-      </w:r>
-    </w:p>
-    <w:p>
-      <w:pPr>
-        <w:pStyle w:val="FirstParagraph"/>
-      </w:pPr>
-      <w:r>
-        <w:t xml:space="preserve">The following figures extend beyond the hypothesis-target terms and visualize every predictor that reaches</w:t>
-      </w:r>
-      <w:r>
-        <w:t xml:space="preserve"> </w:t>
-      </w:r>
-      <w:r>
-        <w:rPr>
-          <w:rStyle w:val="VerbatimChar"/>
-        </w:rPr>
-        <w:t xml:space="preserve">p &lt; .10</w:t>
-      </w:r>
-      <w:r>
-        <w:t xml:space="preserve"> </w:t>
-      </w:r>
-      <w:r>
-        <w:t xml:space="preserve">in the available H1-H3 Tobit models. This includes significant controls such as age when they clear the threshold.</w:t>
-      </w:r>
-    </w:p>
-    <w:bookmarkStart w:id="76" w:name="judgments_bystander"/>
-    <w:p>
-      <w:pPr>
-        <w:pStyle w:val="Heading3"/>
-      </w:pPr>
-      <w:r>
-        <w:t xml:space="preserve">judgments_bystander</w:t>
-      </w:r>
-    </w:p>
-    <w:p>
-      <w:pPr>
-        <w:pStyle w:val="FirstParagraph"/>
-      </w:pPr>
-      <w:r>
-        <w:t xml:space="preserve">Negotiator accepted harmful deal is statistically significant in:</w:t>
-      </w:r>
-      <w:r>
-        <w:t xml:space="preserve"> </w:t>
-      </w:r>
-      <w:r>
-        <w:t xml:space="preserve">- H1: Empathy under relational controls Model A (Tobit)</w:t>
-      </w:r>
-      <w:r>
-        <w:t xml:space="preserve"> </w:t>
-      </w:r>
-      <w:r>
-        <w:t xml:space="preserve">- H1: Empathy under relational controls Model B (Tobit)</w:t>
-      </w:r>
-      <w:r>
-        <w:t xml:space="preserve"> </w:t>
-      </w:r>
-      <w:r>
-        <w:t xml:space="preserve">- H3: Empathy x judged-status moderation Model A (Tobit)</w:t>
-      </w:r>
-      <w:r>
-        <w:t xml:space="preserve"> </w:t>
-      </w:r>
-      <w:r>
-        <w:t xml:space="preserve">- H3: Empathy x judged-status moderation Model B (Tobit)</w:t>
-      </w:r>
-      <w:r>
-        <w:t xml:space="preserve"> </w:t>
-      </w:r>
-      <w:r>
-        <w:t xml:space="preserve">The figure below shows that predicted judgment is lower for Acc than for Rej.</w:t>
-      </w:r>
-    </w:p>
-    <w:p>
-      <w:pPr>
-        <w:pStyle w:val="CaptionedFigure"/>
-      </w:pPr>
-      <w:r>
-        <w:drawing>
-          <wp:inline>
-            <wp:extent cx="5334000" cy="3758045"/>
-            <wp:effectExtent b="0" l="0" r="0" t="0"/>
-            <wp:docPr descr="Grouped Prediction Plot for Negotiator accepted harmful deal in the judgments_bystander. The panels show predicted judgments on the observed -9 to 9 scale with 95% confidence intervals. Abbrev.: Emp = empathy composite; FS / EC / PT / PD = IRI subscales; JN = judged negotiator; CN = counterpart negotiator; V = victim-side player-victim relation in observer models; Vic / Obs = victim / observer subset; In / Out / Ctl = ingroup / outgroup / control label hidden; Acc / Rej = accepted / rejected harmful deal; SES = economic status." title="" id="47" name="Picture"/>
-            <a:graphic>
-              <a:graphicData uri="http://schemas.openxmlformats.org/drawingml/2006/picture">
-                <pic:pic>
-                  <pic:nvPicPr>
-                    <pic:cNvPr descr="../figures/figure_sig_all_judgments_bystander_decision_accept_judgments_bystander_negotiator_accepted_harmful_deal.png" id="48" name="Picture"/>
+                    <pic:cNvPr descr="../figures/figure_sig_all_judgments_bystander_participant_engineering_judgments_bystander_engineering_participant.png" id="48" name="Picture"/>
                     <pic:cNvPicPr>
                       <a:picLocks noChangeArrowheads="1" noChangeAspect="1"/>
                     </pic:cNvPicPr>
@@ -1592,7 +1604,7 @@
         <w:pStyle w:val="ImageCaption"/>
       </w:pPr>
       <w:r>
-        <w:t xml:space="preserve">Grouped Prediction Plot for Negotiator accepted harmful deal in the judgments_bystander. The panels show predicted judgments on the observed -9 to 9 scale with 95% confidence intervals. Abbrev.: Emp = empathy composite; FS / EC / PT / PD = IRI subscales; JN = judged negotiator; CN = counterpart negotiator; V = victim-side player-victim relation in observer models; Vic / Obs = victim / observer subset; In / Out / Ctl = ingroup / outgroup / control label hidden; Acc / Rej = accepted / rejected harmful deal; SES = economic status.</w:t>
+        <w:t xml:space="preserve">Grouped Prediction Plot for Engineering participant in the judgments_bystander. The panels show predicted judgments on the observed -9 to 9 scale with 95% confidence intervals. Abbrev.: FS / EC / PT / PD = IRI subscales; N1 = judged negotiator; N2 = counterpart negotiator; V = victim-side player-victim relation in observer models; Vic / Obs = victim / observer subset; In / Out / Ctl = ingroup / outgroup / control label hidden; Acc / Rej = accepted / rejected harmful deal; SES = economic status.</w:t>
       </w:r>
     </w:p>
     <w:p>
@@ -1600,31 +1612,19 @@
         <w:pStyle w:val="BodyText"/>
       </w:pPr>
       <w:r>
-        <w:t xml:space="preserve">Age is statistically significant in:</w:t>
-      </w:r>
-      <w:r>
-        <w:t xml:space="preserve"> </w:t>
-      </w:r>
-      <w:r>
-        <w:t xml:space="preserve">- H2: Negotiator-side relational structure Model B (Tobit)</w:t>
-      </w:r>
-      <w:r>
-        <w:t xml:space="preserve"> </w:t>
-      </w:r>
-      <w:r>
-        <w:t xml:space="preserve">- H2: Negotiator-side relational structure Model A (Tobit)</w:t>
-      </w:r>
-      <w:r>
-        <w:t xml:space="preserve"> </w:t>
-      </w:r>
-      <w:r>
-        <w:t xml:space="preserve">- H3: Empathy x judged-status moderation Model B (Tobit)</w:t>
-      </w:r>
-      <w:r>
-        <w:t xml:space="preserve"> </w:t>
-      </w:r>
-      <w:r>
-        <w:t xml:space="preserve">The figure below shows that across the observed range, higher Age corresponds to higher predicted judgment.</w:t>
+        <w:t xml:space="preserve">Empathy: Perspective taking is statistically significant in:</w:t>
+      </w:r>
+      <w:r>
+        <w:t xml:space="preserve"> </w:t>
+      </w:r>
+      <w:r>
+        <w:t xml:space="preserve">- Empathy x Judged Status Model B (Tobit)</w:t>
+      </w:r>
+      <w:r>
+        <w:t xml:space="preserve"> </w:t>
+      </w:r>
+      <w:r>
+        <w:t xml:space="preserve">The figure below shows that across the observed range, higher Empathy: Perspective taking corresponds to higher predicted judgment.</w:t>
       </w:r>
     </w:p>
     <w:p>
@@ -1636,12 +1636,12 @@
           <wp:inline>
             <wp:extent cx="5334000" cy="3758045"/>
             <wp:effectExtent b="0" l="0" r="0" t="0"/>
-            <wp:docPr descr="Effect Plot for Age in the judgments_bystander. The panels show predicted judgments on the observed -9 to 9 scale with 95% confidence intervals. Abbrev.: Emp = empathy composite; FS / EC / PT / PD = IRI subscales; JN = judged negotiator; CN = counterpart negotiator; V = victim-side player-victim relation in observer models; Vic / Obs = victim / observer subset; In / Out / Ctl = ingroup / outgroup / control label hidden; Acc / Rej = accepted / rejected harmful deal; SES = economic status." title="" id="50" name="Picture"/>
+            <wp:docPr descr="Effect Plot for Empathy: Perspective taking in the judgments_bystander. The panels show predicted judgments on the observed -9 to 9 scale with 95% confidence intervals. Abbrev.: FS / EC / PT / PD = IRI subscales; N1 = judged negotiator; N2 = counterpart negotiator; V = victim-side player-victim relation in observer models; Vic / Obs = victim / observer subset; In / Out / Ctl = ingroup / outgroup / control label hidden; Acc / Rej = accepted / rejected harmful deal; SES = economic status." title="" id="50" name="Picture"/>
             <a:graphic>
               <a:graphicData uri="http://schemas.openxmlformats.org/drawingml/2006/picture">
                 <pic:pic>
                   <pic:nvPicPr>
-                    <pic:cNvPr descr="../figures/figure_sig_all_judgments_bystander_age_judgments_bystander_age.png" id="51" name="Picture"/>
+                    <pic:cNvPr descr="../figures/figure_sig_all_judgments_bystander_iri_pt_judgments_bystander_empathy_perspective_taking.png" id="51" name="Picture"/>
                     <pic:cNvPicPr>
                       <a:picLocks noChangeArrowheads="1" noChangeAspect="1"/>
                     </pic:cNvPicPr>
@@ -1679,33 +1679,43 @@
         <w:pStyle w:val="ImageCaption"/>
       </w:pPr>
       <w:r>
-        <w:t xml:space="preserve">Effect Plot for Age in the judgments_bystander. The panels show predicted judgments on the observed -9 to 9 scale with 95% confidence intervals. Abbrev.: Emp = empathy composite; FS / EC / PT / PD = IRI subscales; JN = judged negotiator; CN = counterpart negotiator; V = victim-side player-victim relation in observer models; Vic / Obs = victim / observer subset; In / Out / Ctl = ingroup / outgroup / control label hidden; Acc / Rej = accepted / rejected harmful deal; SES = economic status.</w:t>
-      </w:r>
-    </w:p>
-    <w:p>
-      <w:pPr>
-        <w:pStyle w:val="BodyText"/>
-      </w:pPr>
-      <w:r>
-        <w:t xml:space="preserve">Empathy: Empathic concern is statistically significant in:</w:t>
-      </w:r>
-      <w:r>
-        <w:t xml:space="preserve"> </w:t>
-      </w:r>
-      <w:r>
-        <w:t xml:space="preserve">- H2: Negotiator-side relational structure Model B (Tobit)</w:t>
-      </w:r>
-      <w:r>
-        <w:t xml:space="preserve"> </w:t>
-      </w:r>
-      <w:r>
-        <w:t xml:space="preserve">- H1: Empathy under relational controls Model B (Tobit)</w:t>
-      </w:r>
-      <w:r>
-        <w:t xml:space="preserve"> </w:t>
-      </w:r>
-      <w:r>
-        <w:t xml:space="preserve">The figure below shows that across the observed range, higher Empathy: Empathic concern corresponds to lower predicted judgment.</w:t>
+        <w:t xml:space="preserve">Effect Plot for Empathy: Perspective taking in the judgments_bystander. The panels show predicted judgments on the observed -9 to 9 scale with 95% confidence intervals. Abbrev.: FS / EC / PT / PD = IRI subscales; N1 = judged negotiator; N2 = counterpart negotiator; V = victim-side player-victim relation in observer models; Vic / Obs = victim / observer subset; In / Out / Ctl = ingroup / outgroup / control label hidden; Acc / Rej = accepted / rejected harmful deal; SES = economic status.</w:t>
+      </w:r>
+    </w:p>
+    <w:bookmarkEnd w:id="52"/>
+    <w:bookmarkStart w:id="68" w:name="judgments_victim"/>
+    <w:p>
+      <w:pPr>
+        <w:pStyle w:val="Heading3"/>
+      </w:pPr>
+      <w:r>
+        <w:t xml:space="preserve">judgments_victim</w:t>
+      </w:r>
+    </w:p>
+    <w:p>
+      <w:pPr>
+        <w:pStyle w:val="FirstParagraph"/>
+      </w:pPr>
+      <w:r>
+        <w:t xml:space="preserve">Harm Accepted is statistically significant in:</w:t>
+      </w:r>
+      <w:r>
+        <w:t xml:space="preserve"> </w:t>
+      </w:r>
+      <w:r>
+        <w:t xml:space="preserve">- Empathy Effect Model B (Tobit)</w:t>
+      </w:r>
+      <w:r>
+        <w:t xml:space="preserve"> </w:t>
+      </w:r>
+      <w:r>
+        <w:t xml:space="preserve">- Empathy x Judged Status Model B (Tobit)</w:t>
+      </w:r>
+      <w:r>
+        <w:t xml:space="preserve"> </w:t>
+      </w:r>
+      <w:r>
+        <w:t xml:space="preserve">The figure below shows that predicted judgment is lower for Acc than for Rej.</w:t>
       </w:r>
     </w:p>
     <w:p>
@@ -1717,18 +1727,18 @@
           <wp:inline>
             <wp:extent cx="5334000" cy="3758045"/>
             <wp:effectExtent b="0" l="0" r="0" t="0"/>
-            <wp:docPr descr="Effect Plot for Empathy: Empathic concern in the judgments_bystander. The panels show predicted judgments on the observed -9 to 9 scale with 95% confidence intervals. Abbrev.: Emp = empathy composite; FS / EC / PT / PD = IRI subscales; JN = judged negotiator; CN = counterpart negotiator; V = victim-side player-victim relation in observer models; Vic / Obs = victim / observer subset; In / Out / Ctl = ingroup / outgroup / control label hidden; Acc / Rej = accepted / rejected harmful deal; SES = economic status." title="" id="53" name="Picture"/>
+            <wp:docPr descr="Grouped Prediction Plot for Harm Accepted in the judgments_victim. The panels show predicted judgments on the observed -9 to 9 scale with 95% confidence intervals. Abbrev.: FS / EC / PT / PD = IRI subscales; N1 = judged negotiator; N2 = counterpart negotiator; V = victim-side player-victim relation in observer models; Vic / Obs = victim / observer subset; In / Out / Ctl = ingroup / outgroup / control label hidden; Acc / Rej = accepted / rejected harmful deal; SES = economic status." title="" id="54" name="Picture"/>
             <a:graphic>
               <a:graphicData uri="http://schemas.openxmlformats.org/drawingml/2006/picture">
                 <pic:pic>
                   <pic:nvPicPr>
-                    <pic:cNvPr descr="../figures/figure_sig_all_judgments_bystander_iri_ec_judgments_bystander_empathy_empathic_concern.png" id="54" name="Picture"/>
+                    <pic:cNvPr descr="../figures/figure_sig_all_judgments_victim_decision_accept_judgments_victim_harm_accepted.png" id="55" name="Picture"/>
                     <pic:cNvPicPr>
                       <a:picLocks noChangeArrowheads="1" noChangeAspect="1"/>
                     </pic:cNvPicPr>
                   </pic:nvPicPr>
                   <pic:blipFill>
-                    <a:blip r:embed="rId52"/>
+                    <a:blip r:embed="rId53"/>
                     <a:stretch>
                       <a:fillRect/>
                     </a:stretch>
@@ -1760,7 +1770,7 @@
         <w:pStyle w:val="ImageCaption"/>
       </w:pPr>
       <w:r>
-        <w:t xml:space="preserve">Effect Plot for Empathy: Empathic concern in the judgments_bystander. The panels show predicted judgments on the observed -9 to 9 scale with 95% confidence intervals. Abbrev.: Emp = empathy composite; FS / EC / PT / PD = IRI subscales; JN = judged negotiator; CN = counterpart negotiator; V = victim-side player-victim relation in observer models; Vic / Obs = victim / observer subset; In / Out / Ctl = ingroup / outgroup / control label hidden; Acc / Rej = accepted / rejected harmful deal; SES = economic status.</w:t>
+        <w:t xml:space="preserve">Grouped Prediction Plot for Harm Accepted in the judgments_victim. The panels show predicted judgments on the observed -9 to 9 scale with 95% confidence intervals. Abbrev.: FS / EC / PT / PD = IRI subscales; N1 = judged negotiator; N2 = counterpart negotiator; V = victim-side player-victim relation in observer models; Vic / Obs = victim / observer subset; In / Out / Ctl = ingroup / outgroup / control label hidden; Acc / Rej = accepted / rejected harmful deal; SES = economic status.</w:t>
       </w:r>
     </w:p>
     <w:p>
@@ -1768,25 +1778,25 @@
         <w:pStyle w:val="BodyText"/>
       </w:pPr>
       <w:r>
-        <w:t xml:space="preserve">Judged negotiator control label hidden (ref = ingroup) is statistically significant in:</w:t>
-      </w:r>
-      <w:r>
-        <w:t xml:space="preserve"> </w:t>
-      </w:r>
-      <w:r>
-        <w:t xml:space="preserve">- H3: Empathy x judged-status moderation Model A (Tobit)</w:t>
-      </w:r>
-      <w:r>
-        <w:t xml:space="preserve"> </w:t>
-      </w:r>
-      <w:r>
-        <w:t xml:space="preserve">- H3: Empathy x judged-status moderation Model B (Tobit)</w:t>
-      </w:r>
-      <w:r>
-        <w:t xml:space="preserve"> </w:t>
-      </w:r>
-      <w:r>
-        <w:t xml:space="preserve">The figure below shows that predicted judgment is lower for JN Ctl than for JN In.</w:t>
+        <w:t xml:space="preserve">Empathy: Perspective taking is statistically significant in:</w:t>
+      </w:r>
+      <w:r>
+        <w:t xml:space="preserve"> </w:t>
+      </w:r>
+      <w:r>
+        <w:t xml:space="preserve">- Negotiator-Side Structure Model B (Tobit)</w:t>
+      </w:r>
+      <w:r>
+        <w:t xml:space="preserve"> </w:t>
+      </w:r>
+      <w:r>
+        <w:t xml:space="preserve">- Empathy Effect Model B (Tobit)</w:t>
+      </w:r>
+      <w:r>
+        <w:t xml:space="preserve"> </w:t>
+      </w:r>
+      <w:r>
+        <w:t xml:space="preserve">The figure below shows that across the observed range, higher Empathy: Perspective taking corresponds to higher predicted judgment.</w:t>
       </w:r>
     </w:p>
     <w:p>
@@ -1798,18 +1808,18 @@
           <wp:inline>
             <wp:extent cx="5334000" cy="3758045"/>
             <wp:effectExtent b="0" l="0" r="0" t="0"/>
-            <wp:docPr descr="Grouped Prediction Plot for Judged negotiator control label hidden (ref = ingroup) in the judgments_bystander. The panels show predicted judgments on the observed -9 to 9 scale with 95% confidence intervals. Abbrev.: Emp = empathy composite; FS / EC / PT / PD = IRI subscales; JN = judged negotiator; CN = counterpart negotiator; V = victim-side player-victim relation in observer models; Vic / Obs = victim / observer subset; In / Out / Ctl = ingroup / outgroup / control label hidden; Acc / Rej = accepted / rejected harmful deal; SES = economic status." title="" id="56" name="Picture"/>
+            <wp:docPr descr="Effect Plot for Empathy: Perspective taking in the judgments_victim. The panels show predicted judgments on the observed -9 to 9 scale with 95% confidence intervals. Abbrev.: FS / EC / PT / PD = IRI subscales; N1 = judged negotiator; N2 = counterpart negotiator; V = victim-side player-victim relation in observer models; Vic / Obs = victim / observer subset; In / Out / Ctl = ingroup / outgroup / control label hidden; Acc / Rej = accepted / rejected harmful deal; SES = economic status." title="" id="57" name="Picture"/>
             <a:graphic>
               <a:graphicData uri="http://schemas.openxmlformats.org/drawingml/2006/picture">
                 <pic:pic>
                   <pic:nvPicPr>
-                    <pic:cNvPr descr="../figures/figure_sig_all_judgments_bystander_judged_control_judgments_bystander_judged_negotiator_control_label_hidden_ref_ingroup.png" id="57" name="Picture"/>
+                    <pic:cNvPr descr="../figures/figure_sig_all_judgments_victim_iri_pt_judgments_victim_empathy_perspective_taking.png" id="58" name="Picture"/>
                     <pic:cNvPicPr>
                       <a:picLocks noChangeArrowheads="1" noChangeAspect="1"/>
                     </pic:cNvPicPr>
                   </pic:nvPicPr>
                   <pic:blipFill>
-                    <a:blip r:embed="rId55"/>
+                    <a:blip r:embed="rId56"/>
                     <a:stretch>
                       <a:fillRect/>
                     </a:stretch>
@@ -1841,7 +1851,7 @@
         <w:pStyle w:val="ImageCaption"/>
       </w:pPr>
       <w:r>
-        <w:t xml:space="preserve">Grouped Prediction Plot for Judged negotiator control label hidden (ref = ingroup) in the judgments_bystander. The panels show predicted judgments on the observed -9 to 9 scale with 95% confidence intervals. Abbrev.: Emp = empathy composite; FS / EC / PT / PD = IRI subscales; JN = judged negotiator; CN = counterpart negotiator; V = victim-side player-victim relation in observer models; Vic / Obs = victim / observer subset; In / Out / Ctl = ingroup / outgroup / control label hidden; Acc / Rej = accepted / rejected harmful deal; SES = economic status.</w:t>
+        <w:t xml:space="preserve">Effect Plot for Empathy: Perspective taking in the judgments_victim. The panels show predicted judgments on the observed -9 to 9 scale with 95% confidence intervals. Abbrev.: FS / EC / PT / PD = IRI subscales; N1 = judged negotiator; N2 = counterpart negotiator; V = victim-side player-victim relation in observer models; Vic / Obs = victim / observer subset; In / Out / Ctl = ingroup / outgroup / control label hidden; Acc / Rej = accepted / rejected harmful deal; SES = economic status.</w:t>
       </w:r>
     </w:p>
     <w:p>
@@ -1849,25 +1859,19 @@
         <w:pStyle w:val="BodyText"/>
       </w:pPr>
       <w:r>
-        <w:t xml:space="preserve">Empathy: Personal distress is statistically significant in:</w:t>
-      </w:r>
-      <w:r>
-        <w:t xml:space="preserve"> </w:t>
-      </w:r>
-      <w:r>
-        <w:t xml:space="preserve">- H2: Negotiator-side relational structure Model B (Tobit)</w:t>
-      </w:r>
-      <w:r>
-        <w:t xml:space="preserve"> </w:t>
-      </w:r>
-      <w:r>
-        <w:t xml:space="preserve">- H1: Empathy under relational controls Model B (Tobit)</w:t>
-      </w:r>
-      <w:r>
-        <w:t xml:space="preserve"> </w:t>
-      </w:r>
-      <w:r>
-        <w:t xml:space="preserve">The figure below shows that across the observed range, higher Empathy: Personal distress corresponds to higher predicted judgment.</w:t>
+        <w:t xml:space="preserve">Empathy: Perspective taking x N1 ingroup is statistically significant in:</w:t>
+      </w:r>
+      <w:r>
+        <w:t xml:space="preserve"> </w:t>
+      </w:r>
+      <w:r>
+        <w:t xml:space="preserve">- Empathy x Judged Status Model B (Tobit)</w:t>
+      </w:r>
+      <w:r>
+        <w:t xml:space="preserve"> </w:t>
+      </w:r>
+      <w:r>
+        <w:t xml:space="preserve">The figure below shows that the predicted relationship rises most sharply for Empathy: Perspective taking when the condition is N1 In.</w:t>
       </w:r>
     </w:p>
     <w:p>
@@ -1877,20 +1881,170 @@
       <w:r>
         <w:drawing>
           <wp:inline>
-            <wp:extent cx="5334000" cy="3758045"/>
+            <wp:extent cx="5334000" cy="4485409"/>
             <wp:effectExtent b="0" l="0" r="0" t="0"/>
-            <wp:docPr descr="Effect Plot for Empathy: Personal distress in the judgments_bystander. The panels show predicted judgments on the observed -9 to 9 scale with 95% confidence intervals. Abbrev.: Emp = empathy composite; FS / EC / PT / PD = IRI subscales; JN = judged negotiator; CN = counterpart negotiator; V = victim-side player-victim relation in observer models; Vic / Obs = victim / observer subset; In / Out / Ctl = ingroup / outgroup / control label hidden; Acc / Rej = accepted / rejected harmful deal; SES = economic status." title="" id="59" name="Picture"/>
+            <wp:docPr descr="Interaction Plot for Empathy: Perspective taking x N1 ingroup in the judgments_victim. The panels show predicted judgments on the observed -9 to 9 scale with 95% confidence intervals. Abbrev.: FS / EC / PT / PD = IRI subscales; N1 = judged negotiator; N2 = counterpart negotiator; V = victim-side player-victim relation in observer models; Vic / Obs = victim / observer subset; In / Out / Ctl = ingroup / outgroup / control label hidden; Acc / Rej = accepted / rejected harmful deal; SES = economic status." title="" id="60" name="Picture"/>
             <a:graphic>
               <a:graphicData uri="http://schemas.openxmlformats.org/drawingml/2006/picture">
                 <pic:pic>
                   <pic:nvPicPr>
-                    <pic:cNvPr descr="../figures/figure_sig_all_judgments_bystander_iri_pd_judgments_bystander_empathy_personal_distress.png" id="60" name="Picture"/>
+                    <pic:cNvPr descr="../figures/figure_sig_all_judgments_victim_iri_pt_judged_ingroup_judgments_victim_empathy_perspective_taking_x_n1_ingroup.png" id="61" name="Picture"/>
                     <pic:cNvPicPr>
                       <a:picLocks noChangeArrowheads="1" noChangeAspect="1"/>
                     </pic:cNvPicPr>
                   </pic:nvPicPr>
                   <pic:blipFill>
-                    <a:blip r:embed="rId58"/>
+                    <a:blip r:embed="rId59"/>
+                    <a:stretch>
+                      <a:fillRect/>
+                    </a:stretch>
+                  </pic:blipFill>
+                  <pic:spPr bwMode="auto">
+                    <a:xfrm>
+                      <a:off x="0" y="0"/>
+                      <a:ext cx="5334000" cy="4485409"/>
+                    </a:xfrm>
+                    <a:prstGeom prst="rect">
+                      <a:avLst/>
+                    </a:prstGeom>
+                    <a:noFill/>
+                    <a:ln w="9525">
+                      <a:noFill/>
+                      <a:headEnd/>
+                      <a:tailEnd/>
+                    </a:ln>
+                  </pic:spPr>
+                </pic:pic>
+              </a:graphicData>
+            </a:graphic>
+          </wp:inline>
+        </w:drawing>
+      </w:r>
+    </w:p>
+    <w:p>
+      <w:pPr>
+        <w:pStyle w:val="ImageCaption"/>
+      </w:pPr>
+      <w:r>
+        <w:t xml:space="preserve">Interaction Plot for Empathy: Perspective taking x N1 ingroup in the judgments_victim. The panels show predicted judgments on the observed -9 to 9 scale with 95% confidence intervals. Abbrev.: FS / EC / PT / PD = IRI subscales; N1 = judged negotiator; N2 = counterpart negotiator; V = victim-side player-victim relation in observer models; Vic / Obs = victim / observer subset; In / Out / Ctl = ingroup / outgroup / control label hidden; Acc / Rej = accepted / rejected harmful deal; SES = economic status.</w:t>
+      </w:r>
+    </w:p>
+    <w:p>
+      <w:pPr>
+        <w:pStyle w:val="BodyText"/>
+      </w:pPr>
+      <w:r>
+        <w:t xml:space="preserve">Empathy: Perspective taking x N1 outgroup is statistically significant in:</w:t>
+      </w:r>
+      <w:r>
+        <w:t xml:space="preserve"> </w:t>
+      </w:r>
+      <w:r>
+        <w:t xml:space="preserve">- Empathy x Judged Status Model B (Tobit)</w:t>
+      </w:r>
+      <w:r>
+        <w:t xml:space="preserve"> </w:t>
+      </w:r>
+      <w:r>
+        <w:t xml:space="preserve">The figure below shows that the predicted relationship rises most sharply for Empathy: Perspective taking when the condition is N1 Out.</w:t>
+      </w:r>
+    </w:p>
+    <w:p>
+      <w:pPr>
+        <w:pStyle w:val="CaptionedFigure"/>
+      </w:pPr>
+      <w:r>
+        <w:drawing>
+          <wp:inline>
+            <wp:extent cx="5334000" cy="4485409"/>
+            <wp:effectExtent b="0" l="0" r="0" t="0"/>
+            <wp:docPr descr="Interaction Plot for Empathy: Perspective taking x N1 outgroup in the judgments_victim. The panels show predicted judgments on the observed -9 to 9 scale with 95% confidence intervals. Abbrev.: FS / EC / PT / PD = IRI subscales; N1 = judged negotiator; N2 = counterpart negotiator; V = victim-side player-victim relation in observer models; Vic / Obs = victim / observer subset; In / Out / Ctl = ingroup / outgroup / control label hidden; Acc / Rej = accepted / rejected harmful deal; SES = economic status." title="" id="63" name="Picture"/>
+            <a:graphic>
+              <a:graphicData uri="http://schemas.openxmlformats.org/drawingml/2006/picture">
+                <pic:pic>
+                  <pic:nvPicPr>
+                    <pic:cNvPr descr="../figures/figure_sig_all_judgments_victim_iri_pt_judged_outgroup_judgments_victim_empathy_perspective_taking_x_n1_outgroup.png" id="64" name="Picture"/>
+                    <pic:cNvPicPr>
+                      <a:picLocks noChangeArrowheads="1" noChangeAspect="1"/>
+                    </pic:cNvPicPr>
+                  </pic:nvPicPr>
+                  <pic:blipFill>
+                    <a:blip r:embed="rId62"/>
+                    <a:stretch>
+                      <a:fillRect/>
+                    </a:stretch>
+                  </pic:blipFill>
+                  <pic:spPr bwMode="auto">
+                    <a:xfrm>
+                      <a:off x="0" y="0"/>
+                      <a:ext cx="5334000" cy="4485409"/>
+                    </a:xfrm>
+                    <a:prstGeom prst="rect">
+                      <a:avLst/>
+                    </a:prstGeom>
+                    <a:noFill/>
+                    <a:ln w="9525">
+                      <a:noFill/>
+                      <a:headEnd/>
+                      <a:tailEnd/>
+                    </a:ln>
+                  </pic:spPr>
+                </pic:pic>
+              </a:graphicData>
+            </a:graphic>
+          </wp:inline>
+        </w:drawing>
+      </w:r>
+    </w:p>
+    <w:p>
+      <w:pPr>
+        <w:pStyle w:val="ImageCaption"/>
+      </w:pPr>
+      <w:r>
+        <w:t xml:space="preserve">Interaction Plot for Empathy: Perspective taking x N1 outgroup in the judgments_victim. The panels show predicted judgments on the observed -9 to 9 scale with 95% confidence intervals. Abbrev.: FS / EC / PT / PD = IRI subscales; N1 = judged negotiator; N2 = counterpart negotiator; V = victim-side player-victim relation in observer models; Vic / Obs = victim / observer subset; In / Out / Ctl = ingroup / outgroup / control label hidden; Acc / Rej = accepted / rejected harmful deal; SES = economic status.</w:t>
+      </w:r>
+    </w:p>
+    <w:p>
+      <w:pPr>
+        <w:pStyle w:val="BodyText"/>
+      </w:pPr>
+      <w:r>
+        <w:t xml:space="preserve">Engineering participant is statistically significant in:</w:t>
+      </w:r>
+      <w:r>
+        <w:t xml:space="preserve"> </w:t>
+      </w:r>
+      <w:r>
+        <w:t xml:space="preserve">- Negotiator-Side Structure Model B (Tobit)</w:t>
+      </w:r>
+      <w:r>
+        <w:t xml:space="preserve"> </w:t>
+      </w:r>
+      <w:r>
+        <w:t xml:space="preserve">The figure below shows that predicted judgment is higher for Eng part. than for Hum part..</w:t>
+      </w:r>
+    </w:p>
+    <w:p>
+      <w:pPr>
+        <w:pStyle w:val="CaptionedFigure"/>
+      </w:pPr>
+      <w:r>
+        <w:drawing>
+          <wp:inline>
+            <wp:extent cx="5334000" cy="3758045"/>
+            <wp:effectExtent b="0" l="0" r="0" t="0"/>
+            <wp:docPr descr="Grouped Prediction Plot for Engineering participant in the judgments_victim. The panels show predicted judgments on the observed -9 to 9 scale with 95% confidence intervals. Abbrev.: FS / EC / PT / PD = IRI subscales; N1 = judged negotiator; N2 = counterpart negotiator; V = victim-side player-victim relation in observer models; Vic / Obs = victim / observer subset; In / Out / Ctl = ingroup / outgroup / control label hidden; Acc / Rej = accepted / rejected harmful deal; SES = economic status." title="" id="66" name="Picture"/>
+            <a:graphic>
+              <a:graphicData uri="http://schemas.openxmlformats.org/drawingml/2006/picture">
+                <pic:pic>
+                  <pic:nvPicPr>
+                    <pic:cNvPr descr="../figures/figure_sig_all_judgments_victim_participant_engineering_judgments_victim_engineering_participant.png" id="67" name="Picture"/>
+                    <pic:cNvPicPr>
+                      <a:picLocks noChangeArrowheads="1" noChangeAspect="1"/>
+                    </pic:cNvPicPr>
+                  </pic:nvPicPr>
+                  <pic:blipFill>
+                    <a:blip r:embed="rId65"/>
                     <a:stretch>
                       <a:fillRect/>
                     </a:stretch>
@@ -1922,434 +2076,18 @@
         <w:pStyle w:val="ImageCaption"/>
       </w:pPr>
       <w:r>
-        <w:t xml:space="preserve">Effect Plot for Empathy: Personal distress in the judgments_bystander. The panels show predicted judgments on the observed -9 to 9 scale with 95% confidence intervals. Abbrev.: Emp = empathy composite; FS / EC / PT / PD = IRI subscales; JN = judged negotiator; CN = counterpart negotiator; V = victim-side player-victim relation in observer models; Vic / Obs = victim / observer subset; In / Out / Ctl = ingroup / outgroup / control label hidden; Acc / Rej = accepted / rejected harmful deal; SES = economic status.</w:t>
-      </w:r>
-    </w:p>
-    <w:p>
-      <w:pPr>
-        <w:pStyle w:val="BodyText"/>
-      </w:pPr>
-      <w:r>
-        <w:t xml:space="preserve">Empathy x judged negotiator control label hidden is statistically significant in:</w:t>
-      </w:r>
-      <w:r>
-        <w:t xml:space="preserve"> </w:t>
-      </w:r>
-      <w:r>
-        <w:t xml:space="preserve">- H3: Empathy x judged-status moderation Model A (Tobit)</w:t>
-      </w:r>
-      <w:r>
-        <w:t xml:space="preserve"> </w:t>
-      </w:r>
-      <w:r>
-        <w:t xml:space="preserve">The figure below shows that the predicted relationship rises most sharply for Empathy composite (average) when the condition is JN Ctl.</w:t>
-      </w:r>
-    </w:p>
-    <w:p>
-      <w:pPr>
-        <w:pStyle w:val="CaptionedFigure"/>
-      </w:pPr>
-      <w:r>
-        <w:drawing>
-          <wp:inline>
-            <wp:extent cx="5334000" cy="4485409"/>
-            <wp:effectExtent b="0" l="0" r="0" t="0"/>
-            <wp:docPr descr="Interaction Plot for Empathy x judged negotiator control label hidden in the judgments_bystander. The panels show predicted judgments on the observed -9 to 9 scale with 95% confidence intervals. Abbrev.: Emp = empathy composite; FS / EC / PT / PD = IRI subscales; JN = judged negotiator; CN = counterpart negotiator; V = victim-side player-victim relation in observer models; Vic / Obs = victim / observer subset; In / Out / Ctl = ingroup / outgroup / control label hidden; Acc / Rej = accepted / rejected harmful deal; SES = economic status." title="" id="62" name="Picture"/>
-            <a:graphic>
-              <a:graphicData uri="http://schemas.openxmlformats.org/drawingml/2006/picture">
-                <pic:pic>
-                  <pic:nvPicPr>
-                    <pic:cNvPr descr="../figures/figure_sig_all_judgments_bystander_iri_total_judged_control_judgments_bystander_empathy_x_judged_negotiator_control_label_hidden.png" id="63" name="Picture"/>
-                    <pic:cNvPicPr>
-                      <a:picLocks noChangeArrowheads="1" noChangeAspect="1"/>
-                    </pic:cNvPicPr>
-                  </pic:nvPicPr>
-                  <pic:blipFill>
-                    <a:blip r:embed="rId61"/>
-                    <a:stretch>
-                      <a:fillRect/>
-                    </a:stretch>
-                  </pic:blipFill>
-                  <pic:spPr bwMode="auto">
-                    <a:xfrm>
-                      <a:off x="0" y="0"/>
-                      <a:ext cx="5334000" cy="4485409"/>
-                    </a:xfrm>
-                    <a:prstGeom prst="rect">
-                      <a:avLst/>
-                    </a:prstGeom>
-                    <a:noFill/>
-                    <a:ln w="9525">
-                      <a:noFill/>
-                      <a:headEnd/>
-                      <a:tailEnd/>
-                    </a:ln>
-                  </pic:spPr>
-                </pic:pic>
-              </a:graphicData>
-            </a:graphic>
-          </wp:inline>
-        </w:drawing>
-      </w:r>
-    </w:p>
-    <w:p>
-      <w:pPr>
-        <w:pStyle w:val="ImageCaption"/>
-      </w:pPr>
-      <w:r>
-        <w:t xml:space="preserve">Interaction Plot for Empathy x judged negotiator control label hidden in the judgments_bystander. The panels show predicted judgments on the observed -9 to 9 scale with 95% confidence intervals. Abbrev.: Emp = empathy composite; FS / EC / PT / PD = IRI subscales; JN = judged negotiator; CN = counterpart negotiator; V = victim-side player-victim relation in observer models; Vic / Obs = victim / observer subset; In / Out / Ctl = ingroup / outgroup / control label hidden; Acc / Rej = accepted / rejected harmful deal; SES = economic status.</w:t>
-      </w:r>
-    </w:p>
-    <w:p>
-      <w:pPr>
-        <w:pStyle w:val="BodyText"/>
-      </w:pPr>
-      <w:r>
-        <w:t xml:space="preserve">Engineering participant (ref = humanities) is statistically significant in:</w:t>
-      </w:r>
-      <w:r>
-        <w:t xml:space="preserve"> </w:t>
-      </w:r>
-      <w:r>
-        <w:t xml:space="preserve">- H3: Empathy x judged-status moderation Model A (Tobit)</w:t>
-      </w:r>
-      <w:r>
-        <w:t xml:space="preserve"> </w:t>
-      </w:r>
-      <w:r>
-        <w:t xml:space="preserve">- H1: Empathy under relational controls Model A (Tobit)</w:t>
-      </w:r>
-      <w:r>
-        <w:t xml:space="preserve"> </w:t>
-      </w:r>
-      <w:r>
-        <w:t xml:space="preserve">- H3: Empathy x judged-status moderation Model B (Tobit)</w:t>
-      </w:r>
-      <w:r>
-        <w:t xml:space="preserve"> </w:t>
-      </w:r>
-      <w:r>
-        <w:t xml:space="preserve">- H1: Empathy under relational controls Model B (Tobit)</w:t>
-      </w:r>
-      <w:r>
-        <w:t xml:space="preserve"> </w:t>
-      </w:r>
-      <w:r>
-        <w:t xml:space="preserve">- H2: Negotiator-side relational structure Model A (Tobit)</w:t>
-      </w:r>
-      <w:r>
-        <w:t xml:space="preserve"> </w:t>
-      </w:r>
-      <w:r>
-        <w:t xml:space="preserve">- H2: Negotiator-side relational structure Model B (Tobit)</w:t>
-      </w:r>
-      <w:r>
-        <w:t xml:space="preserve"> </w:t>
-      </w:r>
-      <w:r>
-        <w:t xml:space="preserve">The figure below shows that predicted judgment is higher for Eng part. than for Hum part..</w:t>
-      </w:r>
-    </w:p>
-    <w:p>
-      <w:pPr>
-        <w:pStyle w:val="CaptionedFigure"/>
-      </w:pPr>
-      <w:r>
-        <w:drawing>
-          <wp:inline>
-            <wp:extent cx="5334000" cy="3758045"/>
-            <wp:effectExtent b="0" l="0" r="0" t="0"/>
-            <wp:docPr descr="Grouped Prediction Plot for Engineering participant (ref = humanities) in the judgments_bystander. The panels show predicted judgments on the observed -9 to 9 scale with 95% confidence intervals. Abbrev.: Emp = empathy composite; FS / EC / PT / PD = IRI subscales; JN = judged negotiator; CN = counterpart negotiator; V = victim-side player-victim relation in observer models; Vic / Obs = victim / observer subset; In / Out / Ctl = ingroup / outgroup / control label hidden; Acc / Rej = accepted / rejected harmful deal; SES = economic status." title="" id="65" name="Picture"/>
-            <a:graphic>
-              <a:graphicData uri="http://schemas.openxmlformats.org/drawingml/2006/picture">
-                <pic:pic>
-                  <pic:nvPicPr>
-                    <pic:cNvPr descr="../figures/figure_sig_all_judgments_bystander_participant_engineering_judgments_bystander_engineering_participant_ref_humanities.png" id="66" name="Picture"/>
-                    <pic:cNvPicPr>
-                      <a:picLocks noChangeArrowheads="1" noChangeAspect="1"/>
-                    </pic:cNvPicPr>
-                  </pic:nvPicPr>
-                  <pic:blipFill>
-                    <a:blip r:embed="rId64"/>
-                    <a:stretch>
-                      <a:fillRect/>
-                    </a:stretch>
-                  </pic:blipFill>
-                  <pic:spPr bwMode="auto">
-                    <a:xfrm>
-                      <a:off x="0" y="0"/>
-                      <a:ext cx="5334000" cy="3758045"/>
-                    </a:xfrm>
-                    <a:prstGeom prst="rect">
-                      <a:avLst/>
-                    </a:prstGeom>
-                    <a:noFill/>
-                    <a:ln w="9525">
-                      <a:noFill/>
-                      <a:headEnd/>
-                      <a:tailEnd/>
-                    </a:ln>
-                  </pic:spPr>
-                </pic:pic>
-              </a:graphicData>
-            </a:graphic>
-          </wp:inline>
-        </w:drawing>
-      </w:r>
-    </w:p>
-    <w:p>
-      <w:pPr>
-        <w:pStyle w:val="ImageCaption"/>
-      </w:pPr>
-      <w:r>
-        <w:t xml:space="preserve">Grouped Prediction Plot for Engineering participant (ref = humanities) in the judgments_bystander. The panels show predicted judgments on the observed -9 to 9 scale with 95% confidence intervals. Abbrev.: Emp = empathy composite; FS / EC / PT / PD = IRI subscales; JN = judged negotiator; CN = counterpart negotiator; V = victim-side player-victim relation in observer models; Vic / Obs = victim / observer subset; In / Out / Ctl = ingroup / outgroup / control label hidden; Acc / Rej = accepted / rejected harmful deal; SES = economic status.</w:t>
-      </w:r>
-    </w:p>
-    <w:p>
-      <w:pPr>
-        <w:pStyle w:val="BodyText"/>
-      </w:pPr>
-      <w:r>
-        <w:t xml:space="preserve">Personal distress x judged negotiator outgroup is statistically significant in:</w:t>
-      </w:r>
-      <w:r>
-        <w:t xml:space="preserve"> </w:t>
-      </w:r>
-      <w:r>
-        <w:t xml:space="preserve">- H3: Empathy x judged-status moderation Model B (Tobit)</w:t>
-      </w:r>
-      <w:r>
-        <w:t xml:space="preserve"> </w:t>
-      </w:r>
-      <w:r>
-        <w:t xml:space="preserve">The figure below shows that the predicted relationship rises most sharply for Empathy: Personal distress when the condition is JN Out.</w:t>
-      </w:r>
-    </w:p>
-    <w:p>
-      <w:pPr>
-        <w:pStyle w:val="CaptionedFigure"/>
-      </w:pPr>
-      <w:r>
-        <w:drawing>
-          <wp:inline>
-            <wp:extent cx="5334000" cy="4485409"/>
-            <wp:effectExtent b="0" l="0" r="0" t="0"/>
-            <wp:docPr descr="Interaction Plot for Personal distress x judged negotiator outgroup in the judgments_bystander. The panels show predicted judgments on the observed -9 to 9 scale with 95% confidence intervals. Abbrev.: Emp = empathy composite; FS / EC / PT / PD = IRI subscales; JN = judged negotiator; CN = counterpart negotiator; V = victim-side player-victim relation in observer models; Vic / Obs = victim / observer subset; In / Out / Ctl = ingroup / outgroup / control label hidden; Acc / Rej = accepted / rejected harmful deal; SES = economic status." title="" id="68" name="Picture"/>
-            <a:graphic>
-              <a:graphicData uri="http://schemas.openxmlformats.org/drawingml/2006/picture">
-                <pic:pic>
-                  <pic:nvPicPr>
-                    <pic:cNvPr descr="../figures/figure_sig_all_judgments_bystander_iri_pd_judged_outgroup_judgments_bystander_personal_distress_x_judged_negotiator_outgroup.png" id="69" name="Picture"/>
-                    <pic:cNvPicPr>
-                      <a:picLocks noChangeArrowheads="1" noChangeAspect="1"/>
-                    </pic:cNvPicPr>
-                  </pic:nvPicPr>
-                  <pic:blipFill>
-                    <a:blip r:embed="rId67"/>
-                    <a:stretch>
-                      <a:fillRect/>
-                    </a:stretch>
-                  </pic:blipFill>
-                  <pic:spPr bwMode="auto">
-                    <a:xfrm>
-                      <a:off x="0" y="0"/>
-                      <a:ext cx="5334000" cy="4485409"/>
-                    </a:xfrm>
-                    <a:prstGeom prst="rect">
-                      <a:avLst/>
-                    </a:prstGeom>
-                    <a:noFill/>
-                    <a:ln w="9525">
-                      <a:noFill/>
-                      <a:headEnd/>
-                      <a:tailEnd/>
-                    </a:ln>
-                  </pic:spPr>
-                </pic:pic>
-              </a:graphicData>
-            </a:graphic>
-          </wp:inline>
-        </w:drawing>
-      </w:r>
-    </w:p>
-    <w:p>
-      <w:pPr>
-        <w:pStyle w:val="ImageCaption"/>
-      </w:pPr>
-      <w:r>
-        <w:t xml:space="preserve">Interaction Plot for Personal distress x judged negotiator outgroup in the judgments_bystander. The panels show predicted judgments on the observed -9 to 9 scale with 95% confidence intervals. Abbrev.: Emp = empathy composite; FS / EC / PT / PD = IRI subscales; JN = judged negotiator; CN = counterpart negotiator; V = victim-side player-victim relation in observer models; Vic / Obs = victim / observer subset; In / Out / Ctl = ingroup / outgroup / control label hidden; Acc / Rej = accepted / rejected harmful deal; SES = economic status.</w:t>
-      </w:r>
-    </w:p>
-    <w:p>
-      <w:pPr>
-        <w:pStyle w:val="BodyText"/>
-      </w:pPr>
-      <w:r>
-        <w:t xml:space="preserve">Empathy: Perspective taking is statistically significant in:</w:t>
-      </w:r>
-      <w:r>
-        <w:t xml:space="preserve"> </w:t>
-      </w:r>
-      <w:r>
-        <w:t xml:space="preserve">- H1: Empathy under relational controls Model B (Tobit)</w:t>
-      </w:r>
-      <w:r>
-        <w:t xml:space="preserve"> </w:t>
-      </w:r>
-      <w:r>
-        <w:t xml:space="preserve">- H2: Negotiator-side relational structure Model B (Tobit)</w:t>
-      </w:r>
-      <w:r>
-        <w:t xml:space="preserve"> </w:t>
-      </w:r>
-      <w:r>
-        <w:t xml:space="preserve">The figure below shows that across the observed range, higher Empathy: Perspective taking corresponds to higher predicted judgment.</w:t>
-      </w:r>
-    </w:p>
-    <w:p>
-      <w:pPr>
-        <w:pStyle w:val="CaptionedFigure"/>
-      </w:pPr>
-      <w:r>
-        <w:drawing>
-          <wp:inline>
-            <wp:extent cx="5334000" cy="3758045"/>
-            <wp:effectExtent b="0" l="0" r="0" t="0"/>
-            <wp:docPr descr="Effect Plot for Empathy: Perspective taking in the judgments_bystander. The panels show predicted judgments on the observed -9 to 9 scale with 95% confidence intervals. Abbrev.: Emp = empathy composite; FS / EC / PT / PD = IRI subscales; JN = judged negotiator; CN = counterpart negotiator; V = victim-side player-victim relation in observer models; Vic / Obs = victim / observer subset; In / Out / Ctl = ingroup / outgroup / control label hidden; Acc / Rej = accepted / rejected harmful deal; SES = economic status." title="" id="71" name="Picture"/>
-            <a:graphic>
-              <a:graphicData uri="http://schemas.openxmlformats.org/drawingml/2006/picture">
-                <pic:pic>
-                  <pic:nvPicPr>
-                    <pic:cNvPr descr="../figures/figure_sig_all_judgments_bystander_iri_pt_judgments_bystander_empathy_perspective_taking.png" id="72" name="Picture"/>
-                    <pic:cNvPicPr>
-                      <a:picLocks noChangeArrowheads="1" noChangeAspect="1"/>
-                    </pic:cNvPicPr>
-                  </pic:nvPicPr>
-                  <pic:blipFill>
-                    <a:blip r:embed="rId70"/>
-                    <a:stretch>
-                      <a:fillRect/>
-                    </a:stretch>
-                  </pic:blipFill>
-                  <pic:spPr bwMode="auto">
-                    <a:xfrm>
-                      <a:off x="0" y="0"/>
-                      <a:ext cx="5334000" cy="3758045"/>
-                    </a:xfrm>
-                    <a:prstGeom prst="rect">
-                      <a:avLst/>
-                    </a:prstGeom>
-                    <a:noFill/>
-                    <a:ln w="9525">
-                      <a:noFill/>
-                      <a:headEnd/>
-                      <a:tailEnd/>
-                    </a:ln>
-                  </pic:spPr>
-                </pic:pic>
-              </a:graphicData>
-            </a:graphic>
-          </wp:inline>
-        </w:drawing>
-      </w:r>
-    </w:p>
-    <w:p>
-      <w:pPr>
-        <w:pStyle w:val="ImageCaption"/>
-      </w:pPr>
-      <w:r>
-        <w:t xml:space="preserve">Effect Plot for Empathy: Perspective taking in the judgments_bystander. The panels show predicted judgments on the observed -9 to 9 scale with 95% confidence intervals. Abbrev.: Emp = empathy composite; FS / EC / PT / PD = IRI subscales; JN = judged negotiator; CN = counterpart negotiator; V = victim-side player-victim relation in observer models; Vic / Obs = victim / observer subset; In / Out / Ctl = ingroup / outgroup / control label hidden; Acc / Rej = accepted / rejected harmful deal; SES = economic status.</w:t>
-      </w:r>
-    </w:p>
-    <w:p>
-      <w:pPr>
-        <w:pStyle w:val="BodyText"/>
-      </w:pPr>
-      <w:r>
-        <w:t xml:space="preserve">Negotiator-side structure: judged negotiator outgroup, counterpart negotiator ingroup (ref = judged negotiator ingroup, counterpart negotiator ingroup) is statistically significant in:</w:t>
-      </w:r>
-      <w:r>
-        <w:t xml:space="preserve"> </w:t>
-      </w:r>
-      <w:r>
-        <w:t xml:space="preserve">- H2: Negotiator-side relational structure Model A (Tobit)</w:t>
-      </w:r>
-      <w:r>
-        <w:t xml:space="preserve"> </w:t>
-      </w:r>
-      <w:r>
-        <w:t xml:space="preserve">- H2: Negotiator-side relational structure Model B (Tobit)</w:t>
-      </w:r>
-      <w:r>
-        <w:t xml:space="preserve"> </w:t>
-      </w:r>
-      <w:r>
-        <w:t xml:space="preserve">The figure below shows that predicted judgment is lower for JN Out, CN In than for Ref: JN In, CN In.</w:t>
-      </w:r>
-    </w:p>
-    <w:p>
-      <w:pPr>
-        <w:pStyle w:val="CaptionedFigure"/>
-      </w:pPr>
-      <w:r>
-        <w:drawing>
-          <wp:inline>
-            <wp:extent cx="5334000" cy="3758045"/>
-            <wp:effectExtent b="0" l="0" r="0" t="0"/>
-            <wp:docPr descr="Grouped Prediction Plot for Negotiator-side structure: judged negotiator outgroup, counterpart negotiator ingroup (ref = judged negotiator ingroup, counterpart negotiator ingroup) in the judgments_bystander. The panels show predicted judgments on the observed -9 to 9 scale with 95% confidence intervals. Abbrev.: Emp = empathy composite; FS / EC / PT / PD = IRI subscales; JN = judged negotiator; CN = counterpart negotiator; V = victim-side player-victim relation in observer models; Vic / Obs = victim / observer subset; In / Out / Ctl = ingroup / outgroup / control label hidden; Acc / Rej = accepted / rejected harmful deal; SES = economic status." title="" id="74" name="Picture"/>
-            <a:graphic>
-              <a:graphicData uri="http://schemas.openxmlformats.org/drawingml/2006/picture">
-                <pic:pic>
-                  <pic:nvPicPr>
-                    <pic:cNvPr descr="../figures/figure_sig_all_judgments_bystander_h2_negstruct_j_out_c_in_judgments_bystander_negotiator_side_structure_judged_negotiator_outgroup_counterpart_negot.png" id="75" name="Picture"/>
-                    <pic:cNvPicPr>
-                      <a:picLocks noChangeArrowheads="1" noChangeAspect="1"/>
-                    </pic:cNvPicPr>
-                  </pic:nvPicPr>
-                  <pic:blipFill>
-                    <a:blip r:embed="rId73"/>
-                    <a:stretch>
-                      <a:fillRect/>
-                    </a:stretch>
-                  </pic:blipFill>
-                  <pic:spPr bwMode="auto">
-                    <a:xfrm>
-                      <a:off x="0" y="0"/>
-                      <a:ext cx="5334000" cy="3758045"/>
-                    </a:xfrm>
-                    <a:prstGeom prst="rect">
-                      <a:avLst/>
-                    </a:prstGeom>
-                    <a:noFill/>
-                    <a:ln w="9525">
-                      <a:noFill/>
-                      <a:headEnd/>
-                      <a:tailEnd/>
-                    </a:ln>
-                  </pic:spPr>
-                </pic:pic>
-              </a:graphicData>
-            </a:graphic>
-          </wp:inline>
-        </w:drawing>
-      </w:r>
-    </w:p>
-    <w:p>
-      <w:pPr>
-        <w:pStyle w:val="ImageCaption"/>
-      </w:pPr>
-      <w:r>
-        <w:t xml:space="preserve">Grouped Prediction Plot for Negotiator-side structure: judged negotiator outgroup, counterpart negotiator ingroup (ref = judged negotiator ingroup, counterpart negotiator ingroup) in the judgments_bystander. The panels show predicted judgments on the observed -9 to 9 scale with 95% confidence intervals. Abbrev.: Emp = empathy composite; FS / EC / PT / PD = IRI subscales; JN = judged negotiator; CN = counterpart negotiator; V = victim-side player-victim relation in observer models; Vic / Obs = victim / observer subset; In / Out / Ctl = ingroup / outgroup / control label hidden; Acc / Rej = accepted / rejected harmful deal; SES = economic status.</w:t>
-      </w:r>
-    </w:p>
-    <w:bookmarkEnd w:id="76"/>
-    <w:bookmarkStart w:id="116" w:name="judgments_victim"/>
-    <w:p>
-      <w:pPr>
-        <w:pStyle w:val="Heading3"/>
-      </w:pPr>
-      <w:r>
-        <w:t xml:space="preserve">judgments_victim</w:t>
+        <w:t xml:space="preserve">Grouped Prediction Plot for Engineering participant in the judgments_victim. The panels show predicted judgments on the observed -9 to 9 scale with 95% confidence intervals. Abbrev.: FS / EC / PT / PD = IRI subscales; N1 = judged negotiator; N2 = counterpart negotiator; V = victim-side player-victim relation in observer models; Vic / Obs = victim / observer subset; In / Out / Ctl = ingroup / outgroup / control label hidden; Acc / Rej = accepted / rejected harmful deal; SES = economic status.</w:t>
+      </w:r>
+    </w:p>
+    <w:bookmarkEnd w:id="68"/>
+    <w:bookmarkEnd w:id="69"/>
+    <w:bookmarkStart w:id="70" w:name="hypothesis-conclusion-summary"/>
+    <w:p>
+      <w:pPr>
+        <w:pStyle w:val="Heading2"/>
+      </w:pPr>
+      <w:r>
+        <w:t xml:space="preserve">Hypothesis Conclusion Summary</w:t>
       </w:r>
     </w:p>
     <w:p>
@@ -2357,1111 +2095,29 @@
         <w:pStyle w:val="FirstParagraph"/>
       </w:pPr>
       <w:r>
-        <w:t xml:space="preserve">Negotiator accepted harmful deal is statistically significant in:</w:t>
-      </w:r>
-      <w:r>
-        <w:t xml:space="preserve"> </w:t>
-      </w:r>
-      <w:r>
-        <w:t xml:space="preserve">- H1: Empathy under relational controls Model B (Tobit)</w:t>
-      </w:r>
-      <w:r>
-        <w:t xml:space="preserve"> </w:t>
-      </w:r>
-      <w:r>
-        <w:t xml:space="preserve">- H1: Empathy under relational controls Model A (Tobit)</w:t>
-      </w:r>
-      <w:r>
-        <w:t xml:space="preserve"> </w:t>
-      </w:r>
-      <w:r>
-        <w:t xml:space="preserve">- H3: Empathy x judged-status moderation Model B (Tobit)</w:t>
-      </w:r>
-      <w:r>
-        <w:t xml:space="preserve"> </w:t>
-      </w:r>
-      <w:r>
-        <w:t xml:space="preserve">- H3: Empathy x judged-status moderation Model A (Tobit)</w:t>
-      </w:r>
-      <w:r>
-        <w:t xml:space="preserve"> </w:t>
-      </w:r>
-      <w:r>
-        <w:t xml:space="preserve">The figure below shows that predicted judgment is lower for Acc than for Rej.</w:t>
-      </w:r>
-    </w:p>
-    <w:p>
-      <w:pPr>
-        <w:pStyle w:val="CaptionedFigure"/>
-      </w:pPr>
-      <w:r>
-        <w:drawing>
-          <wp:inline>
-            <wp:extent cx="5334000" cy="3758045"/>
-            <wp:effectExtent b="0" l="0" r="0" t="0"/>
-            <wp:docPr descr="Grouped Prediction Plot for Negotiator accepted harmful deal in the judgments_victim. The panels show predicted judgments on the observed -9 to 9 scale with 95% confidence intervals. Abbrev.: Emp = empathy composite; FS / EC / PT / PD = IRI subscales; JN = judged negotiator; CN = counterpart negotiator; V = victim-side player-victim relation in observer models; Vic / Obs = victim / observer subset; In / Out / Ctl = ingroup / outgroup / control label hidden; Acc / Rej = accepted / rejected harmful deal; SES = economic status." title="" id="78" name="Picture"/>
-            <a:graphic>
-              <a:graphicData uri="http://schemas.openxmlformats.org/drawingml/2006/picture">
-                <pic:pic>
-                  <pic:nvPicPr>
-                    <pic:cNvPr descr="../figures/figure_sig_all_judgments_victim_decision_accept_judgments_victim_negotiator_accepted_harmful_deal.png" id="79" name="Picture"/>
-                    <pic:cNvPicPr>
-                      <a:picLocks noChangeArrowheads="1" noChangeAspect="1"/>
-                    </pic:cNvPicPr>
-                  </pic:nvPicPr>
-                  <pic:blipFill>
-                    <a:blip r:embed="rId77"/>
-                    <a:stretch>
-                      <a:fillRect/>
-                    </a:stretch>
-                  </pic:blipFill>
-                  <pic:spPr bwMode="auto">
-                    <a:xfrm>
-                      <a:off x="0" y="0"/>
-                      <a:ext cx="5334000" cy="3758045"/>
-                    </a:xfrm>
-                    <a:prstGeom prst="rect">
-                      <a:avLst/>
-                    </a:prstGeom>
-                    <a:noFill/>
-                    <a:ln w="9525">
-                      <a:noFill/>
-                      <a:headEnd/>
-                      <a:tailEnd/>
-                    </a:ln>
-                  </pic:spPr>
-                </pic:pic>
-              </a:graphicData>
-            </a:graphic>
-          </wp:inline>
-        </w:drawing>
-      </w:r>
-    </w:p>
-    <w:p>
-      <w:pPr>
-        <w:pStyle w:val="ImageCaption"/>
-      </w:pPr>
-      <w:r>
-        <w:t xml:space="preserve">Grouped Prediction Plot for Negotiator accepted harmful deal in the judgments_victim. The panels show predicted judgments on the observed -9 to 9 scale with 95% confidence intervals. Abbrev.: Emp = empathy composite; FS / EC / PT / PD = IRI subscales; JN = judged negotiator; CN = counterpart negotiator; V = victim-side player-victim relation in observer models; Vic / Obs = victim / observer subset; In / Out / Ctl = ingroup / outgroup / control label hidden; Acc / Rej = accepted / rejected harmful deal; SES = economic status.</w:t>
-      </w:r>
-    </w:p>
-    <w:p>
-      <w:pPr>
-        <w:pStyle w:val="BodyText"/>
-      </w:pPr>
-      <w:r>
-        <w:t xml:space="preserve">Empathy: Perspective taking is statistically significant in:</w:t>
-      </w:r>
-      <w:r>
-        <w:t xml:space="preserve"> </w:t>
-      </w:r>
-      <w:r>
-        <w:t xml:space="preserve">- H2: Negotiator-side relational structure Model B (Tobit)</w:t>
-      </w:r>
-      <w:r>
-        <w:t xml:space="preserve"> </w:t>
-      </w:r>
-      <w:r>
-        <w:t xml:space="preserve">- H1: Empathy under relational controls Model B (Tobit)</w:t>
-      </w:r>
-      <w:r>
-        <w:t xml:space="preserve"> </w:t>
-      </w:r>
-      <w:r>
-        <w:t xml:space="preserve">- H3: Empathy x judged-status moderation Model B (Tobit)</w:t>
-      </w:r>
-      <w:r>
-        <w:t xml:space="preserve"> </w:t>
-      </w:r>
-      <w:r>
-        <w:t xml:space="preserve">The figure below shows that across the observed range, higher Empathy: Perspective taking corresponds to higher predicted judgment.</w:t>
-      </w:r>
-    </w:p>
-    <w:p>
-      <w:pPr>
-        <w:pStyle w:val="CaptionedFigure"/>
-      </w:pPr>
-      <w:r>
-        <w:drawing>
-          <wp:inline>
-            <wp:extent cx="5334000" cy="3758045"/>
-            <wp:effectExtent b="0" l="0" r="0" t="0"/>
-            <wp:docPr descr="Effect Plot for Empathy: Perspective taking in the judgments_victim. The panels show predicted judgments on the observed -9 to 9 scale with 95% confidence intervals. Abbrev.: Emp = empathy composite; FS / EC / PT / PD = IRI subscales; JN = judged negotiator; CN = counterpart negotiator; V = victim-side player-victim relation in observer models; Vic / Obs = victim / observer subset; In / Out / Ctl = ingroup / outgroup / control label hidden; Acc / Rej = accepted / rejected harmful deal; SES = economic status." title="" id="81" name="Picture"/>
-            <a:graphic>
-              <a:graphicData uri="http://schemas.openxmlformats.org/drawingml/2006/picture">
-                <pic:pic>
-                  <pic:nvPicPr>
-                    <pic:cNvPr descr="../figures/figure_sig_all_judgments_victim_iri_pt_judgments_victim_empathy_perspective_taking.png" id="82" name="Picture"/>
-                    <pic:cNvPicPr>
-                      <a:picLocks noChangeArrowheads="1" noChangeAspect="1"/>
-                    </pic:cNvPicPr>
-                  </pic:nvPicPr>
-                  <pic:blipFill>
-                    <a:blip r:embed="rId80"/>
-                    <a:stretch>
-                      <a:fillRect/>
-                    </a:stretch>
-                  </pic:blipFill>
-                  <pic:spPr bwMode="auto">
-                    <a:xfrm>
-                      <a:off x="0" y="0"/>
-                      <a:ext cx="5334000" cy="3758045"/>
-                    </a:xfrm>
-                    <a:prstGeom prst="rect">
-                      <a:avLst/>
-                    </a:prstGeom>
-                    <a:noFill/>
-                    <a:ln w="9525">
-                      <a:noFill/>
-                      <a:headEnd/>
-                      <a:tailEnd/>
-                    </a:ln>
-                  </pic:spPr>
-                </pic:pic>
-              </a:graphicData>
-            </a:graphic>
-          </wp:inline>
-        </w:drawing>
-      </w:r>
-    </w:p>
-    <w:p>
-      <w:pPr>
-        <w:pStyle w:val="ImageCaption"/>
-      </w:pPr>
-      <w:r>
-        <w:t xml:space="preserve">Effect Plot for Empathy: Perspective taking in the judgments_victim. The panels show predicted judgments on the observed -9 to 9 scale with 95% confidence intervals. Abbrev.: Emp = empathy composite; FS / EC / PT / PD = IRI subscales; JN = judged negotiator; CN = counterpart negotiator; V = victim-side player-victim relation in observer models; Vic / Obs = victim / observer subset; In / Out / Ctl = ingroup / outgroup / control label hidden; Acc / Rej = accepted / rejected harmful deal; SES = economic status.</w:t>
-      </w:r>
-    </w:p>
-    <w:p>
-      <w:pPr>
-        <w:pStyle w:val="BodyText"/>
-      </w:pPr>
-      <w:r>
-        <w:t xml:space="preserve">Empathy: Empathic concern is statistically significant in:</w:t>
-      </w:r>
-      <w:r>
-        <w:t xml:space="preserve"> </w:t>
-      </w:r>
-      <w:r>
-        <w:t xml:space="preserve">- H2: Negotiator-side relational structure Model B (Tobit)</w:t>
-      </w:r>
-      <w:r>
-        <w:t xml:space="preserve"> </w:t>
-      </w:r>
-      <w:r>
-        <w:t xml:space="preserve">- H1: Empathy under relational controls Model B (Tobit)</w:t>
-      </w:r>
-      <w:r>
-        <w:t xml:space="preserve"> </w:t>
-      </w:r>
-      <w:r>
-        <w:t xml:space="preserve">- H3: Empathy x judged-status moderation Model B (Tobit)</w:t>
-      </w:r>
-      <w:r>
-        <w:t xml:space="preserve"> </w:t>
-      </w:r>
-      <w:r>
-        <w:t xml:space="preserve">The figure below shows that across the observed range, higher Empathy: Empathic concern corresponds to lower predicted judgment.</w:t>
-      </w:r>
-    </w:p>
-    <w:p>
-      <w:pPr>
-        <w:pStyle w:val="CaptionedFigure"/>
-      </w:pPr>
-      <w:r>
-        <w:drawing>
-          <wp:inline>
-            <wp:extent cx="5334000" cy="3758045"/>
-            <wp:effectExtent b="0" l="0" r="0" t="0"/>
-            <wp:docPr descr="Effect Plot for Empathy: Empathic concern in the judgments_victim. The panels show predicted judgments on the observed -9 to 9 scale with 95% confidence intervals. Abbrev.: Emp = empathy composite; FS / EC / PT / PD = IRI subscales; JN = judged negotiator; CN = counterpart negotiator; V = victim-side player-victim relation in observer models; Vic / Obs = victim / observer subset; In / Out / Ctl = ingroup / outgroup / control label hidden; Acc / Rej = accepted / rejected harmful deal; SES = economic status." title="" id="84" name="Picture"/>
-            <a:graphic>
-              <a:graphicData uri="http://schemas.openxmlformats.org/drawingml/2006/picture">
-                <pic:pic>
-                  <pic:nvPicPr>
-                    <pic:cNvPr descr="../figures/figure_sig_all_judgments_victim_iri_ec_judgments_victim_empathy_empathic_concern.png" id="85" name="Picture"/>
-                    <pic:cNvPicPr>
-                      <a:picLocks noChangeArrowheads="1" noChangeAspect="1"/>
-                    </pic:cNvPicPr>
-                  </pic:nvPicPr>
-                  <pic:blipFill>
-                    <a:blip r:embed="rId83"/>
-                    <a:stretch>
-                      <a:fillRect/>
-                    </a:stretch>
-                  </pic:blipFill>
-                  <pic:spPr bwMode="auto">
-                    <a:xfrm>
-                      <a:off x="0" y="0"/>
-                      <a:ext cx="5334000" cy="3758045"/>
-                    </a:xfrm>
-                    <a:prstGeom prst="rect">
-                      <a:avLst/>
-                    </a:prstGeom>
-                    <a:noFill/>
-                    <a:ln w="9525">
-                      <a:noFill/>
-                      <a:headEnd/>
-                      <a:tailEnd/>
-                    </a:ln>
-                  </pic:spPr>
-                </pic:pic>
-              </a:graphicData>
-            </a:graphic>
-          </wp:inline>
-        </w:drawing>
-      </w:r>
-    </w:p>
-    <w:p>
-      <w:pPr>
-        <w:pStyle w:val="ImageCaption"/>
-      </w:pPr>
-      <w:r>
-        <w:t xml:space="preserve">Effect Plot for Empathy: Empathic concern in the judgments_victim. The panels show predicted judgments on the observed -9 to 9 scale with 95% confidence intervals. Abbrev.: Emp = empathy composite; FS / EC / PT / PD = IRI subscales; JN = judged negotiator; CN = counterpart negotiator; V = victim-side player-victim relation in observer models; Vic / Obs = victim / observer subset; In / Out / Ctl = ingroup / outgroup / control label hidden; Acc / Rej = accepted / rejected harmful deal; SES = economic status.</w:t>
-      </w:r>
-    </w:p>
-    <w:p>
-      <w:pPr>
-        <w:pStyle w:val="BodyText"/>
-      </w:pPr>
-      <w:r>
-        <w:t xml:space="preserve">Empathy: Personal distress is statistically significant in:</w:t>
-      </w:r>
-      <w:r>
-        <w:t xml:space="preserve"> </w:t>
-      </w:r>
-      <w:r>
-        <w:t xml:space="preserve">- H2: Negotiator-side relational structure Model B (Tobit)</w:t>
-      </w:r>
-      <w:r>
-        <w:t xml:space="preserve"> </w:t>
-      </w:r>
-      <w:r>
-        <w:t xml:space="preserve">- H1: Empathy under relational controls Model B (Tobit)</w:t>
-      </w:r>
-      <w:r>
-        <w:t xml:space="preserve"> </w:t>
-      </w:r>
-      <w:r>
-        <w:t xml:space="preserve">- H3: Empathy x judged-status moderation Model B (Tobit)</w:t>
-      </w:r>
-      <w:r>
-        <w:t xml:space="preserve"> </w:t>
-      </w:r>
-      <w:r>
-        <w:t xml:space="preserve">The figure below shows that across the observed range, higher Empathy: Personal distress corresponds to higher predicted judgment.</w:t>
-      </w:r>
-    </w:p>
-    <w:p>
-      <w:pPr>
-        <w:pStyle w:val="CaptionedFigure"/>
-      </w:pPr>
-      <w:r>
-        <w:drawing>
-          <wp:inline>
-            <wp:extent cx="5334000" cy="3758045"/>
-            <wp:effectExtent b="0" l="0" r="0" t="0"/>
-            <wp:docPr descr="Effect Plot for Empathy: Personal distress in the judgments_victim. The panels show predicted judgments on the observed -9 to 9 scale with 95% confidence intervals. Abbrev.: Emp = empathy composite; FS / EC / PT / PD = IRI subscales; JN = judged negotiator; CN = counterpart negotiator; V = victim-side player-victim relation in observer models; Vic / Obs = victim / observer subset; In / Out / Ctl = ingroup / outgroup / control label hidden; Acc / Rej = accepted / rejected harmful deal; SES = economic status." title="" id="87" name="Picture"/>
-            <a:graphic>
-              <a:graphicData uri="http://schemas.openxmlformats.org/drawingml/2006/picture">
-                <pic:pic>
-                  <pic:nvPicPr>
-                    <pic:cNvPr descr="../figures/figure_sig_all_judgments_victim_iri_pd_judgments_victim_empathy_personal_distress.png" id="88" name="Picture"/>
-                    <pic:cNvPicPr>
-                      <a:picLocks noChangeArrowheads="1" noChangeAspect="1"/>
-                    </pic:cNvPicPr>
-                  </pic:nvPicPr>
-                  <pic:blipFill>
-                    <a:blip r:embed="rId86"/>
-                    <a:stretch>
-                      <a:fillRect/>
-                    </a:stretch>
-                  </pic:blipFill>
-                  <pic:spPr bwMode="auto">
-                    <a:xfrm>
-                      <a:off x="0" y="0"/>
-                      <a:ext cx="5334000" cy="3758045"/>
-                    </a:xfrm>
-                    <a:prstGeom prst="rect">
-                      <a:avLst/>
-                    </a:prstGeom>
-                    <a:noFill/>
-                    <a:ln w="9525">
-                      <a:noFill/>
-                      <a:headEnd/>
-                      <a:tailEnd/>
-                    </a:ln>
-                  </pic:spPr>
-                </pic:pic>
-              </a:graphicData>
-            </a:graphic>
-          </wp:inline>
-        </w:drawing>
-      </w:r>
-    </w:p>
-    <w:p>
-      <w:pPr>
-        <w:pStyle w:val="ImageCaption"/>
-      </w:pPr>
-      <w:r>
-        <w:t xml:space="preserve">Effect Plot for Empathy: Personal distress in the judgments_victim. The panels show predicted judgments on the observed -9 to 9 scale with 95% confidence intervals. Abbrev.: Emp = empathy composite; FS / EC / PT / PD = IRI subscales; JN = judged negotiator; CN = counterpart negotiator; V = victim-side player-victim relation in observer models; Vic / Obs = victim / observer subset; In / Out / Ctl = ingroup / outgroup / control label hidden; Acc / Rej = accepted / rejected harmful deal; SES = economic status.</w:t>
-      </w:r>
-    </w:p>
-    <w:p>
-      <w:pPr>
-        <w:pStyle w:val="BodyText"/>
-      </w:pPr>
-      <w:r>
-        <w:t xml:space="preserve">Engineering participant (ref = humanities) is statistically significant in:</w:t>
-      </w:r>
-      <w:r>
-        <w:t xml:space="preserve"> </w:t>
-      </w:r>
-      <w:r>
-        <w:t xml:space="preserve">- H3: Empathy x judged-status moderation Model A (Tobit)</w:t>
-      </w:r>
-      <w:r>
-        <w:t xml:space="preserve"> </w:t>
-      </w:r>
-      <w:r>
-        <w:t xml:space="preserve">- H1: Empathy under relational controls Model A (Tobit)</w:t>
-      </w:r>
-      <w:r>
-        <w:t xml:space="preserve"> </w:t>
-      </w:r>
-      <w:r>
-        <w:t xml:space="preserve">- H3: Empathy x judged-status moderation Model B (Tobit)</w:t>
-      </w:r>
-      <w:r>
-        <w:t xml:space="preserve"> </w:t>
-      </w:r>
-      <w:r>
-        <w:t xml:space="preserve">- H1: Empathy under relational controls Model B (Tobit)</w:t>
-      </w:r>
-      <w:r>
-        <w:t xml:space="preserve"> </w:t>
-      </w:r>
-      <w:r>
-        <w:t xml:space="preserve">- H2: Negotiator-side relational structure Model A (Tobit)</w:t>
-      </w:r>
-      <w:r>
-        <w:t xml:space="preserve"> </w:t>
-      </w:r>
-      <w:r>
-        <w:t xml:space="preserve">- H2: Negotiator-side relational structure Model B (Tobit)</w:t>
-      </w:r>
-      <w:r>
-        <w:t xml:space="preserve"> </w:t>
-      </w:r>
-      <w:r>
-        <w:t xml:space="preserve">The figure below shows that predicted judgment is higher for Eng part. than for Hum part..</w:t>
-      </w:r>
-    </w:p>
-    <w:p>
-      <w:pPr>
-        <w:pStyle w:val="CaptionedFigure"/>
-      </w:pPr>
-      <w:r>
-        <w:drawing>
-          <wp:inline>
-            <wp:extent cx="5334000" cy="3758045"/>
-            <wp:effectExtent b="0" l="0" r="0" t="0"/>
-            <wp:docPr descr="Grouped Prediction Plot for Engineering participant (ref = humanities) in the judgments_victim. The panels show predicted judgments on the observed -9 to 9 scale with 95% confidence intervals. Abbrev.: Emp = empathy composite; FS / EC / PT / PD = IRI subscales; JN = judged negotiator; CN = counterpart negotiator; V = victim-side player-victim relation in observer models; Vic / Obs = victim / observer subset; In / Out / Ctl = ingroup / outgroup / control label hidden; Acc / Rej = accepted / rejected harmful deal; SES = economic status." title="" id="90" name="Picture"/>
-            <a:graphic>
-              <a:graphicData uri="http://schemas.openxmlformats.org/drawingml/2006/picture">
-                <pic:pic>
-                  <pic:nvPicPr>
-                    <pic:cNvPr descr="../figures/figure_sig_all_judgments_victim_participant_engineering_judgments_victim_engineering_participant_ref_humanities.png" id="91" name="Picture"/>
-                    <pic:cNvPicPr>
-                      <a:picLocks noChangeArrowheads="1" noChangeAspect="1"/>
-                    </pic:cNvPicPr>
-                  </pic:nvPicPr>
-                  <pic:blipFill>
-                    <a:blip r:embed="rId89"/>
-                    <a:stretch>
-                      <a:fillRect/>
-                    </a:stretch>
-                  </pic:blipFill>
-                  <pic:spPr bwMode="auto">
-                    <a:xfrm>
-                      <a:off x="0" y="0"/>
-                      <a:ext cx="5334000" cy="3758045"/>
-                    </a:xfrm>
-                    <a:prstGeom prst="rect">
-                      <a:avLst/>
-                    </a:prstGeom>
-                    <a:noFill/>
-                    <a:ln w="9525">
-                      <a:noFill/>
-                      <a:headEnd/>
-                      <a:tailEnd/>
-                    </a:ln>
-                  </pic:spPr>
-                </pic:pic>
-              </a:graphicData>
-            </a:graphic>
-          </wp:inline>
-        </w:drawing>
-      </w:r>
-    </w:p>
-    <w:p>
-      <w:pPr>
-        <w:pStyle w:val="ImageCaption"/>
-      </w:pPr>
-      <w:r>
-        <w:t xml:space="preserve">Grouped Prediction Plot for Engineering participant (ref = humanities) in the judgments_victim. The panels show predicted judgments on the observed -9 to 9 scale with 95% confidence intervals. Abbrev.: Emp = empathy composite; FS / EC / PT / PD = IRI subscales; JN = judged negotiator; CN = counterpart negotiator; V = victim-side player-victim relation in observer models; Vic / Obs = victim / observer subset; In / Out / Ctl = ingroup / outgroup / control label hidden; Acc / Rej = accepted / rejected harmful deal; SES = economic status.</w:t>
-      </w:r>
-    </w:p>
-    <w:p>
-      <w:pPr>
-        <w:pStyle w:val="BodyText"/>
-      </w:pPr>
-      <w:r>
-        <w:t xml:space="preserve">Judged negotiator outgroup (ref = ingroup) is statistically significant in:</w:t>
-      </w:r>
-      <w:r>
-        <w:t xml:space="preserve"> </w:t>
-      </w:r>
-      <w:r>
-        <w:t xml:space="preserve">- H3: Empathy x judged-status moderation Model B (Tobit)</w:t>
-      </w:r>
-      <w:r>
-        <w:t xml:space="preserve"> </w:t>
-      </w:r>
-      <w:r>
-        <w:t xml:space="preserve">- H3: Empathy x judged-status moderation Model A (Tobit)</w:t>
-      </w:r>
-      <w:r>
-        <w:t xml:space="preserve"> </w:t>
-      </w:r>
-      <w:r>
-        <w:t xml:space="preserve">The figure below shows that predicted judgment is lower for JN Out than for JN In.</w:t>
-      </w:r>
-    </w:p>
-    <w:p>
-      <w:pPr>
-        <w:pStyle w:val="CaptionedFigure"/>
-      </w:pPr>
-      <w:r>
-        <w:drawing>
-          <wp:inline>
-            <wp:extent cx="5334000" cy="3758045"/>
-            <wp:effectExtent b="0" l="0" r="0" t="0"/>
-            <wp:docPr descr="Grouped Prediction Plot for Judged negotiator outgroup (ref = ingroup) in the judgments_victim. The panels show predicted judgments on the observed -9 to 9 scale with 95% confidence intervals. Abbrev.: Emp = empathy composite; FS / EC / PT / PD = IRI subscales; JN = judged negotiator; CN = counterpart negotiator; V = victim-side player-victim relation in observer models; Vic / Obs = victim / observer subset; In / Out / Ctl = ingroup / outgroup / control label hidden; Acc / Rej = accepted / rejected harmful deal; SES = economic status." title="" id="93" name="Picture"/>
-            <a:graphic>
-              <a:graphicData uri="http://schemas.openxmlformats.org/drawingml/2006/picture">
-                <pic:pic>
-                  <pic:nvPicPr>
-                    <pic:cNvPr descr="../figures/figure_sig_all_judgments_victim_judged_outgroup_judgments_victim_judged_negotiator_outgroup_ref_ingroup.png" id="94" name="Picture"/>
-                    <pic:cNvPicPr>
-                      <a:picLocks noChangeArrowheads="1" noChangeAspect="1"/>
-                    </pic:cNvPicPr>
-                  </pic:nvPicPr>
-                  <pic:blipFill>
-                    <a:blip r:embed="rId92"/>
-                    <a:stretch>
-                      <a:fillRect/>
-                    </a:stretch>
-                  </pic:blipFill>
-                  <pic:spPr bwMode="auto">
-                    <a:xfrm>
-                      <a:off x="0" y="0"/>
-                      <a:ext cx="5334000" cy="3758045"/>
-                    </a:xfrm>
-                    <a:prstGeom prst="rect">
-                      <a:avLst/>
-                    </a:prstGeom>
-                    <a:noFill/>
-                    <a:ln w="9525">
-                      <a:noFill/>
-                      <a:headEnd/>
-                      <a:tailEnd/>
-                    </a:ln>
-                  </pic:spPr>
-                </pic:pic>
-              </a:graphicData>
-            </a:graphic>
-          </wp:inline>
-        </w:drawing>
-      </w:r>
-    </w:p>
-    <w:p>
-      <w:pPr>
-        <w:pStyle w:val="ImageCaption"/>
-      </w:pPr>
-      <w:r>
-        <w:t xml:space="preserve">Grouped Prediction Plot for Judged negotiator outgroup (ref = ingroup) in the judgments_victim. The panels show predicted judgments on the observed -9 to 9 scale with 95% confidence intervals. Abbrev.: Emp = empathy composite; FS / EC / PT / PD = IRI subscales; JN = judged negotiator; CN = counterpart negotiator; V = victim-side player-victim relation in observer models; Vic / Obs = victim / observer subset; In / Out / Ctl = ingroup / outgroup / control label hidden; Acc / Rej = accepted / rejected harmful deal; SES = economic status.</w:t>
-      </w:r>
-    </w:p>
-    <w:p>
-      <w:pPr>
-        <w:pStyle w:val="BodyText"/>
-      </w:pPr>
-      <w:r>
-        <w:t xml:space="preserve">Empathy composite (average) is statistically significant in:</w:t>
-      </w:r>
-      <w:r>
-        <w:t xml:space="preserve"> </w:t>
-      </w:r>
-      <w:r>
-        <w:t xml:space="preserve">- H3: Empathy x judged-status moderation Model A (Tobit)</w:t>
-      </w:r>
-      <w:r>
-        <w:t xml:space="preserve"> </w:t>
-      </w:r>
-      <w:r>
-        <w:t xml:space="preserve">The figure below shows that across the observed range, higher Empathy composite (average) corresponds to higher predicted judgment.</w:t>
-      </w:r>
-    </w:p>
-    <w:p>
-      <w:pPr>
-        <w:pStyle w:val="CaptionedFigure"/>
-      </w:pPr>
-      <w:r>
-        <w:drawing>
-          <wp:inline>
-            <wp:extent cx="5334000" cy="3758045"/>
-            <wp:effectExtent b="0" l="0" r="0" t="0"/>
-            <wp:docPr descr="Effect Plot for Empathy composite (average) in the judgments_victim. The panels show predicted judgments on the observed -9 to 9 scale with 95% confidence intervals. Abbrev.: Emp = empathy composite; FS / EC / PT / PD = IRI subscales; JN = judged negotiator; CN = counterpart negotiator; V = victim-side player-victim relation in observer models; Vic / Obs = victim / observer subset; In / Out / Ctl = ingroup / outgroup / control label hidden; Acc / Rej = accepted / rejected harmful deal; SES = economic status." title="" id="96" name="Picture"/>
-            <a:graphic>
-              <a:graphicData uri="http://schemas.openxmlformats.org/drawingml/2006/picture">
-                <pic:pic>
-                  <pic:nvPicPr>
-                    <pic:cNvPr descr="../figures/figure_sig_all_judgments_victim_iri_total_judgments_victim_empathy_composite_average.png" id="97" name="Picture"/>
-                    <pic:cNvPicPr>
-                      <a:picLocks noChangeArrowheads="1" noChangeAspect="1"/>
-                    </pic:cNvPicPr>
-                  </pic:nvPicPr>
-                  <pic:blipFill>
-                    <a:blip r:embed="rId95"/>
-                    <a:stretch>
-                      <a:fillRect/>
-                    </a:stretch>
-                  </pic:blipFill>
-                  <pic:spPr bwMode="auto">
-                    <a:xfrm>
-                      <a:off x="0" y="0"/>
-                      <a:ext cx="5334000" cy="3758045"/>
-                    </a:xfrm>
-                    <a:prstGeom prst="rect">
-                      <a:avLst/>
-                    </a:prstGeom>
-                    <a:noFill/>
-                    <a:ln w="9525">
-                      <a:noFill/>
-                      <a:headEnd/>
-                      <a:tailEnd/>
-                    </a:ln>
-                  </pic:spPr>
-                </pic:pic>
-              </a:graphicData>
-            </a:graphic>
-          </wp:inline>
-        </w:drawing>
-      </w:r>
-    </w:p>
-    <w:p>
-      <w:pPr>
-        <w:pStyle w:val="ImageCaption"/>
-      </w:pPr>
-      <w:r>
-        <w:t xml:space="preserve">Effect Plot for Empathy composite (average) in the judgments_victim. The panels show predicted judgments on the observed -9 to 9 scale with 95% confidence intervals. Abbrev.: Emp = empathy composite; FS / EC / PT / PD = IRI subscales; JN = judged negotiator; CN = counterpart negotiator; V = victim-side player-victim relation in observer models; Vic / Obs = victim / observer subset; In / Out / Ctl = ingroup / outgroup / control label hidden; Acc / Rej = accepted / rejected harmful deal; SES = economic status.</w:t>
-      </w:r>
-    </w:p>
-    <w:p>
-      <w:pPr>
-        <w:pStyle w:val="BodyText"/>
-      </w:pPr>
-      <w:r>
-        <w:t xml:space="preserve">Empathy x judged negotiator outgroup is statistically significant in:</w:t>
-      </w:r>
-      <w:r>
-        <w:t xml:space="preserve"> </w:t>
-      </w:r>
-      <w:r>
-        <w:t xml:space="preserve">- H3: Empathy x judged-status moderation Model A (Tobit)</w:t>
-      </w:r>
-      <w:r>
-        <w:t xml:space="preserve"> </w:t>
-      </w:r>
-      <w:r>
-        <w:t xml:space="preserve">The figure below shows that the predicted relationship rises most sharply for Empathy composite (average) when the condition is JN In.</w:t>
-      </w:r>
-    </w:p>
-    <w:p>
-      <w:pPr>
-        <w:pStyle w:val="CaptionedFigure"/>
-      </w:pPr>
-      <w:r>
-        <w:drawing>
-          <wp:inline>
-            <wp:extent cx="5334000" cy="4485409"/>
-            <wp:effectExtent b="0" l="0" r="0" t="0"/>
-            <wp:docPr descr="Interaction Plot for Empathy x judged negotiator outgroup in the judgments_victim. The panels show predicted judgments on the observed -9 to 9 scale with 95% confidence intervals. Abbrev.: Emp = empathy composite; FS / EC / PT / PD = IRI subscales; JN = judged negotiator; CN = counterpart negotiator; V = victim-side player-victim relation in observer models; Vic / Obs = victim / observer subset; In / Out / Ctl = ingroup / outgroup / control label hidden; Acc / Rej = accepted / rejected harmful deal; SES = economic status." title="" id="99" name="Picture"/>
-            <a:graphic>
-              <a:graphicData uri="http://schemas.openxmlformats.org/drawingml/2006/picture">
-                <pic:pic>
-                  <pic:nvPicPr>
-                    <pic:cNvPr descr="../figures/figure_sig_all_judgments_victim_iri_total_judged_outgroup_judgments_victim_empathy_x_judged_negotiator_outgroup.png" id="100" name="Picture"/>
-                    <pic:cNvPicPr>
-                      <a:picLocks noChangeArrowheads="1" noChangeAspect="1"/>
-                    </pic:cNvPicPr>
-                  </pic:nvPicPr>
-                  <pic:blipFill>
-                    <a:blip r:embed="rId98"/>
-                    <a:stretch>
-                      <a:fillRect/>
-                    </a:stretch>
-                  </pic:blipFill>
-                  <pic:spPr bwMode="auto">
-                    <a:xfrm>
-                      <a:off x="0" y="0"/>
-                      <a:ext cx="5334000" cy="4485409"/>
-                    </a:xfrm>
-                    <a:prstGeom prst="rect">
-                      <a:avLst/>
-                    </a:prstGeom>
-                    <a:noFill/>
-                    <a:ln w="9525">
-                      <a:noFill/>
-                      <a:headEnd/>
-                      <a:tailEnd/>
-                    </a:ln>
-                  </pic:spPr>
-                </pic:pic>
-              </a:graphicData>
-            </a:graphic>
-          </wp:inline>
-        </w:drawing>
-      </w:r>
-    </w:p>
-    <w:p>
-      <w:pPr>
-        <w:pStyle w:val="ImageCaption"/>
-      </w:pPr>
-      <w:r>
-        <w:t xml:space="preserve">Interaction Plot for Empathy x judged negotiator outgroup in the judgments_victim. The panels show predicted judgments on the observed -9 to 9 scale with 95% confidence intervals. Abbrev.: Emp = empathy composite; FS / EC / PT / PD = IRI subscales; JN = judged negotiator; CN = counterpart negotiator; V = victim-side player-victim relation in observer models; Vic / Obs = victim / observer subset; In / Out / Ctl = ingroup / outgroup / control label hidden; Acc / Rej = accepted / rejected harmful deal; SES = economic status.</w:t>
-      </w:r>
-    </w:p>
-    <w:p>
-      <w:pPr>
-        <w:pStyle w:val="BodyText"/>
-      </w:pPr>
-      <w:r>
-        <w:t xml:space="preserve">Empathy x judged negotiator control label hidden is statistically significant in:</w:t>
-      </w:r>
-      <w:r>
-        <w:t xml:space="preserve"> </w:t>
-      </w:r>
-      <w:r>
-        <w:t xml:space="preserve">- H3: Empathy x judged-status moderation Model A (Tobit)</w:t>
-      </w:r>
-      <w:r>
-        <w:t xml:space="preserve"> </w:t>
-      </w:r>
-      <w:r>
-        <w:t xml:space="preserve">The figure below shows that the predicted relationship rises most sharply for Empathy composite (average) when the condition is JN In.</w:t>
-      </w:r>
-    </w:p>
-    <w:p>
-      <w:pPr>
-        <w:pStyle w:val="CaptionedFigure"/>
-      </w:pPr>
-      <w:r>
-        <w:drawing>
-          <wp:inline>
-            <wp:extent cx="5334000" cy="4485409"/>
-            <wp:effectExtent b="0" l="0" r="0" t="0"/>
-            <wp:docPr descr="Interaction Plot for Empathy x judged negotiator control label hidden in the judgments_victim. The panels show predicted judgments on the observed -9 to 9 scale with 95% confidence intervals. Abbrev.: Emp = empathy composite; FS / EC / PT / PD = IRI subscales; JN = judged negotiator; CN = counterpart negotiator; V = victim-side player-victim relation in observer models; Vic / Obs = victim / observer subset; In / Out / Ctl = ingroup / outgroup / control label hidden; Acc / Rej = accepted / rejected harmful deal; SES = economic status." title="" id="102" name="Picture"/>
-            <a:graphic>
-              <a:graphicData uri="http://schemas.openxmlformats.org/drawingml/2006/picture">
-                <pic:pic>
-                  <pic:nvPicPr>
-                    <pic:cNvPr descr="../figures/figure_sig_all_judgments_victim_iri_total_judged_control_judgments_victim_empathy_x_judged_negotiator_control_label_hidden.png" id="103" name="Picture"/>
-                    <pic:cNvPicPr>
-                      <a:picLocks noChangeArrowheads="1" noChangeAspect="1"/>
-                    </pic:cNvPicPr>
-                  </pic:nvPicPr>
-                  <pic:blipFill>
-                    <a:blip r:embed="rId101"/>
-                    <a:stretch>
-                      <a:fillRect/>
-                    </a:stretch>
-                  </pic:blipFill>
-                  <pic:spPr bwMode="auto">
-                    <a:xfrm>
-                      <a:off x="0" y="0"/>
-                      <a:ext cx="5334000" cy="4485409"/>
-                    </a:xfrm>
-                    <a:prstGeom prst="rect">
-                      <a:avLst/>
-                    </a:prstGeom>
-                    <a:noFill/>
-                    <a:ln w="9525">
-                      <a:noFill/>
-                      <a:headEnd/>
-                      <a:tailEnd/>
-                    </a:ln>
-                  </pic:spPr>
-                </pic:pic>
-              </a:graphicData>
-            </a:graphic>
-          </wp:inline>
-        </w:drawing>
-      </w:r>
-    </w:p>
-    <w:p>
-      <w:pPr>
-        <w:pStyle w:val="ImageCaption"/>
-      </w:pPr>
-      <w:r>
-        <w:t xml:space="preserve">Interaction Plot for Empathy x judged negotiator control label hidden in the judgments_victim. The panels show predicted judgments on the observed -9 to 9 scale with 95% confidence intervals. Abbrev.: Emp = empathy composite; FS / EC / PT / PD = IRI subscales; JN = judged negotiator; CN = counterpart negotiator; V = victim-side player-victim relation in observer models; Vic / Obs = victim / observer subset; In / Out / Ctl = ingroup / outgroup / control label hidden; Acc / Rej = accepted / rejected harmful deal; SES = economic status.</w:t>
-      </w:r>
-    </w:p>
-    <w:p>
-      <w:pPr>
-        <w:pStyle w:val="BodyText"/>
-      </w:pPr>
-      <w:r>
-        <w:t xml:space="preserve">Empathic concern x judged negotiator outgroup is statistically significant in:</w:t>
-      </w:r>
-      <w:r>
-        <w:t xml:space="preserve"> </w:t>
-      </w:r>
-      <w:r>
-        <w:t xml:space="preserve">- H3: Empathy x judged-status moderation Model B (Tobit)</w:t>
-      </w:r>
-      <w:r>
-        <w:t xml:space="preserve"> </w:t>
-      </w:r>
-      <w:r>
-        <w:t xml:space="preserve">The figure below shows that the predicted relationship falls most sharply for Empathy: Empathic concern when the condition is JN Out.</w:t>
-      </w:r>
-    </w:p>
-    <w:p>
-      <w:pPr>
-        <w:pStyle w:val="CaptionedFigure"/>
-      </w:pPr>
-      <w:r>
-        <w:drawing>
-          <wp:inline>
-            <wp:extent cx="5334000" cy="4485409"/>
-            <wp:effectExtent b="0" l="0" r="0" t="0"/>
-            <wp:docPr descr="Interaction Plot for Empathic concern x judged negotiator outgroup in the judgments_victim. The panels show predicted judgments on the observed -9 to 9 scale with 95% confidence intervals. Abbrev.: Emp = empathy composite; FS / EC / PT / PD = IRI subscales; JN = judged negotiator; CN = counterpart negotiator; V = victim-side player-victim relation in observer models; Vic / Obs = victim / observer subset; In / Out / Ctl = ingroup / outgroup / control label hidden; Acc / Rej = accepted / rejected harmful deal; SES = economic status." title="" id="105" name="Picture"/>
-            <a:graphic>
-              <a:graphicData uri="http://schemas.openxmlformats.org/drawingml/2006/picture">
-                <pic:pic>
-                  <pic:nvPicPr>
-                    <pic:cNvPr descr="../figures/figure_sig_all_judgments_victim_iri_ec_judged_outgroup_judgments_victim_empathic_concern_x_judged_negotiator_outgroup.png" id="106" name="Picture"/>
-                    <pic:cNvPicPr>
-                      <a:picLocks noChangeArrowheads="1" noChangeAspect="1"/>
-                    </pic:cNvPicPr>
-                  </pic:nvPicPr>
-                  <pic:blipFill>
-                    <a:blip r:embed="rId104"/>
-                    <a:stretch>
-                      <a:fillRect/>
-                    </a:stretch>
-                  </pic:blipFill>
-                  <pic:spPr bwMode="auto">
-                    <a:xfrm>
-                      <a:off x="0" y="0"/>
-                      <a:ext cx="5334000" cy="4485409"/>
-                    </a:xfrm>
-                    <a:prstGeom prst="rect">
-                      <a:avLst/>
-                    </a:prstGeom>
-                    <a:noFill/>
-                    <a:ln w="9525">
-                      <a:noFill/>
-                      <a:headEnd/>
-                      <a:tailEnd/>
-                    </a:ln>
-                  </pic:spPr>
-                </pic:pic>
-              </a:graphicData>
-            </a:graphic>
-          </wp:inline>
-        </w:drawing>
-      </w:r>
-    </w:p>
-    <w:p>
-      <w:pPr>
-        <w:pStyle w:val="ImageCaption"/>
-      </w:pPr>
-      <w:r>
-        <w:t xml:space="preserve">Interaction Plot for Empathic concern x judged negotiator outgroup in the judgments_victim. The panels show predicted judgments on the observed -9 to 9 scale with 95% confidence intervals. Abbrev.: Emp = empathy composite; FS / EC / PT / PD = IRI subscales; JN = judged negotiator; CN = counterpart negotiator; V = victim-side player-victim relation in observer models; Vic / Obs = victim / observer subset; In / Out / Ctl = ingroup / outgroup / control label hidden; Acc / Rej = accepted / rejected harmful deal; SES = economic status.</w:t>
-      </w:r>
-    </w:p>
-    <w:p>
-      <w:pPr>
-        <w:pStyle w:val="BodyText"/>
-      </w:pPr>
-      <w:r>
-        <w:t xml:space="preserve">Judged negotiator control label hidden (ref = ingroup) is statistically significant in:</w:t>
-      </w:r>
-      <w:r>
-        <w:t xml:space="preserve"> </w:t>
-      </w:r>
-      <w:r>
-        <w:t xml:space="preserve">- H3: Empathy x judged-status moderation Model A (Tobit)</w:t>
-      </w:r>
-      <w:r>
-        <w:t xml:space="preserve"> </w:t>
-      </w:r>
-      <w:r>
-        <w:t xml:space="preserve">The figure below shows that predicted judgment is lower for JN Ctl than for JN In.</w:t>
-      </w:r>
-    </w:p>
-    <w:p>
-      <w:pPr>
-        <w:pStyle w:val="CaptionedFigure"/>
-      </w:pPr>
-      <w:r>
-        <w:drawing>
-          <wp:inline>
-            <wp:extent cx="5334000" cy="3758045"/>
-            <wp:effectExtent b="0" l="0" r="0" t="0"/>
-            <wp:docPr descr="Grouped Prediction Plot for Judged negotiator control label hidden (ref = ingroup) in the judgments_victim. The panels show predicted judgments on the observed -9 to 9 scale with 95% confidence intervals. Abbrev.: Emp = empathy composite; FS / EC / PT / PD = IRI subscales; JN = judged negotiator; CN = counterpart negotiator; V = victim-side player-victim relation in observer models; Vic / Obs = victim / observer subset; In / Out / Ctl = ingroup / outgroup / control label hidden; Acc / Rej = accepted / rejected harmful deal; SES = economic status." title="" id="108" name="Picture"/>
-            <a:graphic>
-              <a:graphicData uri="http://schemas.openxmlformats.org/drawingml/2006/picture">
-                <pic:pic>
-                  <pic:nvPicPr>
-                    <pic:cNvPr descr="../figures/figure_sig_all_judgments_victim_judged_control_judgments_victim_judged_negotiator_control_label_hidden_ref_ingroup.png" id="109" name="Picture"/>
-                    <pic:cNvPicPr>
-                      <a:picLocks noChangeArrowheads="1" noChangeAspect="1"/>
-                    </pic:cNvPicPr>
-                  </pic:nvPicPr>
-                  <pic:blipFill>
-                    <a:blip r:embed="rId107"/>
-                    <a:stretch>
-                      <a:fillRect/>
-                    </a:stretch>
-                  </pic:blipFill>
-                  <pic:spPr bwMode="auto">
-                    <a:xfrm>
-                      <a:off x="0" y="0"/>
-                      <a:ext cx="5334000" cy="3758045"/>
-                    </a:xfrm>
-                    <a:prstGeom prst="rect">
-                      <a:avLst/>
-                    </a:prstGeom>
-                    <a:noFill/>
-                    <a:ln w="9525">
-                      <a:noFill/>
-                      <a:headEnd/>
-                      <a:tailEnd/>
-                    </a:ln>
-                  </pic:spPr>
-                </pic:pic>
-              </a:graphicData>
-            </a:graphic>
-          </wp:inline>
-        </w:drawing>
-      </w:r>
-    </w:p>
-    <w:p>
-      <w:pPr>
-        <w:pStyle w:val="ImageCaption"/>
-      </w:pPr>
-      <w:r>
-        <w:t xml:space="preserve">Grouped Prediction Plot for Judged negotiator control label hidden (ref = ingroup) in the judgments_victim. The panels show predicted judgments on the observed -9 to 9 scale with 95% confidence intervals. Abbrev.: Emp = empathy composite; FS / EC / PT / PD = IRI subscales; JN = judged negotiator; CN = counterpart negotiator; V = victim-side player-victim relation in observer models; Vic / Obs = victim / observer subset; In / Out / Ctl = ingroup / outgroup / control label hidden; Acc / Rej = accepted / rejected harmful deal; SES = economic status.</w:t>
-      </w:r>
-    </w:p>
-    <w:p>
-      <w:pPr>
-        <w:pStyle w:val="BodyText"/>
-      </w:pPr>
-      <w:r>
-        <w:t xml:space="preserve">Socioeconomic status is statistically significant in:</w:t>
-      </w:r>
-      <w:r>
-        <w:t xml:space="preserve"> </w:t>
-      </w:r>
-      <w:r>
-        <w:t xml:space="preserve">- H2: Negotiator-side relational structure Model A (Tobit)</w:t>
-      </w:r>
-      <w:r>
-        <w:t xml:space="preserve"> </w:t>
-      </w:r>
-      <w:r>
-        <w:t xml:space="preserve">- H2: Negotiator-side relational structure Model B (Tobit)</w:t>
-      </w:r>
-      <w:r>
-        <w:t xml:space="preserve"> </w:t>
-      </w:r>
-      <w:r>
-        <w:t xml:space="preserve">The figure below shows that predicted judgment is higher for Socioeconomic status 5 than for Socioeconomic status 0.</w:t>
-      </w:r>
-    </w:p>
-    <w:p>
-      <w:pPr>
-        <w:pStyle w:val="CaptionedFigure"/>
-      </w:pPr>
-      <w:r>
-        <w:drawing>
-          <wp:inline>
-            <wp:extent cx="5334000" cy="3758045"/>
-            <wp:effectExtent b="0" l="0" r="0" t="0"/>
-            <wp:docPr descr="Grouped Prediction Plot for Socioeconomic status in the judgments_victim. The panels show predicted judgments on the observed -9 to 9 scale with 95% confidence intervals. Abbrev.: Emp = empathy composite; FS / EC / PT / PD = IRI subscales; JN = judged negotiator; CN = counterpart negotiator; V = victim-side player-victim relation in observer models; Vic / Obs = victim / observer subset; In / Out / Ctl = ingroup / outgroup / control label hidden; Acc / Rej = accepted / rejected harmful deal; SES = economic status." title="" id="111" name="Picture"/>
-            <a:graphic>
-              <a:graphicData uri="http://schemas.openxmlformats.org/drawingml/2006/picture">
-                <pic:pic>
-                  <pic:nvPicPr>
-                    <pic:cNvPr descr="../figures/figure_sig_all_judgments_victim_economic_status_judgments_victim_socioeconomic_status.png" id="112" name="Picture"/>
-                    <pic:cNvPicPr>
-                      <a:picLocks noChangeArrowheads="1" noChangeAspect="1"/>
-                    </pic:cNvPicPr>
-                  </pic:nvPicPr>
-                  <pic:blipFill>
-                    <a:blip r:embed="rId110"/>
-                    <a:stretch>
-                      <a:fillRect/>
-                    </a:stretch>
-                  </pic:blipFill>
-                  <pic:spPr bwMode="auto">
-                    <a:xfrm>
-                      <a:off x="0" y="0"/>
-                      <a:ext cx="5334000" cy="3758045"/>
-                    </a:xfrm>
-                    <a:prstGeom prst="rect">
-                      <a:avLst/>
-                    </a:prstGeom>
-                    <a:noFill/>
-                    <a:ln w="9525">
-                      <a:noFill/>
-                      <a:headEnd/>
-                      <a:tailEnd/>
-                    </a:ln>
-                  </pic:spPr>
-                </pic:pic>
-              </a:graphicData>
-            </a:graphic>
-          </wp:inline>
-        </w:drawing>
-      </w:r>
-    </w:p>
-    <w:p>
-      <w:pPr>
-        <w:pStyle w:val="ImageCaption"/>
-      </w:pPr>
-      <w:r>
-        <w:t xml:space="preserve">Grouped Prediction Plot for Socioeconomic status in the judgments_victim. The panels show predicted judgments on the observed -9 to 9 scale with 95% confidence intervals. Abbrev.: Emp = empathy composite; FS / EC / PT / PD = IRI subscales; JN = judged negotiator; CN = counterpart negotiator; V = victim-side player-victim relation in observer models; Vic / Obs = victim / observer subset; In / Out / Ctl = ingroup / outgroup / control label hidden; Acc / Rej = accepted / rejected harmful deal; SES = economic status.</w:t>
-      </w:r>
-    </w:p>
-    <w:p>
-      <w:pPr>
-        <w:pStyle w:val="BodyText"/>
-      </w:pPr>
-      <w:r>
-        <w:t xml:space="preserve">Negotiator-side structure: judged negotiator control label hidden, counterpart negotiator ingroup (ref = judged negotiator ingroup, counterpart negotiator ingroup) is statistically significant in:</w:t>
-      </w:r>
-      <w:r>
-        <w:t xml:space="preserve"> </w:t>
-      </w:r>
-      <w:r>
-        <w:t xml:space="preserve">- H2: Negotiator-side relational structure Model B (Tobit)</w:t>
-      </w:r>
-      <w:r>
-        <w:t xml:space="preserve"> </w:t>
-      </w:r>
-      <w:r>
-        <w:t xml:space="preserve">The figure below shows that predicted judgment is lower for JN Ctl, CN In than for Ref: JN In, CN In.</w:t>
-      </w:r>
-    </w:p>
-    <w:p>
-      <w:pPr>
-        <w:pStyle w:val="CaptionedFigure"/>
-      </w:pPr>
-      <w:r>
-        <w:drawing>
-          <wp:inline>
-            <wp:extent cx="5334000" cy="3758045"/>
-            <wp:effectExtent b="0" l="0" r="0" t="0"/>
-            <wp:docPr descr="Grouped Prediction Plot for Negotiator-side structure: judged negotiator control label hidden, counterpart negotiator ingroup (ref = judged negotiator ingroup, counterpart negotiator ingroup) in the judgments_victim. The panels show predicted judgments on the observed -9 to 9 scale with 95% confidence intervals. Abbrev.: Emp = empathy composite; FS / EC / PT / PD = IRI subscales; JN = judged negotiator; CN = counterpart negotiator; V = victim-side player-victim relation in observer models; Vic / Obs = victim / observer subset; In / Out / Ctl = ingroup / outgroup / control label hidden; Acc / Rej = accepted / rejected harmful deal; SES = economic status." title="" id="114" name="Picture"/>
-            <a:graphic>
-              <a:graphicData uri="http://schemas.openxmlformats.org/drawingml/2006/picture">
-                <pic:pic>
-                  <pic:nvPicPr>
-                    <pic:cNvPr descr="../figures/figure_sig_all_judgments_victim_h2_negstruct_j_cont_c_in_judgments_victim_negotiator_side_structure_judged_negotiator_control_label_hidden_counterp.png" id="115" name="Picture"/>
-                    <pic:cNvPicPr>
-                      <a:picLocks noChangeArrowheads="1" noChangeAspect="1"/>
-                    </pic:cNvPicPr>
-                  </pic:nvPicPr>
-                  <pic:blipFill>
-                    <a:blip r:embed="rId113"/>
-                    <a:stretch>
-                      <a:fillRect/>
-                    </a:stretch>
-                  </pic:blipFill>
-                  <pic:spPr bwMode="auto">
-                    <a:xfrm>
-                      <a:off x="0" y="0"/>
-                      <a:ext cx="5334000" cy="3758045"/>
-                    </a:xfrm>
-                    <a:prstGeom prst="rect">
-                      <a:avLst/>
-                    </a:prstGeom>
-                    <a:noFill/>
-                    <a:ln w="9525">
-                      <a:noFill/>
-                      <a:headEnd/>
-                      <a:tailEnd/>
-                    </a:ln>
-                  </pic:spPr>
-                </pic:pic>
-              </a:graphicData>
-            </a:graphic>
-          </wp:inline>
-        </w:drawing>
-      </w:r>
-    </w:p>
-    <w:p>
-      <w:pPr>
-        <w:pStyle w:val="ImageCaption"/>
-      </w:pPr>
-      <w:r>
-        <w:t xml:space="preserve">Grouped Prediction Plot for Negotiator-side structure: judged negotiator control label hidden, counterpart negotiator ingroup (ref = judged negotiator ingroup, counterpart negotiator ingroup) in the judgments_victim. The panels show predicted judgments on the observed -9 to 9 scale with 95% confidence intervals. Abbrev.: Emp = empathy composite; FS / EC / PT / PD = IRI subscales; JN = judged negotiator; CN = counterpart negotiator; V = victim-side player-victim relation in observer models; Vic / Obs = victim / observer subset; In / Out / Ctl = ingroup / outgroup / control label hidden; Acc / Rej = accepted / rejected harmful deal; SES = economic status.</w:t>
-      </w:r>
-    </w:p>
-    <w:bookmarkEnd w:id="116"/>
-    <w:bookmarkEnd w:id="117"/>
-    <w:bookmarkStart w:id="118" w:name="hypothesis-conclusion-summary"/>
-    <w:p>
-      <w:pPr>
-        <w:pStyle w:val="Heading2"/>
-      </w:pPr>
-      <w:r>
-        <w:t xml:space="preserve">Hypothesis Conclusion Summary</w:t>
-      </w:r>
-    </w:p>
-    <w:p>
-      <w:pPr>
-        <w:pStyle w:val="FirstParagraph"/>
-      </w:pPr>
-      <w:r>
         <w:t xml:space="preserve">Each conclusion below is generated from the current Tobit coefficient outputs.</w:t>
       </w:r>
       <w:r>
         <w:t xml:space="preserve"> </w:t>
       </w:r>
       <w:r>
-        <w:t xml:space="preserve">- H1. Original hypothesis: Within the victim and bystander subsets, higher empathy predicts lower moral-judgment scores for harmful decisions after conditioning on judged-negotiator status, counterpart status, decision outcome, observer-side victim alignment when applicable, and participant controls. Victim subset: Tobit conclusion: the evidence is mixed but offers partial support for the hypothesis. Model A does not support the hypothesis; Empathy composite (average) is positive but not statistically significant (p = 0.513). Model B supports the hypothesis through Empathy: Empathic concern with a negative association (p &lt; 0.001). Additional statistically significant signals include Negotiator accepted harmful deal with a negative association (p &lt; 0.001) and Engineering participant (ref = humanities) with a positive association (p = 0.005). Bystander subset: Tobit conclusion: the evidence is mixed but offers partial support for the hypothesis. Model A does not support the hypothesis; Empathy composite (average) is negative but not statistically significant (p = 0.952). Model B supports the hypothesis through Empathy: Empathic concern with a negative association (p = 0.045). Additional statistically significant signals include Negotiator accepted harmful deal with a negative association (p &lt; 0.001) and Engineering participant (ref = humanities) with a positive association (p = 0.015).</w:t>
-      </w:r>
-      <w:r>
-        <w:t xml:space="preserve"> </w:t>
-      </w:r>
-      <w:r>
-        <w:t xml:space="preserve">- H2. Original hypothesis: Moral-judgment severity should vary with the judgment-level ingroup/outgroup/control structure of the judged and counterpart negotiators. In the bystander subset, that negotiator-side structure should further depend on whether the player and the victim share faculty or not. Victim subset: Tobit conclusion: the available models do not support the hypothesis. Model A does not support the hypothesis; none of the negotiator-side ingroup/outgroup/control structure dummies in the victim subset are statistically significant, and the closest signal is Negotiator-side structure: judged negotiator control label hidden, counterpart negotiator ingroup (ref = judged negotiator ingroup, counterpart negotiator ingroup) with a negative association (p = 0.121). Model B does not support the hypothesis; none of the negotiator-side ingroup/outgroup/control structure dummies in the victim subset are statistically significant, and the closest signal is Negotiator-side structure: judged negotiator control label hidden, counterpart negotiator ingroup (ref = judged negotiator ingroup, counterpart negotiator ingroup) with a negative association (p = 0.087). Additional statistically significant signals include Empathy: Perspective taking with a positive association (p &lt; 0.001) and Empathy: Empathic concern with a negative association (p &lt; 0.001). Bystander subset: Tobit conclusion: the available models do not support the hypothesis. Model A does not support the hypothesis; none of the negotiator-side structure, player-victim outgroup term, and their interaction in the bystander subset are statistically significant, and the closest signal is Negotiator-side structure: judged negotiator outgroup, counterpart negotiator ingroup (ref = judged negotiator ingroup, counterpart negotiator ingroup) with a negative association (p = 0.065). Model B does not support the hypothesis; none of the negotiator-side structure, player-victim outgroup term, and their interaction in the bystander subset are statistically significant, and the closest signal is Negotiator-side structure: judged negotiator outgroup, counterpart negotiator ingroup (ref = judged negotiator ingroup, counterpart negotiator ingroup) with a negative association (p = 0.087). Additional statistically significant signals include Age with a positive association (p = 0.001) and Empathy: Empathic concern with a negative association (p = 0.001).</w:t>
-      </w:r>
-      <w:r>
-        <w:t xml:space="preserve"> </w:t>
-      </w:r>
-      <w:r>
-        <w:t xml:space="preserve">- H3. Original hypothesis: The empathy effect may vary according to whether the judged negotiator is ingroup, outgroup, or control, while decision outcome and the additional relational controls remain explicitly modeled. Victim subset: Tobit conclusion: the evidence is mixed but offers partial support for the hypothesis. Model A supports the hypothesis through Empathy x judged negotiator outgroup with a negative association (p = 0.028) and Empathy x judged negotiator control label hidden with a negative association (p = 0.043). Model B does not support the hypothesis; none of the empathy-dimension x judged-negotiator relational-status interactions are statistically significant, and the closest signal is Empathic concern x judged negotiator outgroup with a negative association (p = 0.053). Additional statistically significant signals include Negotiator accepted harmful deal with a negative association (p &lt; 0.001) and Empathy: Perspective taking with a positive association (p &lt; 0.001). Bystander subset: Tobit conclusion: the available models support the hypothesis. Model A supports the hypothesis through Empathy x judged negotiator control label hidden with a positive association (p = 0.015). Model B supports the hypothesis through Personal distress x judged negotiator outgroup with a positive association (p = 0.021). Additional statistically significant signals include Negotiator accepted harmful deal with a negative association (p &lt; 0.001) and Judged negotiator control label hidden (ref = ingroup) with a negative association (p = 0.010).</w:t>
-      </w:r>
-    </w:p>
-    <w:bookmarkEnd w:id="118"/>
-    <w:bookmarkStart w:id="119" w:name="pdf-comprehensive-report-generated"/>
+        <w:t xml:space="preserve">- H1. Original hypothesis: Empathy dimensions are associated with moral judgment severity after conditioning on judged-negotiator status, counterpart status, decision outcome, and observer-side victim alignment when applicable. Victim subset: Tobit conclusion: the available models point in the opposite direction of the hypothesis. Model B points in the opposite direction through Empathy: Perspective taking with a positive association (p = 0.010). Additional statistically significant signals include Harm Accepted with a negative association (p &lt; 0.001) and Empathy: Perspective taking with a positive association (p = 0.010). Bystander subset: Tobit conclusion: the available models do not support the hypothesis. Model B does not support the hypothesis; none of four empathy dimensions are statistically significant, and the closest signal is Empathy: Perspective taking with a positive association (p = 0.163). Additional statistically significant signals include Harm Accepted with a negative association (p &lt; 0.001) and Age with a positive association (p = 0.005).</w:t>
+      </w:r>
+      <w:r>
+        <w:t xml:space="preserve"> </w:t>
+      </w:r>
+      <w:r>
+        <w:t xml:space="preserve">- H2. Original hypothesis: Moral judgments vary with the joint judged-plus-counterpart negotiator structure, and in the bystander subset that structure may also depend on player-victim alignment. Victim subset: Tobit conclusion: the available models do not support the hypothesis. Model B does not support the hypothesis; none of negotiator-side structure contrasts are statistically significant, and the closest signal is Negotiator-side structure: N1 control label hidden, N2 ingroup (ref = N1 control label hidden, N2 control label hidden) with a negative association (p = 0.227). Additional statistically significant signals include Empathy: Perspective taking with a positive association (p = 0.003) and Engineering participant with a positive association (p = 0.065). Bystander subset: Tobit conclusion: the available models support the hypothesis. Model B supports the hypothesis through Negotiator-side structure: N1 outgroup, N2 ingroup (ref = N1 control label hidden, N2 control label hidden) with a negative association (p = 0.054). Additional statistically significant signals include Age with a positive association (p &lt; 0.001) and Negotiator-side structure: N1 outgroup, N2 ingroup (ref = N1 control label hidden, N2 control label hidden) with a negative association (p = 0.054).</w:t>
+      </w:r>
+      <w:r>
+        <w:t xml:space="preserve"> </w:t>
+      </w:r>
+      <w:r>
+        <w:t xml:space="preserve">- H3. Original hypothesis: The empathy effect depends on the judged negotiator’s ingroup, outgroup, or control status after retaining decision context and relational controls. Victim subset: Tobit conclusion: the available models support the hypothesis. Model B supports the hypothesis through Empathy: Perspective taking x N1 ingroup with a positive association (p = 0.040) and Empathy: Perspective taking x N1 outgroup with a positive association (p = 0.050). Additional statistically significant signals include Harm Accepted with a negative association (p &lt; 0.001) and Empathy: Perspective taking x N1 ingroup with a positive association (p = 0.040). Bystander subset: Tobit conclusion: the available models do not support the hypothesis. Model B does not support the hypothesis; none of empathy-by-judged-status interactions are statistically significant, and the closest signal is Empathy: Perspective taking x N1 ingroup with a negative association (p = 0.111). Additional statistically significant signals include Harm Accepted with a negative association (p &lt; 0.001) and Age with a positive association (p = 0.004).</w:t>
+      </w:r>
+    </w:p>
+    <w:bookmarkEnd w:id="70"/>
+    <w:bookmarkStart w:id="71" w:name="pdf-comprehensive-report-generated"/>
     <w:p>
       <w:pPr>
         <w:pStyle w:val="Heading2"/>
@@ -3523,8 +2179,8 @@
         <w:t xml:space="preserve">is also refreshed.</w:t>
       </w:r>
     </w:p>
-    <w:bookmarkEnd w:id="119"/>
-    <w:bookmarkEnd w:id="120"/>
+    <w:bookmarkEnd w:id="71"/>
+    <w:bookmarkEnd w:id="72"/>
     <w:sectPr>
       <w:footnotePr>
         <w:numRestart w:val="eachSect"/>

--- a/outputs/report/tobit_analysis_report.docx
+++ b/outputs/report/tobit_analysis_report.docx
@@ -2,13 +2,13 @@
 <file path=word/document.xml><?xml version="1.0" encoding="utf-8"?>
 <w:document xmlns:w="http://schemas.openxmlformats.org/wordprocessingml/2006/main" xmlns:m="http://schemas.openxmlformats.org/officeDocument/2006/math" xmlns:r="http://schemas.openxmlformats.org/officeDocument/2006/relationships" xmlns:o="urn:schemas-microsoft-com:office:office" xmlns:v="urn:schemas-microsoft-com:vml" xmlns:w10="urn:schemas-microsoft-com:office:word" xmlns:a="http://schemas.openxmlformats.org/drawingml/2006/main" xmlns:pic="http://schemas.openxmlformats.org/drawingml/2006/picture" xmlns:wp="http://schemas.openxmlformats.org/drawingml/2006/wordprocessingDrawing">
   <w:body>
-    <w:bookmarkStart w:id="72" w:name="X44515b6d7c0f9de91f03bbd20b0c4e00df75055"/>
+    <w:bookmarkStart w:id="109" w:name="Xba809fe0d202b9faf2f78e70ddebfbcffac3b78"/>
     <w:p>
       <w:pPr>
         <w:pStyle w:val="Heading1"/>
       </w:pPr>
       <w:r>
-        <w:t xml:space="preserve">Scientific Analysis of Moral Judgments with Tobit Models and Four Empathy Constructs</w:t>
+        <w:t xml:space="preserve">Scientific Analysis of Moral Judgments with Tobit Random-Intercept Models and Four Empathy Constructs</w:t>
       </w:r>
     </w:p>
     <w:bookmarkStart w:id="9" w:name="dataset-description"/>
@@ -29,12 +29,69 @@
       </w:r>
     </w:p>
     <w:bookmarkEnd w:id="9"/>
-    <w:bookmarkStart w:id="10" w:name="option-2-relational-case-configuration"/>
+    <w:bookmarkStart w:id="10" w:name="primary-estimator-in-this-run"/>
     <w:p>
       <w:pPr>
         <w:pStyle w:val="Heading2"/>
       </w:pPr>
       <w:r>
+        <w:t xml:space="preserve">Primary Estimator in This Run</w:t>
+      </w:r>
+    </w:p>
+    <w:p>
+      <w:pPr>
+        <w:pStyle w:val="FirstParagraph"/>
+      </w:pPr>
+      <w:r>
+        <w:t xml:space="preserve">The primary inferential branch is the Tobit slot with random intercepts: each model includes</w:t>
+      </w:r>
+      <w:r>
+        <w:t xml:space="preserve"> </w:t>
+      </w:r>
+      <w:r>
+        <w:rPr>
+          <w:rStyle w:val="VerbatimChar"/>
+        </w:rPr>
+        <w:t xml:space="preserve">(1 | id)</w:t>
+      </w:r>
+      <w:r>
+        <w:t xml:space="preserve">, and when</w:t>
+      </w:r>
+      <w:r>
+        <w:t xml:space="preserve"> </w:t>
+      </w:r>
+      <w:r>
+        <w:rPr>
+          <w:rStyle w:val="VerbatimChar"/>
+        </w:rPr>
+        <w:t xml:space="preserve">id_case</w:t>
+      </w:r>
+      <w:r>
+        <w:t xml:space="preserve"> </w:t>
+      </w:r>
+      <w:r>
+        <w:t xml:space="preserve">is identifiable it also includes</w:t>
+      </w:r>
+      <w:r>
+        <w:t xml:space="preserve"> </w:t>
+      </w:r>
+      <w:r>
+        <w:rPr>
+          <w:rStyle w:val="VerbatimChar"/>
+        </w:rPr>
+        <w:t xml:space="preserve">(1 | id_case)</w:t>
+      </w:r>
+      <w:r>
+        <w:t xml:space="preserve">.</w:t>
+      </w:r>
+    </w:p>
+    <w:bookmarkEnd w:id="10"/>
+    <w:bookmarkStart w:id="11" w:name="option-2-relational-case-configuration"/>
+    <w:p>
+      <w:pPr>
+        <w:pStyle w:val="Heading2"/>
+      </w:pPr>
+      <w:r>
         <w:t xml:space="preserve">Option 2 Relational Case Configuration</w:t>
       </w:r>
     </w:p>
@@ -46,8 +103,8 @@
         <w:t xml:space="preserve">All hypothesis sections are now interpreted through negotiator-level relational predictors rather than descriptive case labels.</w:t>
       </w:r>
     </w:p>
-    <w:bookmarkEnd w:id="10"/>
-    <w:bookmarkStart w:id="11" w:name="predictor-glossary-and-abbreviations"/>
+    <w:bookmarkEnd w:id="11"/>
+    <w:bookmarkStart w:id="12" w:name="predictor-glossary-and-abbreviations"/>
     <w:p>
       <w:pPr>
         <w:pStyle w:val="Heading2"/>
@@ -97,13 +154,13 @@
         <w:rPr>
           <w:rStyle w:val="VerbatimChar"/>
         </w:rPr>
-        <w:t xml:space="preserve">judged_ingroup, judged_outgroup</w:t>
-      </w:r>
-      <w:r>
-        <w:t xml:space="preserve"> </w:t>
-      </w:r>
-      <w:r>
-        <w:t xml:space="preserve">[N1 In, N1 Out]: N1 contrasts relative to the N1 control-labeled baseline. Used in H1/H3.</w:t>
+        <w:t xml:space="preserve">victim_N1_groupIn, victim_N1_groupOut</w:t>
+      </w:r>
+      <w:r>
+        <w:t xml:space="preserve"> </w:t>
+      </w:r>
+      <w:r>
+        <w:t xml:space="preserve">[V-N1 In, V-N1 Out]: Victim-to-N1 contrasts relative to the control-labeled baseline. Used in H1/H2/H3 Victim and Bystander.</w:t>
       </w:r>
       <w:r>
         <w:t xml:space="preserve"> </w:t>
@@ -118,13 +175,13 @@
         <w:rPr>
           <w:rStyle w:val="VerbatimChar"/>
         </w:rPr>
-        <w:t xml:space="preserve">counterpart_ingroup, counterpart_outgroup</w:t>
-      </w:r>
-      <w:r>
-        <w:t xml:space="preserve"> </w:t>
-      </w:r>
-      <w:r>
-        <w:t xml:space="preserve">[N2 In, N2 Out]: N2 contrasts relative to the N2 control-labeled baseline. Used in H1/H3.</w:t>
+        <w:t xml:space="preserve">victim_N2_groupIn, victim_N2_groupOut</w:t>
+      </w:r>
+      <w:r>
+        <w:t xml:space="preserve"> </w:t>
+      </w:r>
+      <w:r>
+        <w:t xml:space="preserve">[V-N2 In, V-N2 Out]: Victim-to-N2 contrasts relative to the control-labeled baseline. Used in H1/H2/H3 Victim and Bystander.</w:t>
       </w:r>
       <w:r>
         <w:t xml:space="preserve"> </w:t>
@@ -139,13 +196,13 @@
         <w:rPr>
           <w:rStyle w:val="VerbatimChar"/>
         </w:rPr>
-        <w:t xml:space="preserve">decision_accept</w:t>
-      </w:r>
-      <w:r>
-        <w:t xml:space="preserve"> </w:t>
-      </w:r>
-      <w:r>
-        <w:t xml:space="preserve">[Acc]: Accepted harmful deal relative to rejected harmful deal. Used in H1/H3.</w:t>
+        <w:t xml:space="preserve">bystander_N1_groupIn, bystander_N1_groupOut</w:t>
+      </w:r>
+      <w:r>
+        <w:t xml:space="preserve"> </w:t>
+      </w:r>
+      <w:r>
+        <w:t xml:space="preserve">[B-N1 In, B-N1 Out]: Bystander-to-N1 contrasts relative to the control-labeled baseline. Used in H1/H2/H3 Bystander.</w:t>
       </w:r>
       <w:r>
         <w:t xml:space="preserve"> </w:t>
@@ -160,13 +217,13 @@
         <w:rPr>
           <w:rStyle w:val="VerbatimChar"/>
         </w:rPr>
-        <w:t xml:space="preserve">observer_victim_outgroup</w:t>
-      </w:r>
-      <w:r>
-        <w:t xml:space="preserve"> </w:t>
-      </w:r>
-      <w:r>
-        <w:t xml:space="preserve">[V Out (Obs)]: Observer-only victim outgroup contrast; excluded from victim-only formulas. Used in H1/H3 Bystander only.</w:t>
+        <w:t xml:space="preserve">bystander_N2_groupIn, bystander_N2_groupOut</w:t>
+      </w:r>
+      <w:r>
+        <w:t xml:space="preserve"> </w:t>
+      </w:r>
+      <w:r>
+        <w:t xml:space="preserve">[B-N2 In, B-N2 Out]: Bystander-to-N2 contrasts relative to the control-labeled baseline. Used in H1/H2/H3 Bystander.</w:t>
       </w:r>
       <w:r>
         <w:t xml:space="preserve"> </w:t>
@@ -181,13 +238,13 @@
         <w:rPr>
           <w:rStyle w:val="VerbatimChar"/>
         </w:rPr>
-        <w:t xml:space="preserve">h2_negstruct_*</w:t>
-      </w:r>
-      <w:r>
-        <w:t xml:space="preserve"> </w:t>
-      </w:r>
-      <w:r>
-        <w:t xml:space="preserve">[N1 …, N2 …]: H2 joint N1/N2 structure dummies with reference N1 Ctl, N2 Ctl. Used in H2 Victim and Bystander.</w:t>
+        <w:t xml:space="preserve">bystander_victim_groupOut</w:t>
+      </w:r>
+      <w:r>
+        <w:t xml:space="preserve"> </w:t>
+      </w:r>
+      <w:r>
+        <w:t xml:space="preserve">[B-V Out]: Bystander-victim outgroup contrast with bystander-victim ingroup as the reference. Used in H1/H2/H3 Bystander.</w:t>
       </w:r>
       <w:r>
         <w:t xml:space="preserve"> </w:t>
@@ -202,13 +259,13 @@
         <w:rPr>
           <w:rStyle w:val="VerbatimChar"/>
         </w:rPr>
-        <w:t xml:space="preserve">player_victim_outgroup</w:t>
-      </w:r>
-      <w:r>
-        <w:t xml:space="preserve"> </w:t>
-      </w:r>
-      <w:r>
-        <w:t xml:space="preserve">[V Out]: Observer-side player-victim outgroup contrast with player-victim ingroup as the reference. Used in H2 Bystander only.</w:t>
+        <w:t xml:space="preserve">N1_N2_same_faculty</w:t>
+      </w:r>
+      <w:r>
+        <w:t xml:space="preserve"> </w:t>
+      </w:r>
+      <w:r>
+        <w:t xml:space="preserve">[SameFac]: Context indicator for whether N1 and N2 belong to the same faculty. Used in H1/H2/H3 Victim and Bystander.</w:t>
       </w:r>
       <w:r>
         <w:t xml:space="preserve"> </w:t>
@@ -223,13 +280,13 @@
         <w:rPr>
           <w:rStyle w:val="VerbatimChar"/>
         </w:rPr>
-        <w:t xml:space="preserve">player_victim_outgroup:h2_negstruct_*</w:t>
-      </w:r>
-      <w:r>
-        <w:t xml:space="preserve"> </w:t>
-      </w:r>
-      <w:r>
-        <w:t xml:space="preserve">[V Out x N1 …, N2 …]: Bystander-only H2 interaction: whether the negotiator-side structure changes when player and victim are outgroup-aligned. Used in H2 Bystander only.</w:t>
+        <w:t xml:space="preserve">victim_N1_group*:victim_N2_group*</w:t>
+      </w:r>
+      <w:r>
+        <w:t xml:space="preserve"> </w:t>
+      </w:r>
+      <w:r>
+        <w:t xml:space="preserve">[V-N1 x V-N2]: Victim-side N1-by-N2 interaction block. Used in H2/H3 Victim and Bystander.</w:t>
       </w:r>
       <w:r>
         <w:t xml:space="preserve"> </w:t>
@@ -244,13 +301,13 @@
         <w:rPr>
           <w:rStyle w:val="VerbatimChar"/>
         </w:rPr>
-        <w:t xml:space="preserve">decision_accept:judged_*</w:t>
-      </w:r>
-      <w:r>
-        <w:t xml:space="preserve"> </w:t>
-      </w:r>
-      <w:r>
-        <w:t xml:space="preserve">[Acc x N1 …]: H3 decision-by-judged-status interaction block. Used in H3.</w:t>
+        <w:t xml:space="preserve">bystander_N1_group*:bystander_N2_group*</w:t>
+      </w:r>
+      <w:r>
+        <w:t xml:space="preserve"> </w:t>
+      </w:r>
+      <w:r>
+        <w:t xml:space="preserve">[B-N1 x B-N2]: Bystander-side N1-by-N2 interaction block. Used in H2/H3 Bystander.</w:t>
       </w:r>
       <w:r>
         <w:t xml:space="preserve"> </w:t>
@@ -265,13 +322,97 @@
         <w:rPr>
           <w:rStyle w:val="VerbatimChar"/>
         </w:rPr>
-        <w:t xml:space="preserve">iri_*:judged_*</w:t>
-      </w:r>
-      <w:r>
-        <w:t xml:space="preserve"> </w:t>
-      </w:r>
-      <w:r>
-        <w:t xml:space="preserve">[FS / EC / PT / PD x N1 …]: H3 empathy-by-judged-status interaction block. Used in H3.</w:t>
+        <w:t xml:space="preserve">bystander_victim_group*:bystander_N1_group*</w:t>
+      </w:r>
+      <w:r>
+        <w:t xml:space="preserve"> </w:t>
+      </w:r>
+      <w:r>
+        <w:t xml:space="preserve">[B-V x B-N1]: Bystander-victim by bystander-N1 interaction block. Used in H2/H3 Bystander.</w:t>
+      </w:r>
+      <w:r>
+        <w:t xml:space="preserve"> </w:t>
+      </w:r>
+      <w:r>
+        <w:t xml:space="preserve">-</w:t>
+      </w:r>
+      <w:r>
+        <w:t xml:space="preserve"> </w:t>
+      </w:r>
+      <w:r>
+        <w:rPr>
+          <w:rStyle w:val="VerbatimChar"/>
+        </w:rPr>
+        <w:t xml:space="preserve">bystander_victim_group*:bystander_N2_group*</w:t>
+      </w:r>
+      <w:r>
+        <w:t xml:space="preserve"> </w:t>
+      </w:r>
+      <w:r>
+        <w:t xml:space="preserve">[B-V x B-N2]: Bystander-victim by bystander-N2 interaction block. Used in H2/H3 Bystander.</w:t>
+      </w:r>
+      <w:r>
+        <w:t xml:space="preserve"> </w:t>
+      </w:r>
+      <w:r>
+        <w:t xml:space="preserve">-</w:t>
+      </w:r>
+      <w:r>
+        <w:t xml:space="preserve"> </w:t>
+      </w:r>
+      <w:r>
+        <w:rPr>
+          <w:rStyle w:val="VerbatimChar"/>
+        </w:rPr>
+        <w:t xml:space="preserve">iri_*:victim_N*_group*</w:t>
+      </w:r>
+      <w:r>
+        <w:t xml:space="preserve"> </w:t>
+      </w:r>
+      <w:r>
+        <w:t xml:space="preserve">[FS / EC / PT / PD x V-N…]: Empathy-by-victim-side relational interaction block. Used in H3 Victim.</w:t>
+      </w:r>
+      <w:r>
+        <w:t xml:space="preserve"> </w:t>
+      </w:r>
+      <w:r>
+        <w:t xml:space="preserve">-</w:t>
+      </w:r>
+      <w:r>
+        <w:t xml:space="preserve"> </w:t>
+      </w:r>
+      <w:r>
+        <w:rPr>
+          <w:rStyle w:val="VerbatimChar"/>
+        </w:rPr>
+        <w:t xml:space="preserve">iri_*:bystander_N*_group*</w:t>
+      </w:r>
+      <w:r>
+        <w:t xml:space="preserve"> </w:t>
+      </w:r>
+      <w:r>
+        <w:t xml:space="preserve">[FS / EC / PT / PD x B-N…]: Empathy-by-bystander-side relational interaction block. Used in H3 Bystander.</w:t>
+      </w:r>
+      <w:r>
+        <w:t xml:space="preserve"> </w:t>
+      </w:r>
+      <w:r>
+        <w:t xml:space="preserve">-</w:t>
+      </w:r>
+      <w:r>
+        <w:t xml:space="preserve"> </w:t>
+      </w:r>
+      <w:r>
+        <w:rPr>
+          <w:rStyle w:val="VerbatimChar"/>
+        </w:rPr>
+        <w:t xml:space="preserve">iri_*:bystander_victim_group*</w:t>
+      </w:r>
+      <w:r>
+        <w:t xml:space="preserve"> </w:t>
+      </w:r>
+      <w:r>
+        <w:t xml:space="preserve">[FS / EC / PT / PD x B-V]: Empathy-by-bystander-victim interaction block. Used in H3 Bystander.</w:t>
       </w:r>
       <w:r>
         <w:t xml:space="preserve"> </w:t>
@@ -357,30 +498,9 @@
       <w:r>
         <w:t xml:space="preserve">[SES]: Economic status in original units. Used in H1/H2/H3.</w:t>
       </w:r>
-      <w:r>
-        <w:t xml:space="preserve"> </w:t>
-      </w:r>
-      <w:r>
-        <w:t xml:space="preserve">-</w:t>
-      </w:r>
-      <w:r>
-        <w:t xml:space="preserve"> </w:t>
-      </w:r>
-      <w:r>
-        <w:rPr>
-          <w:rStyle w:val="VerbatimChar"/>
-        </w:rPr>
-        <w:t xml:space="preserve">factor(negotiator_slot)</w:t>
-      </w:r>
-      <w:r>
-        <w:t xml:space="preserve"> </w:t>
-      </w:r>
-      <w:r>
-        <w:t xml:space="preserve">[Slot 2]: Negotiator slot contrast with slot 1 as the reference. Used in H1/H2/H3.</w:t>
-      </w:r>
-    </w:p>
-    <w:bookmarkEnd w:id="11"/>
-    <w:bookmarkStart w:id="12" w:name="interpretation-of-interaction-terms"/>
+    </w:p>
+    <w:bookmarkEnd w:id="12"/>
+    <w:bookmarkStart w:id="13" w:name="interpretation-of-interaction-terms"/>
     <w:p>
       <w:pPr>
         <w:pStyle w:val="Heading2"/>
@@ -406,17 +526,7 @@
         </w:numPr>
       </w:pPr>
       <w:r>
-        <w:rPr>
-          <w:b/>
-          <w:bCs/>
-        </w:rPr>
-        <w:t xml:space="preserve">Interaction Subsumption:</w:t>
-      </w:r>
-      <w:r>
-        <w:t xml:space="preserve"> </w:t>
-      </w:r>
-      <w:r>
-        <w:t xml:space="preserve">When an interaction term is statistically significant, it indicates that the effect of one variable depends on the level of the other. Crucially, if the interaction is significant but the constituent main effects are not explicitly significant, their effects are fully subsumed and contextualized by the interaction.</w:t>
+        <w:t xml:space="preserve">Interaction subsumption: when an interaction term is statistically significant, the effect of one variable depends on the other.</w:t>
       </w:r>
     </w:p>
     <w:p>
@@ -428,17 +538,7 @@
         </w:numPr>
       </w:pPr>
       <w:r>
-        <w:rPr>
-          <w:b/>
-          <w:bCs/>
-        </w:rPr>
-        <w:t xml:space="preserve">Continuous by Discrete Interactions:</w:t>
-      </w:r>
-      <w:r>
-        <w:t xml:space="preserve"> </w:t>
-      </w:r>
-      <w:r>
-        <w:t xml:space="preserve">For terms like</w:t>
+        <w:t xml:space="preserve">Continuous-by-discrete interactions: for terms like</w:t>
       </w:r>
       <w:r>
         <w:t xml:space="preserve"> </w:t>
@@ -447,10 +547,10 @@
         <w:rPr>
           <w:rStyle w:val="VerbatimChar"/>
         </w:rPr>
-        <w:t xml:space="preserve">iri_pt:judged_outgroup</w:t>
-      </w:r>
-      <w:r>
-        <w:t xml:space="preserve">, a negative coefficient implies that the severity of moral judgment (lower score) induced by higher empathy is steeper (magnified) when evaluating an outgroup negotiator relative to the control-labeled baseline. A positive coefficient would mean empathy makes judgments less severe for that outgroup condition.</w:t>
+        <w:t xml:space="preserve">iri_pt:victim_N1_groupOut</w:t>
+      </w:r>
+      <w:r>
+        <w:t xml:space="preserve">, a negative coefficient means the empathy slope is more negative under that outgroup condition than under the control-labeled baseline.</w:t>
       </w:r>
     </w:p>
     <w:p>
@@ -462,17 +562,7 @@
         </w:numPr>
       </w:pPr>
       <w:r>
-        <w:rPr>
-          <w:b/>
-          <w:bCs/>
-        </w:rPr>
-        <w:t xml:space="preserve">Discrete by Discrete Interactions:</w:t>
-      </w:r>
-      <w:r>
-        <w:t xml:space="preserve"> </w:t>
-      </w:r>
-      <w:r>
-        <w:t xml:space="preserve">For terms like</w:t>
+        <w:t xml:space="preserve">Discrete-by-discrete interactions: for terms like</w:t>
       </w:r>
       <w:r>
         <w:t xml:space="preserve"> </w:t>
@@ -481,14 +571,14 @@
         <w:rPr>
           <w:rStyle w:val="VerbatimChar"/>
         </w:rPr>
-        <w:t xml:space="preserve">judged_outgroup:decision_accept</w:t>
-      </w:r>
-      <w:r>
-        <w:t xml:space="preserve">, a positive coefficient implies that the change in moral judgment when moving from rejecting a deal to accepting a deal is more positive (less morally condemned) for an outgroup negotiator than for the control-labeled baseline condition.</w:t>
-      </w:r>
-    </w:p>
-    <w:bookmarkEnd w:id="12"/>
-    <w:bookmarkStart w:id="14" w:name="hypothesis-significance-summary"/>
+        <w:t xml:space="preserve">bystander_N1_groupOut:bystander_N2_groupOut</w:t>
+      </w:r>
+      <w:r>
+        <w:t xml:space="preserve">, a positive coefficient means the joint relational condition is associated with less severe condemnation than expected from the baseline profile.</w:t>
+      </w:r>
+    </w:p>
+    <w:bookmarkEnd w:id="13"/>
+    <w:bookmarkStart w:id="15" w:name="hypothesis-significance-summary"/>
     <w:p>
       <w:pPr>
         <w:pStyle w:val="Heading2"/>
@@ -502,103 +592,56 @@
         <w:pStyle w:val="FirstParagraph"/>
       </w:pPr>
       <w:r>
-        <w:t xml:space="preserve">Only hypothesis-relevant predictors with p &lt; 0.10 in the available Tobit models are shown below, split into victim and bystander subset tables. Symbols follow the rule</w:t>
-      </w:r>
-      <w:r>
-        <w:t xml:space="preserve"> </w:t>
+        <w:t xml:space="preserve">Only hypothesis-relevant predictors with p &lt; 0.10 in the available Tobit random-intercept models are shown below, split into victim and bystander subset tables. Significance symbols follow plus, one-star, two-star, and three-star thresholds. Dynamic figures are generated only for predictors that appear here with at least one significance symbol.</w:t>
+      </w:r>
+      <w:r>
+        <w:t xml:space="preserve"> </w:t>
+      </w:r>
+      <w:r>
+        <w:t xml:space="preserve">### Victim subset</w:t>
+      </w:r>
+      <w:r>
+        <w:t xml:space="preserve"> </w:t>
+      </w:r>
+      <w:r>
+        <w:t xml:space="preserve">| Hypothesis | Tobit (random intercepts) support |</w:t>
+      </w:r>
+      <w:r>
+        <w:t xml:space="preserve"> </w:t>
+      </w:r>
+      <w:r>
+        <w:t xml:space="preserve">| — | — |</w:t>
+      </w:r>
+      <w:r>
+        <w:t xml:space="preserve"> </w:t>
+      </w:r>
+      <w:r>
+        <w:t xml:space="preserve">| H1 | PT* |</w:t>
+      </w:r>
+      <w:r>
+        <w:t xml:space="preserve"> </w:t>
+      </w:r>
+      <w:r>
+        <w:t xml:space="preserve">| H2 | None |</w:t>
+      </w:r>
+      <w:r>
+        <w:t xml:space="preserve"> </w:t>
+      </w:r>
+      <w:r>
+        <w:t xml:space="preserve">| H3 | PT x V-N1 Out</w:t>
       </w:r>
       <w:r>
         <w:rPr>
-          <w:rStyle w:val="VerbatimChar"/>
+          <w:i/>
+          <w:iCs/>
         </w:rPr>
-        <w:t xml:space="preserve">+</w:t>
-      </w:r>
-      <w:r>
-        <w:t xml:space="preserve"> </w:t>
-      </w:r>
-      <w:r>
-        <w:t xml:space="preserve">for p &lt; 0.10,</w:t>
-      </w:r>
-      <w:r>
-        <w:t xml:space="preserve"> </w:t>
-      </w:r>
-      <w:r>
-        <w:rPr>
-          <w:rStyle w:val="VerbatimChar"/>
-        </w:rPr>
-        <w:t xml:space="preserve">*</w:t>
-      </w:r>
-      <w:r>
-        <w:t xml:space="preserve"> </w:t>
-      </w:r>
-      <w:r>
-        <w:t xml:space="preserve">for p &lt; 0.05,</w:t>
-      </w:r>
-      <w:r>
-        <w:t xml:space="preserve"> </w:t>
-      </w:r>
-      <w:r>
-        <w:rPr>
-          <w:rStyle w:val="VerbatimChar"/>
-        </w:rPr>
-        <w:t xml:space="preserve">**</w:t>
-      </w:r>
-      <w:r>
-        <w:t xml:space="preserve"> </w:t>
-      </w:r>
-      <w:r>
-        <w:t xml:space="preserve">for p &lt; 0.01, and</w:t>
-      </w:r>
-      <w:r>
-        <w:t xml:space="preserve"> </w:t>
-      </w:r>
-      <w:r>
-        <w:rPr>
-          <w:rStyle w:val="VerbatimChar"/>
-        </w:rPr>
-        <w:t xml:space="preserve">***</w:t>
-      </w:r>
-      <w:r>
-        <w:t xml:space="preserve"> </w:t>
-      </w:r>
-      <w:r>
-        <w:t xml:space="preserve">for p &lt; 0.001. Dynamic figures are generated only for predictors that appear here with at least one significance symbol.</w:t>
-      </w:r>
-      <w:r>
-        <w:t xml:space="preserve"> </w:t>
-      </w:r>
-      <w:r>
-        <w:t xml:space="preserve">### Victim subset</w:t>
-      </w:r>
-      <w:r>
-        <w:t xml:space="preserve"> </w:t>
-      </w:r>
-      <w:r>
-        <w:t xml:space="preserve">| Hypothesis | Tobit support |</w:t>
-      </w:r>
-      <w:r>
-        <w:t xml:space="preserve"> </w:t>
-      </w:r>
-      <w:r>
-        <w:t xml:space="preserve">| — | — |</w:t>
-      </w:r>
-      <w:r>
-        <w:t xml:space="preserve"> </w:t>
-      </w:r>
-      <w:r>
-        <w:t xml:space="preserve">| H1 | PT* |</w:t>
-      </w:r>
-      <w:r>
-        <w:t xml:space="preserve"> </w:t>
-      </w:r>
-      <w:r>
-        <w:t xml:space="preserve">| H2 | None |</w:t>
-      </w:r>
-      <w:r>
-        <w:t xml:space="preserve"> </w:t>
-      </w:r>
-      <w:r>
-        <w:t xml:space="preserve">| H3 | PT x N1-In*; PT x N1-Out+ |</w:t>
+        <w:t xml:space="preserve">; EC x V-N1 Out</w:t>
+      </w:r>
+      <w:r>
+        <w:t xml:space="preserve"> </w:t>
+      </w:r>
+      <w:r>
+        <w:t xml:space="preserve">|</w:t>
       </w:r>
       <w:r>
         <w:t xml:space="preserve"> </w:t>
@@ -614,10 +657,10 @@
         <w:t xml:space="preserve"> </w:t>
       </w:r>
       <w:r>
-        <w:t xml:space="preserve">Abbrev.: FS / EC / PT / PD = IRI subscales; N1 = judged negotiator; N2 = counterpart negotiator; V = victim-side player-victim relation in observer models; Vic / Obs = victim / observer subset; In / Out / Ctl = ingroup / outgroup / control label hidden; Acc / Rej = accepted / rejected harmful deal; SES = economic status.</w:t>
-      </w:r>
-    </w:p>
-    <w:bookmarkStart w:id="13" w:name="bystander-subset"/>
+        <w:t xml:space="preserve">Abbrev.: EC = empathic concern; PT = perspective taking; N1 = judged negotiator; V-N1 = victim-negotiator 1 relation.</w:t>
+      </w:r>
+    </w:p>
+    <w:bookmarkStart w:id="14" w:name="bystander-subset"/>
     <w:p>
       <w:pPr>
         <w:pStyle w:val="Heading3"/>
@@ -658,7 +701,7 @@
               <w:pStyle w:val="Compact"/>
             </w:pPr>
             <w:r>
-              <w:t xml:space="preserve">Tobit support</w:t>
+              <w:t xml:space="preserve">Tobit (random intercepts) support</w:t>
             </w:r>
           </w:p>
         </w:tc>
@@ -706,7 +749,7 @@
               <w:pStyle w:val="Compact"/>
             </w:pPr>
             <w:r>
-              <w:t xml:space="preserve">N1 Out, N2 In+</w:t>
+              <w:t xml:space="preserve">B-V Out*; V-N2 In+; B-N2 Out+; B-N2 In+; B-N1 In x B-N2 In+</w:t>
             </w:r>
           </w:p>
         </w:tc>
@@ -730,7 +773,7 @@
               <w:pStyle w:val="Compact"/>
             </w:pPr>
             <w:r>
-              <w:t xml:space="preserve">None</w:t>
+              <w:t xml:space="preserve">B-N1 Out x FS*; B-V Out x PD+; B-N2 Out x PT+</w:t>
             </w:r>
           </w:p>
         </w:tc>
@@ -751,12 +794,12 @@
         <w:t xml:space="preserve"> </w:t>
       </w:r>
       <w:r>
-        <w:t xml:space="preserve">Abbrev.: FS / EC / PT / PD = IRI subscales; N1 = judged negotiator; N2 = counterpart negotiator; V = victim-side player-victim relation in observer models; Vic / Obs = victim / observer subset; In / Out / Ctl = ingroup / outgroup / control label hidden; Acc / Rej = accepted / rejected harmful deal; SES = economic status.</w:t>
-      </w:r>
-    </w:p>
-    <w:bookmarkEnd w:id="13"/>
+        <w:t xml:space="preserve">Abbrev.: FS = fantasy; PT = perspective taking; PD = personal distress; N1 = judged negotiator; N2 = counterpart negotiator; B-V = bystander-victim relation; V-N2 = victim-negotiator 2 relation; B-N1 = bystander-negotiator 1 relation; B-N2 = bystander-negotiator 2 relation.</w:t>
+      </w:r>
+    </w:p>
     <w:bookmarkEnd w:id="14"/>
-    <w:bookmarkStart w:id="30" w:name="significance-driven-figures"/>
+    <w:bookmarkEnd w:id="15"/>
+    <w:bookmarkStart w:id="52" w:name="significance-driven-figures"/>
     <w:p>
       <w:pPr>
         <w:pStyle w:val="Heading2"/>
@@ -785,7 +828,7 @@
         <w:t xml:space="preserve"> </w:t>
       </w:r>
       <w:r>
-        <w:t xml:space="preserve">are visualized automatically. These figures rely on the saved Tobit fits, and</w:t>
+        <w:t xml:space="preserve">are visualized automatically. These figures rely on the saved Tobit random-intercepts fits, and</w:t>
       </w:r>
       <w:r>
         <w:t xml:space="preserve"> </w:t>
@@ -803,7 +846,7 @@
         <w:t xml:space="preserve">remains only an inference-level clustering unit.</w:t>
       </w:r>
     </w:p>
-    <w:bookmarkStart w:id="18" w:name="empathy-effect"/>
+    <w:bookmarkStart w:id="19" w:name="empathy-effect"/>
     <w:p>
       <w:pPr>
         <w:pStyle w:val="Heading3"/>
@@ -817,7 +860,7 @@
         <w:pStyle w:val="FirstParagraph"/>
       </w:pPr>
       <w:r>
-        <w:t xml:space="preserve">Empathy: Perspective taking is statistically significant in the Tobit model (*, p = 0.010). The figure below shows that across the observed range, higher Empathy: Perspective taking corresponds to higher predicted judgment.</w:t>
+        <w:t xml:space="preserve">Empathy: Perspective taking is statistically significant in the Tobit random-intercepts model (*, p = 0.017). The figure below shows that across the observed range, higher Empathy: Perspective taking corresponds to higher predicted judgment.</w:t>
       </w:r>
     </w:p>
     <w:p>
@@ -829,18 +872,18 @@
           <wp:inline>
             <wp:extent cx="5334000" cy="3758045"/>
             <wp:effectExtent b="0" l="0" r="0" t="0"/>
-            <wp:docPr descr="Effect Plot for Empathy: Perspective taking in Empathy Effect. The panels show predicted judgments on the observed -9 to 9 scale with 95% confidence intervals. Abbrev.: FS / EC / PT / PD = IRI subscales; N1 = judged negotiator; N2 = counterpart negotiator; V = victim-side player-victim relation in observer models; Vic / Obs = victim / observer subset; In / Out / Ctl = ingroup / outgroup / control label hidden; Acc / Rej = accepted / rejected harmful deal; SES = economic status." title="" id="16" name="Picture"/>
+            <wp:docPr descr="Effect Plot for Empathy: Perspective taking in Empathy Effect. The panels show predicted judgments on the observed -9 to 9 scale with 95% confidence intervals. Abbrev.: FS / EC / PT / PD = IRI subscales; N1 / N2 = negotiator 1 / negotiator 2; B-V = bystander-victim relation; V-N1 / V-N2 = victim-negotiator relations; B-N1 / B-N2 = bystander-negotiator relations; Vic / Obs = victim / observer subset; In / Out / Ctl = ingroup / outgroup / control label hidden; SameFac = N1 and N2 same faculty; SES = economic status." title="" id="17" name="Picture"/>
             <a:graphic>
               <a:graphicData uri="http://schemas.openxmlformats.org/drawingml/2006/picture">
                 <pic:pic>
                   <pic:nvPicPr>
-                    <pic:cNvPr descr="../figures/figure_sig_H1_iri_pt_h1_empathy_perspective_taking.png" id="17" name="Picture"/>
+                    <pic:cNvPr descr="../figures/figure_sig_H1_iri_pt_h1_empathy_perspective_taking.png" id="18" name="Picture"/>
                     <pic:cNvPicPr>
                       <a:picLocks noChangeArrowheads="1" noChangeAspect="1"/>
                     </pic:cNvPicPr>
                   </pic:nvPicPr>
                   <pic:blipFill>
-                    <a:blip r:embed="rId15"/>
+                    <a:blip r:embed="rId16"/>
                     <a:stretch>
                       <a:fillRect/>
                     </a:stretch>
@@ -872,11 +915,11 @@
         <w:pStyle w:val="ImageCaption"/>
       </w:pPr>
       <w:r>
-        <w:t xml:space="preserve">Effect Plot for Empathy: Perspective taking in Empathy Effect. The panels show predicted judgments on the observed -9 to 9 scale with 95% confidence intervals. Abbrev.: FS / EC / PT / PD = IRI subscales; N1 = judged negotiator; N2 = counterpart negotiator; V = victim-side player-victim relation in observer models; Vic / Obs = victim / observer subset; In / Out / Ctl = ingroup / outgroup / control label hidden; Acc / Rej = accepted / rejected harmful deal; SES = economic status.</w:t>
-      </w:r>
-    </w:p>
-    <w:bookmarkEnd w:id="18"/>
-    <w:bookmarkStart w:id="22" w:name="negotiator-side-structure"/>
+        <w:t xml:space="preserve">Effect Plot for Empathy: Perspective taking in Empathy Effect. The panels show predicted judgments on the observed -9 to 9 scale with 95% confidence intervals. Abbrev.: FS / EC / PT / PD = IRI subscales; N1 / N2 = negotiator 1 / negotiator 2; B-V = bystander-victim relation; V-N1 / V-N2 = victim-negotiator relations; B-N1 / B-N2 = bystander-negotiator relations; Vic / Obs = victim / observer subset; In / Out / Ctl = ingroup / outgroup / control label hidden; SameFac = N1 and N2 same faculty; SES = economic status.</w:t>
+      </w:r>
+    </w:p>
+    <w:bookmarkEnd w:id="19"/>
+    <w:bookmarkStart w:id="35" w:name="negotiator-side-structure"/>
     <w:p>
       <w:pPr>
         <w:pStyle w:val="Heading3"/>
@@ -890,7 +933,7 @@
         <w:pStyle w:val="FirstParagraph"/>
       </w:pPr>
       <w:r>
-        <w:t xml:space="preserve">Negotiator-side structure: N1 outgroup, N2 ingroup (ref = N1 control label hidden, N2 control label hidden) is statistically significant in the Tobit model (+, p = 0.054). The figure below shows that predicted judgment is lower for N1 Out, N2 In than for Ref: N1 Ctl, N2 Ctl.</w:t>
+        <w:t xml:space="preserve">Bystander-victim: Outgroup (ref = Ingroup) is statistically significant in the Tobit random-intercepts model (*, p = 0.035). The figure below shows that predicted judgment is lower for B-V Out than for B-V In.</w:t>
       </w:r>
     </w:p>
     <w:p>
@@ -902,18 +945,18 @@
           <wp:inline>
             <wp:extent cx="5334000" cy="3758045"/>
             <wp:effectExtent b="0" l="0" r="0" t="0"/>
-            <wp:docPr descr="Grouped Prediction Plot for Negotiator-side structure: N1 outgroup, N2 ingroup (ref = N1 control label hidden, N2 control label hidden) in Negotiator-Side Structure. The panels show predicted judgments on the observed -9 to 9 scale with 95% confidence intervals. Abbrev.: FS / EC / PT / PD = IRI subscales; N1 = judged negotiator; N2 = counterpart negotiator; V = victim-side player-victim relation in observer models; Vic / Obs = victim / observer subset; In / Out / Ctl = ingroup / outgroup / control label hidden; Acc / Rej = accepted / rejected harmful deal; SES = economic status." title="" id="20" name="Picture"/>
+            <wp:docPr descr="Grouped Prediction Plot for Bystander-victim: Outgroup (ref = Ingroup) in Negotiator-Side Structure. The panels show predicted judgments on the observed -9 to 9 scale with 95% confidence intervals. Abbrev.: FS / EC / PT / PD = IRI subscales; N1 / N2 = negotiator 1 / negotiator 2; B-V = bystander-victim relation; V-N1 / V-N2 = victim-negotiator relations; B-N1 / B-N2 = bystander-negotiator relations; Vic / Obs = victim / observer subset; In / Out / Ctl = ingroup / outgroup / control label hidden; SameFac = N1 and N2 same faculty; SES = economic status." title="" id="21" name="Picture"/>
             <a:graphic>
               <a:graphicData uri="http://schemas.openxmlformats.org/drawingml/2006/picture">
                 <pic:pic>
                   <pic:nvPicPr>
-                    <pic:cNvPr descr="../figures/figure_sig_H2_h2_negstruct_j_out_c_in_h2_negotiator_side_structure_n1_outgroup_n2_ingroup_ref_n1_control_label_hidden_n2_control.png" id="21" name="Picture"/>
+                    <pic:cNvPr descr="../figures/figure_sig_H2_bystander_victim_groupout_h2_bystander_victim_outgroup_ref_ingroup.png" id="22" name="Picture"/>
                     <pic:cNvPicPr>
                       <a:picLocks noChangeArrowheads="1" noChangeAspect="1"/>
                     </pic:cNvPicPr>
                   </pic:nvPicPr>
                   <pic:blipFill>
-                    <a:blip r:embed="rId19"/>
+                    <a:blip r:embed="rId20"/>
                     <a:stretch>
                       <a:fillRect/>
                     </a:stretch>
@@ -945,25 +988,15 @@
         <w:pStyle w:val="ImageCaption"/>
       </w:pPr>
       <w:r>
-        <w:t xml:space="preserve">Grouped Prediction Plot for Negotiator-side structure: N1 outgroup, N2 ingroup (ref = N1 control label hidden, N2 control label hidden) in Negotiator-Side Structure. The panels show predicted judgments on the observed -9 to 9 scale with 95% confidence intervals. Abbrev.: FS / EC / PT / PD = IRI subscales; N1 = judged negotiator; N2 = counterpart negotiator; V = victim-side player-victim relation in observer models; Vic / Obs = victim / observer subset; In / Out / Ctl = ingroup / outgroup / control label hidden; Acc / Rej = accepted / rejected harmful deal; SES = economic status.</w:t>
-      </w:r>
-    </w:p>
-    <w:bookmarkEnd w:id="22"/>
-    <w:bookmarkStart w:id="29" w:name="empathy-x-judged-status"/>
-    <w:p>
-      <w:pPr>
-        <w:pStyle w:val="Heading3"/>
-      </w:pPr>
-      <w:r>
-        <w:t xml:space="preserve">Empathy x Judged Status</w:t>
-      </w:r>
-    </w:p>
-    <w:p>
-      <w:pPr>
-        <w:pStyle w:val="FirstParagraph"/>
-      </w:pPr>
-      <w:r>
-        <w:t xml:space="preserve">Empathy: Perspective taking x N1 ingroup is statistically significant in the Tobit model (*, p = 0.040). The figure below shows that the predicted relationship rises most sharply for Empathy: Perspective taking when the condition is N1 In.</w:t>
+        <w:t xml:space="preserve">Grouped Prediction Plot for Bystander-victim: Outgroup (ref = Ingroup) in Negotiator-Side Structure. The panels show predicted judgments on the observed -9 to 9 scale with 95% confidence intervals. Abbrev.: FS / EC / PT / PD = IRI subscales; N1 / N2 = negotiator 1 / negotiator 2; B-V = bystander-victim relation; V-N1 / V-N2 = victim-negotiator relations; B-N1 / B-N2 = bystander-negotiator relations; Vic / Obs = victim / observer subset; In / Out / Ctl = ingroup / outgroup / control label hidden; SameFac = N1 and N2 same faculty; SES = economic status.</w:t>
+      </w:r>
+    </w:p>
+    <w:p>
+      <w:pPr>
+        <w:pStyle w:val="BodyText"/>
+      </w:pPr>
+      <w:r>
+        <w:t xml:space="preserve">Victim-N2: Ingroup (ref = Control) is statistically significant in the Tobit random-intercepts model (+, p = 0.071). The figure below shows that predicted judgment is higher for V-N2 In than for V-N2 Ctl.</w:t>
       </w:r>
     </w:p>
     <w:p>
@@ -973,20 +1006,209 @@
       <w:r>
         <w:drawing>
           <wp:inline>
-            <wp:extent cx="5334000" cy="4485409"/>
+            <wp:extent cx="5334000" cy="3758045"/>
             <wp:effectExtent b="0" l="0" r="0" t="0"/>
-            <wp:docPr descr="Interaction Plot for Empathy: Perspective taking x N1 ingroup in Empathy x Judged Status. The panels show predicted judgments on the observed -9 to 9 scale with 95% confidence intervals. Abbrev.: FS / EC / PT / PD = IRI subscales; N1 = judged negotiator; N2 = counterpart negotiator; V = victim-side player-victim relation in observer models; Vic / Obs = victim / observer subset; In / Out / Ctl = ingroup / outgroup / control label hidden; Acc / Rej = accepted / rejected harmful deal; SES = economic status." title="" id="24" name="Picture"/>
+            <wp:docPr descr="Grouped Prediction Plot for Victim-N2: Ingroup (ref = Control) in Negotiator-Side Structure. The panels show predicted judgments on the observed -9 to 9 scale with 95% confidence intervals. Abbrev.: FS / EC / PT / PD = IRI subscales; N1 / N2 = negotiator 1 / negotiator 2; B-V = bystander-victim relation; V-N1 / V-N2 = victim-negotiator relations; B-N1 / B-N2 = bystander-negotiator relations; Vic / Obs = victim / observer subset; In / Out / Ctl = ingroup / outgroup / control label hidden; SameFac = N1 and N2 same faculty; SES = economic status." title="" id="24" name="Picture"/>
             <a:graphic>
               <a:graphicData uri="http://schemas.openxmlformats.org/drawingml/2006/picture">
                 <pic:pic>
                   <pic:nvPicPr>
-                    <pic:cNvPr descr="../figures/figure_sig_H3_iri_pt_judged_ingroup_h3_empathy_perspective_taking_x_n1_ingroup.png" id="25" name="Picture"/>
+                    <pic:cNvPr descr="../figures/figure_sig_H2_victim_n2_groupin_h2_victim_n2_ingroup_ref_control.png" id="25" name="Picture"/>
                     <pic:cNvPicPr>
                       <a:picLocks noChangeArrowheads="1" noChangeAspect="1"/>
                     </pic:cNvPicPr>
                   </pic:nvPicPr>
                   <pic:blipFill>
                     <a:blip r:embed="rId23"/>
+                    <a:stretch>
+                      <a:fillRect/>
+                    </a:stretch>
+                  </pic:blipFill>
+                  <pic:spPr bwMode="auto">
+                    <a:xfrm>
+                      <a:off x="0" y="0"/>
+                      <a:ext cx="5334000" cy="3758045"/>
+                    </a:xfrm>
+                    <a:prstGeom prst="rect">
+                      <a:avLst/>
+                    </a:prstGeom>
+                    <a:noFill/>
+                    <a:ln w="9525">
+                      <a:noFill/>
+                      <a:headEnd/>
+                      <a:tailEnd/>
+                    </a:ln>
+                  </pic:spPr>
+                </pic:pic>
+              </a:graphicData>
+            </a:graphic>
+          </wp:inline>
+        </w:drawing>
+      </w:r>
+    </w:p>
+    <w:p>
+      <w:pPr>
+        <w:pStyle w:val="ImageCaption"/>
+      </w:pPr>
+      <w:r>
+        <w:t xml:space="preserve">Grouped Prediction Plot for Victim-N2: Ingroup (ref = Control) in Negotiator-Side Structure. The panels show predicted judgments on the observed -9 to 9 scale with 95% confidence intervals. Abbrev.: FS / EC / PT / PD = IRI subscales; N1 / N2 = negotiator 1 / negotiator 2; B-V = bystander-victim relation; V-N1 / V-N2 = victim-negotiator relations; B-N1 / B-N2 = bystander-negotiator relations; Vic / Obs = victim / observer subset; In / Out / Ctl = ingroup / outgroup / control label hidden; SameFac = N1 and N2 same faculty; SES = economic status.</w:t>
+      </w:r>
+    </w:p>
+    <w:p>
+      <w:pPr>
+        <w:pStyle w:val="BodyText"/>
+      </w:pPr>
+      <w:r>
+        <w:t xml:space="preserve">Bystander-N2: Outgroup (ref = Control) is statistically significant in the Tobit random-intercepts model (+, p = 0.073). The figure below shows that predicted judgment is lower for B-N2 Out than for B-N2 Ctl.</w:t>
+      </w:r>
+    </w:p>
+    <w:p>
+      <w:pPr>
+        <w:pStyle w:val="CaptionedFigure"/>
+      </w:pPr>
+      <w:r>
+        <w:drawing>
+          <wp:inline>
+            <wp:extent cx="5334000" cy="3758045"/>
+            <wp:effectExtent b="0" l="0" r="0" t="0"/>
+            <wp:docPr descr="Grouped Prediction Plot for Bystander-N2: Outgroup (ref = Control) in Negotiator-Side Structure. The panels show predicted judgments on the observed -9 to 9 scale with 95% confidence intervals. Abbrev.: FS / EC / PT / PD = IRI subscales; N1 / N2 = negotiator 1 / negotiator 2; B-V = bystander-victim relation; V-N1 / V-N2 = victim-negotiator relations; B-N1 / B-N2 = bystander-negotiator relations; Vic / Obs = victim / observer subset; In / Out / Ctl = ingroup / outgroup / control label hidden; SameFac = N1 and N2 same faculty; SES = economic status." title="" id="27" name="Picture"/>
+            <a:graphic>
+              <a:graphicData uri="http://schemas.openxmlformats.org/drawingml/2006/picture">
+                <pic:pic>
+                  <pic:nvPicPr>
+                    <pic:cNvPr descr="../figures/figure_sig_H2_bystander_n2_groupout_h2_bystander_n2_outgroup_ref_control.png" id="28" name="Picture"/>
+                    <pic:cNvPicPr>
+                      <a:picLocks noChangeArrowheads="1" noChangeAspect="1"/>
+                    </pic:cNvPicPr>
+                  </pic:nvPicPr>
+                  <pic:blipFill>
+                    <a:blip r:embed="rId26"/>
+                    <a:stretch>
+                      <a:fillRect/>
+                    </a:stretch>
+                  </pic:blipFill>
+                  <pic:spPr bwMode="auto">
+                    <a:xfrm>
+                      <a:off x="0" y="0"/>
+                      <a:ext cx="5334000" cy="3758045"/>
+                    </a:xfrm>
+                    <a:prstGeom prst="rect">
+                      <a:avLst/>
+                    </a:prstGeom>
+                    <a:noFill/>
+                    <a:ln w="9525">
+                      <a:noFill/>
+                      <a:headEnd/>
+                      <a:tailEnd/>
+                    </a:ln>
+                  </pic:spPr>
+                </pic:pic>
+              </a:graphicData>
+            </a:graphic>
+          </wp:inline>
+        </w:drawing>
+      </w:r>
+    </w:p>
+    <w:p>
+      <w:pPr>
+        <w:pStyle w:val="ImageCaption"/>
+      </w:pPr>
+      <w:r>
+        <w:t xml:space="preserve">Grouped Prediction Plot for Bystander-N2: Outgroup (ref = Control) in Negotiator-Side Structure. The panels show predicted judgments on the observed -9 to 9 scale with 95% confidence intervals. Abbrev.: FS / EC / PT / PD = IRI subscales; N1 / N2 = negotiator 1 / negotiator 2; B-V = bystander-victim relation; V-N1 / V-N2 = victim-negotiator relations; B-N1 / B-N2 = bystander-negotiator relations; Vic / Obs = victim / observer subset; In / Out / Ctl = ingroup / outgroup / control label hidden; SameFac = N1 and N2 same faculty; SES = economic status.</w:t>
+      </w:r>
+    </w:p>
+    <w:p>
+      <w:pPr>
+        <w:pStyle w:val="BodyText"/>
+      </w:pPr>
+      <w:r>
+        <w:t xml:space="preserve">Bystander-N2: Ingroup (ref = Control) is statistically significant in the Tobit random-intercepts model (+, p = 0.083). The figure below shows that predicted judgment is lower for B-N2 In than for B-N2 Ctl.</w:t>
+      </w:r>
+    </w:p>
+    <w:p>
+      <w:pPr>
+        <w:pStyle w:val="CaptionedFigure"/>
+      </w:pPr>
+      <w:r>
+        <w:drawing>
+          <wp:inline>
+            <wp:extent cx="5334000" cy="3758045"/>
+            <wp:effectExtent b="0" l="0" r="0" t="0"/>
+            <wp:docPr descr="Grouped Prediction Plot for Bystander-N2: Ingroup (ref = Control) in Negotiator-Side Structure. The panels show predicted judgments on the observed -9 to 9 scale with 95% confidence intervals. Abbrev.: FS / EC / PT / PD = IRI subscales; N1 / N2 = negotiator 1 / negotiator 2; B-V = bystander-victim relation; V-N1 / V-N2 = victim-negotiator relations; B-N1 / B-N2 = bystander-negotiator relations; Vic / Obs = victim / observer subset; In / Out / Ctl = ingroup / outgroup / control label hidden; SameFac = N1 and N2 same faculty; SES = economic status." title="" id="30" name="Picture"/>
+            <a:graphic>
+              <a:graphicData uri="http://schemas.openxmlformats.org/drawingml/2006/picture">
+                <pic:pic>
+                  <pic:nvPicPr>
+                    <pic:cNvPr descr="../figures/figure_sig_H2_bystander_n2_groupin_h2_bystander_n2_ingroup_ref_control.png" id="31" name="Picture"/>
+                    <pic:cNvPicPr>
+                      <a:picLocks noChangeArrowheads="1" noChangeAspect="1"/>
+                    </pic:cNvPicPr>
+                  </pic:nvPicPr>
+                  <pic:blipFill>
+                    <a:blip r:embed="rId29"/>
+                    <a:stretch>
+                      <a:fillRect/>
+                    </a:stretch>
+                  </pic:blipFill>
+                  <pic:spPr bwMode="auto">
+                    <a:xfrm>
+                      <a:off x="0" y="0"/>
+                      <a:ext cx="5334000" cy="3758045"/>
+                    </a:xfrm>
+                    <a:prstGeom prst="rect">
+                      <a:avLst/>
+                    </a:prstGeom>
+                    <a:noFill/>
+                    <a:ln w="9525">
+                      <a:noFill/>
+                      <a:headEnd/>
+                      <a:tailEnd/>
+                    </a:ln>
+                  </pic:spPr>
+                </pic:pic>
+              </a:graphicData>
+            </a:graphic>
+          </wp:inline>
+        </w:drawing>
+      </w:r>
+    </w:p>
+    <w:p>
+      <w:pPr>
+        <w:pStyle w:val="ImageCaption"/>
+      </w:pPr>
+      <w:r>
+        <w:t xml:space="preserve">Grouped Prediction Plot for Bystander-N2: Ingroup (ref = Control) in Negotiator-Side Structure. The panels show predicted judgments on the observed -9 to 9 scale with 95% confidence intervals. Abbrev.: FS / EC / PT / PD = IRI subscales; N1 / N2 = negotiator 1 / negotiator 2; B-V = bystander-victim relation; V-N1 / V-N2 = victim-negotiator relations; B-N1 / B-N2 = bystander-negotiator relations; Vic / Obs = victim / observer subset; In / Out / Ctl = ingroup / outgroup / control label hidden; SameFac = N1 and N2 same faculty; SES = economic status.</w:t>
+      </w:r>
+    </w:p>
+    <w:p>
+      <w:pPr>
+        <w:pStyle w:val="BodyText"/>
+      </w:pPr>
+      <w:r>
+        <w:t xml:space="preserve">Bystander-N1: Ingroup (ref = Control) x Bystander-N2: Ingroup (ref = Control) is statistically significant in the Tobit random-intercepts model (+, p = 0.098). The figure below shows that the predicted relationship rises most sharply for bystander_N1_group when the condition is B-N2 Ctl.</w:t>
+      </w:r>
+    </w:p>
+    <w:p>
+      <w:pPr>
+        <w:pStyle w:val="CaptionedFigure"/>
+      </w:pPr>
+      <w:r>
+        <w:drawing>
+          <wp:inline>
+            <wp:extent cx="5334000" cy="4485409"/>
+            <wp:effectExtent b="0" l="0" r="0" t="0"/>
+            <wp:docPr descr="Interaction Plot for Bystander-N1: Ingroup (ref = Control) x Bystander-N2: Ingroup (ref = Control) in Negotiator-Side Structure. The panels show predicted judgments on the observed -9 to 9 scale with 95% confidence intervals. Abbrev.: FS / EC / PT / PD = IRI subscales; N1 / N2 = negotiator 1 / negotiator 2; B-V = bystander-victim relation; V-N1 / V-N2 = victim-negotiator relations; B-N1 / B-N2 = bystander-negotiator relations; Vic / Obs = victim / observer subset; In / Out / Ctl = ingroup / outgroup / control label hidden; SameFac = N1 and N2 same faculty; SES = economic status." title="" id="33" name="Picture"/>
+            <a:graphic>
+              <a:graphicData uri="http://schemas.openxmlformats.org/drawingml/2006/picture">
+                <pic:pic>
+                  <pic:nvPicPr>
+                    <pic:cNvPr descr="../figures/figure_sig_H2_bystander_n1_groupin_bystander_n2_groupin_h2_bystander_n1_ingroup_ref_control_x_bystander_n2_ingroup_ref_control.png" id="34" name="Picture"/>
+                    <pic:cNvPicPr>
+                      <a:picLocks noChangeArrowheads="1" noChangeAspect="1"/>
+                    </pic:cNvPicPr>
+                  </pic:nvPicPr>
+                  <pic:blipFill>
+                    <a:blip r:embed="rId32"/>
                     <a:stretch>
                       <a:fillRect/>
                     </a:stretch>
@@ -1018,15 +1240,25 @@
         <w:pStyle w:val="ImageCaption"/>
       </w:pPr>
       <w:r>
-        <w:t xml:space="preserve">Interaction Plot for Empathy: Perspective taking x N1 ingroup in Empathy x Judged Status. The panels show predicted judgments on the observed -9 to 9 scale with 95% confidence intervals. Abbrev.: FS / EC / PT / PD = IRI subscales; N1 = judged negotiator; N2 = counterpart negotiator; V = victim-side player-victim relation in observer models; Vic / Obs = victim / observer subset; In / Out / Ctl = ingroup / outgroup / control label hidden; Acc / Rej = accepted / rejected harmful deal; SES = economic status.</w:t>
-      </w:r>
-    </w:p>
-    <w:p>
-      <w:pPr>
-        <w:pStyle w:val="BodyText"/>
-      </w:pPr>
-      <w:r>
-        <w:t xml:space="preserve">Empathy: Perspective taking x N1 outgroup is statistically significant in the Tobit model (+, p = 0.050). The figure below shows that the predicted relationship rises most sharply for Empathy: Perspective taking when the condition is N1 Out.</w:t>
+        <w:t xml:space="preserve">Interaction Plot for Bystander-N1: Ingroup (ref = Control) x Bystander-N2: Ingroup (ref = Control) in Negotiator-Side Structure. The panels show predicted judgments on the observed -9 to 9 scale with 95% confidence intervals. Abbrev.: FS / EC / PT / PD = IRI subscales; N1 / N2 = negotiator 1 / negotiator 2; B-V = bystander-victim relation; V-N1 / V-N2 = victim-negotiator relations; B-N1 / B-N2 = bystander-negotiator relations; Vic / Obs = victim / observer subset; In / Out / Ctl = ingroup / outgroup / control label hidden; SameFac = N1 and N2 same faculty; SES = economic status.</w:t>
+      </w:r>
+    </w:p>
+    <w:bookmarkEnd w:id="35"/>
+    <w:bookmarkStart w:id="51" w:name="empathy-x-relational-status"/>
+    <w:p>
+      <w:pPr>
+        <w:pStyle w:val="Heading3"/>
+      </w:pPr>
+      <w:r>
+        <w:t xml:space="preserve">Empathy x Relational Status</w:t>
+      </w:r>
+    </w:p>
+    <w:p>
+      <w:pPr>
+        <w:pStyle w:val="FirstParagraph"/>
+      </w:pPr>
+      <w:r>
+        <w:t xml:space="preserve">Empathy: Perspective taking x Victim-N1: Outgroup (ref = Control) is statistically significant in the Tobit random-intercepts model (*, p = 0.014). The figure below shows that the predicted relationship rises most sharply for Empathy: Perspective taking when the condition is V-N1 Out.</w:t>
       </w:r>
     </w:p>
     <w:p>
@@ -1038,18 +1270,18 @@
           <wp:inline>
             <wp:extent cx="5334000" cy="4485409"/>
             <wp:effectExtent b="0" l="0" r="0" t="0"/>
-            <wp:docPr descr="Interaction Plot for Empathy: Perspective taking x N1 outgroup in Empathy x Judged Status. The panels show predicted judgments on the observed -9 to 9 scale with 95% confidence intervals. Abbrev.: FS / EC / PT / PD = IRI subscales; N1 = judged negotiator; N2 = counterpart negotiator; V = victim-side player-victim relation in observer models; Vic / Obs = victim / observer subset; In / Out / Ctl = ingroup / outgroup / control label hidden; Acc / Rej = accepted / rejected harmful deal; SES = economic status." title="" id="27" name="Picture"/>
+            <wp:docPr descr="Interaction Plot for Empathy: Perspective taking x Victim-N1: Outgroup (ref = Control) in Empathy x Relational Status. The panels show predicted judgments on the observed -9 to 9 scale with 95% confidence intervals. Abbrev.: FS / EC / PT / PD = IRI subscales; N1 / N2 = negotiator 1 / negotiator 2; B-V = bystander-victim relation; V-N1 / V-N2 = victim-negotiator relations; B-N1 / B-N2 = bystander-negotiator relations; Vic / Obs = victim / observer subset; In / Out / Ctl = ingroup / outgroup / control label hidden; SameFac = N1 and N2 same faculty; SES = economic status." title="" id="37" name="Picture"/>
             <a:graphic>
               <a:graphicData uri="http://schemas.openxmlformats.org/drawingml/2006/picture">
                 <pic:pic>
                   <pic:nvPicPr>
-                    <pic:cNvPr descr="../figures/figure_sig_H3_iri_pt_judged_outgroup_h3_empathy_perspective_taking_x_n1_outgroup.png" id="28" name="Picture"/>
+                    <pic:cNvPr descr="../figures/figure_sig_H3_iri_pt_victim_n1_groupout_h3_empathy_perspective_taking_x_victim_n1_outgroup_ref_control.png" id="38" name="Picture"/>
                     <pic:cNvPicPr>
                       <a:picLocks noChangeArrowheads="1" noChangeAspect="1"/>
                     </pic:cNvPicPr>
                   </pic:nvPicPr>
                   <pic:blipFill>
-                    <a:blip r:embed="rId26"/>
+                    <a:blip r:embed="rId36"/>
                     <a:stretch>
                       <a:fillRect/>
                     </a:stretch>
@@ -1081,76 +1313,15 @@
         <w:pStyle w:val="ImageCaption"/>
       </w:pPr>
       <w:r>
-        <w:t xml:space="preserve">Interaction Plot for Empathy: Perspective taking x N1 outgroup in Empathy x Judged Status. The panels show predicted judgments on the observed -9 to 9 scale with 95% confidence intervals. Abbrev.: FS / EC / PT / PD = IRI subscales; N1 = judged negotiator; N2 = counterpart negotiator; V = victim-side player-victim relation in observer models; Vic / Obs = victim / observer subset; In / Out / Ctl = ingroup / outgroup / control label hidden; Acc / Rej = accepted / rejected harmful deal; SES = economic status.</w:t>
-      </w:r>
-    </w:p>
-    <w:bookmarkEnd w:id="29"/>
-    <w:bookmarkEnd w:id="30"/>
-    <w:bookmarkStart w:id="69" w:name="all-significant-predictors-p-.10"/>
-    <w:p>
-      <w:pPr>
-        <w:pStyle w:val="Heading2"/>
-      </w:pPr>
-      <w:r>
-        <w:t xml:space="preserve">All Significant Predictors (p &lt; .10)</w:t>
-      </w:r>
-    </w:p>
-    <w:p>
-      <w:pPr>
-        <w:pStyle w:val="FirstParagraph"/>
-      </w:pPr>
-      <w:r>
-        <w:t xml:space="preserve">The following figures extend beyond the hypothesis-target terms and visualize every predictor that reaches</w:t>
-      </w:r>
-      <w:r>
-        <w:t xml:space="preserve"> </w:t>
-      </w:r>
-      <w:r>
-        <w:rPr>
-          <w:rStyle w:val="VerbatimChar"/>
-        </w:rPr>
-        <w:t xml:space="preserve">p &lt; .10</w:t>
-      </w:r>
-      <w:r>
-        <w:t xml:space="preserve"> </w:t>
-      </w:r>
-      <w:r>
-        <w:t xml:space="preserve">in the available H1-H3 Tobit models. This includes significant controls such as age when they clear the threshold.</w:t>
-      </w:r>
-    </w:p>
-    <w:bookmarkStart w:id="52" w:name="judgments_bystander"/>
-    <w:p>
-      <w:pPr>
-        <w:pStyle w:val="Heading3"/>
-      </w:pPr>
-      <w:r>
-        <w:t xml:space="preserve">judgments_bystander</w:t>
-      </w:r>
-    </w:p>
-    <w:p>
-      <w:pPr>
-        <w:pStyle w:val="FirstParagraph"/>
-      </w:pPr>
-      <w:r>
-        <w:t xml:space="preserve">Harm Accepted is statistically significant in:</w:t>
-      </w:r>
-      <w:r>
-        <w:t xml:space="preserve"> </w:t>
-      </w:r>
-      <w:r>
-        <w:t xml:space="preserve">- Empathy Effect Model B (Tobit)</w:t>
-      </w:r>
-      <w:r>
-        <w:t xml:space="preserve"> </w:t>
-      </w:r>
-      <w:r>
-        <w:t xml:space="preserve">- Empathy x Judged Status Model B (Tobit)</w:t>
-      </w:r>
-      <w:r>
-        <w:t xml:space="preserve"> </w:t>
-      </w:r>
-      <w:r>
-        <w:t xml:space="preserve">The figure below shows that predicted judgment is lower for Acc than for Rej.</w:t>
+        <w:t xml:space="preserve">Interaction Plot for Empathy: Perspective taking x Victim-N1: Outgroup (ref = Control) in Empathy x Relational Status. The panels show predicted judgments on the observed -9 to 9 scale with 95% confidence intervals. Abbrev.: FS / EC / PT / PD = IRI subscales; N1 / N2 = negotiator 1 / negotiator 2; B-V = bystander-victim relation; V-N1 / V-N2 = victim-negotiator relations; B-N1 / B-N2 = bystander-negotiator relations; Vic / Obs = victim / observer subset; In / Out / Ctl = ingroup / outgroup / control label hidden; SameFac = N1 and N2 same faculty; SES = economic status.</w:t>
+      </w:r>
+    </w:p>
+    <w:p>
+      <w:pPr>
+        <w:pStyle w:val="BodyText"/>
+      </w:pPr>
+      <w:r>
+        <w:t xml:space="preserve">Empathy: Empathic concern x Victim-N1: Outgroup (ref = Control) is statistically significant in the Tobit random-intercepts model (*, p = 0.036). The figure below shows that the predicted relationship falls most sharply for Empathy: Empathic concern when the condition is V-N1 Out.</w:t>
       </w:r>
     </w:p>
     <w:p>
@@ -1160,20 +1331,20 @@
       <w:r>
         <w:drawing>
           <wp:inline>
-            <wp:extent cx="5334000" cy="3758045"/>
+            <wp:extent cx="5334000" cy="4485409"/>
             <wp:effectExtent b="0" l="0" r="0" t="0"/>
-            <wp:docPr descr="Grouped Prediction Plot for Harm Accepted in the judgments_bystander. The panels show predicted judgments on the observed -9 to 9 scale with 95% confidence intervals. Abbrev.: FS / EC / PT / PD = IRI subscales; N1 = judged negotiator; N2 = counterpart negotiator; V = victim-side player-victim relation in observer models; Vic / Obs = victim / observer subset; In / Out / Ctl = ingroup / outgroup / control label hidden; Acc / Rej = accepted / rejected harmful deal; SES = economic status." title="" id="32" name="Picture"/>
+            <wp:docPr descr="Interaction Plot for Empathy: Empathic concern x Victim-N1: Outgroup (ref = Control) in Empathy x Relational Status. The panels show predicted judgments on the observed -9 to 9 scale with 95% confidence intervals. Abbrev.: FS / EC / PT / PD = IRI subscales; N1 / N2 = negotiator 1 / negotiator 2; B-V = bystander-victim relation; V-N1 / V-N2 = victim-negotiator relations; B-N1 / B-N2 = bystander-negotiator relations; Vic / Obs = victim / observer subset; In / Out / Ctl = ingroup / outgroup / control label hidden; SameFac = N1 and N2 same faculty; SES = economic status." title="" id="40" name="Picture"/>
             <a:graphic>
               <a:graphicData uri="http://schemas.openxmlformats.org/drawingml/2006/picture">
                 <pic:pic>
                   <pic:nvPicPr>
-                    <pic:cNvPr descr="../figures/figure_sig_all_judgments_bystander_decision_accept_judgments_bystander_harm_accepted.png" id="33" name="Picture"/>
+                    <pic:cNvPr descr="../figures/figure_sig_H3_iri_ec_victim_n1_groupout_h3_empathy_empathic_concern_x_victim_n1_outgroup_ref_control.png" id="41" name="Picture"/>
                     <pic:cNvPicPr>
                       <a:picLocks noChangeArrowheads="1" noChangeAspect="1"/>
                     </pic:cNvPicPr>
                   </pic:nvPicPr>
                   <pic:blipFill>
-                    <a:blip r:embed="rId31"/>
+                    <a:blip r:embed="rId39"/>
                     <a:stretch>
                       <a:fillRect/>
                     </a:stretch>
@@ -1181,7 +1352,7 @@
                   <pic:spPr bwMode="auto">
                     <a:xfrm>
                       <a:off x="0" y="0"/>
-                      <a:ext cx="5334000" cy="3758045"/>
+                      <a:ext cx="5334000" cy="4485409"/>
                     </a:xfrm>
                     <a:prstGeom prst="rect">
                       <a:avLst/>
@@ -1205,7 +1376,7 @@
         <w:pStyle w:val="ImageCaption"/>
       </w:pPr>
       <w:r>
-        <w:t xml:space="preserve">Grouped Prediction Plot for Harm Accepted in the judgments_bystander. The panels show predicted judgments on the observed -9 to 9 scale with 95% confidence intervals. Abbrev.: FS / EC / PT / PD = IRI subscales; N1 = judged negotiator; N2 = counterpart negotiator; V = victim-side player-victim relation in observer models; Vic / Obs = victim / observer subset; In / Out / Ctl = ingroup / outgroup / control label hidden; Acc / Rej = accepted / rejected harmful deal; SES = economic status.</w:t>
+        <w:t xml:space="preserve">Interaction Plot for Empathy: Empathic concern x Victim-N1: Outgroup (ref = Control) in Empathy x Relational Status. The panels show predicted judgments on the observed -9 to 9 scale with 95% confidence intervals. Abbrev.: FS / EC / PT / PD = IRI subscales; N1 / N2 = negotiator 1 / negotiator 2; B-V = bystander-victim relation; V-N1 / V-N2 = victim-negotiator relations; B-N1 / B-N2 = bystander-negotiator relations; Vic / Obs = victim / observer subset; In / Out / Ctl = ingroup / outgroup / control label hidden; SameFac = N1 and N2 same faculty; SES = economic status.</w:t>
       </w:r>
     </w:p>
     <w:p>
@@ -1213,31 +1384,7 @@
         <w:pStyle w:val="BodyText"/>
       </w:pPr>
       <w:r>
-        <w:t xml:space="preserve">Age is statistically significant in:</w:t>
-      </w:r>
-      <w:r>
-        <w:t xml:space="preserve"> </w:t>
-      </w:r>
-      <w:r>
-        <w:t xml:space="preserve">- Negotiator-Side Structure Model B (Tobit)</w:t>
-      </w:r>
-      <w:r>
-        <w:t xml:space="preserve"> </w:t>
-      </w:r>
-      <w:r>
-        <w:t xml:space="preserve">- Empathy x Judged Status Model B (Tobit)</w:t>
-      </w:r>
-      <w:r>
-        <w:t xml:space="preserve"> </w:t>
-      </w:r>
-      <w:r>
-        <w:t xml:space="preserve">- Empathy Effect Model B (Tobit)</w:t>
-      </w:r>
-      <w:r>
-        <w:t xml:space="preserve"> </w:t>
-      </w:r>
-      <w:r>
-        <w:t xml:space="preserve">The figure below shows that across the observed range, higher Age corresponds to higher predicted judgment.</w:t>
+        <w:t xml:space="preserve">Bystander-N1: Outgroup (ref = Control) x Empathy: Fantasy scale is statistically significant in the Tobit random-intercepts model (*, p = 0.039). The figure below shows that the predicted relationship falls most sharply for Empathy: Fantasy scale when the condition is B-N1 Out.</w:t>
       </w:r>
     </w:p>
     <w:p>
@@ -1247,20 +1394,20 @@
       <w:r>
         <w:drawing>
           <wp:inline>
-            <wp:extent cx="5334000" cy="3758045"/>
+            <wp:extent cx="5334000" cy="4485409"/>
             <wp:effectExtent b="0" l="0" r="0" t="0"/>
-            <wp:docPr descr="Effect Plot for Age in the judgments_bystander. The panels show predicted judgments on the observed -9 to 9 scale with 95% confidence intervals. Abbrev.: FS / EC / PT / PD = IRI subscales; N1 = judged negotiator; N2 = counterpart negotiator; V = victim-side player-victim relation in observer models; Vic / Obs = victim / observer subset; In / Out / Ctl = ingroup / outgroup / control label hidden; Acc / Rej = accepted / rejected harmful deal; SES = economic status." title="" id="35" name="Picture"/>
+            <wp:docPr descr="Interaction Plot for Bystander-N1: Outgroup (ref = Control) x Empathy: Fantasy scale in Empathy x Relational Status. The panels show predicted judgments on the observed -9 to 9 scale with 95% confidence intervals. Abbrev.: FS / EC / PT / PD = IRI subscales; N1 / N2 = negotiator 1 / negotiator 2; B-V = bystander-victim relation; V-N1 / V-N2 = victim-negotiator relations; B-N1 / B-N2 = bystander-negotiator relations; Vic / Obs = victim / observer subset; In / Out / Ctl = ingroup / outgroup / control label hidden; SameFac = N1 and N2 same faculty; SES = economic status." title="" id="43" name="Picture"/>
             <a:graphic>
               <a:graphicData uri="http://schemas.openxmlformats.org/drawingml/2006/picture">
                 <pic:pic>
                   <pic:nvPicPr>
-                    <pic:cNvPr descr="../figures/figure_sig_all_judgments_bystander_age_judgments_bystander_age.png" id="36" name="Picture"/>
+                    <pic:cNvPr descr="../figures/figure_sig_H3_bystander_n1_groupout_iri_fs_h3_bystander_n1_outgroup_ref_control_x_empathy_fantasy_scale.png" id="44" name="Picture"/>
                     <pic:cNvPicPr>
                       <a:picLocks noChangeArrowheads="1" noChangeAspect="1"/>
                     </pic:cNvPicPr>
                   </pic:nvPicPr>
                   <pic:blipFill>
-                    <a:blip r:embed="rId34"/>
+                    <a:blip r:embed="rId42"/>
                     <a:stretch>
                       <a:fillRect/>
                     </a:stretch>
@@ -1268,7 +1415,7 @@
                   <pic:spPr bwMode="auto">
                     <a:xfrm>
                       <a:off x="0" y="0"/>
-                      <a:ext cx="5334000" cy="3758045"/>
+                      <a:ext cx="5334000" cy="4485409"/>
                     </a:xfrm>
                     <a:prstGeom prst="rect">
                       <a:avLst/>
@@ -1292,7 +1439,7 @@
         <w:pStyle w:val="ImageCaption"/>
       </w:pPr>
       <w:r>
-        <w:t xml:space="preserve">Effect Plot for Age in the judgments_bystander. The panels show predicted judgments on the observed -9 to 9 scale with 95% confidence intervals. Abbrev.: FS / EC / PT / PD = IRI subscales; N1 = judged negotiator; N2 = counterpart negotiator; V = victim-side player-victim relation in observer models; Vic / Obs = victim / observer subset; In / Out / Ctl = ingroup / outgroup / control label hidden; Acc / Rej = accepted / rejected harmful deal; SES = economic status.</w:t>
+        <w:t xml:space="preserve">Interaction Plot for Bystander-N1: Outgroup (ref = Control) x Empathy: Fantasy scale in Empathy x Relational Status. The panels show predicted judgments on the observed -9 to 9 scale with 95% confidence intervals. Abbrev.: FS / EC / PT / PD = IRI subscales; N1 / N2 = negotiator 1 / negotiator 2; B-V = bystander-victim relation; V-N1 / V-N2 = victim-negotiator relations; B-N1 / B-N2 = bystander-negotiator relations; Vic / Obs = victim / observer subset; In / Out / Ctl = ingroup / outgroup / control label hidden; SameFac = N1 and N2 same faculty; SES = economic status.</w:t>
       </w:r>
     </w:p>
     <w:p>
@@ -1300,19 +1447,7 @@
         <w:pStyle w:val="BodyText"/>
       </w:pPr>
       <w:r>
-        <w:t xml:space="preserve">N1 outgroup is statistically significant in:</w:t>
-      </w:r>
-      <w:r>
-        <w:t xml:space="preserve"> </w:t>
-      </w:r>
-      <w:r>
-        <w:t xml:space="preserve">- Empathy x Judged Status Model B (Tobit)</w:t>
-      </w:r>
-      <w:r>
-        <w:t xml:space="preserve"> </w:t>
-      </w:r>
-      <w:r>
-        <w:t xml:space="preserve">The figure below shows that predicted judgment is lower for N1 Out than for N1 Ctl.</w:t>
+        <w:t xml:space="preserve">Bystander-victim: Outgroup (ref = Ingroup) x Empathy: Personal distress is statistically significant in the Tobit random-intercepts model (+, p = 0.064). The figure below shows that the predicted relationship rises most sharply for Empathy: Personal distress when the condition is B-V Out.</w:t>
       </w:r>
     </w:p>
     <w:p>
@@ -1322,20 +1457,20 @@
       <w:r>
         <w:drawing>
           <wp:inline>
-            <wp:extent cx="5334000" cy="3758045"/>
+            <wp:extent cx="5334000" cy="4485409"/>
             <wp:effectExtent b="0" l="0" r="0" t="0"/>
-            <wp:docPr descr="Grouped Prediction Plot for N1 outgroup in the judgments_bystander. The panels show predicted judgments on the observed -9 to 9 scale with 95% confidence intervals. Abbrev.: FS / EC / PT / PD = IRI subscales; N1 = judged negotiator; N2 = counterpart negotiator; V = victim-side player-victim relation in observer models; Vic / Obs = victim / observer subset; In / Out / Ctl = ingroup / outgroup / control label hidden; Acc / Rej = accepted / rejected harmful deal; SES = economic status." title="" id="38" name="Picture"/>
+            <wp:docPr descr="Interaction Plot for Bystander-victim: Outgroup (ref = Ingroup) x Empathy: Personal distress in Empathy x Relational Status. The panels show predicted judgments on the observed -9 to 9 scale with 95% confidence intervals. Abbrev.: FS / EC / PT / PD = IRI subscales; N1 / N2 = negotiator 1 / negotiator 2; B-V = bystander-victim relation; V-N1 / V-N2 = victim-negotiator relations; B-N1 / B-N2 = bystander-negotiator relations; Vic / Obs = victim / observer subset; In / Out / Ctl = ingroup / outgroup / control label hidden; SameFac = N1 and N2 same faculty; SES = economic status." title="" id="46" name="Picture"/>
             <a:graphic>
               <a:graphicData uri="http://schemas.openxmlformats.org/drawingml/2006/picture">
                 <pic:pic>
                   <pic:nvPicPr>
-                    <pic:cNvPr descr="../figures/figure_sig_all_judgments_bystander_judged_outgroup_judgments_bystander_n1_outgroup.png" id="39" name="Picture"/>
+                    <pic:cNvPr descr="../figures/figure_sig_H3_bystander_victim_groupout_iri_pd_h3_bystander_victim_outgroup_ref_ingroup_x_empathy_personal_distress.png" id="47" name="Picture"/>
                     <pic:cNvPicPr>
                       <a:picLocks noChangeArrowheads="1" noChangeAspect="1"/>
                     </pic:cNvPicPr>
                   </pic:nvPicPr>
                   <pic:blipFill>
-                    <a:blip r:embed="rId37"/>
+                    <a:blip r:embed="rId45"/>
                     <a:stretch>
                       <a:fillRect/>
                     </a:stretch>
@@ -1343,7 +1478,7 @@
                   <pic:spPr bwMode="auto">
                     <a:xfrm>
                       <a:off x="0" y="0"/>
-                      <a:ext cx="5334000" cy="3758045"/>
+                      <a:ext cx="5334000" cy="4485409"/>
                     </a:xfrm>
                     <a:prstGeom prst="rect">
                       <a:avLst/>
@@ -1367,7 +1502,7 @@
         <w:pStyle w:val="ImageCaption"/>
       </w:pPr>
       <w:r>
-        <w:t xml:space="preserve">Grouped Prediction Plot for N1 outgroup in the judgments_bystander. The panels show predicted judgments on the observed -9 to 9 scale with 95% confidence intervals. Abbrev.: FS / EC / PT / PD = IRI subscales; N1 = judged negotiator; N2 = counterpart negotiator; V = victim-side player-victim relation in observer models; Vic / Obs = victim / observer subset; In / Out / Ctl = ingroup / outgroup / control label hidden; Acc / Rej = accepted / rejected harmful deal; SES = economic status.</w:t>
+        <w:t xml:space="preserve">Interaction Plot for Bystander-victim: Outgroup (ref = Ingroup) x Empathy: Personal distress in Empathy x Relational Status. The panels show predicted judgments on the observed -9 to 9 scale with 95% confidence intervals. Abbrev.: FS / EC / PT / PD = IRI subscales; N1 / N2 = negotiator 1 / negotiator 2; B-V = bystander-victim relation; V-N1 / V-N2 = victim-negotiator relations; B-N1 / B-N2 = bystander-negotiator relations; Vic / Obs = victim / observer subset; In / Out / Ctl = ingroup / outgroup / control label hidden; SameFac = N1 and N2 same faculty; SES = economic status.</w:t>
       </w:r>
     </w:p>
     <w:p>
@@ -1375,19 +1510,7 @@
         <w:pStyle w:val="BodyText"/>
       </w:pPr>
       <w:r>
-        <w:t xml:space="preserve">N1 ingroup is statistically significant in:</w:t>
-      </w:r>
-      <w:r>
-        <w:t xml:space="preserve"> </w:t>
-      </w:r>
-      <w:r>
-        <w:t xml:space="preserve">- Empathy x Judged Status Model B (Tobit)</w:t>
-      </w:r>
-      <w:r>
-        <w:t xml:space="preserve"> </w:t>
-      </w:r>
-      <w:r>
-        <w:t xml:space="preserve">The figure below shows that predicted judgment is lower for N1 In than for N1 Ctl.</w:t>
+        <w:t xml:space="preserve">Bystander-N2: Outgroup (ref = Control) x Empathy: Perspective taking is statistically significant in the Tobit random-intercepts model (+, p = 0.084). The figure below shows that the predicted relationship rises most sharply for Empathy: Perspective taking when the condition is B-N2 Ctl.</w:t>
       </w:r>
     </w:p>
     <w:p>
@@ -1397,20 +1520,20 @@
       <w:r>
         <w:drawing>
           <wp:inline>
-            <wp:extent cx="5334000" cy="3758045"/>
+            <wp:extent cx="5334000" cy="4485409"/>
             <wp:effectExtent b="0" l="0" r="0" t="0"/>
-            <wp:docPr descr="Grouped Prediction Plot for N1 ingroup in the judgments_bystander. The panels show predicted judgments on the observed -9 to 9 scale with 95% confidence intervals. Abbrev.: FS / EC / PT / PD = IRI subscales; N1 = judged negotiator; N2 = counterpart negotiator; V = victim-side player-victim relation in observer models; Vic / Obs = victim / observer subset; In / Out / Ctl = ingroup / outgroup / control label hidden; Acc / Rej = accepted / rejected harmful deal; SES = economic status." title="" id="41" name="Picture"/>
+            <wp:docPr descr="Interaction Plot for Bystander-N2: Outgroup (ref = Control) x Empathy: Perspective taking in Empathy x Relational Status. The panels show predicted judgments on the observed -9 to 9 scale with 95% confidence intervals. Abbrev.: FS / EC / PT / PD = IRI subscales; N1 / N2 = negotiator 1 / negotiator 2; B-V = bystander-victim relation; V-N1 / V-N2 = victim-negotiator relations; B-N1 / B-N2 = bystander-negotiator relations; Vic / Obs = victim / observer subset; In / Out / Ctl = ingroup / outgroup / control label hidden; SameFac = N1 and N2 same faculty; SES = economic status." title="" id="49" name="Picture"/>
             <a:graphic>
               <a:graphicData uri="http://schemas.openxmlformats.org/drawingml/2006/picture">
                 <pic:pic>
                   <pic:nvPicPr>
-                    <pic:cNvPr descr="../figures/figure_sig_all_judgments_bystander_judged_ingroup_judgments_bystander_n1_ingroup.png" id="42" name="Picture"/>
+                    <pic:cNvPr descr="../figures/figure_sig_H3_bystander_n2_groupout_iri_pt_h3_bystander_n2_outgroup_ref_control_x_empathy_perspective_taking.png" id="50" name="Picture"/>
                     <pic:cNvPicPr>
                       <a:picLocks noChangeArrowheads="1" noChangeAspect="1"/>
                     </pic:cNvPicPr>
                   </pic:nvPicPr>
                   <pic:blipFill>
-                    <a:blip r:embed="rId40"/>
+                    <a:blip r:embed="rId48"/>
                     <a:stretch>
                       <a:fillRect/>
                     </a:stretch>
@@ -1418,7 +1541,7 @@
                   <pic:spPr bwMode="auto">
                     <a:xfrm>
                       <a:off x="0" y="0"/>
-                      <a:ext cx="5334000" cy="3758045"/>
+                      <a:ext cx="5334000" cy="4485409"/>
                     </a:xfrm>
                     <a:prstGeom prst="rect">
                       <a:avLst/>
@@ -1442,27 +1565,82 @@
         <w:pStyle w:val="ImageCaption"/>
       </w:pPr>
       <w:r>
-        <w:t xml:space="preserve">Grouped Prediction Plot for N1 ingroup in the judgments_bystander. The panels show predicted judgments on the observed -9 to 9 scale with 95% confidence intervals. Abbrev.: FS / EC / PT / PD = IRI subscales; N1 = judged negotiator; N2 = counterpart negotiator; V = victim-side player-victim relation in observer models; Vic / Obs = victim / observer subset; In / Out / Ctl = ingroup / outgroup / control label hidden; Acc / Rej = accepted / rejected harmful deal; SES = economic status.</w:t>
-      </w:r>
-    </w:p>
-    <w:p>
-      <w:pPr>
-        <w:pStyle w:val="BodyText"/>
-      </w:pPr>
-      <w:r>
-        <w:t xml:space="preserve">Negotiator-side structure: N1 outgroup, N2 ingroup (ref = N1 control label hidden, N2 control label hidden) is statistically significant in:</w:t>
-      </w:r>
-      <w:r>
-        <w:t xml:space="preserve"> </w:t>
-      </w:r>
-      <w:r>
-        <w:t xml:space="preserve">- Negotiator-Side Structure Model B (Tobit)</w:t>
-      </w:r>
-      <w:r>
-        <w:t xml:space="preserve"> </w:t>
-      </w:r>
-      <w:r>
-        <w:t xml:space="preserve">The figure below shows that predicted judgment is lower for N1 Out, N2 In than for Ref: N1 Ctl, N2 Ctl.</w:t>
+        <w:t xml:space="preserve">Interaction Plot for Bystander-N2: Outgroup (ref = Control) x Empathy: Perspective taking in Empathy x Relational Status. The panels show predicted judgments on the observed -9 to 9 scale with 95% confidence intervals. Abbrev.: FS / EC / PT / PD = IRI subscales; N1 / N2 = negotiator 1 / negotiator 2; B-V = bystander-victim relation; V-N1 / V-N2 = victim-negotiator relations; B-N1 / B-N2 = bystander-negotiator relations; Vic / Obs = victim / observer subset; In / Out / Ctl = ingroup / outgroup / control label hidden; SameFac = N1 and N2 same faculty; SES = economic status.</w:t>
+      </w:r>
+    </w:p>
+    <w:bookmarkEnd w:id="51"/>
+    <w:bookmarkEnd w:id="52"/>
+    <w:bookmarkStart w:id="106" w:name="all-significant-predictors-p-.10"/>
+    <w:p>
+      <w:pPr>
+        <w:pStyle w:val="Heading2"/>
+      </w:pPr>
+      <w:r>
+        <w:t xml:space="preserve">All Significant Predictors (p &lt; .10)</w:t>
+      </w:r>
+    </w:p>
+    <w:p>
+      <w:pPr>
+        <w:pStyle w:val="FirstParagraph"/>
+      </w:pPr>
+      <w:r>
+        <w:t xml:space="preserve">The following figures extend beyond the hypothesis-target terms and visualize every predictor that reaches</w:t>
+      </w:r>
+      <w:r>
+        <w:t xml:space="preserve"> </w:t>
+      </w:r>
+      <w:r>
+        <w:rPr>
+          <w:rStyle w:val="VerbatimChar"/>
+        </w:rPr>
+        <w:t xml:space="preserve">p &lt; .10</w:t>
+      </w:r>
+      <w:r>
+        <w:t xml:space="preserve"> </w:t>
+      </w:r>
+      <w:r>
+        <w:t xml:space="preserve">in the available H1-H3 Tobit random-intercepts models. This includes significant controls such as age when they clear the threshold.</w:t>
+      </w:r>
+    </w:p>
+    <w:bookmarkStart w:id="92" w:name="judgments_bystander"/>
+    <w:p>
+      <w:pPr>
+        <w:pStyle w:val="Heading3"/>
+      </w:pPr>
+      <w:r>
+        <w:t xml:space="preserve">judgments_bystander</w:t>
+      </w:r>
+    </w:p>
+    <w:p>
+      <w:pPr>
+        <w:pStyle w:val="FirstParagraph"/>
+      </w:pPr>
+      <w:r>
+        <w:t xml:space="preserve">Age is statistically significant in:</w:t>
+      </w:r>
+      <w:r>
+        <w:t xml:space="preserve"> </w:t>
+      </w:r>
+      <w:r>
+        <w:t xml:space="preserve">- Empathy x Relational Status Model B (Tobit random-intercepts)</w:t>
+      </w:r>
+      <w:r>
+        <w:t xml:space="preserve"> </w:t>
+      </w:r>
+      <w:r>
+        <w:t xml:space="preserve">- Negotiator-Side Structure Model B (Tobit random-intercepts)</w:t>
+      </w:r>
+      <w:r>
+        <w:t xml:space="preserve"> </w:t>
+      </w:r>
+      <w:r>
+        <w:t xml:space="preserve">- Empathy Effect Model B (Tobit random-intercepts)</w:t>
+      </w:r>
+      <w:r>
+        <w:t xml:space="preserve"> </w:t>
+      </w:r>
+      <w:r>
+        <w:t xml:space="preserve">The figure below shows that across the observed range, higher Age corresponds to higher predicted judgment.</w:t>
       </w:r>
     </w:p>
     <w:p>
@@ -1474,265 +1652,12 @@
           <wp:inline>
             <wp:extent cx="5334000" cy="3758045"/>
             <wp:effectExtent b="0" l="0" r="0" t="0"/>
-            <wp:docPr descr="Grouped Prediction Plot for Negotiator-side structure: N1 outgroup, N2 ingroup (ref = N1 control label hidden, N2 control label hidden) in the judgments_bystander. The panels show predicted judgments on the observed -9 to 9 scale with 95% confidence intervals. Abbrev.: FS / EC / PT / PD = IRI subscales; N1 = judged negotiator; N2 = counterpart negotiator; V = victim-side player-victim relation in observer models; Vic / Obs = victim / observer subset; In / Out / Ctl = ingroup / outgroup / control label hidden; Acc / Rej = accepted / rejected harmful deal; SES = economic status." title="" id="44" name="Picture"/>
+            <wp:docPr descr="Effect Plot for Age in the judgments_bystander. The panels show predicted judgments on the observed -9 to 9 scale with 95% confidence intervals. Abbrev.: FS / EC / PT / PD = IRI subscales; N1 / N2 = negotiator 1 / negotiator 2; B-V = bystander-victim relation; V-N1 / V-N2 = victim-negotiator relations; B-N1 / B-N2 = bystander-negotiator relations; Vic / Obs = victim / observer subset; In / Out / Ctl = ingroup / outgroup / control label hidden; SameFac = N1 and N2 same faculty; SES = economic status." title="" id="54" name="Picture"/>
             <a:graphic>
               <a:graphicData uri="http://schemas.openxmlformats.org/drawingml/2006/picture">
                 <pic:pic>
                   <pic:nvPicPr>
-                    <pic:cNvPr descr="../figures/figure_sig_all_judgments_bystander_h2_negstruct_j_out_c_in_judgments_bystander_negotiator_side_structure_n1_outgroup_n2_ingroup_ref_n1_control_label.png" id="45" name="Picture"/>
-                    <pic:cNvPicPr>
-                      <a:picLocks noChangeArrowheads="1" noChangeAspect="1"/>
-                    </pic:cNvPicPr>
-                  </pic:nvPicPr>
-                  <pic:blipFill>
-                    <a:blip r:embed="rId43"/>
-                    <a:stretch>
-                      <a:fillRect/>
-                    </a:stretch>
-                  </pic:blipFill>
-                  <pic:spPr bwMode="auto">
-                    <a:xfrm>
-                      <a:off x="0" y="0"/>
-                      <a:ext cx="5334000" cy="3758045"/>
-                    </a:xfrm>
-                    <a:prstGeom prst="rect">
-                      <a:avLst/>
-                    </a:prstGeom>
-                    <a:noFill/>
-                    <a:ln w="9525">
-                      <a:noFill/>
-                      <a:headEnd/>
-                      <a:tailEnd/>
-                    </a:ln>
-                  </pic:spPr>
-                </pic:pic>
-              </a:graphicData>
-            </a:graphic>
-          </wp:inline>
-        </w:drawing>
-      </w:r>
-    </w:p>
-    <w:p>
-      <w:pPr>
-        <w:pStyle w:val="ImageCaption"/>
-      </w:pPr>
-      <w:r>
-        <w:t xml:space="preserve">Grouped Prediction Plot for Negotiator-side structure: N1 outgroup, N2 ingroup (ref = N1 control label hidden, N2 control label hidden) in the judgments_bystander. The panels show predicted judgments on the observed -9 to 9 scale with 95% confidence intervals. Abbrev.: FS / EC / PT / PD = IRI subscales; N1 = judged negotiator; N2 = counterpart negotiator; V = victim-side player-victim relation in observer models; Vic / Obs = victim / observer subset; In / Out / Ctl = ingroup / outgroup / control label hidden; Acc / Rej = accepted / rejected harmful deal; SES = economic status.</w:t>
-      </w:r>
-    </w:p>
-    <w:p>
-      <w:pPr>
-        <w:pStyle w:val="BodyText"/>
-      </w:pPr>
-      <w:r>
-        <w:t xml:space="preserve">Engineering participant is statistically significant in:</w:t>
-      </w:r>
-      <w:r>
-        <w:t xml:space="preserve"> </w:t>
-      </w:r>
-      <w:r>
-        <w:t xml:space="preserve">- Empathy Effect Model B (Tobit)</w:t>
-      </w:r>
-      <w:r>
-        <w:t xml:space="preserve"> </w:t>
-      </w:r>
-      <w:r>
-        <w:t xml:space="preserve">- Empathy x Judged Status Model B (Tobit)</w:t>
-      </w:r>
-      <w:r>
-        <w:t xml:space="preserve"> </w:t>
-      </w:r>
-      <w:r>
-        <w:t xml:space="preserve">- Negotiator-Side Structure Model B (Tobit)</w:t>
-      </w:r>
-      <w:r>
-        <w:t xml:space="preserve"> </w:t>
-      </w:r>
-      <w:r>
-        <w:t xml:space="preserve">The figure below shows that predicted judgment is higher for Eng part. than for Hum part..</w:t>
-      </w:r>
-    </w:p>
-    <w:p>
-      <w:pPr>
-        <w:pStyle w:val="CaptionedFigure"/>
-      </w:pPr>
-      <w:r>
-        <w:drawing>
-          <wp:inline>
-            <wp:extent cx="5334000" cy="3758045"/>
-            <wp:effectExtent b="0" l="0" r="0" t="0"/>
-            <wp:docPr descr="Grouped Prediction Plot for Engineering participant in the judgments_bystander. The panels show predicted judgments on the observed -9 to 9 scale with 95% confidence intervals. Abbrev.: FS / EC / PT / PD = IRI subscales; N1 = judged negotiator; N2 = counterpart negotiator; V = victim-side player-victim relation in observer models; Vic / Obs = victim / observer subset; In / Out / Ctl = ingroup / outgroup / control label hidden; Acc / Rej = accepted / rejected harmful deal; SES = economic status." title="" id="47" name="Picture"/>
-            <a:graphic>
-              <a:graphicData uri="http://schemas.openxmlformats.org/drawingml/2006/picture">
-                <pic:pic>
-                  <pic:nvPicPr>
-                    <pic:cNvPr descr="../figures/figure_sig_all_judgments_bystander_participant_engineering_judgments_bystander_engineering_participant.png" id="48" name="Picture"/>
-                    <pic:cNvPicPr>
-                      <a:picLocks noChangeArrowheads="1" noChangeAspect="1"/>
-                    </pic:cNvPicPr>
-                  </pic:nvPicPr>
-                  <pic:blipFill>
-                    <a:blip r:embed="rId46"/>
-                    <a:stretch>
-                      <a:fillRect/>
-                    </a:stretch>
-                  </pic:blipFill>
-                  <pic:spPr bwMode="auto">
-                    <a:xfrm>
-                      <a:off x="0" y="0"/>
-                      <a:ext cx="5334000" cy="3758045"/>
-                    </a:xfrm>
-                    <a:prstGeom prst="rect">
-                      <a:avLst/>
-                    </a:prstGeom>
-                    <a:noFill/>
-                    <a:ln w="9525">
-                      <a:noFill/>
-                      <a:headEnd/>
-                      <a:tailEnd/>
-                    </a:ln>
-                  </pic:spPr>
-                </pic:pic>
-              </a:graphicData>
-            </a:graphic>
-          </wp:inline>
-        </w:drawing>
-      </w:r>
-    </w:p>
-    <w:p>
-      <w:pPr>
-        <w:pStyle w:val="ImageCaption"/>
-      </w:pPr>
-      <w:r>
-        <w:t xml:space="preserve">Grouped Prediction Plot for Engineering participant in the judgments_bystander. The panels show predicted judgments on the observed -9 to 9 scale with 95% confidence intervals. Abbrev.: FS / EC / PT / PD = IRI subscales; N1 = judged negotiator; N2 = counterpart negotiator; V = victim-side player-victim relation in observer models; Vic / Obs = victim / observer subset; In / Out / Ctl = ingroup / outgroup / control label hidden; Acc / Rej = accepted / rejected harmful deal; SES = economic status.</w:t>
-      </w:r>
-    </w:p>
-    <w:p>
-      <w:pPr>
-        <w:pStyle w:val="BodyText"/>
-      </w:pPr>
-      <w:r>
-        <w:t xml:space="preserve">Empathy: Perspective taking is statistically significant in:</w:t>
-      </w:r>
-      <w:r>
-        <w:t xml:space="preserve"> </w:t>
-      </w:r>
-      <w:r>
-        <w:t xml:space="preserve">- Empathy x Judged Status Model B (Tobit)</w:t>
-      </w:r>
-      <w:r>
-        <w:t xml:space="preserve"> </w:t>
-      </w:r>
-      <w:r>
-        <w:t xml:space="preserve">The figure below shows that across the observed range, higher Empathy: Perspective taking corresponds to higher predicted judgment.</w:t>
-      </w:r>
-    </w:p>
-    <w:p>
-      <w:pPr>
-        <w:pStyle w:val="CaptionedFigure"/>
-      </w:pPr>
-      <w:r>
-        <w:drawing>
-          <wp:inline>
-            <wp:extent cx="5334000" cy="3758045"/>
-            <wp:effectExtent b="0" l="0" r="0" t="0"/>
-            <wp:docPr descr="Effect Plot for Empathy: Perspective taking in the judgments_bystander. The panels show predicted judgments on the observed -9 to 9 scale with 95% confidence intervals. Abbrev.: FS / EC / PT / PD = IRI subscales; N1 = judged negotiator; N2 = counterpart negotiator; V = victim-side player-victim relation in observer models; Vic / Obs = victim / observer subset; In / Out / Ctl = ingroup / outgroup / control label hidden; Acc / Rej = accepted / rejected harmful deal; SES = economic status." title="" id="50" name="Picture"/>
-            <a:graphic>
-              <a:graphicData uri="http://schemas.openxmlformats.org/drawingml/2006/picture">
-                <pic:pic>
-                  <pic:nvPicPr>
-                    <pic:cNvPr descr="../figures/figure_sig_all_judgments_bystander_iri_pt_judgments_bystander_empathy_perspective_taking.png" id="51" name="Picture"/>
-                    <pic:cNvPicPr>
-                      <a:picLocks noChangeArrowheads="1" noChangeAspect="1"/>
-                    </pic:cNvPicPr>
-                  </pic:nvPicPr>
-                  <pic:blipFill>
-                    <a:blip r:embed="rId49"/>
-                    <a:stretch>
-                      <a:fillRect/>
-                    </a:stretch>
-                  </pic:blipFill>
-                  <pic:spPr bwMode="auto">
-                    <a:xfrm>
-                      <a:off x="0" y="0"/>
-                      <a:ext cx="5334000" cy="3758045"/>
-                    </a:xfrm>
-                    <a:prstGeom prst="rect">
-                      <a:avLst/>
-                    </a:prstGeom>
-                    <a:noFill/>
-                    <a:ln w="9525">
-                      <a:noFill/>
-                      <a:headEnd/>
-                      <a:tailEnd/>
-                    </a:ln>
-                  </pic:spPr>
-                </pic:pic>
-              </a:graphicData>
-            </a:graphic>
-          </wp:inline>
-        </w:drawing>
-      </w:r>
-    </w:p>
-    <w:p>
-      <w:pPr>
-        <w:pStyle w:val="ImageCaption"/>
-      </w:pPr>
-      <w:r>
-        <w:t xml:space="preserve">Effect Plot for Empathy: Perspective taking in the judgments_bystander. The panels show predicted judgments on the observed -9 to 9 scale with 95% confidence intervals. Abbrev.: FS / EC / PT / PD = IRI subscales; N1 = judged negotiator; N2 = counterpart negotiator; V = victim-side player-victim relation in observer models; Vic / Obs = victim / observer subset; In / Out / Ctl = ingroup / outgroup / control label hidden; Acc / Rej = accepted / rejected harmful deal; SES = economic status.</w:t>
-      </w:r>
-    </w:p>
-    <w:bookmarkEnd w:id="52"/>
-    <w:bookmarkStart w:id="68" w:name="judgments_victim"/>
-    <w:p>
-      <w:pPr>
-        <w:pStyle w:val="Heading3"/>
-      </w:pPr>
-      <w:r>
-        <w:t xml:space="preserve">judgments_victim</w:t>
-      </w:r>
-    </w:p>
-    <w:p>
-      <w:pPr>
-        <w:pStyle w:val="FirstParagraph"/>
-      </w:pPr>
-      <w:r>
-        <w:t xml:space="preserve">Harm Accepted is statistically significant in:</w:t>
-      </w:r>
-      <w:r>
-        <w:t xml:space="preserve"> </w:t>
-      </w:r>
-      <w:r>
-        <w:t xml:space="preserve">- Empathy Effect Model B (Tobit)</w:t>
-      </w:r>
-      <w:r>
-        <w:t xml:space="preserve"> </w:t>
-      </w:r>
-      <w:r>
-        <w:t xml:space="preserve">- Empathy x Judged Status Model B (Tobit)</w:t>
-      </w:r>
-      <w:r>
-        <w:t xml:space="preserve"> </w:t>
-      </w:r>
-      <w:r>
-        <w:t xml:space="preserve">The figure below shows that predicted judgment is lower for Acc than for Rej.</w:t>
-      </w:r>
-    </w:p>
-    <w:p>
-      <w:pPr>
-        <w:pStyle w:val="CaptionedFigure"/>
-      </w:pPr>
-      <w:r>
-        <w:drawing>
-          <wp:inline>
-            <wp:extent cx="5334000" cy="3758045"/>
-            <wp:effectExtent b="0" l="0" r="0" t="0"/>
-            <wp:docPr descr="Grouped Prediction Plot for Harm Accepted in the judgments_victim. The panels show predicted judgments on the observed -9 to 9 scale with 95% confidence intervals. Abbrev.: FS / EC / PT / PD = IRI subscales; N1 = judged negotiator; N2 = counterpart negotiator; V = victim-side player-victim relation in observer models; Vic / Obs = victim / observer subset; In / Out / Ctl = ingroup / outgroup / control label hidden; Acc / Rej = accepted / rejected harmful deal; SES = economic status." title="" id="54" name="Picture"/>
-            <a:graphic>
-              <a:graphicData uri="http://schemas.openxmlformats.org/drawingml/2006/picture">
-                <pic:pic>
-                  <pic:nvPicPr>
-                    <pic:cNvPr descr="../figures/figure_sig_all_judgments_victim_decision_accept_judgments_victim_harm_accepted.png" id="55" name="Picture"/>
+                    <pic:cNvPr descr="../figures/figure_sig_all_judgments_bystander_age_judgments_bystander_age.png" id="55" name="Picture"/>
                     <pic:cNvPicPr>
                       <a:picLocks noChangeArrowheads="1" noChangeAspect="1"/>
                     </pic:cNvPicPr>
@@ -1770,7 +1695,7 @@
         <w:pStyle w:val="ImageCaption"/>
       </w:pPr>
       <w:r>
-        <w:t xml:space="preserve">Grouped Prediction Plot for Harm Accepted in the judgments_victim. The panels show predicted judgments on the observed -9 to 9 scale with 95% confidence intervals. Abbrev.: FS / EC / PT / PD = IRI subscales; N1 = judged negotiator; N2 = counterpart negotiator; V = victim-side player-victim relation in observer models; Vic / Obs = victim / observer subset; In / Out / Ctl = ingroup / outgroup / control label hidden; Acc / Rej = accepted / rejected harmful deal; SES = economic status.</w:t>
+        <w:t xml:space="preserve">Effect Plot for Age in the judgments_bystander. The panels show predicted judgments on the observed -9 to 9 scale with 95% confidence intervals. Abbrev.: FS / EC / PT / PD = IRI subscales; N1 / N2 = negotiator 1 / negotiator 2; B-V = bystander-victim relation; V-N1 / V-N2 = victim-negotiator relations; B-N1 / B-N2 = bystander-negotiator relations; Vic / Obs = victim / observer subset; In / Out / Ctl = ingroup / outgroup / control label hidden; SameFac = N1 and N2 same faculty; SES = economic status.</w:t>
       </w:r>
     </w:p>
     <w:p>
@@ -1778,25 +1703,19 @@
         <w:pStyle w:val="BodyText"/>
       </w:pPr>
       <w:r>
-        <w:t xml:space="preserve">Empathy: Perspective taking is statistically significant in:</w:t>
-      </w:r>
-      <w:r>
-        <w:t xml:space="preserve"> </w:t>
-      </w:r>
-      <w:r>
-        <w:t xml:space="preserve">- Negotiator-Side Structure Model B (Tobit)</w:t>
-      </w:r>
-      <w:r>
-        <w:t xml:space="preserve"> </w:t>
-      </w:r>
-      <w:r>
-        <w:t xml:space="preserve">- Empathy Effect Model B (Tobit)</w:t>
-      </w:r>
-      <w:r>
-        <w:t xml:space="preserve"> </w:t>
-      </w:r>
-      <w:r>
-        <w:t xml:space="preserve">The figure below shows that across the observed range, higher Empathy: Perspective taking corresponds to higher predicted judgment.</w:t>
+        <w:t xml:space="preserve">Bystander-victim: Outgroup (ref = Ingroup) is statistically significant in:</w:t>
+      </w:r>
+      <w:r>
+        <w:t xml:space="preserve"> </w:t>
+      </w:r>
+      <w:r>
+        <w:t xml:space="preserve">- Negotiator-Side Structure Model B (Tobit random-intercepts)</w:t>
+      </w:r>
+      <w:r>
+        <w:t xml:space="preserve"> </w:t>
+      </w:r>
+      <w:r>
+        <w:t xml:space="preserve">The figure below shows that predicted judgment is lower for B-V Out than for B-V In.</w:t>
       </w:r>
     </w:p>
     <w:p>
@@ -1808,12 +1727,12 @@
           <wp:inline>
             <wp:extent cx="5334000" cy="3758045"/>
             <wp:effectExtent b="0" l="0" r="0" t="0"/>
-            <wp:docPr descr="Effect Plot for Empathy: Perspective taking in the judgments_victim. The panels show predicted judgments on the observed -9 to 9 scale with 95% confidence intervals. Abbrev.: FS / EC / PT / PD = IRI subscales; N1 = judged negotiator; N2 = counterpart negotiator; V = victim-side player-victim relation in observer models; Vic / Obs = victim / observer subset; In / Out / Ctl = ingroup / outgroup / control label hidden; Acc / Rej = accepted / rejected harmful deal; SES = economic status." title="" id="57" name="Picture"/>
+            <wp:docPr descr="Grouped Prediction Plot for Bystander-victim: Outgroup (ref = Ingroup) in the judgments_bystander. The panels show predicted judgments on the observed -9 to 9 scale with 95% confidence intervals. Abbrev.: FS / EC / PT / PD = IRI subscales; N1 / N2 = negotiator 1 / negotiator 2; B-V = bystander-victim relation; V-N1 / V-N2 = victim-negotiator relations; B-N1 / B-N2 = bystander-negotiator relations; Vic / Obs = victim / observer subset; In / Out / Ctl = ingroup / outgroup / control label hidden; SameFac = N1 and N2 same faculty; SES = economic status." title="" id="57" name="Picture"/>
             <a:graphic>
               <a:graphicData uri="http://schemas.openxmlformats.org/drawingml/2006/picture">
                 <pic:pic>
                   <pic:nvPicPr>
-                    <pic:cNvPr descr="../figures/figure_sig_all_judgments_victim_iri_pt_judgments_victim_empathy_perspective_taking.png" id="58" name="Picture"/>
+                    <pic:cNvPr descr="../figures/figure_sig_all_judgments_bystander_bystander_victim_groupout_judgments_bystander_bystander_victim_outgroup_ref_ingroup.png" id="58" name="Picture"/>
                     <pic:cNvPicPr>
                       <a:picLocks noChangeArrowheads="1" noChangeAspect="1"/>
                     </pic:cNvPicPr>
@@ -1851,7 +1770,7 @@
         <w:pStyle w:val="ImageCaption"/>
       </w:pPr>
       <w:r>
-        <w:t xml:space="preserve">Effect Plot for Empathy: Perspective taking in the judgments_victim. The panels show predicted judgments on the observed -9 to 9 scale with 95% confidence intervals. Abbrev.: FS / EC / PT / PD = IRI subscales; N1 = judged negotiator; N2 = counterpart negotiator; V = victim-side player-victim relation in observer models; Vic / Obs = victim / observer subset; In / Out / Ctl = ingroup / outgroup / control label hidden; Acc / Rej = accepted / rejected harmful deal; SES = economic status.</w:t>
+        <w:t xml:space="preserve">Grouped Prediction Plot for Bystander-victim: Outgroup (ref = Ingroup) in the judgments_bystander. The panels show predicted judgments on the observed -9 to 9 scale with 95% confidence intervals. Abbrev.: FS / EC / PT / PD = IRI subscales; N1 / N2 = negotiator 1 / negotiator 2; B-V = bystander-victim relation; V-N1 / V-N2 = victim-negotiator relations; B-N1 / B-N2 = bystander-negotiator relations; Vic / Obs = victim / observer subset; In / Out / Ctl = ingroup / outgroup / control label hidden; SameFac = N1 and N2 same faculty; SES = economic status.</w:t>
       </w:r>
     </w:p>
     <w:p>
@@ -1859,19 +1778,19 @@
         <w:pStyle w:val="BodyText"/>
       </w:pPr>
       <w:r>
-        <w:t xml:space="preserve">Empathy: Perspective taking x N1 ingroup is statistically significant in:</w:t>
-      </w:r>
-      <w:r>
-        <w:t xml:space="preserve"> </w:t>
-      </w:r>
-      <w:r>
-        <w:t xml:space="preserve">- Empathy x Judged Status Model B (Tobit)</w:t>
-      </w:r>
-      <w:r>
-        <w:t xml:space="preserve"> </w:t>
-      </w:r>
-      <w:r>
-        <w:t xml:space="preserve">The figure below shows that the predicted relationship rises most sharply for Empathy: Perspective taking when the condition is N1 In.</w:t>
+        <w:t xml:space="preserve">Bystander-N1: Outgroup (ref = Control) x Empathy: Fantasy scale is statistically significant in:</w:t>
+      </w:r>
+      <w:r>
+        <w:t xml:space="preserve"> </w:t>
+      </w:r>
+      <w:r>
+        <w:t xml:space="preserve">- Empathy x Relational Status Model B (Tobit random-intercepts)</w:t>
+      </w:r>
+      <w:r>
+        <w:t xml:space="preserve"> </w:t>
+      </w:r>
+      <w:r>
+        <w:t xml:space="preserve">The figure below shows that the predicted relationship falls most sharply for Empathy: Fantasy scale when the condition is B-N1 Out.</w:t>
       </w:r>
     </w:p>
     <w:p>
@@ -1883,12 +1802,12 @@
           <wp:inline>
             <wp:extent cx="5334000" cy="4485409"/>
             <wp:effectExtent b="0" l="0" r="0" t="0"/>
-            <wp:docPr descr="Interaction Plot for Empathy: Perspective taking x N1 ingroup in the judgments_victim. The panels show predicted judgments on the observed -9 to 9 scale with 95% confidence intervals. Abbrev.: FS / EC / PT / PD = IRI subscales; N1 = judged negotiator; N2 = counterpart negotiator; V = victim-side player-victim relation in observer models; Vic / Obs = victim / observer subset; In / Out / Ctl = ingroup / outgroup / control label hidden; Acc / Rej = accepted / rejected harmful deal; SES = economic status." title="" id="60" name="Picture"/>
+            <wp:docPr descr="Interaction Plot for Bystander-N1: Outgroup (ref = Control) x Empathy: Fantasy scale in the judgments_bystander. The panels show predicted judgments on the observed -9 to 9 scale with 95% confidence intervals. Abbrev.: FS / EC / PT / PD = IRI subscales; N1 / N2 = negotiator 1 / negotiator 2; B-V = bystander-victim relation; V-N1 / V-N2 = victim-negotiator relations; B-N1 / B-N2 = bystander-negotiator relations; Vic / Obs = victim / observer subset; In / Out / Ctl = ingroup / outgroup / control label hidden; SameFac = N1 and N2 same faculty; SES = economic status." title="" id="60" name="Picture"/>
             <a:graphic>
               <a:graphicData uri="http://schemas.openxmlformats.org/drawingml/2006/picture">
                 <pic:pic>
                   <pic:nvPicPr>
-                    <pic:cNvPr descr="../figures/figure_sig_all_judgments_victim_iri_pt_judged_ingroup_judgments_victim_empathy_perspective_taking_x_n1_ingroup.png" id="61" name="Picture"/>
+                    <pic:cNvPr descr="../figures/figure_sig_all_judgments_bystander_bystander_n1_groupout_iri_fs_judgments_bystander_bystander_n1_outgroup_ref_control_x_empathy_fantasy_scale.png" id="61" name="Picture"/>
                     <pic:cNvPicPr>
                       <a:picLocks noChangeArrowheads="1" noChangeAspect="1"/>
                     </pic:cNvPicPr>
@@ -1926,7 +1845,7 @@
         <w:pStyle w:val="ImageCaption"/>
       </w:pPr>
       <w:r>
-        <w:t xml:space="preserve">Interaction Plot for Empathy: Perspective taking x N1 ingroup in the judgments_victim. The panels show predicted judgments on the observed -9 to 9 scale with 95% confidence intervals. Abbrev.: FS / EC / PT / PD = IRI subscales; N1 = judged negotiator; N2 = counterpart negotiator; V = victim-side player-victim relation in observer models; Vic / Obs = victim / observer subset; In / Out / Ctl = ingroup / outgroup / control label hidden; Acc / Rej = accepted / rejected harmful deal; SES = economic status.</w:t>
+        <w:t xml:space="preserve">Interaction Plot for Bystander-N1: Outgroup (ref = Control) x Empathy: Fantasy scale in the judgments_bystander. The panels show predicted judgments on the observed -9 to 9 scale with 95% confidence intervals. Abbrev.: FS / EC / PT / PD = IRI subscales; N1 / N2 = negotiator 1 / negotiator 2; B-V = bystander-victim relation; V-N1 / V-N2 = victim-negotiator relations; B-N1 / B-N2 = bystander-negotiator relations; Vic / Obs = victim / observer subset; In / Out / Ctl = ingroup / outgroup / control label hidden; SameFac = N1 and N2 same faculty; SES = economic status.</w:t>
       </w:r>
     </w:p>
     <w:p>
@@ -1934,19 +1853,19 @@
         <w:pStyle w:val="BodyText"/>
       </w:pPr>
       <w:r>
-        <w:t xml:space="preserve">Empathy: Perspective taking x N1 outgroup is statistically significant in:</w:t>
-      </w:r>
-      <w:r>
-        <w:t xml:space="preserve"> </w:t>
-      </w:r>
-      <w:r>
-        <w:t xml:space="preserve">- Empathy x Judged Status Model B (Tobit)</w:t>
-      </w:r>
-      <w:r>
-        <w:t xml:space="preserve"> </w:t>
-      </w:r>
-      <w:r>
-        <w:t xml:space="preserve">The figure below shows that the predicted relationship rises most sharply for Empathy: Perspective taking when the condition is N1 Out.</w:t>
+        <w:t xml:space="preserve">Empathy: Perspective taking is statistically significant in:</w:t>
+      </w:r>
+      <w:r>
+        <w:t xml:space="preserve"> </w:t>
+      </w:r>
+      <w:r>
+        <w:t xml:space="preserve">- Empathy x Relational Status Model B (Tobit random-intercepts)</w:t>
+      </w:r>
+      <w:r>
+        <w:t xml:space="preserve"> </w:t>
+      </w:r>
+      <w:r>
+        <w:t xml:space="preserve">The figure below shows that across the observed range, higher Empathy: Perspective taking corresponds to higher predicted judgment.</w:t>
       </w:r>
     </w:p>
     <w:p>
@@ -1956,14 +1875,14 @@
       <w:r>
         <w:drawing>
           <wp:inline>
-            <wp:extent cx="5334000" cy="4485409"/>
+            <wp:extent cx="5334000" cy="3758045"/>
             <wp:effectExtent b="0" l="0" r="0" t="0"/>
-            <wp:docPr descr="Interaction Plot for Empathy: Perspective taking x N1 outgroup in the judgments_victim. The panels show predicted judgments on the observed -9 to 9 scale with 95% confidence intervals. Abbrev.: FS / EC / PT / PD = IRI subscales; N1 = judged negotiator; N2 = counterpart negotiator; V = victim-side player-victim relation in observer models; Vic / Obs = victim / observer subset; In / Out / Ctl = ingroup / outgroup / control label hidden; Acc / Rej = accepted / rejected harmful deal; SES = economic status." title="" id="63" name="Picture"/>
+            <wp:docPr descr="Effect Plot for Empathy: Perspective taking in the judgments_bystander. The panels show predicted judgments on the observed -9 to 9 scale with 95% confidence intervals. Abbrev.: FS / EC / PT / PD = IRI subscales; N1 / N2 = negotiator 1 / negotiator 2; B-V = bystander-victim relation; V-N1 / V-N2 = victim-negotiator relations; B-N1 / B-N2 = bystander-negotiator relations; Vic / Obs = victim / observer subset; In / Out / Ctl = ingroup / outgroup / control label hidden; SameFac = N1 and N2 same faculty; SES = economic status." title="" id="63" name="Picture"/>
             <a:graphic>
               <a:graphicData uri="http://schemas.openxmlformats.org/drawingml/2006/picture">
                 <pic:pic>
                   <pic:nvPicPr>
-                    <pic:cNvPr descr="../figures/figure_sig_all_judgments_victim_iri_pt_judged_outgroup_judgments_victim_empathy_perspective_taking_x_n1_outgroup.png" id="64" name="Picture"/>
+                    <pic:cNvPr descr="../figures/figure_sig_all_judgments_bystander_iri_pt_judgments_bystander_empathy_perspective_taking.png" id="64" name="Picture"/>
                     <pic:cNvPicPr>
                       <a:picLocks noChangeArrowheads="1" noChangeAspect="1"/>
                     </pic:cNvPicPr>
@@ -1977,7 +1896,7 @@
                   <pic:spPr bwMode="auto">
                     <a:xfrm>
                       <a:off x="0" y="0"/>
-                      <a:ext cx="5334000" cy="4485409"/>
+                      <a:ext cx="5334000" cy="3758045"/>
                     </a:xfrm>
                     <a:prstGeom prst="rect">
                       <a:avLst/>
@@ -2001,7 +1920,7 @@
         <w:pStyle w:val="ImageCaption"/>
       </w:pPr>
       <w:r>
-        <w:t xml:space="preserve">Interaction Plot for Empathy: Perspective taking x N1 outgroup in the judgments_victim. The panels show predicted judgments on the observed -9 to 9 scale with 95% confidence intervals. Abbrev.: FS / EC / PT / PD = IRI subscales; N1 = judged negotiator; N2 = counterpart negotiator; V = victim-side player-victim relation in observer models; Vic / Obs = victim / observer subset; In / Out / Ctl = ingroup / outgroup / control label hidden; Acc / Rej = accepted / rejected harmful deal; SES = economic status.</w:t>
+        <w:t xml:space="preserve">Effect Plot for Empathy: Perspective taking in the judgments_bystander. The panels show predicted judgments on the observed -9 to 9 scale with 95% confidence intervals. Abbrev.: FS / EC / PT / PD = IRI subscales; N1 / N2 = negotiator 1 / negotiator 2; B-V = bystander-victim relation; V-N1 / V-N2 = victim-negotiator relations; B-N1 / B-N2 = bystander-negotiator relations; Vic / Obs = victim / observer subset; In / Out / Ctl = ingroup / outgroup / control label hidden; SameFac = N1 and N2 same faculty; SES = economic status.</w:t>
       </w:r>
     </w:p>
     <w:p>
@@ -2009,19 +1928,25 @@
         <w:pStyle w:val="BodyText"/>
       </w:pPr>
       <w:r>
-        <w:t xml:space="preserve">Engineering participant is statistically significant in:</w:t>
-      </w:r>
-      <w:r>
-        <w:t xml:space="preserve"> </w:t>
-      </w:r>
-      <w:r>
-        <w:t xml:space="preserve">- Negotiator-Side Structure Model B (Tobit)</w:t>
-      </w:r>
-      <w:r>
-        <w:t xml:space="preserve"> </w:t>
-      </w:r>
-      <w:r>
-        <w:t xml:space="preserve">The figure below shows that predicted judgment is higher for Eng part. than for Hum part..</w:t>
+        <w:t xml:space="preserve">Bystander-N2: Ingroup (ref = Control) is statistically significant in:</w:t>
+      </w:r>
+      <w:r>
+        <w:t xml:space="preserve"> </w:t>
+      </w:r>
+      <w:r>
+        <w:t xml:space="preserve">- Empathy Effect Model B (Tobit random-intercepts)</w:t>
+      </w:r>
+      <w:r>
+        <w:t xml:space="preserve"> </w:t>
+      </w:r>
+      <w:r>
+        <w:t xml:space="preserve">- Negotiator-Side Structure Model B (Tobit random-intercepts)</w:t>
+      </w:r>
+      <w:r>
+        <w:t xml:space="preserve"> </w:t>
+      </w:r>
+      <w:r>
+        <w:t xml:space="preserve">The figure below shows that predicted judgment is lower for B-N2 In than for B-N2 Ctl.</w:t>
       </w:r>
     </w:p>
     <w:p>
@@ -2033,12 +1958,12 @@
           <wp:inline>
             <wp:extent cx="5334000" cy="3758045"/>
             <wp:effectExtent b="0" l="0" r="0" t="0"/>
-            <wp:docPr descr="Grouped Prediction Plot for Engineering participant in the judgments_victim. The panels show predicted judgments on the observed -9 to 9 scale with 95% confidence intervals. Abbrev.: FS / EC / PT / PD = IRI subscales; N1 = judged negotiator; N2 = counterpart negotiator; V = victim-side player-victim relation in observer models; Vic / Obs = victim / observer subset; In / Out / Ctl = ingroup / outgroup / control label hidden; Acc / Rej = accepted / rejected harmful deal; SES = economic status." title="" id="66" name="Picture"/>
+            <wp:docPr descr="Grouped Prediction Plot for Bystander-N2: Ingroup (ref = Control) in the judgments_bystander. The panels show predicted judgments on the observed -9 to 9 scale with 95% confidence intervals. Abbrev.: FS / EC / PT / PD = IRI subscales; N1 / N2 = negotiator 1 / negotiator 2; B-V = bystander-victim relation; V-N1 / V-N2 = victim-negotiator relations; B-N1 / B-N2 = bystander-negotiator relations; Vic / Obs = victim / observer subset; In / Out / Ctl = ingroup / outgroup / control label hidden; SameFac = N1 and N2 same faculty; SES = economic status." title="" id="66" name="Picture"/>
             <a:graphic>
               <a:graphicData uri="http://schemas.openxmlformats.org/drawingml/2006/picture">
                 <pic:pic>
                   <pic:nvPicPr>
-                    <pic:cNvPr descr="../figures/figure_sig_all_judgments_victim_participant_engineering_judgments_victim_engineering_participant.png" id="67" name="Picture"/>
+                    <pic:cNvPr descr="../figures/figure_sig_all_judgments_bystander_bystander_n2_groupin_judgments_bystander_bystander_n2_ingroup_ref_control.png" id="67" name="Picture"/>
                     <pic:cNvPicPr>
                       <a:picLocks noChangeArrowheads="1" noChangeAspect="1"/>
                     </pic:cNvPicPr>
@@ -2076,12 +2001,958 @@
         <w:pStyle w:val="ImageCaption"/>
       </w:pPr>
       <w:r>
-        <w:t xml:space="preserve">Grouped Prediction Plot for Engineering participant in the judgments_victim. The panels show predicted judgments on the observed -9 to 9 scale with 95% confidence intervals. Abbrev.: FS / EC / PT / PD = IRI subscales; N1 = judged negotiator; N2 = counterpart negotiator; V = victim-side player-victim relation in observer models; Vic / Obs = victim / observer subset; In / Out / Ctl = ingroup / outgroup / control label hidden; Acc / Rej = accepted / rejected harmful deal; SES = economic status.</w:t>
-      </w:r>
-    </w:p>
-    <w:bookmarkEnd w:id="68"/>
-    <w:bookmarkEnd w:id="69"/>
-    <w:bookmarkStart w:id="70" w:name="hypothesis-conclusion-summary"/>
+        <w:t xml:space="preserve">Grouped Prediction Plot for Bystander-N2: Ingroup (ref = Control) in the judgments_bystander. The panels show predicted judgments on the observed -9 to 9 scale with 95% confidence intervals. Abbrev.: FS / EC / PT / PD = IRI subscales; N1 / N2 = negotiator 1 / negotiator 2; B-V = bystander-victim relation; V-N1 / V-N2 = victim-negotiator relations; B-N1 / B-N2 = bystander-negotiator relations; Vic / Obs = victim / observer subset; In / Out / Ctl = ingroup / outgroup / control label hidden; SameFac = N1 and N2 same faculty; SES = economic status.</w:t>
+      </w:r>
+    </w:p>
+    <w:p>
+      <w:pPr>
+        <w:pStyle w:val="BodyText"/>
+      </w:pPr>
+      <w:r>
+        <w:t xml:space="preserve">Bystander-N1: Ingroup (ref = Control) is statistically significant in:</w:t>
+      </w:r>
+      <w:r>
+        <w:t xml:space="preserve"> </w:t>
+      </w:r>
+      <w:r>
+        <w:t xml:space="preserve">- Empathy x Relational Status Model B (Tobit random-intercepts)</w:t>
+      </w:r>
+      <w:r>
+        <w:t xml:space="preserve"> </w:t>
+      </w:r>
+      <w:r>
+        <w:t xml:space="preserve">- Empathy Effect Model B (Tobit random-intercepts)</w:t>
+      </w:r>
+      <w:r>
+        <w:t xml:space="preserve"> </w:t>
+      </w:r>
+      <w:r>
+        <w:t xml:space="preserve">The figure below shows that predicted judgment is higher for B-N1 In than for B-N1 Ctl.</w:t>
+      </w:r>
+    </w:p>
+    <w:p>
+      <w:pPr>
+        <w:pStyle w:val="CaptionedFigure"/>
+      </w:pPr>
+      <w:r>
+        <w:drawing>
+          <wp:inline>
+            <wp:extent cx="5334000" cy="3758045"/>
+            <wp:effectExtent b="0" l="0" r="0" t="0"/>
+            <wp:docPr descr="Grouped Prediction Plot for Bystander-N1: Ingroup (ref = Control) in the judgments_bystander. The panels show predicted judgments on the observed -9 to 9 scale with 95% confidence intervals. Abbrev.: FS / EC / PT / PD = IRI subscales; N1 / N2 = negotiator 1 / negotiator 2; B-V = bystander-victim relation; V-N1 / V-N2 = victim-negotiator relations; B-N1 / B-N2 = bystander-negotiator relations; Vic / Obs = victim / observer subset; In / Out / Ctl = ingroup / outgroup / control label hidden; SameFac = N1 and N2 same faculty; SES = economic status." title="" id="69" name="Picture"/>
+            <a:graphic>
+              <a:graphicData uri="http://schemas.openxmlformats.org/drawingml/2006/picture">
+                <pic:pic>
+                  <pic:nvPicPr>
+                    <pic:cNvPr descr="../figures/figure_sig_all_judgments_bystander_bystander_n1_groupin_judgments_bystander_bystander_n1_ingroup_ref_control.png" id="70" name="Picture"/>
+                    <pic:cNvPicPr>
+                      <a:picLocks noChangeArrowheads="1" noChangeAspect="1"/>
+                    </pic:cNvPicPr>
+                  </pic:nvPicPr>
+                  <pic:blipFill>
+                    <a:blip r:embed="rId68"/>
+                    <a:stretch>
+                      <a:fillRect/>
+                    </a:stretch>
+                  </pic:blipFill>
+                  <pic:spPr bwMode="auto">
+                    <a:xfrm>
+                      <a:off x="0" y="0"/>
+                      <a:ext cx="5334000" cy="3758045"/>
+                    </a:xfrm>
+                    <a:prstGeom prst="rect">
+                      <a:avLst/>
+                    </a:prstGeom>
+                    <a:noFill/>
+                    <a:ln w="9525">
+                      <a:noFill/>
+                      <a:headEnd/>
+                      <a:tailEnd/>
+                    </a:ln>
+                  </pic:spPr>
+                </pic:pic>
+              </a:graphicData>
+            </a:graphic>
+          </wp:inline>
+        </w:drawing>
+      </w:r>
+    </w:p>
+    <w:p>
+      <w:pPr>
+        <w:pStyle w:val="ImageCaption"/>
+      </w:pPr>
+      <w:r>
+        <w:t xml:space="preserve">Grouped Prediction Plot for Bystander-N1: Ingroup (ref = Control) in the judgments_bystander. The panels show predicted judgments on the observed -9 to 9 scale with 95% confidence intervals. Abbrev.: FS / EC / PT / PD = IRI subscales; N1 / N2 = negotiator 1 / negotiator 2; B-V = bystander-victim relation; V-N1 / V-N2 = victim-negotiator relations; B-N1 / B-N2 = bystander-negotiator relations; Vic / Obs = victim / observer subset; In / Out / Ctl = ingroup / outgroup / control label hidden; SameFac = N1 and N2 same faculty; SES = economic status.</w:t>
+      </w:r>
+    </w:p>
+    <w:p>
+      <w:pPr>
+        <w:pStyle w:val="BodyText"/>
+      </w:pPr>
+      <w:r>
+        <w:t xml:space="preserve">Victim-N2: Ingroup (ref = Control) is statistically significant in:</w:t>
+      </w:r>
+      <w:r>
+        <w:t xml:space="preserve"> </w:t>
+      </w:r>
+      <w:r>
+        <w:t xml:space="preserve">- Empathy x Relational Status Model B (Tobit random-intercepts)</w:t>
+      </w:r>
+      <w:r>
+        <w:t xml:space="preserve"> </w:t>
+      </w:r>
+      <w:r>
+        <w:t xml:space="preserve">- Negotiator-Side Structure Model B (Tobit random-intercepts)</w:t>
+      </w:r>
+      <w:r>
+        <w:t xml:space="preserve"> </w:t>
+      </w:r>
+      <w:r>
+        <w:t xml:space="preserve">The figure below shows that predicted judgment is higher for V-N2 In than for V-N2 Ctl.</w:t>
+      </w:r>
+    </w:p>
+    <w:p>
+      <w:pPr>
+        <w:pStyle w:val="CaptionedFigure"/>
+      </w:pPr>
+      <w:r>
+        <w:drawing>
+          <wp:inline>
+            <wp:extent cx="5334000" cy="3758045"/>
+            <wp:effectExtent b="0" l="0" r="0" t="0"/>
+            <wp:docPr descr="Grouped Prediction Plot for Victim-N2: Ingroup (ref = Control) in the judgments_bystander. The panels show predicted judgments on the observed -9 to 9 scale with 95% confidence intervals. Abbrev.: FS / EC / PT / PD = IRI subscales; N1 / N2 = negotiator 1 / negotiator 2; B-V = bystander-victim relation; V-N1 / V-N2 = victim-negotiator relations; B-N1 / B-N2 = bystander-negotiator relations; Vic / Obs = victim / observer subset; In / Out / Ctl = ingroup / outgroup / control label hidden; SameFac = N1 and N2 same faculty; SES = economic status." title="" id="72" name="Picture"/>
+            <a:graphic>
+              <a:graphicData uri="http://schemas.openxmlformats.org/drawingml/2006/picture">
+                <pic:pic>
+                  <pic:nvPicPr>
+                    <pic:cNvPr descr="../figures/figure_sig_all_judgments_bystander_victim_n2_groupin_judgments_bystander_victim_n2_ingroup_ref_control.png" id="73" name="Picture"/>
+                    <pic:cNvPicPr>
+                      <a:picLocks noChangeArrowheads="1" noChangeAspect="1"/>
+                    </pic:cNvPicPr>
+                  </pic:nvPicPr>
+                  <pic:blipFill>
+                    <a:blip r:embed="rId71"/>
+                    <a:stretch>
+                      <a:fillRect/>
+                    </a:stretch>
+                  </pic:blipFill>
+                  <pic:spPr bwMode="auto">
+                    <a:xfrm>
+                      <a:off x="0" y="0"/>
+                      <a:ext cx="5334000" cy="3758045"/>
+                    </a:xfrm>
+                    <a:prstGeom prst="rect">
+                      <a:avLst/>
+                    </a:prstGeom>
+                    <a:noFill/>
+                    <a:ln w="9525">
+                      <a:noFill/>
+                      <a:headEnd/>
+                      <a:tailEnd/>
+                    </a:ln>
+                  </pic:spPr>
+                </pic:pic>
+              </a:graphicData>
+            </a:graphic>
+          </wp:inline>
+        </w:drawing>
+      </w:r>
+    </w:p>
+    <w:p>
+      <w:pPr>
+        <w:pStyle w:val="ImageCaption"/>
+      </w:pPr>
+      <w:r>
+        <w:t xml:space="preserve">Grouped Prediction Plot for Victim-N2: Ingroup (ref = Control) in the judgments_bystander. The panels show predicted judgments on the observed -9 to 9 scale with 95% confidence intervals. Abbrev.: FS / EC / PT / PD = IRI subscales; N1 / N2 = negotiator 1 / negotiator 2; B-V = bystander-victim relation; V-N1 / V-N2 = victim-negotiator relations; B-N1 / B-N2 = bystander-negotiator relations; Vic / Obs = victim / observer subset; In / Out / Ctl = ingroup / outgroup / control label hidden; SameFac = N1 and N2 same faculty; SES = economic status.</w:t>
+      </w:r>
+    </w:p>
+    <w:p>
+      <w:pPr>
+        <w:pStyle w:val="BodyText"/>
+      </w:pPr>
+      <w:r>
+        <w:t xml:space="preserve">Bystander-victim: Outgroup (ref = Ingroup) x Empathy: Personal distress is statistically significant in:</w:t>
+      </w:r>
+      <w:r>
+        <w:t xml:space="preserve"> </w:t>
+      </w:r>
+      <w:r>
+        <w:t xml:space="preserve">- Empathy x Relational Status Model B (Tobit random-intercepts)</w:t>
+      </w:r>
+      <w:r>
+        <w:t xml:space="preserve"> </w:t>
+      </w:r>
+      <w:r>
+        <w:t xml:space="preserve">The figure below shows that the predicted relationship rises most sharply for Empathy: Personal distress when the condition is B-V Out.</w:t>
+      </w:r>
+    </w:p>
+    <w:p>
+      <w:pPr>
+        <w:pStyle w:val="CaptionedFigure"/>
+      </w:pPr>
+      <w:r>
+        <w:drawing>
+          <wp:inline>
+            <wp:extent cx="5334000" cy="4485409"/>
+            <wp:effectExtent b="0" l="0" r="0" t="0"/>
+            <wp:docPr descr="Interaction Plot for Bystander-victim: Outgroup (ref = Ingroup) x Empathy: Personal distress in the judgments_bystander. The panels show predicted judgments on the observed -9 to 9 scale with 95% confidence intervals. Abbrev.: FS / EC / PT / PD = IRI subscales; N1 / N2 = negotiator 1 / negotiator 2; B-V = bystander-victim relation; V-N1 / V-N2 = victim-negotiator relations; B-N1 / B-N2 = bystander-negotiator relations; Vic / Obs = victim / observer subset; In / Out / Ctl = ingroup / outgroup / control label hidden; SameFac = N1 and N2 same faculty; SES = economic status." title="" id="75" name="Picture"/>
+            <a:graphic>
+              <a:graphicData uri="http://schemas.openxmlformats.org/drawingml/2006/picture">
+                <pic:pic>
+                  <pic:nvPicPr>
+                    <pic:cNvPr descr="../figures/figure_sig_all_judgments_bystander_bystander_victim_groupout_iri_pd_judgments_bystander_bystander_victim_outgroup_ref_ingroup_x_empathy_personal_distress.png" id="76" name="Picture"/>
+                    <pic:cNvPicPr>
+                      <a:picLocks noChangeArrowheads="1" noChangeAspect="1"/>
+                    </pic:cNvPicPr>
+                  </pic:nvPicPr>
+                  <pic:blipFill>
+                    <a:blip r:embed="rId74"/>
+                    <a:stretch>
+                      <a:fillRect/>
+                    </a:stretch>
+                  </pic:blipFill>
+                  <pic:spPr bwMode="auto">
+                    <a:xfrm>
+                      <a:off x="0" y="0"/>
+                      <a:ext cx="5334000" cy="4485409"/>
+                    </a:xfrm>
+                    <a:prstGeom prst="rect">
+                      <a:avLst/>
+                    </a:prstGeom>
+                    <a:noFill/>
+                    <a:ln w="9525">
+                      <a:noFill/>
+                      <a:headEnd/>
+                      <a:tailEnd/>
+                    </a:ln>
+                  </pic:spPr>
+                </pic:pic>
+              </a:graphicData>
+            </a:graphic>
+          </wp:inline>
+        </w:drawing>
+      </w:r>
+    </w:p>
+    <w:p>
+      <w:pPr>
+        <w:pStyle w:val="ImageCaption"/>
+      </w:pPr>
+      <w:r>
+        <w:t xml:space="preserve">Interaction Plot for Bystander-victim: Outgroup (ref = Ingroup) x Empathy: Personal distress in the judgments_bystander. The panels show predicted judgments on the observed -9 to 9 scale with 95% confidence intervals. Abbrev.: FS / EC / PT / PD = IRI subscales; N1 / N2 = negotiator 1 / negotiator 2; B-V = bystander-victim relation; V-N1 / V-N2 = victim-negotiator relations; B-N1 / B-N2 = bystander-negotiator relations; Vic / Obs = victim / observer subset; In / Out / Ctl = ingroup / outgroup / control label hidden; SameFac = N1 and N2 same faculty; SES = economic status.</w:t>
+      </w:r>
+    </w:p>
+    <w:p>
+      <w:pPr>
+        <w:pStyle w:val="BodyText"/>
+      </w:pPr>
+      <w:r>
+        <w:t xml:space="preserve">Bystander-N2: Outgroup (ref = Control) is statistically significant in:</w:t>
+      </w:r>
+      <w:r>
+        <w:t xml:space="preserve"> </w:t>
+      </w:r>
+      <w:r>
+        <w:t xml:space="preserve">- Negotiator-Side Structure Model B (Tobit random-intercepts)</w:t>
+      </w:r>
+      <w:r>
+        <w:t xml:space="preserve"> </w:t>
+      </w:r>
+      <w:r>
+        <w:t xml:space="preserve">- Empathy Effect Model B (Tobit random-intercepts)</w:t>
+      </w:r>
+      <w:r>
+        <w:t xml:space="preserve"> </w:t>
+      </w:r>
+      <w:r>
+        <w:t xml:space="preserve">The figure below shows that predicted judgment is lower for B-N2 Out than for B-N2 Ctl.</w:t>
+      </w:r>
+    </w:p>
+    <w:p>
+      <w:pPr>
+        <w:pStyle w:val="CaptionedFigure"/>
+      </w:pPr>
+      <w:r>
+        <w:drawing>
+          <wp:inline>
+            <wp:extent cx="5334000" cy="3758045"/>
+            <wp:effectExtent b="0" l="0" r="0" t="0"/>
+            <wp:docPr descr="Grouped Prediction Plot for Bystander-N2: Outgroup (ref = Control) in the judgments_bystander. The panels show predicted judgments on the observed -9 to 9 scale with 95% confidence intervals. Abbrev.: FS / EC / PT / PD = IRI subscales; N1 / N2 = negotiator 1 / negotiator 2; B-V = bystander-victim relation; V-N1 / V-N2 = victim-negotiator relations; B-N1 / B-N2 = bystander-negotiator relations; Vic / Obs = victim / observer subset; In / Out / Ctl = ingroup / outgroup / control label hidden; SameFac = N1 and N2 same faculty; SES = economic status." title="" id="78" name="Picture"/>
+            <a:graphic>
+              <a:graphicData uri="http://schemas.openxmlformats.org/drawingml/2006/picture">
+                <pic:pic>
+                  <pic:nvPicPr>
+                    <pic:cNvPr descr="../figures/figure_sig_all_judgments_bystander_bystander_n2_groupout_judgments_bystander_bystander_n2_outgroup_ref_control.png" id="79" name="Picture"/>
+                    <pic:cNvPicPr>
+                      <a:picLocks noChangeArrowheads="1" noChangeAspect="1"/>
+                    </pic:cNvPicPr>
+                  </pic:nvPicPr>
+                  <pic:blipFill>
+                    <a:blip r:embed="rId77"/>
+                    <a:stretch>
+                      <a:fillRect/>
+                    </a:stretch>
+                  </pic:blipFill>
+                  <pic:spPr bwMode="auto">
+                    <a:xfrm>
+                      <a:off x="0" y="0"/>
+                      <a:ext cx="5334000" cy="3758045"/>
+                    </a:xfrm>
+                    <a:prstGeom prst="rect">
+                      <a:avLst/>
+                    </a:prstGeom>
+                    <a:noFill/>
+                    <a:ln w="9525">
+                      <a:noFill/>
+                      <a:headEnd/>
+                      <a:tailEnd/>
+                    </a:ln>
+                  </pic:spPr>
+                </pic:pic>
+              </a:graphicData>
+            </a:graphic>
+          </wp:inline>
+        </w:drawing>
+      </w:r>
+    </w:p>
+    <w:p>
+      <w:pPr>
+        <w:pStyle w:val="ImageCaption"/>
+      </w:pPr>
+      <w:r>
+        <w:t xml:space="preserve">Grouped Prediction Plot for Bystander-N2: Outgroup (ref = Control) in the judgments_bystander. The panels show predicted judgments on the observed -9 to 9 scale with 95% confidence intervals. Abbrev.: FS / EC / PT / PD = IRI subscales; N1 / N2 = negotiator 1 / negotiator 2; B-V = bystander-victim relation; V-N1 / V-N2 = victim-negotiator relations; B-N1 / B-N2 = bystander-negotiator relations; Vic / Obs = victim / observer subset; In / Out / Ctl = ingroup / outgroup / control label hidden; SameFac = N1 and N2 same faculty; SES = economic status.</w:t>
+      </w:r>
+    </w:p>
+    <w:p>
+      <w:pPr>
+        <w:pStyle w:val="BodyText"/>
+      </w:pPr>
+      <w:r>
+        <w:t xml:space="preserve">Bystander-N2: Outgroup (ref = Control) x Empathy: Perspective taking is statistically significant in:</w:t>
+      </w:r>
+      <w:r>
+        <w:t xml:space="preserve"> </w:t>
+      </w:r>
+      <w:r>
+        <w:t xml:space="preserve">- Empathy x Relational Status Model B (Tobit random-intercepts)</w:t>
+      </w:r>
+      <w:r>
+        <w:t xml:space="preserve"> </w:t>
+      </w:r>
+      <w:r>
+        <w:t xml:space="preserve">The figure below shows that the predicted relationship rises most sharply for Empathy: Perspective taking when the condition is B-N2 Ctl.</w:t>
+      </w:r>
+    </w:p>
+    <w:p>
+      <w:pPr>
+        <w:pStyle w:val="CaptionedFigure"/>
+      </w:pPr>
+      <w:r>
+        <w:drawing>
+          <wp:inline>
+            <wp:extent cx="5334000" cy="4485409"/>
+            <wp:effectExtent b="0" l="0" r="0" t="0"/>
+            <wp:docPr descr="Interaction Plot for Bystander-N2: Outgroup (ref = Control) x Empathy: Perspective taking in the judgments_bystander. The panels show predicted judgments on the observed -9 to 9 scale with 95% confidence intervals. Abbrev.: FS / EC / PT / PD = IRI subscales; N1 / N2 = negotiator 1 / negotiator 2; B-V = bystander-victim relation; V-N1 / V-N2 = victim-negotiator relations; B-N1 / B-N2 = bystander-negotiator relations; Vic / Obs = victim / observer subset; In / Out / Ctl = ingroup / outgroup / control label hidden; SameFac = N1 and N2 same faculty; SES = economic status." title="" id="81" name="Picture"/>
+            <a:graphic>
+              <a:graphicData uri="http://schemas.openxmlformats.org/drawingml/2006/picture">
+                <pic:pic>
+                  <pic:nvPicPr>
+                    <pic:cNvPr descr="../figures/figure_sig_all_judgments_bystander_bystander_n2_groupout_iri_pt_judgments_bystander_bystander_n2_outgroup_ref_control_x_empathy_perspective_taking.png" id="82" name="Picture"/>
+                    <pic:cNvPicPr>
+                      <a:picLocks noChangeArrowheads="1" noChangeAspect="1"/>
+                    </pic:cNvPicPr>
+                  </pic:nvPicPr>
+                  <pic:blipFill>
+                    <a:blip r:embed="rId80"/>
+                    <a:stretch>
+                      <a:fillRect/>
+                    </a:stretch>
+                  </pic:blipFill>
+                  <pic:spPr bwMode="auto">
+                    <a:xfrm>
+                      <a:off x="0" y="0"/>
+                      <a:ext cx="5334000" cy="4485409"/>
+                    </a:xfrm>
+                    <a:prstGeom prst="rect">
+                      <a:avLst/>
+                    </a:prstGeom>
+                    <a:noFill/>
+                    <a:ln w="9525">
+                      <a:noFill/>
+                      <a:headEnd/>
+                      <a:tailEnd/>
+                    </a:ln>
+                  </pic:spPr>
+                </pic:pic>
+              </a:graphicData>
+            </a:graphic>
+          </wp:inline>
+        </w:drawing>
+      </w:r>
+    </w:p>
+    <w:p>
+      <w:pPr>
+        <w:pStyle w:val="ImageCaption"/>
+      </w:pPr>
+      <w:r>
+        <w:t xml:space="preserve">Interaction Plot for Bystander-N2: Outgroup (ref = Control) x Empathy: Perspective taking in the judgments_bystander. The panels show predicted judgments on the observed -9 to 9 scale with 95% confidence intervals. Abbrev.: FS / EC / PT / PD = IRI subscales; N1 / N2 = negotiator 1 / negotiator 2; B-V = bystander-victim relation; V-N1 / V-N2 = victim-negotiator relations; B-N1 / B-N2 = bystander-negotiator relations; Vic / Obs = victim / observer subset; In / Out / Ctl = ingroup / outgroup / control label hidden; SameFac = N1 and N2 same faculty; SES = economic status.</w:t>
+      </w:r>
+    </w:p>
+    <w:p>
+      <w:pPr>
+        <w:pStyle w:val="BodyText"/>
+      </w:pPr>
+      <w:r>
+        <w:t xml:space="preserve">Bystander-N1: Outgroup (ref = Control) x Bystander-N2: Ingroup (ref = Control) is statistically significant in:</w:t>
+      </w:r>
+      <w:r>
+        <w:t xml:space="preserve"> </w:t>
+      </w:r>
+      <w:r>
+        <w:t xml:space="preserve">- Empathy x Relational Status Model B (Tobit random-intercepts)</w:t>
+      </w:r>
+      <w:r>
+        <w:t xml:space="preserve"> </w:t>
+      </w:r>
+      <w:r>
+        <w:t xml:space="preserve">The figure below shows that the predicted relationship rises most sharply for bystander_N1_group when the condition is B-N2 In.</w:t>
+      </w:r>
+    </w:p>
+    <w:p>
+      <w:pPr>
+        <w:pStyle w:val="CaptionedFigure"/>
+      </w:pPr>
+      <w:r>
+        <w:drawing>
+          <wp:inline>
+            <wp:extent cx="5334000" cy="4485409"/>
+            <wp:effectExtent b="0" l="0" r="0" t="0"/>
+            <wp:docPr descr="Interaction Plot for Bystander-N1: Outgroup (ref = Control) x Bystander-N2: Ingroup (ref = Control) in the judgments_bystander. The panels show predicted judgments on the observed -9 to 9 scale with 95% confidence intervals. Abbrev.: FS / EC / PT / PD = IRI subscales; N1 / N2 = negotiator 1 / negotiator 2; B-V = bystander-victim relation; V-N1 / V-N2 = victim-negotiator relations; B-N1 / B-N2 = bystander-negotiator relations; Vic / Obs = victim / observer subset; In / Out / Ctl = ingroup / outgroup / control label hidden; SameFac = N1 and N2 same faculty; SES = economic status." title="" id="84" name="Picture"/>
+            <a:graphic>
+              <a:graphicData uri="http://schemas.openxmlformats.org/drawingml/2006/picture">
+                <pic:pic>
+                  <pic:nvPicPr>
+                    <pic:cNvPr descr="../figures/figure_sig_all_judgments_bystander_bystander_n1_groupout_bystander_n2_groupin_judgments_bystander_bystander_n1_outgroup_ref_control_x_bystander_n2_ingroup_ref_control.png" id="85" name="Picture"/>
+                    <pic:cNvPicPr>
+                      <a:picLocks noChangeArrowheads="1" noChangeAspect="1"/>
+                    </pic:cNvPicPr>
+                  </pic:nvPicPr>
+                  <pic:blipFill>
+                    <a:blip r:embed="rId83"/>
+                    <a:stretch>
+                      <a:fillRect/>
+                    </a:stretch>
+                  </pic:blipFill>
+                  <pic:spPr bwMode="auto">
+                    <a:xfrm>
+                      <a:off x="0" y="0"/>
+                      <a:ext cx="5334000" cy="4485409"/>
+                    </a:xfrm>
+                    <a:prstGeom prst="rect">
+                      <a:avLst/>
+                    </a:prstGeom>
+                    <a:noFill/>
+                    <a:ln w="9525">
+                      <a:noFill/>
+                      <a:headEnd/>
+                      <a:tailEnd/>
+                    </a:ln>
+                  </pic:spPr>
+                </pic:pic>
+              </a:graphicData>
+            </a:graphic>
+          </wp:inline>
+        </w:drawing>
+      </w:r>
+    </w:p>
+    <w:p>
+      <w:pPr>
+        <w:pStyle w:val="ImageCaption"/>
+      </w:pPr>
+      <w:r>
+        <w:t xml:space="preserve">Interaction Plot for Bystander-N1: Outgroup (ref = Control) x Bystander-N2: Ingroup (ref = Control) in the judgments_bystander. The panels show predicted judgments on the observed -9 to 9 scale with 95% confidence intervals. Abbrev.: FS / EC / PT / PD = IRI subscales; N1 / N2 = negotiator 1 / negotiator 2; B-V = bystander-victim relation; V-N1 / V-N2 = victim-negotiator relations; B-N1 / B-N2 = bystander-negotiator relations; Vic / Obs = victim / observer subset; In / Out / Ctl = ingroup / outgroup / control label hidden; SameFac = N1 and N2 same faculty; SES = economic status.</w:t>
+      </w:r>
+    </w:p>
+    <w:p>
+      <w:pPr>
+        <w:pStyle w:val="BodyText"/>
+      </w:pPr>
+      <w:r>
+        <w:t xml:space="preserve">Bystander-N1: Outgroup (ref = Control) is statistically significant in:</w:t>
+      </w:r>
+      <w:r>
+        <w:t xml:space="preserve"> </w:t>
+      </w:r>
+      <w:r>
+        <w:t xml:space="preserve">- Empathy x Relational Status Model B (Tobit random-intercepts)</w:t>
+      </w:r>
+      <w:r>
+        <w:t xml:space="preserve"> </w:t>
+      </w:r>
+      <w:r>
+        <w:t xml:space="preserve">The figure below shows that predicted judgment is higher for B-N1 Out than for B-N1 Ctl.</w:t>
+      </w:r>
+    </w:p>
+    <w:p>
+      <w:pPr>
+        <w:pStyle w:val="CaptionedFigure"/>
+      </w:pPr>
+      <w:r>
+        <w:drawing>
+          <wp:inline>
+            <wp:extent cx="5334000" cy="3758045"/>
+            <wp:effectExtent b="0" l="0" r="0" t="0"/>
+            <wp:docPr descr="Grouped Prediction Plot for Bystander-N1: Outgroup (ref = Control) in the judgments_bystander. The panels show predicted judgments on the observed -9 to 9 scale with 95% confidence intervals. Abbrev.: FS / EC / PT / PD = IRI subscales; N1 / N2 = negotiator 1 / negotiator 2; B-V = bystander-victim relation; V-N1 / V-N2 = victim-negotiator relations; B-N1 / B-N2 = bystander-negotiator relations; Vic / Obs = victim / observer subset; In / Out / Ctl = ingroup / outgroup / control label hidden; SameFac = N1 and N2 same faculty; SES = economic status." title="" id="87" name="Picture"/>
+            <a:graphic>
+              <a:graphicData uri="http://schemas.openxmlformats.org/drawingml/2006/picture">
+                <pic:pic>
+                  <pic:nvPicPr>
+                    <pic:cNvPr descr="../figures/figure_sig_all_judgments_bystander_bystander_n1_groupout_judgments_bystander_bystander_n1_outgroup_ref_control.png" id="88" name="Picture"/>
+                    <pic:cNvPicPr>
+                      <a:picLocks noChangeArrowheads="1" noChangeAspect="1"/>
+                    </pic:cNvPicPr>
+                  </pic:nvPicPr>
+                  <pic:blipFill>
+                    <a:blip r:embed="rId86"/>
+                    <a:stretch>
+                      <a:fillRect/>
+                    </a:stretch>
+                  </pic:blipFill>
+                  <pic:spPr bwMode="auto">
+                    <a:xfrm>
+                      <a:off x="0" y="0"/>
+                      <a:ext cx="5334000" cy="3758045"/>
+                    </a:xfrm>
+                    <a:prstGeom prst="rect">
+                      <a:avLst/>
+                    </a:prstGeom>
+                    <a:noFill/>
+                    <a:ln w="9525">
+                      <a:noFill/>
+                      <a:headEnd/>
+                      <a:tailEnd/>
+                    </a:ln>
+                  </pic:spPr>
+                </pic:pic>
+              </a:graphicData>
+            </a:graphic>
+          </wp:inline>
+        </w:drawing>
+      </w:r>
+    </w:p>
+    <w:p>
+      <w:pPr>
+        <w:pStyle w:val="ImageCaption"/>
+      </w:pPr>
+      <w:r>
+        <w:t xml:space="preserve">Grouped Prediction Plot for Bystander-N1: Outgroup (ref = Control) in the judgments_bystander. The panels show predicted judgments on the observed -9 to 9 scale with 95% confidence intervals. Abbrev.: FS / EC / PT / PD = IRI subscales; N1 / N2 = negotiator 1 / negotiator 2; B-V = bystander-victim relation; V-N1 / V-N2 = victim-negotiator relations; B-N1 / B-N2 = bystander-negotiator relations; Vic / Obs = victim / observer subset; In / Out / Ctl = ingroup / outgroup / control label hidden; SameFac = N1 and N2 same faculty; SES = economic status.</w:t>
+      </w:r>
+    </w:p>
+    <w:p>
+      <w:pPr>
+        <w:pStyle w:val="BodyText"/>
+      </w:pPr>
+      <w:r>
+        <w:t xml:space="preserve">Bystander-N1: Ingroup (ref = Control) x Bystander-N2: Ingroup (ref = Control) is statistically significant in:</w:t>
+      </w:r>
+      <w:r>
+        <w:t xml:space="preserve"> </w:t>
+      </w:r>
+      <w:r>
+        <w:t xml:space="preserve">- Negotiator-Side Structure Model B (Tobit random-intercepts)</w:t>
+      </w:r>
+      <w:r>
+        <w:t xml:space="preserve"> </w:t>
+      </w:r>
+      <w:r>
+        <w:t xml:space="preserve">The figure below shows that the predicted relationship rises most sharply for bystander_N1_group when the condition is B-N2 Ctl.</w:t>
+      </w:r>
+    </w:p>
+    <w:p>
+      <w:pPr>
+        <w:pStyle w:val="CaptionedFigure"/>
+      </w:pPr>
+      <w:r>
+        <w:drawing>
+          <wp:inline>
+            <wp:extent cx="5334000" cy="4485409"/>
+            <wp:effectExtent b="0" l="0" r="0" t="0"/>
+            <wp:docPr descr="Interaction Plot for Bystander-N1: Ingroup (ref = Control) x Bystander-N2: Ingroup (ref = Control) in the judgments_bystander. The panels show predicted judgments on the observed -9 to 9 scale with 95% confidence intervals. Abbrev.: FS / EC / PT / PD = IRI subscales; N1 / N2 = negotiator 1 / negotiator 2; B-V = bystander-victim relation; V-N1 / V-N2 = victim-negotiator relations; B-N1 / B-N2 = bystander-negotiator relations; Vic / Obs = victim / observer subset; In / Out / Ctl = ingroup / outgroup / control label hidden; SameFac = N1 and N2 same faculty; SES = economic status." title="" id="90" name="Picture"/>
+            <a:graphic>
+              <a:graphicData uri="http://schemas.openxmlformats.org/drawingml/2006/picture">
+                <pic:pic>
+                  <pic:nvPicPr>
+                    <pic:cNvPr descr="../figures/figure_sig_all_judgments_bystander_bystander_n1_groupin_bystander_n2_groupin_judgments_bystander_bystander_n1_ingroup_ref_control_x_bystander_n2_ingroup_ref_control.png" id="91" name="Picture"/>
+                    <pic:cNvPicPr>
+                      <a:picLocks noChangeArrowheads="1" noChangeAspect="1"/>
+                    </pic:cNvPicPr>
+                  </pic:nvPicPr>
+                  <pic:blipFill>
+                    <a:blip r:embed="rId89"/>
+                    <a:stretch>
+                      <a:fillRect/>
+                    </a:stretch>
+                  </pic:blipFill>
+                  <pic:spPr bwMode="auto">
+                    <a:xfrm>
+                      <a:off x="0" y="0"/>
+                      <a:ext cx="5334000" cy="4485409"/>
+                    </a:xfrm>
+                    <a:prstGeom prst="rect">
+                      <a:avLst/>
+                    </a:prstGeom>
+                    <a:noFill/>
+                    <a:ln w="9525">
+                      <a:noFill/>
+                      <a:headEnd/>
+                      <a:tailEnd/>
+                    </a:ln>
+                  </pic:spPr>
+                </pic:pic>
+              </a:graphicData>
+            </a:graphic>
+          </wp:inline>
+        </w:drawing>
+      </w:r>
+    </w:p>
+    <w:p>
+      <w:pPr>
+        <w:pStyle w:val="ImageCaption"/>
+      </w:pPr>
+      <w:r>
+        <w:t xml:space="preserve">Interaction Plot for Bystander-N1: Ingroup (ref = Control) x Bystander-N2: Ingroup (ref = Control) in the judgments_bystander. The panels show predicted judgments on the observed -9 to 9 scale with 95% confidence intervals. Abbrev.: FS / EC / PT / PD = IRI subscales; N1 / N2 = negotiator 1 / negotiator 2; B-V = bystander-victim relation; V-N1 / V-N2 = victim-negotiator relations; B-N1 / B-N2 = bystander-negotiator relations; Vic / Obs = victim / observer subset; In / Out / Ctl = ingroup / outgroup / control label hidden; SameFac = N1 and N2 same faculty; SES = economic status.</w:t>
+      </w:r>
+    </w:p>
+    <w:bookmarkEnd w:id="92"/>
+    <w:bookmarkStart w:id="105" w:name="judgments_victim"/>
+    <w:p>
+      <w:pPr>
+        <w:pStyle w:val="Heading3"/>
+      </w:pPr>
+      <w:r>
+        <w:t xml:space="preserve">judgments_victim</w:t>
+      </w:r>
+    </w:p>
+    <w:p>
+      <w:pPr>
+        <w:pStyle w:val="FirstParagraph"/>
+      </w:pPr>
+      <w:r>
+        <w:t xml:space="preserve">Empathy: Perspective taking x Victim-N1: Outgroup (ref = Control) is statistically significant in:</w:t>
+      </w:r>
+      <w:r>
+        <w:t xml:space="preserve"> </w:t>
+      </w:r>
+      <w:r>
+        <w:t xml:space="preserve">- Empathy x Relational Status Model B (Tobit random-intercepts)</w:t>
+      </w:r>
+      <w:r>
+        <w:t xml:space="preserve"> </w:t>
+      </w:r>
+      <w:r>
+        <w:t xml:space="preserve">The figure below shows that the predicted relationship rises most sharply for Empathy: Perspective taking when the condition is V-N1 Out.</w:t>
+      </w:r>
+    </w:p>
+    <w:p>
+      <w:pPr>
+        <w:pStyle w:val="CaptionedFigure"/>
+      </w:pPr>
+      <w:r>
+        <w:drawing>
+          <wp:inline>
+            <wp:extent cx="5334000" cy="4485409"/>
+            <wp:effectExtent b="0" l="0" r="0" t="0"/>
+            <wp:docPr descr="Interaction Plot for Empathy: Perspective taking x Victim-N1: Outgroup (ref = Control) in the judgments_victim. The panels show predicted judgments on the observed -9 to 9 scale with 95% confidence intervals. Abbrev.: FS / EC / PT / PD = IRI subscales; N1 / N2 = negotiator 1 / negotiator 2; B-V = bystander-victim relation; V-N1 / V-N2 = victim-negotiator relations; B-N1 / B-N2 = bystander-negotiator relations; Vic / Obs = victim / observer subset; In / Out / Ctl = ingroup / outgroup / control label hidden; SameFac = N1 and N2 same faculty; SES = economic status." title="" id="94" name="Picture"/>
+            <a:graphic>
+              <a:graphicData uri="http://schemas.openxmlformats.org/drawingml/2006/picture">
+                <pic:pic>
+                  <pic:nvPicPr>
+                    <pic:cNvPr descr="../figures/figure_sig_all_judgments_victim_iri_pt_victim_n1_groupout_judgments_victim_empathy_perspective_taking_x_victim_n1_outgroup_ref_control.png" id="95" name="Picture"/>
+                    <pic:cNvPicPr>
+                      <a:picLocks noChangeArrowheads="1" noChangeAspect="1"/>
+                    </pic:cNvPicPr>
+                  </pic:nvPicPr>
+                  <pic:blipFill>
+                    <a:blip r:embed="rId93"/>
+                    <a:stretch>
+                      <a:fillRect/>
+                    </a:stretch>
+                  </pic:blipFill>
+                  <pic:spPr bwMode="auto">
+                    <a:xfrm>
+                      <a:off x="0" y="0"/>
+                      <a:ext cx="5334000" cy="4485409"/>
+                    </a:xfrm>
+                    <a:prstGeom prst="rect">
+                      <a:avLst/>
+                    </a:prstGeom>
+                    <a:noFill/>
+                    <a:ln w="9525">
+                      <a:noFill/>
+                      <a:headEnd/>
+                      <a:tailEnd/>
+                    </a:ln>
+                  </pic:spPr>
+                </pic:pic>
+              </a:graphicData>
+            </a:graphic>
+          </wp:inline>
+        </w:drawing>
+      </w:r>
+    </w:p>
+    <w:p>
+      <w:pPr>
+        <w:pStyle w:val="ImageCaption"/>
+      </w:pPr>
+      <w:r>
+        <w:t xml:space="preserve">Interaction Plot for Empathy: Perspective taking x Victim-N1: Outgroup (ref = Control) in the judgments_victim. The panels show predicted judgments on the observed -9 to 9 scale with 95% confidence intervals. Abbrev.: FS / EC / PT / PD = IRI subscales; N1 / N2 = negotiator 1 / negotiator 2; B-V = bystander-victim relation; V-N1 / V-N2 = victim-negotiator relations; B-N1 / B-N2 = bystander-negotiator relations; Vic / Obs = victim / observer subset; In / Out / Ctl = ingroup / outgroup / control label hidden; SameFac = N1 and N2 same faculty; SES = economic status.</w:t>
+      </w:r>
+    </w:p>
+    <w:p>
+      <w:pPr>
+        <w:pStyle w:val="BodyText"/>
+      </w:pPr>
+      <w:r>
+        <w:t xml:space="preserve">Empathy: Perspective taking is statistically significant in:</w:t>
+      </w:r>
+      <w:r>
+        <w:t xml:space="preserve"> </w:t>
+      </w:r>
+      <w:r>
+        <w:t xml:space="preserve">- Empathy Effect Model B (Tobit random-intercepts)</w:t>
+      </w:r>
+      <w:r>
+        <w:t xml:space="preserve"> </w:t>
+      </w:r>
+      <w:r>
+        <w:t xml:space="preserve">- Negotiator-Side Structure Model B (Tobit random-intercepts)</w:t>
+      </w:r>
+      <w:r>
+        <w:t xml:space="preserve"> </w:t>
+      </w:r>
+      <w:r>
+        <w:t xml:space="preserve">The figure below shows that across the observed range, higher Empathy: Perspective taking corresponds to higher predicted judgment.</w:t>
+      </w:r>
+    </w:p>
+    <w:p>
+      <w:pPr>
+        <w:pStyle w:val="CaptionedFigure"/>
+      </w:pPr>
+      <w:r>
+        <w:drawing>
+          <wp:inline>
+            <wp:extent cx="5334000" cy="3758045"/>
+            <wp:effectExtent b="0" l="0" r="0" t="0"/>
+            <wp:docPr descr="Effect Plot for Empathy: Perspective taking in the judgments_victim. The panels show predicted judgments on the observed -9 to 9 scale with 95% confidence intervals. Abbrev.: FS / EC / PT / PD = IRI subscales; N1 / N2 = negotiator 1 / negotiator 2; B-V = bystander-victim relation; V-N1 / V-N2 = victim-negotiator relations; B-N1 / B-N2 = bystander-negotiator relations; Vic / Obs = victim / observer subset; In / Out / Ctl = ingroup / outgroup / control label hidden; SameFac = N1 and N2 same faculty; SES = economic status." title="" id="97" name="Picture"/>
+            <a:graphic>
+              <a:graphicData uri="http://schemas.openxmlformats.org/drawingml/2006/picture">
+                <pic:pic>
+                  <pic:nvPicPr>
+                    <pic:cNvPr descr="../figures/figure_sig_all_judgments_victim_iri_pt_judgments_victim_empathy_perspective_taking.png" id="98" name="Picture"/>
+                    <pic:cNvPicPr>
+                      <a:picLocks noChangeArrowheads="1" noChangeAspect="1"/>
+                    </pic:cNvPicPr>
+                  </pic:nvPicPr>
+                  <pic:blipFill>
+                    <a:blip r:embed="rId96"/>
+                    <a:stretch>
+                      <a:fillRect/>
+                    </a:stretch>
+                  </pic:blipFill>
+                  <pic:spPr bwMode="auto">
+                    <a:xfrm>
+                      <a:off x="0" y="0"/>
+                      <a:ext cx="5334000" cy="3758045"/>
+                    </a:xfrm>
+                    <a:prstGeom prst="rect">
+                      <a:avLst/>
+                    </a:prstGeom>
+                    <a:noFill/>
+                    <a:ln w="9525">
+                      <a:noFill/>
+                      <a:headEnd/>
+                      <a:tailEnd/>
+                    </a:ln>
+                  </pic:spPr>
+                </pic:pic>
+              </a:graphicData>
+            </a:graphic>
+          </wp:inline>
+        </w:drawing>
+      </w:r>
+    </w:p>
+    <w:p>
+      <w:pPr>
+        <w:pStyle w:val="ImageCaption"/>
+      </w:pPr>
+      <w:r>
+        <w:t xml:space="preserve">Effect Plot for Empathy: Perspective taking in the judgments_victim. The panels show predicted judgments on the observed -9 to 9 scale with 95% confidence intervals. Abbrev.: FS / EC / PT / PD = IRI subscales; N1 / N2 = negotiator 1 / negotiator 2; B-V = bystander-victim relation; V-N1 / V-N2 = victim-negotiator relations; B-N1 / B-N2 = bystander-negotiator relations; Vic / Obs = victim / observer subset; In / Out / Ctl = ingroup / outgroup / control label hidden; SameFac = N1 and N2 same faculty; SES = economic status.</w:t>
+      </w:r>
+    </w:p>
+    <w:p>
+      <w:pPr>
+        <w:pStyle w:val="BodyText"/>
+      </w:pPr>
+      <w:r>
+        <w:t xml:space="preserve">Empathy: Empathic concern x Victim-N1: Outgroup (ref = Control) is statistically significant in:</w:t>
+      </w:r>
+      <w:r>
+        <w:t xml:space="preserve"> </w:t>
+      </w:r>
+      <w:r>
+        <w:t xml:space="preserve">- Empathy x Relational Status Model B (Tobit random-intercepts)</w:t>
+      </w:r>
+      <w:r>
+        <w:t xml:space="preserve"> </w:t>
+      </w:r>
+      <w:r>
+        <w:t xml:space="preserve">The figure below shows that the predicted relationship falls most sharply for Empathy: Empathic concern when the condition is V-N1 Out.</w:t>
+      </w:r>
+    </w:p>
+    <w:p>
+      <w:pPr>
+        <w:pStyle w:val="CaptionedFigure"/>
+      </w:pPr>
+      <w:r>
+        <w:drawing>
+          <wp:inline>
+            <wp:extent cx="5334000" cy="4485409"/>
+            <wp:effectExtent b="0" l="0" r="0" t="0"/>
+            <wp:docPr descr="Interaction Plot for Empathy: Empathic concern x Victim-N1: Outgroup (ref = Control) in the judgments_victim. The panels show predicted judgments on the observed -9 to 9 scale with 95% confidence intervals. Abbrev.: FS / EC / PT / PD = IRI subscales; N1 / N2 = negotiator 1 / negotiator 2; B-V = bystander-victim relation; V-N1 / V-N2 = victim-negotiator relations; B-N1 / B-N2 = bystander-negotiator relations; Vic / Obs = victim / observer subset; In / Out / Ctl = ingroup / outgroup / control label hidden; SameFac = N1 and N2 same faculty; SES = economic status." title="" id="100" name="Picture"/>
+            <a:graphic>
+              <a:graphicData uri="http://schemas.openxmlformats.org/drawingml/2006/picture">
+                <pic:pic>
+                  <pic:nvPicPr>
+                    <pic:cNvPr descr="../figures/figure_sig_all_judgments_victim_iri_ec_victim_n1_groupout_judgments_victim_empathy_empathic_concern_x_victim_n1_outgroup_ref_control.png" id="101" name="Picture"/>
+                    <pic:cNvPicPr>
+                      <a:picLocks noChangeArrowheads="1" noChangeAspect="1"/>
+                    </pic:cNvPicPr>
+                  </pic:nvPicPr>
+                  <pic:blipFill>
+                    <a:blip r:embed="rId99"/>
+                    <a:stretch>
+                      <a:fillRect/>
+                    </a:stretch>
+                  </pic:blipFill>
+                  <pic:spPr bwMode="auto">
+                    <a:xfrm>
+                      <a:off x="0" y="0"/>
+                      <a:ext cx="5334000" cy="4485409"/>
+                    </a:xfrm>
+                    <a:prstGeom prst="rect">
+                      <a:avLst/>
+                    </a:prstGeom>
+                    <a:noFill/>
+                    <a:ln w="9525">
+                      <a:noFill/>
+                      <a:headEnd/>
+                      <a:tailEnd/>
+                    </a:ln>
+                  </pic:spPr>
+                </pic:pic>
+              </a:graphicData>
+            </a:graphic>
+          </wp:inline>
+        </w:drawing>
+      </w:r>
+    </w:p>
+    <w:p>
+      <w:pPr>
+        <w:pStyle w:val="ImageCaption"/>
+      </w:pPr>
+      <w:r>
+        <w:t xml:space="preserve">Interaction Plot for Empathy: Empathic concern x Victim-N1: Outgroup (ref = Control) in the judgments_victim. The panels show predicted judgments on the observed -9 to 9 scale with 95% confidence intervals. Abbrev.: FS / EC / PT / PD = IRI subscales; N1 / N2 = negotiator 1 / negotiator 2; B-V = bystander-victim relation; V-N1 / V-N2 = victim-negotiator relations; B-N1 / B-N2 = bystander-negotiator relations; Vic / Obs = victim / observer subset; In / Out / Ctl = ingroup / outgroup / control label hidden; SameFac = N1 and N2 same faculty; SES = economic status.</w:t>
+      </w:r>
+    </w:p>
+    <w:p>
+      <w:pPr>
+        <w:pStyle w:val="BodyText"/>
+      </w:pPr>
+      <w:r>
+        <w:t xml:space="preserve">Engineering participant is statistically significant in:</w:t>
+      </w:r>
+      <w:r>
+        <w:t xml:space="preserve"> </w:t>
+      </w:r>
+      <w:r>
+        <w:t xml:space="preserve">- Empathy x Relational Status Model B (Tobit random-intercepts)</w:t>
+      </w:r>
+      <w:r>
+        <w:t xml:space="preserve"> </w:t>
+      </w:r>
+      <w:r>
+        <w:t xml:space="preserve">- Empathy Effect Model B (Tobit random-intercepts)</w:t>
+      </w:r>
+      <w:r>
+        <w:t xml:space="preserve"> </w:t>
+      </w:r>
+      <w:r>
+        <w:t xml:space="preserve">- Negotiator-Side Structure Model B (Tobit random-intercepts)</w:t>
+      </w:r>
+      <w:r>
+        <w:t xml:space="preserve"> </w:t>
+      </w:r>
+      <w:r>
+        <w:t xml:space="preserve">The figure below shows that predicted judgment is higher for Eng part. than for Hum part..</w:t>
+      </w:r>
+    </w:p>
+    <w:p>
+      <w:pPr>
+        <w:pStyle w:val="CaptionedFigure"/>
+      </w:pPr>
+      <w:r>
+        <w:drawing>
+          <wp:inline>
+            <wp:extent cx="5334000" cy="3758045"/>
+            <wp:effectExtent b="0" l="0" r="0" t="0"/>
+            <wp:docPr descr="Grouped Prediction Plot for Engineering participant in the judgments_victim. The panels show predicted judgments on the observed -9 to 9 scale with 95% confidence intervals. Abbrev.: FS / EC / PT / PD = IRI subscales; N1 / N2 = negotiator 1 / negotiator 2; B-V = bystander-victim relation; V-N1 / V-N2 = victim-negotiator relations; B-N1 / B-N2 = bystander-negotiator relations; Vic / Obs = victim / observer subset; In / Out / Ctl = ingroup / outgroup / control label hidden; SameFac = N1 and N2 same faculty; SES = economic status." title="" id="103" name="Picture"/>
+            <a:graphic>
+              <a:graphicData uri="http://schemas.openxmlformats.org/drawingml/2006/picture">
+                <pic:pic>
+                  <pic:nvPicPr>
+                    <pic:cNvPr descr="../figures/figure_sig_all_judgments_victim_participant_engineering_judgments_victim_engineering_participant.png" id="104" name="Picture"/>
+                    <pic:cNvPicPr>
+                      <a:picLocks noChangeArrowheads="1" noChangeAspect="1"/>
+                    </pic:cNvPicPr>
+                  </pic:nvPicPr>
+                  <pic:blipFill>
+                    <a:blip r:embed="rId102"/>
+                    <a:stretch>
+                      <a:fillRect/>
+                    </a:stretch>
+                  </pic:blipFill>
+                  <pic:spPr bwMode="auto">
+                    <a:xfrm>
+                      <a:off x="0" y="0"/>
+                      <a:ext cx="5334000" cy="3758045"/>
+                    </a:xfrm>
+                    <a:prstGeom prst="rect">
+                      <a:avLst/>
+                    </a:prstGeom>
+                    <a:noFill/>
+                    <a:ln w="9525">
+                      <a:noFill/>
+                      <a:headEnd/>
+                      <a:tailEnd/>
+                    </a:ln>
+                  </pic:spPr>
+                </pic:pic>
+              </a:graphicData>
+            </a:graphic>
+          </wp:inline>
+        </w:drawing>
+      </w:r>
+    </w:p>
+    <w:p>
+      <w:pPr>
+        <w:pStyle w:val="ImageCaption"/>
+      </w:pPr>
+      <w:r>
+        <w:t xml:space="preserve">Grouped Prediction Plot for Engineering participant in the judgments_victim. The panels show predicted judgments on the observed -9 to 9 scale with 95% confidence intervals. Abbrev.: FS / EC / PT / PD = IRI subscales; N1 / N2 = negotiator 1 / negotiator 2; B-V = bystander-victim relation; V-N1 / V-N2 = victim-negotiator relations; B-N1 / B-N2 = bystander-negotiator relations; Vic / Obs = victim / observer subset; In / Out / Ctl = ingroup / outgroup / control label hidden; SameFac = N1 and N2 same faculty; SES = economic status.</w:t>
+      </w:r>
+    </w:p>
+    <w:bookmarkEnd w:id="105"/>
+    <w:bookmarkEnd w:id="106"/>
+    <w:bookmarkStart w:id="107" w:name="hypothesis-conclusion-summary"/>
     <w:p>
       <w:pPr>
         <w:pStyle w:val="Heading2"/>
@@ -2095,29 +2966,29 @@
         <w:pStyle w:val="FirstParagraph"/>
       </w:pPr>
       <w:r>
-        <w:t xml:space="preserve">Each conclusion below is generated from the current Tobit coefficient outputs.</w:t>
-      </w:r>
-      <w:r>
-        <w:t xml:space="preserve"> </w:t>
-      </w:r>
-      <w:r>
-        <w:t xml:space="preserve">- H1. Original hypothesis: Empathy dimensions are associated with moral judgment severity after conditioning on judged-negotiator status, counterpart status, decision outcome, and observer-side victim alignment when applicable. Victim subset: Tobit conclusion: the available models point in the opposite direction of the hypothesis. Model B points in the opposite direction through Empathy: Perspective taking with a positive association (p = 0.010). Additional statistically significant signals include Harm Accepted with a negative association (p &lt; 0.001) and Empathy: Perspective taking with a positive association (p = 0.010). Bystander subset: Tobit conclusion: the available models do not support the hypothesis. Model B does not support the hypothesis; none of four empathy dimensions are statistically significant, and the closest signal is Empathy: Perspective taking with a positive association (p = 0.163). Additional statistically significant signals include Harm Accepted with a negative association (p &lt; 0.001) and Age with a positive association (p = 0.005).</w:t>
-      </w:r>
-      <w:r>
-        <w:t xml:space="preserve"> </w:t>
-      </w:r>
-      <w:r>
-        <w:t xml:space="preserve">- H2. Original hypothesis: Moral judgments vary with the joint judged-plus-counterpart negotiator structure, and in the bystander subset that structure may also depend on player-victim alignment. Victim subset: Tobit conclusion: the available models do not support the hypothesis. Model B does not support the hypothesis; none of negotiator-side structure contrasts are statistically significant, and the closest signal is Negotiator-side structure: N1 control label hidden, N2 ingroup (ref = N1 control label hidden, N2 control label hidden) with a negative association (p = 0.227). Additional statistically significant signals include Empathy: Perspective taking with a positive association (p = 0.003) and Engineering participant with a positive association (p = 0.065). Bystander subset: Tobit conclusion: the available models support the hypothesis. Model B supports the hypothesis through Negotiator-side structure: N1 outgroup, N2 ingroup (ref = N1 control label hidden, N2 control label hidden) with a negative association (p = 0.054). Additional statistically significant signals include Age with a positive association (p &lt; 0.001) and Negotiator-side structure: N1 outgroup, N2 ingroup (ref = N1 control label hidden, N2 control label hidden) with a negative association (p = 0.054).</w:t>
-      </w:r>
-      <w:r>
-        <w:t xml:space="preserve"> </w:t>
-      </w:r>
-      <w:r>
-        <w:t xml:space="preserve">- H3. Original hypothesis: The empathy effect depends on the judged negotiator’s ingroup, outgroup, or control status after retaining decision context and relational controls. Victim subset: Tobit conclusion: the available models support the hypothesis. Model B supports the hypothesis through Empathy: Perspective taking x N1 ingroup with a positive association (p = 0.040) and Empathy: Perspective taking x N1 outgroup with a positive association (p = 0.050). Additional statistically significant signals include Harm Accepted with a negative association (p &lt; 0.001) and Empathy: Perspective taking x N1 ingroup with a positive association (p = 0.040). Bystander subset: Tobit conclusion: the available models do not support the hypothesis. Model B does not support the hypothesis; none of empathy-by-judged-status interactions are statistically significant, and the closest signal is Empathy: Perspective taking x N1 ingroup with a negative association (p = 0.111). Additional statistically significant signals include Harm Accepted with a negative association (p &lt; 0.001) and Age with a positive association (p = 0.004).</w:t>
-      </w:r>
-    </w:p>
-    <w:bookmarkEnd w:id="70"/>
-    <w:bookmarkStart w:id="71" w:name="pdf-comprehensive-report-generated"/>
+        <w:t xml:space="preserve">Each conclusion below is generated from the current Tobit random-intercept coefficient outputs.</w:t>
+      </w:r>
+      <w:r>
+        <w:t xml:space="preserve"> </w:t>
+      </w:r>
+      <w:r>
+        <w:t xml:space="preserve">- H1. Original hypothesis: Empathy dimensions are associated with moral judgment severity after conditioning on role-specific N1/N2 relational predictors and the N1-N2 same-faculty context term. Victim subset: Tobit (random intercepts) conclusion: the available models point in the opposite direction of the hypothesis. Model B points in the opposite direction through Empathy: Perspective taking with a positive association (p = 0.017). Additional statistically significant signals include Empathy: Perspective taking with a positive association (p = 0.017) and Engineering participant with a positive association (p = 0.073). Bystander subset: Tobit (random intercepts) conclusion: the available models do not support the hypothesis. Model B does not support the hypothesis; none of four empathy dimensions are statistically significant, and the closest signal is Empathy: Empathic concern with a negative association (p = 0.144). Additional statistically significant signals include Age with a positive association (p = 0.002) and Bystander-N2: Ingroup (ref = Control) with a negative association (p = 0.054).</w:t>
+      </w:r>
+      <w:r>
+        <w:t xml:space="preserve"> </w:t>
+      </w:r>
+      <w:r>
+        <w:t xml:space="preserve">- H2. Original hypothesis: Moral judgments vary with explicit N1/N2 relational structure and with the participant role. Bystander models retain participant-victim alignment and selective pairwise interactions. Victim subset: Tobit (random intercepts) conclusion: the available models do not support the hypothesis. Model B does not support the hypothesis; none of victim-side N1/N2 relational structure and interaction are statistically significant, and the closest signal is Victim-N1: Ingroup (ref = Control) x Victim-N2: Outgroup (ref = Control) with a positive association (p = 0.169). Additional statistically significant signals include Empathy: Perspective taking with a positive association (p = 0.019) and Engineering participant with a positive association (p = 0.073). Bystander subset: Tobit (random intercepts) conclusion: the available models support the hypothesis. Model B supports the hypothesis through Bystander-victim: Outgroup (ref = Ingroup) with a negative association (p = 0.035), Victim-N2: Ingroup (ref = Control) with a positive association (p = 0.071), Bystander-N2: Outgroup (ref = Control) with a negative association (p = 0.073), Bystander-N2: Ingroup (ref = Control) with a negative association (p = 0.083), and Bystander-N1: Ingroup (ref = Control) x Bystander-N2: Ingroup (ref = Control) with a negative association (p = 0.098). Additional statistically significant signals include Age with a positive association (p = 0.002) and Bystander-victim: Outgroup (ref = Ingroup) with a negative association (p = 0.035).</w:t>
+      </w:r>
+      <w:r>
+        <w:t xml:space="preserve"> </w:t>
+      </w:r>
+      <w:r>
+        <w:t xml:space="preserve">- H3. Original hypothesis: The empathy effect depends on N1/N2 relational status indicators within each role-specific model while retaining relational controls and participant-level random intercepts. Victim subset: Tobit (random intercepts) conclusion: the available models support the hypothesis. Model B supports the hypothesis through Empathy: Perspective taking x Victim-N1: Outgroup (ref = Control) with a positive association (p = 0.014) and Empathy: Empathic concern x Victim-N1: Outgroup (ref = Control) with a negative association (p = 0.036). Additional statistically significant signals include Empathy: Perspective taking x Victim-N1: Outgroup (ref = Control) with a positive association (p = 0.014) and Empathy: Empathic concern x Victim-N1: Outgroup (ref = Control) with a negative association (p = 0.036). Bystander subset: Tobit (random intercepts) conclusion: the available models support the hypothesis. Model B supports the hypothesis through Bystander-N1: Outgroup (ref = Control) x Empathy: Fantasy scale with a negative association (p = 0.039), Bystander-victim: Outgroup (ref = Ingroup) x Empathy: Personal distress with a positive association (p = 0.064), and Bystander-N2: Outgroup (ref = Control) x Empathy: Perspective taking with a negative association (p = 0.084). Additional statistically significant signals include Age with a positive association (p = 0.002) and Bystander-N1: Outgroup (ref = Control) x Empathy: Fantasy scale with a negative association (p = 0.039).</w:t>
+      </w:r>
+    </w:p>
+    <w:bookmarkEnd w:id="107"/>
+    <w:bookmarkStart w:id="108" w:name="pdf-comprehensive-report-generated"/>
     <w:p>
       <w:pPr>
         <w:pStyle w:val="Heading2"/>
@@ -2161,7 +3032,7 @@
         <w:t xml:space="preserve"> </w:t>
       </w:r>
       <w:r>
-        <w:t xml:space="preserve">folder for the fully documented Tobit and cluster-aware non-parametric mathematical formulations, the Option 2 relational-variable logic, dual-estimator hypothesis testing, and the algorithmically interpreted natural language coefficients. When the run is dataset-specific, a matching alias such as</w:t>
+        <w:t xml:space="preserve">folder for the fully documented Tobit random-intercept and cluster-aware non-parametric mathematical formulations, the Option 2 relational-variable logic, dual-estimator hypothesis testing, and the algorithmically interpreted natural language coefficients. When the run is dataset-specific, a matching alias such as</w:t>
       </w:r>
       <w:r>
         <w:t xml:space="preserve"> </w:t>
@@ -2179,8 +3050,8 @@
         <w:t xml:space="preserve">is also refreshed.</w:t>
       </w:r>
     </w:p>
-    <w:bookmarkEnd w:id="71"/>
-    <w:bookmarkEnd w:id="72"/>
+    <w:bookmarkEnd w:id="108"/>
+    <w:bookmarkEnd w:id="109"/>
     <w:sectPr>
       <w:footnotePr>
         <w:numRestart w:val="eachSect"/>

--- a/outputs/report/tobit_analysis_report.docx
+++ b/outputs/report/tobit_analysis_report.docx
@@ -2,13 +2,13 @@
 <file path=word/document.xml><?xml version="1.0" encoding="utf-8"?>
 <w:document xmlns:w="http://schemas.openxmlformats.org/wordprocessingml/2006/main" xmlns:m="http://schemas.openxmlformats.org/officeDocument/2006/math" xmlns:r="http://schemas.openxmlformats.org/officeDocument/2006/relationships" xmlns:o="urn:schemas-microsoft-com:office:office" xmlns:v="urn:schemas-microsoft-com:vml" xmlns:w10="urn:schemas-microsoft-com:office:word" xmlns:a="http://schemas.openxmlformats.org/drawingml/2006/main" xmlns:pic="http://schemas.openxmlformats.org/drawingml/2006/picture" xmlns:wp="http://schemas.openxmlformats.org/drawingml/2006/wordprocessingDrawing">
   <w:body>
-    <w:bookmarkStart w:id="197" w:name="X95cfbf6c1be1f17cf2fa8666a13972b2344c989"/>
+    <w:bookmarkStart w:id="200" w:name="X6232260152a60605d53c1602aecc2884d9df736"/>
     <w:p>
       <w:pPr>
         <w:pStyle w:val="Heading1"/>
       </w:pPr>
       <w:r>
-        <w:t xml:space="preserve">Scientific Dynamic Report of Moral Judgement under Two-sided Tobit Models</w:t>
+        <w:t xml:space="preserve">Working Paper Report of Moral Judgement under Two-sided Tobit Models</w:t>
       </w:r>
     </w:p>
     <w:p>
@@ -16,21 +16,18 @@
         <w:pStyle w:val="FirstParagraph"/>
       </w:pPr>
       <w:r>
-        <w:t xml:space="preserve">Generated on 2026-04-18 19:24:52.</w:t>
-      </w:r>
-    </w:p>
-    <w:bookmarkStart w:id="9" w:name="redesign-status-and-estimator-note"/>
-    <w:p>
-      <w:pPr>
-        <w:pStyle w:val="Heading2"/>
-      </w:pPr>
-      <w:r>
-        <w:t xml:space="preserve">Redesign status and estimator note</w:t>
-      </w:r>
-    </w:p>
-    <w:p>
-      <w:pPr>
-        <w:pStyle w:val="FirstParagraph"/>
+        <w:t xml:space="preserve">By Leonardo H. Talero-Sarmiento</w:t>
+      </w:r>
+      <w:r>
+        <w:t xml:space="preserve"> </w:t>
+      </w:r>
+      <w:r>
+        <w:t xml:space="preserve">Date: 2026-04-18 21:09:45</w:t>
+      </w:r>
+    </w:p>
+    <w:p>
+      <w:pPr>
+        <w:pStyle w:val="BodyText"/>
       </w:pPr>
       <w:r>
         <w:t xml:space="preserve">This run uses</w:t>
@@ -48,15 +45,7 @@
         <w:t xml:space="preserve"> </w:t>
       </w:r>
       <w:r>
-        <w:t xml:space="preserve">as the only analytical source and preserves each imported row as one real judgement observation.</w:t>
-      </w:r>
-    </w:p>
-    <w:p>
-      <w:pPr>
-        <w:pStyle w:val="BodyText"/>
-      </w:pPr>
-      <w:r>
-        <w:t xml:space="preserve">The primary estimator is a two-sided Tobit fitted with</w:t>
+        <w:t xml:space="preserve">as the only analytical source and preserves each imported row as one real judgement observation. The production estimator is a two-sided Tobit fitted with</w:t>
       </w:r>
       <w:r>
         <w:t xml:space="preserve"> </w:t>
@@ -125,6 +114,529 @@
         <w:t xml:space="preserve">in every active formula.</w:t>
       </w:r>
     </w:p>
+    <w:bookmarkStart w:id="9" w:name="understanding-the-modeling-strategy"/>
+    <w:p>
+      <w:pPr>
+        <w:pStyle w:val="Heading2"/>
+      </w:pPr>
+      <w:r>
+        <w:t xml:space="preserve">Understanding the modeling strategy</w:t>
+      </w:r>
+    </w:p>
+    <w:p>
+      <w:pPr>
+        <w:pStyle w:val="FirstParagraph"/>
+      </w:pPr>
+      <w:r>
+        <w:t xml:space="preserve">The purpose of the pipeline is to explain how participants assign moral judgement to a focal negotiator within a structured experimental setting. The objective is not limited to describing average responses. Rather, the pipeline is designed to estimate how judgement changes as a function of empathy, group alignment, negotiation decisions, and role-specific relational structure. The outcome of interest is</w:t>
+      </w:r>
+      <w:r>
+        <w:t xml:space="preserve"> </w:t>
+      </w:r>
+      <w:r>
+        <w:rPr>
+          <w:rStyle w:val="VerbatimChar"/>
+        </w:rPr>
+        <w:t xml:space="preserve">judgement</w:t>
+      </w:r>
+      <w:r>
+        <w:t xml:space="preserve">, interpreted as the participant’s moral evaluation of the target negotiator. Because each participant contributes repeated evaluations across scenarios and targets, the modeling strategy must satisfy three conditions simultaneously: it must preserve one row per real observation, respect the bounded structure of the outcome, and account for within-participant dependence. For these reasons, the production workflow uses a two-sided Tobit model with participant-cluster robust inference and session adjustment.</w:t>
+      </w:r>
+    </w:p>
+    <w:p>
+      <w:pPr>
+        <w:pStyle w:val="BodyText"/>
+      </w:pPr>
+      <w:r>
+        <w:t xml:space="preserve">The need for a Tobit specification follows directly from the nature of the dependent variable.</w:t>
+      </w:r>
+      <w:r>
+        <w:t xml:space="preserve"> </w:t>
+      </w:r>
+      <w:r>
+        <w:rPr>
+          <w:rStyle w:val="VerbatimChar"/>
+        </w:rPr>
+        <w:t xml:space="preserve">judgement</w:t>
+      </w:r>
+      <w:r>
+        <w:t xml:space="preserve"> </w:t>
+      </w:r>
+      <w:r>
+        <w:t xml:space="preserve">is continuous in interpretation but bounded in measurement. Values at the extremes are therefore not ordinary unrestricted observations; they are limits imposed by the response scale. A standard linear model assumes an outcome that can vary freely over the real line, which is inappropriate when responses accumulate at lower and upper boundaries. The Tobit framework addresses this by assuming an underlying latent moral evaluation, denoted here by</w:t>
+      </w:r>
+      <w:r>
+        <w:t xml:space="preserve"> </w:t>
+      </w:r>
+      <w:r>
+        <w:rPr>
+          <w:rStyle w:val="VerbatimChar"/>
+        </w:rPr>
+        <w:t xml:space="preserve">y_i^*</w:t>
+      </w:r>
+      <w:r>
+        <w:t xml:space="preserve">, that is only observed through a bounded realized score:</w:t>
+      </w:r>
+    </w:p>
+    <w:p>
+      <w:pPr>
+        <w:pStyle w:val="BodyText"/>
+      </w:pPr>
+      <m:oMathPara>
+        <m:oMathParaPr>
+          <m:jc m:val="center"/>
+        </m:oMathParaPr>
+        <m:oMath>
+          <m:sSubSup>
+            <m:e>
+              <m:r>
+                <m:t>y</m:t>
+              </m:r>
+            </m:e>
+            <m:sub>
+              <m:r>
+                <m:t>i</m:t>
+              </m:r>
+            </m:sub>
+            <m:sup>
+              <m:r>
+                <m:rPr>
+                  <m:sty m:val="p"/>
+                </m:rPr>
+                <m:t>*</m:t>
+              </m:r>
+            </m:sup>
+          </m:sSubSup>
+          <m:r>
+            <m:rPr>
+              <m:sty m:val="p"/>
+            </m:rPr>
+            <m:t>=</m:t>
+          </m:r>
+          <m:sSub>
+            <m:e>
+              <m:r>
+                <m:t>X</m:t>
+              </m:r>
+            </m:e>
+            <m:sub>
+              <m:r>
+                <m:t>i</m:t>
+              </m:r>
+            </m:sub>
+          </m:sSub>
+          <m:r>
+            <m:t>β</m:t>
+          </m:r>
+          <m:r>
+            <m:rPr>
+              <m:sty m:val="p"/>
+            </m:rPr>
+            <m:t>+</m:t>
+          </m:r>
+          <m:sSub>
+            <m:e>
+              <m:r>
+                <m:t>ε</m:t>
+              </m:r>
+            </m:e>
+            <m:sub>
+              <m:r>
+                <m:t>i</m:t>
+              </m:r>
+            </m:sub>
+          </m:sSub>
+        </m:oMath>
+      </m:oMathPara>
+    </w:p>
+    <w:p>
+      <w:pPr>
+        <w:pStyle w:val="FirstParagraph"/>
+      </w:pPr>
+      <w:r>
+        <w:t xml:space="preserve">and</w:t>
+      </w:r>
+    </w:p>
+    <w:p>
+      <w:pPr>
+        <w:pStyle w:val="BodyText"/>
+      </w:pPr>
+      <m:oMathPara>
+        <m:oMathParaPr>
+          <m:jc m:val="center"/>
+        </m:oMathParaPr>
+        <m:oMath>
+          <m:r>
+            <m:t>j</m:t>
+          </m:r>
+          <m:r>
+            <m:t>u</m:t>
+          </m:r>
+          <m:r>
+            <m:t>d</m:t>
+          </m:r>
+          <m:r>
+            <m:t>g</m:t>
+          </m:r>
+          <m:r>
+            <m:t>e</m:t>
+          </m:r>
+          <m:r>
+            <m:t>m</m:t>
+          </m:r>
+          <m:r>
+            <m:t>e</m:t>
+          </m:r>
+          <m:r>
+            <m:t>n</m:t>
+          </m:r>
+          <m:sSub>
+            <m:e>
+              <m:r>
+                <m:t>t</m:t>
+              </m:r>
+            </m:e>
+            <m:sub>
+              <m:r>
+                <m:t>i</m:t>
+              </m:r>
+            </m:sub>
+          </m:sSub>
+          <m:r>
+            <m:rPr>
+              <m:sty m:val="p"/>
+            </m:rPr>
+            <m:t>=</m:t>
+          </m:r>
+          <m:r>
+            <m:rPr>
+              <m:sty m:val="p"/>
+            </m:rPr>
+            <m:t>max</m:t>
+          </m:r>
+          <m:r>
+            <m:rPr>
+              <m:sty m:val="p"/>
+            </m:rPr>
+            <m:t>(</m:t>
+          </m:r>
+          <m:r>
+            <m:rPr>
+              <m:sty m:val="p"/>
+            </m:rPr>
+            <m:t>−</m:t>
+          </m:r>
+          <m:r>
+            <m:t>9</m:t>
+          </m:r>
+          <m:r>
+            <m:rPr>
+              <m:sty m:val="p"/>
+            </m:rPr>
+            <m:t>,</m:t>
+          </m:r>
+          <m:r>
+            <m:rPr>
+              <m:sty m:val="p"/>
+            </m:rPr>
+            <m:t>min</m:t>
+          </m:r>
+          <m:r>
+            <m:rPr>
+              <m:sty m:val="p"/>
+            </m:rPr>
+            <m:t>(</m:t>
+          </m:r>
+          <m:r>
+            <m:t>9</m:t>
+          </m:r>
+          <m:r>
+            <m:rPr>
+              <m:sty m:val="p"/>
+            </m:rPr>
+            <m:t>,</m:t>
+          </m:r>
+          <m:sSubSup>
+            <m:e>
+              <m:r>
+                <m:t>y</m:t>
+              </m:r>
+            </m:e>
+            <m:sub>
+              <m:r>
+                <m:t>i</m:t>
+              </m:r>
+            </m:sub>
+            <m:sup>
+              <m:r>
+                <m:rPr>
+                  <m:sty m:val="p"/>
+                </m:rPr>
+                <m:t>*</m:t>
+              </m:r>
+            </m:sup>
+          </m:sSubSup>
+          <m:r>
+            <m:rPr>
+              <m:sty m:val="p"/>
+            </m:rPr>
+            <m:t>)</m:t>
+          </m:r>
+          <m:r>
+            <m:rPr>
+              <m:sty m:val="p"/>
+            </m:rPr>
+            <m:t>)</m:t>
+          </m:r>
+          <m:r>
+            <m:rPr>
+              <m:sty m:val="p"/>
+            </m:rPr>
+            <m:t>.</m:t>
+          </m:r>
+        </m:oMath>
+      </m:oMathPara>
+    </w:p>
+    <w:p>
+      <w:pPr>
+        <w:pStyle w:val="FirstParagraph"/>
+      </w:pPr>
+      <w:r>
+        <w:t xml:space="preserve">Under this specification, the model jointly represents three kinds of outcomes: interior continuous values, lower-bound pile-up, and upper-bound pile-up. In this context, censoring does not mean that data are missing. It means that the observed score is recorded at the measurement boundary whenever the latent evaluation would extend beyond the scale. The Tobit model is therefore not a technical convenience but a direct response to the design of the judgement variable itself.</w:t>
+      </w:r>
+    </w:p>
+    <w:p>
+      <w:pPr>
+        <w:pStyle w:val="BodyText"/>
+      </w:pPr>
+      <w:r>
+        <w:t xml:space="preserve">A second methodological challenge arises from the repeated-measures structure of the experiment. Each participant contributes multiple rows, so the observations are not independent. Ignoring this dependence would tend to underestimate standard errors and overstate statistical significance. The current pipeline addresses this issue through participant-cluster robust standard errors using</w:t>
+      </w:r>
+      <w:r>
+        <w:t xml:space="preserve"> </w:t>
+      </w:r>
+      <w:r>
+        <w:rPr>
+          <w:rStyle w:val="VerbatimChar"/>
+        </w:rPr>
+        <w:t xml:space="preserve">id</w:t>
+      </w:r>
+      <w:r>
+        <w:t xml:space="preserve"> </w:t>
+      </w:r>
+      <w:r>
+        <w:t xml:space="preserve">as the clustering variable. Session is also incorporated because different experimental sessions may vary in context, timing, or implementation details. This is handled through</w:t>
+      </w:r>
+      <w:r>
+        <w:t xml:space="preserve"> </w:t>
+      </w:r>
+      <w:r>
+        <w:rPr>
+          <w:rStyle w:val="VerbatimChar"/>
+        </w:rPr>
+        <w:t xml:space="preserve">factor(session)</w:t>
+      </w:r>
+      <w:r>
+        <w:t xml:space="preserve">, which absorbs systematic session-level shifts. In the active production branch, session is therefore modeled as a fixed-effect adjustment rather than as a random session intercept. The implemented estimator is best described as a two-sided Tobit with participant-cluster robust inference and session fixed effects.</w:t>
+      </w:r>
+    </w:p>
+    <w:p>
+      <w:pPr>
+        <w:pStyle w:val="BodyText"/>
+      </w:pPr>
+      <w:r>
+        <w:t xml:space="preserve">The predictors are organized into theoretically meaningful blocks. The first block contains empathy dimensions, represented by</w:t>
+      </w:r>
+      <w:r>
+        <w:t xml:space="preserve"> </w:t>
+      </w:r>
+      <w:r>
+        <w:rPr>
+          <w:rStyle w:val="VerbatimChar"/>
+        </w:rPr>
+        <w:t xml:space="preserve">iri_fs</w:t>
+      </w:r>
+      <w:r>
+        <w:t xml:space="preserve">,</w:t>
+      </w:r>
+      <w:r>
+        <w:t xml:space="preserve"> </w:t>
+      </w:r>
+      <w:r>
+        <w:rPr>
+          <w:rStyle w:val="VerbatimChar"/>
+        </w:rPr>
+        <w:t xml:space="preserve">iri_ec</w:t>
+      </w:r>
+      <w:r>
+        <w:t xml:space="preserve">,</w:t>
+      </w:r>
+      <w:r>
+        <w:t xml:space="preserve"> </w:t>
+      </w:r>
+      <w:r>
+        <w:rPr>
+          <w:rStyle w:val="VerbatimChar"/>
+        </w:rPr>
+        <w:t xml:space="preserve">iri_pt</w:t>
+      </w:r>
+      <w:r>
+        <w:t xml:space="preserve">, and</w:t>
+      </w:r>
+      <w:r>
+        <w:t xml:space="preserve"> </w:t>
+      </w:r>
+      <w:r>
+        <w:rPr>
+          <w:rStyle w:val="VerbatimChar"/>
+        </w:rPr>
+        <w:t xml:space="preserve">iri_pd</w:t>
+      </w:r>
+      <w:r>
+        <w:t xml:space="preserve">, and provides the basis for H1. The second block captures role-specific ingroup/outgroup structure and underlies H2. The third block incorporates negotiation decisions through</w:t>
+      </w:r>
+      <w:r>
+        <w:t xml:space="preserve"> </w:t>
+      </w:r>
+      <w:r>
+        <w:rPr>
+          <w:rStyle w:val="VerbatimChar"/>
+        </w:rPr>
+        <w:t xml:space="preserve">decision_target</w:t>
+      </w:r>
+      <w:r>
+        <w:t xml:space="preserve">,</w:t>
+      </w:r>
+      <w:r>
+        <w:t xml:space="preserve"> </w:t>
+      </w:r>
+      <w:r>
+        <w:rPr>
+          <w:rStyle w:val="VerbatimChar"/>
+        </w:rPr>
+        <w:t xml:space="preserve">decision_other</w:t>
+      </w:r>
+      <w:r>
+        <w:t xml:space="preserve">, and their interaction, forming the core of H4. Finally, all models include sociodemographic controls such as age, SES, sex, and player faculty. This structure allows the pipeline to evaluate distinct explanatory mechanisms while preserving a coherent hypothesis architecture.</w:t>
+      </w:r>
+    </w:p>
+    <w:p>
+      <w:pPr>
+        <w:pStyle w:val="BodyText"/>
+      </w:pPr>
+      <w:r>
+        <w:t xml:space="preserve">Interactions are especially important in this design because additive effects alone are unlikely to capture the logic of the experiment. In H3, empathy-by-group interactions test whether the effect of empathy depends on social alignment. In H4 and H5, the interaction between</w:t>
+      </w:r>
+      <w:r>
+        <w:t xml:space="preserve"> </w:t>
+      </w:r>
+      <w:r>
+        <w:rPr>
+          <w:rStyle w:val="VerbatimChar"/>
+        </w:rPr>
+        <w:t xml:space="preserve">decision_target</w:t>
+      </w:r>
+      <w:r>
+        <w:t xml:space="preserve"> </w:t>
+      </w:r>
+      <w:r>
+        <w:t xml:space="preserve">and</w:t>
+      </w:r>
+      <w:r>
+        <w:t xml:space="preserve"> </w:t>
+      </w:r>
+      <w:r>
+        <w:rPr>
+          <w:rStyle w:val="VerbatimChar"/>
+        </w:rPr>
+        <w:t xml:space="preserve">decision_other</w:t>
+      </w:r>
+      <w:r>
+        <w:t xml:space="preserve"> </w:t>
+      </w:r>
+      <w:r>
+        <w:t xml:space="preserve">evaluates whether the moral meaning of one negotiator’s decision depends on the counterpart’s decision. These interaction terms are theoretically motivated and reflect the fact that moral evaluation is shaped not only by isolated attributes but also by combinations of dispositions, relationships, and actions.</w:t>
+      </w:r>
+    </w:p>
+    <w:p>
+      <w:pPr>
+        <w:pStyle w:val="BodyText"/>
+      </w:pPr>
+      <w:r>
+        <w:t xml:space="preserve">The distinction between victim and bystander roles is central to the entire modeling strategy. Victim models focus on victim-negotiator alignment and therefore operate with a more direct relational structure. Bystander models, by contrast, require a broader map that includes bystander-victim, bystander-negotiator, and victim-negotiator relations. Because these mechanisms differ substantively, the victim and bystander specifications cannot be treated as interchangeable. Role-specific models are therefore necessary both statistically and theoretically.</w:t>
+      </w:r>
+    </w:p>
+    <w:p>
+      <w:pPr>
+        <w:pStyle w:val="BodyText"/>
+      </w:pPr>
+      <w:r>
+        <w:t xml:space="preserve">The five hypothesis families follow naturally from this structure. H1 models</w:t>
+      </w:r>
+      <w:r>
+        <w:t xml:space="preserve"> </w:t>
+      </w:r>
+      <w:r>
+        <w:rPr>
+          <w:rStyle w:val="VerbatimChar"/>
+        </w:rPr>
+        <w:t xml:space="preserve">judgement</w:t>
+      </w:r>
+      <w:r>
+        <w:t xml:space="preserve"> </w:t>
+      </w:r>
+      <w:r>
+        <w:t xml:space="preserve">as a function of empathy and controls. H2 focuses on role-specific group alignment. H3 combines empathy and group structure with theoretically motivated interactions. H4 models judgement as a function of</w:t>
+      </w:r>
+      <w:r>
+        <w:t xml:space="preserve"> </w:t>
+      </w:r>
+      <w:r>
+        <w:rPr>
+          <w:rStyle w:val="VerbatimChar"/>
+        </w:rPr>
+        <w:t xml:space="preserve">decision_target</w:t>
+      </w:r>
+      <w:r>
+        <w:t xml:space="preserve">,</w:t>
+      </w:r>
+      <w:r>
+        <w:t xml:space="preserve"> </w:t>
+      </w:r>
+      <w:r>
+        <w:rPr>
+          <w:rStyle w:val="VerbatimChar"/>
+        </w:rPr>
+        <w:t xml:space="preserve">decision_other</w:t>
+      </w:r>
+      <w:r>
+        <w:t xml:space="preserve">, and their interaction. H5 integrates all previous components into a single specification. This progression allows the analysis to move from simpler explanations toward a more comprehensive account of moral judgement.</w:t>
+      </w:r>
+    </w:p>
+    <w:p>
+      <w:pPr>
+        <w:pStyle w:val="BodyText"/>
+      </w:pPr>
+      <w:r>
+        <w:t xml:space="preserve">A key principle of the workflow is that one row remains one real target-judgement observation. The pipeline does not duplicate rows into separate pseudo-observations for negotiators, because doing so would artificially inflate the sample size and distort inference. Instead, the relational context involving N1, N2, victim, and bystander is reconstructed within each existing row. This preserves the integrity of the long-format design while maintaining the proper unit of analysis.</w:t>
+      </w:r>
+    </w:p>
+    <w:p>
+      <w:pPr>
+        <w:pStyle w:val="BodyText"/>
+      </w:pPr>
+      <w:r>
+        <w:t xml:space="preserve">Taken together, the current production strategy has several strengths. It respects the bounded structure of the outcome, preserves the long-format observational design, adjusts inference for repeated observations, controls for session-level heterogeneity, separates victim and bystander mechanisms, and maps directly onto the theoretical architecture of H1 through H5. At the same time, its limitations must also be recognized. The estimator is not a full mixed-effects Tobit with random participant and session intercepts. In addition, sparse role-specific cells may still produce rank-deficient contrasts in interaction-heavy models. For that reason, interpretation should rely on the full combination of coefficient tables and model-implied figures rather than on isolated p-values.</w:t>
+      </w:r>
+    </w:p>
+    <w:p>
+      <w:pPr>
+        <w:pStyle w:val="BodyText"/>
+      </w:pPr>
+      <w:r>
+        <w:t xml:space="preserve">Overall, the current production pipeline is statistically and conceptually aligned with the experiment. It treats bounded continuous moral judgement with a two-sided Tobit model, handles repeated observations through participant-cluster robust inference, adjusts session heterogeneity through fixed effects, and preserves role-specific relational theory within model specification. This makes the present workflow a defensible production framework, while also leaving a clear path for future multilevel Tobit extensions.</w:t>
+      </w:r>
+    </w:p>
     <w:bookmarkEnd w:id="9"/>
     <w:bookmarkStart w:id="10" w:name="dataset-and-sample-description"/>
     <w:p>
@@ -173,6 +685,18 @@
       </w:pPr>
       <w:r>
         <w:t xml:space="preserve">The authoritative interpretation is that each player observes ten scenarios and evaluates two negotiators, so the longitudinal file should contain 20 judgement rows per participant. The clustering diagnostic below is consistent with that design.</w:t>
+      </w:r>
+    </w:p>
+    <w:p>
+      <w:pPr>
+        <w:pStyle w:val="BodyText"/>
+      </w:pPr>
+      <w:r>
+        <w:rPr>
+          <w:b/>
+          <w:bCs/>
+        </w:rPr>
+        <w:t xml:space="preserve">Table 1. Participant summary</w:t>
       </w:r>
     </w:p>
     <w:tbl>
@@ -333,7 +857,18 @@
         </w:tc>
       </w:tr>
     </w:tbl>
-    <w:p/>
+    <w:p>
+      <w:pPr>
+        <w:pStyle w:val="BodyText"/>
+      </w:pPr>
+      <w:r>
+        <w:rPr>
+          <w:b/>
+          <w:bCs/>
+        </w:rPr>
+        <w:t xml:space="preserve">Table 2. Judgement summary</w:t>
+      </w:r>
+    </w:p>
     <w:tbl>
       <w:tblPr>
         <w:tblStyle w:val="Table"/>
@@ -589,6 +1124,18 @@
         <w:t xml:space="preserve">Datacard and symbol dictionary</w:t>
       </w:r>
     </w:p>
+    <w:p>
+      <w:pPr>
+        <w:pStyle w:val="FirstParagraph"/>
+      </w:pPr>
+      <w:r>
+        <w:rPr>
+          <w:b/>
+          <w:bCs/>
+        </w:rPr>
+        <w:t xml:space="preserve">Table 3. Datacard symbol dictionary</w:t>
+      </w:r>
+    </w:p>
     <w:tbl>
       <w:tblPr>
         <w:tblStyle w:val="Table"/>
@@ -892,7 +1439,18 @@
         </w:tc>
       </w:tr>
     </w:tbl>
-    <w:p/>
+    <w:p>
+      <w:pPr>
+        <w:pStyle w:val="BodyText"/>
+      </w:pPr>
+      <w:r>
+        <w:rPr>
+          <w:b/>
+          <w:bCs/>
+        </w:rPr>
+        <w:t xml:space="preserve">Table 4. Observation audit</w:t>
+      </w:r>
+    </w:p>
     <w:tbl>
       <w:tblPr>
         <w:tblStyle w:val="Table"/>
@@ -1059,6 +1617,18 @@
       </w:pPr>
       <w:r>
         <w:t xml:space="preserve">Predictor glossary and abbreviation note</w:t>
+      </w:r>
+    </w:p>
+    <w:p>
+      <w:pPr>
+        <w:pStyle w:val="FirstParagraph"/>
+      </w:pPr>
+      <w:r>
+        <w:rPr>
+          <w:b/>
+          <w:bCs/>
+        </w:rPr>
+        <w:t xml:space="preserve">Table 5. Predictor glossary</w:t>
       </w:r>
     </w:p>
     <w:tbl>
@@ -2073,6 +2643,18 @@
       </w:pPr>
       <w:r>
         <w:t xml:space="preserve">H1-H5 hypotheses with role-specific equation summaries</w:t>
+      </w:r>
+    </w:p>
+    <w:p>
+      <w:pPr>
+        <w:pStyle w:val="FirstParagraph"/>
+      </w:pPr>
+      <w:r>
+        <w:rPr>
+          <w:b/>
+          <w:bCs/>
+        </w:rPr>
+        <w:t xml:space="preserve">Table 6. H1-H5 role-specific formulas and theoretical focus</w:t>
       </w:r>
     </w:p>
     <w:tbl>
@@ -3293,6 +3875,18 @@
         <w:t xml:space="preserve">The following clustering diagnostic is descriptive. It summarizes within-participant dependence in the observed data and should not be read as evidence that the fitted estimator included participant random intercepts.</w:t>
       </w:r>
     </w:p>
+    <w:p>
+      <w:pPr>
+        <w:pStyle w:val="BodyText"/>
+      </w:pPr>
+      <w:r>
+        <w:rPr>
+          <w:b/>
+          <w:bCs/>
+        </w:rPr>
+        <w:t xml:space="preserve">Table 7. Descriptive clustering diagnostic</w:t>
+      </w:r>
+    </w:p>
     <w:tbl>
       <w:tblPr>
         <w:tblStyle w:val="Table"/>
@@ -3518,6 +4112,18 @@
       </w:pPr>
       <w:r>
         <w:t xml:space="preserve">Descriptive statistics and figures</w:t>
+      </w:r>
+    </w:p>
+    <w:p>
+      <w:pPr>
+        <w:pStyle w:val="FirstParagraph"/>
+      </w:pPr>
+      <w:r>
+        <w:rPr>
+          <w:b/>
+          <w:bCs/>
+        </w:rPr>
+        <w:t xml:space="preserve">Table 8. Decision summary by role</w:t>
       </w:r>
     </w:p>
     <w:tbl>
@@ -3950,7 +4556,18 @@
         </w:tc>
       </w:tr>
     </w:tbl>
-    <w:p/>
+    <w:p>
+      <w:pPr>
+        <w:pStyle w:val="BodyText"/>
+      </w:pPr>
+      <w:r>
+        <w:rPr>
+          <w:b/>
+          <w:bCs/>
+        </w:rPr>
+        <w:t xml:space="preserve">Table 9. Role-specific ingroup/outgroup summary</w:t>
+      </w:r>
+    </w:p>
     <w:tbl>
       <w:tblPr>
         <w:tblStyle w:val="Table"/>
@@ -4421,7 +5038,18 @@
         </w:tc>
       </w:tr>
     </w:tbl>
-    <w:p/>
+    <w:p>
+      <w:pPr>
+        <w:pStyle w:val="BodyText"/>
+      </w:pPr>
+      <w:r>
+        <w:rPr>
+          <w:b/>
+          <w:bCs/>
+        </w:rPr>
+        <w:t xml:space="preserve">Table 10. Participant-level empathy and mean judgement correlation matrix</w:t>
+      </w:r>
+    </w:p>
     <w:tbl>
       <w:tblPr>
         <w:tblStyle w:val="Table"/>
@@ -5136,37 +5764,59 @@
       </w:r>
     </w:p>
     <w:bookmarkEnd w:id="34"/>
-    <w:bookmarkStart w:id="35" w:name="estimator-fit-summary"/>
+    <w:bookmarkStart w:id="38" w:name="estimator-fit-summary"/>
     <w:p>
       <w:pPr>
         <w:pStyle w:val="Heading2"/>
       </w:pPr>
       <w:r>
         <w:t xml:space="preserve">Estimator fit summary</w:t>
+      </w:r>
+    </w:p>
+    <w:p>
+      <w:pPr>
+        <w:pStyle w:val="FirstParagraph"/>
+      </w:pPr>
+      <w:r>
+        <w:t xml:space="preserve">Bystander models use 2,420 observations from 243 participants.</w:t>
+      </w:r>
+      <w:r>
+        <w:t xml:space="preserve"> </w:t>
+      </w:r>
+      <w:r>
+        <w:t xml:space="preserve">Victim models use 2,420 observations from 243 participants.</w:t>
+      </w:r>
+    </w:p>
+    <w:p>
+      <w:pPr>
+        <w:pStyle w:val="BodyText"/>
+      </w:pPr>
+      <w:r>
+        <w:t xml:space="preserve">All production models use the estimator configuration shown below.</w:t>
+      </w:r>
+    </w:p>
+    <w:p>
+      <w:pPr>
+        <w:pStyle w:val="BodyText"/>
+      </w:pPr>
+      <w:r>
+        <w:rPr>
+          <w:b/>
+          <w:bCs/>
+        </w:rPr>
+        <w:t xml:space="preserve">Table 11. Estimator configuration</w:t>
       </w:r>
     </w:p>
     <w:tbl>
       <w:tblPr>
         <w:tblStyle w:val="Table"/>
-        <w:tblW w:type="pct" w:w="5000"/>
-        <w:tblLayout w:type="fixed"/>
+        <w:tblW w:type="auto" w:w="0"/>
         <w:tblLook w:firstRow="1" w:lastRow="0" w:firstColumn="0" w:lastColumn="0" w:noHBand="0" w:noVBand="0" w:val="0020"/>
       </w:tblPr>
       <w:tblGrid>
-        <w:gridCol w:w="565"/>
-        <w:gridCol w:w="565"/>
-        <w:gridCol w:w="565"/>
-        <w:gridCol w:w="565"/>
-        <w:gridCol w:w="565"/>
-        <w:gridCol w:w="565"/>
-        <w:gridCol w:w="565"/>
-        <w:gridCol w:w="565"/>
-        <w:gridCol w:w="565"/>
-        <w:gridCol w:w="565"/>
-        <w:gridCol w:w="565"/>
-        <w:gridCol w:w="565"/>
-        <w:gridCol w:w="565"/>
-        <w:gridCol w:w="565"/>
+        <w:gridCol w:w="2640"/>
+        <w:gridCol w:w="2640"/>
+        <w:gridCol w:w="2640"/>
       </w:tblGrid>
       <w:tr>
         <w:trPr>
@@ -5179,106 +5829,147 @@
               <w:pStyle w:val="Compact"/>
             </w:pPr>
             <w:r>
-              <w:t xml:space="preserve">hypothesis</w:t>
-            </w:r>
-          </w:p>
-        </w:tc>
-        <w:tc>
-          <w:tcPr/>
-          <w:p>
-            <w:pPr>
-              <w:pStyle w:val="Compact"/>
-            </w:pPr>
-            <w:r>
-              <w:t xml:space="preserve">role</w:t>
-            </w:r>
-          </w:p>
-        </w:tc>
-        <w:tc>
-          <w:tcPr/>
-          <w:p>
-            <w:pPr>
-              <w:pStyle w:val="Compact"/>
-            </w:pPr>
-            <w:r>
-              <w:t xml:space="preserve">variant</w:t>
-            </w:r>
-          </w:p>
-        </w:tc>
-        <w:tc>
-          <w:tcPr/>
-          <w:p>
-            <w:pPr>
-              <w:pStyle w:val="Compact"/>
-            </w:pPr>
-            <w:r>
-              <w:t xml:space="preserve">model_family</w:t>
-            </w:r>
-          </w:p>
-        </w:tc>
-        <w:tc>
-          <w:tcPr/>
-          <w:p>
-            <w:pPr>
-              <w:pStyle w:val="Compact"/>
-            </w:pPr>
-            <w:r>
-              <w:t xml:space="preserve">session_handling</w:t>
-            </w:r>
-          </w:p>
-        </w:tc>
-        <w:tc>
-          <w:tcPr/>
-          <w:p>
-            <w:pPr>
-              <w:pStyle w:val="Compact"/>
-            </w:pPr>
-            <w:r>
-              <w:t xml:space="preserve">dependence_adjustment</w:t>
-            </w:r>
-          </w:p>
-        </w:tc>
-        <w:tc>
-          <w:tcPr/>
-          <w:p>
-            <w:pPr>
-              <w:pStyle w:val="Compact"/>
-            </w:pPr>
-            <w:r>
-              <w:t xml:space="preserve">n_obs</w:t>
-            </w:r>
-          </w:p>
-        </w:tc>
-        <w:tc>
-          <w:tcPr/>
-          <w:p>
-            <w:pPr>
-              <w:pStyle w:val="Compact"/>
-            </w:pPr>
-            <w:r>
-              <w:t xml:space="preserve">n_participants</w:t>
-            </w:r>
-          </w:p>
-        </w:tc>
-        <w:tc>
-          <w:tcPr/>
-          <w:p>
-            <w:pPr>
-              <w:pStyle w:val="Compact"/>
-            </w:pPr>
-            <w:r>
-              <w:t xml:space="preserve">lower_censored_n</w:t>
-            </w:r>
-          </w:p>
-        </w:tc>
-        <w:tc>
-          <w:tcPr/>
-          <w:p>
-            <w:pPr>
-              <w:pStyle w:val="Compact"/>
-            </w:pPr>
-            <w:r>
-              <w:t xml:space="preserve">upper_censored_n</w:t>
+              <w:t xml:space="preserve">Estimator</w:t>
+            </w:r>
+          </w:p>
+        </w:tc>
+        <w:tc>
+          <w:tcPr/>
+          <w:p>
+            <w:pPr>
+              <w:pStyle w:val="Compact"/>
+            </w:pPr>
+            <w:r>
+              <w:t xml:space="preserve">Session handling</w:t>
+            </w:r>
+          </w:p>
+        </w:tc>
+        <w:tc>
+          <w:tcPr/>
+          <w:p>
+            <w:pPr>
+              <w:pStyle w:val="Compact"/>
+            </w:pPr>
+            <w:r>
+              <w:t xml:space="preserve">Dependence</w:t>
+            </w:r>
+          </w:p>
+        </w:tc>
+      </w:tr>
+      <w:tr>
+        <w:tc>
+          <w:tcPr/>
+          <w:p>
+            <w:pPr>
+              <w:pStyle w:val="Compact"/>
+            </w:pPr>
+            <w:r>
+              <w:t xml:space="preserve">Two-sided Tobit</w:t>
+            </w:r>
+          </w:p>
+        </w:tc>
+        <w:tc>
+          <w:tcPr/>
+          <w:p>
+            <w:pPr>
+              <w:pStyle w:val="Compact"/>
+            </w:pPr>
+            <w:r>
+              <w:t xml:space="preserve">factor_session_fixed_effect</w:t>
+            </w:r>
+          </w:p>
+        </w:tc>
+        <w:tc>
+          <w:tcPr/>
+          <w:p>
+            <w:pPr>
+              <w:pStyle w:val="Compact"/>
+            </w:pPr>
+            <w:r>
+              <w:t xml:space="preserve">cluster_robust_id</w:t>
+            </w:r>
+          </w:p>
+        </w:tc>
+      </w:tr>
+    </w:tbl>
+    <w:bookmarkStart w:id="37" w:name="model-level-fit-and-censoring-summary"/>
+    <w:p>
+      <w:pPr>
+        <w:pStyle w:val="Heading3"/>
+      </w:pPr>
+      <w:r>
+        <w:t xml:space="preserve">Model-level fit and censoring summary</w:t>
+      </w:r>
+    </w:p>
+    <w:bookmarkStart w:id="35" w:name="bystander-models"/>
+    <w:p>
+      <w:pPr>
+        <w:pStyle w:val="Heading4"/>
+      </w:pPr>
+      <w:r>
+        <w:t xml:space="preserve">Bystander models</w:t>
+      </w:r>
+    </w:p>
+    <w:p>
+      <w:pPr>
+        <w:pStyle w:val="FirstParagraph"/>
+      </w:pPr>
+      <w:r>
+        <w:rPr>
+          <w:b/>
+          <w:bCs/>
+        </w:rPr>
+        <w:t xml:space="preserve">Table 12. Bystander model fit and censoring summary</w:t>
+      </w:r>
+    </w:p>
+    <w:tbl>
+      <w:tblPr>
+        <w:tblStyle w:val="Table"/>
+        <w:tblW w:type="auto" w:w="0"/>
+        <w:tblLook w:firstRow="1" w:lastRow="0" w:firstColumn="0" w:lastColumn="0" w:noHBand="0" w:noVBand="0" w:val="0020"/>
+      </w:tblPr>
+      <w:tblGrid>
+        <w:gridCol w:w="1320"/>
+        <w:gridCol w:w="1320"/>
+        <w:gridCol w:w="1320"/>
+        <w:gridCol w:w="1320"/>
+        <w:gridCol w:w="1320"/>
+        <w:gridCol w:w="1320"/>
+      </w:tblGrid>
+      <w:tr>
+        <w:trPr>
+          <w:tblHeader w:val="on"/>
+        </w:trPr>
+        <w:tc>
+          <w:tcPr/>
+          <w:p>
+            <w:pPr>
+              <w:pStyle w:val="Compact"/>
+            </w:pPr>
+            <w:r>
+              <w:t xml:space="preserve">H</w:t>
+            </w:r>
+          </w:p>
+        </w:tc>
+        <w:tc>
+          <w:tcPr/>
+          <w:p>
+            <w:pPr>
+              <w:pStyle w:val="Compact"/>
+            </w:pPr>
+            <w:r>
+              <w:t xml:space="preserve">L. cens.</w:t>
+            </w:r>
+          </w:p>
+        </w:tc>
+        <w:tc>
+          <w:tcPr/>
+          <w:p>
+            <w:pPr>
+              <w:pStyle w:val="Compact"/>
+            </w:pPr>
+            <w:r>
+              <w:t xml:space="preserve">U. cens.</w:t>
             </w:r>
           </w:p>
         </w:tc>
@@ -5311,18 +6002,7 @@
               <w:pStyle w:val="Compact"/>
             </w:pPr>
             <w:r>
-              <w:t xml:space="preserve">sigma</w:t>
-            </w:r>
-          </w:p>
-        </w:tc>
-        <w:tc>
-          <w:tcPr/>
-          <w:p>
-            <w:pPr>
-              <w:pStyle w:val="Compact"/>
-            </w:pPr>
-            <w:r>
-              <w:t xml:space="preserve">dropped_columns</w:t>
+              <w:t xml:space="preserve">Sigma</w:t>
             </w:r>
           </w:p>
         </w:tc>
@@ -5346,83 +6026,6 @@
               <w:pStyle w:val="Compact"/>
             </w:pPr>
             <w:r>
-              <w:t xml:space="preserve">Bystander</w:t>
-            </w:r>
-          </w:p>
-        </w:tc>
-        <w:tc>
-          <w:tcPr/>
-          <w:p>
-            <w:pPr>
-              <w:pStyle w:val="Compact"/>
-            </w:pPr>
-            <w:r>
-              <w:t xml:space="preserve">primary</w:t>
-            </w:r>
-          </w:p>
-        </w:tc>
-        <w:tc>
-          <w:tcPr/>
-          <w:p>
-            <w:pPr>
-              <w:pStyle w:val="Compact"/>
-            </w:pPr>
-            <w:r>
-              <w:t xml:space="preserve">Two-sided Tobit</w:t>
-            </w:r>
-          </w:p>
-        </w:tc>
-        <w:tc>
-          <w:tcPr/>
-          <w:p>
-            <w:pPr>
-              <w:pStyle w:val="Compact"/>
-            </w:pPr>
-            <w:r>
-              <w:t xml:space="preserve">factor_session_fixed_effect</w:t>
-            </w:r>
-          </w:p>
-        </w:tc>
-        <w:tc>
-          <w:tcPr/>
-          <w:p>
-            <w:pPr>
-              <w:pStyle w:val="Compact"/>
-            </w:pPr>
-            <w:r>
-              <w:t xml:space="preserve">cluster_robust_id</w:t>
-            </w:r>
-          </w:p>
-        </w:tc>
-        <w:tc>
-          <w:tcPr/>
-          <w:p>
-            <w:pPr>
-              <w:pStyle w:val="Compact"/>
-            </w:pPr>
-            <w:r>
-              <w:t xml:space="preserve">2420</w:t>
-            </w:r>
-          </w:p>
-        </w:tc>
-        <w:tc>
-          <w:tcPr/>
-          <w:p>
-            <w:pPr>
-              <w:pStyle w:val="Compact"/>
-            </w:pPr>
-            <w:r>
-              <w:t xml:space="preserve">243</w:t>
-            </w:r>
-          </w:p>
-        </w:tc>
-        <w:tc>
-          <w:tcPr/>
-          <w:p>
-            <w:pPr>
-              <w:pStyle w:val="Compact"/>
-            </w:pPr>
-            <w:r>
               <w:t xml:space="preserve">300</w:t>
             </w:r>
           </w:p>
@@ -5445,18 +6048,18 @@
               <w:pStyle w:val="Compact"/>
             </w:pPr>
             <w:r>
-              <w:t xml:space="preserve">12558.780</w:t>
-            </w:r>
-          </w:p>
-        </w:tc>
-        <w:tc>
-          <w:tcPr/>
-          <w:p>
-            <w:pPr>
-              <w:pStyle w:val="Compact"/>
-            </w:pPr>
-            <w:r>
-              <w:t xml:space="preserve">12703.568</w:t>
+              <w:t xml:space="preserve">12558.800</w:t>
+            </w:r>
+          </w:p>
+        </w:tc>
+        <w:tc>
+          <w:tcPr/>
+          <w:p>
+            <w:pPr>
+              <w:pStyle w:val="Compact"/>
+            </w:pPr>
+            <w:r>
+              <w:t xml:space="preserve">12703.600</w:t>
             </w:r>
           </w:p>
         </w:tc>
@@ -5471,173 +6074,6 @@
             </w:r>
           </w:p>
         </w:tc>
-        <w:tc>
-          <w:tcPr/>
-          <w:p>
-            <w:pPr>
-              <w:pStyle w:val="Compact"/>
-            </w:pPr>
-            <w:r>
-              <w:t xml:space="preserve">0</w:t>
-            </w:r>
-          </w:p>
-        </w:tc>
-      </w:tr>
-      <w:tr>
-        <w:tc>
-          <w:tcPr/>
-          <w:p>
-            <w:pPr>
-              <w:pStyle w:val="Compact"/>
-            </w:pPr>
-            <w:r>
-              <w:t xml:space="preserve">H1</w:t>
-            </w:r>
-          </w:p>
-        </w:tc>
-        <w:tc>
-          <w:tcPr/>
-          <w:p>
-            <w:pPr>
-              <w:pStyle w:val="Compact"/>
-            </w:pPr>
-            <w:r>
-              <w:t xml:space="preserve">Victim</w:t>
-            </w:r>
-          </w:p>
-        </w:tc>
-        <w:tc>
-          <w:tcPr/>
-          <w:p>
-            <w:pPr>
-              <w:pStyle w:val="Compact"/>
-            </w:pPr>
-            <w:r>
-              <w:t xml:space="preserve">primary</w:t>
-            </w:r>
-          </w:p>
-        </w:tc>
-        <w:tc>
-          <w:tcPr/>
-          <w:p>
-            <w:pPr>
-              <w:pStyle w:val="Compact"/>
-            </w:pPr>
-            <w:r>
-              <w:t xml:space="preserve">Two-sided Tobit</w:t>
-            </w:r>
-          </w:p>
-        </w:tc>
-        <w:tc>
-          <w:tcPr/>
-          <w:p>
-            <w:pPr>
-              <w:pStyle w:val="Compact"/>
-            </w:pPr>
-            <w:r>
-              <w:t xml:space="preserve">factor_session_fixed_effect</w:t>
-            </w:r>
-          </w:p>
-        </w:tc>
-        <w:tc>
-          <w:tcPr/>
-          <w:p>
-            <w:pPr>
-              <w:pStyle w:val="Compact"/>
-            </w:pPr>
-            <w:r>
-              <w:t xml:space="preserve">cluster_robust_id</w:t>
-            </w:r>
-          </w:p>
-        </w:tc>
-        <w:tc>
-          <w:tcPr/>
-          <w:p>
-            <w:pPr>
-              <w:pStyle w:val="Compact"/>
-            </w:pPr>
-            <w:r>
-              <w:t xml:space="preserve">2420</w:t>
-            </w:r>
-          </w:p>
-        </w:tc>
-        <w:tc>
-          <w:tcPr/>
-          <w:p>
-            <w:pPr>
-              <w:pStyle w:val="Compact"/>
-            </w:pPr>
-            <w:r>
-              <w:t xml:space="preserve">243</w:t>
-            </w:r>
-          </w:p>
-        </w:tc>
-        <w:tc>
-          <w:tcPr/>
-          <w:p>
-            <w:pPr>
-              <w:pStyle w:val="Compact"/>
-            </w:pPr>
-            <w:r>
-              <w:t xml:space="preserve">377</w:t>
-            </w:r>
-          </w:p>
-        </w:tc>
-        <w:tc>
-          <w:tcPr/>
-          <w:p>
-            <w:pPr>
-              <w:pStyle w:val="Compact"/>
-            </w:pPr>
-            <w:r>
-              <w:t xml:space="preserve">744</w:t>
-            </w:r>
-          </w:p>
-        </w:tc>
-        <w:tc>
-          <w:tcPr/>
-          <w:p>
-            <w:pPr>
-              <w:pStyle w:val="Compact"/>
-            </w:pPr>
-            <w:r>
-              <w:t xml:space="preserve">12280.557</w:t>
-            </w:r>
-          </w:p>
-        </w:tc>
-        <w:tc>
-          <w:tcPr/>
-          <w:p>
-            <w:pPr>
-              <w:pStyle w:val="Compact"/>
-            </w:pPr>
-            <w:r>
-              <w:t xml:space="preserve">12425.345</w:t>
-            </w:r>
-          </w:p>
-        </w:tc>
-        <w:tc>
-          <w:tcPr/>
-          <w:p>
-            <w:pPr>
-              <w:pStyle w:val="Compact"/>
-            </w:pPr>
-            <w:r>
-              <w:t xml:space="preserve">11.564</w:t>
-            </w:r>
-          </w:p>
-        </w:tc>
-        <w:tc>
-          <w:tcPr/>
-          <w:p>
-            <w:pPr>
-              <w:pStyle w:val="Compact"/>
-            </w:pPr>
-            <w:r>
-              <w:t xml:space="preserve">0</w:t>
-            </w:r>
-          </w:p>
-        </w:tc>
       </w:tr>
       <w:tr>
         <w:tc>
@@ -5658,83 +6094,6 @@
               <w:pStyle w:val="Compact"/>
             </w:pPr>
             <w:r>
-              <w:t xml:space="preserve">Bystander</w:t>
-            </w:r>
-          </w:p>
-        </w:tc>
-        <w:tc>
-          <w:tcPr/>
-          <w:p>
-            <w:pPr>
-              <w:pStyle w:val="Compact"/>
-            </w:pPr>
-            <w:r>
-              <w:t xml:space="preserve">primary</w:t>
-            </w:r>
-          </w:p>
-        </w:tc>
-        <w:tc>
-          <w:tcPr/>
-          <w:p>
-            <w:pPr>
-              <w:pStyle w:val="Compact"/>
-            </w:pPr>
-            <w:r>
-              <w:t xml:space="preserve">Two-sided Tobit</w:t>
-            </w:r>
-          </w:p>
-        </w:tc>
-        <w:tc>
-          <w:tcPr/>
-          <w:p>
-            <w:pPr>
-              <w:pStyle w:val="Compact"/>
-            </w:pPr>
-            <w:r>
-              <w:t xml:space="preserve">factor_session_fixed_effect</w:t>
-            </w:r>
-          </w:p>
-        </w:tc>
-        <w:tc>
-          <w:tcPr/>
-          <w:p>
-            <w:pPr>
-              <w:pStyle w:val="Compact"/>
-            </w:pPr>
-            <w:r>
-              <w:t xml:space="preserve">cluster_robust_id</w:t>
-            </w:r>
-          </w:p>
-        </w:tc>
-        <w:tc>
-          <w:tcPr/>
-          <w:p>
-            <w:pPr>
-              <w:pStyle w:val="Compact"/>
-            </w:pPr>
-            <w:r>
-              <w:t xml:space="preserve">2420</w:t>
-            </w:r>
-          </w:p>
-        </w:tc>
-        <w:tc>
-          <w:tcPr/>
-          <w:p>
-            <w:pPr>
-              <w:pStyle w:val="Compact"/>
-            </w:pPr>
-            <w:r>
-              <w:t xml:space="preserve">243</w:t>
-            </w:r>
-          </w:p>
-        </w:tc>
-        <w:tc>
-          <w:tcPr/>
-          <w:p>
-            <w:pPr>
-              <w:pStyle w:val="Compact"/>
-            </w:pPr>
-            <w:r>
               <w:t xml:space="preserve">300</w:t>
             </w:r>
           </w:p>
@@ -5757,18 +6116,18 @@
               <w:pStyle w:val="Compact"/>
             </w:pPr>
             <w:r>
-              <w:t xml:space="preserve">12557.426</w:t>
-            </w:r>
-          </w:p>
-        </w:tc>
-        <w:tc>
-          <w:tcPr/>
-          <w:p>
-            <w:pPr>
-              <w:pStyle w:val="Compact"/>
-            </w:pPr>
-            <w:r>
-              <w:t xml:space="preserve">12725.380</w:t>
+              <w:t xml:space="preserve">12557.400</w:t>
+            </w:r>
+          </w:p>
+        </w:tc>
+        <w:tc>
+          <w:tcPr/>
+          <w:p>
+            <w:pPr>
+              <w:pStyle w:val="Compact"/>
+            </w:pPr>
+            <w:r>
+              <w:t xml:space="preserve">12725.400</w:t>
             </w:r>
           </w:p>
         </w:tc>
@@ -5783,173 +6142,6 @@
             </w:r>
           </w:p>
         </w:tc>
-        <w:tc>
-          <w:tcPr/>
-          <w:p>
-            <w:pPr>
-              <w:pStyle w:val="Compact"/>
-            </w:pPr>
-            <w:r>
-              <w:t xml:space="preserve">0</w:t>
-            </w:r>
-          </w:p>
-        </w:tc>
-      </w:tr>
-      <w:tr>
-        <w:tc>
-          <w:tcPr/>
-          <w:p>
-            <w:pPr>
-              <w:pStyle w:val="Compact"/>
-            </w:pPr>
-            <w:r>
-              <w:t xml:space="preserve">H2</w:t>
-            </w:r>
-          </w:p>
-        </w:tc>
-        <w:tc>
-          <w:tcPr/>
-          <w:p>
-            <w:pPr>
-              <w:pStyle w:val="Compact"/>
-            </w:pPr>
-            <w:r>
-              <w:t xml:space="preserve">Victim</w:t>
-            </w:r>
-          </w:p>
-        </w:tc>
-        <w:tc>
-          <w:tcPr/>
-          <w:p>
-            <w:pPr>
-              <w:pStyle w:val="Compact"/>
-            </w:pPr>
-            <w:r>
-              <w:t xml:space="preserve">primary</w:t>
-            </w:r>
-          </w:p>
-        </w:tc>
-        <w:tc>
-          <w:tcPr/>
-          <w:p>
-            <w:pPr>
-              <w:pStyle w:val="Compact"/>
-            </w:pPr>
-            <w:r>
-              <w:t xml:space="preserve">Two-sided Tobit</w:t>
-            </w:r>
-          </w:p>
-        </w:tc>
-        <w:tc>
-          <w:tcPr/>
-          <w:p>
-            <w:pPr>
-              <w:pStyle w:val="Compact"/>
-            </w:pPr>
-            <w:r>
-              <w:t xml:space="preserve">factor_session_fixed_effect</w:t>
-            </w:r>
-          </w:p>
-        </w:tc>
-        <w:tc>
-          <w:tcPr/>
-          <w:p>
-            <w:pPr>
-              <w:pStyle w:val="Compact"/>
-            </w:pPr>
-            <w:r>
-              <w:t xml:space="preserve">cluster_robust_id</w:t>
-            </w:r>
-          </w:p>
-        </w:tc>
-        <w:tc>
-          <w:tcPr/>
-          <w:p>
-            <w:pPr>
-              <w:pStyle w:val="Compact"/>
-            </w:pPr>
-            <w:r>
-              <w:t xml:space="preserve">2420</w:t>
-            </w:r>
-          </w:p>
-        </w:tc>
-        <w:tc>
-          <w:tcPr/>
-          <w:p>
-            <w:pPr>
-              <w:pStyle w:val="Compact"/>
-            </w:pPr>
-            <w:r>
-              <w:t xml:space="preserve">243</w:t>
-            </w:r>
-          </w:p>
-        </w:tc>
-        <w:tc>
-          <w:tcPr/>
-          <w:p>
-            <w:pPr>
-              <w:pStyle w:val="Compact"/>
-            </w:pPr>
-            <w:r>
-              <w:t xml:space="preserve">377</w:t>
-            </w:r>
-          </w:p>
-        </w:tc>
-        <w:tc>
-          <w:tcPr/>
-          <w:p>
-            <w:pPr>
-              <w:pStyle w:val="Compact"/>
-            </w:pPr>
-            <w:r>
-              <w:t xml:space="preserve">744</w:t>
-            </w:r>
-          </w:p>
-        </w:tc>
-        <w:tc>
-          <w:tcPr/>
-          <w:p>
-            <w:pPr>
-              <w:pStyle w:val="Compact"/>
-            </w:pPr>
-            <w:r>
-              <w:t xml:space="preserve">12297.645</w:t>
-            </w:r>
-          </w:p>
-        </w:tc>
-        <w:tc>
-          <w:tcPr/>
-          <w:p>
-            <w:pPr>
-              <w:pStyle w:val="Compact"/>
-            </w:pPr>
-            <w:r>
-              <w:t xml:space="preserve">12442.433</w:t>
-            </w:r>
-          </w:p>
-        </w:tc>
-        <w:tc>
-          <w:tcPr/>
-          <w:p>
-            <w:pPr>
-              <w:pStyle w:val="Compact"/>
-            </w:pPr>
-            <w:r>
-              <w:t xml:space="preserve">11.607</w:t>
-            </w:r>
-          </w:p>
-        </w:tc>
-        <w:tc>
-          <w:tcPr/>
-          <w:p>
-            <w:pPr>
-              <w:pStyle w:val="Compact"/>
-            </w:pPr>
-            <w:r>
-              <w:t xml:space="preserve">0</w:t>
-            </w:r>
-          </w:p>
-        </w:tc>
       </w:tr>
       <w:tr>
         <w:tc>
@@ -5970,83 +6162,6 @@
               <w:pStyle w:val="Compact"/>
             </w:pPr>
             <w:r>
-              <w:t xml:space="preserve">Bystander</w:t>
-            </w:r>
-          </w:p>
-        </w:tc>
-        <w:tc>
-          <w:tcPr/>
-          <w:p>
-            <w:pPr>
-              <w:pStyle w:val="Compact"/>
-            </w:pPr>
-            <w:r>
-              <w:t xml:space="preserve">primary</w:t>
-            </w:r>
-          </w:p>
-        </w:tc>
-        <w:tc>
-          <w:tcPr/>
-          <w:p>
-            <w:pPr>
-              <w:pStyle w:val="Compact"/>
-            </w:pPr>
-            <w:r>
-              <w:t xml:space="preserve">Two-sided Tobit</w:t>
-            </w:r>
-          </w:p>
-        </w:tc>
-        <w:tc>
-          <w:tcPr/>
-          <w:p>
-            <w:pPr>
-              <w:pStyle w:val="Compact"/>
-            </w:pPr>
-            <w:r>
-              <w:t xml:space="preserve">factor_session_fixed_effect</w:t>
-            </w:r>
-          </w:p>
-        </w:tc>
-        <w:tc>
-          <w:tcPr/>
-          <w:p>
-            <w:pPr>
-              <w:pStyle w:val="Compact"/>
-            </w:pPr>
-            <w:r>
-              <w:t xml:space="preserve">cluster_robust_id</w:t>
-            </w:r>
-          </w:p>
-        </w:tc>
-        <w:tc>
-          <w:tcPr/>
-          <w:p>
-            <w:pPr>
-              <w:pStyle w:val="Compact"/>
-            </w:pPr>
-            <w:r>
-              <w:t xml:space="preserve">2420</w:t>
-            </w:r>
-          </w:p>
-        </w:tc>
-        <w:tc>
-          <w:tcPr/>
-          <w:p>
-            <w:pPr>
-              <w:pStyle w:val="Compact"/>
-            </w:pPr>
-            <w:r>
-              <w:t xml:space="preserve">243</w:t>
-            </w:r>
-          </w:p>
-        </w:tc>
-        <w:tc>
-          <w:tcPr/>
-          <w:p>
-            <w:pPr>
-              <w:pStyle w:val="Compact"/>
-            </w:pPr>
-            <w:r>
               <w:t xml:space="preserve">300</w:t>
             </w:r>
           </w:p>
@@ -6069,18 +6184,18 @@
               <w:pStyle w:val="Compact"/>
             </w:pPr>
             <w:r>
-              <w:t xml:space="preserve">12569.153</w:t>
-            </w:r>
-          </w:p>
-        </w:tc>
-        <w:tc>
-          <w:tcPr/>
-          <w:p>
-            <w:pPr>
-              <w:pStyle w:val="Compact"/>
-            </w:pPr>
-            <w:r>
-              <w:t xml:space="preserve">12829.772</w:t>
+              <w:t xml:space="preserve">12569.200</w:t>
+            </w:r>
+          </w:p>
+        </w:tc>
+        <w:tc>
+          <w:tcPr/>
+          <w:p>
+            <w:pPr>
+              <w:pStyle w:val="Compact"/>
+            </w:pPr>
+            <w:r>
+              <w:t xml:space="preserve">12829.800</w:t>
             </w:r>
           </w:p>
         </w:tc>
@@ -6095,173 +6210,6 @@
             </w:r>
           </w:p>
         </w:tc>
-        <w:tc>
-          <w:tcPr/>
-          <w:p>
-            <w:pPr>
-              <w:pStyle w:val="Compact"/>
-            </w:pPr>
-            <w:r>
-              <w:t xml:space="preserve">0</w:t>
-            </w:r>
-          </w:p>
-        </w:tc>
-      </w:tr>
-      <w:tr>
-        <w:tc>
-          <w:tcPr/>
-          <w:p>
-            <w:pPr>
-              <w:pStyle w:val="Compact"/>
-            </w:pPr>
-            <w:r>
-              <w:t xml:space="preserve">H3</w:t>
-            </w:r>
-          </w:p>
-        </w:tc>
-        <w:tc>
-          <w:tcPr/>
-          <w:p>
-            <w:pPr>
-              <w:pStyle w:val="Compact"/>
-            </w:pPr>
-            <w:r>
-              <w:t xml:space="preserve">Victim</w:t>
-            </w:r>
-          </w:p>
-        </w:tc>
-        <w:tc>
-          <w:tcPr/>
-          <w:p>
-            <w:pPr>
-              <w:pStyle w:val="Compact"/>
-            </w:pPr>
-            <w:r>
-              <w:t xml:space="preserve">primary</w:t>
-            </w:r>
-          </w:p>
-        </w:tc>
-        <w:tc>
-          <w:tcPr/>
-          <w:p>
-            <w:pPr>
-              <w:pStyle w:val="Compact"/>
-            </w:pPr>
-            <w:r>
-              <w:t xml:space="preserve">Two-sided Tobit</w:t>
-            </w:r>
-          </w:p>
-        </w:tc>
-        <w:tc>
-          <w:tcPr/>
-          <w:p>
-            <w:pPr>
-              <w:pStyle w:val="Compact"/>
-            </w:pPr>
-            <w:r>
-              <w:t xml:space="preserve">factor_session_fixed_effect</w:t>
-            </w:r>
-          </w:p>
-        </w:tc>
-        <w:tc>
-          <w:tcPr/>
-          <w:p>
-            <w:pPr>
-              <w:pStyle w:val="Compact"/>
-            </w:pPr>
-            <w:r>
-              <w:t xml:space="preserve">cluster_robust_id</w:t>
-            </w:r>
-          </w:p>
-        </w:tc>
-        <w:tc>
-          <w:tcPr/>
-          <w:p>
-            <w:pPr>
-              <w:pStyle w:val="Compact"/>
-            </w:pPr>
-            <w:r>
-              <w:t xml:space="preserve">2420</w:t>
-            </w:r>
-          </w:p>
-        </w:tc>
-        <w:tc>
-          <w:tcPr/>
-          <w:p>
-            <w:pPr>
-              <w:pStyle w:val="Compact"/>
-            </w:pPr>
-            <w:r>
-              <w:t xml:space="preserve">243</w:t>
-            </w:r>
-          </w:p>
-        </w:tc>
-        <w:tc>
-          <w:tcPr/>
-          <w:p>
-            <w:pPr>
-              <w:pStyle w:val="Compact"/>
-            </w:pPr>
-            <w:r>
-              <w:t xml:space="preserve">377</w:t>
-            </w:r>
-          </w:p>
-        </w:tc>
-        <w:tc>
-          <w:tcPr/>
-          <w:p>
-            <w:pPr>
-              <w:pStyle w:val="Compact"/>
-            </w:pPr>
-            <w:r>
-              <w:t xml:space="preserve">744</w:t>
-            </w:r>
-          </w:p>
-        </w:tc>
-        <w:tc>
-          <w:tcPr/>
-          <w:p>
-            <w:pPr>
-              <w:pStyle w:val="Compact"/>
-            </w:pPr>
-            <w:r>
-              <w:t xml:space="preserve">12296.035</w:t>
-            </w:r>
-          </w:p>
-        </w:tc>
-        <w:tc>
-          <w:tcPr/>
-          <w:p>
-            <w:pPr>
-              <w:pStyle w:val="Compact"/>
-            </w:pPr>
-            <w:r>
-              <w:t xml:space="preserve">12510.321</w:t>
-            </w:r>
-          </w:p>
-        </w:tc>
-        <w:tc>
-          <w:tcPr/>
-          <w:p>
-            <w:pPr>
-              <w:pStyle w:val="Compact"/>
-            </w:pPr>
-            <w:r>
-              <w:t xml:space="preserve">11.541</w:t>
-            </w:r>
-          </w:p>
-        </w:tc>
-        <w:tc>
-          <w:tcPr/>
-          <w:p>
-            <w:pPr>
-              <w:pStyle w:val="Compact"/>
-            </w:pPr>
-            <w:r>
-              <w:t xml:space="preserve">0</w:t>
-            </w:r>
-          </w:p>
-        </w:tc>
       </w:tr>
       <w:tr>
         <w:tc>
@@ -6282,83 +6230,6 @@
               <w:pStyle w:val="Compact"/>
             </w:pPr>
             <w:r>
-              <w:t xml:space="preserve">Bystander</w:t>
-            </w:r>
-          </w:p>
-        </w:tc>
-        <w:tc>
-          <w:tcPr/>
-          <w:p>
-            <w:pPr>
-              <w:pStyle w:val="Compact"/>
-            </w:pPr>
-            <w:r>
-              <w:t xml:space="preserve">primary</w:t>
-            </w:r>
-          </w:p>
-        </w:tc>
-        <w:tc>
-          <w:tcPr/>
-          <w:p>
-            <w:pPr>
-              <w:pStyle w:val="Compact"/>
-            </w:pPr>
-            <w:r>
-              <w:t xml:space="preserve">Two-sided Tobit</w:t>
-            </w:r>
-          </w:p>
-        </w:tc>
-        <w:tc>
-          <w:tcPr/>
-          <w:p>
-            <w:pPr>
-              <w:pStyle w:val="Compact"/>
-            </w:pPr>
-            <w:r>
-              <w:t xml:space="preserve">factor_session_fixed_effect</w:t>
-            </w:r>
-          </w:p>
-        </w:tc>
-        <w:tc>
-          <w:tcPr/>
-          <w:p>
-            <w:pPr>
-              <w:pStyle w:val="Compact"/>
-            </w:pPr>
-            <w:r>
-              <w:t xml:space="preserve">cluster_robust_id</w:t>
-            </w:r>
-          </w:p>
-        </w:tc>
-        <w:tc>
-          <w:tcPr/>
-          <w:p>
-            <w:pPr>
-              <w:pStyle w:val="Compact"/>
-            </w:pPr>
-            <w:r>
-              <w:t xml:space="preserve">2420</w:t>
-            </w:r>
-          </w:p>
-        </w:tc>
-        <w:tc>
-          <w:tcPr/>
-          <w:p>
-            <w:pPr>
-              <w:pStyle w:val="Compact"/>
-            </w:pPr>
-            <w:r>
-              <w:t xml:space="preserve">243</w:t>
-            </w:r>
-          </w:p>
-        </w:tc>
-        <w:tc>
-          <w:tcPr/>
-          <w:p>
-            <w:pPr>
-              <w:pStyle w:val="Compact"/>
-            </w:pPr>
-            <w:r>
               <w:t xml:space="preserve">300</w:t>
             </w:r>
           </w:p>
@@ -6381,18 +6252,18 @@
               <w:pStyle w:val="Compact"/>
             </w:pPr>
             <w:r>
-              <w:t xml:space="preserve">11060.312</w:t>
-            </w:r>
-          </w:p>
-        </w:tc>
-        <w:tc>
-          <w:tcPr/>
-          <w:p>
-            <w:pPr>
-              <w:pStyle w:val="Compact"/>
-            </w:pPr>
-            <w:r>
-              <w:t xml:space="preserve">11199.308</w:t>
+              <w:t xml:space="preserve">11060.300</w:t>
+            </w:r>
+          </w:p>
+        </w:tc>
+        <w:tc>
+          <w:tcPr/>
+          <w:p>
+            <w:pPr>
+              <w:pStyle w:val="Compact"/>
+            </w:pPr>
+            <w:r>
+              <w:t xml:space="preserve">11199.300</w:t>
             </w:r>
           </w:p>
         </w:tc>
@@ -6407,173 +6278,6 @@
             </w:r>
           </w:p>
         </w:tc>
-        <w:tc>
-          <w:tcPr/>
-          <w:p>
-            <w:pPr>
-              <w:pStyle w:val="Compact"/>
-            </w:pPr>
-            <w:r>
-              <w:t xml:space="preserve">0</w:t>
-            </w:r>
-          </w:p>
-        </w:tc>
-      </w:tr>
-      <w:tr>
-        <w:tc>
-          <w:tcPr/>
-          <w:p>
-            <w:pPr>
-              <w:pStyle w:val="Compact"/>
-            </w:pPr>
-            <w:r>
-              <w:t xml:space="preserve">H4</w:t>
-            </w:r>
-          </w:p>
-        </w:tc>
-        <w:tc>
-          <w:tcPr/>
-          <w:p>
-            <w:pPr>
-              <w:pStyle w:val="Compact"/>
-            </w:pPr>
-            <w:r>
-              <w:t xml:space="preserve">Victim</w:t>
-            </w:r>
-          </w:p>
-        </w:tc>
-        <w:tc>
-          <w:tcPr/>
-          <w:p>
-            <w:pPr>
-              <w:pStyle w:val="Compact"/>
-            </w:pPr>
-            <w:r>
-              <w:t xml:space="preserve">primary</w:t>
-            </w:r>
-          </w:p>
-        </w:tc>
-        <w:tc>
-          <w:tcPr/>
-          <w:p>
-            <w:pPr>
-              <w:pStyle w:val="Compact"/>
-            </w:pPr>
-            <w:r>
-              <w:t xml:space="preserve">Two-sided Tobit</w:t>
-            </w:r>
-          </w:p>
-        </w:tc>
-        <w:tc>
-          <w:tcPr/>
-          <w:p>
-            <w:pPr>
-              <w:pStyle w:val="Compact"/>
-            </w:pPr>
-            <w:r>
-              <w:t xml:space="preserve">factor_session_fixed_effect</w:t>
-            </w:r>
-          </w:p>
-        </w:tc>
-        <w:tc>
-          <w:tcPr/>
-          <w:p>
-            <w:pPr>
-              <w:pStyle w:val="Compact"/>
-            </w:pPr>
-            <w:r>
-              <w:t xml:space="preserve">cluster_robust_id</w:t>
-            </w:r>
-          </w:p>
-        </w:tc>
-        <w:tc>
-          <w:tcPr/>
-          <w:p>
-            <w:pPr>
-              <w:pStyle w:val="Compact"/>
-            </w:pPr>
-            <w:r>
-              <w:t xml:space="preserve">2420</w:t>
-            </w:r>
-          </w:p>
-        </w:tc>
-        <w:tc>
-          <w:tcPr/>
-          <w:p>
-            <w:pPr>
-              <w:pStyle w:val="Compact"/>
-            </w:pPr>
-            <w:r>
-              <w:t xml:space="preserve">243</w:t>
-            </w:r>
-          </w:p>
-        </w:tc>
-        <w:tc>
-          <w:tcPr/>
-          <w:p>
-            <w:pPr>
-              <w:pStyle w:val="Compact"/>
-            </w:pPr>
-            <w:r>
-              <w:t xml:space="preserve">377</w:t>
-            </w:r>
-          </w:p>
-        </w:tc>
-        <w:tc>
-          <w:tcPr/>
-          <w:p>
-            <w:pPr>
-              <w:pStyle w:val="Compact"/>
-            </w:pPr>
-            <w:r>
-              <w:t xml:space="preserve">744</w:t>
-            </w:r>
-          </w:p>
-        </w:tc>
-        <w:tc>
-          <w:tcPr/>
-          <w:p>
-            <w:pPr>
-              <w:pStyle w:val="Compact"/>
-            </w:pPr>
-            <w:r>
-              <w:t xml:space="preserve">10747.901</w:t>
-            </w:r>
-          </w:p>
-        </w:tc>
-        <w:tc>
-          <w:tcPr/>
-          <w:p>
-            <w:pPr>
-              <w:pStyle w:val="Compact"/>
-            </w:pPr>
-            <w:r>
-              <w:t xml:space="preserve">10886.898</w:t>
-            </w:r>
-          </w:p>
-        </w:tc>
-        <w:tc>
-          <w:tcPr/>
-          <w:p>
-            <w:pPr>
-              <w:pStyle w:val="Compact"/>
-            </w:pPr>
-            <w:r>
-              <w:t xml:space="preserve">7.626</w:t>
-            </w:r>
-          </w:p>
-        </w:tc>
-        <w:tc>
-          <w:tcPr/>
-          <w:p>
-            <w:pPr>
-              <w:pStyle w:val="Compact"/>
-            </w:pPr>
-            <w:r>
-              <w:t xml:space="preserve">0</w:t>
-            </w:r>
-          </w:p>
-        </w:tc>
       </w:tr>
       <w:tr>
         <w:tc>
@@ -6594,83 +6298,6 @@
               <w:pStyle w:val="Compact"/>
             </w:pPr>
             <w:r>
-              <w:t xml:space="preserve">Bystander</w:t>
-            </w:r>
-          </w:p>
-        </w:tc>
-        <w:tc>
-          <w:tcPr/>
-          <w:p>
-            <w:pPr>
-              <w:pStyle w:val="Compact"/>
-            </w:pPr>
-            <w:r>
-              <w:t xml:space="preserve">primary</w:t>
-            </w:r>
-          </w:p>
-        </w:tc>
-        <w:tc>
-          <w:tcPr/>
-          <w:p>
-            <w:pPr>
-              <w:pStyle w:val="Compact"/>
-            </w:pPr>
-            <w:r>
-              <w:t xml:space="preserve">Two-sided Tobit</w:t>
-            </w:r>
-          </w:p>
-        </w:tc>
-        <w:tc>
-          <w:tcPr/>
-          <w:p>
-            <w:pPr>
-              <w:pStyle w:val="Compact"/>
-            </w:pPr>
-            <w:r>
-              <w:t xml:space="preserve">factor_session_fixed_effect</w:t>
-            </w:r>
-          </w:p>
-        </w:tc>
-        <w:tc>
-          <w:tcPr/>
-          <w:p>
-            <w:pPr>
-              <w:pStyle w:val="Compact"/>
-            </w:pPr>
-            <w:r>
-              <w:t xml:space="preserve">cluster_robust_id</w:t>
-            </w:r>
-          </w:p>
-        </w:tc>
-        <w:tc>
-          <w:tcPr/>
-          <w:p>
-            <w:pPr>
-              <w:pStyle w:val="Compact"/>
-            </w:pPr>
-            <w:r>
-              <w:t xml:space="preserve">2420</w:t>
-            </w:r>
-          </w:p>
-        </w:tc>
-        <w:tc>
-          <w:tcPr/>
-          <w:p>
-            <w:pPr>
-              <w:pStyle w:val="Compact"/>
-            </w:pPr>
-            <w:r>
-              <w:t xml:space="preserve">243</w:t>
-            </w:r>
-          </w:p>
-        </w:tc>
-        <w:tc>
-          <w:tcPr/>
-          <w:p>
-            <w:pPr>
-              <w:pStyle w:val="Compact"/>
-            </w:pPr>
-            <w:r>
               <w:t xml:space="preserve">300</w:t>
             </w:r>
           </w:p>
@@ -6693,18 +6320,18 @@
               <w:pStyle w:val="Compact"/>
             </w:pPr>
             <w:r>
-              <w:t xml:space="preserve">11080.219</w:t>
-            </w:r>
-          </w:p>
-        </w:tc>
-        <w:tc>
-          <w:tcPr/>
-          <w:p>
-            <w:pPr>
-              <w:pStyle w:val="Compact"/>
-            </w:pPr>
-            <w:r>
-              <w:t xml:space="preserve">11358.212</w:t>
+              <w:t xml:space="preserve">11080.200</w:t>
+            </w:r>
+          </w:p>
+        </w:tc>
+        <w:tc>
+          <w:tcPr/>
+          <w:p>
+            <w:pPr>
+              <w:pStyle w:val="Compact"/>
+            </w:pPr>
+            <w:r>
+              <w:t xml:space="preserve">11358.200</w:t>
             </w:r>
           </w:p>
         </w:tc>
@@ -6716,180 +6343,463 @@
             </w:pPr>
             <w:r>
               <w:t xml:space="preserve">6.876</w:t>
-            </w:r>
-          </w:p>
-        </w:tc>
-        <w:tc>
-          <w:tcPr/>
-          <w:p>
-            <w:pPr>
-              <w:pStyle w:val="Compact"/>
-            </w:pPr>
-            <w:r>
-              <w:t xml:space="preserve">0</w:t>
-            </w:r>
-          </w:p>
-        </w:tc>
-      </w:tr>
-      <w:tr>
-        <w:tc>
-          <w:tcPr/>
-          <w:p>
-            <w:pPr>
-              <w:pStyle w:val="Compact"/>
-            </w:pPr>
-            <w:r>
-              <w:t xml:space="preserve">H5</w:t>
-            </w:r>
-          </w:p>
-        </w:tc>
-        <w:tc>
-          <w:tcPr/>
-          <w:p>
-            <w:pPr>
-              <w:pStyle w:val="Compact"/>
-            </w:pPr>
-            <w:r>
-              <w:t xml:space="preserve">Victim</w:t>
-            </w:r>
-          </w:p>
-        </w:tc>
-        <w:tc>
-          <w:tcPr/>
-          <w:p>
-            <w:pPr>
-              <w:pStyle w:val="Compact"/>
-            </w:pPr>
-            <w:r>
-              <w:t xml:space="preserve">primary</w:t>
-            </w:r>
-          </w:p>
-        </w:tc>
-        <w:tc>
-          <w:tcPr/>
-          <w:p>
-            <w:pPr>
-              <w:pStyle w:val="Compact"/>
-            </w:pPr>
-            <w:r>
-              <w:t xml:space="preserve">Two-sided Tobit</w:t>
-            </w:r>
-          </w:p>
-        </w:tc>
-        <w:tc>
-          <w:tcPr/>
-          <w:p>
-            <w:pPr>
-              <w:pStyle w:val="Compact"/>
-            </w:pPr>
-            <w:r>
-              <w:t xml:space="preserve">factor_session_fixed_effect</w:t>
-            </w:r>
-          </w:p>
-        </w:tc>
-        <w:tc>
-          <w:tcPr/>
-          <w:p>
-            <w:pPr>
-              <w:pStyle w:val="Compact"/>
-            </w:pPr>
-            <w:r>
-              <w:t xml:space="preserve">cluster_robust_id</w:t>
-            </w:r>
-          </w:p>
-        </w:tc>
-        <w:tc>
-          <w:tcPr/>
-          <w:p>
-            <w:pPr>
-              <w:pStyle w:val="Compact"/>
-            </w:pPr>
-            <w:r>
-              <w:t xml:space="preserve">2420</w:t>
-            </w:r>
-          </w:p>
-        </w:tc>
-        <w:tc>
-          <w:tcPr/>
-          <w:p>
-            <w:pPr>
-              <w:pStyle w:val="Compact"/>
-            </w:pPr>
-            <w:r>
-              <w:t xml:space="preserve">243</w:t>
-            </w:r>
-          </w:p>
-        </w:tc>
-        <w:tc>
-          <w:tcPr/>
-          <w:p>
-            <w:pPr>
-              <w:pStyle w:val="Compact"/>
-            </w:pPr>
-            <w:r>
-              <w:t xml:space="preserve">377</w:t>
-            </w:r>
-          </w:p>
-        </w:tc>
-        <w:tc>
-          <w:tcPr/>
-          <w:p>
-            <w:pPr>
-              <w:pStyle w:val="Compact"/>
-            </w:pPr>
-            <w:r>
-              <w:t xml:space="preserve">744</w:t>
-            </w:r>
-          </w:p>
-        </w:tc>
-        <w:tc>
-          <w:tcPr/>
-          <w:p>
-            <w:pPr>
-              <w:pStyle w:val="Compact"/>
-            </w:pPr>
-            <w:r>
-              <w:t xml:space="preserve">10749.255</w:t>
-            </w:r>
-          </w:p>
-        </w:tc>
-        <w:tc>
-          <w:tcPr/>
-          <w:p>
-            <w:pPr>
-              <w:pStyle w:val="Compact"/>
-            </w:pPr>
-            <w:r>
-              <w:t xml:space="preserve">10980.916</w:t>
-            </w:r>
-          </w:p>
-        </w:tc>
-        <w:tc>
-          <w:tcPr/>
-          <w:p>
-            <w:pPr>
-              <w:pStyle w:val="Compact"/>
-            </w:pPr>
-            <w:r>
-              <w:t xml:space="preserve">7.570</w:t>
-            </w:r>
-          </w:p>
-        </w:tc>
-        <w:tc>
-          <w:tcPr/>
-          <w:p>
-            <w:pPr>
-              <w:pStyle w:val="Compact"/>
-            </w:pPr>
-            <w:r>
-              <w:t xml:space="preserve">0</w:t>
             </w:r>
           </w:p>
         </w:tc>
       </w:tr>
     </w:tbl>
     <w:bookmarkEnd w:id="35"/>
-    <w:bookmarkStart w:id="38" w:name="hypothesis-significance-summary-by-role"/>
+    <w:bookmarkStart w:id="36" w:name="victim-models"/>
+    <w:p>
+      <w:pPr>
+        <w:pStyle w:val="Heading4"/>
+      </w:pPr>
+      <w:r>
+        <w:t xml:space="preserve">Victim models</w:t>
+      </w:r>
+    </w:p>
+    <w:p>
+      <w:pPr>
+        <w:pStyle w:val="FirstParagraph"/>
+      </w:pPr>
+      <w:r>
+        <w:rPr>
+          <w:b/>
+          <w:bCs/>
+        </w:rPr>
+        <w:t xml:space="preserve">Table 13. Victim model fit and censoring summary</w:t>
+      </w:r>
+    </w:p>
+    <w:tbl>
+      <w:tblPr>
+        <w:tblStyle w:val="Table"/>
+        <w:tblW w:type="auto" w:w="0"/>
+        <w:tblLook w:firstRow="1" w:lastRow="0" w:firstColumn="0" w:lastColumn="0" w:noHBand="0" w:noVBand="0" w:val="0020"/>
+      </w:tblPr>
+      <w:tblGrid>
+        <w:gridCol w:w="1320"/>
+        <w:gridCol w:w="1320"/>
+        <w:gridCol w:w="1320"/>
+        <w:gridCol w:w="1320"/>
+        <w:gridCol w:w="1320"/>
+        <w:gridCol w:w="1320"/>
+      </w:tblGrid>
+      <w:tr>
+        <w:trPr>
+          <w:tblHeader w:val="on"/>
+        </w:trPr>
+        <w:tc>
+          <w:tcPr/>
+          <w:p>
+            <w:pPr>
+              <w:pStyle w:val="Compact"/>
+            </w:pPr>
+            <w:r>
+              <w:t xml:space="preserve">H</w:t>
+            </w:r>
+          </w:p>
+        </w:tc>
+        <w:tc>
+          <w:tcPr/>
+          <w:p>
+            <w:pPr>
+              <w:pStyle w:val="Compact"/>
+            </w:pPr>
+            <w:r>
+              <w:t xml:space="preserve">L. cens.</w:t>
+            </w:r>
+          </w:p>
+        </w:tc>
+        <w:tc>
+          <w:tcPr/>
+          <w:p>
+            <w:pPr>
+              <w:pStyle w:val="Compact"/>
+            </w:pPr>
+            <w:r>
+              <w:t xml:space="preserve">U. cens.</w:t>
+            </w:r>
+          </w:p>
+        </w:tc>
+        <w:tc>
+          <w:tcPr/>
+          <w:p>
+            <w:pPr>
+              <w:pStyle w:val="Compact"/>
+            </w:pPr>
+            <w:r>
+              <w:t xml:space="preserve">AIC</w:t>
+            </w:r>
+          </w:p>
+        </w:tc>
+        <w:tc>
+          <w:tcPr/>
+          <w:p>
+            <w:pPr>
+              <w:pStyle w:val="Compact"/>
+            </w:pPr>
+            <w:r>
+              <w:t xml:space="preserve">BIC</w:t>
+            </w:r>
+          </w:p>
+        </w:tc>
+        <w:tc>
+          <w:tcPr/>
+          <w:p>
+            <w:pPr>
+              <w:pStyle w:val="Compact"/>
+            </w:pPr>
+            <w:r>
+              <w:t xml:space="preserve">Sigma</w:t>
+            </w:r>
+          </w:p>
+        </w:tc>
+      </w:tr>
+      <w:tr>
+        <w:tc>
+          <w:tcPr/>
+          <w:p>
+            <w:pPr>
+              <w:pStyle w:val="Compact"/>
+            </w:pPr>
+            <w:r>
+              <w:t xml:space="preserve">H1</w:t>
+            </w:r>
+          </w:p>
+        </w:tc>
+        <w:tc>
+          <w:tcPr/>
+          <w:p>
+            <w:pPr>
+              <w:pStyle w:val="Compact"/>
+            </w:pPr>
+            <w:r>
+              <w:t xml:space="preserve">377</w:t>
+            </w:r>
+          </w:p>
+        </w:tc>
+        <w:tc>
+          <w:tcPr/>
+          <w:p>
+            <w:pPr>
+              <w:pStyle w:val="Compact"/>
+            </w:pPr>
+            <w:r>
+              <w:t xml:space="preserve">744</w:t>
+            </w:r>
+          </w:p>
+        </w:tc>
+        <w:tc>
+          <w:tcPr/>
+          <w:p>
+            <w:pPr>
+              <w:pStyle w:val="Compact"/>
+            </w:pPr>
+            <w:r>
+              <w:t xml:space="preserve">12280.600</w:t>
+            </w:r>
+          </w:p>
+        </w:tc>
+        <w:tc>
+          <w:tcPr/>
+          <w:p>
+            <w:pPr>
+              <w:pStyle w:val="Compact"/>
+            </w:pPr>
+            <w:r>
+              <w:t xml:space="preserve">12425.300</w:t>
+            </w:r>
+          </w:p>
+        </w:tc>
+        <w:tc>
+          <w:tcPr/>
+          <w:p>
+            <w:pPr>
+              <w:pStyle w:val="Compact"/>
+            </w:pPr>
+            <w:r>
+              <w:t xml:space="preserve">11.564</w:t>
+            </w:r>
+          </w:p>
+        </w:tc>
+      </w:tr>
+      <w:tr>
+        <w:tc>
+          <w:tcPr/>
+          <w:p>
+            <w:pPr>
+              <w:pStyle w:val="Compact"/>
+            </w:pPr>
+            <w:r>
+              <w:t xml:space="preserve">H2</w:t>
+            </w:r>
+          </w:p>
+        </w:tc>
+        <w:tc>
+          <w:tcPr/>
+          <w:p>
+            <w:pPr>
+              <w:pStyle w:val="Compact"/>
+            </w:pPr>
+            <w:r>
+              <w:t xml:space="preserve">377</w:t>
+            </w:r>
+          </w:p>
+        </w:tc>
+        <w:tc>
+          <w:tcPr/>
+          <w:p>
+            <w:pPr>
+              <w:pStyle w:val="Compact"/>
+            </w:pPr>
+            <w:r>
+              <w:t xml:space="preserve">744</w:t>
+            </w:r>
+          </w:p>
+        </w:tc>
+        <w:tc>
+          <w:tcPr/>
+          <w:p>
+            <w:pPr>
+              <w:pStyle w:val="Compact"/>
+            </w:pPr>
+            <w:r>
+              <w:t xml:space="preserve">12297.600</w:t>
+            </w:r>
+          </w:p>
+        </w:tc>
+        <w:tc>
+          <w:tcPr/>
+          <w:p>
+            <w:pPr>
+              <w:pStyle w:val="Compact"/>
+            </w:pPr>
+            <w:r>
+              <w:t xml:space="preserve">12442.400</w:t>
+            </w:r>
+          </w:p>
+        </w:tc>
+        <w:tc>
+          <w:tcPr/>
+          <w:p>
+            <w:pPr>
+              <w:pStyle w:val="Compact"/>
+            </w:pPr>
+            <w:r>
+              <w:t xml:space="preserve">11.607</w:t>
+            </w:r>
+          </w:p>
+        </w:tc>
+      </w:tr>
+      <w:tr>
+        <w:tc>
+          <w:tcPr/>
+          <w:p>
+            <w:pPr>
+              <w:pStyle w:val="Compact"/>
+            </w:pPr>
+            <w:r>
+              <w:t xml:space="preserve">H3</w:t>
+            </w:r>
+          </w:p>
+        </w:tc>
+        <w:tc>
+          <w:tcPr/>
+          <w:p>
+            <w:pPr>
+              <w:pStyle w:val="Compact"/>
+            </w:pPr>
+            <w:r>
+              <w:t xml:space="preserve">377</w:t>
+            </w:r>
+          </w:p>
+        </w:tc>
+        <w:tc>
+          <w:tcPr/>
+          <w:p>
+            <w:pPr>
+              <w:pStyle w:val="Compact"/>
+            </w:pPr>
+            <w:r>
+              <w:t xml:space="preserve">744</w:t>
+            </w:r>
+          </w:p>
+        </w:tc>
+        <w:tc>
+          <w:tcPr/>
+          <w:p>
+            <w:pPr>
+              <w:pStyle w:val="Compact"/>
+            </w:pPr>
+            <w:r>
+              <w:t xml:space="preserve">12296.000</w:t>
+            </w:r>
+          </w:p>
+        </w:tc>
+        <w:tc>
+          <w:tcPr/>
+          <w:p>
+            <w:pPr>
+              <w:pStyle w:val="Compact"/>
+            </w:pPr>
+            <w:r>
+              <w:t xml:space="preserve">12510.300</w:t>
+            </w:r>
+          </w:p>
+        </w:tc>
+        <w:tc>
+          <w:tcPr/>
+          <w:p>
+            <w:pPr>
+              <w:pStyle w:val="Compact"/>
+            </w:pPr>
+            <w:r>
+              <w:t xml:space="preserve">11.541</w:t>
+            </w:r>
+          </w:p>
+        </w:tc>
+      </w:tr>
+      <w:tr>
+        <w:tc>
+          <w:tcPr/>
+          <w:p>
+            <w:pPr>
+              <w:pStyle w:val="Compact"/>
+            </w:pPr>
+            <w:r>
+              <w:t xml:space="preserve">H4</w:t>
+            </w:r>
+          </w:p>
+        </w:tc>
+        <w:tc>
+          <w:tcPr/>
+          <w:p>
+            <w:pPr>
+              <w:pStyle w:val="Compact"/>
+            </w:pPr>
+            <w:r>
+              <w:t xml:space="preserve">377</w:t>
+            </w:r>
+          </w:p>
+        </w:tc>
+        <w:tc>
+          <w:tcPr/>
+          <w:p>
+            <w:pPr>
+              <w:pStyle w:val="Compact"/>
+            </w:pPr>
+            <w:r>
+              <w:t xml:space="preserve">744</w:t>
+            </w:r>
+          </w:p>
+        </w:tc>
+        <w:tc>
+          <w:tcPr/>
+          <w:p>
+            <w:pPr>
+              <w:pStyle w:val="Compact"/>
+            </w:pPr>
+            <w:r>
+              <w:t xml:space="preserve">10747.900</w:t>
+            </w:r>
+          </w:p>
+        </w:tc>
+        <w:tc>
+          <w:tcPr/>
+          <w:p>
+            <w:pPr>
+              <w:pStyle w:val="Compact"/>
+            </w:pPr>
+            <w:r>
+              <w:t xml:space="preserve">10886.900</w:t>
+            </w:r>
+          </w:p>
+        </w:tc>
+        <w:tc>
+          <w:tcPr/>
+          <w:p>
+            <w:pPr>
+              <w:pStyle w:val="Compact"/>
+            </w:pPr>
+            <w:r>
+              <w:t xml:space="preserve">7.626</w:t>
+            </w:r>
+          </w:p>
+        </w:tc>
+      </w:tr>
+      <w:tr>
+        <w:tc>
+          <w:tcPr/>
+          <w:p>
+            <w:pPr>
+              <w:pStyle w:val="Compact"/>
+            </w:pPr>
+            <w:r>
+              <w:t xml:space="preserve">H5</w:t>
+            </w:r>
+          </w:p>
+        </w:tc>
+        <w:tc>
+          <w:tcPr/>
+          <w:p>
+            <w:pPr>
+              <w:pStyle w:val="Compact"/>
+            </w:pPr>
+            <w:r>
+              <w:t xml:space="preserve">377</w:t>
+            </w:r>
+          </w:p>
+        </w:tc>
+        <w:tc>
+          <w:tcPr/>
+          <w:p>
+            <w:pPr>
+              <w:pStyle w:val="Compact"/>
+            </w:pPr>
+            <w:r>
+              <w:t xml:space="preserve">744</w:t>
+            </w:r>
+          </w:p>
+        </w:tc>
+        <w:tc>
+          <w:tcPr/>
+          <w:p>
+            <w:pPr>
+              <w:pStyle w:val="Compact"/>
+            </w:pPr>
+            <w:r>
+              <w:t xml:space="preserve">10749.300</w:t>
+            </w:r>
+          </w:p>
+        </w:tc>
+        <w:tc>
+          <w:tcPr/>
+          <w:p>
+            <w:pPr>
+              <w:pStyle w:val="Compact"/>
+            </w:pPr>
+            <w:r>
+              <w:t xml:space="preserve">10980.900</w:t>
+            </w:r>
+          </w:p>
+        </w:tc>
+        <w:tc>
+          <w:tcPr/>
+          <w:p>
+            <w:pPr>
+              <w:pStyle w:val="Compact"/>
+            </w:pPr>
+            <w:r>
+              <w:t xml:space="preserve">7.570</w:t>
+            </w:r>
+          </w:p>
+        </w:tc>
+      </w:tr>
+    </w:tbl>
+    <w:bookmarkEnd w:id="36"/>
+    <w:bookmarkEnd w:id="37"/>
+    <w:bookmarkEnd w:id="38"/>
+    <w:bookmarkStart w:id="41" w:name="hypothesis-significance-summary-by-role"/>
     <w:p>
       <w:pPr>
         <w:pStyle w:val="Heading2"/>
@@ -6898,13 +6808,25 @@
         <w:t xml:space="preserve">Hypothesis significance summary by role</w:t>
       </w:r>
     </w:p>
-    <w:bookmarkStart w:id="36" w:name="victim"/>
+    <w:bookmarkStart w:id="39" w:name="victim"/>
     <w:p>
       <w:pPr>
         <w:pStyle w:val="Heading3"/>
       </w:pPr>
       <w:r>
         <w:t xml:space="preserve">Victim</w:t>
+      </w:r>
+    </w:p>
+    <w:p>
+      <w:pPr>
+        <w:pStyle w:val="FirstParagraph"/>
+      </w:pPr>
+      <w:r>
+        <w:rPr>
+          <w:b/>
+          <w:bCs/>
+        </w:rPr>
+        <w:t xml:space="preserve">Table 14. Victim focal support terms (p &lt; 0.10)</w:t>
       </w:r>
     </w:p>
     <w:tbl>
@@ -7169,14 +7091,26 @@
         </w:tc>
       </w:tr>
     </w:tbl>
-    <w:bookmarkEnd w:id="36"/>
-    <w:bookmarkStart w:id="37" w:name="bystander"/>
+    <w:bookmarkEnd w:id="39"/>
+    <w:bookmarkStart w:id="40" w:name="bystander"/>
     <w:p>
       <w:pPr>
         <w:pStyle w:val="Heading3"/>
       </w:pPr>
       <w:r>
         <w:t xml:space="preserve">Bystander</w:t>
+      </w:r>
+    </w:p>
+    <w:p>
+      <w:pPr>
+        <w:pStyle w:val="FirstParagraph"/>
+      </w:pPr>
+      <w:r>
+        <w:rPr>
+          <w:b/>
+          <w:bCs/>
+        </w:rPr>
+        <w:t xml:space="preserve">Table 15. Bystander focal support terms (p &lt; 0.10)</w:t>
       </w:r>
     </w:p>
     <w:tbl>
@@ -7449,9 +7383,9 @@
         </w:tc>
       </w:tr>
     </w:tbl>
-    <w:bookmarkEnd w:id="37"/>
-    <w:bookmarkEnd w:id="38"/>
-    <w:bookmarkStart w:id="179" w:name="significance-driven-figures"/>
+    <w:bookmarkEnd w:id="40"/>
+    <w:bookmarkEnd w:id="41"/>
+    <w:bookmarkStart w:id="182" w:name="significance-driven-figures"/>
     <w:p>
       <w:pPr>
         <w:pStyle w:val="Heading2"/>
@@ -7460,7 +7394,7 @@
         <w:t xml:space="preserve">Significance-driven figures</w:t>
       </w:r>
     </w:p>
-    <w:bookmarkStart w:id="42" w:name="h1-victim-empathy-perspective-taking"/>
+    <w:bookmarkStart w:id="45" w:name="h1-victim-empathy-perspective-taking"/>
     <w:p>
       <w:pPr>
         <w:pStyle w:val="Heading3"/>
@@ -7478,18 +7412,18 @@
           <wp:inline>
             <wp:extent cx="5334000" cy="3758045"/>
             <wp:effectExtent b="0" l="0" r="0" t="0"/>
-            <wp:docPr descr="H1 Victim: model-implied predictions for Empathy: Perspective taking." title="" id="40" name="Picture"/>
+            <wp:docPr descr="H1 Victim: model-implied predictions for Empathy: Perspective taking." title="" id="43" name="Picture"/>
             <a:graphic>
               <a:graphicData uri="http://schemas.openxmlformats.org/drawingml/2006/picture">
                 <pic:pic>
                   <pic:nvPicPr>
-                    <pic:cNvPr descr="C:/Users/LEONA/Documents/GitHub/TOBIT/outputs/figures/figure_h1_victim_iri_pt.png" id="41" name="Picture"/>
+                    <pic:cNvPr descr="C:/Users/LEONA/Documents/GitHub/TOBIT/outputs/figures/figure_h1_victim_iri_pt.png" id="44" name="Picture"/>
                     <pic:cNvPicPr>
                       <a:picLocks noChangeArrowheads="1" noChangeAspect="1"/>
                     </pic:cNvPicPr>
                   </pic:nvPicPr>
                   <pic:blipFill>
-                    <a:blip r:embed="rId39"/>
+                    <a:blip r:embed="rId42"/>
                     <a:stretch>
                       <a:fillRect/>
                     </a:stretch>
@@ -7532,8 +7466,8 @@
         <w:t xml:space="preserve">Across the displayed contrast, the model implies higher predicted judgement toward the right-hand side of the plot.</w:t>
       </w:r>
     </w:p>
-    <w:bookmarkEnd w:id="42"/>
-    <w:bookmarkStart w:id="46" w:name="X416a7afb6d99c1f1168f72bb3821f0994eac840"/>
+    <w:bookmarkEnd w:id="45"/>
+    <w:bookmarkStart w:id="49" w:name="X416a7afb6d99c1f1168f72bb3821f0994eac840"/>
     <w:p>
       <w:pPr>
         <w:pStyle w:val="Heading3"/>
@@ -7551,18 +7485,18 @@
           <wp:inline>
             <wp:extent cx="5334000" cy="3758045"/>
             <wp:effectExtent b="0" l="0" r="0" t="0"/>
-            <wp:docPr descr="H2 Bystander: model-implied predictions for Bystander-N2 outgroup vs ingroup." title="" id="44" name="Picture"/>
+            <wp:docPr descr="H2 Bystander: model-implied predictions for Bystander-N2 outgroup vs ingroup." title="" id="47" name="Picture"/>
             <a:graphic>
               <a:graphicData uri="http://schemas.openxmlformats.org/drawingml/2006/picture">
                 <pic:pic>
                   <pic:nvPicPr>
-                    <pic:cNvPr descr="C:/Users/LEONA/Documents/GitHub/TOBIT/outputs/figures/figure_h2_bystander_bystander_n2_groupoutgroup.png" id="45" name="Picture"/>
+                    <pic:cNvPr descr="C:/Users/LEONA/Documents/GitHub/TOBIT/outputs/figures/figure_h2_bystander_bystander_n2_groupoutgroup.png" id="48" name="Picture"/>
                     <pic:cNvPicPr>
                       <a:picLocks noChangeArrowheads="1" noChangeAspect="1"/>
                     </pic:cNvPicPr>
                   </pic:nvPicPr>
                   <pic:blipFill>
-                    <a:blip r:embed="rId43"/>
+                    <a:blip r:embed="rId46"/>
                     <a:stretch>
                       <a:fillRect/>
                     </a:stretch>
@@ -7605,8 +7539,8 @@
         <w:t xml:space="preserve">Across the displayed contrast, the model implies lower predicted judgement toward the right-hand side of the plot.</w:t>
       </w:r>
     </w:p>
-    <w:bookmarkEnd w:id="46"/>
-    <w:bookmarkStart w:id="50" w:name="Xdd485a3ec7a70ed2e60008e12eab4a1ec798ead"/>
+    <w:bookmarkEnd w:id="49"/>
+    <w:bookmarkStart w:id="53" w:name="Xdd485a3ec7a70ed2e60008e12eab4a1ec798ead"/>
     <w:p>
       <w:pPr>
         <w:pStyle w:val="Heading3"/>
@@ -7624,18 +7558,18 @@
           <wp:inline>
             <wp:extent cx="5334000" cy="3758045"/>
             <wp:effectExtent b="0" l="0" r="0" t="0"/>
-            <wp:docPr descr="H2 Bystander: model-implied predictions for Victim-N1 outgroup vs ingroup." title="" id="48" name="Picture"/>
+            <wp:docPr descr="H2 Bystander: model-implied predictions for Victim-N1 outgroup vs ingroup." title="" id="51" name="Picture"/>
             <a:graphic>
               <a:graphicData uri="http://schemas.openxmlformats.org/drawingml/2006/picture">
                 <pic:pic>
                   <pic:nvPicPr>
-                    <pic:cNvPr descr="C:/Users/LEONA/Documents/GitHub/TOBIT/outputs/figures/figure_h2_bystander_victim_n1_groupoutgroup.png" id="49" name="Picture"/>
+                    <pic:cNvPr descr="C:/Users/LEONA/Documents/GitHub/TOBIT/outputs/figures/figure_h2_bystander_victim_n1_groupoutgroup.png" id="52" name="Picture"/>
                     <pic:cNvPicPr>
                       <a:picLocks noChangeArrowheads="1" noChangeAspect="1"/>
                     </pic:cNvPicPr>
                   </pic:nvPicPr>
                   <pic:blipFill>
-                    <a:blip r:embed="rId47"/>
+                    <a:blip r:embed="rId50"/>
                     <a:stretch>
                       <a:fillRect/>
                     </a:stretch>
@@ -7678,8 +7612,8 @@
         <w:t xml:space="preserve">Across the displayed contrast, the model implies higher predicted judgement toward the right-hand side of the plot.</w:t>
       </w:r>
     </w:p>
-    <w:bookmarkEnd w:id="50"/>
-    <w:bookmarkStart w:id="54" w:name="X55ed25854cec4c987a0a9c5bbf19f196ef13414"/>
+    <w:bookmarkEnd w:id="53"/>
+    <w:bookmarkStart w:id="57" w:name="X55ed25854cec4c987a0a9c5bbf19f196ef13414"/>
     <w:p>
       <w:pPr>
         <w:pStyle w:val="Heading3"/>
@@ -7697,18 +7631,18 @@
           <wp:inline>
             <wp:extent cx="5334000" cy="3758045"/>
             <wp:effectExtent b="0" l="0" r="0" t="0"/>
-            <wp:docPr descr="H2 Bystander: model-implied predictions for Victim-N2 outgroup vs ingroup." title="" id="52" name="Picture"/>
+            <wp:docPr descr="H2 Bystander: model-implied predictions for Victim-N2 outgroup vs ingroup." title="" id="55" name="Picture"/>
             <a:graphic>
               <a:graphicData uri="http://schemas.openxmlformats.org/drawingml/2006/picture">
                 <pic:pic>
                   <pic:nvPicPr>
-                    <pic:cNvPr descr="C:/Users/LEONA/Documents/GitHub/TOBIT/outputs/figures/figure_h2_bystander_victim_n2_groupoutgroup.png" id="53" name="Picture"/>
+                    <pic:cNvPr descr="C:/Users/LEONA/Documents/GitHub/TOBIT/outputs/figures/figure_h2_bystander_victim_n2_groupoutgroup.png" id="56" name="Picture"/>
                     <pic:cNvPicPr>
                       <a:picLocks noChangeArrowheads="1" noChangeAspect="1"/>
                     </pic:cNvPicPr>
                   </pic:nvPicPr>
                   <pic:blipFill>
-                    <a:blip r:embed="rId51"/>
+                    <a:blip r:embed="rId54"/>
                     <a:stretch>
                       <a:fillRect/>
                     </a:stretch>
@@ -7751,8 +7685,8 @@
         <w:t xml:space="preserve">Across the displayed contrast, the model implies higher predicted judgement toward the right-hand side of the plot.</w:t>
       </w:r>
     </w:p>
-    <w:bookmarkEnd w:id="54"/>
-    <w:bookmarkStart w:id="58" w:name="Xa964ecf31680265b63cf884179ba58462c02437"/>
+    <w:bookmarkEnd w:id="57"/>
+    <w:bookmarkStart w:id="61" w:name="Xa964ecf31680265b63cf884179ba58462c02437"/>
     <w:p>
       <w:pPr>
         <w:pStyle w:val="Heading3"/>
@@ -7770,18 +7704,18 @@
           <wp:inline>
             <wp:extent cx="5334000" cy="3758045"/>
             <wp:effectExtent b="0" l="0" r="0" t="0"/>
-            <wp:docPr descr="H2 Bystander: model-implied predictions for Bystander-N1 outgroup vs ingroup x Bystander-N2 outgroup vs ingroup." title="" id="56" name="Picture"/>
+            <wp:docPr descr="H2 Bystander: model-implied predictions for Bystander-N1 outgroup vs ingroup x Bystander-N2 outgroup vs ingroup." title="" id="59" name="Picture"/>
             <a:graphic>
               <a:graphicData uri="http://schemas.openxmlformats.org/drawingml/2006/picture">
                 <pic:pic>
                   <pic:nvPicPr>
-                    <pic:cNvPr descr="C:/Users/LEONA/Documents/GitHub/TOBIT/outputs/figures/figure_h2_bystander_bystander_n1_groupoutgroup_bystander_n2_groupoutgr.png" id="57" name="Picture"/>
+                    <pic:cNvPr descr="C:/Users/LEONA/Documents/GitHub/TOBIT/outputs/figures/figure_h2_bystander_bystander_n1_groupoutgroup_bystander_n2_groupoutgr.png" id="60" name="Picture"/>
                     <pic:cNvPicPr>
                       <a:picLocks noChangeArrowheads="1" noChangeAspect="1"/>
                     </pic:cNvPicPr>
                   </pic:nvPicPr>
                   <pic:blipFill>
-                    <a:blip r:embed="rId55"/>
+                    <a:blip r:embed="rId58"/>
                     <a:stretch>
                       <a:fillRect/>
                     </a:stretch>
@@ -7824,8 +7758,8 @@
         <w:t xml:space="preserve">The plotted lines summarize how the fitted predicted judgement changes across the focal term while holding the remaining covariates at their reference profile.</w:t>
       </w:r>
     </w:p>
-    <w:bookmarkEnd w:id="58"/>
-    <w:bookmarkStart w:id="62" w:name="Xb7c8bf81433cae6e8dd91d9cbe70ed30263193e"/>
+    <w:bookmarkEnd w:id="61"/>
+    <w:bookmarkStart w:id="65" w:name="Xb7c8bf81433cae6e8dd91d9cbe70ed30263193e"/>
     <w:p>
       <w:pPr>
         <w:pStyle w:val="Heading3"/>
@@ -7843,18 +7777,18 @@
           <wp:inline>
             <wp:extent cx="5334000" cy="3758045"/>
             <wp:effectExtent b="0" l="0" r="0" t="0"/>
-            <wp:docPr descr="H2 Bystander: model-implied predictions for Victim-N1 outgroup vs ingroup x Victim-N2 outgroup vs ingroup." title="" id="60" name="Picture"/>
+            <wp:docPr descr="H2 Bystander: model-implied predictions for Victim-N1 outgroup vs ingroup x Victim-N2 outgroup vs ingroup." title="" id="63" name="Picture"/>
             <a:graphic>
               <a:graphicData uri="http://schemas.openxmlformats.org/drawingml/2006/picture">
                 <pic:pic>
                   <pic:nvPicPr>
-                    <pic:cNvPr descr="C:/Users/LEONA/Documents/GitHub/TOBIT/outputs/figures/figure_h2_bystander_victim_n1_groupoutgroup_victim_n2_groupoutgroup.png" id="61" name="Picture"/>
+                    <pic:cNvPr descr="C:/Users/LEONA/Documents/GitHub/TOBIT/outputs/figures/figure_h2_bystander_victim_n1_groupoutgroup_victim_n2_groupoutgroup.png" id="64" name="Picture"/>
                     <pic:cNvPicPr>
                       <a:picLocks noChangeArrowheads="1" noChangeAspect="1"/>
                     </pic:cNvPicPr>
                   </pic:nvPicPr>
                   <pic:blipFill>
-                    <a:blip r:embed="rId59"/>
+                    <a:blip r:embed="rId62"/>
                     <a:stretch>
                       <a:fillRect/>
                     </a:stretch>
@@ -7897,8 +7831,8 @@
         <w:t xml:space="preserve">The plotted lines summarize how the fitted predicted judgement changes across the focal term while holding the remaining covariates at their reference profile.</w:t>
       </w:r>
     </w:p>
-    <w:bookmarkEnd w:id="62"/>
-    <w:bookmarkStart w:id="66" w:name="h3-victim-empathy-fantasy"/>
+    <w:bookmarkEnd w:id="65"/>
+    <w:bookmarkStart w:id="69" w:name="h3-victim-empathy-fantasy"/>
     <w:p>
       <w:pPr>
         <w:pStyle w:val="Heading3"/>
@@ -7916,18 +7850,18 @@
           <wp:inline>
             <wp:extent cx="5334000" cy="3758045"/>
             <wp:effectExtent b="0" l="0" r="0" t="0"/>
-            <wp:docPr descr="H3 Victim: model-implied predictions for Empathy: Fantasy." title="" id="64" name="Picture"/>
+            <wp:docPr descr="H3 Victim: model-implied predictions for Empathy: Fantasy." title="" id="67" name="Picture"/>
             <a:graphic>
               <a:graphicData uri="http://schemas.openxmlformats.org/drawingml/2006/picture">
                 <pic:pic>
                   <pic:nvPicPr>
-                    <pic:cNvPr descr="C:/Users/LEONA/Documents/GitHub/TOBIT/outputs/figures/figure_h3_victim_iri_fs.png" id="65" name="Picture"/>
+                    <pic:cNvPr descr="C:/Users/LEONA/Documents/GitHub/TOBIT/outputs/figures/figure_h3_victim_iri_fs.png" id="68" name="Picture"/>
                     <pic:cNvPicPr>
                       <a:picLocks noChangeArrowheads="1" noChangeAspect="1"/>
                     </pic:cNvPicPr>
                   </pic:nvPicPr>
                   <pic:blipFill>
-                    <a:blip r:embed="rId63"/>
+                    <a:blip r:embed="rId66"/>
                     <a:stretch>
                       <a:fillRect/>
                     </a:stretch>
@@ -7970,8 +7904,8 @@
         <w:t xml:space="preserve">Across the displayed contrast, the model implies higher predicted judgement toward the right-hand side of the plot.</w:t>
       </w:r>
     </w:p>
-    <w:bookmarkEnd w:id="66"/>
-    <w:bookmarkStart w:id="70" w:name="h3-victim-empathy-perspective-taking"/>
+    <w:bookmarkEnd w:id="69"/>
+    <w:bookmarkStart w:id="73" w:name="h3-victim-empathy-perspective-taking"/>
     <w:p>
       <w:pPr>
         <w:pStyle w:val="Heading3"/>
@@ -7989,18 +7923,18 @@
           <wp:inline>
             <wp:extent cx="5334000" cy="3758045"/>
             <wp:effectExtent b="0" l="0" r="0" t="0"/>
-            <wp:docPr descr="H3 Victim: model-implied predictions for Empathy: Perspective taking." title="" id="68" name="Picture"/>
+            <wp:docPr descr="H3 Victim: model-implied predictions for Empathy: Perspective taking." title="" id="71" name="Picture"/>
             <a:graphic>
               <a:graphicData uri="http://schemas.openxmlformats.org/drawingml/2006/picture">
                 <pic:pic>
                   <pic:nvPicPr>
-                    <pic:cNvPr descr="C:/Users/LEONA/Documents/GitHub/TOBIT/outputs/figures/figure_h3_victim_iri_pt.png" id="69" name="Picture"/>
+                    <pic:cNvPr descr="C:/Users/LEONA/Documents/GitHub/TOBIT/outputs/figures/figure_h3_victim_iri_pt.png" id="72" name="Picture"/>
                     <pic:cNvPicPr>
                       <a:picLocks noChangeArrowheads="1" noChangeAspect="1"/>
                     </pic:cNvPicPr>
                   </pic:nvPicPr>
                   <pic:blipFill>
-                    <a:blip r:embed="rId67"/>
+                    <a:blip r:embed="rId70"/>
                     <a:stretch>
                       <a:fillRect/>
                     </a:stretch>
@@ -8043,8 +7977,8 @@
         <w:t xml:space="preserve">Across the displayed contrast, the model implies higher predicted judgement toward the right-hand side of the plot.</w:t>
       </w:r>
     </w:p>
-    <w:bookmarkEnd w:id="70"/>
-    <w:bookmarkStart w:id="74" w:name="h3-bystander-empathy-empathic-concern"/>
+    <w:bookmarkEnd w:id="73"/>
+    <w:bookmarkStart w:id="77" w:name="h3-bystander-empathy-empathic-concern"/>
     <w:p>
       <w:pPr>
         <w:pStyle w:val="Heading3"/>
@@ -8062,18 +7996,18 @@
           <wp:inline>
             <wp:extent cx="5334000" cy="3758045"/>
             <wp:effectExtent b="0" l="0" r="0" t="0"/>
-            <wp:docPr descr="H3 Bystander: model-implied predictions for Empathy: Empathic concern." title="" id="72" name="Picture"/>
+            <wp:docPr descr="H3 Bystander: model-implied predictions for Empathy: Empathic concern." title="" id="75" name="Picture"/>
             <a:graphic>
               <a:graphicData uri="http://schemas.openxmlformats.org/drawingml/2006/picture">
                 <pic:pic>
                   <pic:nvPicPr>
-                    <pic:cNvPr descr="C:/Users/LEONA/Documents/GitHub/TOBIT/outputs/figures/figure_h3_bystander_iri_ec.png" id="73" name="Picture"/>
+                    <pic:cNvPr descr="C:/Users/LEONA/Documents/GitHub/TOBIT/outputs/figures/figure_h3_bystander_iri_ec.png" id="76" name="Picture"/>
                     <pic:cNvPicPr>
                       <a:picLocks noChangeArrowheads="1" noChangeAspect="1"/>
                     </pic:cNvPicPr>
                   </pic:nvPicPr>
                   <pic:blipFill>
-                    <a:blip r:embed="rId71"/>
+                    <a:blip r:embed="rId74"/>
                     <a:stretch>
                       <a:fillRect/>
                     </a:stretch>
@@ -8116,8 +8050,8 @@
         <w:t xml:space="preserve">Across the displayed contrast, the model implies higher predicted judgement toward the right-hand side of the plot.</w:t>
       </w:r>
     </w:p>
-    <w:bookmarkEnd w:id="74"/>
-    <w:bookmarkStart w:id="78" w:name="h3-bystander-empathy-personal-distress"/>
+    <w:bookmarkEnd w:id="77"/>
+    <w:bookmarkStart w:id="81" w:name="h3-bystander-empathy-personal-distress"/>
     <w:p>
       <w:pPr>
         <w:pStyle w:val="Heading3"/>
@@ -8135,18 +8069,18 @@
           <wp:inline>
             <wp:extent cx="5334000" cy="3758045"/>
             <wp:effectExtent b="0" l="0" r="0" t="0"/>
-            <wp:docPr descr="H3 Bystander: model-implied predictions for Empathy: Personal distress." title="" id="76" name="Picture"/>
+            <wp:docPr descr="H3 Bystander: model-implied predictions for Empathy: Personal distress." title="" id="79" name="Picture"/>
             <a:graphic>
               <a:graphicData uri="http://schemas.openxmlformats.org/drawingml/2006/picture">
                 <pic:pic>
                   <pic:nvPicPr>
-                    <pic:cNvPr descr="C:/Users/LEONA/Documents/GitHub/TOBIT/outputs/figures/figure_h3_bystander_iri_pd.png" id="77" name="Picture"/>
+                    <pic:cNvPr descr="C:/Users/LEONA/Documents/GitHub/TOBIT/outputs/figures/figure_h3_bystander_iri_pd.png" id="80" name="Picture"/>
                     <pic:cNvPicPr>
                       <a:picLocks noChangeArrowheads="1" noChangeAspect="1"/>
                     </pic:cNvPicPr>
                   </pic:nvPicPr>
                   <pic:blipFill>
-                    <a:blip r:embed="rId75"/>
+                    <a:blip r:embed="rId78"/>
                     <a:stretch>
                       <a:fillRect/>
                     </a:stretch>
@@ -8189,8 +8123,8 @@
         <w:t xml:space="preserve">Across the displayed contrast, the model implies higher predicted judgement toward the right-hand side of the plot.</w:t>
       </w:r>
     </w:p>
-    <w:bookmarkEnd w:id="78"/>
-    <w:bookmarkStart w:id="82" w:name="X80105f1ed69bd5dd15fc75d847dee8e8f6298b9"/>
+    <w:bookmarkEnd w:id="81"/>
+    <w:bookmarkStart w:id="85" w:name="X80105f1ed69bd5dd15fc75d847dee8e8f6298b9"/>
     <w:p>
       <w:pPr>
         <w:pStyle w:val="Heading3"/>
@@ -8208,18 +8142,18 @@
           <wp:inline>
             <wp:extent cx="5334000" cy="3758045"/>
             <wp:effectExtent b="0" l="0" r="0" t="0"/>
-            <wp:docPr descr="H3 Bystander: model-implied predictions for Victim-N1 outgroup vs ingroup." title="" id="80" name="Picture"/>
+            <wp:docPr descr="H3 Bystander: model-implied predictions for Victim-N1 outgroup vs ingroup." title="" id="83" name="Picture"/>
             <a:graphic>
               <a:graphicData uri="http://schemas.openxmlformats.org/drawingml/2006/picture">
                 <pic:pic>
                   <pic:nvPicPr>
-                    <pic:cNvPr descr="C:/Users/LEONA/Documents/GitHub/TOBIT/outputs/figures/figure_h3_bystander_victim_n1_groupoutgroup.png" id="81" name="Picture"/>
+                    <pic:cNvPr descr="C:/Users/LEONA/Documents/GitHub/TOBIT/outputs/figures/figure_h3_bystander_victim_n1_groupoutgroup.png" id="84" name="Picture"/>
                     <pic:cNvPicPr>
                       <a:picLocks noChangeArrowheads="1" noChangeAspect="1"/>
                     </pic:cNvPicPr>
                   </pic:nvPicPr>
                   <pic:blipFill>
-                    <a:blip r:embed="rId79"/>
+                    <a:blip r:embed="rId82"/>
                     <a:stretch>
                       <a:fillRect/>
                     </a:stretch>
@@ -8262,8 +8196,8 @@
         <w:t xml:space="preserve">Across the displayed contrast, the model implies higher predicted judgement toward the right-hand side of the plot.</w:t>
       </w:r>
     </w:p>
-    <w:bookmarkEnd w:id="82"/>
-    <w:bookmarkStart w:id="86" w:name="X4b01aedba081294bb83f6e85c55972fa1f5683d"/>
+    <w:bookmarkEnd w:id="85"/>
+    <w:bookmarkStart w:id="89" w:name="X4b01aedba081294bb83f6e85c55972fa1f5683d"/>
     <w:p>
       <w:pPr>
         <w:pStyle w:val="Heading3"/>
@@ -8281,18 +8215,18 @@
           <wp:inline>
             <wp:extent cx="5334000" cy="3758045"/>
             <wp:effectExtent b="0" l="0" r="0" t="0"/>
-            <wp:docPr descr="H3 Bystander: model-implied predictions for Victim-N2 outgroup vs ingroup." title="" id="84" name="Picture"/>
+            <wp:docPr descr="H3 Bystander: model-implied predictions for Victim-N2 outgroup vs ingroup." title="" id="87" name="Picture"/>
             <a:graphic>
               <a:graphicData uri="http://schemas.openxmlformats.org/drawingml/2006/picture">
                 <pic:pic>
                   <pic:nvPicPr>
-                    <pic:cNvPr descr="C:/Users/LEONA/Documents/GitHub/TOBIT/outputs/figures/figure_h3_bystander_victim_n2_groupoutgroup.png" id="85" name="Picture"/>
+                    <pic:cNvPr descr="C:/Users/LEONA/Documents/GitHub/TOBIT/outputs/figures/figure_h3_bystander_victim_n2_groupoutgroup.png" id="88" name="Picture"/>
                     <pic:cNvPicPr>
                       <a:picLocks noChangeArrowheads="1" noChangeAspect="1"/>
                     </pic:cNvPicPr>
                   </pic:nvPicPr>
                   <pic:blipFill>
-                    <a:blip r:embed="rId83"/>
+                    <a:blip r:embed="rId86"/>
                     <a:stretch>
                       <a:fillRect/>
                     </a:stretch>
@@ -8335,8 +8269,8 @@
         <w:t xml:space="preserve">Across the displayed contrast, the model implies higher predicted judgement toward the right-hand side of the plot.</w:t>
       </w:r>
     </w:p>
-    <w:bookmarkEnd w:id="86"/>
-    <w:bookmarkStart w:id="90" w:name="X39a15d267883eae0250cc49b2299dab6604b690"/>
+    <w:bookmarkEnd w:id="89"/>
+    <w:bookmarkStart w:id="93" w:name="X39a15d267883eae0250cc49b2299dab6604b690"/>
     <w:p>
       <w:pPr>
         <w:pStyle w:val="Heading3"/>
@@ -8354,18 +8288,18 @@
           <wp:inline>
             <wp:extent cx="5334000" cy="3758045"/>
             <wp:effectExtent b="0" l="0" r="0" t="0"/>
-            <wp:docPr descr="H3 Bystander: model-implied predictions for Bystander-N1 outgroup vs ingroup x Bystander-N2 outgroup vs ingroup." title="" id="88" name="Picture"/>
+            <wp:docPr descr="H3 Bystander: model-implied predictions for Bystander-N1 outgroup vs ingroup x Bystander-N2 outgroup vs ingroup." title="" id="91" name="Picture"/>
             <a:graphic>
               <a:graphicData uri="http://schemas.openxmlformats.org/drawingml/2006/picture">
                 <pic:pic>
                   <pic:nvPicPr>
-                    <pic:cNvPr descr="C:/Users/LEONA/Documents/GitHub/TOBIT/outputs/figures/figure_h3_bystander_bystander_n1_groupoutgroup_bystander_n2_groupoutgr.png" id="89" name="Picture"/>
+                    <pic:cNvPr descr="C:/Users/LEONA/Documents/GitHub/TOBIT/outputs/figures/figure_h3_bystander_bystander_n1_groupoutgroup_bystander_n2_groupoutgr.png" id="92" name="Picture"/>
                     <pic:cNvPicPr>
                       <a:picLocks noChangeArrowheads="1" noChangeAspect="1"/>
                     </pic:cNvPicPr>
                   </pic:nvPicPr>
                   <pic:blipFill>
-                    <a:blip r:embed="rId87"/>
+                    <a:blip r:embed="rId90"/>
                     <a:stretch>
                       <a:fillRect/>
                     </a:stretch>
@@ -8408,8 +8342,8 @@
         <w:t xml:space="preserve">The plotted lines summarize how the fitted predicted judgement changes across the focal term while holding the remaining covariates at their reference profile.</w:t>
       </w:r>
     </w:p>
-    <w:bookmarkEnd w:id="90"/>
-    <w:bookmarkStart w:id="94" w:name="X2a62790a1a661ddb282230ddf4b0158c494526d"/>
+    <w:bookmarkEnd w:id="93"/>
+    <w:bookmarkStart w:id="97" w:name="X2a62790a1a661ddb282230ddf4b0158c494526d"/>
     <w:p>
       <w:pPr>
         <w:pStyle w:val="Heading3"/>
@@ -8427,18 +8361,18 @@
           <wp:inline>
             <wp:extent cx="5334000" cy="3758045"/>
             <wp:effectExtent b="0" l="0" r="0" t="0"/>
-            <wp:docPr descr="H3 Bystander: model-implied predictions for Victim-N1 outgroup vs ingroup x Victim-N2 outgroup vs ingroup." title="" id="92" name="Picture"/>
+            <wp:docPr descr="H3 Bystander: model-implied predictions for Victim-N1 outgroup vs ingroup x Victim-N2 outgroup vs ingroup." title="" id="95" name="Picture"/>
             <a:graphic>
               <a:graphicData uri="http://schemas.openxmlformats.org/drawingml/2006/picture">
                 <pic:pic>
                   <pic:nvPicPr>
-                    <pic:cNvPr descr="C:/Users/LEONA/Documents/GitHub/TOBIT/outputs/figures/figure_h3_bystander_victim_n1_groupoutgroup_victim_n2_groupoutgroup.png" id="93" name="Picture"/>
+                    <pic:cNvPr descr="C:/Users/LEONA/Documents/GitHub/TOBIT/outputs/figures/figure_h3_bystander_victim_n1_groupoutgroup_victim_n2_groupoutgroup.png" id="96" name="Picture"/>
                     <pic:cNvPicPr>
                       <a:picLocks noChangeArrowheads="1" noChangeAspect="1"/>
                     </pic:cNvPicPr>
                   </pic:nvPicPr>
                   <pic:blipFill>
-                    <a:blip r:embed="rId91"/>
+                    <a:blip r:embed="rId94"/>
                     <a:stretch>
                       <a:fillRect/>
                     </a:stretch>
@@ -8481,8 +8415,8 @@
         <w:t xml:space="preserve">The plotted lines summarize how the fitted predicted judgement changes across the focal term while holding the remaining covariates at their reference profile.</w:t>
       </w:r>
     </w:p>
-    <w:bookmarkEnd w:id="94"/>
-    <w:bookmarkStart w:id="98" w:name="Xa811ccf62655ee03e47779fbb683bfefa502873"/>
+    <w:bookmarkEnd w:id="97"/>
+    <w:bookmarkStart w:id="101" w:name="Xa811ccf62655ee03e47779fbb683bfefa502873"/>
     <w:p>
       <w:pPr>
         <w:pStyle w:val="Heading3"/>
@@ -8500,18 +8434,18 @@
           <wp:inline>
             <wp:extent cx="5334000" cy="3758045"/>
             <wp:effectExtent b="0" l="0" r="0" t="0"/>
-            <wp:docPr descr="H3 Bystander: model-implied predictions for Empathy: Fantasy x Bystander-victim outgroup vs ingroup." title="" id="96" name="Picture"/>
+            <wp:docPr descr="H3 Bystander: model-implied predictions for Empathy: Fantasy x Bystander-victim outgroup vs ingroup." title="" id="99" name="Picture"/>
             <a:graphic>
               <a:graphicData uri="http://schemas.openxmlformats.org/drawingml/2006/picture">
                 <pic:pic>
                   <pic:nvPicPr>
-                    <pic:cNvPr descr="C:/Users/LEONA/Documents/GitHub/TOBIT/outputs/figures/figure_h3_bystander_iri_fs_bystander_victim_groupoutgroup.png" id="97" name="Picture"/>
+                    <pic:cNvPr descr="C:/Users/LEONA/Documents/GitHub/TOBIT/outputs/figures/figure_h3_bystander_iri_fs_bystander_victim_groupoutgroup.png" id="100" name="Picture"/>
                     <pic:cNvPicPr>
                       <a:picLocks noChangeArrowheads="1" noChangeAspect="1"/>
                     </pic:cNvPicPr>
                   </pic:nvPicPr>
                   <pic:blipFill>
-                    <a:blip r:embed="rId95"/>
+                    <a:blip r:embed="rId98"/>
                     <a:stretch>
                       <a:fillRect/>
                     </a:stretch>
@@ -8554,8 +8488,8 @@
         <w:t xml:space="preserve">The plotted lines summarize how the fitted predicted judgement changes across the focal term while holding the remaining covariates at their reference profile.</w:t>
       </w:r>
     </w:p>
-    <w:bookmarkEnd w:id="98"/>
-    <w:bookmarkStart w:id="102" w:name="Xc5b39e9d850349b2152b27d209186f8837e85b5"/>
+    <w:bookmarkEnd w:id="101"/>
+    <w:bookmarkStart w:id="105" w:name="Xc5b39e9d850349b2152b27d209186f8837e85b5"/>
     <w:p>
       <w:pPr>
         <w:pStyle w:val="Heading3"/>
@@ -8573,18 +8507,18 @@
           <wp:inline>
             <wp:extent cx="5334000" cy="3758045"/>
             <wp:effectExtent b="0" l="0" r="0" t="0"/>
-            <wp:docPr descr="H3 Bystander: model-implied predictions for Empathy: Personal distress x Bystander-victim outgroup vs ingroup." title="" id="100" name="Picture"/>
+            <wp:docPr descr="H3 Bystander: model-implied predictions for Empathy: Personal distress x Bystander-victim outgroup vs ingroup." title="" id="103" name="Picture"/>
             <a:graphic>
               <a:graphicData uri="http://schemas.openxmlformats.org/drawingml/2006/picture">
                 <pic:pic>
                   <pic:nvPicPr>
-                    <pic:cNvPr descr="C:/Users/LEONA/Documents/GitHub/TOBIT/outputs/figures/figure_h3_bystander_iri_pd_bystander_victim_groupoutgroup.png" id="101" name="Picture"/>
+                    <pic:cNvPr descr="C:/Users/LEONA/Documents/GitHub/TOBIT/outputs/figures/figure_h3_bystander_iri_pd_bystander_victim_groupoutgroup.png" id="104" name="Picture"/>
                     <pic:cNvPicPr>
                       <a:picLocks noChangeArrowheads="1" noChangeAspect="1"/>
                     </pic:cNvPicPr>
                   </pic:nvPicPr>
                   <pic:blipFill>
-                    <a:blip r:embed="rId99"/>
+                    <a:blip r:embed="rId102"/>
                     <a:stretch>
                       <a:fillRect/>
                     </a:stretch>
@@ -8627,8 +8561,8 @@
         <w:t xml:space="preserve">The plotted lines summarize how the fitted predicted judgement changes across the focal term while holding the remaining covariates at their reference profile.</w:t>
       </w:r>
     </w:p>
-    <w:bookmarkEnd w:id="102"/>
-    <w:bookmarkStart w:id="106" w:name="h4-victim-target-accepted"/>
+    <w:bookmarkEnd w:id="105"/>
+    <w:bookmarkStart w:id="109" w:name="h4-victim-target-accepted"/>
     <w:p>
       <w:pPr>
         <w:pStyle w:val="Heading3"/>
@@ -8646,18 +8580,18 @@
           <wp:inline>
             <wp:extent cx="5334000" cy="3758045"/>
             <wp:effectExtent b="0" l="0" r="0" t="0"/>
-            <wp:docPr descr="H4 Victim: model-implied predictions for Target accepted." title="" id="104" name="Picture"/>
+            <wp:docPr descr="H4 Victim: model-implied predictions for Target accepted." title="" id="107" name="Picture"/>
             <a:graphic>
               <a:graphicData uri="http://schemas.openxmlformats.org/drawingml/2006/picture">
                 <pic:pic>
                   <pic:nvPicPr>
-                    <pic:cNvPr descr="C:/Users/LEONA/Documents/GitHub/TOBIT/outputs/figures/figure_h4_victim_decision_target.png" id="105" name="Picture"/>
+                    <pic:cNvPr descr="C:/Users/LEONA/Documents/GitHub/TOBIT/outputs/figures/figure_h4_victim_decision_target.png" id="108" name="Picture"/>
                     <pic:cNvPicPr>
                       <a:picLocks noChangeArrowheads="1" noChangeAspect="1"/>
                     </pic:cNvPicPr>
                   </pic:nvPicPr>
                   <pic:blipFill>
-                    <a:blip r:embed="rId103"/>
+                    <a:blip r:embed="rId106"/>
                     <a:stretch>
                       <a:fillRect/>
                     </a:stretch>
@@ -8700,8 +8634,8 @@
         <w:t xml:space="preserve">Across the displayed contrast, the model implies lower predicted judgement toward the right-hand side of the plot.</w:t>
       </w:r>
     </w:p>
-    <w:bookmarkEnd w:id="106"/>
-    <w:bookmarkStart w:id="110" w:name="h4-victim-other-negotiator-accepted"/>
+    <w:bookmarkEnd w:id="109"/>
+    <w:bookmarkStart w:id="113" w:name="h4-victim-other-negotiator-accepted"/>
     <w:p>
       <w:pPr>
         <w:pStyle w:val="Heading3"/>
@@ -8719,18 +8653,18 @@
           <wp:inline>
             <wp:extent cx="5334000" cy="3758045"/>
             <wp:effectExtent b="0" l="0" r="0" t="0"/>
-            <wp:docPr descr="H4 Victim: model-implied predictions for Other negotiator accepted." title="" id="108" name="Picture"/>
+            <wp:docPr descr="H4 Victim: model-implied predictions for Other negotiator accepted." title="" id="111" name="Picture"/>
             <a:graphic>
               <a:graphicData uri="http://schemas.openxmlformats.org/drawingml/2006/picture">
                 <pic:pic>
                   <pic:nvPicPr>
-                    <pic:cNvPr descr="C:/Users/LEONA/Documents/GitHub/TOBIT/outputs/figures/figure_h4_victim_decision_other.png" id="109" name="Picture"/>
+                    <pic:cNvPr descr="C:/Users/LEONA/Documents/GitHub/TOBIT/outputs/figures/figure_h4_victim_decision_other.png" id="112" name="Picture"/>
                     <pic:cNvPicPr>
                       <a:picLocks noChangeArrowheads="1" noChangeAspect="1"/>
                     </pic:cNvPicPr>
                   </pic:nvPicPr>
                   <pic:blipFill>
-                    <a:blip r:embed="rId107"/>
+                    <a:blip r:embed="rId110"/>
                     <a:stretch>
                       <a:fillRect/>
                     </a:stretch>
@@ -8773,8 +8707,8 @@
         <w:t xml:space="preserve">Across the displayed contrast, the model implies lower predicted judgement toward the right-hand side of the plot.</w:t>
       </w:r>
     </w:p>
-    <w:bookmarkEnd w:id="110"/>
-    <w:bookmarkStart w:id="114" w:name="X052fab48b1ea964599c321c8db082fd0bd537d7"/>
+    <w:bookmarkEnd w:id="113"/>
+    <w:bookmarkStart w:id="117" w:name="X052fab48b1ea964599c321c8db082fd0bd537d7"/>
     <w:p>
       <w:pPr>
         <w:pStyle w:val="Heading3"/>
@@ -8792,18 +8726,18 @@
           <wp:inline>
             <wp:extent cx="5334000" cy="3758045"/>
             <wp:effectExtent b="0" l="0" r="0" t="0"/>
-            <wp:docPr descr="H4 Victim: model-implied predictions for Target accepted x Other accepted." title="" id="112" name="Picture"/>
+            <wp:docPr descr="H4 Victim: model-implied predictions for Target accepted x Other accepted." title="" id="115" name="Picture"/>
             <a:graphic>
               <a:graphicData uri="http://schemas.openxmlformats.org/drawingml/2006/picture">
                 <pic:pic>
                   <pic:nvPicPr>
-                    <pic:cNvPr descr="C:/Users/LEONA/Documents/GitHub/TOBIT/outputs/figures/figure_h4_victim_decision_target_decision_other.png" id="113" name="Picture"/>
+                    <pic:cNvPr descr="C:/Users/LEONA/Documents/GitHub/TOBIT/outputs/figures/figure_h4_victim_decision_target_decision_other.png" id="116" name="Picture"/>
                     <pic:cNvPicPr>
                       <a:picLocks noChangeArrowheads="1" noChangeAspect="1"/>
                     </pic:cNvPicPr>
                   </pic:nvPicPr>
                   <pic:blipFill>
-                    <a:blip r:embed="rId111"/>
+                    <a:blip r:embed="rId114"/>
                     <a:stretch>
                       <a:fillRect/>
                     </a:stretch>
@@ -8846,8 +8780,8 @@
         <w:t xml:space="preserve">The plotted lines summarize how the fitted predicted judgement changes across the focal term while holding the remaining covariates at their reference profile.</w:t>
       </w:r>
     </w:p>
-    <w:bookmarkEnd w:id="114"/>
-    <w:bookmarkStart w:id="118" w:name="h4-bystander-target-accepted"/>
+    <w:bookmarkEnd w:id="117"/>
+    <w:bookmarkStart w:id="121" w:name="h4-bystander-target-accepted"/>
     <w:p>
       <w:pPr>
         <w:pStyle w:val="Heading3"/>
@@ -8865,18 +8799,18 @@
           <wp:inline>
             <wp:extent cx="5334000" cy="3758045"/>
             <wp:effectExtent b="0" l="0" r="0" t="0"/>
-            <wp:docPr descr="H4 Bystander: model-implied predictions for Target accepted." title="" id="116" name="Picture"/>
+            <wp:docPr descr="H4 Bystander: model-implied predictions for Target accepted." title="" id="119" name="Picture"/>
             <a:graphic>
               <a:graphicData uri="http://schemas.openxmlformats.org/drawingml/2006/picture">
                 <pic:pic>
                   <pic:nvPicPr>
-                    <pic:cNvPr descr="C:/Users/LEONA/Documents/GitHub/TOBIT/outputs/figures/figure_h4_bystander_decision_target.png" id="117" name="Picture"/>
+                    <pic:cNvPr descr="C:/Users/LEONA/Documents/GitHub/TOBIT/outputs/figures/figure_h4_bystander_decision_target.png" id="120" name="Picture"/>
                     <pic:cNvPicPr>
                       <a:picLocks noChangeArrowheads="1" noChangeAspect="1"/>
                     </pic:cNvPicPr>
                   </pic:nvPicPr>
                   <pic:blipFill>
-                    <a:blip r:embed="rId115"/>
+                    <a:blip r:embed="rId118"/>
                     <a:stretch>
                       <a:fillRect/>
                     </a:stretch>
@@ -8919,8 +8853,8 @@
         <w:t xml:space="preserve">Across the displayed contrast, the model implies lower predicted judgement toward the right-hand side of the plot.</w:t>
       </w:r>
     </w:p>
-    <w:bookmarkEnd w:id="118"/>
-    <w:bookmarkStart w:id="122" w:name="h4-bystander-other-negotiator-accepted"/>
+    <w:bookmarkEnd w:id="121"/>
+    <w:bookmarkStart w:id="125" w:name="h4-bystander-other-negotiator-accepted"/>
     <w:p>
       <w:pPr>
         <w:pStyle w:val="Heading3"/>
@@ -8938,18 +8872,18 @@
           <wp:inline>
             <wp:extent cx="5334000" cy="3758045"/>
             <wp:effectExtent b="0" l="0" r="0" t="0"/>
-            <wp:docPr descr="H4 Bystander: model-implied predictions for Other negotiator accepted." title="" id="120" name="Picture"/>
+            <wp:docPr descr="H4 Bystander: model-implied predictions for Other negotiator accepted." title="" id="123" name="Picture"/>
             <a:graphic>
               <a:graphicData uri="http://schemas.openxmlformats.org/drawingml/2006/picture">
                 <pic:pic>
                   <pic:nvPicPr>
-                    <pic:cNvPr descr="C:/Users/LEONA/Documents/GitHub/TOBIT/outputs/figures/figure_h4_bystander_decision_other.png" id="121" name="Picture"/>
+                    <pic:cNvPr descr="C:/Users/LEONA/Documents/GitHub/TOBIT/outputs/figures/figure_h4_bystander_decision_other.png" id="124" name="Picture"/>
                     <pic:cNvPicPr>
                       <a:picLocks noChangeArrowheads="1" noChangeAspect="1"/>
                     </pic:cNvPicPr>
                   </pic:nvPicPr>
                   <pic:blipFill>
-                    <a:blip r:embed="rId119"/>
+                    <a:blip r:embed="rId122"/>
                     <a:stretch>
                       <a:fillRect/>
                     </a:stretch>
@@ -8992,8 +8926,8 @@
         <w:t xml:space="preserve">Across the displayed contrast, the model implies lower predicted judgement toward the right-hand side of the plot.</w:t>
       </w:r>
     </w:p>
-    <w:bookmarkEnd w:id="122"/>
-    <w:bookmarkStart w:id="126" w:name="X3dab2ca1c3cf4200fcf11818dce98800611d980"/>
+    <w:bookmarkEnd w:id="125"/>
+    <w:bookmarkStart w:id="129" w:name="X3dab2ca1c3cf4200fcf11818dce98800611d980"/>
     <w:p>
       <w:pPr>
         <w:pStyle w:val="Heading3"/>
@@ -9011,18 +8945,18 @@
           <wp:inline>
             <wp:extent cx="5334000" cy="3758045"/>
             <wp:effectExtent b="0" l="0" r="0" t="0"/>
-            <wp:docPr descr="H4 Bystander: model-implied predictions for Target accepted x Other accepted." title="" id="124" name="Picture"/>
+            <wp:docPr descr="H4 Bystander: model-implied predictions for Target accepted x Other accepted." title="" id="127" name="Picture"/>
             <a:graphic>
               <a:graphicData uri="http://schemas.openxmlformats.org/drawingml/2006/picture">
                 <pic:pic>
                   <pic:nvPicPr>
-                    <pic:cNvPr descr="C:/Users/LEONA/Documents/GitHub/TOBIT/outputs/figures/figure_h4_bystander_decision_target_decision_other.png" id="125" name="Picture"/>
+                    <pic:cNvPr descr="C:/Users/LEONA/Documents/GitHub/TOBIT/outputs/figures/figure_h4_bystander_decision_target_decision_other.png" id="128" name="Picture"/>
                     <pic:cNvPicPr>
                       <a:picLocks noChangeArrowheads="1" noChangeAspect="1"/>
                     </pic:cNvPicPr>
                   </pic:nvPicPr>
                   <pic:blipFill>
-                    <a:blip r:embed="rId123"/>
+                    <a:blip r:embed="rId126"/>
                     <a:stretch>
                       <a:fillRect/>
                     </a:stretch>
@@ -9065,8 +8999,8 @@
         <w:t xml:space="preserve">The plotted lines summarize how the fitted predicted judgement changes across the focal term while holding the remaining covariates at their reference profile.</w:t>
       </w:r>
     </w:p>
-    <w:bookmarkEnd w:id="126"/>
-    <w:bookmarkStart w:id="130" w:name="h5-victim-empathy-fantasy"/>
+    <w:bookmarkEnd w:id="129"/>
+    <w:bookmarkStart w:id="133" w:name="h5-victim-empathy-fantasy"/>
     <w:p>
       <w:pPr>
         <w:pStyle w:val="Heading3"/>
@@ -9084,18 +9018,18 @@
           <wp:inline>
             <wp:extent cx="5334000" cy="3758045"/>
             <wp:effectExtent b="0" l="0" r="0" t="0"/>
-            <wp:docPr descr="H5 Victim: model-implied predictions for Empathy: Fantasy." title="" id="128" name="Picture"/>
+            <wp:docPr descr="H5 Victim: model-implied predictions for Empathy: Fantasy." title="" id="131" name="Picture"/>
             <a:graphic>
               <a:graphicData uri="http://schemas.openxmlformats.org/drawingml/2006/picture">
                 <pic:pic>
                   <pic:nvPicPr>
-                    <pic:cNvPr descr="C:/Users/LEONA/Documents/GitHub/TOBIT/outputs/figures/figure_h5_victim_iri_fs.png" id="129" name="Picture"/>
+                    <pic:cNvPr descr="C:/Users/LEONA/Documents/GitHub/TOBIT/outputs/figures/figure_h5_victim_iri_fs.png" id="132" name="Picture"/>
                     <pic:cNvPicPr>
                       <a:picLocks noChangeArrowheads="1" noChangeAspect="1"/>
                     </pic:cNvPicPr>
                   </pic:nvPicPr>
                   <pic:blipFill>
-                    <a:blip r:embed="rId127"/>
+                    <a:blip r:embed="rId130"/>
                     <a:stretch>
                       <a:fillRect/>
                     </a:stretch>
@@ -9138,8 +9072,8 @@
         <w:t xml:space="preserve">Across the displayed contrast, the model implies higher predicted judgement toward the right-hand side of the plot.</w:t>
       </w:r>
     </w:p>
-    <w:bookmarkEnd w:id="130"/>
-    <w:bookmarkStart w:id="134" w:name="h5-victim-victim-n2-outgroup-vs-ingroup"/>
+    <w:bookmarkEnd w:id="133"/>
+    <w:bookmarkStart w:id="137" w:name="h5-victim-victim-n2-outgroup-vs-ingroup"/>
     <w:p>
       <w:pPr>
         <w:pStyle w:val="Heading3"/>
@@ -9157,18 +9091,18 @@
           <wp:inline>
             <wp:extent cx="5334000" cy="3758045"/>
             <wp:effectExtent b="0" l="0" r="0" t="0"/>
-            <wp:docPr descr="H5 Victim: model-implied predictions for Victim-N2 outgroup vs ingroup." title="" id="132" name="Picture"/>
+            <wp:docPr descr="H5 Victim: model-implied predictions for Victim-N2 outgroup vs ingroup." title="" id="135" name="Picture"/>
             <a:graphic>
               <a:graphicData uri="http://schemas.openxmlformats.org/drawingml/2006/picture">
                 <pic:pic>
                   <pic:nvPicPr>
-                    <pic:cNvPr descr="C:/Users/LEONA/Documents/GitHub/TOBIT/outputs/figures/figure_h5_victim_victim_n2_groupoutgroup.png" id="133" name="Picture"/>
+                    <pic:cNvPr descr="C:/Users/LEONA/Documents/GitHub/TOBIT/outputs/figures/figure_h5_victim_victim_n2_groupoutgroup.png" id="136" name="Picture"/>
                     <pic:cNvPicPr>
                       <a:picLocks noChangeArrowheads="1" noChangeAspect="1"/>
                     </pic:cNvPicPr>
                   </pic:nvPicPr>
                   <pic:blipFill>
-                    <a:blip r:embed="rId131"/>
+                    <a:blip r:embed="rId134"/>
                     <a:stretch>
                       <a:fillRect/>
                     </a:stretch>
@@ -9211,8 +9145,8 @@
         <w:t xml:space="preserve">Across the displayed contrast, the model implies lower predicted judgement toward the right-hand side of the plot.</w:t>
       </w:r>
     </w:p>
-    <w:bookmarkEnd w:id="134"/>
-    <w:bookmarkStart w:id="138" w:name="h5-victim-target-accepted"/>
+    <w:bookmarkEnd w:id="137"/>
+    <w:bookmarkStart w:id="141" w:name="h5-victim-target-accepted"/>
     <w:p>
       <w:pPr>
         <w:pStyle w:val="Heading3"/>
@@ -9230,18 +9164,18 @@
           <wp:inline>
             <wp:extent cx="5334000" cy="3758045"/>
             <wp:effectExtent b="0" l="0" r="0" t="0"/>
-            <wp:docPr descr="H5 Victim: model-implied predictions for Target accepted." title="" id="136" name="Picture"/>
+            <wp:docPr descr="H5 Victim: model-implied predictions for Target accepted." title="" id="139" name="Picture"/>
             <a:graphic>
               <a:graphicData uri="http://schemas.openxmlformats.org/drawingml/2006/picture">
                 <pic:pic>
                   <pic:nvPicPr>
-                    <pic:cNvPr descr="C:/Users/LEONA/Documents/GitHub/TOBIT/outputs/figures/figure_h5_victim_decision_target.png" id="137" name="Picture"/>
+                    <pic:cNvPr descr="C:/Users/LEONA/Documents/GitHub/TOBIT/outputs/figures/figure_h5_victim_decision_target.png" id="140" name="Picture"/>
                     <pic:cNvPicPr>
                       <a:picLocks noChangeArrowheads="1" noChangeAspect="1"/>
                     </pic:cNvPicPr>
                   </pic:nvPicPr>
                   <pic:blipFill>
-                    <a:blip r:embed="rId135"/>
+                    <a:blip r:embed="rId138"/>
                     <a:stretch>
                       <a:fillRect/>
                     </a:stretch>
@@ -9284,8 +9218,8 @@
         <w:t xml:space="preserve">Across the displayed contrast, the model implies lower predicted judgement toward the right-hand side of the plot.</w:t>
       </w:r>
     </w:p>
-    <w:bookmarkEnd w:id="138"/>
-    <w:bookmarkStart w:id="142" w:name="h5-victim-other-negotiator-accepted"/>
+    <w:bookmarkEnd w:id="141"/>
+    <w:bookmarkStart w:id="145" w:name="h5-victim-other-negotiator-accepted"/>
     <w:p>
       <w:pPr>
         <w:pStyle w:val="Heading3"/>
@@ -9303,18 +9237,18 @@
           <wp:inline>
             <wp:extent cx="5334000" cy="3758045"/>
             <wp:effectExtent b="0" l="0" r="0" t="0"/>
-            <wp:docPr descr="H5 Victim: model-implied predictions for Other negotiator accepted." title="" id="140" name="Picture"/>
+            <wp:docPr descr="H5 Victim: model-implied predictions for Other negotiator accepted." title="" id="143" name="Picture"/>
             <a:graphic>
               <a:graphicData uri="http://schemas.openxmlformats.org/drawingml/2006/picture">
                 <pic:pic>
                   <pic:nvPicPr>
-                    <pic:cNvPr descr="C:/Users/LEONA/Documents/GitHub/TOBIT/outputs/figures/figure_h5_victim_decision_other.png" id="141" name="Picture"/>
+                    <pic:cNvPr descr="C:/Users/LEONA/Documents/GitHub/TOBIT/outputs/figures/figure_h5_victim_decision_other.png" id="144" name="Picture"/>
                     <pic:cNvPicPr>
                       <a:picLocks noChangeArrowheads="1" noChangeAspect="1"/>
                     </pic:cNvPicPr>
                   </pic:nvPicPr>
                   <pic:blipFill>
-                    <a:blip r:embed="rId139"/>
+                    <a:blip r:embed="rId142"/>
                     <a:stretch>
                       <a:fillRect/>
                     </a:stretch>
@@ -9357,8 +9291,8 @@
         <w:t xml:space="preserve">Across the displayed contrast, the model implies lower predicted judgement toward the right-hand side of the plot.</w:t>
       </w:r>
     </w:p>
-    <w:bookmarkEnd w:id="142"/>
-    <w:bookmarkStart w:id="146" w:name="Xd2f1c4beb8b81683039c1a5189643540567ef1c"/>
+    <w:bookmarkEnd w:id="145"/>
+    <w:bookmarkStart w:id="149" w:name="Xd2f1c4beb8b81683039c1a5189643540567ef1c"/>
     <w:p>
       <w:pPr>
         <w:pStyle w:val="Heading3"/>
@@ -9376,18 +9310,18 @@
           <wp:inline>
             <wp:extent cx="5334000" cy="3758045"/>
             <wp:effectExtent b="0" l="0" r="0" t="0"/>
-            <wp:docPr descr="H5 Victim: model-implied predictions for Empathy: Fantasy x Victim-N1 outgroup vs ingroup." title="" id="144" name="Picture"/>
+            <wp:docPr descr="H5 Victim: model-implied predictions for Empathy: Fantasy x Victim-N1 outgroup vs ingroup." title="" id="147" name="Picture"/>
             <a:graphic>
               <a:graphicData uri="http://schemas.openxmlformats.org/drawingml/2006/picture">
                 <pic:pic>
                   <pic:nvPicPr>
-                    <pic:cNvPr descr="C:/Users/LEONA/Documents/GitHub/TOBIT/outputs/figures/figure_h5_victim_iri_fs_victim_n1_groupoutgroup.png" id="145" name="Picture"/>
+                    <pic:cNvPr descr="C:/Users/LEONA/Documents/GitHub/TOBIT/outputs/figures/figure_h5_victim_iri_fs_victim_n1_groupoutgroup.png" id="148" name="Picture"/>
                     <pic:cNvPicPr>
                       <a:picLocks noChangeArrowheads="1" noChangeAspect="1"/>
                     </pic:cNvPicPr>
                   </pic:nvPicPr>
                   <pic:blipFill>
-                    <a:blip r:embed="rId143"/>
+                    <a:blip r:embed="rId146"/>
                     <a:stretch>
                       <a:fillRect/>
                     </a:stretch>
@@ -9430,8 +9364,8 @@
         <w:t xml:space="preserve">The plotted lines summarize how the fitted predicted judgement changes across the focal term while holding the remaining covariates at their reference profile.</w:t>
       </w:r>
     </w:p>
-    <w:bookmarkEnd w:id="146"/>
-    <w:bookmarkStart w:id="150" w:name="Xf4e8d87866757d66792ae42dfa42ca06dea875a"/>
+    <w:bookmarkEnd w:id="149"/>
+    <w:bookmarkStart w:id="153" w:name="Xf4e8d87866757d66792ae42dfa42ca06dea875a"/>
     <w:p>
       <w:pPr>
         <w:pStyle w:val="Heading3"/>
@@ -9449,18 +9383,18 @@
           <wp:inline>
             <wp:extent cx="5334000" cy="3758045"/>
             <wp:effectExtent b="0" l="0" r="0" t="0"/>
-            <wp:docPr descr="H5 Victim: model-implied predictions for Target accepted x Other accepted." title="" id="148" name="Picture"/>
+            <wp:docPr descr="H5 Victim: model-implied predictions for Target accepted x Other accepted." title="" id="151" name="Picture"/>
             <a:graphic>
               <a:graphicData uri="http://schemas.openxmlformats.org/drawingml/2006/picture">
                 <pic:pic>
                   <pic:nvPicPr>
-                    <pic:cNvPr descr="C:/Users/LEONA/Documents/GitHub/TOBIT/outputs/figures/figure_h5_victim_decision_target_decision_other.png" id="149" name="Picture"/>
+                    <pic:cNvPr descr="C:/Users/LEONA/Documents/GitHub/TOBIT/outputs/figures/figure_h5_victim_decision_target_decision_other.png" id="152" name="Picture"/>
                     <pic:cNvPicPr>
                       <a:picLocks noChangeArrowheads="1" noChangeAspect="1"/>
                     </pic:cNvPicPr>
                   </pic:nvPicPr>
                   <pic:blipFill>
-                    <a:blip r:embed="rId147"/>
+                    <a:blip r:embed="rId150"/>
                     <a:stretch>
                       <a:fillRect/>
                     </a:stretch>
@@ -9503,8 +9437,8 @@
         <w:t xml:space="preserve">The plotted lines summarize how the fitted predicted judgement changes across the focal term while holding the remaining covariates at their reference profile.</w:t>
       </w:r>
     </w:p>
-    <w:bookmarkEnd w:id="150"/>
-    <w:bookmarkStart w:id="154" w:name="X24bb5787c729feb4c88c2040e52544e0f982e47"/>
+    <w:bookmarkEnd w:id="153"/>
+    <w:bookmarkStart w:id="157" w:name="X24bb5787c729feb4c88c2040e52544e0f982e47"/>
     <w:p>
       <w:pPr>
         <w:pStyle w:val="Heading3"/>
@@ -9522,18 +9456,18 @@
           <wp:inline>
             <wp:extent cx="5334000" cy="3758045"/>
             <wp:effectExtent b="0" l="0" r="0" t="0"/>
-            <wp:docPr descr="H5 Bystander: model-implied predictions for Victim-N1 outgroup vs ingroup." title="" id="152" name="Picture"/>
+            <wp:docPr descr="H5 Bystander: model-implied predictions for Victim-N1 outgroup vs ingroup." title="" id="155" name="Picture"/>
             <a:graphic>
               <a:graphicData uri="http://schemas.openxmlformats.org/drawingml/2006/picture">
                 <pic:pic>
                   <pic:nvPicPr>
-                    <pic:cNvPr descr="C:/Users/LEONA/Documents/GitHub/TOBIT/outputs/figures/figure_h5_bystander_victim_n1_groupoutgroup.png" id="153" name="Picture"/>
+                    <pic:cNvPr descr="C:/Users/LEONA/Documents/GitHub/TOBIT/outputs/figures/figure_h5_bystander_victim_n1_groupoutgroup.png" id="156" name="Picture"/>
                     <pic:cNvPicPr>
                       <a:picLocks noChangeArrowheads="1" noChangeAspect="1"/>
                     </pic:cNvPicPr>
                   </pic:nvPicPr>
                   <pic:blipFill>
-                    <a:blip r:embed="rId151"/>
+                    <a:blip r:embed="rId154"/>
                     <a:stretch>
                       <a:fillRect/>
                     </a:stretch>
@@ -9576,8 +9510,8 @@
         <w:t xml:space="preserve">Across the displayed contrast, the model implies higher predicted judgement toward the right-hand side of the plot.</w:t>
       </w:r>
     </w:p>
-    <w:bookmarkEnd w:id="154"/>
-    <w:bookmarkStart w:id="158" w:name="X9abed49d8e0cf7414deed7d5ddc62f897eefcbc"/>
+    <w:bookmarkEnd w:id="157"/>
+    <w:bookmarkStart w:id="161" w:name="X9abed49d8e0cf7414deed7d5ddc62f897eefcbc"/>
     <w:p>
       <w:pPr>
         <w:pStyle w:val="Heading3"/>
@@ -9595,18 +9529,18 @@
           <wp:inline>
             <wp:extent cx="5334000" cy="3758045"/>
             <wp:effectExtent b="0" l="0" r="0" t="0"/>
-            <wp:docPr descr="H5 Bystander: model-implied predictions for Victim-N2 outgroup vs ingroup." title="" id="156" name="Picture"/>
+            <wp:docPr descr="H5 Bystander: model-implied predictions for Victim-N2 outgroup vs ingroup." title="" id="159" name="Picture"/>
             <a:graphic>
               <a:graphicData uri="http://schemas.openxmlformats.org/drawingml/2006/picture">
                 <pic:pic>
                   <pic:nvPicPr>
-                    <pic:cNvPr descr="C:/Users/LEONA/Documents/GitHub/TOBIT/outputs/figures/figure_h5_bystander_victim_n2_groupoutgroup.png" id="157" name="Picture"/>
+                    <pic:cNvPr descr="C:/Users/LEONA/Documents/GitHub/TOBIT/outputs/figures/figure_h5_bystander_victim_n2_groupoutgroup.png" id="160" name="Picture"/>
                     <pic:cNvPicPr>
                       <a:picLocks noChangeArrowheads="1" noChangeAspect="1"/>
                     </pic:cNvPicPr>
                   </pic:nvPicPr>
                   <pic:blipFill>
-                    <a:blip r:embed="rId155"/>
+                    <a:blip r:embed="rId158"/>
                     <a:stretch>
                       <a:fillRect/>
                     </a:stretch>
@@ -9649,8 +9583,8 @@
         <w:t xml:space="preserve">Across the displayed contrast, the model implies higher predicted judgement toward the right-hand side of the plot.</w:t>
       </w:r>
     </w:p>
-    <w:bookmarkEnd w:id="158"/>
-    <w:bookmarkStart w:id="162" w:name="h5-bystander-target-accepted"/>
+    <w:bookmarkEnd w:id="161"/>
+    <w:bookmarkStart w:id="165" w:name="h5-bystander-target-accepted"/>
     <w:p>
       <w:pPr>
         <w:pStyle w:val="Heading3"/>
@@ -9668,18 +9602,18 @@
           <wp:inline>
             <wp:extent cx="5334000" cy="3758045"/>
             <wp:effectExtent b="0" l="0" r="0" t="0"/>
-            <wp:docPr descr="H5 Bystander: model-implied predictions for Target accepted." title="" id="160" name="Picture"/>
+            <wp:docPr descr="H5 Bystander: model-implied predictions for Target accepted." title="" id="163" name="Picture"/>
             <a:graphic>
               <a:graphicData uri="http://schemas.openxmlformats.org/drawingml/2006/picture">
                 <pic:pic>
                   <pic:nvPicPr>
-                    <pic:cNvPr descr="C:/Users/LEONA/Documents/GitHub/TOBIT/outputs/figures/figure_h5_bystander_decision_target.png" id="161" name="Picture"/>
+                    <pic:cNvPr descr="C:/Users/LEONA/Documents/GitHub/TOBIT/outputs/figures/figure_h5_bystander_decision_target.png" id="164" name="Picture"/>
                     <pic:cNvPicPr>
                       <a:picLocks noChangeArrowheads="1" noChangeAspect="1"/>
                     </pic:cNvPicPr>
                   </pic:nvPicPr>
                   <pic:blipFill>
-                    <a:blip r:embed="rId159"/>
+                    <a:blip r:embed="rId162"/>
                     <a:stretch>
                       <a:fillRect/>
                     </a:stretch>
@@ -9722,8 +9656,8 @@
         <w:t xml:space="preserve">Across the displayed contrast, the model implies lower predicted judgement toward the right-hand side of the plot.</w:t>
       </w:r>
     </w:p>
-    <w:bookmarkEnd w:id="162"/>
-    <w:bookmarkStart w:id="166" w:name="h5-bystander-other-negotiator-accepted"/>
+    <w:bookmarkEnd w:id="165"/>
+    <w:bookmarkStart w:id="169" w:name="h5-bystander-other-negotiator-accepted"/>
     <w:p>
       <w:pPr>
         <w:pStyle w:val="Heading3"/>
@@ -9741,18 +9675,18 @@
           <wp:inline>
             <wp:extent cx="5334000" cy="3758045"/>
             <wp:effectExtent b="0" l="0" r="0" t="0"/>
-            <wp:docPr descr="H5 Bystander: model-implied predictions for Other negotiator accepted." title="" id="164" name="Picture"/>
+            <wp:docPr descr="H5 Bystander: model-implied predictions for Other negotiator accepted." title="" id="167" name="Picture"/>
             <a:graphic>
               <a:graphicData uri="http://schemas.openxmlformats.org/drawingml/2006/picture">
                 <pic:pic>
                   <pic:nvPicPr>
-                    <pic:cNvPr descr="C:/Users/LEONA/Documents/GitHub/TOBIT/outputs/figures/figure_h5_bystander_decision_other.png" id="165" name="Picture"/>
+                    <pic:cNvPr descr="C:/Users/LEONA/Documents/GitHub/TOBIT/outputs/figures/figure_h5_bystander_decision_other.png" id="168" name="Picture"/>
                     <pic:cNvPicPr>
                       <a:picLocks noChangeArrowheads="1" noChangeAspect="1"/>
                     </pic:cNvPicPr>
                   </pic:nvPicPr>
                   <pic:blipFill>
-                    <a:blip r:embed="rId163"/>
+                    <a:blip r:embed="rId166"/>
                     <a:stretch>
                       <a:fillRect/>
                     </a:stretch>
@@ -9795,8 +9729,8 @@
         <w:t xml:space="preserve">Across the displayed contrast, the model implies lower predicted judgement toward the right-hand side of the plot.</w:t>
       </w:r>
     </w:p>
-    <w:bookmarkEnd w:id="166"/>
-    <w:bookmarkStart w:id="170" w:name="X54d62c543a29564b99272901ad4077324123289"/>
+    <w:bookmarkEnd w:id="169"/>
+    <w:bookmarkStart w:id="173" w:name="X54d62c543a29564b99272901ad4077324123289"/>
     <w:p>
       <w:pPr>
         <w:pStyle w:val="Heading3"/>
@@ -9814,18 +9748,18 @@
           <wp:inline>
             <wp:extent cx="5334000" cy="3758045"/>
             <wp:effectExtent b="0" l="0" r="0" t="0"/>
-            <wp:docPr descr="H5 Bystander: model-implied predictions for Victim-N1 outgroup vs ingroup x Victim-N2 outgroup vs ingroup." title="" id="168" name="Picture"/>
+            <wp:docPr descr="H5 Bystander: model-implied predictions for Victim-N1 outgroup vs ingroup x Victim-N2 outgroup vs ingroup." title="" id="171" name="Picture"/>
             <a:graphic>
               <a:graphicData uri="http://schemas.openxmlformats.org/drawingml/2006/picture">
                 <pic:pic>
                   <pic:nvPicPr>
-                    <pic:cNvPr descr="C:/Users/LEONA/Documents/GitHub/TOBIT/outputs/figures/figure_h5_bystander_victim_n1_groupoutgroup_victim_n2_groupoutgroup.png" id="169" name="Picture"/>
+                    <pic:cNvPr descr="C:/Users/LEONA/Documents/GitHub/TOBIT/outputs/figures/figure_h5_bystander_victim_n1_groupoutgroup_victim_n2_groupoutgroup.png" id="172" name="Picture"/>
                     <pic:cNvPicPr>
                       <a:picLocks noChangeArrowheads="1" noChangeAspect="1"/>
                     </pic:cNvPicPr>
                   </pic:nvPicPr>
                   <pic:blipFill>
-                    <a:blip r:embed="rId167"/>
+                    <a:blip r:embed="rId170"/>
                     <a:stretch>
                       <a:fillRect/>
                     </a:stretch>
@@ -9868,8 +9802,8 @@
         <w:t xml:space="preserve">The plotted lines summarize how the fitted predicted judgement changes across the focal term while holding the remaining covariates at their reference profile.</w:t>
       </w:r>
     </w:p>
-    <w:bookmarkEnd w:id="170"/>
-    <w:bookmarkStart w:id="174" w:name="Xbb1c350f96f6b884ddfa02b72a45276d2da07da"/>
+    <w:bookmarkEnd w:id="173"/>
+    <w:bookmarkStart w:id="177" w:name="Xbb1c350f96f6b884ddfa02b72a45276d2da07da"/>
     <w:p>
       <w:pPr>
         <w:pStyle w:val="Heading3"/>
@@ -9887,18 +9821,18 @@
           <wp:inline>
             <wp:extent cx="5334000" cy="3758045"/>
             <wp:effectExtent b="0" l="0" r="0" t="0"/>
-            <wp:docPr descr="H5 Bystander: model-implied predictions for Empathy: Fantasy x Bystander-victim outgroup vs ingroup." title="" id="172" name="Picture"/>
+            <wp:docPr descr="H5 Bystander: model-implied predictions for Empathy: Fantasy x Bystander-victim outgroup vs ingroup." title="" id="175" name="Picture"/>
             <a:graphic>
               <a:graphicData uri="http://schemas.openxmlformats.org/drawingml/2006/picture">
                 <pic:pic>
                   <pic:nvPicPr>
-                    <pic:cNvPr descr="C:/Users/LEONA/Documents/GitHub/TOBIT/outputs/figures/figure_h5_bystander_iri_fs_bystander_victim_groupoutgroup.png" id="173" name="Picture"/>
+                    <pic:cNvPr descr="C:/Users/LEONA/Documents/GitHub/TOBIT/outputs/figures/figure_h5_bystander_iri_fs_bystander_victim_groupoutgroup.png" id="176" name="Picture"/>
                     <pic:cNvPicPr>
                       <a:picLocks noChangeArrowheads="1" noChangeAspect="1"/>
                     </pic:cNvPicPr>
                   </pic:nvPicPr>
                   <pic:blipFill>
-                    <a:blip r:embed="rId171"/>
+                    <a:blip r:embed="rId174"/>
                     <a:stretch>
                       <a:fillRect/>
                     </a:stretch>
@@ -9941,8 +9875,8 @@
         <w:t xml:space="preserve">The plotted lines summarize how the fitted predicted judgement changes across the focal term while holding the remaining covariates at their reference profile.</w:t>
       </w:r>
     </w:p>
-    <w:bookmarkEnd w:id="174"/>
-    <w:bookmarkStart w:id="178" w:name="X164e4830a91e6bc5ce42d04133b56b0cd3cbb78"/>
+    <w:bookmarkEnd w:id="177"/>
+    <w:bookmarkStart w:id="181" w:name="X164e4830a91e6bc5ce42d04133b56b0cd3cbb78"/>
     <w:p>
       <w:pPr>
         <w:pStyle w:val="Heading3"/>
@@ -9960,18 +9894,18 @@
           <wp:inline>
             <wp:extent cx="5334000" cy="3758045"/>
             <wp:effectExtent b="0" l="0" r="0" t="0"/>
-            <wp:docPr descr="H5 Bystander: model-implied predictions for Target accepted x Other accepted." title="" id="176" name="Picture"/>
+            <wp:docPr descr="H5 Bystander: model-implied predictions for Target accepted x Other accepted." title="" id="179" name="Picture"/>
             <a:graphic>
               <a:graphicData uri="http://schemas.openxmlformats.org/drawingml/2006/picture">
                 <pic:pic>
                   <pic:nvPicPr>
-                    <pic:cNvPr descr="C:/Users/LEONA/Documents/GitHub/TOBIT/outputs/figures/figure_h5_bystander_decision_target_decision_other.png" id="177" name="Picture"/>
+                    <pic:cNvPr descr="C:/Users/LEONA/Documents/GitHub/TOBIT/outputs/figures/figure_h5_bystander_decision_target_decision_other.png" id="180" name="Picture"/>
                     <pic:cNvPicPr>
                       <a:picLocks noChangeArrowheads="1" noChangeAspect="1"/>
                     </pic:cNvPicPr>
                   </pic:nvPicPr>
                   <pic:blipFill>
-                    <a:blip r:embed="rId175"/>
+                    <a:blip r:embed="rId178"/>
                     <a:stretch>
                       <a:fillRect/>
                     </a:stretch>
@@ -10014,9 +9948,9 @@
         <w:t xml:space="preserve">The plotted lines summarize how the fitted predicted judgement changes across the focal term while holding the remaining covariates at their reference profile.</w:t>
       </w:r>
     </w:p>
-    <w:bookmarkEnd w:id="178"/>
-    <w:bookmarkEnd w:id="179"/>
-    <w:bookmarkStart w:id="190" w:name="X5a8c3f9761090d629abc66a5a15f407445dc4ab"/>
+    <w:bookmarkEnd w:id="181"/>
+    <w:bookmarkEnd w:id="182"/>
+    <w:bookmarkStart w:id="193" w:name="X5a8c3f9761090d629abc66a5a15f407445dc4ab"/>
     <w:p>
       <w:pPr>
         <w:pStyle w:val="Heading2"/>
@@ -10025,13 +9959,25 @@
         <w:t xml:space="preserve">Full coefficient tables and interpretation summary</w:t>
       </w:r>
     </w:p>
-    <w:bookmarkStart w:id="180" w:name="h1-victim-coefficient-table"/>
+    <w:bookmarkStart w:id="183" w:name="h1-victim-coefficient-table"/>
     <w:p>
       <w:pPr>
         <w:pStyle w:val="Heading3"/>
       </w:pPr>
       <w:r>
         <w:t xml:space="preserve">H1 Victim coefficient table</w:t>
+      </w:r>
+    </w:p>
+    <w:p>
+      <w:pPr>
+        <w:pStyle w:val="FirstParagraph"/>
+      </w:pPr>
+      <w:r>
+        <w:rPr>
+          <w:b/>
+          <w:bCs/>
+        </w:rPr>
+        <w:t xml:space="preserve">Table 16. H1 Victim coefficient estimates</w:t>
       </w:r>
     </w:p>
     <w:tbl>
@@ -10809,14 +10755,26 @@
         <w:t xml:space="preserve">The H1 Victim model shows focal evidence for one hypothesis terms. Empathy: Perspective taking is associated with higher predicted judgement (estimate = 1.77, p = 0.004**). Session dummies remain in the fitted estimator for adjustment but are intentionally omitted from the substantive narrative.</w:t>
       </w:r>
     </w:p>
-    <w:bookmarkEnd w:id="180"/>
-    <w:bookmarkStart w:id="181" w:name="h1-bystander-coefficient-table"/>
+    <w:bookmarkEnd w:id="183"/>
+    <w:bookmarkStart w:id="184" w:name="h1-bystander-coefficient-table"/>
     <w:p>
       <w:pPr>
         <w:pStyle w:val="Heading3"/>
       </w:pPr>
       <w:r>
         <w:t xml:space="preserve">H1 Bystander coefficient table</w:t>
+      </w:r>
+    </w:p>
+    <w:p>
+      <w:pPr>
+        <w:pStyle w:val="FirstParagraph"/>
+      </w:pPr>
+      <w:r>
+        <w:rPr>
+          <w:b/>
+          <w:bCs/>
+        </w:rPr>
+        <w:t xml:space="preserve">Table 17. H1 Bystander coefficient estimates</w:t>
       </w:r>
     </w:p>
     <w:tbl>
@@ -11594,14 +11552,26 @@
         <w:t xml:space="preserve">In the H1 Bystander model, no focal hypothesis term reached p &lt; 0.10. The report therefore retains the coefficient table for auditability but does not attach a significance-driven substantive interpretation beyond the descriptive prediction plots.</w:t>
       </w:r>
     </w:p>
-    <w:bookmarkEnd w:id="181"/>
-    <w:bookmarkStart w:id="182" w:name="h2-victim-coefficient-table"/>
+    <w:bookmarkEnd w:id="184"/>
+    <w:bookmarkStart w:id="185" w:name="h2-victim-coefficient-table"/>
     <w:p>
       <w:pPr>
         <w:pStyle w:val="Heading3"/>
       </w:pPr>
       <w:r>
         <w:t xml:space="preserve">H2 Victim coefficient table</w:t>
+      </w:r>
+    </w:p>
+    <w:p>
+      <w:pPr>
+        <w:pStyle w:val="FirstParagraph"/>
+      </w:pPr>
+      <w:r>
+        <w:rPr>
+          <w:b/>
+          <w:bCs/>
+        </w:rPr>
+        <w:t xml:space="preserve">Table 18. H2 Victim coefficient estimates</w:t>
       </w:r>
     </w:p>
     <w:tbl>
@@ -12379,14 +12349,26 @@
         <w:t xml:space="preserve">In the H2 Victim model, no focal hypothesis term reached p &lt; 0.10. The report therefore retains the coefficient table for auditability but does not attach a significance-driven substantive interpretation beyond the descriptive prediction plots.</w:t>
       </w:r>
     </w:p>
-    <w:bookmarkEnd w:id="182"/>
-    <w:bookmarkStart w:id="183" w:name="h2-bystander-coefficient-table"/>
+    <w:bookmarkEnd w:id="185"/>
+    <w:bookmarkStart w:id="186" w:name="h2-bystander-coefficient-table"/>
     <w:p>
       <w:pPr>
         <w:pStyle w:val="Heading3"/>
       </w:pPr>
       <w:r>
         <w:t xml:space="preserve">H2 Bystander coefficient table</w:t>
+      </w:r>
+    </w:p>
+    <w:p>
+      <w:pPr>
+        <w:pStyle w:val="FirstParagraph"/>
+      </w:pPr>
+      <w:r>
+        <w:rPr>
+          <w:b/>
+          <w:bCs/>
+        </w:rPr>
+        <w:t xml:space="preserve">Table 19. H2 Bystander coefficient estimates</w:t>
       </w:r>
     </w:p>
     <w:tbl>
@@ -13436,14 +13418,26 @@
         <w:t xml:space="preserve">The H2 Bystander model shows focal evidence for 5 hypothesis terms. Victim-N2 outgroup vs ingroup is associated with lower predicted judgement (estimate = -2.33, p = 0.055+). Bystander-N2 outgroup vs ingroup is associated with higher predicted judgement (estimate = 2.08, p = 0.063+). Victim-N1 outgroup vs ingroup x Victim-N2 outgroup vs ingroup is associated with higher predicted judgement (estimate = 2.88, p = 0.068+). Session dummies remain in the fitted estimator for adjustment but are intentionally omitted from the substantive narrative.</w:t>
       </w:r>
     </w:p>
-    <w:bookmarkEnd w:id="183"/>
-    <w:bookmarkStart w:id="184" w:name="h3-victim-coefficient-table"/>
+    <w:bookmarkEnd w:id="186"/>
+    <w:bookmarkStart w:id="187" w:name="h3-victim-coefficient-table"/>
     <w:p>
       <w:pPr>
         <w:pStyle w:val="Heading3"/>
       </w:pPr>
       <w:r>
         <w:t xml:space="preserve">H3 Victim coefficient table</w:t>
+      </w:r>
+    </w:p>
+    <w:p>
+      <w:pPr>
+        <w:pStyle w:val="FirstParagraph"/>
+      </w:pPr>
+      <w:r>
+        <w:rPr>
+          <w:b/>
+          <w:bCs/>
+        </w:rPr>
+        <w:t xml:space="preserve">Table 20. H3 Victim coefficient estimates</w:t>
       </w:r>
     </w:p>
     <w:tbl>
@@ -15037,14 +15031,26 @@
         <w:t xml:space="preserve">The H3 Victim model shows focal evidence for 2 hypothesis terms. Empathy: Fantasy is associated with higher predicted judgement (estimate = 2.04, p = 0.017*). Empathy: Perspective taking is associated with higher predicted judgement (estimate = 1.68, p = 0.087+). Session dummies remain in the fitted estimator for adjustment but are intentionally omitted from the substantive narrative.</w:t>
       </w:r>
     </w:p>
-    <w:bookmarkEnd w:id="184"/>
-    <w:bookmarkStart w:id="185" w:name="h3-bystander-coefficient-table"/>
+    <w:bookmarkEnd w:id="187"/>
+    <w:bookmarkStart w:id="188" w:name="h3-bystander-coefficient-table"/>
     <w:p>
       <w:pPr>
         <w:pStyle w:val="Heading3"/>
       </w:pPr>
       <w:r>
         <w:t xml:space="preserve">H3 Bystander coefficient table</w:t>
+      </w:r>
+    </w:p>
+    <w:p>
+      <w:pPr>
+        <w:pStyle w:val="FirstParagraph"/>
+      </w:pPr>
+      <w:r>
+        <w:rPr>
+          <w:b/>
+          <w:bCs/>
+        </w:rPr>
+        <w:t xml:space="preserve">Table 21. H3 Bystander coefficient estimates</w:t>
       </w:r>
     </w:p>
     <w:tbl>
@@ -17182,14 +17188,26 @@
         <w:t xml:space="preserve">The H3 Bystander model shows focal evidence for 8 hypothesis terms. Empathy: Personal distress x Bystander-victim outgroup vs ingroup is associated with higher predicted judgement (estimate = 1.65, p = 0.032*). Victim-N2 outgroup vs ingroup is associated with lower predicted judgement (estimate = -2.32, p = 0.057+). Victim-N1 outgroup vs ingroup x Victim-N2 outgroup vs ingroup is associated with higher predicted judgement (estimate = 2.83, p = 0.072+). Session dummies remain in the fitted estimator for adjustment but are intentionally omitted from the substantive narrative.</w:t>
       </w:r>
     </w:p>
-    <w:bookmarkEnd w:id="185"/>
-    <w:bookmarkStart w:id="186" w:name="h4-victim-coefficient-table"/>
+    <w:bookmarkEnd w:id="188"/>
+    <w:bookmarkStart w:id="189" w:name="h4-victim-coefficient-table"/>
     <w:p>
       <w:pPr>
         <w:pStyle w:val="Heading3"/>
       </w:pPr>
       <w:r>
         <w:t xml:space="preserve">H4 Victim coefficient table</w:t>
+      </w:r>
+    </w:p>
+    <w:p>
+      <w:pPr>
+        <w:pStyle w:val="FirstParagraph"/>
+      </w:pPr>
+      <w:r>
+        <w:rPr>
+          <w:b/>
+          <w:bCs/>
+        </w:rPr>
+        <w:t xml:space="preserve">Table 22. H4 Victim coefficient estimates</w:t>
       </w:r>
     </w:p>
     <w:tbl>
@@ -17911,14 +17929,26 @@
         <w:t xml:space="preserve">). Other negotiator accepted is associated with lower predicted judgement (estimate = -3.95, p = &lt;0.001***). Session dummies remain in the fitted estimator for adjustment but are intentionally omitted from the substantive narrative.</w:t>
       </w:r>
     </w:p>
-    <w:bookmarkEnd w:id="186"/>
-    <w:bookmarkStart w:id="187" w:name="h4-bystander-coefficient-table"/>
+    <w:bookmarkEnd w:id="189"/>
+    <w:bookmarkStart w:id="190" w:name="h4-bystander-coefficient-table"/>
     <w:p>
       <w:pPr>
         <w:pStyle w:val="Heading3"/>
       </w:pPr>
       <w:r>
         <w:t xml:space="preserve">H4 Bystander coefficient table</w:t>
+      </w:r>
+    </w:p>
+    <w:p>
+      <w:pPr>
+        <w:pStyle w:val="FirstParagraph"/>
+      </w:pPr>
+      <w:r>
+        <w:rPr>
+          <w:b/>
+          <w:bCs/>
+        </w:rPr>
+        <w:t xml:space="preserve">Table 23. H4 Bystander coefficient estimates</w:t>
       </w:r>
     </w:p>
     <w:tbl>
@@ -18640,14 +18670,26 @@
         <w:t xml:space="preserve">). Target accepted x Other accepted is associated with higher predicted judgement (estimate = 4.85, p = &lt;0.001***). Session dummies remain in the fitted estimator for adjustment but are intentionally omitted from the substantive narrative.</w:t>
       </w:r>
     </w:p>
-    <w:bookmarkEnd w:id="187"/>
-    <w:bookmarkStart w:id="188" w:name="h5-victim-coefficient-table"/>
+    <w:bookmarkEnd w:id="190"/>
+    <w:bookmarkStart w:id="191" w:name="h5-victim-coefficient-table"/>
     <w:p>
       <w:pPr>
         <w:pStyle w:val="Heading3"/>
       </w:pPr>
       <w:r>
         <w:t xml:space="preserve">H5 Victim coefficient table</w:t>
+      </w:r>
+    </w:p>
+    <w:p>
+      <w:pPr>
+        <w:pStyle w:val="FirstParagraph"/>
+      </w:pPr>
+      <w:r>
+        <w:rPr>
+          <w:b/>
+          <w:bCs/>
+        </w:rPr>
+        <w:t xml:space="preserve">Table 24. H5 Victim coefficient estimates</w:t>
       </w:r>
     </w:p>
     <w:tbl>
@@ -20457,14 +20499,26 @@
         <w:t xml:space="preserve">). Other negotiator accepted is associated with lower predicted judgement (estimate = -3.88, p = &lt;0.001***). Session dummies remain in the fitted estimator for adjustment but are intentionally omitted from the substantive narrative.</w:t>
       </w:r>
     </w:p>
-    <w:bookmarkEnd w:id="188"/>
-    <w:bookmarkStart w:id="189" w:name="h5-bystander-coefficient-table"/>
+    <w:bookmarkEnd w:id="191"/>
+    <w:bookmarkStart w:id="192" w:name="h5-bystander-coefficient-table"/>
     <w:p>
       <w:pPr>
         <w:pStyle w:val="Heading3"/>
       </w:pPr>
       <w:r>
         <w:t xml:space="preserve">H5 Bystander coefficient table</w:t>
+      </w:r>
+    </w:p>
+    <w:p>
+      <w:pPr>
+        <w:pStyle w:val="FirstParagraph"/>
+      </w:pPr>
+      <w:r>
+        <w:rPr>
+          <w:b/>
+          <w:bCs/>
+        </w:rPr>
+        <w:t xml:space="preserve">Table 25. H5 Bystander coefficient estimates</w:t>
       </w:r>
     </w:p>
     <w:tbl>
@@ -22818,15 +22872,27 @@
         <w:t xml:space="preserve">). Target accepted x Other accepted is associated with higher predicted judgement (estimate = 4.89, p = &lt;0.001***). Session dummies remain in the fitted estimator for adjustment but are intentionally omitted from the substantive narrative.</w:t>
       </w:r>
     </w:p>
-    <w:bookmarkEnd w:id="189"/>
-    <w:bookmarkEnd w:id="190"/>
-    <w:bookmarkStart w:id="191" w:name="compliance-checklist"/>
+    <w:bookmarkEnd w:id="192"/>
+    <w:bookmarkEnd w:id="193"/>
+    <w:bookmarkStart w:id="194" w:name="compliance-checklist"/>
     <w:p>
       <w:pPr>
         <w:pStyle w:val="Heading2"/>
       </w:pPr>
       <w:r>
         <w:t xml:space="preserve">Compliance checklist</w:t>
+      </w:r>
+    </w:p>
+    <w:p>
+      <w:pPr>
+        <w:pStyle w:val="FirstParagraph"/>
+      </w:pPr>
+      <w:r>
+        <w:rPr>
+          <w:b/>
+          <w:bCs/>
+        </w:rPr>
+        <w:t xml:space="preserve">Table 26. Pipeline compliance checklist</w:t>
       </w:r>
     </w:p>
     <w:tbl>
@@ -23125,8 +23191,8 @@
         </w:tc>
       </w:tr>
     </w:tbl>
-    <w:bookmarkEnd w:id="191"/>
-    <w:bookmarkStart w:id="192" w:name="corrections-relative-to-outdated-notes"/>
+    <w:bookmarkEnd w:id="194"/>
+    <w:bookmarkStart w:id="195" w:name="corrections-relative-to-outdated-notes"/>
     <w:p>
       <w:pPr>
         <w:pStyle w:val="Heading2"/>
@@ -23182,8 +23248,8 @@
         <w:t xml:space="preserve">. The repository now documents the implemented estimator and the authoritative role-specific design directly.</w:t>
       </w:r>
     </w:p>
-    <w:bookmarkEnd w:id="192"/>
-    <w:bookmarkStart w:id="193" w:name="limitations"/>
+    <w:bookmarkEnd w:id="195"/>
+    <w:bookmarkStart w:id="196" w:name="limitations"/>
     <w:p>
       <w:pPr>
         <w:pStyle w:val="Heading2"/>
@@ -23212,8 +23278,8 @@
         <w:t xml:space="preserve">The dynamic figures visualize model-implied predictions from the saved primary Tobit fits and should be interpreted jointly with the coefficient tables rather than as standalone causal effects.</w:t>
       </w:r>
     </w:p>
-    <w:bookmarkEnd w:id="193"/>
-    <w:bookmarkStart w:id="194" w:name="discussion"/>
+    <w:bookmarkEnd w:id="196"/>
+    <w:bookmarkStart w:id="197" w:name="discussion"/>
     <w:p>
       <w:pPr>
         <w:pStyle w:val="Heading2"/>
@@ -23336,8 +23402,8 @@
         <w:t xml:space="preserve">The main limitations follow directly from that estimator choice and from the sparsity of some relational cells. The production branch does not estimate a full mixed Tobit, some interaction contrasts may be dropped in rank-deficient subsets, and any substantive reading should remain tied to the coefficient tables and model-implied figures rather than to isolated p-values. Future work should compare these production estimates against stable multilevel censored models, test alternative role-specific interaction sets, and examine whether the same theoretical patterns replicate under additional institutional or cultural contexts.</w:t>
       </w:r>
     </w:p>
-    <w:bookmarkEnd w:id="194"/>
-    <w:bookmarkStart w:id="195" w:name="final-audit-note"/>
+    <w:bookmarkEnd w:id="197"/>
+    <w:bookmarkStart w:id="198" w:name="final-audit-note"/>
     <w:p>
       <w:pPr>
         <w:pStyle w:val="Heading2"/>
@@ -23454,8 +23520,8 @@
         <w:t xml:space="preserve">, not a full mixed-effects Tobit with random participant and session intercepts.</w:t>
       </w:r>
     </w:p>
-    <w:bookmarkEnd w:id="195"/>
-    <w:bookmarkStart w:id="196" w:name="conclusion"/>
+    <w:bookmarkEnd w:id="198"/>
+    <w:bookmarkStart w:id="199" w:name="conclusion"/>
     <w:p>
       <w:pPr>
         <w:pStyle w:val="Heading2"/>
@@ -23496,8 +23562,8 @@
         <w:t xml:space="preserve">, no row duplication, and full H1-H5 coverage across victim and bystander specifications.</w:t>
       </w:r>
     </w:p>
-    <w:bookmarkEnd w:id="196"/>
-    <w:bookmarkEnd w:id="197"/>
+    <w:bookmarkEnd w:id="199"/>
+    <w:bookmarkEnd w:id="200"/>
     <w:sectPr>
       <w:footnotePr>
         <w:numRestart w:val="eachSect"/>

--- a/outputs/report/tobit_analysis_report.docx
+++ b/outputs/report/tobit_analysis_report.docx
@@ -23,7 +23,7 @@
         <w:pStyle w:val="Date"/>
       </w:pPr>
       <w:r>
-        <w:t xml:space="preserve">2026-04-20 19:57:21</w:t>
+        <w:t xml:space="preserve">2026-04-20 20:34:33</w:t>
       </w:r>
     </w:p>
     <w:p>
